--- a/1150080143_VoAnhKiet_CNPM2.docx
+++ b/1150080143_VoAnhKiet_CNPM2.docx
@@ -98,6 +98,2211 @@
           <w:lang w:val="vi-VN"/>
         </w:rPr>
         <w:t xml:space="preserve"> 5</w:t>
+      </w:r>
+    </w:p>
+    <w:p>
+      <w:pPr>
+        <w:rPr>
+          <w:rFonts w:ascii="Times New Roman" w:hAnsi="Times New Roman" w:cs="Times New Roman"/>
+          <w:sz w:val="26"/>
+          <w:szCs w:val="26"/>
+          <w:lang w:val="vi-VN"/>
+        </w:rPr>
+      </w:pPr>
+      <w:r>
+        <w:rPr>
+          <w:rFonts w:ascii="Times New Roman" w:hAnsi="Times New Roman" w:cs="Times New Roman"/>
+          <w:sz w:val="26"/>
+          <w:szCs w:val="26"/>
+          <w:lang w:val="vi-VN"/>
+        </w:rPr>
+        <w:t>1.</w:t>
+      </w:r>
+      <w:r>
+        <w:rPr>
+          <w:rFonts w:ascii="Times New Roman" w:hAnsi="Times New Roman" w:cs="Times New Roman"/>
+          <w:sz w:val="26"/>
+          <w:szCs w:val="26"/>
+          <w:lang w:val="vi-VN"/>
+        </w:rPr>
+        <w:t xml:space="preserve"> </w:t>
+      </w:r>
+      <w:r>
+        <w:rPr>
+          <w:rFonts w:ascii="Times New Roman" w:hAnsi="Times New Roman" w:cs="Times New Roman"/>
+          <w:sz w:val="26"/>
+          <w:szCs w:val="26"/>
+          <w:lang w:val="vi-VN"/>
+        </w:rPr>
+        <w:t>Tạo Project Console Application trên Microsoft visual studio 2022</w:t>
+      </w:r>
+    </w:p>
+    <w:p>
+      <w:pPr>
+        <w:rPr>
+          <w:lang w:val="vi-VN"/>
+        </w:rPr>
+      </w:pPr>
+      <w:r>
+        <w:rPr>
+          <w:lang w:val="vi-VN"/>
+        </w:rPr>
+        <w:t>Bước 1: Khởi động chương trình visual studio 2022. Hình ảnh dưới đây là màn</w:t>
+      </w:r>
+    </w:p>
+    <w:p>
+      <w:pPr>
+        <w:rPr>
+          <w:lang w:val="vi-VN"/>
+        </w:rPr>
+      </w:pPr>
+      <w:r>
+        <w:rPr>
+          <w:lang w:val="vi-VN"/>
+        </w:rPr>
+        <w:t>hình khởi động của ứng dụng:</w:t>
+      </w:r>
+    </w:p>
+    <w:p>
+      <w:pPr>
+        <w:rPr>
+          <w:lang w:val="vi-VN"/>
+        </w:rPr>
+      </w:pPr>
+      <w:r>
+        <w:rPr>
+          <w:lang w:val="vi-VN"/>
+        </w:rPr>
+        <w:drawing>
+          <wp:inline distT="0" distB="0" distL="0" distR="0" wp14:anchorId="07C6883C" wp14:editId="2D415DD2">
+            <wp:extent cx="5943600" cy="4138295"/>
+            <wp:effectExtent l="0" t="0" r="0" b="0"/>
+            <wp:docPr id="1" name="Picture 1"/>
+            <wp:cNvGraphicFramePr>
+              <a:graphicFrameLocks xmlns:a="http://schemas.openxmlformats.org/drawingml/2006/main" noChangeAspect="1"/>
+            </wp:cNvGraphicFramePr>
+            <a:graphic xmlns:a="http://schemas.openxmlformats.org/drawingml/2006/main">
+              <a:graphicData uri="http://schemas.openxmlformats.org/drawingml/2006/picture">
+                <pic:pic xmlns:pic="http://schemas.openxmlformats.org/drawingml/2006/picture">
+                  <pic:nvPicPr>
+                    <pic:cNvPr id="1" name=""/>
+                    <pic:cNvPicPr/>
+                  </pic:nvPicPr>
+                  <pic:blipFill>
+                    <a:blip r:embed="rId6"/>
+                    <a:stretch>
+                      <a:fillRect/>
+                    </a:stretch>
+                  </pic:blipFill>
+                  <pic:spPr>
+                    <a:xfrm>
+                      <a:off x="0" y="0"/>
+                      <a:ext cx="5943600" cy="4138295"/>
+                    </a:xfrm>
+                    <a:prstGeom prst="rect">
+                      <a:avLst/>
+                    </a:prstGeom>
+                  </pic:spPr>
+                </pic:pic>
+              </a:graphicData>
+            </a:graphic>
+          </wp:inline>
+        </w:drawing>
+      </w:r>
+    </w:p>
+    <w:p>
+      <w:pPr>
+        <w:rPr>
+          <w:lang w:val="vi-VN"/>
+        </w:rPr>
+      </w:pPr>
+      <w:r>
+        <w:rPr>
+          <w:lang w:val="vi-VN"/>
+        </w:rPr>
+        <w:t>Bước 2: Chọn Create a new project trên màn hình khởi động. Trong màn hình</w:t>
+      </w:r>
+    </w:p>
+    <w:p>
+      <w:pPr>
+        <w:rPr>
+          <w:lang w:val="vi-VN"/>
+        </w:rPr>
+      </w:pPr>
+      <w:r>
+        <w:rPr>
+          <w:lang w:val="vi-VN"/>
+        </w:rPr>
+        <w:t>tiếp theo, ở mục All languages → chọn C# trong danh sách ngôn ngữ lập trình.</w:t>
+      </w:r>
+    </w:p>
+    <w:p>
+      <w:pPr>
+        <w:rPr>
+          <w:lang w:val="vi-VN"/>
+        </w:rPr>
+      </w:pPr>
+      <w:r>
+        <w:rPr>
+          <w:lang w:val="vi-VN"/>
+        </w:rPr>
+        <w:t>Mục All platforms → chọn Windows. Ở mục All project types → chọn Console.</w:t>
+      </w:r>
+    </w:p>
+    <w:p>
+      <w:pPr>
+        <w:rPr>
+          <w:lang w:val="vi-VN"/>
+        </w:rPr>
+      </w:pPr>
+      <w:r>
+        <w:rPr>
+          <w:lang w:val="vi-VN"/>
+        </w:rPr>
+        <w:lastRenderedPageBreak/>
+        <w:drawing>
+          <wp:inline distT="0" distB="0" distL="0" distR="0" wp14:anchorId="4C844BFF" wp14:editId="18836049">
+            <wp:extent cx="5943600" cy="4140200"/>
+            <wp:effectExtent l="0" t="0" r="0" b="0"/>
+            <wp:docPr id="2" name="Picture 2"/>
+            <wp:cNvGraphicFramePr>
+              <a:graphicFrameLocks xmlns:a="http://schemas.openxmlformats.org/drawingml/2006/main" noChangeAspect="1"/>
+            </wp:cNvGraphicFramePr>
+            <a:graphic xmlns:a="http://schemas.openxmlformats.org/drawingml/2006/main">
+              <a:graphicData uri="http://schemas.openxmlformats.org/drawingml/2006/picture">
+                <pic:pic xmlns:pic="http://schemas.openxmlformats.org/drawingml/2006/picture">
+                  <pic:nvPicPr>
+                    <pic:cNvPr id="1" name=""/>
+                    <pic:cNvPicPr/>
+                  </pic:nvPicPr>
+                  <pic:blipFill>
+                    <a:blip r:embed="rId7"/>
+                    <a:stretch>
+                      <a:fillRect/>
+                    </a:stretch>
+                  </pic:blipFill>
+                  <pic:spPr>
+                    <a:xfrm>
+                      <a:off x="0" y="0"/>
+                      <a:ext cx="5943600" cy="4140200"/>
+                    </a:xfrm>
+                    <a:prstGeom prst="rect">
+                      <a:avLst/>
+                    </a:prstGeom>
+                  </pic:spPr>
+                </pic:pic>
+              </a:graphicData>
+            </a:graphic>
+          </wp:inline>
+        </w:drawing>
+      </w:r>
+    </w:p>
+    <w:p>
+      <w:pPr>
+        <w:rPr>
+          <w:lang w:val="vi-VN"/>
+        </w:rPr>
+      </w:pPr>
+      <w:r>
+        <w:rPr>
+          <w:lang w:val="vi-VN"/>
+        </w:rPr>
+        <w:t>Bước 3: Trong cửa sổ tiếp theo, bạn điền đầy đủ các thông tin về Project.</w:t>
+      </w:r>
+    </w:p>
+    <w:p>
+      <w:pPr>
+        <w:rPr>
+          <w:lang w:val="vi-VN"/>
+        </w:rPr>
+      </w:pPr>
+      <w:r>
+        <w:rPr>
+          <w:lang w:val="vi-VN"/>
+        </w:rPr>
+        <w:lastRenderedPageBreak/>
+        <w:drawing>
+          <wp:inline distT="0" distB="0" distL="0" distR="0" wp14:anchorId="03B2584C" wp14:editId="6F2B0DF5">
+            <wp:extent cx="5943600" cy="4161155"/>
+            <wp:effectExtent l="0" t="0" r="0" b="0"/>
+            <wp:docPr id="3" name="Picture 3"/>
+            <wp:cNvGraphicFramePr>
+              <a:graphicFrameLocks xmlns:a="http://schemas.openxmlformats.org/drawingml/2006/main" noChangeAspect="1"/>
+            </wp:cNvGraphicFramePr>
+            <a:graphic xmlns:a="http://schemas.openxmlformats.org/drawingml/2006/main">
+              <a:graphicData uri="http://schemas.openxmlformats.org/drawingml/2006/picture">
+                <pic:pic xmlns:pic="http://schemas.openxmlformats.org/drawingml/2006/picture">
+                  <pic:nvPicPr>
+                    <pic:cNvPr id="1" name=""/>
+                    <pic:cNvPicPr/>
+                  </pic:nvPicPr>
+                  <pic:blipFill>
+                    <a:blip r:embed="rId8"/>
+                    <a:stretch>
+                      <a:fillRect/>
+                    </a:stretch>
+                  </pic:blipFill>
+                  <pic:spPr>
+                    <a:xfrm>
+                      <a:off x="0" y="0"/>
+                      <a:ext cx="5943600" cy="4161155"/>
+                    </a:xfrm>
+                    <a:prstGeom prst="rect">
+                      <a:avLst/>
+                    </a:prstGeom>
+                  </pic:spPr>
+                </pic:pic>
+              </a:graphicData>
+            </a:graphic>
+          </wp:inline>
+        </w:drawing>
+      </w:r>
+    </w:p>
+    <w:p>
+      <w:pPr>
+        <w:rPr>
+          <w:lang w:val="vi-VN"/>
+        </w:rPr>
+      </w:pPr>
+      <w:r>
+        <w:rPr>
+          <w:lang w:val="vi-VN"/>
+        </w:rPr>
+        <w:t>Đây là kết quả!</w:t>
+      </w:r>
+    </w:p>
+    <w:p>
+      <w:pPr>
+        <w:rPr>
+          <w:lang w:val="vi-VN"/>
+        </w:rPr>
+      </w:pPr>
+      <w:r>
+        <w:rPr>
+          <w:lang w:val="vi-VN"/>
+        </w:rPr>
+        <w:drawing>
+          <wp:inline distT="0" distB="0" distL="0" distR="0" wp14:anchorId="469C22FE" wp14:editId="21193005">
+            <wp:extent cx="5943600" cy="3180080"/>
+            <wp:effectExtent l="0" t="0" r="0" b="1270"/>
+            <wp:docPr id="4" name="Picture 4"/>
+            <wp:cNvGraphicFramePr>
+              <a:graphicFrameLocks xmlns:a="http://schemas.openxmlformats.org/drawingml/2006/main" noChangeAspect="1"/>
+            </wp:cNvGraphicFramePr>
+            <a:graphic xmlns:a="http://schemas.openxmlformats.org/drawingml/2006/main">
+              <a:graphicData uri="http://schemas.openxmlformats.org/drawingml/2006/picture">
+                <pic:pic xmlns:pic="http://schemas.openxmlformats.org/drawingml/2006/picture">
+                  <pic:nvPicPr>
+                    <pic:cNvPr id="1" name=""/>
+                    <pic:cNvPicPr/>
+                  </pic:nvPicPr>
+                  <pic:blipFill>
+                    <a:blip r:embed="rId9"/>
+                    <a:stretch>
+                      <a:fillRect/>
+                    </a:stretch>
+                  </pic:blipFill>
+                  <pic:spPr>
+                    <a:xfrm>
+                      <a:off x="0" y="0"/>
+                      <a:ext cx="5943600" cy="3180080"/>
+                    </a:xfrm>
+                    <a:prstGeom prst="rect">
+                      <a:avLst/>
+                    </a:prstGeom>
+                  </pic:spPr>
+                </pic:pic>
+              </a:graphicData>
+            </a:graphic>
+          </wp:inline>
+        </w:drawing>
+      </w:r>
+    </w:p>
+    <w:p>
+      <w:pPr>
+        <w:rPr>
+          <w:rFonts w:ascii="Times New Roman" w:hAnsi="Times New Roman" w:cs="Times New Roman"/>
+          <w:sz w:val="26"/>
+          <w:szCs w:val="26"/>
+          <w:lang w:val="vi-VN"/>
+        </w:rPr>
+      </w:pPr>
+    </w:p>
+    <w:p>
+      <w:pPr>
+        <w:rPr>
+          <w:rFonts w:ascii="Times New Roman" w:hAnsi="Times New Roman" w:cs="Times New Roman"/>
+          <w:sz w:val="26"/>
+          <w:szCs w:val="26"/>
+          <w:lang w:val="vi-VN"/>
+        </w:rPr>
+      </w:pPr>
+      <w:r>
+        <w:rPr>
+          <w:rFonts w:ascii="Times New Roman" w:hAnsi="Times New Roman" w:cs="Times New Roman"/>
+          <w:sz w:val="26"/>
+          <w:szCs w:val="26"/>
+          <w:lang w:val="vi-VN"/>
+        </w:rPr>
+        <w:lastRenderedPageBreak/>
+        <w:t xml:space="preserve">Thực hành </w:t>
+      </w:r>
+      <w:r>
+        <w:rPr>
+          <w:rFonts w:ascii="Times New Roman" w:hAnsi="Times New Roman" w:cs="Times New Roman"/>
+          <w:sz w:val="26"/>
+          <w:szCs w:val="26"/>
+          <w:lang w:val="vi-VN"/>
+        </w:rPr>
+        <w:t>1</w:t>
+      </w:r>
+      <w:r>
+        <w:rPr>
+          <w:rFonts w:ascii="Times New Roman" w:hAnsi="Times New Roman" w:cs="Times New Roman"/>
+          <w:sz w:val="26"/>
+          <w:szCs w:val="26"/>
+          <w:lang w:val="vi-VN"/>
+        </w:rPr>
+        <w:t xml:space="preserve">: </w:t>
+      </w:r>
+      <w:r>
+        <w:rPr>
+          <w:rFonts w:ascii="Times New Roman" w:hAnsi="Times New Roman" w:cs="Times New Roman"/>
+          <w:sz w:val="26"/>
+          <w:szCs w:val="26"/>
+          <w:lang w:val="vi-VN"/>
+        </w:rPr>
+        <w:t>Chương trình tính chu vi và diện tích hình chữ nhật</w:t>
+      </w:r>
+    </w:p>
+    <w:p>
+      <w:pPr>
+        <w:rPr>
+          <w:rFonts w:ascii="Times New Roman" w:hAnsi="Times New Roman" w:cs="Times New Roman"/>
+          <w:sz w:val="26"/>
+          <w:szCs w:val="26"/>
+          <w:lang w:val="vi-VN"/>
+        </w:rPr>
+      </w:pPr>
+      <w:r>
+        <w:rPr>
+          <w:rFonts w:ascii="Times New Roman" w:hAnsi="Times New Roman" w:cs="Times New Roman"/>
+          <w:sz w:val="26"/>
+          <w:szCs w:val="26"/>
+          <w:lang w:val="vi-VN"/>
+        </w:rPr>
+        <w:drawing>
+          <wp:inline distT="0" distB="0" distL="0" distR="0" wp14:anchorId="791D778E" wp14:editId="6B821A93">
+            <wp:extent cx="5943600" cy="3220720"/>
+            <wp:effectExtent l="0" t="0" r="0" b="0"/>
+            <wp:docPr id="5" name="Picture 5"/>
+            <wp:cNvGraphicFramePr>
+              <a:graphicFrameLocks xmlns:a="http://schemas.openxmlformats.org/drawingml/2006/main" noChangeAspect="1"/>
+            </wp:cNvGraphicFramePr>
+            <a:graphic xmlns:a="http://schemas.openxmlformats.org/drawingml/2006/main">
+              <a:graphicData uri="http://schemas.openxmlformats.org/drawingml/2006/picture">
+                <pic:pic xmlns:pic="http://schemas.openxmlformats.org/drawingml/2006/picture">
+                  <pic:nvPicPr>
+                    <pic:cNvPr id="1" name=""/>
+                    <pic:cNvPicPr/>
+                  </pic:nvPicPr>
+                  <pic:blipFill>
+                    <a:blip r:embed="rId10"/>
+                    <a:stretch>
+                      <a:fillRect/>
+                    </a:stretch>
+                  </pic:blipFill>
+                  <pic:spPr>
+                    <a:xfrm>
+                      <a:off x="0" y="0"/>
+                      <a:ext cx="5943600" cy="3220720"/>
+                    </a:xfrm>
+                    <a:prstGeom prst="rect">
+                      <a:avLst/>
+                    </a:prstGeom>
+                  </pic:spPr>
+                </pic:pic>
+              </a:graphicData>
+            </a:graphic>
+          </wp:inline>
+        </w:drawing>
+      </w:r>
+    </w:p>
+    <w:p>
+      <w:pPr>
+        <w:rPr>
+          <w:rFonts w:ascii="Times New Roman" w:hAnsi="Times New Roman" w:cs="Times New Roman"/>
+          <w:sz w:val="26"/>
+          <w:szCs w:val="26"/>
+          <w:lang w:val="vi-VN"/>
+        </w:rPr>
+      </w:pPr>
+      <w:r>
+        <w:rPr>
+          <w:rFonts w:ascii="Times New Roman" w:hAnsi="Times New Roman" w:cs="Times New Roman"/>
+          <w:sz w:val="26"/>
+          <w:szCs w:val="26"/>
+          <w:lang w:val="vi-VN"/>
+        </w:rPr>
+        <w:t>Kết quả</w:t>
+      </w:r>
+    </w:p>
+    <w:p>
+      <w:pPr>
+        <w:rPr>
+          <w:rFonts w:ascii="Times New Roman" w:hAnsi="Times New Roman" w:cs="Times New Roman"/>
+          <w:sz w:val="26"/>
+          <w:szCs w:val="26"/>
+          <w:lang w:val="vi-VN"/>
+        </w:rPr>
+      </w:pPr>
+      <w:r>
+        <w:rPr>
+          <w:rFonts w:ascii="Times New Roman" w:hAnsi="Times New Roman" w:cs="Times New Roman"/>
+          <w:sz w:val="26"/>
+          <w:szCs w:val="26"/>
+          <w:lang w:val="vi-VN"/>
+        </w:rPr>
+        <w:drawing>
+          <wp:inline distT="0" distB="0" distL="0" distR="0" wp14:anchorId="5134541D" wp14:editId="5F8BBEB1">
+            <wp:extent cx="4353533" cy="2000529"/>
+            <wp:effectExtent l="0" t="0" r="9525" b="0"/>
+            <wp:docPr id="6" name="Picture 6"/>
+            <wp:cNvGraphicFramePr>
+              <a:graphicFrameLocks xmlns:a="http://schemas.openxmlformats.org/drawingml/2006/main" noChangeAspect="1"/>
+            </wp:cNvGraphicFramePr>
+            <a:graphic xmlns:a="http://schemas.openxmlformats.org/drawingml/2006/main">
+              <a:graphicData uri="http://schemas.openxmlformats.org/drawingml/2006/picture">
+                <pic:pic xmlns:pic="http://schemas.openxmlformats.org/drawingml/2006/picture">
+                  <pic:nvPicPr>
+                    <pic:cNvPr id="1" name=""/>
+                    <pic:cNvPicPr/>
+                  </pic:nvPicPr>
+                  <pic:blipFill>
+                    <a:blip r:embed="rId11"/>
+                    <a:stretch>
+                      <a:fillRect/>
+                    </a:stretch>
+                  </pic:blipFill>
+                  <pic:spPr>
+                    <a:xfrm>
+                      <a:off x="0" y="0"/>
+                      <a:ext cx="4353533" cy="2000529"/>
+                    </a:xfrm>
+                    <a:prstGeom prst="rect">
+                      <a:avLst/>
+                    </a:prstGeom>
+                  </pic:spPr>
+                </pic:pic>
+              </a:graphicData>
+            </a:graphic>
+          </wp:inline>
+        </w:drawing>
+      </w:r>
+    </w:p>
+    <w:p>
+      <w:pPr>
+        <w:rPr>
+          <w:rFonts w:ascii="Times New Roman" w:hAnsi="Times New Roman" w:cs="Times New Roman"/>
+          <w:sz w:val="26"/>
+          <w:szCs w:val="26"/>
+          <w:lang w:val="vi-VN"/>
+        </w:rPr>
+      </w:pPr>
+      <w:r>
+        <w:rPr>
+          <w:rFonts w:ascii="Times New Roman" w:hAnsi="Times New Roman" w:cs="Times New Roman"/>
+          <w:sz w:val="26"/>
+          <w:szCs w:val="26"/>
+          <w:lang w:val="vi-VN"/>
+        </w:rPr>
+        <w:t>Thực hành 2: Tìm số lớn hơn trong 2 số nguyên a và b được nhập vào từ bàn</w:t>
+      </w:r>
+    </w:p>
+    <w:p>
+      <w:pPr>
+        <w:rPr>
+          <w:rFonts w:ascii="Times New Roman" w:hAnsi="Times New Roman" w:cs="Times New Roman"/>
+          <w:sz w:val="26"/>
+          <w:szCs w:val="26"/>
+          <w:lang w:val="vi-VN"/>
+        </w:rPr>
+      </w:pPr>
+      <w:r>
+        <w:rPr>
+          <w:rFonts w:ascii="Times New Roman" w:hAnsi="Times New Roman" w:cs="Times New Roman"/>
+          <w:sz w:val="26"/>
+          <w:szCs w:val="26"/>
+          <w:lang w:val="vi-VN"/>
+        </w:rPr>
+        <w:t>phím.</w:t>
+      </w:r>
+    </w:p>
+    <w:p>
+      <w:pPr>
+        <w:rPr>
+          <w:rFonts w:ascii="Times New Roman" w:hAnsi="Times New Roman" w:cs="Times New Roman"/>
+          <w:sz w:val="26"/>
+          <w:szCs w:val="26"/>
+          <w:lang w:val="vi-VN"/>
+        </w:rPr>
+      </w:pPr>
+      <w:r>
+        <w:rPr>
+          <w:rFonts w:ascii="Times New Roman" w:hAnsi="Times New Roman" w:cs="Times New Roman"/>
+          <w:sz w:val="26"/>
+          <w:szCs w:val="26"/>
+          <w:lang w:val="vi-VN"/>
+        </w:rPr>
+        <w:lastRenderedPageBreak/>
+        <w:drawing>
+          <wp:inline distT="0" distB="0" distL="0" distR="0" wp14:anchorId="69692721" wp14:editId="79429D0E">
+            <wp:extent cx="5943600" cy="3345180"/>
+            <wp:effectExtent l="0" t="0" r="0" b="7620"/>
+            <wp:docPr id="7" name="Picture 7"/>
+            <wp:cNvGraphicFramePr>
+              <a:graphicFrameLocks xmlns:a="http://schemas.openxmlformats.org/drawingml/2006/main" noChangeAspect="1"/>
+            </wp:cNvGraphicFramePr>
+            <a:graphic xmlns:a="http://schemas.openxmlformats.org/drawingml/2006/main">
+              <a:graphicData uri="http://schemas.openxmlformats.org/drawingml/2006/picture">
+                <pic:pic xmlns:pic="http://schemas.openxmlformats.org/drawingml/2006/picture">
+                  <pic:nvPicPr>
+                    <pic:cNvPr id="1" name=""/>
+                    <pic:cNvPicPr/>
+                  </pic:nvPicPr>
+                  <pic:blipFill>
+                    <a:blip r:embed="rId12"/>
+                    <a:stretch>
+                      <a:fillRect/>
+                    </a:stretch>
+                  </pic:blipFill>
+                  <pic:spPr>
+                    <a:xfrm>
+                      <a:off x="0" y="0"/>
+                      <a:ext cx="5943600" cy="3345180"/>
+                    </a:xfrm>
+                    <a:prstGeom prst="rect">
+                      <a:avLst/>
+                    </a:prstGeom>
+                  </pic:spPr>
+                </pic:pic>
+              </a:graphicData>
+            </a:graphic>
+          </wp:inline>
+        </w:drawing>
+      </w:r>
+    </w:p>
+    <w:p>
+      <w:pPr>
+        <w:rPr>
+          <w:rFonts w:ascii="Times New Roman" w:hAnsi="Times New Roman" w:cs="Times New Roman"/>
+          <w:sz w:val="26"/>
+          <w:szCs w:val="26"/>
+          <w:lang w:val="vi-VN"/>
+        </w:rPr>
+      </w:pPr>
+      <w:r>
+        <w:rPr>
+          <w:rFonts w:ascii="Times New Roman" w:hAnsi="Times New Roman" w:cs="Times New Roman"/>
+          <w:sz w:val="26"/>
+          <w:szCs w:val="26"/>
+          <w:lang w:val="vi-VN"/>
+        </w:rPr>
+        <w:t>Kết quả</w:t>
+      </w:r>
+    </w:p>
+    <w:p>
+      <w:pPr>
+        <w:rPr>
+          <w:rFonts w:ascii="Times New Roman" w:hAnsi="Times New Roman" w:cs="Times New Roman"/>
+          <w:sz w:val="26"/>
+          <w:szCs w:val="26"/>
+          <w:lang w:val="vi-VN"/>
+        </w:rPr>
+      </w:pPr>
+      <w:r>
+        <w:rPr>
+          <w:rFonts w:ascii="Times New Roman" w:hAnsi="Times New Roman" w:cs="Times New Roman"/>
+          <w:sz w:val="26"/>
+          <w:szCs w:val="26"/>
+          <w:lang w:val="vi-VN"/>
+        </w:rPr>
+        <w:drawing>
+          <wp:inline distT="0" distB="0" distL="0" distR="0" wp14:anchorId="228E3EA0" wp14:editId="46054A01">
+            <wp:extent cx="4105848" cy="1771897"/>
+            <wp:effectExtent l="0" t="0" r="9525" b="0"/>
+            <wp:docPr id="8" name="Picture 8"/>
+            <wp:cNvGraphicFramePr>
+              <a:graphicFrameLocks xmlns:a="http://schemas.openxmlformats.org/drawingml/2006/main" noChangeAspect="1"/>
+            </wp:cNvGraphicFramePr>
+            <a:graphic xmlns:a="http://schemas.openxmlformats.org/drawingml/2006/main">
+              <a:graphicData uri="http://schemas.openxmlformats.org/drawingml/2006/picture">
+                <pic:pic xmlns:pic="http://schemas.openxmlformats.org/drawingml/2006/picture">
+                  <pic:nvPicPr>
+                    <pic:cNvPr id="1" name=""/>
+                    <pic:cNvPicPr/>
+                  </pic:nvPicPr>
+                  <pic:blipFill>
+                    <a:blip r:embed="rId13"/>
+                    <a:stretch>
+                      <a:fillRect/>
+                    </a:stretch>
+                  </pic:blipFill>
+                  <pic:spPr>
+                    <a:xfrm>
+                      <a:off x="0" y="0"/>
+                      <a:ext cx="4105848" cy="1771897"/>
+                    </a:xfrm>
+                    <a:prstGeom prst="rect">
+                      <a:avLst/>
+                    </a:prstGeom>
+                  </pic:spPr>
+                </pic:pic>
+              </a:graphicData>
+            </a:graphic>
+          </wp:inline>
+        </w:drawing>
+      </w:r>
+    </w:p>
+    <w:p>
+      <w:pPr>
+        <w:rPr>
+          <w:rFonts w:ascii="Times New Roman" w:hAnsi="Times New Roman" w:cs="Times New Roman"/>
+          <w:sz w:val="26"/>
+          <w:szCs w:val="26"/>
+          <w:lang w:val="vi-VN"/>
+        </w:rPr>
+      </w:pPr>
+      <w:r>
+        <w:rPr>
+          <w:rFonts w:ascii="Times New Roman" w:hAnsi="Times New Roman" w:cs="Times New Roman"/>
+          <w:sz w:val="26"/>
+          <w:szCs w:val="26"/>
+          <w:lang w:val="vi-VN"/>
+        </w:rPr>
+        <w:t>Thực hành 3: Tìm số có giá trị lớn nhất trong 3 số nguyên a, b, c được nhập vào</w:t>
+      </w:r>
+    </w:p>
+    <w:p>
+      <w:pPr>
+        <w:rPr>
+          <w:rFonts w:ascii="Times New Roman" w:hAnsi="Times New Roman" w:cs="Times New Roman"/>
+          <w:sz w:val="26"/>
+          <w:szCs w:val="26"/>
+          <w:lang w:val="vi-VN"/>
+        </w:rPr>
+      </w:pPr>
+      <w:r>
+        <w:rPr>
+          <w:rFonts w:ascii="Times New Roman" w:hAnsi="Times New Roman" w:cs="Times New Roman"/>
+          <w:sz w:val="26"/>
+          <w:szCs w:val="26"/>
+          <w:lang w:val="vi-VN"/>
+        </w:rPr>
+        <w:t>từ bàn phím.</w:t>
+      </w:r>
+    </w:p>
+    <w:p>
+      <w:pPr>
+        <w:rPr>
+          <w:rFonts w:ascii="Times New Roman" w:hAnsi="Times New Roman" w:cs="Times New Roman"/>
+          <w:sz w:val="26"/>
+          <w:szCs w:val="26"/>
+          <w:lang w:val="vi-VN"/>
+        </w:rPr>
+      </w:pPr>
+      <w:r>
+        <w:rPr>
+          <w:rFonts w:ascii="Times New Roman" w:hAnsi="Times New Roman" w:cs="Times New Roman"/>
+          <w:sz w:val="26"/>
+          <w:szCs w:val="26"/>
+          <w:lang w:val="vi-VN"/>
+        </w:rPr>
+        <w:lastRenderedPageBreak/>
+        <w:drawing>
+          <wp:inline distT="0" distB="0" distL="0" distR="0" wp14:anchorId="14010975" wp14:editId="266ED204">
+            <wp:extent cx="5943600" cy="3127375"/>
+            <wp:effectExtent l="0" t="0" r="0" b="0"/>
+            <wp:docPr id="9" name="Picture 9"/>
+            <wp:cNvGraphicFramePr>
+              <a:graphicFrameLocks xmlns:a="http://schemas.openxmlformats.org/drawingml/2006/main" noChangeAspect="1"/>
+            </wp:cNvGraphicFramePr>
+            <a:graphic xmlns:a="http://schemas.openxmlformats.org/drawingml/2006/main">
+              <a:graphicData uri="http://schemas.openxmlformats.org/drawingml/2006/picture">
+                <pic:pic xmlns:pic="http://schemas.openxmlformats.org/drawingml/2006/picture">
+                  <pic:nvPicPr>
+                    <pic:cNvPr id="1" name=""/>
+                    <pic:cNvPicPr/>
+                  </pic:nvPicPr>
+                  <pic:blipFill>
+                    <a:blip r:embed="rId14"/>
+                    <a:stretch>
+                      <a:fillRect/>
+                    </a:stretch>
+                  </pic:blipFill>
+                  <pic:spPr>
+                    <a:xfrm>
+                      <a:off x="0" y="0"/>
+                      <a:ext cx="5943600" cy="3127375"/>
+                    </a:xfrm>
+                    <a:prstGeom prst="rect">
+                      <a:avLst/>
+                    </a:prstGeom>
+                  </pic:spPr>
+                </pic:pic>
+              </a:graphicData>
+            </a:graphic>
+          </wp:inline>
+        </w:drawing>
+      </w:r>
+    </w:p>
+    <w:p>
+      <w:pPr>
+        <w:rPr>
+          <w:rFonts w:ascii="Times New Roman" w:hAnsi="Times New Roman" w:cs="Times New Roman"/>
+          <w:sz w:val="26"/>
+          <w:szCs w:val="26"/>
+          <w:lang w:val="vi-VN"/>
+        </w:rPr>
+      </w:pPr>
+      <w:r>
+        <w:rPr>
+          <w:rFonts w:ascii="Times New Roman" w:hAnsi="Times New Roman" w:cs="Times New Roman"/>
+          <w:sz w:val="26"/>
+          <w:szCs w:val="26"/>
+          <w:lang w:val="vi-VN"/>
+        </w:rPr>
+        <w:t>Kết quả</w:t>
+      </w:r>
+    </w:p>
+    <w:p>
+      <w:pPr>
+        <w:rPr>
+          <w:rFonts w:ascii="Times New Roman" w:hAnsi="Times New Roman" w:cs="Times New Roman"/>
+          <w:sz w:val="26"/>
+          <w:szCs w:val="26"/>
+          <w:lang w:val="vi-VN"/>
+        </w:rPr>
+      </w:pPr>
+      <w:r>
+        <w:rPr>
+          <w:rFonts w:ascii="Times New Roman" w:hAnsi="Times New Roman" w:cs="Times New Roman"/>
+          <w:sz w:val="26"/>
+          <w:szCs w:val="26"/>
+          <w:lang w:val="vi-VN"/>
+        </w:rPr>
+        <w:drawing>
+          <wp:inline distT="0" distB="0" distL="0" distR="0" wp14:anchorId="7979A23E" wp14:editId="4A522E64">
+            <wp:extent cx="3610479" cy="1686160"/>
+            <wp:effectExtent l="0" t="0" r="9525" b="9525"/>
+            <wp:docPr id="10" name="Picture 10"/>
+            <wp:cNvGraphicFramePr>
+              <a:graphicFrameLocks xmlns:a="http://schemas.openxmlformats.org/drawingml/2006/main" noChangeAspect="1"/>
+            </wp:cNvGraphicFramePr>
+            <a:graphic xmlns:a="http://schemas.openxmlformats.org/drawingml/2006/main">
+              <a:graphicData uri="http://schemas.openxmlformats.org/drawingml/2006/picture">
+                <pic:pic xmlns:pic="http://schemas.openxmlformats.org/drawingml/2006/picture">
+                  <pic:nvPicPr>
+                    <pic:cNvPr id="1" name=""/>
+                    <pic:cNvPicPr/>
+                  </pic:nvPicPr>
+                  <pic:blipFill>
+                    <a:blip r:embed="rId15"/>
+                    <a:stretch>
+                      <a:fillRect/>
+                    </a:stretch>
+                  </pic:blipFill>
+                  <pic:spPr>
+                    <a:xfrm>
+                      <a:off x="0" y="0"/>
+                      <a:ext cx="3610479" cy="1686160"/>
+                    </a:xfrm>
+                    <a:prstGeom prst="rect">
+                      <a:avLst/>
+                    </a:prstGeom>
+                  </pic:spPr>
+                </pic:pic>
+              </a:graphicData>
+            </a:graphic>
+          </wp:inline>
+        </w:drawing>
+      </w:r>
+    </w:p>
+    <w:p>
+      <w:pPr>
+        <w:rPr>
+          <w:rFonts w:ascii="Times New Roman" w:hAnsi="Times New Roman" w:cs="Times New Roman"/>
+          <w:sz w:val="26"/>
+          <w:szCs w:val="26"/>
+          <w:lang w:val="vi-VN"/>
+        </w:rPr>
+      </w:pPr>
+      <w:r>
+        <w:rPr>
+          <w:rFonts w:ascii="Times New Roman" w:hAnsi="Times New Roman" w:cs="Times New Roman"/>
+          <w:sz w:val="26"/>
+          <w:szCs w:val="26"/>
+          <w:lang w:val="vi-VN"/>
+        </w:rPr>
+        <w:t>Thực hành 4: Cho biết một tháng có bao nhiêu ngày. Biết tháng, năm được nhập</w:t>
+      </w:r>
+    </w:p>
+    <w:p>
+      <w:pPr>
+        <w:rPr>
+          <w:rFonts w:ascii="Times New Roman" w:hAnsi="Times New Roman" w:cs="Times New Roman"/>
+          <w:sz w:val="26"/>
+          <w:szCs w:val="26"/>
+          <w:lang w:val="vi-VN"/>
+        </w:rPr>
+      </w:pPr>
+      <w:r>
+        <w:rPr>
+          <w:rFonts w:ascii="Times New Roman" w:hAnsi="Times New Roman" w:cs="Times New Roman"/>
+          <w:sz w:val="26"/>
+          <w:szCs w:val="26"/>
+          <w:lang w:val="vi-VN"/>
+        </w:rPr>
+        <w:t>vào từ bàn phím.</w:t>
+      </w:r>
+    </w:p>
+    <w:p>
+      <w:pPr>
+        <w:rPr>
+          <w:rFonts w:ascii="Times New Roman" w:hAnsi="Times New Roman" w:cs="Times New Roman"/>
+          <w:sz w:val="26"/>
+          <w:szCs w:val="26"/>
+          <w:lang w:val="vi-VN"/>
+        </w:rPr>
+      </w:pPr>
+      <w:r>
+        <w:rPr>
+          <w:rFonts w:ascii="Times New Roman" w:hAnsi="Times New Roman" w:cs="Times New Roman"/>
+          <w:sz w:val="26"/>
+          <w:szCs w:val="26"/>
+          <w:lang w:val="vi-VN"/>
+        </w:rPr>
+        <w:lastRenderedPageBreak/>
+        <w:drawing>
+          <wp:inline distT="0" distB="0" distL="0" distR="0" wp14:anchorId="6BE368A0" wp14:editId="50A44174">
+            <wp:extent cx="5943600" cy="3145155"/>
+            <wp:effectExtent l="0" t="0" r="0" b="0"/>
+            <wp:docPr id="11" name="Picture 11"/>
+            <wp:cNvGraphicFramePr>
+              <a:graphicFrameLocks xmlns:a="http://schemas.openxmlformats.org/drawingml/2006/main" noChangeAspect="1"/>
+            </wp:cNvGraphicFramePr>
+            <a:graphic xmlns:a="http://schemas.openxmlformats.org/drawingml/2006/main">
+              <a:graphicData uri="http://schemas.openxmlformats.org/drawingml/2006/picture">
+                <pic:pic xmlns:pic="http://schemas.openxmlformats.org/drawingml/2006/picture">
+                  <pic:nvPicPr>
+                    <pic:cNvPr id="1" name=""/>
+                    <pic:cNvPicPr/>
+                  </pic:nvPicPr>
+                  <pic:blipFill>
+                    <a:blip r:embed="rId16"/>
+                    <a:stretch>
+                      <a:fillRect/>
+                    </a:stretch>
+                  </pic:blipFill>
+                  <pic:spPr>
+                    <a:xfrm>
+                      <a:off x="0" y="0"/>
+                      <a:ext cx="5943600" cy="3145155"/>
+                    </a:xfrm>
+                    <a:prstGeom prst="rect">
+                      <a:avLst/>
+                    </a:prstGeom>
+                  </pic:spPr>
+                </pic:pic>
+              </a:graphicData>
+            </a:graphic>
+          </wp:inline>
+        </w:drawing>
+      </w:r>
+    </w:p>
+    <w:p>
+      <w:pPr>
+        <w:rPr>
+          <w:rFonts w:ascii="Times New Roman" w:hAnsi="Times New Roman" w:cs="Times New Roman"/>
+          <w:sz w:val="26"/>
+          <w:szCs w:val="26"/>
+          <w:lang w:val="vi-VN"/>
+        </w:rPr>
+      </w:pPr>
+      <w:r>
+        <w:rPr>
+          <w:rFonts w:ascii="Times New Roman" w:hAnsi="Times New Roman" w:cs="Times New Roman"/>
+          <w:sz w:val="26"/>
+          <w:szCs w:val="26"/>
+          <w:lang w:val="vi-VN"/>
+        </w:rPr>
+        <w:t>Kết quả</w:t>
+      </w:r>
+    </w:p>
+    <w:p>
+      <w:pPr>
+        <w:rPr>
+          <w:rFonts w:ascii="Times New Roman" w:hAnsi="Times New Roman" w:cs="Times New Roman"/>
+          <w:sz w:val="26"/>
+          <w:szCs w:val="26"/>
+          <w:lang w:val="vi-VN"/>
+        </w:rPr>
+      </w:pPr>
+      <w:r>
+        <w:rPr>
+          <w:rFonts w:ascii="Times New Roman" w:hAnsi="Times New Roman" w:cs="Times New Roman"/>
+          <w:sz w:val="26"/>
+          <w:szCs w:val="26"/>
+          <w:lang w:val="vi-VN"/>
+        </w:rPr>
+        <w:drawing>
+          <wp:inline distT="0" distB="0" distL="0" distR="0" wp14:anchorId="1EE1775F" wp14:editId="4AAD30D5">
+            <wp:extent cx="2953162" cy="1390844"/>
+            <wp:effectExtent l="0" t="0" r="0" b="0"/>
+            <wp:docPr id="12" name="Picture 12"/>
+            <wp:cNvGraphicFramePr>
+              <a:graphicFrameLocks xmlns:a="http://schemas.openxmlformats.org/drawingml/2006/main" noChangeAspect="1"/>
+            </wp:cNvGraphicFramePr>
+            <a:graphic xmlns:a="http://schemas.openxmlformats.org/drawingml/2006/main">
+              <a:graphicData uri="http://schemas.openxmlformats.org/drawingml/2006/picture">
+                <pic:pic xmlns:pic="http://schemas.openxmlformats.org/drawingml/2006/picture">
+                  <pic:nvPicPr>
+                    <pic:cNvPr id="1" name=""/>
+                    <pic:cNvPicPr/>
+                  </pic:nvPicPr>
+                  <pic:blipFill>
+                    <a:blip r:embed="rId17"/>
+                    <a:stretch>
+                      <a:fillRect/>
+                    </a:stretch>
+                  </pic:blipFill>
+                  <pic:spPr>
+                    <a:xfrm>
+                      <a:off x="0" y="0"/>
+                      <a:ext cx="2953162" cy="1390844"/>
+                    </a:xfrm>
+                    <a:prstGeom prst="rect">
+                      <a:avLst/>
+                    </a:prstGeom>
+                  </pic:spPr>
+                </pic:pic>
+              </a:graphicData>
+            </a:graphic>
+          </wp:inline>
+        </w:drawing>
+      </w:r>
+    </w:p>
+    <w:p>
+      <w:pPr>
+        <w:rPr>
+          <w:rFonts w:ascii="Times New Roman" w:hAnsi="Times New Roman" w:cs="Times New Roman"/>
+          <w:sz w:val="26"/>
+          <w:szCs w:val="26"/>
+          <w:lang w:val="vi-VN"/>
+        </w:rPr>
+      </w:pPr>
+      <w:r>
+        <w:rPr>
+          <w:rFonts w:ascii="Times New Roman" w:hAnsi="Times New Roman" w:cs="Times New Roman"/>
+          <w:sz w:val="26"/>
+          <w:szCs w:val="26"/>
+          <w:lang w:val="vi-VN"/>
+        </w:rPr>
+        <w:t>Thực hành 5: Viết chương trình nhập vào một số nguyên n. Cho biết:</w:t>
+      </w:r>
+    </w:p>
+    <w:p>
+      <w:pPr>
+        <w:rPr>
+          <w:rFonts w:ascii="Times New Roman" w:hAnsi="Times New Roman" w:cs="Times New Roman"/>
+          <w:sz w:val="26"/>
+          <w:szCs w:val="26"/>
+          <w:lang w:val="vi-VN"/>
+        </w:rPr>
+      </w:pPr>
+      <w:r>
+        <w:rPr>
+          <w:rFonts w:ascii="Times New Roman" w:hAnsi="Times New Roman" w:cs="Times New Roman"/>
+          <w:sz w:val="26"/>
+          <w:szCs w:val="26"/>
+          <w:lang w:val="vi-VN"/>
+        </w:rPr>
+        <w:t>a)</w:t>
+      </w:r>
+      <w:r>
+        <w:rPr>
+          <w:rFonts w:ascii="Times New Roman" w:hAnsi="Times New Roman" w:cs="Times New Roman"/>
+          <w:sz w:val="26"/>
+          <w:szCs w:val="26"/>
+          <w:lang w:val="vi-VN"/>
+        </w:rPr>
+        <w:t xml:space="preserve"> </w:t>
+      </w:r>
+      <w:r>
+        <w:rPr>
+          <w:rFonts w:ascii="Times New Roman" w:hAnsi="Times New Roman" w:cs="Times New Roman"/>
+          <w:sz w:val="26"/>
+          <w:szCs w:val="26"/>
+          <w:lang w:val="vi-VN"/>
+        </w:rPr>
+        <w:t>n là số chẵn hay số lẻ?</w:t>
+      </w:r>
+    </w:p>
+    <w:p>
+      <w:pPr>
+        <w:rPr>
+          <w:rFonts w:ascii="Times New Roman" w:hAnsi="Times New Roman" w:cs="Times New Roman"/>
+          <w:sz w:val="26"/>
+          <w:szCs w:val="26"/>
+          <w:lang w:val="vi-VN"/>
+        </w:rPr>
+      </w:pPr>
+      <w:r>
+        <w:rPr>
+          <w:rFonts w:ascii="Times New Roman" w:hAnsi="Times New Roman" w:cs="Times New Roman"/>
+          <w:sz w:val="26"/>
+          <w:szCs w:val="26"/>
+          <w:lang w:val="vi-VN"/>
+        </w:rPr>
+        <w:t>b) n là số âm hay số không âm?</w:t>
+      </w:r>
+    </w:p>
+    <w:p>
+      <w:pPr>
+        <w:rPr>
+          <w:lang w:val="vi-VN"/>
+        </w:rPr>
+      </w:pPr>
+      <w:r>
+        <w:rPr>
+          <w:lang w:val="vi-VN"/>
+        </w:rPr>
+        <w:lastRenderedPageBreak/>
+        <w:drawing>
+          <wp:inline distT="0" distB="0" distL="0" distR="0" wp14:anchorId="6A5C1326" wp14:editId="7E18A0E0">
+            <wp:extent cx="5943600" cy="2600325"/>
+            <wp:effectExtent l="0" t="0" r="0" b="9525"/>
+            <wp:docPr id="14" name="Picture 14"/>
+            <wp:cNvGraphicFramePr>
+              <a:graphicFrameLocks xmlns:a="http://schemas.openxmlformats.org/drawingml/2006/main" noChangeAspect="1"/>
+            </wp:cNvGraphicFramePr>
+            <a:graphic xmlns:a="http://schemas.openxmlformats.org/drawingml/2006/main">
+              <a:graphicData uri="http://schemas.openxmlformats.org/drawingml/2006/picture">
+                <pic:pic xmlns:pic="http://schemas.openxmlformats.org/drawingml/2006/picture">
+                  <pic:nvPicPr>
+                    <pic:cNvPr id="1" name=""/>
+                    <pic:cNvPicPr/>
+                  </pic:nvPicPr>
+                  <pic:blipFill>
+                    <a:blip r:embed="rId18"/>
+                    <a:stretch>
+                      <a:fillRect/>
+                    </a:stretch>
+                  </pic:blipFill>
+                  <pic:spPr>
+                    <a:xfrm>
+                      <a:off x="0" y="0"/>
+                      <a:ext cx="5943600" cy="2600325"/>
+                    </a:xfrm>
+                    <a:prstGeom prst="rect">
+                      <a:avLst/>
+                    </a:prstGeom>
+                  </pic:spPr>
+                </pic:pic>
+              </a:graphicData>
+            </a:graphic>
+          </wp:inline>
+        </w:drawing>
+      </w:r>
+    </w:p>
+    <w:p>
+      <w:pPr>
+        <w:rPr>
+          <w:lang w:val="vi-VN"/>
+        </w:rPr>
+      </w:pPr>
+      <w:r>
+        <w:rPr>
+          <w:lang w:val="vi-VN"/>
+        </w:rPr>
+        <w:t>Kết quả</w:t>
+      </w:r>
+    </w:p>
+    <w:p>
+      <w:pPr>
+        <w:rPr>
+          <w:lang w:val="vi-VN"/>
+        </w:rPr>
+      </w:pPr>
+      <w:r>
+        <w:rPr>
+          <w:lang w:val="vi-VN"/>
+        </w:rPr>
+        <w:drawing>
+          <wp:inline distT="0" distB="0" distL="0" distR="0" wp14:anchorId="55D42F54" wp14:editId="48288D3F">
+            <wp:extent cx="3353268" cy="1419423"/>
+            <wp:effectExtent l="0" t="0" r="0" b="9525"/>
+            <wp:docPr id="15" name="Picture 15"/>
+            <wp:cNvGraphicFramePr>
+              <a:graphicFrameLocks xmlns:a="http://schemas.openxmlformats.org/drawingml/2006/main" noChangeAspect="1"/>
+            </wp:cNvGraphicFramePr>
+            <a:graphic xmlns:a="http://schemas.openxmlformats.org/drawingml/2006/main">
+              <a:graphicData uri="http://schemas.openxmlformats.org/drawingml/2006/picture">
+                <pic:pic xmlns:pic="http://schemas.openxmlformats.org/drawingml/2006/picture">
+                  <pic:nvPicPr>
+                    <pic:cNvPr id="1" name=""/>
+                    <pic:cNvPicPr/>
+                  </pic:nvPicPr>
+                  <pic:blipFill>
+                    <a:blip r:embed="rId19"/>
+                    <a:stretch>
+                      <a:fillRect/>
+                    </a:stretch>
+                  </pic:blipFill>
+                  <pic:spPr>
+                    <a:xfrm>
+                      <a:off x="0" y="0"/>
+                      <a:ext cx="3353268" cy="1419423"/>
+                    </a:xfrm>
+                    <a:prstGeom prst="rect">
+                      <a:avLst/>
+                    </a:prstGeom>
+                  </pic:spPr>
+                </pic:pic>
+              </a:graphicData>
+            </a:graphic>
+          </wp:inline>
+        </w:drawing>
+      </w:r>
+    </w:p>
+    <w:p>
+      <w:pPr>
+        <w:rPr>
+          <w:rFonts w:ascii="Times New Roman" w:hAnsi="Times New Roman" w:cs="Times New Roman"/>
+          <w:sz w:val="26"/>
+          <w:szCs w:val="26"/>
+          <w:lang w:val="vi-VN"/>
+        </w:rPr>
+      </w:pPr>
+    </w:p>
+    <w:p>
+      <w:pPr>
+        <w:rPr>
+          <w:rFonts w:ascii="Times New Roman" w:hAnsi="Times New Roman" w:cs="Times New Roman"/>
+          <w:sz w:val="26"/>
+          <w:szCs w:val="26"/>
+          <w:lang w:val="vi-VN"/>
+        </w:rPr>
+      </w:pPr>
+      <w:r>
+        <w:rPr>
+          <w:rFonts w:ascii="Times New Roman" w:hAnsi="Times New Roman" w:cs="Times New Roman"/>
+          <w:sz w:val="26"/>
+          <w:szCs w:val="26"/>
+          <w:lang w:val="vi-VN"/>
+        </w:rPr>
+        <w:t>Thực hành 6: Viết chương trình nhập vào 2 số thực dương chỉ chiều dài và chiều</w:t>
+      </w:r>
+      <w:r>
+        <w:rPr>
+          <w:rFonts w:ascii="Times New Roman" w:hAnsi="Times New Roman" w:cs="Times New Roman"/>
+          <w:sz w:val="26"/>
+          <w:szCs w:val="26"/>
+          <w:lang w:val="vi-VN"/>
+        </w:rPr>
+        <w:t xml:space="preserve"> </w:t>
+      </w:r>
+      <w:r>
+        <w:rPr>
+          <w:rFonts w:ascii="Times New Roman" w:hAnsi="Times New Roman" w:cs="Times New Roman"/>
+          <w:sz w:val="26"/>
+          <w:szCs w:val="26"/>
+          <w:lang w:val="vi-VN"/>
+        </w:rPr>
+        <w:t>rộng của hình chữ nhật. In ra màn hình chu vi và diện tích của hình chữ nhật đó.</w:t>
+      </w:r>
+    </w:p>
+    <w:p>
+      <w:pPr>
+        <w:rPr>
+          <w:rFonts w:ascii="Times New Roman" w:hAnsi="Times New Roman" w:cs="Times New Roman"/>
+          <w:sz w:val="26"/>
+          <w:szCs w:val="26"/>
+          <w:lang w:val="vi-VN"/>
+        </w:rPr>
+      </w:pPr>
+      <w:r>
+        <w:rPr>
+          <w:rFonts w:ascii="Times New Roman" w:hAnsi="Times New Roman" w:cs="Times New Roman"/>
+          <w:sz w:val="26"/>
+          <w:szCs w:val="26"/>
+          <w:lang w:val="vi-VN"/>
+        </w:rPr>
+        <w:drawing>
+          <wp:inline distT="0" distB="0" distL="0" distR="0" wp14:anchorId="70ECA809" wp14:editId="5414DDB3">
+            <wp:extent cx="5943600" cy="2578735"/>
+            <wp:effectExtent l="0" t="0" r="0" b="0"/>
+            <wp:docPr id="16" name="Picture 16"/>
+            <wp:cNvGraphicFramePr>
+              <a:graphicFrameLocks xmlns:a="http://schemas.openxmlformats.org/drawingml/2006/main" noChangeAspect="1"/>
+            </wp:cNvGraphicFramePr>
+            <a:graphic xmlns:a="http://schemas.openxmlformats.org/drawingml/2006/main">
+              <a:graphicData uri="http://schemas.openxmlformats.org/drawingml/2006/picture">
+                <pic:pic xmlns:pic="http://schemas.openxmlformats.org/drawingml/2006/picture">
+                  <pic:nvPicPr>
+                    <pic:cNvPr id="1" name=""/>
+                    <pic:cNvPicPr/>
+                  </pic:nvPicPr>
+                  <pic:blipFill>
+                    <a:blip r:embed="rId20"/>
+                    <a:stretch>
+                      <a:fillRect/>
+                    </a:stretch>
+                  </pic:blipFill>
+                  <pic:spPr>
+                    <a:xfrm>
+                      <a:off x="0" y="0"/>
+                      <a:ext cx="5943600" cy="2578735"/>
+                    </a:xfrm>
+                    <a:prstGeom prst="rect">
+                      <a:avLst/>
+                    </a:prstGeom>
+                  </pic:spPr>
+                </pic:pic>
+              </a:graphicData>
+            </a:graphic>
+          </wp:inline>
+        </w:drawing>
+      </w:r>
+    </w:p>
+    <w:p>
+      <w:pPr>
+        <w:rPr>
+          <w:rFonts w:ascii="Times New Roman" w:hAnsi="Times New Roman" w:cs="Times New Roman"/>
+          <w:sz w:val="26"/>
+          <w:szCs w:val="26"/>
+          <w:lang w:val="vi-VN"/>
+        </w:rPr>
+      </w:pPr>
+      <w:r>
+        <w:rPr>
+          <w:rFonts w:ascii="Times New Roman" w:hAnsi="Times New Roman" w:cs="Times New Roman"/>
+          <w:sz w:val="26"/>
+          <w:szCs w:val="26"/>
+          <w:lang w:val="vi-VN"/>
+        </w:rPr>
+        <w:lastRenderedPageBreak/>
+        <w:t>Kết quả</w:t>
+      </w:r>
+    </w:p>
+    <w:p>
+      <w:pPr>
+        <w:rPr>
+          <w:rFonts w:ascii="Times New Roman" w:hAnsi="Times New Roman" w:cs="Times New Roman"/>
+          <w:sz w:val="26"/>
+          <w:szCs w:val="26"/>
+          <w:lang w:val="vi-VN"/>
+        </w:rPr>
+      </w:pPr>
+      <w:r>
+        <w:rPr>
+          <w:rFonts w:ascii="Times New Roman" w:hAnsi="Times New Roman" w:cs="Times New Roman"/>
+          <w:sz w:val="26"/>
+          <w:szCs w:val="26"/>
+          <w:lang w:val="vi-VN"/>
+        </w:rPr>
+        <w:drawing>
+          <wp:inline distT="0" distB="0" distL="0" distR="0" wp14:anchorId="0B0DAABE" wp14:editId="265BFCD0">
+            <wp:extent cx="3315163" cy="1705213"/>
+            <wp:effectExtent l="0" t="0" r="0" b="9525"/>
+            <wp:docPr id="17" name="Picture 17"/>
+            <wp:cNvGraphicFramePr>
+              <a:graphicFrameLocks xmlns:a="http://schemas.openxmlformats.org/drawingml/2006/main" noChangeAspect="1"/>
+            </wp:cNvGraphicFramePr>
+            <a:graphic xmlns:a="http://schemas.openxmlformats.org/drawingml/2006/main">
+              <a:graphicData uri="http://schemas.openxmlformats.org/drawingml/2006/picture">
+                <pic:pic xmlns:pic="http://schemas.openxmlformats.org/drawingml/2006/picture">
+                  <pic:nvPicPr>
+                    <pic:cNvPr id="1" name=""/>
+                    <pic:cNvPicPr/>
+                  </pic:nvPicPr>
+                  <pic:blipFill>
+                    <a:blip r:embed="rId21"/>
+                    <a:stretch>
+                      <a:fillRect/>
+                    </a:stretch>
+                  </pic:blipFill>
+                  <pic:spPr>
+                    <a:xfrm>
+                      <a:off x="0" y="0"/>
+                      <a:ext cx="3315163" cy="1705213"/>
+                    </a:xfrm>
+                    <a:prstGeom prst="rect">
+                      <a:avLst/>
+                    </a:prstGeom>
+                  </pic:spPr>
+                </pic:pic>
+              </a:graphicData>
+            </a:graphic>
+          </wp:inline>
+        </w:drawing>
+      </w:r>
+    </w:p>
+    <w:p>
+      <w:pPr>
+        <w:rPr>
+          <w:rFonts w:ascii="Times New Roman" w:hAnsi="Times New Roman" w:cs="Times New Roman"/>
+          <w:sz w:val="26"/>
+          <w:szCs w:val="26"/>
+          <w:lang w:val="vi-VN"/>
+        </w:rPr>
+      </w:pPr>
+    </w:p>
+    <w:p>
+      <w:pPr>
+        <w:rPr>
+          <w:rFonts w:ascii="Times New Roman" w:hAnsi="Times New Roman" w:cs="Times New Roman"/>
+          <w:sz w:val="26"/>
+          <w:szCs w:val="26"/>
+          <w:lang w:val="vi-VN"/>
+        </w:rPr>
+      </w:pPr>
+      <w:r>
+        <w:rPr>
+          <w:rFonts w:ascii="Times New Roman" w:hAnsi="Times New Roman" w:cs="Times New Roman"/>
+          <w:sz w:val="26"/>
+          <w:szCs w:val="26"/>
+          <w:lang w:val="vi-VN"/>
+        </w:rPr>
+        <w:t>Thực hành 7: Viết chương trình nhập vào ba số thực chỉ độ dài của ba đoạn</w:t>
+      </w:r>
+      <w:r>
+        <w:rPr>
+          <w:rFonts w:ascii="Times New Roman" w:hAnsi="Times New Roman" w:cs="Times New Roman"/>
+          <w:sz w:val="26"/>
+          <w:szCs w:val="26"/>
+          <w:lang w:val="vi-VN"/>
+        </w:rPr>
+        <w:t xml:space="preserve"> </w:t>
+      </w:r>
+      <w:r>
+        <w:rPr>
+          <w:rFonts w:ascii="Times New Roman" w:hAnsi="Times New Roman" w:cs="Times New Roman"/>
+          <w:sz w:val="26"/>
+          <w:szCs w:val="26"/>
+          <w:lang w:val="vi-VN"/>
+        </w:rPr>
+        <w:t>thẳng. Kiểm tra nếu ba đoạn thẳng này lập thành được một tam giá thì hiển thị</w:t>
+      </w:r>
+      <w:r>
+        <w:rPr>
+          <w:rFonts w:ascii="Times New Roman" w:hAnsi="Times New Roman" w:cs="Times New Roman"/>
+          <w:sz w:val="26"/>
+          <w:szCs w:val="26"/>
+          <w:lang w:val="vi-VN"/>
+        </w:rPr>
+        <w:t xml:space="preserve"> </w:t>
+      </w:r>
+      <w:r>
+        <w:rPr>
+          <w:rFonts w:ascii="Times New Roman" w:hAnsi="Times New Roman" w:cs="Times New Roman"/>
+          <w:sz w:val="26"/>
+          <w:szCs w:val="26"/>
+          <w:lang w:val="vi-VN"/>
+        </w:rPr>
+        <w:t>chu vi và diện tích của tam giác đó.</w:t>
+      </w:r>
+    </w:p>
+    <w:p>
+      <w:pPr>
+        <w:rPr>
+          <w:rFonts w:ascii="Times New Roman" w:hAnsi="Times New Roman" w:cs="Times New Roman"/>
+          <w:sz w:val="26"/>
+          <w:szCs w:val="26"/>
+          <w:lang w:val="vi-VN"/>
+        </w:rPr>
+      </w:pPr>
+      <w:r>
+        <w:rPr>
+          <w:rFonts w:ascii="Times New Roman" w:hAnsi="Times New Roman" w:cs="Times New Roman"/>
+          <w:sz w:val="26"/>
+          <w:szCs w:val="26"/>
+          <w:lang w:val="vi-VN"/>
+        </w:rPr>
+        <w:drawing>
+          <wp:inline distT="0" distB="0" distL="0" distR="0" wp14:anchorId="6A2FAB3A" wp14:editId="614EFCE4">
+            <wp:extent cx="5943600" cy="2591435"/>
+            <wp:effectExtent l="0" t="0" r="0" b="0"/>
+            <wp:docPr id="18" name="Picture 18"/>
+            <wp:cNvGraphicFramePr>
+              <a:graphicFrameLocks xmlns:a="http://schemas.openxmlformats.org/drawingml/2006/main" noChangeAspect="1"/>
+            </wp:cNvGraphicFramePr>
+            <a:graphic xmlns:a="http://schemas.openxmlformats.org/drawingml/2006/main">
+              <a:graphicData uri="http://schemas.openxmlformats.org/drawingml/2006/picture">
+                <pic:pic xmlns:pic="http://schemas.openxmlformats.org/drawingml/2006/picture">
+                  <pic:nvPicPr>
+                    <pic:cNvPr id="1" name=""/>
+                    <pic:cNvPicPr/>
+                  </pic:nvPicPr>
+                  <pic:blipFill>
+                    <a:blip r:embed="rId22"/>
+                    <a:stretch>
+                      <a:fillRect/>
+                    </a:stretch>
+                  </pic:blipFill>
+                  <pic:spPr>
+                    <a:xfrm>
+                      <a:off x="0" y="0"/>
+                      <a:ext cx="5943600" cy="2591435"/>
+                    </a:xfrm>
+                    <a:prstGeom prst="rect">
+                      <a:avLst/>
+                    </a:prstGeom>
+                  </pic:spPr>
+                </pic:pic>
+              </a:graphicData>
+            </a:graphic>
+          </wp:inline>
+        </w:drawing>
+      </w:r>
+    </w:p>
+    <w:p>
+      <w:pPr>
+        <w:rPr>
+          <w:rFonts w:ascii="Times New Roman" w:hAnsi="Times New Roman" w:cs="Times New Roman"/>
+          <w:sz w:val="26"/>
+          <w:szCs w:val="26"/>
+          <w:lang w:val="vi-VN"/>
+        </w:rPr>
+      </w:pPr>
+      <w:r>
+        <w:rPr>
+          <w:rFonts w:ascii="Times New Roman" w:hAnsi="Times New Roman" w:cs="Times New Roman"/>
+          <w:sz w:val="26"/>
+          <w:szCs w:val="26"/>
+          <w:lang w:val="vi-VN"/>
+        </w:rPr>
+        <w:t>Kết quả</w:t>
+      </w:r>
+    </w:p>
+    <w:p>
+      <w:pPr>
+        <w:rPr>
+          <w:rFonts w:ascii="Times New Roman" w:hAnsi="Times New Roman" w:cs="Times New Roman"/>
+          <w:sz w:val="26"/>
+          <w:szCs w:val="26"/>
+          <w:lang w:val="vi-VN"/>
+        </w:rPr>
+      </w:pPr>
+      <w:r>
+        <w:rPr>
+          <w:rFonts w:ascii="Times New Roman" w:hAnsi="Times New Roman" w:cs="Times New Roman"/>
+          <w:sz w:val="26"/>
+          <w:szCs w:val="26"/>
+          <w:lang w:val="vi-VN"/>
+        </w:rPr>
+        <w:lastRenderedPageBreak/>
+        <w:drawing>
+          <wp:inline distT="0" distB="0" distL="0" distR="0" wp14:anchorId="6BBF0B6E" wp14:editId="1B265F25">
+            <wp:extent cx="4744112" cy="1991003"/>
+            <wp:effectExtent l="0" t="0" r="0" b="9525"/>
+            <wp:docPr id="19" name="Picture 19"/>
+            <wp:cNvGraphicFramePr>
+              <a:graphicFrameLocks xmlns:a="http://schemas.openxmlformats.org/drawingml/2006/main" noChangeAspect="1"/>
+            </wp:cNvGraphicFramePr>
+            <a:graphic xmlns:a="http://schemas.openxmlformats.org/drawingml/2006/main">
+              <a:graphicData uri="http://schemas.openxmlformats.org/drawingml/2006/picture">
+                <pic:pic xmlns:pic="http://schemas.openxmlformats.org/drawingml/2006/picture">
+                  <pic:nvPicPr>
+                    <pic:cNvPr id="1" name=""/>
+                    <pic:cNvPicPr/>
+                  </pic:nvPicPr>
+                  <pic:blipFill>
+                    <a:blip r:embed="rId23"/>
+                    <a:stretch>
+                      <a:fillRect/>
+                    </a:stretch>
+                  </pic:blipFill>
+                  <pic:spPr>
+                    <a:xfrm>
+                      <a:off x="0" y="0"/>
+                      <a:ext cx="4744112" cy="1991003"/>
+                    </a:xfrm>
+                    <a:prstGeom prst="rect">
+                      <a:avLst/>
+                    </a:prstGeom>
+                  </pic:spPr>
+                </pic:pic>
+              </a:graphicData>
+            </a:graphic>
+          </wp:inline>
+        </w:drawing>
+      </w:r>
+    </w:p>
+    <w:p>
+      <w:pPr>
+        <w:rPr>
+          <w:rFonts w:ascii="Times New Roman" w:hAnsi="Times New Roman" w:cs="Times New Roman"/>
+          <w:sz w:val="26"/>
+          <w:szCs w:val="26"/>
+          <w:lang w:val="vi-VN"/>
+        </w:rPr>
+      </w:pPr>
+    </w:p>
+    <w:p>
+      <w:pPr>
+        <w:rPr>
+          <w:rFonts w:ascii="Times New Roman" w:hAnsi="Times New Roman" w:cs="Times New Roman"/>
+          <w:sz w:val="26"/>
+          <w:szCs w:val="26"/>
+          <w:lang w:val="vi-VN"/>
+        </w:rPr>
+      </w:pPr>
+      <w:r>
+        <w:rPr>
+          <w:rFonts w:ascii="Times New Roman" w:hAnsi="Times New Roman" w:cs="Times New Roman"/>
+          <w:sz w:val="26"/>
+          <w:szCs w:val="26"/>
+          <w:lang w:val="vi-VN"/>
+        </w:rPr>
+        <w:t>Thực hành 8: Viết chương trình giải phương trình bậc 2: ax2 + bx + c = 0.</w:t>
+      </w:r>
+    </w:p>
+    <w:p>
+      <w:pPr>
+        <w:rPr>
+          <w:rFonts w:ascii="Times New Roman" w:hAnsi="Times New Roman" w:cs="Times New Roman"/>
+          <w:sz w:val="26"/>
+          <w:szCs w:val="26"/>
+          <w:lang w:val="vi-VN"/>
+        </w:rPr>
+      </w:pPr>
+      <w:r>
+        <w:rPr>
+          <w:rFonts w:ascii="Times New Roman" w:hAnsi="Times New Roman" w:cs="Times New Roman"/>
+          <w:sz w:val="26"/>
+          <w:szCs w:val="26"/>
+          <w:lang w:val="vi-VN"/>
+        </w:rPr>
+        <w:drawing>
+          <wp:inline distT="0" distB="0" distL="0" distR="0" wp14:anchorId="6FBAE7DB" wp14:editId="5C31AA7C">
+            <wp:extent cx="5943600" cy="2585085"/>
+            <wp:effectExtent l="0" t="0" r="0" b="5715"/>
+            <wp:docPr id="20" name="Picture 20"/>
+            <wp:cNvGraphicFramePr>
+              <a:graphicFrameLocks xmlns:a="http://schemas.openxmlformats.org/drawingml/2006/main" noChangeAspect="1"/>
+            </wp:cNvGraphicFramePr>
+            <a:graphic xmlns:a="http://schemas.openxmlformats.org/drawingml/2006/main">
+              <a:graphicData uri="http://schemas.openxmlformats.org/drawingml/2006/picture">
+                <pic:pic xmlns:pic="http://schemas.openxmlformats.org/drawingml/2006/picture">
+                  <pic:nvPicPr>
+                    <pic:cNvPr id="1" name=""/>
+                    <pic:cNvPicPr/>
+                  </pic:nvPicPr>
+                  <pic:blipFill>
+                    <a:blip r:embed="rId24"/>
+                    <a:stretch>
+                      <a:fillRect/>
+                    </a:stretch>
+                  </pic:blipFill>
+                  <pic:spPr>
+                    <a:xfrm>
+                      <a:off x="0" y="0"/>
+                      <a:ext cx="5943600" cy="2585085"/>
+                    </a:xfrm>
+                    <a:prstGeom prst="rect">
+                      <a:avLst/>
+                    </a:prstGeom>
+                  </pic:spPr>
+                </pic:pic>
+              </a:graphicData>
+            </a:graphic>
+          </wp:inline>
+        </w:drawing>
+      </w:r>
+    </w:p>
+    <w:p>
+      <w:pPr>
+        <w:rPr>
+          <w:rFonts w:ascii="Times New Roman" w:hAnsi="Times New Roman" w:cs="Times New Roman"/>
+          <w:sz w:val="26"/>
+          <w:szCs w:val="26"/>
+          <w:lang w:val="vi-VN"/>
+        </w:rPr>
+      </w:pPr>
+      <w:r>
+        <w:rPr>
+          <w:rFonts w:ascii="Times New Roman" w:hAnsi="Times New Roman" w:cs="Times New Roman"/>
+          <w:sz w:val="26"/>
+          <w:szCs w:val="26"/>
+          <w:lang w:val="vi-VN"/>
+        </w:rPr>
+        <w:t>Kết quả</w:t>
+      </w:r>
+    </w:p>
+    <w:p>
+      <w:pPr>
+        <w:rPr>
+          <w:rFonts w:ascii="Times New Roman" w:hAnsi="Times New Roman" w:cs="Times New Roman"/>
+          <w:sz w:val="26"/>
+          <w:szCs w:val="26"/>
+          <w:lang w:val="vi-VN"/>
+        </w:rPr>
+      </w:pPr>
+      <w:r>
+        <w:rPr>
+          <w:rFonts w:ascii="Times New Roman" w:hAnsi="Times New Roman" w:cs="Times New Roman"/>
+          <w:sz w:val="26"/>
+          <w:szCs w:val="26"/>
+          <w:lang w:val="vi-VN"/>
+        </w:rPr>
+        <w:drawing>
+          <wp:inline distT="0" distB="0" distL="0" distR="0" wp14:anchorId="1E7C0A9E" wp14:editId="17B01A1B">
+            <wp:extent cx="4315427" cy="1705213"/>
+            <wp:effectExtent l="0" t="0" r="9525" b="9525"/>
+            <wp:docPr id="21" name="Picture 21"/>
+            <wp:cNvGraphicFramePr>
+              <a:graphicFrameLocks xmlns:a="http://schemas.openxmlformats.org/drawingml/2006/main" noChangeAspect="1"/>
+            </wp:cNvGraphicFramePr>
+            <a:graphic xmlns:a="http://schemas.openxmlformats.org/drawingml/2006/main">
+              <a:graphicData uri="http://schemas.openxmlformats.org/drawingml/2006/picture">
+                <pic:pic xmlns:pic="http://schemas.openxmlformats.org/drawingml/2006/picture">
+                  <pic:nvPicPr>
+                    <pic:cNvPr id="1" name=""/>
+                    <pic:cNvPicPr/>
+                  </pic:nvPicPr>
+                  <pic:blipFill>
+                    <a:blip r:embed="rId25"/>
+                    <a:stretch>
+                      <a:fillRect/>
+                    </a:stretch>
+                  </pic:blipFill>
+                  <pic:spPr>
+                    <a:xfrm>
+                      <a:off x="0" y="0"/>
+                      <a:ext cx="4315427" cy="1705213"/>
+                    </a:xfrm>
+                    <a:prstGeom prst="rect">
+                      <a:avLst/>
+                    </a:prstGeom>
+                  </pic:spPr>
+                </pic:pic>
+              </a:graphicData>
+            </a:graphic>
+          </wp:inline>
+        </w:drawing>
+      </w:r>
+    </w:p>
+    <w:p>
+      <w:pPr>
+        <w:rPr>
+          <w:rFonts w:ascii="Times New Roman" w:hAnsi="Times New Roman" w:cs="Times New Roman"/>
+          <w:sz w:val="26"/>
+          <w:szCs w:val="26"/>
+          <w:lang w:val="vi-VN"/>
+        </w:rPr>
+      </w:pPr>
+    </w:p>
+    <w:p>
+      <w:pPr>
+        <w:rPr>
+          <w:rFonts w:ascii="Times New Roman" w:hAnsi="Times New Roman" w:cs="Times New Roman"/>
+          <w:sz w:val="26"/>
+          <w:szCs w:val="26"/>
+          <w:lang w:val="vi-VN"/>
+        </w:rPr>
+      </w:pPr>
+    </w:p>
+    <w:p>
+      <w:pPr>
+        <w:rPr>
+          <w:rFonts w:ascii="Times New Roman" w:hAnsi="Times New Roman" w:cs="Times New Roman"/>
+          <w:sz w:val="26"/>
+          <w:szCs w:val="26"/>
+          <w:lang w:val="vi-VN"/>
+        </w:rPr>
+      </w:pPr>
+      <w:r>
+        <w:rPr>
+          <w:rFonts w:ascii="Times New Roman" w:hAnsi="Times New Roman" w:cs="Times New Roman"/>
+          <w:sz w:val="26"/>
+          <w:szCs w:val="26"/>
+          <w:lang w:val="vi-VN"/>
+        </w:rPr>
+        <w:lastRenderedPageBreak/>
+        <w:t>Thực hành 9: Tính tổng các phần tử trong mảng.</w:t>
+      </w:r>
+    </w:p>
+    <w:p>
+      <w:pPr>
+        <w:rPr>
+          <w:rFonts w:ascii="Times New Roman" w:hAnsi="Times New Roman" w:cs="Times New Roman"/>
+          <w:sz w:val="26"/>
+          <w:szCs w:val="26"/>
+          <w:lang w:val="vi-VN"/>
+        </w:rPr>
+      </w:pPr>
+      <w:r>
+        <w:rPr>
+          <w:rFonts w:ascii="Times New Roman" w:hAnsi="Times New Roman" w:cs="Times New Roman"/>
+          <w:sz w:val="26"/>
+          <w:szCs w:val="26"/>
+          <w:lang w:val="vi-VN"/>
+        </w:rPr>
+        <w:drawing>
+          <wp:inline distT="0" distB="0" distL="0" distR="0" wp14:anchorId="7BF0ED8A" wp14:editId="27D7F828">
+            <wp:extent cx="5943600" cy="2565400"/>
+            <wp:effectExtent l="0" t="0" r="0" b="6350"/>
+            <wp:docPr id="22" name="Picture 22"/>
+            <wp:cNvGraphicFramePr>
+              <a:graphicFrameLocks xmlns:a="http://schemas.openxmlformats.org/drawingml/2006/main" noChangeAspect="1"/>
+            </wp:cNvGraphicFramePr>
+            <a:graphic xmlns:a="http://schemas.openxmlformats.org/drawingml/2006/main">
+              <a:graphicData uri="http://schemas.openxmlformats.org/drawingml/2006/picture">
+                <pic:pic xmlns:pic="http://schemas.openxmlformats.org/drawingml/2006/picture">
+                  <pic:nvPicPr>
+                    <pic:cNvPr id="1" name=""/>
+                    <pic:cNvPicPr/>
+                  </pic:nvPicPr>
+                  <pic:blipFill>
+                    <a:blip r:embed="rId26"/>
+                    <a:stretch>
+                      <a:fillRect/>
+                    </a:stretch>
+                  </pic:blipFill>
+                  <pic:spPr>
+                    <a:xfrm>
+                      <a:off x="0" y="0"/>
+                      <a:ext cx="5943600" cy="2565400"/>
+                    </a:xfrm>
+                    <a:prstGeom prst="rect">
+                      <a:avLst/>
+                    </a:prstGeom>
+                  </pic:spPr>
+                </pic:pic>
+              </a:graphicData>
+            </a:graphic>
+          </wp:inline>
+        </w:drawing>
+      </w:r>
+    </w:p>
+    <w:p>
+      <w:pPr>
+        <w:rPr>
+          <w:rFonts w:ascii="Times New Roman" w:hAnsi="Times New Roman" w:cs="Times New Roman"/>
+          <w:sz w:val="26"/>
+          <w:szCs w:val="26"/>
+          <w:lang w:val="vi-VN"/>
+        </w:rPr>
+      </w:pPr>
+      <w:r>
+        <w:rPr>
+          <w:rFonts w:ascii="Times New Roman" w:hAnsi="Times New Roman" w:cs="Times New Roman"/>
+          <w:sz w:val="26"/>
+          <w:szCs w:val="26"/>
+          <w:lang w:val="vi-VN"/>
+        </w:rPr>
+        <w:t>Kết quả</w:t>
+      </w:r>
+    </w:p>
+    <w:p>
+      <w:pPr>
+        <w:rPr>
+          <w:rFonts w:ascii="Times New Roman" w:hAnsi="Times New Roman" w:cs="Times New Roman"/>
+          <w:sz w:val="26"/>
+          <w:szCs w:val="26"/>
+          <w:lang w:val="vi-VN"/>
+        </w:rPr>
+      </w:pPr>
+      <w:r>
+        <w:rPr>
+          <w:rFonts w:ascii="Times New Roman" w:hAnsi="Times New Roman" w:cs="Times New Roman"/>
+          <w:sz w:val="26"/>
+          <w:szCs w:val="26"/>
+          <w:lang w:val="vi-VN"/>
+        </w:rPr>
+        <w:drawing>
+          <wp:inline distT="0" distB="0" distL="0" distR="0" wp14:anchorId="41188342" wp14:editId="64704AD9">
+            <wp:extent cx="4534533" cy="2162477"/>
+            <wp:effectExtent l="0" t="0" r="0" b="9525"/>
+            <wp:docPr id="23" name="Picture 23"/>
+            <wp:cNvGraphicFramePr>
+              <a:graphicFrameLocks xmlns:a="http://schemas.openxmlformats.org/drawingml/2006/main" noChangeAspect="1"/>
+            </wp:cNvGraphicFramePr>
+            <a:graphic xmlns:a="http://schemas.openxmlformats.org/drawingml/2006/main">
+              <a:graphicData uri="http://schemas.openxmlformats.org/drawingml/2006/picture">
+                <pic:pic xmlns:pic="http://schemas.openxmlformats.org/drawingml/2006/picture">
+                  <pic:nvPicPr>
+                    <pic:cNvPr id="1" name=""/>
+                    <pic:cNvPicPr/>
+                  </pic:nvPicPr>
+                  <pic:blipFill>
+                    <a:blip r:embed="rId27"/>
+                    <a:stretch>
+                      <a:fillRect/>
+                    </a:stretch>
+                  </pic:blipFill>
+                  <pic:spPr>
+                    <a:xfrm>
+                      <a:off x="0" y="0"/>
+                      <a:ext cx="4534533" cy="2162477"/>
+                    </a:xfrm>
+                    <a:prstGeom prst="rect">
+                      <a:avLst/>
+                    </a:prstGeom>
+                  </pic:spPr>
+                </pic:pic>
+              </a:graphicData>
+            </a:graphic>
+          </wp:inline>
+        </w:drawing>
+      </w:r>
+    </w:p>
+    <w:p>
+      <w:pPr>
+        <w:rPr>
+          <w:rFonts w:ascii="Times New Roman" w:hAnsi="Times New Roman" w:cs="Times New Roman"/>
+          <w:sz w:val="26"/>
+          <w:szCs w:val="26"/>
+          <w:lang w:val="vi-VN"/>
+        </w:rPr>
+      </w:pPr>
+      <w:r>
+        <w:rPr>
+          <w:rFonts w:ascii="Times New Roman" w:hAnsi="Times New Roman" w:cs="Times New Roman"/>
+          <w:sz w:val="26"/>
+          <w:szCs w:val="26"/>
+          <w:lang w:val="vi-VN"/>
+        </w:rPr>
+        <w:t>Thực hành 10: Dùng giải thuật sắp xếp chọn (Selection Sort) để sắp xếp tăng</w:t>
+      </w:r>
+    </w:p>
+    <w:p>
+      <w:pPr>
+        <w:rPr>
+          <w:rFonts w:ascii="Times New Roman" w:hAnsi="Times New Roman" w:cs="Times New Roman"/>
+          <w:sz w:val="26"/>
+          <w:szCs w:val="26"/>
+          <w:lang w:val="vi-VN"/>
+        </w:rPr>
+      </w:pPr>
+      <w:r>
+        <w:rPr>
+          <w:rFonts w:ascii="Times New Roman" w:hAnsi="Times New Roman" w:cs="Times New Roman"/>
+          <w:sz w:val="26"/>
+          <w:szCs w:val="26"/>
+          <w:lang w:val="vi-VN"/>
+        </w:rPr>
+        <w:t>dần mảng các số nguyên. Mảng các số nguyên được lưu trong tệp văn bản có tên</w:t>
+      </w:r>
+    </w:p>
+    <w:p>
+      <w:pPr>
+        <w:rPr>
+          <w:rFonts w:ascii="Times New Roman" w:hAnsi="Times New Roman" w:cs="Times New Roman"/>
+          <w:sz w:val="26"/>
+          <w:szCs w:val="26"/>
+          <w:lang w:val="vi-VN"/>
+        </w:rPr>
+      </w:pPr>
+      <w:r>
+        <w:rPr>
+          <w:rFonts w:ascii="Times New Roman" w:hAnsi="Times New Roman" w:cs="Times New Roman"/>
+          <w:sz w:val="26"/>
+          <w:szCs w:val="26"/>
+          <w:lang w:val="vi-VN"/>
+        </w:rPr>
+        <w:t>là “input_array.txt”.</w:t>
+      </w:r>
+    </w:p>
+    <w:p>
+      <w:pPr>
+        <w:rPr>
+          <w:rFonts w:ascii="Times New Roman" w:hAnsi="Times New Roman" w:cs="Times New Roman"/>
+          <w:sz w:val="26"/>
+          <w:szCs w:val="26"/>
+          <w:lang w:val="vi-VN"/>
+        </w:rPr>
+      </w:pPr>
+      <w:r>
+        <w:rPr>
+          <w:rFonts w:ascii="Times New Roman" w:hAnsi="Times New Roman" w:cs="Times New Roman"/>
+          <w:sz w:val="26"/>
+          <w:szCs w:val="26"/>
+          <w:lang w:val="vi-VN"/>
+        </w:rPr>
+        <w:lastRenderedPageBreak/>
+        <w:drawing>
+          <wp:inline distT="0" distB="0" distL="0" distR="0" wp14:anchorId="0C083179" wp14:editId="57329850">
+            <wp:extent cx="5943600" cy="2565400"/>
+            <wp:effectExtent l="0" t="0" r="0" b="6350"/>
+            <wp:docPr id="24" name="Picture 24"/>
+            <wp:cNvGraphicFramePr>
+              <a:graphicFrameLocks xmlns:a="http://schemas.openxmlformats.org/drawingml/2006/main" noChangeAspect="1"/>
+            </wp:cNvGraphicFramePr>
+            <a:graphic xmlns:a="http://schemas.openxmlformats.org/drawingml/2006/main">
+              <a:graphicData uri="http://schemas.openxmlformats.org/drawingml/2006/picture">
+                <pic:pic xmlns:pic="http://schemas.openxmlformats.org/drawingml/2006/picture">
+                  <pic:nvPicPr>
+                    <pic:cNvPr id="1" name=""/>
+                    <pic:cNvPicPr/>
+                  </pic:nvPicPr>
+                  <pic:blipFill>
+                    <a:blip r:embed="rId28"/>
+                    <a:stretch>
+                      <a:fillRect/>
+                    </a:stretch>
+                  </pic:blipFill>
+                  <pic:spPr>
+                    <a:xfrm>
+                      <a:off x="0" y="0"/>
+                      <a:ext cx="5943600" cy="2565400"/>
+                    </a:xfrm>
+                    <a:prstGeom prst="rect">
+                      <a:avLst/>
+                    </a:prstGeom>
+                  </pic:spPr>
+                </pic:pic>
+              </a:graphicData>
+            </a:graphic>
+          </wp:inline>
+        </w:drawing>
+      </w:r>
+    </w:p>
+    <w:p>
+      <w:pPr>
+        <w:rPr>
+          <w:rFonts w:ascii="Times New Roman" w:hAnsi="Times New Roman" w:cs="Times New Roman"/>
+          <w:sz w:val="26"/>
+          <w:szCs w:val="26"/>
+          <w:lang w:val="vi-VN"/>
+        </w:rPr>
+      </w:pPr>
+      <w:r>
+        <w:rPr>
+          <w:rFonts w:ascii="Times New Roman" w:hAnsi="Times New Roman" w:cs="Times New Roman"/>
+          <w:sz w:val="26"/>
+          <w:szCs w:val="26"/>
+          <w:lang w:val="vi-VN"/>
+        </w:rPr>
+        <w:t>Kết quả</w:t>
+      </w:r>
+    </w:p>
+    <w:p>
+      <w:pPr>
+        <w:rPr>
+          <w:rFonts w:ascii="Times New Roman" w:hAnsi="Times New Roman" w:cs="Times New Roman"/>
+          <w:sz w:val="26"/>
+          <w:szCs w:val="26"/>
+          <w:lang w:val="vi-VN"/>
+        </w:rPr>
+      </w:pPr>
+      <w:r>
+        <w:rPr>
+          <w:rFonts w:ascii="Times New Roman" w:hAnsi="Times New Roman" w:cs="Times New Roman"/>
+          <w:sz w:val="26"/>
+          <w:szCs w:val="26"/>
+          <w:lang w:val="vi-VN"/>
+        </w:rPr>
+        <w:drawing>
+          <wp:inline distT="0" distB="0" distL="0" distR="0" wp14:anchorId="0E51312A" wp14:editId="5BD7E402">
+            <wp:extent cx="3962953" cy="1686160"/>
+            <wp:effectExtent l="0" t="0" r="0" b="9525"/>
+            <wp:docPr id="25" name="Picture 25"/>
+            <wp:cNvGraphicFramePr>
+              <a:graphicFrameLocks xmlns:a="http://schemas.openxmlformats.org/drawingml/2006/main" noChangeAspect="1"/>
+            </wp:cNvGraphicFramePr>
+            <a:graphic xmlns:a="http://schemas.openxmlformats.org/drawingml/2006/main">
+              <a:graphicData uri="http://schemas.openxmlformats.org/drawingml/2006/picture">
+                <pic:pic xmlns:pic="http://schemas.openxmlformats.org/drawingml/2006/picture">
+                  <pic:nvPicPr>
+                    <pic:cNvPr id="1" name=""/>
+                    <pic:cNvPicPr/>
+                  </pic:nvPicPr>
+                  <pic:blipFill>
+                    <a:blip r:embed="rId29"/>
+                    <a:stretch>
+                      <a:fillRect/>
+                    </a:stretch>
+                  </pic:blipFill>
+                  <pic:spPr>
+                    <a:xfrm>
+                      <a:off x="0" y="0"/>
+                      <a:ext cx="3962953" cy="1686160"/>
+                    </a:xfrm>
+                    <a:prstGeom prst="rect">
+                      <a:avLst/>
+                    </a:prstGeom>
+                  </pic:spPr>
+                </pic:pic>
+              </a:graphicData>
+            </a:graphic>
+          </wp:inline>
+        </w:drawing>
+      </w:r>
+    </w:p>
+    <w:p>
+      <w:pPr>
+        <w:rPr>
+          <w:rFonts w:ascii="Times New Roman" w:hAnsi="Times New Roman" w:cs="Times New Roman"/>
+          <w:sz w:val="26"/>
+          <w:szCs w:val="26"/>
+          <w:lang w:val="vi-VN"/>
+        </w:rPr>
+      </w:pPr>
+      <w:r>
+        <w:rPr>
+          <w:rFonts w:ascii="Times New Roman" w:hAnsi="Times New Roman" w:cs="Times New Roman"/>
+          <w:sz w:val="26"/>
+          <w:szCs w:val="26"/>
+          <w:lang w:val="vi-VN"/>
+        </w:rPr>
+        <w:t>Thực hành 11: Chèn thêm một số nguyên được nhạp vào từ bàn phím vào mảng</w:t>
+      </w:r>
+    </w:p>
+    <w:p>
+      <w:pPr>
+        <w:rPr>
+          <w:rFonts w:ascii="Times New Roman" w:hAnsi="Times New Roman" w:cs="Times New Roman"/>
+          <w:sz w:val="26"/>
+          <w:szCs w:val="26"/>
+          <w:lang w:val="vi-VN"/>
+        </w:rPr>
+      </w:pPr>
+      <w:r>
+        <w:rPr>
+          <w:rFonts w:ascii="Times New Roman" w:hAnsi="Times New Roman" w:cs="Times New Roman"/>
+          <w:sz w:val="26"/>
+          <w:szCs w:val="26"/>
+          <w:lang w:val="vi-VN"/>
+        </w:rPr>
+        <w:t>đã sắp xếp tăng dần nhưng không làm mất tính tăng dần của mảng.</w:t>
+      </w:r>
+    </w:p>
+    <w:p>
+      <w:pPr>
+        <w:rPr>
+          <w:rFonts w:ascii="Times New Roman" w:hAnsi="Times New Roman" w:cs="Times New Roman"/>
+          <w:sz w:val="26"/>
+          <w:szCs w:val="26"/>
+          <w:lang w:val="vi-VN"/>
+        </w:rPr>
+      </w:pPr>
+      <w:r>
+        <w:rPr>
+          <w:rFonts w:ascii="Times New Roman" w:hAnsi="Times New Roman" w:cs="Times New Roman"/>
+          <w:sz w:val="26"/>
+          <w:szCs w:val="26"/>
+          <w:lang w:val="vi-VN"/>
+        </w:rPr>
+        <w:drawing>
+          <wp:inline distT="0" distB="0" distL="0" distR="0" wp14:anchorId="2681172C" wp14:editId="7A8FCB97">
+            <wp:extent cx="5943600" cy="2632075"/>
+            <wp:effectExtent l="0" t="0" r="0" b="0"/>
+            <wp:docPr id="26" name="Picture 26"/>
+            <wp:cNvGraphicFramePr>
+              <a:graphicFrameLocks xmlns:a="http://schemas.openxmlformats.org/drawingml/2006/main" noChangeAspect="1"/>
+            </wp:cNvGraphicFramePr>
+            <a:graphic xmlns:a="http://schemas.openxmlformats.org/drawingml/2006/main">
+              <a:graphicData uri="http://schemas.openxmlformats.org/drawingml/2006/picture">
+                <pic:pic xmlns:pic="http://schemas.openxmlformats.org/drawingml/2006/picture">
+                  <pic:nvPicPr>
+                    <pic:cNvPr id="1" name=""/>
+                    <pic:cNvPicPr/>
+                  </pic:nvPicPr>
+                  <pic:blipFill>
+                    <a:blip r:embed="rId30"/>
+                    <a:stretch>
+                      <a:fillRect/>
+                    </a:stretch>
+                  </pic:blipFill>
+                  <pic:spPr>
+                    <a:xfrm>
+                      <a:off x="0" y="0"/>
+                      <a:ext cx="5943600" cy="2632075"/>
+                    </a:xfrm>
+                    <a:prstGeom prst="rect">
+                      <a:avLst/>
+                    </a:prstGeom>
+                  </pic:spPr>
+                </pic:pic>
+              </a:graphicData>
+            </a:graphic>
+          </wp:inline>
+        </w:drawing>
+      </w:r>
+    </w:p>
+    <w:p>
+      <w:pPr>
+        <w:rPr>
+          <w:rFonts w:ascii="Times New Roman" w:hAnsi="Times New Roman" w:cs="Times New Roman"/>
+          <w:sz w:val="26"/>
+          <w:szCs w:val="26"/>
+          <w:lang w:val="vi-VN"/>
+        </w:rPr>
+      </w:pPr>
+      <w:r>
+        <w:rPr>
+          <w:rFonts w:ascii="Times New Roman" w:hAnsi="Times New Roman" w:cs="Times New Roman"/>
+          <w:sz w:val="26"/>
+          <w:szCs w:val="26"/>
+          <w:lang w:val="vi-VN"/>
+        </w:rPr>
+        <w:lastRenderedPageBreak/>
+        <w:t>Kết quả</w:t>
+      </w:r>
+    </w:p>
+    <w:p>
+      <w:pPr>
+        <w:rPr>
+          <w:rFonts w:ascii="Times New Roman" w:hAnsi="Times New Roman" w:cs="Times New Roman"/>
+          <w:sz w:val="26"/>
+          <w:szCs w:val="26"/>
+          <w:lang w:val="vi-VN"/>
+        </w:rPr>
+      </w:pPr>
+      <w:r>
+        <w:rPr>
+          <w:rFonts w:ascii="Times New Roman" w:hAnsi="Times New Roman" w:cs="Times New Roman"/>
+          <w:sz w:val="26"/>
+          <w:szCs w:val="26"/>
+          <w:lang w:val="vi-VN"/>
+        </w:rPr>
+        <w:drawing>
+          <wp:inline distT="0" distB="0" distL="0" distR="0" wp14:anchorId="2383BF1A" wp14:editId="10471AB8">
+            <wp:extent cx="3429479" cy="1486107"/>
+            <wp:effectExtent l="0" t="0" r="0" b="0"/>
+            <wp:docPr id="27" name="Picture 27"/>
+            <wp:cNvGraphicFramePr>
+              <a:graphicFrameLocks xmlns:a="http://schemas.openxmlformats.org/drawingml/2006/main" noChangeAspect="1"/>
+            </wp:cNvGraphicFramePr>
+            <a:graphic xmlns:a="http://schemas.openxmlformats.org/drawingml/2006/main">
+              <a:graphicData uri="http://schemas.openxmlformats.org/drawingml/2006/picture">
+                <pic:pic xmlns:pic="http://schemas.openxmlformats.org/drawingml/2006/picture">
+                  <pic:nvPicPr>
+                    <pic:cNvPr id="1" name=""/>
+                    <pic:cNvPicPr/>
+                  </pic:nvPicPr>
+                  <pic:blipFill>
+                    <a:blip r:embed="rId31"/>
+                    <a:stretch>
+                      <a:fillRect/>
+                    </a:stretch>
+                  </pic:blipFill>
+                  <pic:spPr>
+                    <a:xfrm>
+                      <a:off x="0" y="0"/>
+                      <a:ext cx="3429479" cy="1486107"/>
+                    </a:xfrm>
+                    <a:prstGeom prst="rect">
+                      <a:avLst/>
+                    </a:prstGeom>
+                  </pic:spPr>
+                </pic:pic>
+              </a:graphicData>
+            </a:graphic>
+          </wp:inline>
+        </w:drawing>
       </w:r>
     </w:p>
     <w:p>
@@ -128,6 +2333,195 @@
     </w:sectPr>
   </w:body>
 </w:document>
+</file>
+
+<file path=word/numbering.xml><?xml version="1.0" encoding="utf-8"?>
+<w:numbering xmlns:wpc="http://schemas.microsoft.com/office/word/2010/wordprocessingCanvas" xmlns:cx="http://schemas.microsoft.com/office/drawing/2014/chartex" xmlns:cx1="http://schemas.microsoft.com/office/drawing/2015/9/8/chartex" xmlns:cx2="http://schemas.microsoft.com/office/drawing/2015/10/21/chartex" xmlns:cx3="http://schemas.microsoft.com/office/drawing/2016/5/9/chartex" xmlns:cx4="http://schemas.microsoft.com/office/drawing/2016/5/10/chartex" xmlns:cx5="http://schemas.microsoft.com/office/drawing/2016/5/11/chartex" xmlns:cx6="http://schemas.microsoft.com/office/drawing/2016/5/12/chartex" xmlns:cx7="http://schemas.microsoft.com/office/drawing/2016/5/13/chartex" xmlns:cx8="http://schemas.microsoft.com/office/drawing/2016/5/14/chartex" xmlns:mc="http://schemas.openxmlformats.org/markup-compatibility/2006" xmlns:aink="http://schemas.microsoft.com/office/drawing/2016/ink" xmlns:am3d="http://schemas.microsoft.com/office/drawing/2017/model3d" xmlns:o="urn:schemas-microsoft-com:office:office" xmlns:oel="http://schemas.microsoft.com/office/2019/extlst" xmlns:r="http://schemas.openxmlformats.org/officeDocument/2006/relationships" xmlns:m="http://schemas.openxmlformats.org/officeDocument/2006/math" xmlns:v="urn:schemas-microsoft-com:vml" xmlns:wp14="http://schemas.microsoft.com/office/word/2010/wordprocessingDrawing" xmlns:wp="http://schemas.openxmlformats.org/drawingml/2006/wordprocessingDrawing" xmlns:w10="urn:schemas-microsoft-com:office:word" xmlns:w="http://schemas.openxmlformats.org/wordprocessingml/2006/main" xmlns:w14="http://schemas.microsoft.com/office/word/2010/wordml" xmlns:w15="http://schemas.microsoft.com/office/word/2012/wordml" xmlns:w16cex="http://schemas.microsoft.com/office/word/2018/wordml/cex" xmlns:w16cid="http://schemas.microsoft.com/office/word/2016/wordml/cid" xmlns:w16="http://schemas.microsoft.com/office/word/2018/wordml" xmlns:w16sdtdh="http://schemas.microsoft.com/office/word/2020/wordml/sdtdatahash" xmlns:w16se="http://schemas.microsoft.com/office/word/2015/wordml/symex" xmlns:wpg="http://schemas.microsoft.com/office/word/2010/wordprocessingGroup" xmlns:wpi="http://schemas.microsoft.com/office/word/2010/wordprocessingInk" xmlns:wne="http://schemas.microsoft.com/office/word/2006/wordml" xmlns:wps="http://schemas.microsoft.com/office/word/2010/wordprocessingShape" mc:Ignorable="w14 w15 w16se w16cid w16 w16cex w16sdtdh wp14">
+  <w:abstractNum w:abstractNumId="0" w15:restartNumberingAfterBreak="0">
+    <w:nsid w:val="0B5C7E66"/>
+    <w:multiLevelType w:val="hybridMultilevel"/>
+    <w:tmpl w:val="C952EF78"/>
+    <w:lvl w:ilvl="0" w:tplc="04090017">
+      <w:start w:val="1"/>
+      <w:numFmt w:val="lowerLetter"/>
+      <w:lvlText w:val="%1)"/>
+      <w:lvlJc w:val="left"/>
+      <w:pPr>
+        <w:ind w:left="720" w:hanging="360"/>
+      </w:pPr>
+      <w:rPr>
+        <w:rFonts w:hint="default"/>
+      </w:rPr>
+    </w:lvl>
+    <w:lvl w:ilvl="1" w:tplc="04090019" w:tentative="1">
+      <w:start w:val="1"/>
+      <w:numFmt w:val="lowerLetter"/>
+      <w:lvlText w:val="%2."/>
+      <w:lvlJc w:val="left"/>
+      <w:pPr>
+        <w:ind w:left="1440" w:hanging="360"/>
+      </w:pPr>
+    </w:lvl>
+    <w:lvl w:ilvl="2" w:tplc="0409001B" w:tentative="1">
+      <w:start w:val="1"/>
+      <w:numFmt w:val="lowerRoman"/>
+      <w:lvlText w:val="%3."/>
+      <w:lvlJc w:val="right"/>
+      <w:pPr>
+        <w:ind w:left="2160" w:hanging="180"/>
+      </w:pPr>
+    </w:lvl>
+    <w:lvl w:ilvl="3" w:tplc="0409000F" w:tentative="1">
+      <w:start w:val="1"/>
+      <w:numFmt w:val="decimal"/>
+      <w:lvlText w:val="%4."/>
+      <w:lvlJc w:val="left"/>
+      <w:pPr>
+        <w:ind w:left="2880" w:hanging="360"/>
+      </w:pPr>
+    </w:lvl>
+    <w:lvl w:ilvl="4" w:tplc="04090019" w:tentative="1">
+      <w:start w:val="1"/>
+      <w:numFmt w:val="lowerLetter"/>
+      <w:lvlText w:val="%5."/>
+      <w:lvlJc w:val="left"/>
+      <w:pPr>
+        <w:ind w:left="3600" w:hanging="360"/>
+      </w:pPr>
+    </w:lvl>
+    <w:lvl w:ilvl="5" w:tplc="0409001B" w:tentative="1">
+      <w:start w:val="1"/>
+      <w:numFmt w:val="lowerRoman"/>
+      <w:lvlText w:val="%6."/>
+      <w:lvlJc w:val="right"/>
+      <w:pPr>
+        <w:ind w:left="4320" w:hanging="180"/>
+      </w:pPr>
+    </w:lvl>
+    <w:lvl w:ilvl="6" w:tplc="0409000F" w:tentative="1">
+      <w:start w:val="1"/>
+      <w:numFmt w:val="decimal"/>
+      <w:lvlText w:val="%7."/>
+      <w:lvlJc w:val="left"/>
+      <w:pPr>
+        <w:ind w:left="5040" w:hanging="360"/>
+      </w:pPr>
+    </w:lvl>
+    <w:lvl w:ilvl="7" w:tplc="04090019" w:tentative="1">
+      <w:start w:val="1"/>
+      <w:numFmt w:val="lowerLetter"/>
+      <w:lvlText w:val="%8."/>
+      <w:lvlJc w:val="left"/>
+      <w:pPr>
+        <w:ind w:left="5760" w:hanging="360"/>
+      </w:pPr>
+    </w:lvl>
+    <w:lvl w:ilvl="8" w:tplc="0409001B" w:tentative="1">
+      <w:start w:val="1"/>
+      <w:numFmt w:val="lowerRoman"/>
+      <w:lvlText w:val="%9."/>
+      <w:lvlJc w:val="right"/>
+      <w:pPr>
+        <w:ind w:left="6480" w:hanging="180"/>
+      </w:pPr>
+    </w:lvl>
+  </w:abstractNum>
+  <w:abstractNum w:abstractNumId="1" w15:restartNumberingAfterBreak="0">
+    <w:nsid w:val="543E0F8F"/>
+    <w:multiLevelType w:val="hybridMultilevel"/>
+    <w:tmpl w:val="B02E7E00"/>
+    <w:lvl w:ilvl="0" w:tplc="0409000F">
+      <w:start w:val="1"/>
+      <w:numFmt w:val="decimal"/>
+      <w:lvlText w:val="%1."/>
+      <w:lvlJc w:val="left"/>
+      <w:pPr>
+        <w:ind w:left="720" w:hanging="360"/>
+      </w:pPr>
+      <w:rPr>
+        <w:rFonts w:hint="default"/>
+      </w:rPr>
+    </w:lvl>
+    <w:lvl w:ilvl="1" w:tplc="04090019" w:tentative="1">
+      <w:start w:val="1"/>
+      <w:numFmt w:val="lowerLetter"/>
+      <w:lvlText w:val="%2."/>
+      <w:lvlJc w:val="left"/>
+      <w:pPr>
+        <w:ind w:left="1440" w:hanging="360"/>
+      </w:pPr>
+    </w:lvl>
+    <w:lvl w:ilvl="2" w:tplc="0409001B" w:tentative="1">
+      <w:start w:val="1"/>
+      <w:numFmt w:val="lowerRoman"/>
+      <w:lvlText w:val="%3."/>
+      <w:lvlJc w:val="right"/>
+      <w:pPr>
+        <w:ind w:left="2160" w:hanging="180"/>
+      </w:pPr>
+    </w:lvl>
+    <w:lvl w:ilvl="3" w:tplc="0409000F" w:tentative="1">
+      <w:start w:val="1"/>
+      <w:numFmt w:val="decimal"/>
+      <w:lvlText w:val="%4."/>
+      <w:lvlJc w:val="left"/>
+      <w:pPr>
+        <w:ind w:left="2880" w:hanging="360"/>
+      </w:pPr>
+    </w:lvl>
+    <w:lvl w:ilvl="4" w:tplc="04090019" w:tentative="1">
+      <w:start w:val="1"/>
+      <w:numFmt w:val="lowerLetter"/>
+      <w:lvlText w:val="%5."/>
+      <w:lvlJc w:val="left"/>
+      <w:pPr>
+        <w:ind w:left="3600" w:hanging="360"/>
+      </w:pPr>
+    </w:lvl>
+    <w:lvl w:ilvl="5" w:tplc="0409001B" w:tentative="1">
+      <w:start w:val="1"/>
+      <w:numFmt w:val="lowerRoman"/>
+      <w:lvlText w:val="%6."/>
+      <w:lvlJc w:val="right"/>
+      <w:pPr>
+        <w:ind w:left="4320" w:hanging="180"/>
+      </w:pPr>
+    </w:lvl>
+    <w:lvl w:ilvl="6" w:tplc="0409000F" w:tentative="1">
+      <w:start w:val="1"/>
+      <w:numFmt w:val="decimal"/>
+      <w:lvlText w:val="%7."/>
+      <w:lvlJc w:val="left"/>
+      <w:pPr>
+        <w:ind w:left="5040" w:hanging="360"/>
+      </w:pPr>
+    </w:lvl>
+    <w:lvl w:ilvl="7" w:tplc="04090019" w:tentative="1">
+      <w:start w:val="1"/>
+      <w:numFmt w:val="lowerLetter"/>
+      <w:lvlText w:val="%8."/>
+      <w:lvlJc w:val="left"/>
+      <w:pPr>
+        <w:ind w:left="5760" w:hanging="360"/>
+      </w:pPr>
+    </w:lvl>
+    <w:lvl w:ilvl="8" w:tplc="0409001B" w:tentative="1">
+      <w:start w:val="1"/>
+      <w:numFmt w:val="lowerRoman"/>
+      <w:lvlText w:val="%9."/>
+      <w:lvlJc w:val="right"/>
+      <w:pPr>
+        <w:ind w:left="6480" w:hanging="180"/>
+      </w:pPr>
+    </w:lvl>
+  </w:abstractNum>
+  <w:num w:numId="1" w16cid:durableId="774056277">
+    <w:abstractNumId w:val="1"/>
+  </w:num>
+  <w:num w:numId="2" w16cid:durableId="211776421">
+    <w:abstractNumId w:val="0"/>
+  </w:num>
+</w:numbering>
 </file>
 
 <file path=word/styles.xml><?xml version="1.0" encoding="utf-8"?>

--- a/1150080143_VoAnhKiet_CNPM2.docx
+++ b/1150080143_VoAnhKiet_CNPM2.docx
@@ -75,7 +75,6 @@
           <w:bCs/>
           <w:sz w:val="32"/>
           <w:szCs w:val="32"/>
-          <w:lang w:val="vi-VN"/>
         </w:rPr>
       </w:pPr>
       <w:r>
@@ -86,7 +85,7 @@
           <w:sz w:val="32"/>
           <w:szCs w:val="32"/>
         </w:rPr>
-        <w:t>BÀI TẬP CÁ NHÂN TUẦN</w:t>
+        <w:t>LAB 1:</w:t>
       </w:r>
       <w:r>
         <w:rPr>
@@ -97,7 +96,17 @@
           <w:szCs w:val="32"/>
           <w:lang w:val="vi-VN"/>
         </w:rPr>
-        <w:t xml:space="preserve"> 5</w:t>
+        <w:t xml:space="preserve"> </w:t>
+      </w:r>
+      <w:r>
+        <w:rPr>
+          <w:rFonts w:ascii="Times New Roman" w:hAnsi="Times New Roman" w:cs="Times New Roman"/>
+          <w:b/>
+          <w:bCs/>
+          <w:sz w:val="32"/>
+          <w:szCs w:val="32"/>
+        </w:rPr>
+        <w:t>NỀN TẢNG NGÔN NGỮ LẬP TRÌNH C#</w:t>
       </w:r>
     </w:p>
     <w:p>
@@ -220,6 +229,20 @@
         <w:rPr>
           <w:lang w:val="vi-VN"/>
         </w:rPr>
+        <w:br w:type="page"/>
+      </w:r>
+    </w:p>
+    <w:p>
+      <w:pPr>
+        <w:rPr>
+          <w:lang w:val="vi-VN"/>
+        </w:rPr>
+      </w:pPr>
+      <w:r>
+        <w:rPr>
+          <w:lang w:val="vi-VN"/>
+        </w:rPr>
+        <w:lastRenderedPageBreak/>
         <w:t>Bước 2: Chọn Create a new project trên màn hình khởi động. Trong màn hình</w:t>
       </w:r>
     </w:p>
@@ -259,7 +282,6 @@
         <w:rPr>
           <w:lang w:val="vi-VN"/>
         </w:rPr>
-        <w:lastRenderedPageBreak/>
         <w:drawing>
           <wp:inline distT="0" distB="0" distL="0" distR="0" wp14:anchorId="4C844BFF" wp14:editId="18836049">
             <wp:extent cx="5943600" cy="4140200"/>
@@ -307,6 +329,20 @@
         <w:rPr>
           <w:lang w:val="vi-VN"/>
         </w:rPr>
+        <w:br w:type="page"/>
+      </w:r>
+    </w:p>
+    <w:p>
+      <w:pPr>
+        <w:rPr>
+          <w:lang w:val="vi-VN"/>
+        </w:rPr>
+      </w:pPr>
+      <w:r>
+        <w:rPr>
+          <w:lang w:val="vi-VN"/>
+        </w:rPr>
+        <w:lastRenderedPageBreak/>
         <w:t>Bước 3: Trong cửa sổ tiếp theo, bạn điền đầy đủ các thông tin về Project.</w:t>
       </w:r>
     </w:p>
@@ -320,7 +356,6 @@
         <w:rPr>
           <w:lang w:val="vi-VN"/>
         </w:rPr>
-        <w:lastRenderedPageBreak/>
         <w:drawing>
           <wp:inline distT="0" distB="0" distL="0" distR="0" wp14:anchorId="03B2584C" wp14:editId="6F2B0DF5">
             <wp:extent cx="5943600" cy="4161155"/>
@@ -444,7 +479,6 @@
           <w:szCs w:val="26"/>
           <w:lang w:val="vi-VN"/>
         </w:rPr>
-        <w:lastRenderedPageBreak/>
         <w:t xml:space="preserve">Thực hành </w:t>
       </w:r>
       <w:r>
@@ -616,6 +650,26 @@
           <w:szCs w:val="26"/>
           <w:lang w:val="vi-VN"/>
         </w:rPr>
+        <w:br w:type="page"/>
+      </w:r>
+    </w:p>
+    <w:p>
+      <w:pPr>
+        <w:rPr>
+          <w:rFonts w:ascii="Times New Roman" w:hAnsi="Times New Roman" w:cs="Times New Roman"/>
+          <w:sz w:val="26"/>
+          <w:szCs w:val="26"/>
+          <w:lang w:val="vi-VN"/>
+        </w:rPr>
+      </w:pPr>
+      <w:r>
+        <w:rPr>
+          <w:rFonts w:ascii="Times New Roman" w:hAnsi="Times New Roman" w:cs="Times New Roman"/>
+          <w:sz w:val="26"/>
+          <w:szCs w:val="26"/>
+          <w:lang w:val="vi-VN"/>
+        </w:rPr>
+        <w:lastRenderedPageBreak/>
         <w:t>Thực hành 2: Tìm số lớn hơn trong 2 số nguyên a và b được nhập vào từ bàn</w:t>
       </w:r>
     </w:p>
@@ -654,7 +708,6 @@
           <w:szCs w:val="26"/>
           <w:lang w:val="vi-VN"/>
         </w:rPr>
-        <w:lastRenderedPageBreak/>
         <w:drawing>
           <wp:inline distT="0" distB="0" distL="0" distR="0" wp14:anchorId="69692721" wp14:editId="79429D0E">
             <wp:extent cx="5943600" cy="3345180"/>
@@ -780,6 +833,26 @@
           <w:szCs w:val="26"/>
           <w:lang w:val="vi-VN"/>
         </w:rPr>
+        <w:br w:type="page"/>
+      </w:r>
+    </w:p>
+    <w:p>
+      <w:pPr>
+        <w:rPr>
+          <w:rFonts w:ascii="Times New Roman" w:hAnsi="Times New Roman" w:cs="Times New Roman"/>
+          <w:sz w:val="26"/>
+          <w:szCs w:val="26"/>
+          <w:lang w:val="vi-VN"/>
+        </w:rPr>
+      </w:pPr>
+      <w:r>
+        <w:rPr>
+          <w:rFonts w:ascii="Times New Roman" w:hAnsi="Times New Roman" w:cs="Times New Roman"/>
+          <w:sz w:val="26"/>
+          <w:szCs w:val="26"/>
+          <w:lang w:val="vi-VN"/>
+        </w:rPr>
+        <w:lastRenderedPageBreak/>
         <w:t>Thực hành 3: Tìm số có giá trị lớn nhất trong 3 số nguyên a, b, c được nhập vào</w:t>
       </w:r>
     </w:p>
@@ -818,7 +891,6 @@
           <w:szCs w:val="26"/>
           <w:lang w:val="vi-VN"/>
         </w:rPr>
-        <w:lastRenderedPageBreak/>
         <w:drawing>
           <wp:inline distT="0" distB="0" distL="0" distR="0" wp14:anchorId="14010975" wp14:editId="266ED204">
             <wp:extent cx="5943600" cy="3127375"/>
@@ -944,6 +1016,26 @@
           <w:szCs w:val="26"/>
           <w:lang w:val="vi-VN"/>
         </w:rPr>
+        <w:br w:type="page"/>
+      </w:r>
+    </w:p>
+    <w:p>
+      <w:pPr>
+        <w:rPr>
+          <w:rFonts w:ascii="Times New Roman" w:hAnsi="Times New Roman" w:cs="Times New Roman"/>
+          <w:sz w:val="26"/>
+          <w:szCs w:val="26"/>
+          <w:lang w:val="vi-VN"/>
+        </w:rPr>
+      </w:pPr>
+      <w:r>
+        <w:rPr>
+          <w:rFonts w:ascii="Times New Roman" w:hAnsi="Times New Roman" w:cs="Times New Roman"/>
+          <w:sz w:val="26"/>
+          <w:szCs w:val="26"/>
+          <w:lang w:val="vi-VN"/>
+        </w:rPr>
+        <w:lastRenderedPageBreak/>
         <w:t>Thực hành 4: Cho biết một tháng có bao nhiêu ngày. Biết tháng, năm được nhập</w:t>
       </w:r>
     </w:p>
@@ -982,7 +1074,6 @@
           <w:szCs w:val="26"/>
           <w:lang w:val="vi-VN"/>
         </w:rPr>
-        <w:lastRenderedPageBreak/>
         <w:drawing>
           <wp:inline distT="0" distB="0" distL="0" distR="0" wp14:anchorId="6BE368A0" wp14:editId="50A44174">
             <wp:extent cx="5943600" cy="3145155"/>
@@ -1108,6 +1199,26 @@
           <w:szCs w:val="26"/>
           <w:lang w:val="vi-VN"/>
         </w:rPr>
+        <w:br w:type="page"/>
+      </w:r>
+    </w:p>
+    <w:p>
+      <w:pPr>
+        <w:rPr>
+          <w:rFonts w:ascii="Times New Roman" w:hAnsi="Times New Roman" w:cs="Times New Roman"/>
+          <w:sz w:val="26"/>
+          <w:szCs w:val="26"/>
+          <w:lang w:val="vi-VN"/>
+        </w:rPr>
+      </w:pPr>
+      <w:r>
+        <w:rPr>
+          <w:rFonts w:ascii="Times New Roman" w:hAnsi="Times New Roman" w:cs="Times New Roman"/>
+          <w:sz w:val="26"/>
+          <w:szCs w:val="26"/>
+          <w:lang w:val="vi-VN"/>
+        </w:rPr>
+        <w:lastRenderedPageBreak/>
         <w:t>Thực hành 5: Viết chương trình nhập vào một số nguyên n. Cho biết:</w:t>
       </w:r>
     </w:p>
@@ -1177,7 +1288,6 @@
         <w:rPr>
           <w:lang w:val="vi-VN"/>
         </w:rPr>
-        <w:lastRenderedPageBreak/>
         <w:drawing>
           <wp:inline distT="0" distB="0" distL="0" distR="0" wp14:anchorId="6A5C1326" wp14:editId="7E18A0E0">
             <wp:extent cx="5943600" cy="2600325"/>
@@ -1301,6 +1411,26 @@
           <w:szCs w:val="26"/>
           <w:lang w:val="vi-VN"/>
         </w:rPr>
+        <w:br w:type="page"/>
+      </w:r>
+    </w:p>
+    <w:p>
+      <w:pPr>
+        <w:rPr>
+          <w:rFonts w:ascii="Times New Roman" w:hAnsi="Times New Roman" w:cs="Times New Roman"/>
+          <w:sz w:val="26"/>
+          <w:szCs w:val="26"/>
+          <w:lang w:val="vi-VN"/>
+        </w:rPr>
+      </w:pPr>
+      <w:r>
+        <w:rPr>
+          <w:rFonts w:ascii="Times New Roman" w:hAnsi="Times New Roman" w:cs="Times New Roman"/>
+          <w:sz w:val="26"/>
+          <w:szCs w:val="26"/>
+          <w:lang w:val="vi-VN"/>
+        </w:rPr>
+        <w:lastRenderedPageBreak/>
         <w:t>Thực hành 6: Viết chương trình nhập vào 2 số thực dương chỉ chiều dài và chiều</w:t>
       </w:r>
       <w:r>
@@ -1391,7 +1521,6 @@
           <w:szCs w:val="26"/>
           <w:lang w:val="vi-VN"/>
         </w:rPr>
-        <w:lastRenderedPageBreak/>
         <w:t>Kết quả</w:t>
       </w:r>
     </w:p>
@@ -1474,6 +1603,26 @@
           <w:szCs w:val="26"/>
           <w:lang w:val="vi-VN"/>
         </w:rPr>
+        <w:br w:type="page"/>
+      </w:r>
+    </w:p>
+    <w:p>
+      <w:pPr>
+        <w:rPr>
+          <w:rFonts w:ascii="Times New Roman" w:hAnsi="Times New Roman" w:cs="Times New Roman"/>
+          <w:sz w:val="26"/>
+          <w:szCs w:val="26"/>
+          <w:lang w:val="vi-VN"/>
+        </w:rPr>
+      </w:pPr>
+      <w:r>
+        <w:rPr>
+          <w:rFonts w:ascii="Times New Roman" w:hAnsi="Times New Roman" w:cs="Times New Roman"/>
+          <w:sz w:val="26"/>
+          <w:szCs w:val="26"/>
+          <w:lang w:val="vi-VN"/>
+        </w:rPr>
+        <w:lastRenderedPageBreak/>
         <w:t>Thực hành 7: Viết chương trình nhập vào ba số thực chỉ độ dài của ba đoạn</w:t>
       </w:r>
       <w:r>
@@ -1601,7 +1750,6 @@
           <w:szCs w:val="26"/>
           <w:lang w:val="vi-VN"/>
         </w:rPr>
-        <w:lastRenderedPageBreak/>
         <w:drawing>
           <wp:inline distT="0" distB="0" distL="0" distR="0" wp14:anchorId="6BBF0B6E" wp14:editId="1B265F25">
             <wp:extent cx="4744112" cy="1991003"/>
@@ -1665,6 +1813,26 @@
           <w:szCs w:val="26"/>
           <w:lang w:val="vi-VN"/>
         </w:rPr>
+        <w:br w:type="page"/>
+      </w:r>
+    </w:p>
+    <w:p>
+      <w:pPr>
+        <w:rPr>
+          <w:rFonts w:ascii="Times New Roman" w:hAnsi="Times New Roman" w:cs="Times New Roman"/>
+          <w:sz w:val="26"/>
+          <w:szCs w:val="26"/>
+          <w:lang w:val="vi-VN"/>
+        </w:rPr>
+      </w:pPr>
+      <w:r>
+        <w:rPr>
+          <w:rFonts w:ascii="Times New Roman" w:hAnsi="Times New Roman" w:cs="Times New Roman"/>
+          <w:sz w:val="26"/>
+          <w:szCs w:val="26"/>
+          <w:lang w:val="vi-VN"/>
+        </w:rPr>
+        <w:lastRenderedPageBreak/>
         <w:t>Thực hành 8: Viết chương trình giải phương trình bậc 2: ax2 + bx + c = 0.</w:t>
       </w:r>
     </w:p>
@@ -1829,6 +1997,25 @@
           <w:szCs w:val="26"/>
           <w:lang w:val="vi-VN"/>
         </w:rPr>
+        <w:br w:type="page"/>
+      </w:r>
+    </w:p>
+    <w:p>
+      <w:pPr>
+        <w:rPr>
+          <w:rFonts w:ascii="Times New Roman" w:hAnsi="Times New Roman" w:cs="Times New Roman"/>
+          <w:sz w:val="26"/>
+          <w:szCs w:val="26"/>
+          <w:lang w:val="vi-VN"/>
+        </w:rPr>
+      </w:pPr>
+      <w:r>
+        <w:rPr>
+          <w:rFonts w:ascii="Times New Roman" w:hAnsi="Times New Roman" w:cs="Times New Roman"/>
+          <w:sz w:val="26"/>
+          <w:szCs w:val="26"/>
+          <w:lang w:val="vi-VN"/>
+        </w:rPr>
         <w:lastRenderedPageBreak/>
         <w:t>Thực hành 9: Tính tổng các phần tử trong mảng.</w:t>
       </w:r>
@@ -1974,6 +2161,26 @@
           <w:szCs w:val="26"/>
           <w:lang w:val="vi-VN"/>
         </w:rPr>
+        <w:br w:type="page"/>
+      </w:r>
+    </w:p>
+    <w:p>
+      <w:pPr>
+        <w:rPr>
+          <w:rFonts w:ascii="Times New Roman" w:hAnsi="Times New Roman" w:cs="Times New Roman"/>
+          <w:sz w:val="26"/>
+          <w:szCs w:val="26"/>
+          <w:lang w:val="vi-VN"/>
+        </w:rPr>
+      </w:pPr>
+      <w:r>
+        <w:rPr>
+          <w:rFonts w:ascii="Times New Roman" w:hAnsi="Times New Roman" w:cs="Times New Roman"/>
+          <w:sz w:val="26"/>
+          <w:szCs w:val="26"/>
+          <w:lang w:val="vi-VN"/>
+        </w:rPr>
+        <w:lastRenderedPageBreak/>
         <w:t>Thực hành 10: Dùng giải thuật sắp xếp chọn (Selection Sort) để sắp xếp tăng</w:t>
       </w:r>
     </w:p>
@@ -2031,7 +2238,6 @@
           <w:szCs w:val="26"/>
           <w:lang w:val="vi-VN"/>
         </w:rPr>
-        <w:lastRenderedPageBreak/>
         <w:drawing>
           <wp:inline distT="0" distB="0" distL="0" distR="0" wp14:anchorId="0C083179" wp14:editId="57329850">
             <wp:extent cx="5943600" cy="2565400"/>
@@ -2157,6 +2363,26 @@
           <w:szCs w:val="26"/>
           <w:lang w:val="vi-VN"/>
         </w:rPr>
+        <w:br w:type="page"/>
+      </w:r>
+    </w:p>
+    <w:p>
+      <w:pPr>
+        <w:rPr>
+          <w:rFonts w:ascii="Times New Roman" w:hAnsi="Times New Roman" w:cs="Times New Roman"/>
+          <w:sz w:val="26"/>
+          <w:szCs w:val="26"/>
+          <w:lang w:val="vi-VN"/>
+        </w:rPr>
+      </w:pPr>
+      <w:r>
+        <w:rPr>
+          <w:rFonts w:ascii="Times New Roman" w:hAnsi="Times New Roman" w:cs="Times New Roman"/>
+          <w:sz w:val="26"/>
+          <w:szCs w:val="26"/>
+          <w:lang w:val="vi-VN"/>
+        </w:rPr>
+        <w:lastRenderedPageBreak/>
         <w:t>Thực hành 11: Chèn thêm một số nguyên được nhạp vào từ bàn phím vào mảng</w:t>
       </w:r>
     </w:p>
@@ -2248,7 +2474,6 @@
           <w:szCs w:val="26"/>
           <w:lang w:val="vi-VN"/>
         </w:rPr>
-        <w:lastRenderedPageBreak/>
         <w:t>Kết quả</w:t>
       </w:r>
     </w:p>
@@ -2317,13 +2542,1334 @@
     </w:p>
     <w:p>
       <w:pPr>
-        <w:rPr>
-          <w:rFonts w:ascii="Times New Roman" w:hAnsi="Times New Roman" w:cs="Times New Roman"/>
-          <w:sz w:val="26"/>
-          <w:szCs w:val="26"/>
-          <w:lang w:val="vi-VN"/>
-        </w:rPr>
-      </w:pPr>
+        <w:jc w:val="center"/>
+        <w:rPr>
+          <w:rFonts w:ascii="Times New Roman" w:hAnsi="Times New Roman" w:cs="Times New Roman"/>
+          <w:b/>
+          <w:bCs/>
+          <w:sz w:val="26"/>
+          <w:szCs w:val="26"/>
+          <w:lang w:val="vi-VN"/>
+        </w:rPr>
+      </w:pPr>
+      <w:r>
+        <w:rPr>
+          <w:rFonts w:ascii="Times New Roman" w:hAnsi="Times New Roman" w:cs="Times New Roman"/>
+          <w:b/>
+          <w:bCs/>
+          <w:sz w:val="26"/>
+          <w:szCs w:val="26"/>
+          <w:lang w:val="vi-VN"/>
+        </w:rPr>
+        <w:br w:type="page"/>
+      </w:r>
+    </w:p>
+    <w:p>
+      <w:pPr>
+        <w:jc w:val="center"/>
+        <w:rPr>
+          <w:rFonts w:ascii="Times New Roman" w:hAnsi="Times New Roman" w:cs="Times New Roman"/>
+          <w:b/>
+          <w:bCs/>
+          <w:sz w:val="26"/>
+          <w:szCs w:val="26"/>
+          <w:lang w:val="vi-VN"/>
+        </w:rPr>
+      </w:pPr>
+      <w:r>
+        <w:rPr>
+          <w:rFonts w:ascii="Times New Roman" w:hAnsi="Times New Roman" w:cs="Times New Roman"/>
+          <w:b/>
+          <w:bCs/>
+          <w:sz w:val="26"/>
+          <w:szCs w:val="26"/>
+          <w:lang w:val="vi-VN"/>
+        </w:rPr>
+        <w:lastRenderedPageBreak/>
+        <w:t>LAB 2:</w:t>
+      </w:r>
+      <w:r>
+        <w:rPr>
+          <w:rFonts w:ascii="Times New Roman" w:hAnsi="Times New Roman" w:cs="Times New Roman"/>
+          <w:b/>
+          <w:bCs/>
+          <w:sz w:val="26"/>
+          <w:szCs w:val="26"/>
+          <w:lang w:val="vi-VN"/>
+        </w:rPr>
+        <w:t xml:space="preserve"> </w:t>
+      </w:r>
+      <w:r>
+        <w:rPr>
+          <w:rFonts w:ascii="Times New Roman" w:hAnsi="Times New Roman" w:cs="Times New Roman"/>
+          <w:b/>
+          <w:bCs/>
+          <w:sz w:val="26"/>
+          <w:szCs w:val="26"/>
+          <w:lang w:val="vi-VN"/>
+        </w:rPr>
+        <w:t>WINDOWS FORMS APPLICATION ĐƠN GIẢN</w:t>
+      </w:r>
+    </w:p>
+    <w:p>
+      <w:pPr>
+        <w:rPr>
+          <w:rFonts w:ascii="Times New Roman" w:hAnsi="Times New Roman" w:cs="Times New Roman"/>
+          <w:sz w:val="26"/>
+          <w:szCs w:val="26"/>
+          <w:lang w:val="vi-VN"/>
+        </w:rPr>
+      </w:pPr>
+      <w:r>
+        <w:rPr>
+          <w:rFonts w:ascii="Times New Roman" w:hAnsi="Times New Roman" w:cs="Times New Roman"/>
+          <w:sz w:val="26"/>
+          <w:szCs w:val="26"/>
+          <w:lang w:val="vi-VN"/>
+        </w:rPr>
+        <w:t>1. Tạo Project Windows Forms Application trên Microsoft visualstudio 2022</w:t>
+      </w:r>
+    </w:p>
+    <w:p>
+      <w:pPr>
+        <w:rPr>
+          <w:rFonts w:ascii="Times New Roman" w:hAnsi="Times New Roman" w:cs="Times New Roman"/>
+          <w:sz w:val="26"/>
+          <w:szCs w:val="26"/>
+          <w:lang w:val="vi-VN"/>
+        </w:rPr>
+      </w:pPr>
+      <w:r>
+        <w:rPr>
+          <w:rFonts w:ascii="Times New Roman" w:hAnsi="Times New Roman" w:cs="Times New Roman"/>
+          <w:sz w:val="26"/>
+          <w:szCs w:val="26"/>
+          <w:lang w:val="vi-VN"/>
+        </w:rPr>
+        <w:t>Bước 1: Khởi động chương trình visual studio 2022. Hình ảnh dưới đây là màn</w:t>
+      </w:r>
+    </w:p>
+    <w:p>
+      <w:pPr>
+        <w:rPr>
+          <w:rFonts w:ascii="Times New Roman" w:hAnsi="Times New Roman" w:cs="Times New Roman"/>
+          <w:sz w:val="26"/>
+          <w:szCs w:val="26"/>
+          <w:lang w:val="vi-VN"/>
+        </w:rPr>
+      </w:pPr>
+      <w:r>
+        <w:rPr>
+          <w:rFonts w:ascii="Times New Roman" w:hAnsi="Times New Roman" w:cs="Times New Roman"/>
+          <w:sz w:val="26"/>
+          <w:szCs w:val="26"/>
+          <w:lang w:val="vi-VN"/>
+        </w:rPr>
+        <w:t>hình khởi động của ứng dụng:</w:t>
+      </w:r>
+    </w:p>
+    <w:p>
+      <w:pPr>
+        <w:rPr>
+          <w:rFonts w:ascii="Times New Roman" w:hAnsi="Times New Roman" w:cs="Times New Roman"/>
+          <w:sz w:val="26"/>
+          <w:szCs w:val="26"/>
+          <w:lang w:val="vi-VN"/>
+        </w:rPr>
+      </w:pPr>
+      <w:r>
+        <w:rPr>
+          <w:rFonts w:ascii="Times New Roman" w:hAnsi="Times New Roman" w:cs="Times New Roman"/>
+          <w:sz w:val="26"/>
+          <w:szCs w:val="26"/>
+          <w:lang w:val="vi-VN"/>
+        </w:rPr>
+        <w:drawing>
+          <wp:inline distT="0" distB="0" distL="0" distR="0" wp14:anchorId="65C6AE9D" wp14:editId="0BA3BFD2">
+            <wp:extent cx="5943600" cy="4067175"/>
+            <wp:effectExtent l="0" t="0" r="0" b="9525"/>
+            <wp:docPr id="28" name="Picture 28"/>
+            <wp:cNvGraphicFramePr>
+              <a:graphicFrameLocks xmlns:a="http://schemas.openxmlformats.org/drawingml/2006/main" noChangeAspect="1"/>
+            </wp:cNvGraphicFramePr>
+            <a:graphic xmlns:a="http://schemas.openxmlformats.org/drawingml/2006/main">
+              <a:graphicData uri="http://schemas.openxmlformats.org/drawingml/2006/picture">
+                <pic:pic xmlns:pic="http://schemas.openxmlformats.org/drawingml/2006/picture">
+                  <pic:nvPicPr>
+                    <pic:cNvPr id="1" name=""/>
+                    <pic:cNvPicPr/>
+                  </pic:nvPicPr>
+                  <pic:blipFill>
+                    <a:blip r:embed="rId32"/>
+                    <a:stretch>
+                      <a:fillRect/>
+                    </a:stretch>
+                  </pic:blipFill>
+                  <pic:spPr>
+                    <a:xfrm>
+                      <a:off x="0" y="0"/>
+                      <a:ext cx="5943600" cy="4067175"/>
+                    </a:xfrm>
+                    <a:prstGeom prst="rect">
+                      <a:avLst/>
+                    </a:prstGeom>
+                  </pic:spPr>
+                </pic:pic>
+              </a:graphicData>
+            </a:graphic>
+          </wp:inline>
+        </w:drawing>
+      </w:r>
+    </w:p>
+    <w:p>
+      <w:pPr>
+        <w:rPr>
+          <w:rFonts w:ascii="Times New Roman" w:hAnsi="Times New Roman" w:cs="Times New Roman"/>
+          <w:sz w:val="26"/>
+          <w:szCs w:val="26"/>
+          <w:lang w:val="vi-VN"/>
+        </w:rPr>
+      </w:pPr>
+      <w:r>
+        <w:rPr>
+          <w:rFonts w:ascii="Times New Roman" w:hAnsi="Times New Roman" w:cs="Times New Roman"/>
+          <w:sz w:val="26"/>
+          <w:szCs w:val="26"/>
+          <w:lang w:val="vi-VN"/>
+        </w:rPr>
+        <w:br w:type="page"/>
+      </w:r>
+    </w:p>
+    <w:p>
+      <w:pPr>
+        <w:rPr>
+          <w:rFonts w:ascii="Times New Roman" w:hAnsi="Times New Roman" w:cs="Times New Roman"/>
+          <w:sz w:val="26"/>
+          <w:szCs w:val="26"/>
+          <w:lang w:val="vi-VN"/>
+        </w:rPr>
+      </w:pPr>
+      <w:r>
+        <w:rPr>
+          <w:rFonts w:ascii="Times New Roman" w:hAnsi="Times New Roman" w:cs="Times New Roman"/>
+          <w:sz w:val="26"/>
+          <w:szCs w:val="26"/>
+          <w:lang w:val="vi-VN"/>
+        </w:rPr>
+        <w:lastRenderedPageBreak/>
+        <w:t>Bước 2: Chọn Create a new project trên màn hình khởi động. Trong màn hình</w:t>
+      </w:r>
+    </w:p>
+    <w:p>
+      <w:pPr>
+        <w:rPr>
+          <w:rFonts w:ascii="Times New Roman" w:hAnsi="Times New Roman" w:cs="Times New Roman"/>
+          <w:sz w:val="26"/>
+          <w:szCs w:val="26"/>
+          <w:lang w:val="vi-VN"/>
+        </w:rPr>
+      </w:pPr>
+      <w:r>
+        <w:rPr>
+          <w:rFonts w:ascii="Times New Roman" w:hAnsi="Times New Roman" w:cs="Times New Roman"/>
+          <w:sz w:val="26"/>
+          <w:szCs w:val="26"/>
+          <w:lang w:val="vi-VN"/>
+        </w:rPr>
+        <w:t>tiếp theo, ở mục All languages → chọn C# trong danh sách ngôn ngữ lập trình.</w:t>
+      </w:r>
+    </w:p>
+    <w:p>
+      <w:pPr>
+        <w:rPr>
+          <w:rFonts w:ascii="Times New Roman" w:hAnsi="Times New Roman" w:cs="Times New Roman"/>
+          <w:sz w:val="26"/>
+          <w:szCs w:val="26"/>
+          <w:lang w:val="vi-VN"/>
+        </w:rPr>
+      </w:pPr>
+      <w:r>
+        <w:rPr>
+          <w:rFonts w:ascii="Times New Roman" w:hAnsi="Times New Roman" w:cs="Times New Roman"/>
+          <w:sz w:val="26"/>
+          <w:szCs w:val="26"/>
+          <w:lang w:val="vi-VN"/>
+        </w:rPr>
+        <w:t>Mục All platforms → chọn Windows. Ở mục All project types → chọn Desktop.</w:t>
+      </w:r>
+    </w:p>
+    <w:p>
+      <w:pPr>
+        <w:rPr>
+          <w:rFonts w:ascii="Times New Roman" w:hAnsi="Times New Roman" w:cs="Times New Roman"/>
+          <w:sz w:val="26"/>
+          <w:szCs w:val="26"/>
+          <w:lang w:val="vi-VN"/>
+        </w:rPr>
+      </w:pPr>
+      <w:r>
+        <w:rPr>
+          <w:rFonts w:ascii="Times New Roman" w:hAnsi="Times New Roman" w:cs="Times New Roman"/>
+          <w:sz w:val="26"/>
+          <w:szCs w:val="26"/>
+          <w:lang w:val="vi-VN"/>
+        </w:rPr>
+        <w:drawing>
+          <wp:inline distT="0" distB="0" distL="0" distR="0" wp14:anchorId="1C481A3E" wp14:editId="0E85F078">
+            <wp:extent cx="5943600" cy="4101465"/>
+            <wp:effectExtent l="0" t="0" r="0" b="0"/>
+            <wp:docPr id="29" name="Picture 29"/>
+            <wp:cNvGraphicFramePr>
+              <a:graphicFrameLocks xmlns:a="http://schemas.openxmlformats.org/drawingml/2006/main" noChangeAspect="1"/>
+            </wp:cNvGraphicFramePr>
+            <a:graphic xmlns:a="http://schemas.openxmlformats.org/drawingml/2006/main">
+              <a:graphicData uri="http://schemas.openxmlformats.org/drawingml/2006/picture">
+                <pic:pic xmlns:pic="http://schemas.openxmlformats.org/drawingml/2006/picture">
+                  <pic:nvPicPr>
+                    <pic:cNvPr id="1" name=""/>
+                    <pic:cNvPicPr/>
+                  </pic:nvPicPr>
+                  <pic:blipFill>
+                    <a:blip r:embed="rId33"/>
+                    <a:stretch>
+                      <a:fillRect/>
+                    </a:stretch>
+                  </pic:blipFill>
+                  <pic:spPr>
+                    <a:xfrm>
+                      <a:off x="0" y="0"/>
+                      <a:ext cx="5943600" cy="4101465"/>
+                    </a:xfrm>
+                    <a:prstGeom prst="rect">
+                      <a:avLst/>
+                    </a:prstGeom>
+                  </pic:spPr>
+                </pic:pic>
+              </a:graphicData>
+            </a:graphic>
+          </wp:inline>
+        </w:drawing>
+      </w:r>
+    </w:p>
+    <w:p>
+      <w:pPr>
+        <w:rPr>
+          <w:rFonts w:ascii="Times New Roman" w:hAnsi="Times New Roman" w:cs="Times New Roman"/>
+          <w:sz w:val="26"/>
+          <w:szCs w:val="26"/>
+          <w:lang w:val="vi-VN"/>
+        </w:rPr>
+      </w:pPr>
+      <w:r>
+        <w:rPr>
+          <w:rFonts w:ascii="Times New Roman" w:hAnsi="Times New Roman" w:cs="Times New Roman"/>
+          <w:sz w:val="26"/>
+          <w:szCs w:val="26"/>
+          <w:lang w:val="vi-VN"/>
+        </w:rPr>
+        <w:br w:type="page"/>
+      </w:r>
+    </w:p>
+    <w:p>
+      <w:pPr>
+        <w:rPr>
+          <w:rFonts w:ascii="Times New Roman" w:hAnsi="Times New Roman" w:cs="Times New Roman"/>
+          <w:sz w:val="26"/>
+          <w:szCs w:val="26"/>
+          <w:lang w:val="vi-VN"/>
+        </w:rPr>
+      </w:pPr>
+      <w:r>
+        <w:rPr>
+          <w:rFonts w:ascii="Times New Roman" w:hAnsi="Times New Roman" w:cs="Times New Roman"/>
+          <w:sz w:val="26"/>
+          <w:szCs w:val="26"/>
+          <w:lang w:val="vi-VN"/>
+        </w:rPr>
+        <w:lastRenderedPageBreak/>
+        <w:t>Bước 3: Trong cửa sổ tiếp theo, bạn điền đầy đủ các thông tin về Project.</w:t>
+      </w:r>
+    </w:p>
+    <w:p>
+      <w:pPr>
+        <w:rPr>
+          <w:rFonts w:ascii="Times New Roman" w:hAnsi="Times New Roman" w:cs="Times New Roman"/>
+          <w:sz w:val="26"/>
+          <w:szCs w:val="26"/>
+          <w:lang w:val="vi-VN"/>
+        </w:rPr>
+      </w:pPr>
+      <w:r>
+        <w:rPr>
+          <w:rFonts w:ascii="Times New Roman" w:hAnsi="Times New Roman" w:cs="Times New Roman"/>
+          <w:sz w:val="26"/>
+          <w:szCs w:val="26"/>
+          <w:lang w:val="vi-VN"/>
+        </w:rPr>
+        <w:drawing>
+          <wp:inline distT="0" distB="0" distL="0" distR="0" wp14:anchorId="2EC09B9E" wp14:editId="0FFF80F4">
+            <wp:extent cx="5943600" cy="4123690"/>
+            <wp:effectExtent l="0" t="0" r="0" b="0"/>
+            <wp:docPr id="30" name="Picture 30"/>
+            <wp:cNvGraphicFramePr>
+              <a:graphicFrameLocks xmlns:a="http://schemas.openxmlformats.org/drawingml/2006/main" noChangeAspect="1"/>
+            </wp:cNvGraphicFramePr>
+            <a:graphic xmlns:a="http://schemas.openxmlformats.org/drawingml/2006/main">
+              <a:graphicData uri="http://schemas.openxmlformats.org/drawingml/2006/picture">
+                <pic:pic xmlns:pic="http://schemas.openxmlformats.org/drawingml/2006/picture">
+                  <pic:nvPicPr>
+                    <pic:cNvPr id="1" name=""/>
+                    <pic:cNvPicPr/>
+                  </pic:nvPicPr>
+                  <pic:blipFill>
+                    <a:blip r:embed="rId34"/>
+                    <a:stretch>
+                      <a:fillRect/>
+                    </a:stretch>
+                  </pic:blipFill>
+                  <pic:spPr>
+                    <a:xfrm>
+                      <a:off x="0" y="0"/>
+                      <a:ext cx="5943600" cy="4123690"/>
+                    </a:xfrm>
+                    <a:prstGeom prst="rect">
+                      <a:avLst/>
+                    </a:prstGeom>
+                  </pic:spPr>
+                </pic:pic>
+              </a:graphicData>
+            </a:graphic>
+          </wp:inline>
+        </w:drawing>
+      </w:r>
+    </w:p>
+    <w:p>
+      <w:pPr>
+        <w:rPr>
+          <w:rFonts w:ascii="Times New Roman" w:hAnsi="Times New Roman" w:cs="Times New Roman"/>
+          <w:sz w:val="26"/>
+          <w:szCs w:val="26"/>
+          <w:lang w:val="vi-VN"/>
+        </w:rPr>
+      </w:pPr>
+      <w:r>
+        <w:rPr>
+          <w:rFonts w:ascii="Times New Roman" w:hAnsi="Times New Roman" w:cs="Times New Roman"/>
+          <w:sz w:val="26"/>
+          <w:szCs w:val="26"/>
+          <w:lang w:val="vi-VN"/>
+        </w:rPr>
+        <w:t>Đây là kết quả!</w:t>
+      </w:r>
+    </w:p>
+    <w:p>
+      <w:pPr>
+        <w:rPr>
+          <w:rFonts w:ascii="Times New Roman" w:hAnsi="Times New Roman" w:cs="Times New Roman"/>
+          <w:sz w:val="26"/>
+          <w:szCs w:val="26"/>
+          <w:lang w:val="vi-VN"/>
+        </w:rPr>
+      </w:pPr>
+      <w:r>
+        <w:rPr>
+          <w:rFonts w:ascii="Times New Roman" w:hAnsi="Times New Roman" w:cs="Times New Roman"/>
+          <w:sz w:val="26"/>
+          <w:szCs w:val="26"/>
+          <w:lang w:val="vi-VN"/>
+        </w:rPr>
+        <w:drawing>
+          <wp:inline distT="0" distB="0" distL="0" distR="0" wp14:anchorId="60CD3FF3" wp14:editId="343B2B35">
+            <wp:extent cx="5943600" cy="3188335"/>
+            <wp:effectExtent l="0" t="0" r="0" b="0"/>
+            <wp:docPr id="31" name="Picture 31"/>
+            <wp:cNvGraphicFramePr>
+              <a:graphicFrameLocks xmlns:a="http://schemas.openxmlformats.org/drawingml/2006/main" noChangeAspect="1"/>
+            </wp:cNvGraphicFramePr>
+            <a:graphic xmlns:a="http://schemas.openxmlformats.org/drawingml/2006/main">
+              <a:graphicData uri="http://schemas.openxmlformats.org/drawingml/2006/picture">
+                <pic:pic xmlns:pic="http://schemas.openxmlformats.org/drawingml/2006/picture">
+                  <pic:nvPicPr>
+                    <pic:cNvPr id="1" name=""/>
+                    <pic:cNvPicPr/>
+                  </pic:nvPicPr>
+                  <pic:blipFill>
+                    <a:blip r:embed="rId35"/>
+                    <a:stretch>
+                      <a:fillRect/>
+                    </a:stretch>
+                  </pic:blipFill>
+                  <pic:spPr>
+                    <a:xfrm>
+                      <a:off x="0" y="0"/>
+                      <a:ext cx="5943600" cy="3188335"/>
+                    </a:xfrm>
+                    <a:prstGeom prst="rect">
+                      <a:avLst/>
+                    </a:prstGeom>
+                  </pic:spPr>
+                </pic:pic>
+              </a:graphicData>
+            </a:graphic>
+          </wp:inline>
+        </w:drawing>
+      </w:r>
+    </w:p>
+    <w:p>
+      <w:pPr>
+        <w:rPr>
+          <w:rFonts w:ascii="Times New Roman" w:hAnsi="Times New Roman" w:cs="Times New Roman"/>
+          <w:sz w:val="26"/>
+          <w:szCs w:val="26"/>
+          <w:lang w:val="vi-VN"/>
+        </w:rPr>
+      </w:pPr>
+    </w:p>
+    <w:p>
+      <w:pPr>
+        <w:rPr>
+          <w:rFonts w:ascii="Times New Roman" w:hAnsi="Times New Roman" w:cs="Times New Roman"/>
+          <w:sz w:val="26"/>
+          <w:szCs w:val="26"/>
+          <w:lang w:val="vi-VN"/>
+        </w:rPr>
+      </w:pPr>
+      <w:r>
+        <w:rPr>
+          <w:rFonts w:ascii="Times New Roman" w:hAnsi="Times New Roman" w:cs="Times New Roman"/>
+          <w:sz w:val="26"/>
+          <w:szCs w:val="26"/>
+          <w:lang w:val="vi-VN"/>
+        </w:rPr>
+        <w:t>Thực hành 1: Thiết kế form như sau:</w:t>
+      </w:r>
+    </w:p>
+    <w:p>
+      <w:pPr>
+        <w:rPr>
+          <w:rFonts w:ascii="Times New Roman" w:hAnsi="Times New Roman" w:cs="Times New Roman"/>
+          <w:sz w:val="26"/>
+          <w:szCs w:val="26"/>
+          <w:lang w:val="vi-VN"/>
+        </w:rPr>
+      </w:pPr>
+      <w:r>
+        <w:rPr>
+          <w:rFonts w:ascii="Times New Roman" w:hAnsi="Times New Roman" w:cs="Times New Roman"/>
+          <w:sz w:val="26"/>
+          <w:szCs w:val="26"/>
+          <w:lang w:val="vi-VN"/>
+        </w:rPr>
+        <w:drawing>
+          <wp:inline distT="0" distB="0" distL="0" distR="0" wp14:anchorId="041BDBEC" wp14:editId="7B0AEAA9">
+            <wp:extent cx="5943600" cy="3136900"/>
+            <wp:effectExtent l="0" t="0" r="0" b="6350"/>
+            <wp:docPr id="32" name="Picture 32"/>
+            <wp:cNvGraphicFramePr>
+              <a:graphicFrameLocks xmlns:a="http://schemas.openxmlformats.org/drawingml/2006/main" noChangeAspect="1"/>
+            </wp:cNvGraphicFramePr>
+            <a:graphic xmlns:a="http://schemas.openxmlformats.org/drawingml/2006/main">
+              <a:graphicData uri="http://schemas.openxmlformats.org/drawingml/2006/picture">
+                <pic:pic xmlns:pic="http://schemas.openxmlformats.org/drawingml/2006/picture">
+                  <pic:nvPicPr>
+                    <pic:cNvPr id="1" name=""/>
+                    <pic:cNvPicPr/>
+                  </pic:nvPicPr>
+                  <pic:blipFill>
+                    <a:blip r:embed="rId36"/>
+                    <a:stretch>
+                      <a:fillRect/>
+                    </a:stretch>
+                  </pic:blipFill>
+                  <pic:spPr>
+                    <a:xfrm>
+                      <a:off x="0" y="0"/>
+                      <a:ext cx="5943600" cy="3136900"/>
+                    </a:xfrm>
+                    <a:prstGeom prst="rect">
+                      <a:avLst/>
+                    </a:prstGeom>
+                  </pic:spPr>
+                </pic:pic>
+              </a:graphicData>
+            </a:graphic>
+          </wp:inline>
+        </w:drawing>
+      </w:r>
+    </w:p>
+    <w:p>
+      <w:pPr>
+        <w:rPr>
+          <w:rFonts w:ascii="Times New Roman" w:hAnsi="Times New Roman" w:cs="Times New Roman"/>
+          <w:sz w:val="26"/>
+          <w:szCs w:val="26"/>
+          <w:lang w:val="vi-VN"/>
+        </w:rPr>
+      </w:pPr>
+    </w:p>
+    <w:p>
+      <w:pPr>
+        <w:rPr>
+          <w:rFonts w:ascii="Times New Roman" w:hAnsi="Times New Roman" w:cs="Times New Roman"/>
+          <w:sz w:val="26"/>
+          <w:szCs w:val="26"/>
+          <w:lang w:val="vi-VN"/>
+        </w:rPr>
+      </w:pPr>
+      <w:r>
+        <w:rPr>
+          <w:rFonts w:ascii="Times New Roman" w:hAnsi="Times New Roman" w:cs="Times New Roman"/>
+          <w:sz w:val="26"/>
+          <w:szCs w:val="26"/>
+          <w:lang w:val="vi-VN"/>
+        </w:rPr>
+        <w:t>Áp dụng 1: Thêm vào một project có tên là “ApDung1”, thực hiện tìm ước số</w:t>
+      </w:r>
+    </w:p>
+    <w:p>
+      <w:pPr>
+        <w:rPr>
+          <w:rFonts w:ascii="Times New Roman" w:hAnsi="Times New Roman" w:cs="Times New Roman"/>
+          <w:sz w:val="26"/>
+          <w:szCs w:val="26"/>
+          <w:lang w:val="vi-VN"/>
+        </w:rPr>
+      </w:pPr>
+      <w:r>
+        <w:rPr>
+          <w:rFonts w:ascii="Times New Roman" w:hAnsi="Times New Roman" w:cs="Times New Roman"/>
+          <w:sz w:val="26"/>
+          <w:szCs w:val="26"/>
+          <w:lang w:val="vi-VN"/>
+        </w:rPr>
+        <w:t>chung lớn nhất và bội số chung nhỏ nhất của 2 số nguyên a và b:</w:t>
+      </w:r>
+    </w:p>
+    <w:p>
+      <w:pPr>
+        <w:rPr>
+          <w:rFonts w:ascii="Times New Roman" w:hAnsi="Times New Roman" w:cs="Times New Roman"/>
+          <w:sz w:val="26"/>
+          <w:szCs w:val="26"/>
+          <w:lang w:val="vi-VN"/>
+        </w:rPr>
+      </w:pPr>
+      <w:r>
+        <w:rPr>
+          <w:rFonts w:ascii="Times New Roman" w:hAnsi="Times New Roman" w:cs="Times New Roman"/>
+          <w:sz w:val="26"/>
+          <w:szCs w:val="26"/>
+          <w:lang w:val="vi-VN"/>
+        </w:rPr>
+        <w:drawing>
+          <wp:inline distT="0" distB="0" distL="0" distR="0" wp14:anchorId="5E5CDCA3" wp14:editId="2676E211">
+            <wp:extent cx="5943600" cy="2521585"/>
+            <wp:effectExtent l="0" t="0" r="0" b="0"/>
+            <wp:docPr id="33" name="Picture 33"/>
+            <wp:cNvGraphicFramePr>
+              <a:graphicFrameLocks xmlns:a="http://schemas.openxmlformats.org/drawingml/2006/main" noChangeAspect="1"/>
+            </wp:cNvGraphicFramePr>
+            <a:graphic xmlns:a="http://schemas.openxmlformats.org/drawingml/2006/main">
+              <a:graphicData uri="http://schemas.openxmlformats.org/drawingml/2006/picture">
+                <pic:pic xmlns:pic="http://schemas.openxmlformats.org/drawingml/2006/picture">
+                  <pic:nvPicPr>
+                    <pic:cNvPr id="1" name=""/>
+                    <pic:cNvPicPr/>
+                  </pic:nvPicPr>
+                  <pic:blipFill>
+                    <a:blip r:embed="rId37"/>
+                    <a:stretch>
+                      <a:fillRect/>
+                    </a:stretch>
+                  </pic:blipFill>
+                  <pic:spPr>
+                    <a:xfrm>
+                      <a:off x="0" y="0"/>
+                      <a:ext cx="5943600" cy="2521585"/>
+                    </a:xfrm>
+                    <a:prstGeom prst="rect">
+                      <a:avLst/>
+                    </a:prstGeom>
+                  </pic:spPr>
+                </pic:pic>
+              </a:graphicData>
+            </a:graphic>
+          </wp:inline>
+        </w:drawing>
+      </w:r>
+    </w:p>
+    <w:p>
+      <w:pPr>
+        <w:rPr>
+          <w:rFonts w:ascii="Times New Roman" w:hAnsi="Times New Roman" w:cs="Times New Roman"/>
+          <w:sz w:val="26"/>
+          <w:szCs w:val="26"/>
+          <w:lang w:val="vi-VN"/>
+        </w:rPr>
+      </w:pPr>
+      <w:r>
+        <w:rPr>
+          <w:rFonts w:ascii="Times New Roman" w:hAnsi="Times New Roman" w:cs="Times New Roman"/>
+          <w:sz w:val="26"/>
+          <w:szCs w:val="26"/>
+          <w:lang w:val="vi-VN"/>
+        </w:rPr>
+        <w:lastRenderedPageBreak/>
+        <w:drawing>
+          <wp:inline distT="0" distB="0" distL="0" distR="0" wp14:anchorId="41C1F7B5" wp14:editId="56327F53">
+            <wp:extent cx="5943600" cy="2559685"/>
+            <wp:effectExtent l="0" t="0" r="0" b="0"/>
+            <wp:docPr id="34" name="Picture 34"/>
+            <wp:cNvGraphicFramePr>
+              <a:graphicFrameLocks xmlns:a="http://schemas.openxmlformats.org/drawingml/2006/main" noChangeAspect="1"/>
+            </wp:cNvGraphicFramePr>
+            <a:graphic xmlns:a="http://schemas.openxmlformats.org/drawingml/2006/main">
+              <a:graphicData uri="http://schemas.openxmlformats.org/drawingml/2006/picture">
+                <pic:pic xmlns:pic="http://schemas.openxmlformats.org/drawingml/2006/picture">
+                  <pic:nvPicPr>
+                    <pic:cNvPr id="1" name=""/>
+                    <pic:cNvPicPr/>
+                  </pic:nvPicPr>
+                  <pic:blipFill>
+                    <a:blip r:embed="rId38"/>
+                    <a:stretch>
+                      <a:fillRect/>
+                    </a:stretch>
+                  </pic:blipFill>
+                  <pic:spPr>
+                    <a:xfrm>
+                      <a:off x="0" y="0"/>
+                      <a:ext cx="5943600" cy="2559685"/>
+                    </a:xfrm>
+                    <a:prstGeom prst="rect">
+                      <a:avLst/>
+                    </a:prstGeom>
+                  </pic:spPr>
+                </pic:pic>
+              </a:graphicData>
+            </a:graphic>
+          </wp:inline>
+        </w:drawing>
+      </w:r>
+    </w:p>
+    <w:p>
+      <w:pPr>
+        <w:rPr>
+          <w:rFonts w:ascii="Times New Roman" w:hAnsi="Times New Roman" w:cs="Times New Roman"/>
+          <w:sz w:val="26"/>
+          <w:szCs w:val="26"/>
+          <w:lang w:val="vi-VN"/>
+        </w:rPr>
+      </w:pPr>
+    </w:p>
+    <w:p>
+      <w:pPr>
+        <w:rPr>
+          <w:rFonts w:ascii="Times New Roman" w:hAnsi="Times New Roman" w:cs="Times New Roman"/>
+          <w:sz w:val="26"/>
+          <w:szCs w:val="26"/>
+          <w:lang w:val="vi-VN"/>
+        </w:rPr>
+      </w:pPr>
+      <w:r>
+        <w:rPr>
+          <w:rFonts w:ascii="Times New Roman" w:hAnsi="Times New Roman" w:cs="Times New Roman"/>
+          <w:sz w:val="26"/>
+          <w:szCs w:val="26"/>
+          <w:lang w:val="vi-VN"/>
+        </w:rPr>
+        <w:t>Áp dụng 2: Xây dựng ứng dụng mô phỏng thiết bị Security Panel theo yêu cầu</w:t>
+      </w:r>
+    </w:p>
+    <w:p>
+      <w:pPr>
+        <w:rPr>
+          <w:rFonts w:ascii="Times New Roman" w:hAnsi="Times New Roman" w:cs="Times New Roman"/>
+          <w:sz w:val="26"/>
+          <w:szCs w:val="26"/>
+          <w:lang w:val="vi-VN"/>
+        </w:rPr>
+      </w:pPr>
+      <w:r>
+        <w:rPr>
+          <w:rFonts w:ascii="Times New Roman" w:hAnsi="Times New Roman" w:cs="Times New Roman"/>
+          <w:sz w:val="26"/>
+          <w:szCs w:val="26"/>
+          <w:lang w:val="vi-VN"/>
+        </w:rPr>
+        <w:drawing>
+          <wp:inline distT="0" distB="0" distL="0" distR="0" wp14:anchorId="75FCA356" wp14:editId="5A8C4546">
+            <wp:extent cx="5943600" cy="3348990"/>
+            <wp:effectExtent l="0" t="0" r="0" b="3810"/>
+            <wp:docPr id="35" name="Picture 35"/>
+            <wp:cNvGraphicFramePr>
+              <a:graphicFrameLocks xmlns:a="http://schemas.openxmlformats.org/drawingml/2006/main" noChangeAspect="1"/>
+            </wp:cNvGraphicFramePr>
+            <a:graphic xmlns:a="http://schemas.openxmlformats.org/drawingml/2006/main">
+              <a:graphicData uri="http://schemas.openxmlformats.org/drawingml/2006/picture">
+                <pic:pic xmlns:pic="http://schemas.openxmlformats.org/drawingml/2006/picture">
+                  <pic:nvPicPr>
+                    <pic:cNvPr id="1" name=""/>
+                    <pic:cNvPicPr/>
+                  </pic:nvPicPr>
+                  <pic:blipFill>
+                    <a:blip r:embed="rId39"/>
+                    <a:stretch>
+                      <a:fillRect/>
+                    </a:stretch>
+                  </pic:blipFill>
+                  <pic:spPr>
+                    <a:xfrm>
+                      <a:off x="0" y="0"/>
+                      <a:ext cx="5943600" cy="3348990"/>
+                    </a:xfrm>
+                    <a:prstGeom prst="rect">
+                      <a:avLst/>
+                    </a:prstGeom>
+                  </pic:spPr>
+                </pic:pic>
+              </a:graphicData>
+            </a:graphic>
+          </wp:inline>
+        </w:drawing>
+      </w:r>
+    </w:p>
+    <w:p>
+      <w:pPr>
+        <w:rPr>
+          <w:rFonts w:ascii="Times New Roman" w:hAnsi="Times New Roman" w:cs="Times New Roman"/>
+          <w:sz w:val="26"/>
+          <w:szCs w:val="26"/>
+          <w:lang w:val="vi-VN"/>
+        </w:rPr>
+      </w:pPr>
+    </w:p>
+    <w:p>
+      <w:pPr>
+        <w:rPr>
+          <w:rFonts w:ascii="Times New Roman" w:hAnsi="Times New Roman" w:cs="Times New Roman"/>
+          <w:sz w:val="26"/>
+          <w:szCs w:val="26"/>
+          <w:lang w:val="vi-VN"/>
+        </w:rPr>
+      </w:pPr>
+      <w:r>
+        <w:rPr>
+          <w:rFonts w:ascii="Times New Roman" w:hAnsi="Times New Roman" w:cs="Times New Roman"/>
+          <w:sz w:val="26"/>
+          <w:szCs w:val="26"/>
+          <w:lang w:val="vi-VN"/>
+        </w:rPr>
+        <w:lastRenderedPageBreak/>
+        <w:t>Thực hành 2: Tính tiền công dịch vụ tại phòng khám nha khoa.</w:t>
+      </w:r>
+      <w:r>
+        <w:rPr>
+          <w:rFonts w:ascii="Times New Roman" w:hAnsi="Times New Roman" w:cs="Times New Roman"/>
+          <w:sz w:val="26"/>
+          <w:szCs w:val="26"/>
+          <w:lang w:val="vi-VN"/>
+        </w:rPr>
+        <w:br/>
+      </w:r>
+      <w:r>
+        <w:rPr>
+          <w:rFonts w:ascii="Times New Roman" w:hAnsi="Times New Roman" w:cs="Times New Roman"/>
+          <w:sz w:val="26"/>
+          <w:szCs w:val="26"/>
+          <w:lang w:val="vi-VN"/>
+        </w:rPr>
+        <w:drawing>
+          <wp:inline distT="0" distB="0" distL="0" distR="0" wp14:anchorId="52BE1C2C" wp14:editId="0CFC1BD2">
+            <wp:extent cx="5943600" cy="3271520"/>
+            <wp:effectExtent l="0" t="0" r="0" b="5080"/>
+            <wp:docPr id="36" name="Picture 36"/>
+            <wp:cNvGraphicFramePr>
+              <a:graphicFrameLocks xmlns:a="http://schemas.openxmlformats.org/drawingml/2006/main" noChangeAspect="1"/>
+            </wp:cNvGraphicFramePr>
+            <a:graphic xmlns:a="http://schemas.openxmlformats.org/drawingml/2006/main">
+              <a:graphicData uri="http://schemas.openxmlformats.org/drawingml/2006/picture">
+                <pic:pic xmlns:pic="http://schemas.openxmlformats.org/drawingml/2006/picture">
+                  <pic:nvPicPr>
+                    <pic:cNvPr id="1" name=""/>
+                    <pic:cNvPicPr/>
+                  </pic:nvPicPr>
+                  <pic:blipFill>
+                    <a:blip r:embed="rId40"/>
+                    <a:stretch>
+                      <a:fillRect/>
+                    </a:stretch>
+                  </pic:blipFill>
+                  <pic:spPr>
+                    <a:xfrm>
+                      <a:off x="0" y="0"/>
+                      <a:ext cx="5943600" cy="3271520"/>
+                    </a:xfrm>
+                    <a:prstGeom prst="rect">
+                      <a:avLst/>
+                    </a:prstGeom>
+                  </pic:spPr>
+                </pic:pic>
+              </a:graphicData>
+            </a:graphic>
+          </wp:inline>
+        </w:drawing>
+      </w:r>
+    </w:p>
+    <w:p>
+      <w:pPr>
+        <w:rPr>
+          <w:rFonts w:ascii="Times New Roman" w:hAnsi="Times New Roman" w:cs="Times New Roman"/>
+          <w:sz w:val="26"/>
+          <w:szCs w:val="26"/>
+          <w:lang w:val="vi-VN"/>
+        </w:rPr>
+      </w:pPr>
+      <w:r>
+        <w:rPr>
+          <w:rFonts w:ascii="Times New Roman" w:hAnsi="Times New Roman" w:cs="Times New Roman"/>
+          <w:sz w:val="26"/>
+          <w:szCs w:val="26"/>
+          <w:lang w:val="vi-VN"/>
+        </w:rPr>
+        <w:drawing>
+          <wp:inline distT="0" distB="0" distL="0" distR="0" wp14:anchorId="1287DBB8" wp14:editId="3A9A4836">
+            <wp:extent cx="5943600" cy="3855085"/>
+            <wp:effectExtent l="0" t="0" r="0" b="0"/>
+            <wp:docPr id="37" name="Picture 37"/>
+            <wp:cNvGraphicFramePr>
+              <a:graphicFrameLocks xmlns:a="http://schemas.openxmlformats.org/drawingml/2006/main" noChangeAspect="1"/>
+            </wp:cNvGraphicFramePr>
+            <a:graphic xmlns:a="http://schemas.openxmlformats.org/drawingml/2006/main">
+              <a:graphicData uri="http://schemas.openxmlformats.org/drawingml/2006/picture">
+                <pic:pic xmlns:pic="http://schemas.openxmlformats.org/drawingml/2006/picture">
+                  <pic:nvPicPr>
+                    <pic:cNvPr id="1" name=""/>
+                    <pic:cNvPicPr/>
+                  </pic:nvPicPr>
+                  <pic:blipFill>
+                    <a:blip r:embed="rId41"/>
+                    <a:stretch>
+                      <a:fillRect/>
+                    </a:stretch>
+                  </pic:blipFill>
+                  <pic:spPr>
+                    <a:xfrm>
+                      <a:off x="0" y="0"/>
+                      <a:ext cx="5943600" cy="3855085"/>
+                    </a:xfrm>
+                    <a:prstGeom prst="rect">
+                      <a:avLst/>
+                    </a:prstGeom>
+                  </pic:spPr>
+                </pic:pic>
+              </a:graphicData>
+            </a:graphic>
+          </wp:inline>
+        </w:drawing>
+      </w:r>
+    </w:p>
+    <w:p>
+      <w:pPr>
+        <w:rPr>
+          <w:rFonts w:ascii="Times New Roman" w:hAnsi="Times New Roman" w:cs="Times New Roman"/>
+          <w:sz w:val="26"/>
+          <w:szCs w:val="26"/>
+          <w:lang w:val="vi-VN"/>
+        </w:rPr>
+      </w:pPr>
+    </w:p>
+    <w:p>
+      <w:pPr>
+        <w:rPr>
+          <w:rFonts w:ascii="Times New Roman" w:hAnsi="Times New Roman" w:cs="Times New Roman"/>
+          <w:sz w:val="26"/>
+          <w:szCs w:val="26"/>
+          <w:lang w:val="vi-VN"/>
+        </w:rPr>
+      </w:pPr>
+    </w:p>
+    <w:p>
+      <w:pPr>
+        <w:rPr>
+          <w:rFonts w:ascii="Times New Roman" w:hAnsi="Times New Roman" w:cs="Times New Roman"/>
+          <w:sz w:val="26"/>
+          <w:szCs w:val="26"/>
+          <w:lang w:val="vi-VN"/>
+        </w:rPr>
+      </w:pPr>
+      <w:r>
+        <w:rPr>
+          <w:rFonts w:ascii="Times New Roman" w:hAnsi="Times New Roman" w:cs="Times New Roman"/>
+          <w:sz w:val="26"/>
+          <w:szCs w:val="26"/>
+          <w:lang w:val="vi-VN"/>
+        </w:rPr>
+        <w:lastRenderedPageBreak/>
+        <w:t>Áp dụng 3: Thiết kế và lập trình form Đăng nhập của một ứng dụng. Thông tin</w:t>
+      </w:r>
+    </w:p>
+    <w:p>
+      <w:pPr>
+        <w:rPr>
+          <w:rFonts w:ascii="Times New Roman" w:hAnsi="Times New Roman" w:cs="Times New Roman"/>
+          <w:sz w:val="26"/>
+          <w:szCs w:val="26"/>
+          <w:lang w:val="vi-VN"/>
+        </w:rPr>
+      </w:pPr>
+      <w:r>
+        <w:rPr>
+          <w:rFonts w:ascii="Times New Roman" w:hAnsi="Times New Roman" w:cs="Times New Roman"/>
+          <w:sz w:val="26"/>
+          <w:szCs w:val="26"/>
+          <w:lang w:val="vi-VN"/>
+        </w:rPr>
+        <w:t>cần đăng nhập gồm username và password. Yêu cầu người dùng không được để</w:t>
+      </w:r>
+    </w:p>
+    <w:p>
+      <w:pPr>
+        <w:rPr>
+          <w:rFonts w:ascii="Times New Roman" w:hAnsi="Times New Roman" w:cs="Times New Roman"/>
+          <w:sz w:val="26"/>
+          <w:szCs w:val="26"/>
+          <w:lang w:val="vi-VN"/>
+        </w:rPr>
+      </w:pPr>
+      <w:r>
+        <w:rPr>
+          <w:rFonts w:ascii="Times New Roman" w:hAnsi="Times New Roman" w:cs="Times New Roman"/>
+          <w:sz w:val="26"/>
+          <w:szCs w:val="26"/>
+          <w:lang w:val="vi-VN"/>
+        </w:rPr>
+        <w:t>trống trường thông tin nào. Nếu để trống trường thông tin nào thì cảnh báo người</w:t>
+      </w:r>
+    </w:p>
+    <w:p>
+      <w:pPr>
+        <w:rPr>
+          <w:rFonts w:ascii="Times New Roman" w:hAnsi="Times New Roman" w:cs="Times New Roman"/>
+          <w:sz w:val="26"/>
+          <w:szCs w:val="26"/>
+          <w:lang w:val="vi-VN"/>
+        </w:rPr>
+      </w:pPr>
+      <w:r>
+        <w:rPr>
+          <w:rFonts w:ascii="Times New Roman" w:hAnsi="Times New Roman" w:cs="Times New Roman"/>
+          <w:sz w:val="26"/>
+          <w:szCs w:val="26"/>
+          <w:lang w:val="vi-VN"/>
+        </w:rPr>
+        <w:t>dùng để bổ sung.</w:t>
+      </w:r>
+    </w:p>
+    <w:p>
+      <w:pPr>
+        <w:rPr>
+          <w:rFonts w:ascii="Times New Roman" w:hAnsi="Times New Roman" w:cs="Times New Roman"/>
+          <w:sz w:val="26"/>
+          <w:szCs w:val="26"/>
+          <w:lang w:val="vi-VN"/>
+        </w:rPr>
+      </w:pPr>
+      <w:r>
+        <w:rPr>
+          <w:rFonts w:ascii="Times New Roman" w:hAnsi="Times New Roman" w:cs="Times New Roman"/>
+          <w:sz w:val="26"/>
+          <w:szCs w:val="26"/>
+          <w:lang w:val="vi-VN"/>
+        </w:rPr>
+        <w:drawing>
+          <wp:inline distT="0" distB="0" distL="0" distR="0" wp14:anchorId="4FF69BFC" wp14:editId="5857E3D2">
+            <wp:extent cx="5943600" cy="3284855"/>
+            <wp:effectExtent l="0" t="0" r="0" b="0"/>
+            <wp:docPr id="38" name="Picture 38"/>
+            <wp:cNvGraphicFramePr>
+              <a:graphicFrameLocks xmlns:a="http://schemas.openxmlformats.org/drawingml/2006/main" noChangeAspect="1"/>
+            </wp:cNvGraphicFramePr>
+            <a:graphic xmlns:a="http://schemas.openxmlformats.org/drawingml/2006/main">
+              <a:graphicData uri="http://schemas.openxmlformats.org/drawingml/2006/picture">
+                <pic:pic xmlns:pic="http://schemas.openxmlformats.org/drawingml/2006/picture">
+                  <pic:nvPicPr>
+                    <pic:cNvPr id="1" name=""/>
+                    <pic:cNvPicPr/>
+                  </pic:nvPicPr>
+                  <pic:blipFill>
+                    <a:blip r:embed="rId42"/>
+                    <a:stretch>
+                      <a:fillRect/>
+                    </a:stretch>
+                  </pic:blipFill>
+                  <pic:spPr>
+                    <a:xfrm>
+                      <a:off x="0" y="0"/>
+                      <a:ext cx="5943600" cy="3284855"/>
+                    </a:xfrm>
+                    <a:prstGeom prst="rect">
+                      <a:avLst/>
+                    </a:prstGeom>
+                  </pic:spPr>
+                </pic:pic>
+              </a:graphicData>
+            </a:graphic>
+          </wp:inline>
+        </w:drawing>
+      </w:r>
+    </w:p>
+    <w:p>
+      <w:pPr>
+        <w:rPr>
+          <w:rFonts w:ascii="Times New Roman" w:hAnsi="Times New Roman" w:cs="Times New Roman"/>
+          <w:sz w:val="26"/>
+          <w:szCs w:val="26"/>
+          <w:lang w:val="vi-VN"/>
+        </w:rPr>
+      </w:pPr>
+      <w:r>
+        <w:rPr>
+          <w:rFonts w:ascii="Times New Roman" w:hAnsi="Times New Roman" w:cs="Times New Roman"/>
+          <w:sz w:val="26"/>
+          <w:szCs w:val="26"/>
+          <w:lang w:val="vi-VN"/>
+        </w:rPr>
+        <w:drawing>
+          <wp:inline distT="0" distB="0" distL="0" distR="0" wp14:anchorId="14C7A9E6" wp14:editId="4ACD8816">
+            <wp:extent cx="4944165" cy="3477110"/>
+            <wp:effectExtent l="0" t="0" r="8890" b="9525"/>
+            <wp:docPr id="39" name="Picture 39"/>
+            <wp:cNvGraphicFramePr>
+              <a:graphicFrameLocks xmlns:a="http://schemas.openxmlformats.org/drawingml/2006/main" noChangeAspect="1"/>
+            </wp:cNvGraphicFramePr>
+            <a:graphic xmlns:a="http://schemas.openxmlformats.org/drawingml/2006/main">
+              <a:graphicData uri="http://schemas.openxmlformats.org/drawingml/2006/picture">
+                <pic:pic xmlns:pic="http://schemas.openxmlformats.org/drawingml/2006/picture">
+                  <pic:nvPicPr>
+                    <pic:cNvPr id="1" name=""/>
+                    <pic:cNvPicPr/>
+                  </pic:nvPicPr>
+                  <pic:blipFill>
+                    <a:blip r:embed="rId43"/>
+                    <a:stretch>
+                      <a:fillRect/>
+                    </a:stretch>
+                  </pic:blipFill>
+                  <pic:spPr>
+                    <a:xfrm>
+                      <a:off x="0" y="0"/>
+                      <a:ext cx="4944165" cy="3477110"/>
+                    </a:xfrm>
+                    <a:prstGeom prst="rect">
+                      <a:avLst/>
+                    </a:prstGeom>
+                  </pic:spPr>
+                </pic:pic>
+              </a:graphicData>
+            </a:graphic>
+          </wp:inline>
+        </w:drawing>
+      </w:r>
+    </w:p>
+    <w:p>
+      <w:pPr>
+        <w:rPr>
+          <w:rFonts w:ascii="Times New Roman" w:hAnsi="Times New Roman" w:cs="Times New Roman"/>
+          <w:sz w:val="26"/>
+          <w:szCs w:val="26"/>
+          <w:lang w:val="vi-VN"/>
+        </w:rPr>
+      </w:pPr>
+      <w:r>
+        <w:rPr>
+          <w:rFonts w:ascii="Times New Roman" w:hAnsi="Times New Roman" w:cs="Times New Roman"/>
+          <w:sz w:val="26"/>
+          <w:szCs w:val="26"/>
+          <w:lang w:val="vi-VN"/>
+        </w:rPr>
+        <w:lastRenderedPageBreak/>
+        <w:t>Thực hành 3: Thiết kế form frmXuLySo với control ListBox như sau</w:t>
+      </w:r>
+    </w:p>
+    <w:p>
+      <w:pPr>
+        <w:rPr>
+          <w:rFonts w:ascii="Times New Roman" w:hAnsi="Times New Roman" w:cs="Times New Roman"/>
+          <w:sz w:val="26"/>
+          <w:szCs w:val="26"/>
+          <w:lang w:val="vi-VN"/>
+        </w:rPr>
+      </w:pPr>
+      <w:r>
+        <w:rPr>
+          <w:rFonts w:ascii="Times New Roman" w:hAnsi="Times New Roman" w:cs="Times New Roman"/>
+          <w:sz w:val="26"/>
+          <w:szCs w:val="26"/>
+          <w:lang w:val="vi-VN"/>
+        </w:rPr>
+        <w:drawing>
+          <wp:inline distT="0" distB="0" distL="0" distR="0" wp14:anchorId="0DDA9E96" wp14:editId="2F82BC97">
+            <wp:extent cx="5943600" cy="2911475"/>
+            <wp:effectExtent l="0" t="0" r="0" b="3175"/>
+            <wp:docPr id="40" name="Picture 40"/>
+            <wp:cNvGraphicFramePr>
+              <a:graphicFrameLocks xmlns:a="http://schemas.openxmlformats.org/drawingml/2006/main" noChangeAspect="1"/>
+            </wp:cNvGraphicFramePr>
+            <a:graphic xmlns:a="http://schemas.openxmlformats.org/drawingml/2006/main">
+              <a:graphicData uri="http://schemas.openxmlformats.org/drawingml/2006/picture">
+                <pic:pic xmlns:pic="http://schemas.openxmlformats.org/drawingml/2006/picture">
+                  <pic:nvPicPr>
+                    <pic:cNvPr id="1" name=""/>
+                    <pic:cNvPicPr/>
+                  </pic:nvPicPr>
+                  <pic:blipFill>
+                    <a:blip r:embed="rId44"/>
+                    <a:stretch>
+                      <a:fillRect/>
+                    </a:stretch>
+                  </pic:blipFill>
+                  <pic:spPr>
+                    <a:xfrm>
+                      <a:off x="0" y="0"/>
+                      <a:ext cx="5943600" cy="2911475"/>
+                    </a:xfrm>
+                    <a:prstGeom prst="rect">
+                      <a:avLst/>
+                    </a:prstGeom>
+                  </pic:spPr>
+                </pic:pic>
+              </a:graphicData>
+            </a:graphic>
+          </wp:inline>
+        </w:drawing>
+      </w:r>
+    </w:p>
+    <w:p>
+      <w:pPr>
+        <w:rPr>
+          <w:rFonts w:ascii="Times New Roman" w:hAnsi="Times New Roman" w:cs="Times New Roman"/>
+          <w:sz w:val="26"/>
+          <w:szCs w:val="26"/>
+          <w:lang w:val="vi-VN"/>
+        </w:rPr>
+      </w:pPr>
+      <w:r>
+        <w:rPr>
+          <w:rFonts w:ascii="Times New Roman" w:hAnsi="Times New Roman" w:cs="Times New Roman"/>
+          <w:sz w:val="26"/>
+          <w:szCs w:val="26"/>
+          <w:lang w:val="vi-VN"/>
+        </w:rPr>
+        <w:drawing>
+          <wp:inline distT="0" distB="0" distL="0" distR="0" wp14:anchorId="2AAC50CD" wp14:editId="26ABC37A">
+            <wp:extent cx="5943600" cy="4622800"/>
+            <wp:effectExtent l="0" t="0" r="0" b="6350"/>
+            <wp:docPr id="41" name="Picture 41"/>
+            <wp:cNvGraphicFramePr>
+              <a:graphicFrameLocks xmlns:a="http://schemas.openxmlformats.org/drawingml/2006/main" noChangeAspect="1"/>
+            </wp:cNvGraphicFramePr>
+            <a:graphic xmlns:a="http://schemas.openxmlformats.org/drawingml/2006/main">
+              <a:graphicData uri="http://schemas.openxmlformats.org/drawingml/2006/picture">
+                <pic:pic xmlns:pic="http://schemas.openxmlformats.org/drawingml/2006/picture">
+                  <pic:nvPicPr>
+                    <pic:cNvPr id="1" name=""/>
+                    <pic:cNvPicPr/>
+                  </pic:nvPicPr>
+                  <pic:blipFill>
+                    <a:blip r:embed="rId45"/>
+                    <a:stretch>
+                      <a:fillRect/>
+                    </a:stretch>
+                  </pic:blipFill>
+                  <pic:spPr>
+                    <a:xfrm>
+                      <a:off x="0" y="0"/>
+                      <a:ext cx="5943600" cy="4622800"/>
+                    </a:xfrm>
+                    <a:prstGeom prst="rect">
+                      <a:avLst/>
+                    </a:prstGeom>
+                  </pic:spPr>
+                </pic:pic>
+              </a:graphicData>
+            </a:graphic>
+          </wp:inline>
+        </w:drawing>
+      </w:r>
+    </w:p>
+    <w:p>
+      <w:pPr>
+        <w:rPr>
+          <w:rFonts w:ascii="Times New Roman" w:hAnsi="Times New Roman" w:cs="Times New Roman"/>
+          <w:sz w:val="26"/>
+          <w:szCs w:val="26"/>
+          <w:lang w:val="vi-VN"/>
+        </w:rPr>
+      </w:pPr>
+      <w:r>
+        <w:rPr>
+          <w:rFonts w:ascii="Times New Roman" w:hAnsi="Times New Roman" w:cs="Times New Roman"/>
+          <w:sz w:val="26"/>
+          <w:szCs w:val="26"/>
+          <w:lang w:val="vi-VN"/>
+        </w:rPr>
+        <w:lastRenderedPageBreak/>
+        <w:t>Áp dụng 4: làm bài tập 7</w:t>
+      </w:r>
+    </w:p>
+    <w:p>
+      <w:pPr>
+        <w:rPr>
+          <w:rFonts w:ascii="Times New Roman" w:hAnsi="Times New Roman" w:cs="Times New Roman"/>
+          <w:sz w:val="26"/>
+          <w:szCs w:val="26"/>
+          <w:lang w:val="vi-VN"/>
+        </w:rPr>
+      </w:pPr>
+      <w:r>
+        <w:rPr>
+          <w:rFonts w:ascii="Times New Roman" w:hAnsi="Times New Roman" w:cs="Times New Roman"/>
+          <w:sz w:val="26"/>
+          <w:szCs w:val="26"/>
+          <w:lang w:val="vi-VN"/>
+        </w:rPr>
+        <w:drawing>
+          <wp:inline distT="0" distB="0" distL="0" distR="0" wp14:anchorId="350571C4" wp14:editId="6D4D109D">
+            <wp:extent cx="5943600" cy="3018155"/>
+            <wp:effectExtent l="0" t="0" r="0" b="0"/>
+            <wp:docPr id="42" name="Picture 42"/>
+            <wp:cNvGraphicFramePr>
+              <a:graphicFrameLocks xmlns:a="http://schemas.openxmlformats.org/drawingml/2006/main" noChangeAspect="1"/>
+            </wp:cNvGraphicFramePr>
+            <a:graphic xmlns:a="http://schemas.openxmlformats.org/drawingml/2006/main">
+              <a:graphicData uri="http://schemas.openxmlformats.org/drawingml/2006/picture">
+                <pic:pic xmlns:pic="http://schemas.openxmlformats.org/drawingml/2006/picture">
+                  <pic:nvPicPr>
+                    <pic:cNvPr id="1" name=""/>
+                    <pic:cNvPicPr/>
+                  </pic:nvPicPr>
+                  <pic:blipFill>
+                    <a:blip r:embed="rId46"/>
+                    <a:stretch>
+                      <a:fillRect/>
+                    </a:stretch>
+                  </pic:blipFill>
+                  <pic:spPr>
+                    <a:xfrm>
+                      <a:off x="0" y="0"/>
+                      <a:ext cx="5943600" cy="3018155"/>
+                    </a:xfrm>
+                    <a:prstGeom prst="rect">
+                      <a:avLst/>
+                    </a:prstGeom>
+                  </pic:spPr>
+                </pic:pic>
+              </a:graphicData>
+            </a:graphic>
+          </wp:inline>
+        </w:drawing>
+      </w:r>
     </w:p>
     <w:sectPr>
       <w:pgSz w:w="12240" w:h="15840"/>

--- a/1150080143_VoAnhKiet_CNPM2.docx
+++ b/1150080143_VoAnhKiet_CNPM2.docx
@@ -101,20 +101,1539 @@
     </w:p>
     <w:p>
       <w:pPr>
-        <w:rPr>
-          <w:rFonts w:ascii="Times New Roman" w:hAnsi="Times New Roman" w:cs="Times New Roman"/>
-          <w:sz w:val="26"/>
-          <w:szCs w:val="26"/>
-          <w:lang w:val="vi-VN"/>
-        </w:rPr>
-      </w:pPr>
-    </w:p>
-    <w:p>
-      <w:pPr>
-        <w:rPr>
-          <w:rFonts w:ascii="Times New Roman" w:hAnsi="Times New Roman" w:cs="Times New Roman"/>
-          <w:sz w:val="26"/>
-          <w:szCs w:val="26"/>
+        <w:jc w:val="center"/>
+        <w:rPr>
+          <w:rFonts w:ascii="Times New Roman" w:hAnsi="Times New Roman" w:cs="Times New Roman"/>
+          <w:b/>
+          <w:bCs/>
+          <w:sz w:val="28"/>
+          <w:szCs w:val="28"/>
+          <w:lang w:val="vi-VN"/>
+        </w:rPr>
+      </w:pPr>
+      <w:r>
+        <w:rPr>
+          <w:rFonts w:ascii="Times New Roman" w:hAnsi="Times New Roman" w:cs="Times New Roman"/>
+          <w:b/>
+          <w:bCs/>
+          <w:sz w:val="28"/>
+          <w:szCs w:val="28"/>
+        </w:rPr>
+        <w:t>LAB 4: WINFORM KẾT NỐI CƠ SỞ DỮ LIỆU CƠ BẢN</w:t>
+      </w:r>
+    </w:p>
+    <w:p>
+      <w:pPr>
+        <w:rPr>
+          <w:rFonts w:ascii="Times New Roman" w:hAnsi="Times New Roman" w:cs="Times New Roman"/>
+          <w:b/>
+          <w:bCs/>
+          <w:sz w:val="26"/>
+          <w:szCs w:val="26"/>
+          <w:lang w:val="vi-VN"/>
+        </w:rPr>
+      </w:pPr>
+      <w:r>
+        <w:rPr>
+          <w:rFonts w:ascii="Times New Roman" w:hAnsi="Times New Roman" w:cs="Times New Roman"/>
+          <w:b/>
+          <w:bCs/>
+          <w:sz w:val="26"/>
+          <w:szCs w:val="26"/>
+        </w:rPr>
+        <w:t xml:space="preserve">B. Nội dung Thực hành </w:t>
+      </w:r>
+    </w:p>
+    <w:p>
+      <w:pPr>
+        <w:rPr>
+          <w:rFonts w:ascii="Times New Roman" w:hAnsi="Times New Roman" w:cs="Times New Roman"/>
+          <w:sz w:val="26"/>
+          <w:szCs w:val="26"/>
+          <w:lang w:val="vi-VN"/>
+        </w:rPr>
+      </w:pPr>
+      <w:r>
+        <w:rPr>
+          <w:rFonts w:ascii="Times New Roman" w:hAnsi="Times New Roman" w:cs="Times New Roman"/>
+          <w:sz w:val="26"/>
+          <w:szCs w:val="26"/>
+        </w:rPr>
+        <w:t>1: Tạo kết nối giữa Winform và CSDL. Đầu tiên, ta phải có được Server name của máy local mình đang sử dụng:</w:t>
+      </w:r>
+    </w:p>
+    <w:p>
+      <w:pPr>
+        <w:jc w:val="center"/>
+        <w:rPr>
+          <w:rFonts w:ascii="Times New Roman" w:hAnsi="Times New Roman" w:cs="Times New Roman"/>
+          <w:sz w:val="26"/>
+          <w:szCs w:val="26"/>
+          <w:lang w:val="vi-VN"/>
+        </w:rPr>
+      </w:pPr>
+      <w:r>
+        <w:rPr>
+          <w:rFonts w:ascii="Times New Roman" w:hAnsi="Times New Roman" w:cs="Times New Roman"/>
+          <w:sz w:val="26"/>
+          <w:szCs w:val="26"/>
+          <w:lang w:val="vi-VN"/>
+        </w:rPr>
+        <w:drawing>
+          <wp:inline distT="0" distB="0" distL="0" distR="0" wp14:anchorId="56F63794" wp14:editId="74B1FB72">
+            <wp:extent cx="5943600" cy="5886450"/>
+            <wp:effectExtent l="0" t="0" r="0" b="0"/>
+            <wp:docPr id="1" name="Picture 1"/>
+            <wp:cNvGraphicFramePr>
+              <a:graphicFrameLocks xmlns:a="http://schemas.openxmlformats.org/drawingml/2006/main" noChangeAspect="1"/>
+            </wp:cNvGraphicFramePr>
+            <a:graphic xmlns:a="http://schemas.openxmlformats.org/drawingml/2006/main">
+              <a:graphicData uri="http://schemas.openxmlformats.org/drawingml/2006/picture">
+                <pic:pic xmlns:pic="http://schemas.openxmlformats.org/drawingml/2006/picture">
+                  <pic:nvPicPr>
+                    <pic:cNvPr id="1" name=""/>
+                    <pic:cNvPicPr/>
+                  </pic:nvPicPr>
+                  <pic:blipFill>
+                    <a:blip r:embed="rId6"/>
+                    <a:stretch>
+                      <a:fillRect/>
+                    </a:stretch>
+                  </pic:blipFill>
+                  <pic:spPr>
+                    <a:xfrm>
+                      <a:off x="0" y="0"/>
+                      <a:ext cx="5943600" cy="5886450"/>
+                    </a:xfrm>
+                    <a:prstGeom prst="rect">
+                      <a:avLst/>
+                    </a:prstGeom>
+                  </pic:spPr>
+                </pic:pic>
+              </a:graphicData>
+            </a:graphic>
+          </wp:inline>
+        </w:drawing>
+      </w:r>
+    </w:p>
+    <w:p>
+      <w:pPr>
+        <w:rPr>
+          <w:rFonts w:ascii="Times New Roman" w:hAnsi="Times New Roman" w:cs="Times New Roman"/>
+          <w:sz w:val="26"/>
+          <w:szCs w:val="26"/>
+          <w:lang w:val="vi-VN"/>
+        </w:rPr>
+      </w:pPr>
+      <w:r>
+        <w:rPr>
+          <w:rFonts w:ascii="Times New Roman" w:hAnsi="Times New Roman" w:cs="Times New Roman"/>
+          <w:sz w:val="26"/>
+          <w:szCs w:val="26"/>
+        </w:rPr>
+        <w:lastRenderedPageBreak/>
+        <w:t xml:space="preserve">Tiếp theo, trong VS, check trong TOOLS/Connect to </w:t>
+      </w:r>
+      <w:r>
+        <w:rPr>
+          <w:rFonts w:ascii="Times New Roman" w:hAnsi="Times New Roman" w:cs="Times New Roman"/>
+          <w:sz w:val="26"/>
+          <w:szCs w:val="26"/>
+        </w:rPr>
+        <w:t>database</w:t>
+      </w:r>
+    </w:p>
+    <w:p>
+      <w:pPr>
+        <w:rPr>
+          <w:rFonts w:ascii="Times New Roman" w:hAnsi="Times New Roman" w:cs="Times New Roman"/>
+          <w:sz w:val="26"/>
+          <w:szCs w:val="26"/>
+          <w:lang w:val="vi-VN"/>
+        </w:rPr>
+      </w:pPr>
+      <w:r>
+        <w:rPr>
+          <w:rFonts w:ascii="Times New Roman" w:hAnsi="Times New Roman" w:cs="Times New Roman"/>
+          <w:sz w:val="26"/>
+          <w:szCs w:val="26"/>
+          <w:lang w:val="vi-VN"/>
+        </w:rPr>
+        <w:drawing>
+          <wp:inline distT="0" distB="0" distL="0" distR="0" wp14:anchorId="4E1B531E" wp14:editId="4D118D4C">
+            <wp:extent cx="5943600" cy="3265805"/>
+            <wp:effectExtent l="0" t="0" r="0" b="0"/>
+            <wp:docPr id="3" name="Picture 3"/>
+            <wp:cNvGraphicFramePr>
+              <a:graphicFrameLocks xmlns:a="http://schemas.openxmlformats.org/drawingml/2006/main" noChangeAspect="1"/>
+            </wp:cNvGraphicFramePr>
+            <a:graphic xmlns:a="http://schemas.openxmlformats.org/drawingml/2006/main">
+              <a:graphicData uri="http://schemas.openxmlformats.org/drawingml/2006/picture">
+                <pic:pic xmlns:pic="http://schemas.openxmlformats.org/drawingml/2006/picture">
+                  <pic:nvPicPr>
+                    <pic:cNvPr id="1" name=""/>
+                    <pic:cNvPicPr/>
+                  </pic:nvPicPr>
+                  <pic:blipFill>
+                    <a:blip r:embed="rId7"/>
+                    <a:stretch>
+                      <a:fillRect/>
+                    </a:stretch>
+                  </pic:blipFill>
+                  <pic:spPr>
+                    <a:xfrm>
+                      <a:off x="0" y="0"/>
+                      <a:ext cx="5943600" cy="3265805"/>
+                    </a:xfrm>
+                    <a:prstGeom prst="rect">
+                      <a:avLst/>
+                    </a:prstGeom>
+                  </pic:spPr>
+                </pic:pic>
+              </a:graphicData>
+            </a:graphic>
+          </wp:inline>
+        </w:drawing>
+      </w:r>
+    </w:p>
+    <w:p>
+      <w:pPr>
+        <w:rPr>
+          <w:rFonts w:ascii="Times New Roman" w:hAnsi="Times New Roman" w:cs="Times New Roman"/>
+          <w:sz w:val="26"/>
+          <w:szCs w:val="26"/>
+          <w:lang w:val="vi-VN"/>
+        </w:rPr>
+      </w:pPr>
+    </w:p>
+    <w:p>
+      <w:pPr>
+        <w:rPr>
+          <w:rFonts w:ascii="Times New Roman" w:hAnsi="Times New Roman" w:cs="Times New Roman"/>
+          <w:sz w:val="26"/>
+          <w:szCs w:val="26"/>
+          <w:lang w:val="vi-VN"/>
+        </w:rPr>
+      </w:pPr>
+      <w:r>
+        <w:rPr>
+          <w:rFonts w:ascii="Times New Roman" w:hAnsi="Times New Roman" w:cs="Times New Roman"/>
+          <w:sz w:val="26"/>
+          <w:szCs w:val="26"/>
+          <w:lang w:val="vi-VN"/>
+        </w:rPr>
+        <w:drawing>
+          <wp:inline distT="0" distB="0" distL="0" distR="0" wp14:anchorId="24E252A3" wp14:editId="486144D1">
+            <wp:extent cx="5943600" cy="3374390"/>
+            <wp:effectExtent l="0" t="0" r="0" b="0"/>
+            <wp:docPr id="4" name="Picture 4"/>
+            <wp:cNvGraphicFramePr>
+              <a:graphicFrameLocks xmlns:a="http://schemas.openxmlformats.org/drawingml/2006/main" noChangeAspect="1"/>
+            </wp:cNvGraphicFramePr>
+            <a:graphic xmlns:a="http://schemas.openxmlformats.org/drawingml/2006/main">
+              <a:graphicData uri="http://schemas.openxmlformats.org/drawingml/2006/picture">
+                <pic:pic xmlns:pic="http://schemas.openxmlformats.org/drawingml/2006/picture">
+                  <pic:nvPicPr>
+                    <pic:cNvPr id="1" name=""/>
+                    <pic:cNvPicPr/>
+                  </pic:nvPicPr>
+                  <pic:blipFill>
+                    <a:blip r:embed="rId8"/>
+                    <a:stretch>
+                      <a:fillRect/>
+                    </a:stretch>
+                  </pic:blipFill>
+                  <pic:spPr>
+                    <a:xfrm>
+                      <a:off x="0" y="0"/>
+                      <a:ext cx="5943600" cy="3374390"/>
+                    </a:xfrm>
+                    <a:prstGeom prst="rect">
+                      <a:avLst/>
+                    </a:prstGeom>
+                  </pic:spPr>
+                </pic:pic>
+              </a:graphicData>
+            </a:graphic>
+          </wp:inline>
+        </w:drawing>
+      </w:r>
+    </w:p>
+    <w:p>
+      <w:pPr>
+        <w:rPr>
+          <w:rFonts w:ascii="Times New Roman" w:hAnsi="Times New Roman" w:cs="Times New Roman"/>
+          <w:sz w:val="26"/>
+          <w:szCs w:val="26"/>
+          <w:lang w:val="vi-VN"/>
+        </w:rPr>
+      </w:pPr>
+    </w:p>
+    <w:p>
+      <w:pPr>
+        <w:rPr>
+          <w:rFonts w:ascii="Times New Roman" w:hAnsi="Times New Roman" w:cs="Times New Roman"/>
+          <w:sz w:val="26"/>
+          <w:szCs w:val="26"/>
+          <w:lang w:val="vi-VN"/>
+        </w:rPr>
+      </w:pPr>
+      <w:r>
+        <w:rPr>
+          <w:rFonts w:ascii="Times New Roman" w:hAnsi="Times New Roman" w:cs="Times New Roman"/>
+          <w:sz w:val="26"/>
+          <w:szCs w:val="26"/>
+          <w:lang w:val="vi-VN"/>
+        </w:rPr>
+        <w:lastRenderedPageBreak/>
+        <w:drawing>
+          <wp:inline distT="0" distB="0" distL="0" distR="0" wp14:anchorId="0FDC61C3" wp14:editId="149F22A6">
+            <wp:extent cx="5172797" cy="3829584"/>
+            <wp:effectExtent l="0" t="0" r="8890" b="0"/>
+            <wp:docPr id="5" name="Picture 5"/>
+            <wp:cNvGraphicFramePr>
+              <a:graphicFrameLocks xmlns:a="http://schemas.openxmlformats.org/drawingml/2006/main" noChangeAspect="1"/>
+            </wp:cNvGraphicFramePr>
+            <a:graphic xmlns:a="http://schemas.openxmlformats.org/drawingml/2006/main">
+              <a:graphicData uri="http://schemas.openxmlformats.org/drawingml/2006/picture">
+                <pic:pic xmlns:pic="http://schemas.openxmlformats.org/drawingml/2006/picture">
+                  <pic:nvPicPr>
+                    <pic:cNvPr id="1" name=""/>
+                    <pic:cNvPicPr/>
+                  </pic:nvPicPr>
+                  <pic:blipFill>
+                    <a:blip r:embed="rId9"/>
+                    <a:stretch>
+                      <a:fillRect/>
+                    </a:stretch>
+                  </pic:blipFill>
+                  <pic:spPr>
+                    <a:xfrm>
+                      <a:off x="0" y="0"/>
+                      <a:ext cx="5172797" cy="3829584"/>
+                    </a:xfrm>
+                    <a:prstGeom prst="rect">
+                      <a:avLst/>
+                    </a:prstGeom>
+                  </pic:spPr>
+                </pic:pic>
+              </a:graphicData>
+            </a:graphic>
+          </wp:inline>
+        </w:drawing>
+      </w:r>
+    </w:p>
+    <w:p>
+      <w:pPr>
+        <w:jc w:val="center"/>
+        <w:rPr>
+          <w:rFonts w:ascii="Times New Roman" w:hAnsi="Times New Roman" w:cs="Times New Roman"/>
+          <w:sz w:val="26"/>
+          <w:szCs w:val="26"/>
+          <w:lang w:val="vi-VN"/>
+        </w:rPr>
+      </w:pPr>
+      <w:r>
+        <w:rPr>
+          <w:rFonts w:ascii="Times New Roman" w:hAnsi="Times New Roman" w:cs="Times New Roman"/>
+          <w:sz w:val="26"/>
+          <w:szCs w:val="26"/>
+          <w:lang w:val="vi-VN"/>
+        </w:rPr>
+        <w:lastRenderedPageBreak/>
+        <w:drawing>
+          <wp:inline distT="0" distB="0" distL="0" distR="0" wp14:anchorId="526304C6" wp14:editId="3BBB0F20">
+            <wp:extent cx="4744112" cy="6839905"/>
+            <wp:effectExtent l="0" t="0" r="0" b="0"/>
+            <wp:docPr id="6" name="Picture 6"/>
+            <wp:cNvGraphicFramePr>
+              <a:graphicFrameLocks xmlns:a="http://schemas.openxmlformats.org/drawingml/2006/main" noChangeAspect="1"/>
+            </wp:cNvGraphicFramePr>
+            <a:graphic xmlns:a="http://schemas.openxmlformats.org/drawingml/2006/main">
+              <a:graphicData uri="http://schemas.openxmlformats.org/drawingml/2006/picture">
+                <pic:pic xmlns:pic="http://schemas.openxmlformats.org/drawingml/2006/picture">
+                  <pic:nvPicPr>
+                    <pic:cNvPr id="1" name=""/>
+                    <pic:cNvPicPr/>
+                  </pic:nvPicPr>
+                  <pic:blipFill>
+                    <a:blip r:embed="rId10"/>
+                    <a:stretch>
+                      <a:fillRect/>
+                    </a:stretch>
+                  </pic:blipFill>
+                  <pic:spPr>
+                    <a:xfrm>
+                      <a:off x="0" y="0"/>
+                      <a:ext cx="4744112" cy="6839905"/>
+                    </a:xfrm>
+                    <a:prstGeom prst="rect">
+                      <a:avLst/>
+                    </a:prstGeom>
+                  </pic:spPr>
+                </pic:pic>
+              </a:graphicData>
+            </a:graphic>
+          </wp:inline>
+        </w:drawing>
+      </w:r>
+    </w:p>
+    <w:p>
+      <w:pPr>
+        <w:rPr>
+          <w:rFonts w:ascii="Times New Roman" w:hAnsi="Times New Roman" w:cs="Times New Roman"/>
+          <w:sz w:val="26"/>
+          <w:szCs w:val="26"/>
+          <w:lang w:val="vi-VN"/>
+        </w:rPr>
+      </w:pPr>
+    </w:p>
+    <w:p>
+      <w:pPr>
+        <w:rPr>
+          <w:rFonts w:ascii="Times New Roman" w:hAnsi="Times New Roman" w:cs="Times New Roman"/>
+          <w:sz w:val="26"/>
+          <w:szCs w:val="26"/>
+          <w:lang w:val="vi-VN"/>
+        </w:rPr>
+      </w:pPr>
+    </w:p>
+    <w:p>
+      <w:pPr>
+        <w:rPr>
+          <w:rFonts w:ascii="Times New Roman" w:hAnsi="Times New Roman" w:cs="Times New Roman"/>
+          <w:sz w:val="26"/>
+          <w:szCs w:val="26"/>
+          <w:lang w:val="vi-VN"/>
+        </w:rPr>
+      </w:pPr>
+    </w:p>
+    <w:p>
+      <w:pPr>
+        <w:rPr>
+          <w:rFonts w:ascii="Times New Roman" w:hAnsi="Times New Roman" w:cs="Times New Roman"/>
+          <w:sz w:val="26"/>
+          <w:szCs w:val="26"/>
+          <w:lang w:val="vi-VN"/>
+        </w:rPr>
+      </w:pPr>
+    </w:p>
+    <w:p>
+      <w:pPr>
+        <w:rPr>
+          <w:rFonts w:ascii="Times New Roman" w:hAnsi="Times New Roman" w:cs="Times New Roman"/>
+          <w:sz w:val="26"/>
+          <w:szCs w:val="26"/>
+          <w:lang w:val="vi-VN"/>
+        </w:rPr>
+      </w:pPr>
+      <w:r>
+        <w:rPr>
+          <w:rFonts w:ascii="Times New Roman" w:hAnsi="Times New Roman" w:cs="Times New Roman"/>
+          <w:sz w:val="26"/>
+          <w:szCs w:val="26"/>
+        </w:rPr>
+        <w:lastRenderedPageBreak/>
+        <w:t xml:space="preserve">Paste Server name vào (1) → chọn databse đã có trên máy local trong (2) </w:t>
+      </w:r>
+    </w:p>
+    <w:p>
+      <w:pPr>
+        <w:rPr>
+          <w:rFonts w:ascii="Times New Roman" w:hAnsi="Times New Roman" w:cs="Times New Roman"/>
+          <w:sz w:val="26"/>
+          <w:szCs w:val="26"/>
+          <w:lang w:val="vi-VN"/>
+        </w:rPr>
+      </w:pPr>
+      <w:r>
+        <w:rPr>
+          <w:rFonts w:ascii="Times New Roman" w:hAnsi="Times New Roman" w:cs="Times New Roman"/>
+          <w:sz w:val="26"/>
+          <w:szCs w:val="26"/>
+        </w:rPr>
+        <w:t>Nhấn (3) để lấy chuỗi kết nối:</w:t>
+      </w:r>
+    </w:p>
+    <w:p>
+      <w:pPr>
+        <w:jc w:val="center"/>
+        <w:rPr>
+          <w:rFonts w:ascii="Times New Roman" w:hAnsi="Times New Roman" w:cs="Times New Roman"/>
+          <w:sz w:val="26"/>
+          <w:szCs w:val="26"/>
+          <w:lang w:val="vi-VN"/>
+        </w:rPr>
+      </w:pPr>
+      <w:r>
+        <w:rPr>
+          <w:rFonts w:ascii="Times New Roman" w:hAnsi="Times New Roman" w:cs="Times New Roman"/>
+          <w:sz w:val="26"/>
+          <w:szCs w:val="26"/>
+          <w:lang w:val="vi-VN"/>
+        </w:rPr>
+        <w:drawing>
+          <wp:inline distT="0" distB="0" distL="0" distR="0" wp14:anchorId="47DDD2A8" wp14:editId="0B575F82">
+            <wp:extent cx="3386790" cy="4166484"/>
+            <wp:effectExtent l="0" t="0" r="4445" b="5715"/>
+            <wp:docPr id="8" name="Picture 8"/>
+            <wp:cNvGraphicFramePr>
+              <a:graphicFrameLocks xmlns:a="http://schemas.openxmlformats.org/drawingml/2006/main" noChangeAspect="1"/>
+            </wp:cNvGraphicFramePr>
+            <a:graphic xmlns:a="http://schemas.openxmlformats.org/drawingml/2006/main">
+              <a:graphicData uri="http://schemas.openxmlformats.org/drawingml/2006/picture">
+                <pic:pic xmlns:pic="http://schemas.openxmlformats.org/drawingml/2006/picture">
+                  <pic:nvPicPr>
+                    <pic:cNvPr id="1" name=""/>
+                    <pic:cNvPicPr/>
+                  </pic:nvPicPr>
+                  <pic:blipFill>
+                    <a:blip r:embed="rId11"/>
+                    <a:stretch>
+                      <a:fillRect/>
+                    </a:stretch>
+                  </pic:blipFill>
+                  <pic:spPr>
+                    <a:xfrm>
+                      <a:off x="0" y="0"/>
+                      <a:ext cx="3404679" cy="4188491"/>
+                    </a:xfrm>
+                    <a:prstGeom prst="rect">
+                      <a:avLst/>
+                    </a:prstGeom>
+                  </pic:spPr>
+                </pic:pic>
+              </a:graphicData>
+            </a:graphic>
+          </wp:inline>
+        </w:drawing>
+      </w:r>
+    </w:p>
+    <w:p>
+      <w:pPr>
+        <w:rPr>
+          <w:rFonts w:ascii="Times New Roman" w:hAnsi="Times New Roman" w:cs="Times New Roman"/>
+          <w:sz w:val="26"/>
+          <w:szCs w:val="26"/>
+        </w:rPr>
+      </w:pPr>
+      <w:r>
+        <w:rPr>
+          <w:rFonts w:ascii="Times New Roman" w:hAnsi="Times New Roman" w:cs="Times New Roman"/>
+          <w:sz w:val="26"/>
+          <w:szCs w:val="26"/>
+        </w:rPr>
+        <w:br w:type="page"/>
+      </w:r>
+    </w:p>
+    <w:p>
+      <w:pPr>
+        <w:rPr>
+          <w:rFonts w:ascii="Times New Roman" w:hAnsi="Times New Roman" w:cs="Times New Roman"/>
+          <w:sz w:val="26"/>
+          <w:szCs w:val="26"/>
+          <w:lang w:val="vi-VN"/>
+        </w:rPr>
+      </w:pPr>
+      <w:r>
+        <w:rPr>
+          <w:rFonts w:ascii="Times New Roman" w:hAnsi="Times New Roman" w:cs="Times New Roman"/>
+          <w:sz w:val="26"/>
+          <w:szCs w:val="26"/>
+        </w:rPr>
+        <w:lastRenderedPageBreak/>
+        <w:t>Nhấn (4) để kiểm tra kết nối:</w:t>
+      </w:r>
+    </w:p>
+    <w:p>
+      <w:pPr>
+        <w:jc w:val="center"/>
+        <w:rPr>
+          <w:rFonts w:ascii="Times New Roman" w:hAnsi="Times New Roman" w:cs="Times New Roman"/>
+          <w:sz w:val="26"/>
+          <w:szCs w:val="26"/>
+          <w:lang w:val="vi-VN"/>
+        </w:rPr>
+      </w:pPr>
+      <w:r>
+        <w:rPr>
+          <w:rFonts w:ascii="Times New Roman" w:hAnsi="Times New Roman" w:cs="Times New Roman"/>
+          <w:sz w:val="26"/>
+          <w:szCs w:val="26"/>
+          <w:lang w:val="vi-VN"/>
+        </w:rPr>
+        <w:drawing>
+          <wp:inline distT="0" distB="0" distL="0" distR="0" wp14:anchorId="74C0D25C" wp14:editId="245302D8">
+            <wp:extent cx="4686954" cy="4058216"/>
+            <wp:effectExtent l="0" t="0" r="0" b="0"/>
+            <wp:docPr id="9" name="Picture 9"/>
+            <wp:cNvGraphicFramePr>
+              <a:graphicFrameLocks xmlns:a="http://schemas.openxmlformats.org/drawingml/2006/main" noChangeAspect="1"/>
+            </wp:cNvGraphicFramePr>
+            <a:graphic xmlns:a="http://schemas.openxmlformats.org/drawingml/2006/main">
+              <a:graphicData uri="http://schemas.openxmlformats.org/drawingml/2006/picture">
+                <pic:pic xmlns:pic="http://schemas.openxmlformats.org/drawingml/2006/picture">
+                  <pic:nvPicPr>
+                    <pic:cNvPr id="1" name=""/>
+                    <pic:cNvPicPr/>
+                  </pic:nvPicPr>
+                  <pic:blipFill>
+                    <a:blip r:embed="rId12"/>
+                    <a:stretch>
+                      <a:fillRect/>
+                    </a:stretch>
+                  </pic:blipFill>
+                  <pic:spPr>
+                    <a:xfrm>
+                      <a:off x="0" y="0"/>
+                      <a:ext cx="4686954" cy="4058216"/>
+                    </a:xfrm>
+                    <a:prstGeom prst="rect">
+                      <a:avLst/>
+                    </a:prstGeom>
+                  </pic:spPr>
+                </pic:pic>
+              </a:graphicData>
+            </a:graphic>
+          </wp:inline>
+        </w:drawing>
+      </w:r>
+    </w:p>
+    <w:p>
+      <w:pPr>
+        <w:rPr>
+          <w:rFonts w:ascii="Times New Roman" w:hAnsi="Times New Roman" w:cs="Times New Roman"/>
+          <w:sz w:val="26"/>
+          <w:szCs w:val="26"/>
+          <w:lang w:val="vi-VN"/>
+        </w:rPr>
+      </w:pPr>
+      <w:r>
+        <w:rPr>
+          <w:rFonts w:ascii="Times New Roman" w:hAnsi="Times New Roman" w:cs="Times New Roman"/>
+          <w:sz w:val="26"/>
+          <w:szCs w:val="26"/>
+        </w:rPr>
+        <w:t>Nhấn (5) để hoàn tất kết nối!</w:t>
+      </w:r>
+    </w:p>
+    <w:p>
+      <w:pPr>
+        <w:jc w:val="center"/>
+        <w:rPr>
+          <w:rFonts w:ascii="Times New Roman" w:hAnsi="Times New Roman" w:cs="Times New Roman"/>
+          <w:sz w:val="26"/>
+          <w:szCs w:val="26"/>
+          <w:lang w:val="vi-VN"/>
+        </w:rPr>
+      </w:pPr>
+      <w:r>
+        <w:rPr>
+          <w:rFonts w:ascii="Times New Roman" w:hAnsi="Times New Roman" w:cs="Times New Roman"/>
+          <w:sz w:val="26"/>
+          <w:szCs w:val="26"/>
+          <w:lang w:val="vi-VN"/>
+        </w:rPr>
+        <w:drawing>
+          <wp:inline distT="0" distB="0" distL="0" distR="0" wp14:anchorId="7D66FCC7" wp14:editId="72FC5B45">
+            <wp:extent cx="3296110" cy="2019582"/>
+            <wp:effectExtent l="0" t="0" r="0" b="0"/>
+            <wp:docPr id="10" name="Picture 10"/>
+            <wp:cNvGraphicFramePr>
+              <a:graphicFrameLocks xmlns:a="http://schemas.openxmlformats.org/drawingml/2006/main" noChangeAspect="1"/>
+            </wp:cNvGraphicFramePr>
+            <a:graphic xmlns:a="http://schemas.openxmlformats.org/drawingml/2006/main">
+              <a:graphicData uri="http://schemas.openxmlformats.org/drawingml/2006/picture">
+                <pic:pic xmlns:pic="http://schemas.openxmlformats.org/drawingml/2006/picture">
+                  <pic:nvPicPr>
+                    <pic:cNvPr id="1" name=""/>
+                    <pic:cNvPicPr/>
+                  </pic:nvPicPr>
+                  <pic:blipFill>
+                    <a:blip r:embed="rId13"/>
+                    <a:stretch>
+                      <a:fillRect/>
+                    </a:stretch>
+                  </pic:blipFill>
+                  <pic:spPr>
+                    <a:xfrm>
+                      <a:off x="0" y="0"/>
+                      <a:ext cx="3296110" cy="2019582"/>
+                    </a:xfrm>
+                    <a:prstGeom prst="rect">
+                      <a:avLst/>
+                    </a:prstGeom>
+                  </pic:spPr>
+                </pic:pic>
+              </a:graphicData>
+            </a:graphic>
+          </wp:inline>
+        </w:drawing>
+      </w:r>
+    </w:p>
+    <w:p>
+      <w:pPr>
+        <w:rPr>
+          <w:rFonts w:ascii="Times New Roman" w:hAnsi="Times New Roman" w:cs="Times New Roman"/>
+          <w:sz w:val="26"/>
+          <w:szCs w:val="26"/>
+          <w:lang w:val="vi-VN"/>
+        </w:rPr>
+      </w:pPr>
+      <w:r>
+        <w:rPr>
+          <w:rFonts w:ascii="Times New Roman" w:hAnsi="Times New Roman" w:cs="Times New Roman"/>
+          <w:sz w:val="26"/>
+          <w:szCs w:val="26"/>
+          <w:lang w:val="vi-VN"/>
+        </w:rPr>
+        <w:br w:type="page"/>
+      </w:r>
+    </w:p>
+    <w:p>
+      <w:pPr>
+        <w:rPr>
+          <w:rFonts w:ascii="Times New Roman" w:hAnsi="Times New Roman" w:cs="Times New Roman"/>
+          <w:sz w:val="26"/>
+          <w:szCs w:val="26"/>
+          <w:lang w:val="vi-VN"/>
+        </w:rPr>
+      </w:pPr>
+      <w:r>
+        <w:rPr>
+          <w:rFonts w:ascii="Times New Roman" w:hAnsi="Times New Roman" w:cs="Times New Roman"/>
+          <w:sz w:val="26"/>
+          <w:szCs w:val="26"/>
+        </w:rPr>
+        <w:lastRenderedPageBreak/>
+        <w:t>1.</w:t>
+      </w:r>
+      <w:r>
+        <w:rPr>
+          <w:rFonts w:ascii="Times New Roman" w:hAnsi="Times New Roman" w:cs="Times New Roman"/>
+          <w:sz w:val="26"/>
+          <w:szCs w:val="26"/>
+        </w:rPr>
+        <w:t xml:space="preserve"> </w:t>
+      </w:r>
+      <w:r>
+        <w:rPr>
+          <w:rFonts w:ascii="Times New Roman" w:hAnsi="Times New Roman" w:cs="Times New Roman"/>
+          <w:sz w:val="26"/>
+          <w:szCs w:val="26"/>
+        </w:rPr>
+        <w:t>Mở kết nối</w:t>
+      </w:r>
+    </w:p>
+    <w:p>
+      <w:pPr>
+        <w:rPr>
+          <w:rFonts w:ascii="Times New Roman" w:hAnsi="Times New Roman" w:cs="Times New Roman"/>
+          <w:sz w:val="26"/>
+          <w:szCs w:val="26"/>
+          <w:lang w:val="vi-VN"/>
+        </w:rPr>
+      </w:pPr>
+      <w:r>
+        <w:rPr>
+          <w:rFonts w:ascii="Times New Roman" w:hAnsi="Times New Roman" w:cs="Times New Roman"/>
+          <w:sz w:val="26"/>
+          <w:szCs w:val="26"/>
+          <w:lang w:val="vi-VN"/>
+        </w:rPr>
+        <w:drawing>
+          <wp:inline distT="0" distB="0" distL="0" distR="0" wp14:anchorId="06BFD0C1" wp14:editId="07B83091">
+            <wp:extent cx="2410161" cy="562053"/>
+            <wp:effectExtent l="0" t="0" r="9525" b="9525"/>
+            <wp:docPr id="11" name="Picture 11"/>
+            <wp:cNvGraphicFramePr>
+              <a:graphicFrameLocks xmlns:a="http://schemas.openxmlformats.org/drawingml/2006/main" noChangeAspect="1"/>
+            </wp:cNvGraphicFramePr>
+            <a:graphic xmlns:a="http://schemas.openxmlformats.org/drawingml/2006/main">
+              <a:graphicData uri="http://schemas.openxmlformats.org/drawingml/2006/picture">
+                <pic:pic xmlns:pic="http://schemas.openxmlformats.org/drawingml/2006/picture">
+                  <pic:nvPicPr>
+                    <pic:cNvPr id="1" name=""/>
+                    <pic:cNvPicPr/>
+                  </pic:nvPicPr>
+                  <pic:blipFill>
+                    <a:blip r:embed="rId14"/>
+                    <a:stretch>
+                      <a:fillRect/>
+                    </a:stretch>
+                  </pic:blipFill>
+                  <pic:spPr>
+                    <a:xfrm>
+                      <a:off x="0" y="0"/>
+                      <a:ext cx="2410161" cy="562053"/>
+                    </a:xfrm>
+                    <a:prstGeom prst="rect">
+                      <a:avLst/>
+                    </a:prstGeom>
+                  </pic:spPr>
+                </pic:pic>
+              </a:graphicData>
+            </a:graphic>
+          </wp:inline>
+        </w:drawing>
+      </w:r>
+    </w:p>
+    <w:p>
+      <w:pPr>
+        <w:rPr>
+          <w:rFonts w:ascii="Times New Roman" w:hAnsi="Times New Roman" w:cs="Times New Roman"/>
+          <w:sz w:val="26"/>
+          <w:szCs w:val="26"/>
+          <w:lang w:val="vi-VN"/>
+        </w:rPr>
+      </w:pPr>
+      <w:r>
+        <w:rPr>
+          <w:rFonts w:ascii="Times New Roman" w:hAnsi="Times New Roman" w:cs="Times New Roman"/>
+          <w:sz w:val="26"/>
+          <w:szCs w:val="26"/>
+          <w:lang w:val="vi-VN"/>
+        </w:rPr>
+        <w:drawing>
+          <wp:inline distT="0" distB="0" distL="0" distR="0" wp14:anchorId="08F6873A" wp14:editId="1C8FE4E0">
+            <wp:extent cx="5943600" cy="3494405"/>
+            <wp:effectExtent l="0" t="0" r="0" b="0"/>
+            <wp:docPr id="12" name="Picture 12"/>
+            <wp:cNvGraphicFramePr>
+              <a:graphicFrameLocks xmlns:a="http://schemas.openxmlformats.org/drawingml/2006/main" noChangeAspect="1"/>
+            </wp:cNvGraphicFramePr>
+            <a:graphic xmlns:a="http://schemas.openxmlformats.org/drawingml/2006/main">
+              <a:graphicData uri="http://schemas.openxmlformats.org/drawingml/2006/picture">
+                <pic:pic xmlns:pic="http://schemas.openxmlformats.org/drawingml/2006/picture">
+                  <pic:nvPicPr>
+                    <pic:cNvPr id="1" name=""/>
+                    <pic:cNvPicPr/>
+                  </pic:nvPicPr>
+                  <pic:blipFill>
+                    <a:blip r:embed="rId15"/>
+                    <a:stretch>
+                      <a:fillRect/>
+                    </a:stretch>
+                  </pic:blipFill>
+                  <pic:spPr>
+                    <a:xfrm>
+                      <a:off x="0" y="0"/>
+                      <a:ext cx="5943600" cy="3494405"/>
+                    </a:xfrm>
+                    <a:prstGeom prst="rect">
+                      <a:avLst/>
+                    </a:prstGeom>
+                  </pic:spPr>
+                </pic:pic>
+              </a:graphicData>
+            </a:graphic>
+          </wp:inline>
+        </w:drawing>
+      </w:r>
+    </w:p>
+    <w:p>
+      <w:pPr>
+        <w:rPr>
+          <w:rFonts w:ascii="Times New Roman" w:hAnsi="Times New Roman" w:cs="Times New Roman"/>
+          <w:sz w:val="26"/>
+          <w:szCs w:val="26"/>
+          <w:lang w:val="vi-VN"/>
+        </w:rPr>
+      </w:pPr>
+      <w:r>
+        <w:rPr>
+          <w:rFonts w:ascii="Times New Roman" w:hAnsi="Times New Roman" w:cs="Times New Roman"/>
+          <w:sz w:val="26"/>
+          <w:szCs w:val="26"/>
+          <w:lang w:val="vi-VN"/>
+        </w:rPr>
+        <w:lastRenderedPageBreak/>
+        <w:drawing>
+          <wp:inline distT="0" distB="0" distL="0" distR="0" wp14:anchorId="6FC2F3F1" wp14:editId="5267D39C">
+            <wp:extent cx="5943600" cy="4338320"/>
+            <wp:effectExtent l="0" t="0" r="0" b="5080"/>
+            <wp:docPr id="14" name="Picture 14"/>
+            <wp:cNvGraphicFramePr>
+              <a:graphicFrameLocks xmlns:a="http://schemas.openxmlformats.org/drawingml/2006/main" noChangeAspect="1"/>
+            </wp:cNvGraphicFramePr>
+            <a:graphic xmlns:a="http://schemas.openxmlformats.org/drawingml/2006/main">
+              <a:graphicData uri="http://schemas.openxmlformats.org/drawingml/2006/picture">
+                <pic:pic xmlns:pic="http://schemas.openxmlformats.org/drawingml/2006/picture">
+                  <pic:nvPicPr>
+                    <pic:cNvPr id="1" name=""/>
+                    <pic:cNvPicPr/>
+                  </pic:nvPicPr>
+                  <pic:blipFill>
+                    <a:blip r:embed="rId16"/>
+                    <a:stretch>
+                      <a:fillRect/>
+                    </a:stretch>
+                  </pic:blipFill>
+                  <pic:spPr>
+                    <a:xfrm>
+                      <a:off x="0" y="0"/>
+                      <a:ext cx="5943600" cy="4338320"/>
+                    </a:xfrm>
+                    <a:prstGeom prst="rect">
+                      <a:avLst/>
+                    </a:prstGeom>
+                  </pic:spPr>
+                </pic:pic>
+              </a:graphicData>
+            </a:graphic>
+          </wp:inline>
+        </w:drawing>
+      </w:r>
+    </w:p>
+    <w:p>
+      <w:pPr>
+        <w:rPr>
+          <w:lang w:val="vi-VN"/>
+        </w:rPr>
+      </w:pPr>
+      <w:r>
+        <w:t>2. Đóng kết nối</w:t>
+      </w:r>
+    </w:p>
+    <w:p>
+      <w:pPr>
+        <w:rPr>
+          <w:lang w:val="vi-VN"/>
+        </w:rPr>
+      </w:pPr>
+      <w:r>
+        <w:rPr>
+          <w:lang w:val="vi-VN"/>
+        </w:rPr>
+        <w:lastRenderedPageBreak/>
+        <w:drawing>
+          <wp:inline distT="0" distB="0" distL="0" distR="0" wp14:anchorId="498150FB" wp14:editId="6B9F9D6C">
+            <wp:extent cx="5943600" cy="3462655"/>
+            <wp:effectExtent l="0" t="0" r="0" b="4445"/>
+            <wp:docPr id="13" name="Picture 13"/>
+            <wp:cNvGraphicFramePr>
+              <a:graphicFrameLocks xmlns:a="http://schemas.openxmlformats.org/drawingml/2006/main" noChangeAspect="1"/>
+            </wp:cNvGraphicFramePr>
+            <a:graphic xmlns:a="http://schemas.openxmlformats.org/drawingml/2006/main">
+              <a:graphicData uri="http://schemas.openxmlformats.org/drawingml/2006/picture">
+                <pic:pic xmlns:pic="http://schemas.openxmlformats.org/drawingml/2006/picture">
+                  <pic:nvPicPr>
+                    <pic:cNvPr id="1" name=""/>
+                    <pic:cNvPicPr/>
+                  </pic:nvPicPr>
+                  <pic:blipFill>
+                    <a:blip r:embed="rId17"/>
+                    <a:stretch>
+                      <a:fillRect/>
+                    </a:stretch>
+                  </pic:blipFill>
+                  <pic:spPr>
+                    <a:xfrm>
+                      <a:off x="0" y="0"/>
+                      <a:ext cx="5943600" cy="3462655"/>
+                    </a:xfrm>
+                    <a:prstGeom prst="rect">
+                      <a:avLst/>
+                    </a:prstGeom>
+                  </pic:spPr>
+                </pic:pic>
+              </a:graphicData>
+            </a:graphic>
+          </wp:inline>
+        </w:drawing>
+      </w:r>
+    </w:p>
+    <w:p>
+      <w:pPr>
+        <w:rPr>
+          <w:lang w:val="vi-VN"/>
+        </w:rPr>
+      </w:pPr>
+      <w:r>
+        <w:rPr>
+          <w:lang w:val="vi-VN"/>
+        </w:rPr>
+        <w:drawing>
+          <wp:inline distT="0" distB="0" distL="0" distR="0" wp14:anchorId="1C44949E" wp14:editId="0E0620FB">
+            <wp:extent cx="5734850" cy="4267796"/>
+            <wp:effectExtent l="0" t="0" r="0" b="0"/>
+            <wp:docPr id="15" name="Picture 15"/>
+            <wp:cNvGraphicFramePr>
+              <a:graphicFrameLocks xmlns:a="http://schemas.openxmlformats.org/drawingml/2006/main" noChangeAspect="1"/>
+            </wp:cNvGraphicFramePr>
+            <a:graphic xmlns:a="http://schemas.openxmlformats.org/drawingml/2006/main">
+              <a:graphicData uri="http://schemas.openxmlformats.org/drawingml/2006/picture">
+                <pic:pic xmlns:pic="http://schemas.openxmlformats.org/drawingml/2006/picture">
+                  <pic:nvPicPr>
+                    <pic:cNvPr id="1" name=""/>
+                    <pic:cNvPicPr/>
+                  </pic:nvPicPr>
+                  <pic:blipFill>
+                    <a:blip r:embed="rId18"/>
+                    <a:stretch>
+                      <a:fillRect/>
+                    </a:stretch>
+                  </pic:blipFill>
+                  <pic:spPr>
+                    <a:xfrm>
+                      <a:off x="0" y="0"/>
+                      <a:ext cx="5734850" cy="4267796"/>
+                    </a:xfrm>
+                    <a:prstGeom prst="rect">
+                      <a:avLst/>
+                    </a:prstGeom>
+                  </pic:spPr>
+                </pic:pic>
+              </a:graphicData>
+            </a:graphic>
+          </wp:inline>
+        </w:drawing>
+      </w:r>
+    </w:p>
+    <w:p>
+      <w:pPr>
+        <w:rPr>
+          <w:lang w:val="vi-VN"/>
+        </w:rPr>
+      </w:pPr>
+    </w:p>
+    <w:p>
+      <w:pPr>
+        <w:rPr>
+          <w:b/>
+          <w:bCs/>
+          <w:lang w:val="vi-VN"/>
+        </w:rPr>
+      </w:pPr>
+      <w:r>
+        <w:rPr>
+          <w:b/>
+          <w:bCs/>
+        </w:rPr>
+        <w:lastRenderedPageBreak/>
+        <w:t>Thực hành 2: Truy vấn dữ liệu</w:t>
+      </w:r>
+    </w:p>
+    <w:p>
+      <w:pPr>
+        <w:rPr>
+          <w:b/>
+          <w:bCs/>
+          <w:lang w:val="vi-VN"/>
+        </w:rPr>
+      </w:pPr>
+      <w:r>
+        <w:rPr>
+          <w:b/>
+          <w:bCs/>
+        </w:rPr>
+        <w:t xml:space="preserve">1. </w:t>
+      </w:r>
+      <w:r>
+        <w:rPr>
+          <w:b/>
+          <w:bCs/>
+        </w:rPr>
+        <w:t xml:space="preserve">Truy vấn lấy 1 giá trị </w:t>
+      </w:r>
+    </w:p>
+    <w:p>
+      <w:pPr>
+        <w:rPr>
+          <w:lang w:val="vi-VN"/>
+        </w:rPr>
+      </w:pPr>
+      <w:r>
+        <w:t xml:space="preserve">− Để truy vấn lấy 1 giá trị, ta dùng hàm ExecuteScalar. </w:t>
+      </w:r>
+    </w:p>
+    <w:p>
+      <w:pPr>
+        <w:rPr>
+          <w:lang w:val="vi-VN"/>
+        </w:rPr>
+      </w:pPr>
+      <w:r>
+        <w:t>− Ví dụ: Đếm số lượng sinh viên trong bảng SinhVien</w:t>
+      </w:r>
+    </w:p>
+    <w:p>
+      <w:pPr>
+        <w:rPr>
+          <w:lang w:val="vi-VN"/>
+        </w:rPr>
+      </w:pPr>
+      <w:r>
+        <w:rPr>
+          <w:lang w:val="vi-VN"/>
+        </w:rPr>
+        <w:drawing>
+          <wp:inline distT="0" distB="0" distL="0" distR="0" wp14:anchorId="4E72A7BD" wp14:editId="75B096C8">
+            <wp:extent cx="5732890" cy="3934625"/>
+            <wp:effectExtent l="0" t="0" r="1270" b="8890"/>
+            <wp:docPr id="16" name="Picture 16"/>
+            <wp:cNvGraphicFramePr>
+              <a:graphicFrameLocks xmlns:a="http://schemas.openxmlformats.org/drawingml/2006/main" noChangeAspect="1"/>
+            </wp:cNvGraphicFramePr>
+            <a:graphic xmlns:a="http://schemas.openxmlformats.org/drawingml/2006/main">
+              <a:graphicData uri="http://schemas.openxmlformats.org/drawingml/2006/picture">
+                <pic:pic xmlns:pic="http://schemas.openxmlformats.org/drawingml/2006/picture">
+                  <pic:nvPicPr>
+                    <pic:cNvPr id="1" name=""/>
+                    <pic:cNvPicPr/>
+                  </pic:nvPicPr>
+                  <pic:blipFill>
+                    <a:blip r:embed="rId19"/>
+                    <a:stretch>
+                      <a:fillRect/>
+                    </a:stretch>
+                  </pic:blipFill>
+                  <pic:spPr>
+                    <a:xfrm>
+                      <a:off x="0" y="0"/>
+                      <a:ext cx="5734452" cy="3935697"/>
+                    </a:xfrm>
+                    <a:prstGeom prst="rect">
+                      <a:avLst/>
+                    </a:prstGeom>
+                  </pic:spPr>
+                </pic:pic>
+              </a:graphicData>
+            </a:graphic>
+          </wp:inline>
+        </w:drawing>
+      </w:r>
+    </w:p>
+    <w:p>
+      <w:pPr>
+        <w:rPr>
+          <w:lang w:val="vi-VN"/>
+        </w:rPr>
+      </w:pPr>
+      <w:r>
+        <w:rPr>
+          <w:lang w:val="vi-VN"/>
+        </w:rPr>
+        <w:lastRenderedPageBreak/>
+        <w:drawing>
+          <wp:inline distT="0" distB="0" distL="0" distR="0" wp14:anchorId="34B49F49" wp14:editId="5A06DB14">
+            <wp:extent cx="5943600" cy="3455035"/>
+            <wp:effectExtent l="0" t="0" r="0" b="0"/>
+            <wp:docPr id="17" name="Picture 17"/>
+            <wp:cNvGraphicFramePr>
+              <a:graphicFrameLocks xmlns:a="http://schemas.openxmlformats.org/drawingml/2006/main" noChangeAspect="1"/>
+            </wp:cNvGraphicFramePr>
+            <a:graphic xmlns:a="http://schemas.openxmlformats.org/drawingml/2006/main">
+              <a:graphicData uri="http://schemas.openxmlformats.org/drawingml/2006/picture">
+                <pic:pic xmlns:pic="http://schemas.openxmlformats.org/drawingml/2006/picture">
+                  <pic:nvPicPr>
+                    <pic:cNvPr id="1" name=""/>
+                    <pic:cNvPicPr/>
+                  </pic:nvPicPr>
+                  <pic:blipFill>
+                    <a:blip r:embed="rId20"/>
+                    <a:stretch>
+                      <a:fillRect/>
+                    </a:stretch>
+                  </pic:blipFill>
+                  <pic:spPr>
+                    <a:xfrm>
+                      <a:off x="0" y="0"/>
+                      <a:ext cx="5943600" cy="3455035"/>
+                    </a:xfrm>
+                    <a:prstGeom prst="rect">
+                      <a:avLst/>
+                    </a:prstGeom>
+                  </pic:spPr>
+                </pic:pic>
+              </a:graphicData>
+            </a:graphic>
+          </wp:inline>
+        </w:drawing>
+      </w:r>
+    </w:p>
+    <w:p>
+      <w:pPr>
+        <w:rPr>
+          <w:lang w:val="vi-VN"/>
+        </w:rPr>
+      </w:pPr>
+      <w:r>
+        <w:rPr>
+          <w:lang w:val="vi-VN"/>
+        </w:rPr>
+        <w:drawing>
+          <wp:inline distT="0" distB="0" distL="0" distR="0" wp14:anchorId="4F8A33C5" wp14:editId="03F0E2E3">
+            <wp:extent cx="5239481" cy="2457793"/>
+            <wp:effectExtent l="0" t="0" r="0" b="0"/>
+            <wp:docPr id="18" name="Picture 18"/>
+            <wp:cNvGraphicFramePr>
+              <a:graphicFrameLocks xmlns:a="http://schemas.openxmlformats.org/drawingml/2006/main" noChangeAspect="1"/>
+            </wp:cNvGraphicFramePr>
+            <a:graphic xmlns:a="http://schemas.openxmlformats.org/drawingml/2006/main">
+              <a:graphicData uri="http://schemas.openxmlformats.org/drawingml/2006/picture">
+                <pic:pic xmlns:pic="http://schemas.openxmlformats.org/drawingml/2006/picture">
+                  <pic:nvPicPr>
+                    <pic:cNvPr id="1" name=""/>
+                    <pic:cNvPicPr/>
+                  </pic:nvPicPr>
+                  <pic:blipFill>
+                    <a:blip r:embed="rId21"/>
+                    <a:stretch>
+                      <a:fillRect/>
+                    </a:stretch>
+                  </pic:blipFill>
+                  <pic:spPr>
+                    <a:xfrm>
+                      <a:off x="0" y="0"/>
+                      <a:ext cx="5239481" cy="2457793"/>
+                    </a:xfrm>
+                    <a:prstGeom prst="rect">
+                      <a:avLst/>
+                    </a:prstGeom>
+                  </pic:spPr>
+                </pic:pic>
+              </a:graphicData>
+            </a:graphic>
+          </wp:inline>
+        </w:drawing>
+      </w:r>
+    </w:p>
+    <w:p>
+      <w:pPr>
+        <w:rPr>
+          <w:b/>
+          <w:bCs/>
+        </w:rPr>
+      </w:pPr>
+      <w:r>
+        <w:rPr>
+          <w:b/>
+          <w:bCs/>
+        </w:rPr>
+        <w:br w:type="page"/>
+      </w:r>
+    </w:p>
+    <w:p>
+      <w:pPr>
+        <w:rPr>
+          <w:b/>
+          <w:bCs/>
+          <w:lang w:val="vi-VN"/>
+        </w:rPr>
+      </w:pPr>
+      <w:r>
+        <w:rPr>
+          <w:b/>
+          <w:bCs/>
+        </w:rPr>
+        <w:lastRenderedPageBreak/>
+        <w:t xml:space="preserve">2. Truy vấn lấy 1 dòng dữ liệu </w:t>
+      </w:r>
+    </w:p>
+    <w:p>
+      <w:pPr>
+        <w:rPr>
+          <w:lang w:val="vi-VN"/>
+        </w:rPr>
+      </w:pPr>
+      <w:r>
+        <w:t xml:space="preserve">Để thực hiện truy vấn lấy 1 dòng dữ liệu, ta dùng hàm ExecuteReader. </w:t>
+      </w:r>
+    </w:p>
+    <w:p>
+      <w:pPr>
+        <w:rPr>
+          <w:lang w:val="vi-VN"/>
+        </w:rPr>
+      </w:pPr>
+      <w:r>
+        <w:t>Ví dụ: Lấy thông tin của sinh viên có mã là 0200000004.</w:t>
+      </w:r>
+    </w:p>
+    <w:p>
+      <w:pPr>
+        <w:rPr>
+          <w:lang w:val="vi-VN"/>
+        </w:rPr>
+      </w:pPr>
+      <w:r>
+        <w:rPr>
+          <w:lang w:val="vi-VN"/>
+        </w:rPr>
+        <w:drawing>
+          <wp:inline distT="0" distB="0" distL="0" distR="0" wp14:anchorId="476F61BE" wp14:editId="7A5EB967">
+            <wp:extent cx="5943600" cy="3345180"/>
+            <wp:effectExtent l="0" t="0" r="0" b="7620"/>
+            <wp:docPr id="19" name="Picture 19"/>
+            <wp:cNvGraphicFramePr>
+              <a:graphicFrameLocks xmlns:a="http://schemas.openxmlformats.org/drawingml/2006/main" noChangeAspect="1"/>
+            </wp:cNvGraphicFramePr>
+            <a:graphic xmlns:a="http://schemas.openxmlformats.org/drawingml/2006/main">
+              <a:graphicData uri="http://schemas.openxmlformats.org/drawingml/2006/picture">
+                <pic:pic xmlns:pic="http://schemas.openxmlformats.org/drawingml/2006/picture">
+                  <pic:nvPicPr>
+                    <pic:cNvPr id="1" name=""/>
+                    <pic:cNvPicPr/>
+                  </pic:nvPicPr>
+                  <pic:blipFill>
+                    <a:blip r:embed="rId22"/>
+                    <a:stretch>
+                      <a:fillRect/>
+                    </a:stretch>
+                  </pic:blipFill>
+                  <pic:spPr>
+                    <a:xfrm>
+                      <a:off x="0" y="0"/>
+                      <a:ext cx="5943600" cy="3345180"/>
+                    </a:xfrm>
+                    <a:prstGeom prst="rect">
+                      <a:avLst/>
+                    </a:prstGeom>
+                  </pic:spPr>
+                </pic:pic>
+              </a:graphicData>
+            </a:graphic>
+          </wp:inline>
+        </w:drawing>
+      </w:r>
+    </w:p>
+    <w:p>
+      <w:pPr>
+        <w:jc w:val="center"/>
+        <w:rPr>
+          <w:lang w:val="vi-VN"/>
+        </w:rPr>
+      </w:pPr>
+      <w:r>
+        <w:rPr>
+          <w:lang w:val="vi-VN"/>
+        </w:rPr>
+        <w:drawing>
+          <wp:inline distT="0" distB="0" distL="0" distR="0" wp14:anchorId="1DB723F1" wp14:editId="15EA89D4">
+            <wp:extent cx="4258269" cy="2943636"/>
+            <wp:effectExtent l="0" t="0" r="0" b="9525"/>
+            <wp:docPr id="20" name="Picture 20"/>
+            <wp:cNvGraphicFramePr>
+              <a:graphicFrameLocks xmlns:a="http://schemas.openxmlformats.org/drawingml/2006/main" noChangeAspect="1"/>
+            </wp:cNvGraphicFramePr>
+            <a:graphic xmlns:a="http://schemas.openxmlformats.org/drawingml/2006/main">
+              <a:graphicData uri="http://schemas.openxmlformats.org/drawingml/2006/picture">
+                <pic:pic xmlns:pic="http://schemas.openxmlformats.org/drawingml/2006/picture">
+                  <pic:nvPicPr>
+                    <pic:cNvPr id="1" name=""/>
+                    <pic:cNvPicPr/>
+                  </pic:nvPicPr>
+                  <pic:blipFill>
+                    <a:blip r:embed="rId23"/>
+                    <a:stretch>
+                      <a:fillRect/>
+                    </a:stretch>
+                  </pic:blipFill>
+                  <pic:spPr>
+                    <a:xfrm>
+                      <a:off x="0" y="0"/>
+                      <a:ext cx="4258269" cy="2943636"/>
+                    </a:xfrm>
+                    <a:prstGeom prst="rect">
+                      <a:avLst/>
+                    </a:prstGeom>
+                  </pic:spPr>
+                </pic:pic>
+              </a:graphicData>
+            </a:graphic>
+          </wp:inline>
+        </w:drawing>
+      </w:r>
+    </w:p>
+    <w:p>
+      <w:pPr>
+        <w:rPr>
+          <w:lang w:val="vi-VN"/>
+        </w:rPr>
+      </w:pPr>
+      <w:r>
+        <w:rPr>
+          <w:lang w:val="vi-VN"/>
+        </w:rPr>
+        <w:br w:type="page"/>
+      </w:r>
+    </w:p>
+    <w:p>
+      <w:pPr>
+        <w:rPr>
+          <w:b/>
+          <w:bCs/>
+          <w:lang w:val="vi-VN"/>
+        </w:rPr>
+      </w:pPr>
+      <w:r>
+        <w:rPr>
+          <w:b/>
+          <w:bCs/>
+        </w:rPr>
+        <w:lastRenderedPageBreak/>
+        <w:t>3. Truy vấn lấy nhiều dòng dữ liệu</w:t>
+      </w:r>
+    </w:p>
+    <w:p>
+      <w:pPr>
+        <w:rPr>
+          <w:lang w:val="vi-VN"/>
+        </w:rPr>
+      </w:pPr>
+      <w:r>
+        <w:t xml:space="preserve">− Để thực hiện truy vấn lấy nhiều dòng dữ liệu, ta dùng hàm ExecuteReader. </w:t>
+      </w:r>
+    </w:p>
+    <w:p>
+      <w:pPr>
+        <w:rPr>
+          <w:lang w:val="vi-VN"/>
+        </w:rPr>
+      </w:pPr>
+      <w:r>
+        <w:t>− Ví dụ: Hiển thị danh sách thông tin các sinh viên trong bảng SinhVien.</w:t>
+      </w:r>
+    </w:p>
+    <w:p>
+      <w:pPr>
+        <w:rPr>
+          <w:lang w:val="vi-VN"/>
+        </w:rPr>
+      </w:pPr>
+      <w:r>
+        <w:rPr>
+          <w:lang w:val="vi-VN"/>
+        </w:rPr>
+        <w:drawing>
+          <wp:inline distT="0" distB="0" distL="0" distR="0" wp14:anchorId="11DE1EA8" wp14:editId="53EC4BCA">
+            <wp:extent cx="5943600" cy="3370580"/>
+            <wp:effectExtent l="0" t="0" r="0" b="1270"/>
+            <wp:docPr id="21" name="Picture 21"/>
+            <wp:cNvGraphicFramePr>
+              <a:graphicFrameLocks xmlns:a="http://schemas.openxmlformats.org/drawingml/2006/main" noChangeAspect="1"/>
+            </wp:cNvGraphicFramePr>
+            <a:graphic xmlns:a="http://schemas.openxmlformats.org/drawingml/2006/main">
+              <a:graphicData uri="http://schemas.openxmlformats.org/drawingml/2006/picture">
+                <pic:pic xmlns:pic="http://schemas.openxmlformats.org/drawingml/2006/picture">
+                  <pic:nvPicPr>
+                    <pic:cNvPr id="1" name=""/>
+                    <pic:cNvPicPr/>
+                  </pic:nvPicPr>
+                  <pic:blipFill>
+                    <a:blip r:embed="rId24"/>
+                    <a:stretch>
+                      <a:fillRect/>
+                    </a:stretch>
+                  </pic:blipFill>
+                  <pic:spPr>
+                    <a:xfrm>
+                      <a:off x="0" y="0"/>
+                      <a:ext cx="5943600" cy="3370580"/>
+                    </a:xfrm>
+                    <a:prstGeom prst="rect">
+                      <a:avLst/>
+                    </a:prstGeom>
+                  </pic:spPr>
+                </pic:pic>
+              </a:graphicData>
+            </a:graphic>
+          </wp:inline>
+        </w:drawing>
+      </w:r>
+    </w:p>
+    <w:p>
+      <w:pPr>
+        <w:jc w:val="center"/>
+        <w:rPr>
+          <w:lang w:val="vi-VN"/>
+        </w:rPr>
+      </w:pPr>
+      <w:r>
+        <w:rPr>
+          <w:lang w:val="vi-VN"/>
+        </w:rPr>
+        <w:drawing>
+          <wp:inline distT="0" distB="0" distL="0" distR="0" wp14:anchorId="2B412B90" wp14:editId="7E31067B">
+            <wp:extent cx="5601482" cy="3019846"/>
+            <wp:effectExtent l="0" t="0" r="0" b="9525"/>
+            <wp:docPr id="22" name="Picture 22"/>
+            <wp:cNvGraphicFramePr>
+              <a:graphicFrameLocks xmlns:a="http://schemas.openxmlformats.org/drawingml/2006/main" noChangeAspect="1"/>
+            </wp:cNvGraphicFramePr>
+            <a:graphic xmlns:a="http://schemas.openxmlformats.org/drawingml/2006/main">
+              <a:graphicData uri="http://schemas.openxmlformats.org/drawingml/2006/picture">
+                <pic:pic xmlns:pic="http://schemas.openxmlformats.org/drawingml/2006/picture">
+                  <pic:nvPicPr>
+                    <pic:cNvPr id="1" name=""/>
+                    <pic:cNvPicPr/>
+                  </pic:nvPicPr>
+                  <pic:blipFill>
+                    <a:blip r:embed="rId25"/>
+                    <a:stretch>
+                      <a:fillRect/>
+                    </a:stretch>
+                  </pic:blipFill>
+                  <pic:spPr>
+                    <a:xfrm>
+                      <a:off x="0" y="0"/>
+                      <a:ext cx="5601482" cy="3019846"/>
+                    </a:xfrm>
+                    <a:prstGeom prst="rect">
+                      <a:avLst/>
+                    </a:prstGeom>
+                  </pic:spPr>
+                </pic:pic>
+              </a:graphicData>
+            </a:graphic>
+          </wp:inline>
+        </w:drawing>
+      </w:r>
+    </w:p>
+    <w:p>
+      <w:pPr>
+        <w:rPr>
+          <w:lang w:val="vi-VN"/>
+        </w:rPr>
+      </w:pPr>
+      <w:r>
+        <w:rPr>
+          <w:lang w:val="vi-VN"/>
+        </w:rPr>
+        <w:br w:type="page"/>
+      </w:r>
+    </w:p>
+    <w:p>
+      <w:pPr>
+        <w:rPr>
+          <w:b/>
+          <w:bCs/>
+          <w:lang w:val="vi-VN"/>
+        </w:rPr>
+      </w:pPr>
+      <w:r>
+        <w:rPr>
+          <w:b/>
+          <w:bCs/>
+        </w:rPr>
+        <w:lastRenderedPageBreak/>
+        <w:t>4. Sử dụng Parameter để truy vấn dữ liệu trong C#</w:t>
+      </w:r>
+    </w:p>
+    <w:p>
+      <w:pPr>
+        <w:rPr>
+          <w:lang w:val="vi-VN"/>
+        </w:rPr>
+      </w:pPr>
+      <w:r>
+        <w:t>Ví dụ: Hiển thị danh sách các lớp trong khoa Công nghệ thông tin.</w:t>
+      </w:r>
+    </w:p>
+    <w:p>
+      <w:pPr>
+        <w:rPr>
           <w:lang w:val="vi-VN"/>
         </w:rPr>
       </w:pPr>
@@ -127,6 +1646,195 @@
     </w:sectPr>
   </w:body>
 </w:document>
+</file>
+
+<file path=word/numbering.xml><?xml version="1.0" encoding="utf-8"?>
+<w:numbering xmlns:wpc="http://schemas.microsoft.com/office/word/2010/wordprocessingCanvas" xmlns:cx="http://schemas.microsoft.com/office/drawing/2014/chartex" xmlns:cx1="http://schemas.microsoft.com/office/drawing/2015/9/8/chartex" xmlns:cx2="http://schemas.microsoft.com/office/drawing/2015/10/21/chartex" xmlns:cx3="http://schemas.microsoft.com/office/drawing/2016/5/9/chartex" xmlns:cx4="http://schemas.microsoft.com/office/drawing/2016/5/10/chartex" xmlns:cx5="http://schemas.microsoft.com/office/drawing/2016/5/11/chartex" xmlns:cx6="http://schemas.microsoft.com/office/drawing/2016/5/12/chartex" xmlns:cx7="http://schemas.microsoft.com/office/drawing/2016/5/13/chartex" xmlns:cx8="http://schemas.microsoft.com/office/drawing/2016/5/14/chartex" xmlns:mc="http://schemas.openxmlformats.org/markup-compatibility/2006" xmlns:aink="http://schemas.microsoft.com/office/drawing/2016/ink" xmlns:am3d="http://schemas.microsoft.com/office/drawing/2017/model3d" xmlns:o="urn:schemas-microsoft-com:office:office" xmlns:oel="http://schemas.microsoft.com/office/2019/extlst" xmlns:r="http://schemas.openxmlformats.org/officeDocument/2006/relationships" xmlns:m="http://schemas.openxmlformats.org/officeDocument/2006/math" xmlns:v="urn:schemas-microsoft-com:vml" xmlns:wp14="http://schemas.microsoft.com/office/word/2010/wordprocessingDrawing" xmlns:wp="http://schemas.openxmlformats.org/drawingml/2006/wordprocessingDrawing" xmlns:w10="urn:schemas-microsoft-com:office:word" xmlns:w="http://schemas.openxmlformats.org/wordprocessingml/2006/main" xmlns:w14="http://schemas.microsoft.com/office/word/2010/wordml" xmlns:w15="http://schemas.microsoft.com/office/word/2012/wordml" xmlns:w16cex="http://schemas.microsoft.com/office/word/2018/wordml/cex" xmlns:w16cid="http://schemas.microsoft.com/office/word/2016/wordml/cid" xmlns:w16="http://schemas.microsoft.com/office/word/2018/wordml" xmlns:w16sdtdh="http://schemas.microsoft.com/office/word/2020/wordml/sdtdatahash" xmlns:w16se="http://schemas.microsoft.com/office/word/2015/wordml/symex" xmlns:wpg="http://schemas.microsoft.com/office/word/2010/wordprocessingGroup" xmlns:wpi="http://schemas.microsoft.com/office/word/2010/wordprocessingInk" xmlns:wne="http://schemas.microsoft.com/office/word/2006/wordml" xmlns:wps="http://schemas.microsoft.com/office/word/2010/wordprocessingShape" mc:Ignorable="w14 w15 w16se w16cid w16 w16cex w16sdtdh wp14">
+  <w:abstractNum w:abstractNumId="0" w15:restartNumberingAfterBreak="0">
+    <w:nsid w:val="50367B4D"/>
+    <w:multiLevelType w:val="hybridMultilevel"/>
+    <w:tmpl w:val="4B182C0E"/>
+    <w:lvl w:ilvl="0" w:tplc="0409000F">
+      <w:start w:val="1"/>
+      <w:numFmt w:val="decimal"/>
+      <w:lvlText w:val="%1."/>
+      <w:lvlJc w:val="left"/>
+      <w:pPr>
+        <w:ind w:left="720" w:hanging="360"/>
+      </w:pPr>
+      <w:rPr>
+        <w:rFonts w:hint="default"/>
+      </w:rPr>
+    </w:lvl>
+    <w:lvl w:ilvl="1" w:tplc="04090019" w:tentative="1">
+      <w:start w:val="1"/>
+      <w:numFmt w:val="lowerLetter"/>
+      <w:lvlText w:val="%2."/>
+      <w:lvlJc w:val="left"/>
+      <w:pPr>
+        <w:ind w:left="1440" w:hanging="360"/>
+      </w:pPr>
+    </w:lvl>
+    <w:lvl w:ilvl="2" w:tplc="0409001B" w:tentative="1">
+      <w:start w:val="1"/>
+      <w:numFmt w:val="lowerRoman"/>
+      <w:lvlText w:val="%3."/>
+      <w:lvlJc w:val="right"/>
+      <w:pPr>
+        <w:ind w:left="2160" w:hanging="180"/>
+      </w:pPr>
+    </w:lvl>
+    <w:lvl w:ilvl="3" w:tplc="0409000F" w:tentative="1">
+      <w:start w:val="1"/>
+      <w:numFmt w:val="decimal"/>
+      <w:lvlText w:val="%4."/>
+      <w:lvlJc w:val="left"/>
+      <w:pPr>
+        <w:ind w:left="2880" w:hanging="360"/>
+      </w:pPr>
+    </w:lvl>
+    <w:lvl w:ilvl="4" w:tplc="04090019" w:tentative="1">
+      <w:start w:val="1"/>
+      <w:numFmt w:val="lowerLetter"/>
+      <w:lvlText w:val="%5."/>
+      <w:lvlJc w:val="left"/>
+      <w:pPr>
+        <w:ind w:left="3600" w:hanging="360"/>
+      </w:pPr>
+    </w:lvl>
+    <w:lvl w:ilvl="5" w:tplc="0409001B" w:tentative="1">
+      <w:start w:val="1"/>
+      <w:numFmt w:val="lowerRoman"/>
+      <w:lvlText w:val="%6."/>
+      <w:lvlJc w:val="right"/>
+      <w:pPr>
+        <w:ind w:left="4320" w:hanging="180"/>
+      </w:pPr>
+    </w:lvl>
+    <w:lvl w:ilvl="6" w:tplc="0409000F" w:tentative="1">
+      <w:start w:val="1"/>
+      <w:numFmt w:val="decimal"/>
+      <w:lvlText w:val="%7."/>
+      <w:lvlJc w:val="left"/>
+      <w:pPr>
+        <w:ind w:left="5040" w:hanging="360"/>
+      </w:pPr>
+    </w:lvl>
+    <w:lvl w:ilvl="7" w:tplc="04090019" w:tentative="1">
+      <w:start w:val="1"/>
+      <w:numFmt w:val="lowerLetter"/>
+      <w:lvlText w:val="%8."/>
+      <w:lvlJc w:val="left"/>
+      <w:pPr>
+        <w:ind w:left="5760" w:hanging="360"/>
+      </w:pPr>
+    </w:lvl>
+    <w:lvl w:ilvl="8" w:tplc="0409001B" w:tentative="1">
+      <w:start w:val="1"/>
+      <w:numFmt w:val="lowerRoman"/>
+      <w:lvlText w:val="%9."/>
+      <w:lvlJc w:val="right"/>
+      <w:pPr>
+        <w:ind w:left="6480" w:hanging="180"/>
+      </w:pPr>
+    </w:lvl>
+  </w:abstractNum>
+  <w:abstractNum w:abstractNumId="1" w15:restartNumberingAfterBreak="0">
+    <w:nsid w:val="558472F5"/>
+    <w:multiLevelType w:val="hybridMultilevel"/>
+    <w:tmpl w:val="8228A6A6"/>
+    <w:lvl w:ilvl="0" w:tplc="0409000F">
+      <w:start w:val="1"/>
+      <w:numFmt w:val="decimal"/>
+      <w:lvlText w:val="%1."/>
+      <w:lvlJc w:val="left"/>
+      <w:pPr>
+        <w:ind w:left="720" w:hanging="360"/>
+      </w:pPr>
+      <w:rPr>
+        <w:rFonts w:hint="default"/>
+      </w:rPr>
+    </w:lvl>
+    <w:lvl w:ilvl="1" w:tplc="04090019" w:tentative="1">
+      <w:start w:val="1"/>
+      <w:numFmt w:val="lowerLetter"/>
+      <w:lvlText w:val="%2."/>
+      <w:lvlJc w:val="left"/>
+      <w:pPr>
+        <w:ind w:left="1440" w:hanging="360"/>
+      </w:pPr>
+    </w:lvl>
+    <w:lvl w:ilvl="2" w:tplc="0409001B" w:tentative="1">
+      <w:start w:val="1"/>
+      <w:numFmt w:val="lowerRoman"/>
+      <w:lvlText w:val="%3."/>
+      <w:lvlJc w:val="right"/>
+      <w:pPr>
+        <w:ind w:left="2160" w:hanging="180"/>
+      </w:pPr>
+    </w:lvl>
+    <w:lvl w:ilvl="3" w:tplc="0409000F" w:tentative="1">
+      <w:start w:val="1"/>
+      <w:numFmt w:val="decimal"/>
+      <w:lvlText w:val="%4."/>
+      <w:lvlJc w:val="left"/>
+      <w:pPr>
+        <w:ind w:left="2880" w:hanging="360"/>
+      </w:pPr>
+    </w:lvl>
+    <w:lvl w:ilvl="4" w:tplc="04090019" w:tentative="1">
+      <w:start w:val="1"/>
+      <w:numFmt w:val="lowerLetter"/>
+      <w:lvlText w:val="%5."/>
+      <w:lvlJc w:val="left"/>
+      <w:pPr>
+        <w:ind w:left="3600" w:hanging="360"/>
+      </w:pPr>
+    </w:lvl>
+    <w:lvl w:ilvl="5" w:tplc="0409001B" w:tentative="1">
+      <w:start w:val="1"/>
+      <w:numFmt w:val="lowerRoman"/>
+      <w:lvlText w:val="%6."/>
+      <w:lvlJc w:val="right"/>
+      <w:pPr>
+        <w:ind w:left="4320" w:hanging="180"/>
+      </w:pPr>
+    </w:lvl>
+    <w:lvl w:ilvl="6" w:tplc="0409000F" w:tentative="1">
+      <w:start w:val="1"/>
+      <w:numFmt w:val="decimal"/>
+      <w:lvlText w:val="%7."/>
+      <w:lvlJc w:val="left"/>
+      <w:pPr>
+        <w:ind w:left="5040" w:hanging="360"/>
+      </w:pPr>
+    </w:lvl>
+    <w:lvl w:ilvl="7" w:tplc="04090019" w:tentative="1">
+      <w:start w:val="1"/>
+      <w:numFmt w:val="lowerLetter"/>
+      <w:lvlText w:val="%8."/>
+      <w:lvlJc w:val="left"/>
+      <w:pPr>
+        <w:ind w:left="5760" w:hanging="360"/>
+      </w:pPr>
+    </w:lvl>
+    <w:lvl w:ilvl="8" w:tplc="0409001B" w:tentative="1">
+      <w:start w:val="1"/>
+      <w:numFmt w:val="lowerRoman"/>
+      <w:lvlText w:val="%9."/>
+      <w:lvlJc w:val="right"/>
+      <w:pPr>
+        <w:ind w:left="6480" w:hanging="180"/>
+      </w:pPr>
+    </w:lvl>
+  </w:abstractNum>
+  <w:num w:numId="1" w16cid:durableId="43646990">
+    <w:abstractNumId w:val="1"/>
+  </w:num>
+  <w:num w:numId="2" w16cid:durableId="1592659899">
+    <w:abstractNumId w:val="0"/>
+  </w:num>
+</w:numbering>
 </file>
 
 <file path=word/styles.xml><?xml version="1.0" encoding="utf-8"?>
@@ -732,7 +2440,6 @@
   <w:style w:type="character" w:default="1" w:styleId="DefaultParagraphFont">
     <w:name w:val="Default Paragraph Font"/>
     <w:uiPriority w:val="1"/>
-    <w:semiHidden/>
     <w:unhideWhenUsed/>
   </w:style>
   <w:style w:type="table" w:default="1" w:styleId="TableNormal">

--- a/1150080143_VoAnhKiet_CNPM2.docx
+++ b/1150080143_VoAnhKiet_CNPM2.docx
@@ -75,7 +75,6 @@
           <w:bCs/>
           <w:sz w:val="32"/>
           <w:szCs w:val="32"/>
-          <w:lang w:val="vi-VN"/>
         </w:rPr>
       </w:pPr>
       <w:r>
@@ -106,9 +105,8 @@
           <w:rFonts w:ascii="Times New Roman" w:hAnsi="Times New Roman" w:cs="Times New Roman"/>
           <w:b/>
           <w:bCs/>
-          <w:sz w:val="28"/>
-          <w:szCs w:val="28"/>
-          <w:lang w:val="vi-VN"/>
+          <w:sz w:val="32"/>
+          <w:szCs w:val="32"/>
         </w:rPr>
       </w:pPr>
       <w:r>
@@ -116,50 +114,142 @@
           <w:rFonts w:ascii="Times New Roman" w:hAnsi="Times New Roman" w:cs="Times New Roman"/>
           <w:b/>
           <w:bCs/>
-          <w:sz w:val="28"/>
-          <w:szCs w:val="28"/>
-        </w:rPr>
-        <w:t>LAB 4: WINFORM KẾT NỐI CƠ SỞ DỮ LIỆU CƠ BẢN</w:t>
-      </w:r>
-    </w:p>
-    <w:p>
-      <w:pPr>
+          <w:sz w:val="32"/>
+          <w:szCs w:val="32"/>
+          <w:lang w:val="vi-VN"/>
+        </w:rPr>
+        <w:t>LAB 3:</w:t>
+      </w:r>
+      <w:r>
         <w:rPr>
           <w:rFonts w:ascii="Times New Roman" w:hAnsi="Times New Roman" w:cs="Times New Roman"/>
           <w:b/>
           <w:bCs/>
-          <w:sz w:val="26"/>
-          <w:szCs w:val="26"/>
-          <w:lang w:val="vi-VN"/>
-        </w:rPr>
-      </w:pPr>
+          <w:sz w:val="32"/>
+          <w:szCs w:val="32"/>
+        </w:rPr>
+        <w:t xml:space="preserve"> </w:t>
+      </w:r>
       <w:r>
         <w:rPr>
           <w:rFonts w:ascii="Times New Roman" w:hAnsi="Times New Roman" w:cs="Times New Roman"/>
           <w:b/>
           <w:bCs/>
-          <w:sz w:val="26"/>
-          <w:szCs w:val="26"/>
-        </w:rPr>
-        <w:t xml:space="preserve">B. Nội dung Thực hành </w:t>
-      </w:r>
-    </w:p>
-    <w:p>
-      <w:pPr>
-        <w:rPr>
-          <w:rFonts w:ascii="Times New Roman" w:hAnsi="Times New Roman" w:cs="Times New Roman"/>
-          <w:sz w:val="26"/>
-          <w:szCs w:val="26"/>
-          <w:lang w:val="vi-VN"/>
-        </w:rPr>
-      </w:pPr>
-      <w:r>
-        <w:rPr>
-          <w:rFonts w:ascii="Times New Roman" w:hAnsi="Times New Roman" w:cs="Times New Roman"/>
-          <w:sz w:val="26"/>
-          <w:szCs w:val="26"/>
-        </w:rPr>
-        <w:t>1: Tạo kết nối giữa Winform và CSDL. Đầu tiên, ta phải có được Server name của máy local mình đang sử dụng:</w:t>
+          <w:sz w:val="32"/>
+          <w:szCs w:val="32"/>
+          <w:lang w:val="vi-VN"/>
+        </w:rPr>
+        <w:t>WINDOWS FORMS APPLICATION NÂNG CAO</w:t>
+      </w:r>
+    </w:p>
+    <w:p>
+      <w:pPr>
+        <w:rPr>
+          <w:rFonts w:ascii="Times New Roman" w:hAnsi="Times New Roman" w:cs="Times New Roman"/>
+          <w:b/>
+          <w:bCs/>
+          <w:sz w:val="32"/>
+          <w:szCs w:val="32"/>
+        </w:rPr>
+      </w:pPr>
+      <w:r>
+        <w:rPr>
+          <w:rFonts w:ascii="Times New Roman" w:hAnsi="Times New Roman" w:cs="Times New Roman"/>
+          <w:b/>
+          <w:bCs/>
+          <w:sz w:val="32"/>
+          <w:szCs w:val="32"/>
+        </w:rPr>
+        <w:t>B. Nội dung</w:t>
+      </w:r>
+    </w:p>
+    <w:p>
+      <w:pPr>
+        <w:rPr>
+          <w:rFonts w:ascii="Times New Roman" w:hAnsi="Times New Roman" w:cs="Times New Roman"/>
+          <w:b/>
+          <w:bCs/>
+          <w:sz w:val="32"/>
+          <w:szCs w:val="32"/>
+        </w:rPr>
+      </w:pPr>
+      <w:r>
+        <w:rPr>
+          <w:rFonts w:ascii="Times New Roman" w:hAnsi="Times New Roman" w:cs="Times New Roman"/>
+          <w:b/>
+          <w:bCs/>
+          <w:sz w:val="32"/>
+          <w:szCs w:val="32"/>
+        </w:rPr>
+        <w:t>Thực hành 1: Thiết kế và lập trình ứng dụng Winform theo mô tả sau:</w:t>
+      </w:r>
+    </w:p>
+    <w:p>
+      <w:pPr>
+        <w:rPr>
+          <w:rFonts w:ascii="Times New Roman" w:hAnsi="Times New Roman" w:cs="Times New Roman"/>
+          <w:sz w:val="32"/>
+          <w:szCs w:val="32"/>
+          <w:lang w:val="vi-VN"/>
+        </w:rPr>
+      </w:pPr>
+      <w:r>
+        <w:rPr>
+          <w:rFonts w:ascii="Times New Roman" w:hAnsi="Times New Roman" w:cs="Times New Roman"/>
+          <w:sz w:val="32"/>
+          <w:szCs w:val="32"/>
+        </w:rPr>
+        <w:t>Bước</w:t>
+      </w:r>
+      <w:r>
+        <w:rPr>
+          <w:rFonts w:ascii="Times New Roman" w:hAnsi="Times New Roman" w:cs="Times New Roman"/>
+          <w:sz w:val="32"/>
+          <w:szCs w:val="32"/>
+          <w:lang w:val="vi-VN"/>
+        </w:rPr>
+        <w:t xml:space="preserve"> 1:</w:t>
+      </w:r>
+      <w:r>
+        <w:rPr>
+          <w:rFonts w:ascii="Times New Roman" w:hAnsi="Times New Roman" w:cs="Times New Roman"/>
+          <w:sz w:val="32"/>
+          <w:szCs w:val="32"/>
+        </w:rPr>
+        <w:t>Tạo</w:t>
+      </w:r>
+      <w:r>
+        <w:rPr>
+          <w:rFonts w:ascii="Times New Roman" w:hAnsi="Times New Roman" w:cs="Times New Roman"/>
+          <w:sz w:val="32"/>
+          <w:szCs w:val="32"/>
+          <w:lang w:val="vi-VN"/>
+        </w:rPr>
+        <w:t xml:space="preserve"> project t</w:t>
+      </w:r>
+      <w:r>
+        <w:rPr>
+          <w:rFonts w:ascii="Times New Roman" w:hAnsi="Times New Roman" w:cs="Times New Roman"/>
+          <w:sz w:val="32"/>
+          <w:szCs w:val="32"/>
+        </w:rPr>
+        <w:t xml:space="preserve">rong cửa sổ </w:t>
+      </w:r>
+      <w:r>
+        <w:rPr>
+          <w:rFonts w:ascii="Times New Roman" w:hAnsi="Times New Roman" w:cs="Times New Roman"/>
+          <w:sz w:val="32"/>
+          <w:szCs w:val="32"/>
+        </w:rPr>
+        <w:t>này</w:t>
+      </w:r>
+      <w:r>
+        <w:rPr>
+          <w:rFonts w:ascii="Times New Roman" w:hAnsi="Times New Roman" w:cs="Times New Roman"/>
+          <w:sz w:val="32"/>
+          <w:szCs w:val="32"/>
+        </w:rPr>
+        <w:t xml:space="preserve"> bạn điền đầy đủ các thông tin về Project.</w:t>
       </w:r>
     </w:p>
     <w:p>
@@ -167,23 +257,22 @@
         <w:jc w:val="center"/>
         <w:rPr>
           <w:rFonts w:ascii="Times New Roman" w:hAnsi="Times New Roman" w:cs="Times New Roman"/>
-          <w:sz w:val="26"/>
-          <w:szCs w:val="26"/>
-          <w:lang w:val="vi-VN"/>
-        </w:rPr>
-      </w:pPr>
-      <w:r>
-        <w:rPr>
-          <w:rFonts w:ascii="Times New Roman" w:hAnsi="Times New Roman" w:cs="Times New Roman"/>
-          <w:sz w:val="26"/>
-          <w:szCs w:val="26"/>
-          <w:lang w:val="vi-VN"/>
+          <w:sz w:val="32"/>
+          <w:szCs w:val="32"/>
+          <w:lang w:val="vi-VN"/>
+        </w:rPr>
+      </w:pPr>
+      <w:r>
+        <w:rPr>
+          <w:rFonts w:ascii="Times New Roman" w:hAnsi="Times New Roman" w:cs="Times New Roman"/>
+          <w:sz w:val="32"/>
+          <w:szCs w:val="32"/>
         </w:rPr>
         <w:drawing>
-          <wp:inline distT="0" distB="0" distL="0" distR="0" wp14:anchorId="56F63794" wp14:editId="74B1FB72">
-            <wp:extent cx="5943600" cy="5886450"/>
-            <wp:effectExtent l="0" t="0" r="0" b="0"/>
-            <wp:docPr id="1" name="Picture 1"/>
+          <wp:inline distT="0" distB="0" distL="0" distR="0" wp14:anchorId="0689EF13" wp14:editId="1D7DED7E">
+            <wp:extent cx="5660139" cy="3956050"/>
+            <wp:effectExtent l="0" t="0" r="0" b="6350"/>
+            <wp:docPr id="2" name="Picture 2"/>
             <wp:cNvGraphicFramePr>
               <a:graphicFrameLocks xmlns:a="http://schemas.openxmlformats.org/drawingml/2006/main" noChangeAspect="1"/>
             </wp:cNvGraphicFramePr>
@@ -203,7 +292,7 @@
                   <pic:spPr>
                     <a:xfrm>
                       <a:off x="0" y="0"/>
-                      <a:ext cx="5943600" cy="5886450"/>
+                      <a:ext cx="5678212" cy="3968682"/>
                     </a:xfrm>
                     <a:prstGeom prst="rect">
                       <a:avLst/>
@@ -220,50 +309,71 @@
       <w:pPr>
         <w:rPr>
           <w:rFonts w:ascii="Times New Roman" w:hAnsi="Times New Roman" w:cs="Times New Roman"/>
-          <w:sz w:val="26"/>
-          <w:szCs w:val="26"/>
-          <w:lang w:val="vi-VN"/>
-        </w:rPr>
-      </w:pPr>
-      <w:r>
-        <w:rPr>
-          <w:rFonts w:ascii="Times New Roman" w:hAnsi="Times New Roman" w:cs="Times New Roman"/>
-          <w:sz w:val="26"/>
-          <w:szCs w:val="26"/>
+          <w:sz w:val="32"/>
+          <w:szCs w:val="32"/>
+          <w:lang w:val="vi-VN"/>
+        </w:rPr>
+      </w:pPr>
+      <w:r>
+        <w:rPr>
+          <w:rFonts w:ascii="Times New Roman" w:hAnsi="Times New Roman" w:cs="Times New Roman"/>
+          <w:sz w:val="32"/>
+          <w:szCs w:val="32"/>
+          <w:lang w:val="vi-VN"/>
+        </w:rPr>
+        <w:br w:type="page"/>
+      </w:r>
+    </w:p>
+    <w:p>
+      <w:pPr>
+        <w:rPr>
+          <w:rFonts w:ascii="Times New Roman" w:hAnsi="Times New Roman" w:cs="Times New Roman"/>
+          <w:sz w:val="32"/>
+          <w:szCs w:val="32"/>
+          <w:lang w:val="vi-VN"/>
+        </w:rPr>
+      </w:pPr>
+      <w:r>
+        <w:rPr>
+          <w:rFonts w:ascii="Times New Roman" w:hAnsi="Times New Roman" w:cs="Times New Roman"/>
+          <w:sz w:val="32"/>
+          <w:szCs w:val="32"/>
         </w:rPr>
         <w:lastRenderedPageBreak/>
-        <w:t xml:space="preserve">Tiếp theo, trong VS, check trong TOOLS/Connect to </w:t>
-      </w:r>
-      <w:r>
-        <w:rPr>
-          <w:rFonts w:ascii="Times New Roman" w:hAnsi="Times New Roman" w:cs="Times New Roman"/>
-          <w:sz w:val="26"/>
-          <w:szCs w:val="26"/>
-        </w:rPr>
-        <w:t>database</w:t>
-      </w:r>
-    </w:p>
-    <w:p>
-      <w:pPr>
-        <w:rPr>
-          <w:rFonts w:ascii="Times New Roman" w:hAnsi="Times New Roman" w:cs="Times New Roman"/>
-          <w:sz w:val="26"/>
-          <w:szCs w:val="26"/>
-          <w:lang w:val="vi-VN"/>
-        </w:rPr>
-      </w:pPr>
-      <w:r>
-        <w:rPr>
-          <w:rFonts w:ascii="Times New Roman" w:hAnsi="Times New Roman" w:cs="Times New Roman"/>
-          <w:sz w:val="26"/>
-          <w:szCs w:val="26"/>
+        <w:t>Bước 2: Xây dựng phần Header</w:t>
+      </w:r>
+      <w:r>
+        <w:rPr>
+          <w:rFonts w:ascii="Times New Roman" w:hAnsi="Times New Roman" w:cs="Times New Roman"/>
+          <w:sz w:val="32"/>
+          <w:szCs w:val="32"/>
+          <w:lang w:val="vi-VN"/>
+        </w:rPr>
+        <w:t xml:space="preserve"> </w:t>
+      </w:r>
+    </w:p>
+    <w:p>
+      <w:pPr>
+        <w:rPr>
+          <w:rFonts w:ascii="Times New Roman" w:hAnsi="Times New Roman" w:cs="Times New Roman"/>
+          <w:sz w:val="32"/>
+          <w:szCs w:val="32"/>
+          <w:lang w:val="vi-VN"/>
+        </w:rPr>
+      </w:pPr>
+      <w:r>
+        <w:rPr>
+          <w:rFonts w:ascii="Times New Roman" w:hAnsi="Times New Roman" w:cs="Times New Roman"/>
+          <w:noProof/>
+          <w:sz w:val="32"/>
+          <w:szCs w:val="32"/>
           <w:lang w:val="vi-VN"/>
         </w:rPr>
         <w:drawing>
-          <wp:inline distT="0" distB="0" distL="0" distR="0" wp14:anchorId="4E1B531E" wp14:editId="4D118D4C">
-            <wp:extent cx="5943600" cy="3265805"/>
-            <wp:effectExtent l="0" t="0" r="0" b="0"/>
-            <wp:docPr id="3" name="Picture 3"/>
+          <wp:inline distT="0" distB="0" distL="0" distR="0" wp14:anchorId="09A4B567" wp14:editId="189F4EFC">
+            <wp:extent cx="5937250" cy="3187700"/>
+            <wp:effectExtent l="0" t="0" r="6350" b="0"/>
+            <wp:docPr id="33" name="Picture 33"/>
             <wp:cNvGraphicFramePr>
               <a:graphicFrameLocks xmlns:a="http://schemas.openxmlformats.org/drawingml/2006/main" noChangeAspect="1"/>
             </wp:cNvGraphicFramePr>
@@ -271,23 +381,36 @@
               <a:graphicData uri="http://schemas.openxmlformats.org/drawingml/2006/picture">
                 <pic:pic xmlns:pic="http://schemas.openxmlformats.org/drawingml/2006/picture">
                   <pic:nvPicPr>
-                    <pic:cNvPr id="1" name=""/>
-                    <pic:cNvPicPr/>
+                    <pic:cNvPr id="0" name="Picture 1"/>
+                    <pic:cNvPicPr>
+                      <a:picLocks noChangeAspect="1" noChangeArrowheads="1"/>
+                    </pic:cNvPicPr>
                   </pic:nvPicPr>
                   <pic:blipFill>
-                    <a:blip r:embed="rId7"/>
+                    <a:blip r:embed="rId7" cstate="print">
+                      <a:extLst>
+                        <a:ext uri="{28A0092B-C50C-407E-A947-70E740481C1C}">
+                          <a14:useLocalDpi xmlns:a14="http://schemas.microsoft.com/office/drawing/2010/main" val="0"/>
+                        </a:ext>
+                      </a:extLst>
+                    </a:blip>
+                    <a:srcRect/>
                     <a:stretch>
                       <a:fillRect/>
                     </a:stretch>
                   </pic:blipFill>
-                  <pic:spPr>
+                  <pic:spPr bwMode="auto">
                     <a:xfrm>
                       <a:off x="0" y="0"/>
-                      <a:ext cx="5943600" cy="3265805"/>
+                      <a:ext cx="5937250" cy="3187700"/>
                     </a:xfrm>
                     <a:prstGeom prst="rect">
                       <a:avLst/>
                     </a:prstGeom>
+                    <a:noFill/>
+                    <a:ln>
+                      <a:noFill/>
+                    </a:ln>
                   </pic:spPr>
                 </pic:pic>
               </a:graphicData>
@@ -300,33 +423,50 @@
       <w:pPr>
         <w:rPr>
           <w:rFonts w:ascii="Times New Roman" w:hAnsi="Times New Roman" w:cs="Times New Roman"/>
-          <w:sz w:val="26"/>
-          <w:szCs w:val="26"/>
-          <w:lang w:val="vi-VN"/>
-        </w:rPr>
-      </w:pPr>
-    </w:p>
-    <w:p>
-      <w:pPr>
-        <w:rPr>
-          <w:rFonts w:ascii="Times New Roman" w:hAnsi="Times New Roman" w:cs="Times New Roman"/>
-          <w:sz w:val="26"/>
-          <w:szCs w:val="26"/>
-          <w:lang w:val="vi-VN"/>
-        </w:rPr>
-      </w:pPr>
-      <w:r>
-        <w:rPr>
-          <w:rFonts w:ascii="Times New Roman" w:hAnsi="Times New Roman" w:cs="Times New Roman"/>
-          <w:sz w:val="26"/>
-          <w:szCs w:val="26"/>
-          <w:lang w:val="vi-VN"/>
+          <w:sz w:val="32"/>
+          <w:szCs w:val="32"/>
+          <w:lang w:val="vi-VN"/>
+        </w:rPr>
+      </w:pPr>
+    </w:p>
+    <w:p>
+      <w:pPr>
+        <w:rPr>
+          <w:rFonts w:ascii="Times New Roman" w:hAnsi="Times New Roman" w:cs="Times New Roman"/>
+          <w:sz w:val="32"/>
+          <w:szCs w:val="32"/>
+          <w:lang w:val="vi-VN"/>
+        </w:rPr>
+      </w:pPr>
+      <w:r>
+        <w:rPr>
+          <w:rFonts w:ascii="Times New Roman" w:hAnsi="Times New Roman" w:cs="Times New Roman"/>
+          <w:sz w:val="32"/>
+          <w:szCs w:val="32"/>
+        </w:rPr>
+        <w:t>Bước 3: Tạo các nút (Button) món ăn</w:t>
+      </w:r>
+    </w:p>
+    <w:p>
+      <w:pPr>
+        <w:rPr>
+          <w:rFonts w:ascii="Times New Roman" w:hAnsi="Times New Roman" w:cs="Times New Roman"/>
+          <w:sz w:val="32"/>
+          <w:szCs w:val="32"/>
+          <w:lang w:val="vi-VN"/>
+        </w:rPr>
+      </w:pPr>
+      <w:r>
+        <w:rPr>
+          <w:rFonts w:ascii="Times New Roman" w:hAnsi="Times New Roman" w:cs="Times New Roman"/>
+          <w:sz w:val="32"/>
+          <w:szCs w:val="32"/>
         </w:rPr>
         <w:drawing>
-          <wp:inline distT="0" distB="0" distL="0" distR="0" wp14:anchorId="24E252A3" wp14:editId="486144D1">
-            <wp:extent cx="5943600" cy="3374390"/>
+          <wp:inline distT="0" distB="0" distL="0" distR="0" wp14:anchorId="2BA3BCD6" wp14:editId="5AC295D2">
+            <wp:extent cx="5943600" cy="3319145"/>
             <wp:effectExtent l="0" t="0" r="0" b="0"/>
-            <wp:docPr id="4" name="Picture 4"/>
+            <wp:docPr id="34" name="Picture 34"/>
             <wp:cNvGraphicFramePr>
               <a:graphicFrameLocks xmlns:a="http://schemas.openxmlformats.org/drawingml/2006/main" noChangeAspect="1"/>
             </wp:cNvGraphicFramePr>
@@ -346,7 +486,7 @@
                   <pic:spPr>
                     <a:xfrm>
                       <a:off x="0" y="0"/>
-                      <a:ext cx="5943600" cy="3374390"/>
+                      <a:ext cx="5943600" cy="3319145"/>
                     </a:xfrm>
                     <a:prstGeom prst="rect">
                       <a:avLst/>
@@ -363,34 +503,51 @@
       <w:pPr>
         <w:rPr>
           <w:rFonts w:ascii="Times New Roman" w:hAnsi="Times New Roman" w:cs="Times New Roman"/>
-          <w:sz w:val="26"/>
-          <w:szCs w:val="26"/>
-          <w:lang w:val="vi-VN"/>
-        </w:rPr>
-      </w:pPr>
-    </w:p>
-    <w:p>
-      <w:pPr>
-        <w:rPr>
-          <w:rFonts w:ascii="Times New Roman" w:hAnsi="Times New Roman" w:cs="Times New Roman"/>
-          <w:sz w:val="26"/>
-          <w:szCs w:val="26"/>
-          <w:lang w:val="vi-VN"/>
-        </w:rPr>
-      </w:pPr>
-      <w:r>
-        <w:rPr>
-          <w:rFonts w:ascii="Times New Roman" w:hAnsi="Times New Roman" w:cs="Times New Roman"/>
-          <w:sz w:val="26"/>
-          <w:szCs w:val="26"/>
-          <w:lang w:val="vi-VN"/>
+          <w:sz w:val="32"/>
+          <w:szCs w:val="32"/>
+          <w:lang w:val="vi-VN"/>
+        </w:rPr>
+      </w:pPr>
+    </w:p>
+    <w:p>
+      <w:pPr>
+        <w:rPr>
+          <w:rFonts w:ascii="Times New Roman" w:hAnsi="Times New Roman" w:cs="Times New Roman"/>
+          <w:sz w:val="32"/>
+          <w:szCs w:val="32"/>
+          <w:lang w:val="vi-VN"/>
+        </w:rPr>
+      </w:pPr>
+      <w:r>
+        <w:rPr>
+          <w:rFonts w:ascii="Times New Roman" w:hAnsi="Times New Roman" w:cs="Times New Roman"/>
+          <w:sz w:val="32"/>
+          <w:szCs w:val="32"/>
         </w:rPr>
         <w:lastRenderedPageBreak/>
+        <w:t>Bước 4: Xây dựng khu vực điều khiển</w:t>
+      </w:r>
+    </w:p>
+    <w:p>
+      <w:pPr>
+        <w:rPr>
+          <w:rFonts w:ascii="Times New Roman" w:hAnsi="Times New Roman" w:cs="Times New Roman"/>
+          <w:sz w:val="32"/>
+          <w:szCs w:val="32"/>
+          <w:lang w:val="vi-VN"/>
+        </w:rPr>
+      </w:pPr>
+      <w:r>
+        <w:rPr>
+          <w:rFonts w:ascii="Times New Roman" w:hAnsi="Times New Roman" w:cs="Times New Roman"/>
+          <w:sz w:val="32"/>
+          <w:szCs w:val="32"/>
+        </w:rPr>
         <w:drawing>
-          <wp:inline distT="0" distB="0" distL="0" distR="0" wp14:anchorId="0FDC61C3" wp14:editId="149F22A6">
-            <wp:extent cx="5172797" cy="3829584"/>
-            <wp:effectExtent l="0" t="0" r="8890" b="0"/>
-            <wp:docPr id="5" name="Picture 5"/>
+          <wp:inline distT="0" distB="0" distL="0" distR="0" wp14:anchorId="5931CC61" wp14:editId="2AC44E17">
+            <wp:extent cx="5943600" cy="3491230"/>
+            <wp:effectExtent l="0" t="0" r="0" b="0"/>
+            <wp:docPr id="35" name="Picture 35"/>
             <wp:cNvGraphicFramePr>
               <a:graphicFrameLocks xmlns:a="http://schemas.openxmlformats.org/drawingml/2006/main" noChangeAspect="1"/>
             </wp:cNvGraphicFramePr>
@@ -410,7 +567,7 @@
                   <pic:spPr>
                     <a:xfrm>
                       <a:off x="0" y="0"/>
-                      <a:ext cx="5172797" cy="3829584"/>
+                      <a:ext cx="5943600" cy="3491230"/>
                     </a:xfrm>
                     <a:prstGeom prst="rect">
                       <a:avLst/>
@@ -425,27 +582,52 @@
     </w:p>
     <w:p>
       <w:pPr>
-        <w:jc w:val="center"/>
-        <w:rPr>
-          <w:rFonts w:ascii="Times New Roman" w:hAnsi="Times New Roman" w:cs="Times New Roman"/>
-          <w:sz w:val="26"/>
-          <w:szCs w:val="26"/>
-          <w:lang w:val="vi-VN"/>
-        </w:rPr>
-      </w:pPr>
-      <w:r>
-        <w:rPr>
-          <w:rFonts w:ascii="Times New Roman" w:hAnsi="Times New Roman" w:cs="Times New Roman"/>
-          <w:sz w:val="26"/>
-          <w:szCs w:val="26"/>
-          <w:lang w:val="vi-VN"/>
-        </w:rPr>
-        <w:lastRenderedPageBreak/>
+        <w:rPr>
+          <w:rFonts w:ascii="Times New Roman" w:hAnsi="Times New Roman" w:cs="Times New Roman"/>
+          <w:sz w:val="32"/>
+          <w:szCs w:val="32"/>
+          <w:lang w:val="vi-VN"/>
+        </w:rPr>
+      </w:pPr>
+    </w:p>
+    <w:p>
+      <w:pPr>
+        <w:rPr>
+          <w:rFonts w:ascii="Times New Roman" w:hAnsi="Times New Roman" w:cs="Times New Roman"/>
+          <w:sz w:val="32"/>
+          <w:szCs w:val="32"/>
+          <w:lang w:val="vi-VN"/>
+        </w:rPr>
+      </w:pPr>
+      <w:r>
+        <w:rPr>
+          <w:rFonts w:ascii="Times New Roman" w:hAnsi="Times New Roman" w:cs="Times New Roman"/>
+          <w:sz w:val="32"/>
+          <w:szCs w:val="32"/>
+        </w:rPr>
+        <w:t>Bước 5: Thêm bảng hiển thị Order</w:t>
+      </w:r>
+    </w:p>
+    <w:p>
+      <w:pPr>
+        <w:rPr>
+          <w:rFonts w:ascii="Times New Roman" w:hAnsi="Times New Roman" w:cs="Times New Roman"/>
+          <w:sz w:val="32"/>
+          <w:szCs w:val="32"/>
+          <w:lang w:val="vi-VN"/>
+        </w:rPr>
+      </w:pPr>
+      <w:r>
+        <w:rPr>
+          <w:rFonts w:ascii="Times New Roman" w:hAnsi="Times New Roman" w:cs="Times New Roman"/>
+          <w:sz w:val="32"/>
+          <w:szCs w:val="32"/>
+        </w:rPr>
         <w:drawing>
-          <wp:inline distT="0" distB="0" distL="0" distR="0" wp14:anchorId="526304C6" wp14:editId="3BBB0F20">
-            <wp:extent cx="4744112" cy="6839905"/>
+          <wp:inline distT="0" distB="0" distL="0" distR="0" wp14:anchorId="19525ABF" wp14:editId="1B2F7F47">
+            <wp:extent cx="5943600" cy="3108960"/>
             <wp:effectExtent l="0" t="0" r="0" b="0"/>
-            <wp:docPr id="6" name="Picture 6"/>
+            <wp:docPr id="36" name="Picture 36"/>
             <wp:cNvGraphicFramePr>
               <a:graphicFrameLocks xmlns:a="http://schemas.openxmlformats.org/drawingml/2006/main" noChangeAspect="1"/>
             </wp:cNvGraphicFramePr>
@@ -465,7 +647,7 @@
                   <pic:spPr>
                     <a:xfrm>
                       <a:off x="0" y="0"/>
-                      <a:ext cx="4744112" cy="6839905"/>
+                      <a:ext cx="5943600" cy="3108960"/>
                     </a:xfrm>
                     <a:prstGeom prst="rect">
                       <a:avLst/>
@@ -482,101 +664,124 @@
       <w:pPr>
         <w:rPr>
           <w:rFonts w:ascii="Times New Roman" w:hAnsi="Times New Roman" w:cs="Times New Roman"/>
-          <w:sz w:val="26"/>
-          <w:szCs w:val="26"/>
-          <w:lang w:val="vi-VN"/>
-        </w:rPr>
-      </w:pPr>
-    </w:p>
-    <w:p>
-      <w:pPr>
-        <w:rPr>
-          <w:rFonts w:ascii="Times New Roman" w:hAnsi="Times New Roman" w:cs="Times New Roman"/>
-          <w:sz w:val="26"/>
-          <w:szCs w:val="26"/>
-          <w:lang w:val="vi-VN"/>
-        </w:rPr>
-      </w:pPr>
-    </w:p>
-    <w:p>
-      <w:pPr>
-        <w:rPr>
-          <w:rFonts w:ascii="Times New Roman" w:hAnsi="Times New Roman" w:cs="Times New Roman"/>
-          <w:sz w:val="26"/>
-          <w:szCs w:val="26"/>
-          <w:lang w:val="vi-VN"/>
-        </w:rPr>
-      </w:pPr>
-    </w:p>
-    <w:p>
-      <w:pPr>
-        <w:rPr>
-          <w:rFonts w:ascii="Times New Roman" w:hAnsi="Times New Roman" w:cs="Times New Roman"/>
-          <w:sz w:val="26"/>
-          <w:szCs w:val="26"/>
-          <w:lang w:val="vi-VN"/>
-        </w:rPr>
-      </w:pPr>
-    </w:p>
-    <w:p>
-      <w:pPr>
-        <w:rPr>
-          <w:rFonts w:ascii="Times New Roman" w:hAnsi="Times New Roman" w:cs="Times New Roman"/>
-          <w:sz w:val="26"/>
-          <w:szCs w:val="26"/>
-          <w:lang w:val="vi-VN"/>
-        </w:rPr>
-      </w:pPr>
-      <w:r>
-        <w:rPr>
-          <w:rFonts w:ascii="Times New Roman" w:hAnsi="Times New Roman" w:cs="Times New Roman"/>
-          <w:sz w:val="26"/>
-          <w:szCs w:val="26"/>
+          <w:sz w:val="32"/>
+          <w:szCs w:val="32"/>
+          <w:lang w:val="vi-VN"/>
+        </w:rPr>
+      </w:pPr>
+      <w:r>
+        <w:rPr>
+          <w:rFonts w:ascii="Times New Roman" w:hAnsi="Times New Roman" w:cs="Times New Roman"/>
+          <w:sz w:val="32"/>
+          <w:szCs w:val="32"/>
+        </w:rPr>
+        <w:br w:type="page"/>
+      </w:r>
+    </w:p>
+    <w:p>
+      <w:pPr>
+        <w:rPr>
+          <w:rFonts w:ascii="Times New Roman" w:hAnsi="Times New Roman" w:cs="Times New Roman"/>
+          <w:sz w:val="32"/>
+          <w:szCs w:val="32"/>
+          <w:lang w:val="vi-VN"/>
+        </w:rPr>
+      </w:pPr>
+      <w:r>
+        <w:rPr>
+          <w:rFonts w:ascii="Times New Roman" w:hAnsi="Times New Roman" w:cs="Times New Roman"/>
+          <w:sz w:val="32"/>
+          <w:szCs w:val="32"/>
         </w:rPr>
         <w:lastRenderedPageBreak/>
-        <w:t xml:space="preserve">Paste Server name vào (1) → chọn databse đã có trên máy local trong (2) </w:t>
-      </w:r>
-    </w:p>
-    <w:p>
-      <w:pPr>
-        <w:rPr>
-          <w:rFonts w:ascii="Times New Roman" w:hAnsi="Times New Roman" w:cs="Times New Roman"/>
-          <w:sz w:val="26"/>
-          <w:szCs w:val="26"/>
-          <w:lang w:val="vi-VN"/>
-        </w:rPr>
-      </w:pPr>
-      <w:r>
-        <w:rPr>
-          <w:rFonts w:ascii="Times New Roman" w:hAnsi="Times New Roman" w:cs="Times New Roman"/>
-          <w:sz w:val="26"/>
-          <w:szCs w:val="26"/>
-        </w:rPr>
-        <w:t>Nhấn (3) để lấy chuỗi kết nối:</w:t>
-      </w:r>
-    </w:p>
-    <w:p>
-      <w:pPr>
-        <w:jc w:val="center"/>
-        <w:rPr>
-          <w:rFonts w:ascii="Times New Roman" w:hAnsi="Times New Roman" w:cs="Times New Roman"/>
-          <w:sz w:val="26"/>
-          <w:szCs w:val="26"/>
-          <w:lang w:val="vi-VN"/>
-        </w:rPr>
-      </w:pPr>
-      <w:r>
-        <w:rPr>
-          <w:rFonts w:ascii="Times New Roman" w:hAnsi="Times New Roman" w:cs="Times New Roman"/>
-          <w:sz w:val="26"/>
-          <w:szCs w:val="26"/>
+        <w:t>Tại một quán ăn nhanh, người quản lý sẽ cung cấp cho mỗi nhân vật phục vụ bàn</w:t>
+      </w:r>
+      <w:r>
+        <w:rPr>
+          <w:rFonts w:ascii="Times New Roman" w:hAnsi="Times New Roman" w:cs="Times New Roman"/>
+          <w:sz w:val="32"/>
+          <w:szCs w:val="32"/>
+        </w:rPr>
+        <w:t xml:space="preserve"> </w:t>
+      </w:r>
+      <w:r>
+        <w:rPr>
+          <w:rFonts w:ascii="Times New Roman" w:hAnsi="Times New Roman" w:cs="Times New Roman"/>
+          <w:sz w:val="32"/>
+          <w:szCs w:val="32"/>
+        </w:rPr>
+        <w:t>một máy PDA để order món ăn theo phương thức số hóa. Bởi vậy, khi order xong</w:t>
+      </w:r>
+      <w:r>
+        <w:rPr>
+          <w:rFonts w:ascii="Times New Roman" w:hAnsi="Times New Roman" w:cs="Times New Roman"/>
+          <w:sz w:val="32"/>
+          <w:szCs w:val="32"/>
+        </w:rPr>
+        <w:t xml:space="preserve"> </w:t>
+      </w:r>
+      <w:r>
+        <w:rPr>
+          <w:rFonts w:ascii="Times New Roman" w:hAnsi="Times New Roman" w:cs="Times New Roman"/>
+          <w:sz w:val="32"/>
+          <w:szCs w:val="32"/>
+        </w:rPr>
+        <w:t>các món theo bàn, nhân viên phục vụ bàn sẽ không phải xuống trực tiếp với nhà</w:t>
+      </w:r>
+      <w:r>
+        <w:rPr>
+          <w:rFonts w:ascii="Times New Roman" w:hAnsi="Times New Roman" w:cs="Times New Roman"/>
+          <w:sz w:val="32"/>
+          <w:szCs w:val="32"/>
+        </w:rPr>
+        <w:t xml:space="preserve"> </w:t>
+      </w:r>
+      <w:r>
+        <w:rPr>
+          <w:rFonts w:ascii="Times New Roman" w:hAnsi="Times New Roman" w:cs="Times New Roman"/>
+          <w:sz w:val="32"/>
+          <w:szCs w:val="32"/>
+        </w:rPr>
+        <w:t>bếp mà chuyển thông tin các món khách hàng yêu cầu thông qua hệ thống mạng</w:t>
+      </w:r>
+      <w:r>
+        <w:rPr>
+          <w:rFonts w:ascii="Times New Roman" w:hAnsi="Times New Roman" w:cs="Times New Roman"/>
+          <w:sz w:val="32"/>
+          <w:szCs w:val="32"/>
+        </w:rPr>
+        <w:t xml:space="preserve"> </w:t>
+      </w:r>
+      <w:r>
+        <w:rPr>
+          <w:rFonts w:ascii="Times New Roman" w:hAnsi="Times New Roman" w:cs="Times New Roman"/>
+          <w:sz w:val="32"/>
+          <w:szCs w:val="32"/>
+        </w:rPr>
+        <w:t xml:space="preserve">không dây. </w:t>
+      </w:r>
+    </w:p>
+    <w:p>
+      <w:pPr>
+        <w:rPr>
+          <w:rFonts w:ascii="Times New Roman" w:hAnsi="Times New Roman" w:cs="Times New Roman"/>
+          <w:sz w:val="32"/>
+          <w:szCs w:val="32"/>
+          <w:lang w:val="vi-VN"/>
+        </w:rPr>
+      </w:pPr>
+      <w:r>
+        <w:rPr>
+          <w:rFonts w:ascii="Times New Roman" w:hAnsi="Times New Roman" w:cs="Times New Roman"/>
+          <w:sz w:val="32"/>
+          <w:szCs w:val="32"/>
           <w:lang w:val="vi-VN"/>
         </w:rPr>
         <w:drawing>
-          <wp:inline distT="0" distB="0" distL="0" distR="0" wp14:anchorId="47DDD2A8" wp14:editId="0B575F82">
-            <wp:extent cx="3386790" cy="4166484"/>
-            <wp:effectExtent l="0" t="0" r="4445" b="5715"/>
-            <wp:docPr id="8" name="Picture 8"/>
+          <wp:inline distT="0" distB="0" distL="0" distR="0" wp14:anchorId="7946E6D2" wp14:editId="1CDC6999">
+            <wp:extent cx="5943600" cy="6287770"/>
+            <wp:effectExtent l="0" t="0" r="0" b="0"/>
+            <wp:docPr id="7" name="Picture 7"/>
             <wp:cNvGraphicFramePr>
               <a:graphicFrameLocks xmlns:a="http://schemas.openxmlformats.org/drawingml/2006/main" noChangeAspect="1"/>
             </wp:cNvGraphicFramePr>
@@ -596,7 +801,7 @@
                   <pic:spPr>
                     <a:xfrm>
                       <a:off x="0" y="0"/>
-                      <a:ext cx="3404679" cy="4188491"/>
+                      <a:ext cx="5943600" cy="6287770"/>
                     </a:xfrm>
                     <a:prstGeom prst="rect">
                       <a:avLst/>
@@ -613,15 +818,15 @@
       <w:pPr>
         <w:rPr>
           <w:rFonts w:ascii="Times New Roman" w:hAnsi="Times New Roman" w:cs="Times New Roman"/>
-          <w:sz w:val="26"/>
-          <w:szCs w:val="26"/>
-        </w:rPr>
-      </w:pPr>
-      <w:r>
-        <w:rPr>
-          <w:rFonts w:ascii="Times New Roman" w:hAnsi="Times New Roman" w:cs="Times New Roman"/>
-          <w:sz w:val="26"/>
-          <w:szCs w:val="26"/>
+          <w:sz w:val="32"/>
+          <w:szCs w:val="32"/>
+        </w:rPr>
+      </w:pPr>
+      <w:r>
+        <w:rPr>
+          <w:rFonts w:ascii="Times New Roman" w:hAnsi="Times New Roman" w:cs="Times New Roman"/>
+          <w:sz w:val="32"/>
+          <w:szCs w:val="32"/>
         </w:rPr>
         <w:br w:type="page"/>
       </w:r>
@@ -630,19 +835,137 @@
       <w:pPr>
         <w:rPr>
           <w:rFonts w:ascii="Times New Roman" w:hAnsi="Times New Roman" w:cs="Times New Roman"/>
-          <w:sz w:val="26"/>
-          <w:szCs w:val="26"/>
-          <w:lang w:val="vi-VN"/>
-        </w:rPr>
-      </w:pPr>
-      <w:r>
-        <w:rPr>
-          <w:rFonts w:ascii="Times New Roman" w:hAnsi="Times New Roman" w:cs="Times New Roman"/>
-          <w:sz w:val="26"/>
-          <w:szCs w:val="26"/>
+          <w:sz w:val="32"/>
+          <w:szCs w:val="32"/>
+        </w:rPr>
+      </w:pPr>
+      <w:r>
+        <w:rPr>
+          <w:rFonts w:ascii="Times New Roman" w:hAnsi="Times New Roman" w:cs="Times New Roman"/>
+          <w:sz w:val="32"/>
+          <w:szCs w:val="32"/>
         </w:rPr>
         <w:lastRenderedPageBreak/>
-        <w:t>Nhấn (4) để kiểm tra kết nối:</w:t>
+        <w:t>Nguyên tắc sử dụng:</w:t>
+      </w:r>
+    </w:p>
+    <w:p>
+      <w:pPr>
+        <w:rPr>
+          <w:rFonts w:ascii="Times New Roman" w:hAnsi="Times New Roman" w:cs="Times New Roman"/>
+          <w:sz w:val="32"/>
+          <w:szCs w:val="32"/>
+        </w:rPr>
+      </w:pPr>
+      <w:r>
+        <w:rPr>
+          <w:rFonts w:ascii="Times New Roman" w:hAnsi="Times New Roman" w:cs="Times New Roman"/>
+          <w:sz w:val="32"/>
+          <w:szCs w:val="32"/>
+        </w:rPr>
+        <w:t>− Nhân vật phục vụ bàn sẽ chọn tên bàn trong danh sách sổ xuống của control</w:t>
+      </w:r>
+      <w:r>
+        <w:rPr>
+          <w:rFonts w:ascii="Times New Roman" w:hAnsi="Times New Roman" w:cs="Times New Roman"/>
+          <w:sz w:val="32"/>
+          <w:szCs w:val="32"/>
+          <w:lang w:val="vi-VN"/>
+        </w:rPr>
+        <w:t xml:space="preserve"> </w:t>
+      </w:r>
+      <w:r>
+        <w:rPr>
+          <w:rFonts w:ascii="Times New Roman" w:hAnsi="Times New Roman" w:cs="Times New Roman"/>
+          <w:sz w:val="32"/>
+          <w:szCs w:val="32"/>
+        </w:rPr>
+        <w:t>ComboBox. Sau đó, tùy theo nhu cầu ăn uống mà khách hàng gọi món. Đồ</w:t>
+      </w:r>
+      <w:r>
+        <w:rPr>
+          <w:rFonts w:ascii="Times New Roman" w:hAnsi="Times New Roman" w:cs="Times New Roman"/>
+          <w:sz w:val="32"/>
+          <w:szCs w:val="32"/>
+          <w:lang w:val="vi-VN"/>
+        </w:rPr>
+        <w:t xml:space="preserve"> </w:t>
+      </w:r>
+      <w:r>
+        <w:rPr>
+          <w:rFonts w:ascii="Times New Roman" w:hAnsi="Times New Roman" w:cs="Times New Roman"/>
+          <w:sz w:val="32"/>
+          <w:szCs w:val="32"/>
+        </w:rPr>
+        <w:t>ăn và thức uống được thể hiện bằng cách button. Mỗi một lần nhấn button</w:t>
+      </w:r>
+      <w:r>
+        <w:rPr>
+          <w:rFonts w:ascii="Times New Roman" w:hAnsi="Times New Roman" w:cs="Times New Roman"/>
+          <w:sz w:val="32"/>
+          <w:szCs w:val="32"/>
+          <w:lang w:val="vi-VN"/>
+        </w:rPr>
+        <w:t xml:space="preserve"> </w:t>
+      </w:r>
+      <w:r>
+        <w:rPr>
+          <w:rFonts w:ascii="Times New Roman" w:hAnsi="Times New Roman" w:cs="Times New Roman"/>
+          <w:sz w:val="32"/>
+          <w:szCs w:val="32"/>
+        </w:rPr>
+        <w:t>thì số lượng món ăn sẽ tăng lên 1. Ví dụ, nhấn 2 lần món Cơm ràng Dương</w:t>
+      </w:r>
+      <w:r>
+        <w:rPr>
+          <w:rFonts w:ascii="Times New Roman" w:hAnsi="Times New Roman" w:cs="Times New Roman"/>
+          <w:sz w:val="32"/>
+          <w:szCs w:val="32"/>
+          <w:lang w:val="vi-VN"/>
+        </w:rPr>
+        <w:t xml:space="preserve"> </w:t>
+      </w:r>
+      <w:r>
+        <w:rPr>
+          <w:rFonts w:ascii="Times New Roman" w:hAnsi="Times New Roman" w:cs="Times New Roman"/>
+          <w:sz w:val="32"/>
+          <w:szCs w:val="32"/>
+        </w:rPr>
+        <w:t>Châu, thì số lượng món ăn này là 2 và danh mục các món cùng số lượng</w:t>
+      </w:r>
+      <w:r>
+        <w:rPr>
+          <w:rFonts w:ascii="Times New Roman" w:hAnsi="Times New Roman" w:cs="Times New Roman"/>
+          <w:sz w:val="32"/>
+          <w:szCs w:val="32"/>
+          <w:lang w:val="vi-VN"/>
+        </w:rPr>
+        <w:t xml:space="preserve"> </w:t>
+      </w:r>
+      <w:r>
+        <w:rPr>
+          <w:rFonts w:ascii="Times New Roman" w:hAnsi="Times New Roman" w:cs="Times New Roman"/>
+          <w:sz w:val="32"/>
+          <w:szCs w:val="32"/>
+        </w:rPr>
+        <w:t>đặt</w:t>
+      </w:r>
+      <w:r>
+        <w:rPr>
+          <w:rFonts w:ascii="Times New Roman" w:hAnsi="Times New Roman" w:cs="Times New Roman"/>
+          <w:sz w:val="32"/>
+          <w:szCs w:val="32"/>
+          <w:lang w:val="vi-VN"/>
+        </w:rPr>
+        <w:t xml:space="preserve"> </w:t>
+      </w:r>
+      <w:r>
+        <w:rPr>
+          <w:rFonts w:ascii="Times New Roman" w:hAnsi="Times New Roman" w:cs="Times New Roman"/>
+          <w:sz w:val="32"/>
+          <w:szCs w:val="32"/>
+        </w:rPr>
+        <w:t>sẽ được hiển thị bằng control DataGridView hoặc ListView ở bên dưới.</w:t>
       </w:r>
     </w:p>
     <w:p>
@@ -650,23 +973,23 @@
         <w:jc w:val="center"/>
         <w:rPr>
           <w:rFonts w:ascii="Times New Roman" w:hAnsi="Times New Roman" w:cs="Times New Roman"/>
-          <w:sz w:val="26"/>
-          <w:szCs w:val="26"/>
-          <w:lang w:val="vi-VN"/>
-        </w:rPr>
-      </w:pPr>
-      <w:r>
-        <w:rPr>
-          <w:rFonts w:ascii="Times New Roman" w:hAnsi="Times New Roman" w:cs="Times New Roman"/>
-          <w:sz w:val="26"/>
-          <w:szCs w:val="26"/>
+          <w:sz w:val="32"/>
+          <w:szCs w:val="32"/>
+          <w:lang w:val="vi-VN"/>
+        </w:rPr>
+      </w:pPr>
+      <w:r>
+        <w:rPr>
+          <w:rFonts w:ascii="Times New Roman" w:hAnsi="Times New Roman" w:cs="Times New Roman"/>
+          <w:sz w:val="32"/>
+          <w:szCs w:val="32"/>
           <w:lang w:val="vi-VN"/>
         </w:rPr>
         <w:drawing>
-          <wp:inline distT="0" distB="0" distL="0" distR="0" wp14:anchorId="74C0D25C" wp14:editId="245302D8">
-            <wp:extent cx="4686954" cy="4058216"/>
+          <wp:inline distT="0" distB="0" distL="0" distR="0" wp14:anchorId="020623E1" wp14:editId="1EDD6EEC">
+            <wp:extent cx="5722061" cy="5740400"/>
             <wp:effectExtent l="0" t="0" r="0" b="0"/>
-            <wp:docPr id="9" name="Picture 9"/>
+            <wp:docPr id="23" name="Picture 23"/>
             <wp:cNvGraphicFramePr>
               <a:graphicFrameLocks xmlns:a="http://schemas.openxmlformats.org/drawingml/2006/main" noChangeAspect="1"/>
             </wp:cNvGraphicFramePr>
@@ -686,7 +1009,7 @@
                   <pic:spPr>
                     <a:xfrm>
                       <a:off x="0" y="0"/>
-                      <a:ext cx="4686954" cy="4058216"/>
+                      <a:ext cx="5730153" cy="5748518"/>
                     </a:xfrm>
                     <a:prstGeom prst="rect">
                       <a:avLst/>
@@ -703,18 +1026,56 @@
       <w:pPr>
         <w:rPr>
           <w:rFonts w:ascii="Times New Roman" w:hAnsi="Times New Roman" w:cs="Times New Roman"/>
-          <w:sz w:val="26"/>
-          <w:szCs w:val="26"/>
-          <w:lang w:val="vi-VN"/>
-        </w:rPr>
-      </w:pPr>
-      <w:r>
-        <w:rPr>
-          <w:rFonts w:ascii="Times New Roman" w:hAnsi="Times New Roman" w:cs="Times New Roman"/>
-          <w:sz w:val="26"/>
-          <w:szCs w:val="26"/>
-        </w:rPr>
-        <w:t>Nhấn (5) để hoàn tất kết nối!</w:t>
+          <w:sz w:val="32"/>
+          <w:szCs w:val="32"/>
+          <w:lang w:val="vi-VN"/>
+        </w:rPr>
+      </w:pPr>
+      <w:r>
+        <w:rPr>
+          <w:rFonts w:ascii="Times New Roman" w:hAnsi="Times New Roman" w:cs="Times New Roman"/>
+          <w:sz w:val="32"/>
+          <w:szCs w:val="32"/>
+          <w:lang w:val="vi-VN"/>
+        </w:rPr>
+        <w:lastRenderedPageBreak/>
+        <w:t>− Kết thúc quá trình gọi món, nhân viên phục vụ sẽ chọn chức năng Order</w:t>
+      </w:r>
+      <w:r>
+        <w:rPr>
+          <w:rFonts w:ascii="Times New Roman" w:hAnsi="Times New Roman" w:cs="Times New Roman"/>
+          <w:sz w:val="32"/>
+          <w:szCs w:val="32"/>
+          <w:lang w:val="vi-VN"/>
+        </w:rPr>
+        <w:t xml:space="preserve"> </w:t>
+      </w:r>
+      <w:r>
+        <w:rPr>
+          <w:rFonts w:ascii="Times New Roman" w:hAnsi="Times New Roman" w:cs="Times New Roman"/>
+          <w:sz w:val="32"/>
+          <w:szCs w:val="32"/>
+          <w:lang w:val="vi-VN"/>
+        </w:rPr>
+        <w:t>để chuyển thông tin món ăn và số lượng xuống nhà bếp. Ở đây, ta sẽ thay</w:t>
+      </w:r>
+      <w:r>
+        <w:rPr>
+          <w:rFonts w:ascii="Times New Roman" w:hAnsi="Times New Roman" w:cs="Times New Roman"/>
+          <w:sz w:val="32"/>
+          <w:szCs w:val="32"/>
+          <w:lang w:val="vi-VN"/>
+        </w:rPr>
+        <w:t xml:space="preserve"> </w:t>
+      </w:r>
+      <w:r>
+        <w:rPr>
+          <w:rFonts w:ascii="Times New Roman" w:hAnsi="Times New Roman" w:cs="Times New Roman"/>
+          <w:sz w:val="32"/>
+          <w:szCs w:val="32"/>
+          <w:lang w:val="vi-VN"/>
+        </w:rPr>
+        <w:t>thế chức năng chuyển thông tin này bằng chức năng ghi tệp văn bản.</w:t>
       </w:r>
     </w:p>
     <w:p>
@@ -722,23 +1083,27 @@
         <w:jc w:val="center"/>
         <w:rPr>
           <w:rFonts w:ascii="Times New Roman" w:hAnsi="Times New Roman" w:cs="Times New Roman"/>
-          <w:sz w:val="26"/>
-          <w:szCs w:val="26"/>
-          <w:lang w:val="vi-VN"/>
-        </w:rPr>
-      </w:pPr>
-      <w:r>
-        <w:rPr>
-          <w:rFonts w:ascii="Times New Roman" w:hAnsi="Times New Roman" w:cs="Times New Roman"/>
-          <w:sz w:val="26"/>
-          <w:szCs w:val="26"/>
+          <w:b/>
+          <w:bCs/>
+          <w:sz w:val="32"/>
+          <w:szCs w:val="32"/>
+          <w:lang w:val="vi-VN"/>
+        </w:rPr>
+      </w:pPr>
+      <w:r>
+        <w:rPr>
+          <w:rFonts w:ascii="Times New Roman" w:hAnsi="Times New Roman" w:cs="Times New Roman"/>
+          <w:b/>
+          <w:bCs/>
+          <w:sz w:val="32"/>
+          <w:szCs w:val="32"/>
           <w:lang w:val="vi-VN"/>
         </w:rPr>
         <w:drawing>
-          <wp:inline distT="0" distB="0" distL="0" distR="0" wp14:anchorId="7D66FCC7" wp14:editId="72FC5B45">
-            <wp:extent cx="3296110" cy="2019582"/>
-            <wp:effectExtent l="0" t="0" r="0" b="0"/>
-            <wp:docPr id="10" name="Picture 10"/>
+          <wp:inline distT="0" distB="0" distL="0" distR="0" wp14:anchorId="235BE8CE" wp14:editId="262C3C69">
+            <wp:extent cx="4754311" cy="4241800"/>
+            <wp:effectExtent l="0" t="0" r="8255" b="6350"/>
+            <wp:docPr id="24" name="Picture 24"/>
             <wp:cNvGraphicFramePr>
               <a:graphicFrameLocks xmlns:a="http://schemas.openxmlformats.org/drawingml/2006/main" noChangeAspect="1"/>
             </wp:cNvGraphicFramePr>
@@ -758,7 +1123,7 @@
                   <pic:spPr>
                     <a:xfrm>
                       <a:off x="0" y="0"/>
-                      <a:ext cx="3296110" cy="2019582"/>
+                      <a:ext cx="4770009" cy="4255806"/>
                     </a:xfrm>
                     <a:prstGeom prst="rect">
                       <a:avLst/>
@@ -773,79 +1138,30 @@
     </w:p>
     <w:p>
       <w:pPr>
-        <w:rPr>
-          <w:rFonts w:ascii="Times New Roman" w:hAnsi="Times New Roman" w:cs="Times New Roman"/>
-          <w:sz w:val="26"/>
-          <w:szCs w:val="26"/>
-          <w:lang w:val="vi-VN"/>
-        </w:rPr>
-      </w:pPr>
-      <w:r>
-        <w:rPr>
-          <w:rFonts w:ascii="Times New Roman" w:hAnsi="Times New Roman" w:cs="Times New Roman"/>
-          <w:sz w:val="26"/>
-          <w:szCs w:val="26"/>
-          <w:lang w:val="vi-VN"/>
-        </w:rPr>
-        <w:br w:type="page"/>
-      </w:r>
-    </w:p>
-    <w:p>
-      <w:pPr>
-        <w:rPr>
-          <w:rFonts w:ascii="Times New Roman" w:hAnsi="Times New Roman" w:cs="Times New Roman"/>
-          <w:sz w:val="26"/>
-          <w:szCs w:val="26"/>
-          <w:lang w:val="vi-VN"/>
-        </w:rPr>
-      </w:pPr>
-      <w:r>
-        <w:rPr>
-          <w:rFonts w:ascii="Times New Roman" w:hAnsi="Times New Roman" w:cs="Times New Roman"/>
-          <w:sz w:val="26"/>
-          <w:szCs w:val="26"/>
-        </w:rPr>
-        <w:lastRenderedPageBreak/>
-        <w:t>1.</w:t>
-      </w:r>
-      <w:r>
-        <w:rPr>
-          <w:rFonts w:ascii="Times New Roman" w:hAnsi="Times New Roman" w:cs="Times New Roman"/>
-          <w:sz w:val="26"/>
-          <w:szCs w:val="26"/>
-        </w:rPr>
-        <w:t xml:space="preserve"> </w:t>
-      </w:r>
-      <w:r>
-        <w:rPr>
-          <w:rFonts w:ascii="Times New Roman" w:hAnsi="Times New Roman" w:cs="Times New Roman"/>
-          <w:sz w:val="26"/>
-          <w:szCs w:val="26"/>
-        </w:rPr>
-        <w:t>Mở kết nối</w:t>
-      </w:r>
-    </w:p>
-    <w:p>
-      <w:pPr>
-        <w:rPr>
-          <w:rFonts w:ascii="Times New Roman" w:hAnsi="Times New Roman" w:cs="Times New Roman"/>
-          <w:sz w:val="26"/>
-          <w:szCs w:val="26"/>
-          <w:lang w:val="vi-VN"/>
-        </w:rPr>
-      </w:pPr>
-      <w:r>
-        <w:rPr>
-          <w:rFonts w:ascii="Times New Roman" w:hAnsi="Times New Roman" w:cs="Times New Roman"/>
-          <w:sz w:val="26"/>
-          <w:szCs w:val="26"/>
+        <w:jc w:val="center"/>
+        <w:rPr>
+          <w:rFonts w:ascii="Times New Roman" w:hAnsi="Times New Roman" w:cs="Times New Roman"/>
+          <w:b/>
+          <w:bCs/>
+          <w:sz w:val="32"/>
+          <w:szCs w:val="32"/>
+          <w:lang w:val="vi-VN"/>
+        </w:rPr>
+      </w:pPr>
+      <w:r>
+        <w:rPr>
+          <w:rFonts w:ascii="Times New Roman" w:hAnsi="Times New Roman" w:cs="Times New Roman"/>
+          <w:b/>
+          <w:bCs/>
+          <w:sz w:val="32"/>
+          <w:szCs w:val="32"/>
           <w:lang w:val="vi-VN"/>
         </w:rPr>
         <w:drawing>
-          <wp:inline distT="0" distB="0" distL="0" distR="0" wp14:anchorId="06BFD0C1" wp14:editId="07B83091">
-            <wp:extent cx="2410161" cy="562053"/>
-            <wp:effectExtent l="0" t="0" r="9525" b="9525"/>
-            <wp:docPr id="11" name="Picture 11"/>
+          <wp:inline distT="0" distB="0" distL="0" distR="0" wp14:anchorId="1CC004F9" wp14:editId="4BDB13E5">
+            <wp:extent cx="3778250" cy="2625918"/>
+            <wp:effectExtent l="0" t="0" r="0" b="3175"/>
+            <wp:docPr id="25" name="Picture 25"/>
             <wp:cNvGraphicFramePr>
               <a:graphicFrameLocks xmlns:a="http://schemas.openxmlformats.org/drawingml/2006/main" noChangeAspect="1"/>
             </wp:cNvGraphicFramePr>
@@ -865,7 +1181,7 @@
                   <pic:spPr>
                     <a:xfrm>
                       <a:off x="0" y="0"/>
-                      <a:ext cx="2410161" cy="562053"/>
+                      <a:ext cx="3789995" cy="2634081"/>
                     </a:xfrm>
                     <a:prstGeom prst="rect">
                       <a:avLst/>
@@ -882,23 +1198,158 @@
       <w:pPr>
         <w:rPr>
           <w:rFonts w:ascii="Times New Roman" w:hAnsi="Times New Roman" w:cs="Times New Roman"/>
-          <w:sz w:val="26"/>
-          <w:szCs w:val="26"/>
-          <w:lang w:val="vi-VN"/>
-        </w:rPr>
-      </w:pPr>
-      <w:r>
-        <w:rPr>
-          <w:rFonts w:ascii="Times New Roman" w:hAnsi="Times New Roman" w:cs="Times New Roman"/>
-          <w:sz w:val="26"/>
-          <w:szCs w:val="26"/>
+          <w:b/>
+          <w:bCs/>
+          <w:sz w:val="32"/>
+          <w:szCs w:val="32"/>
+          <w:lang w:val="vi-VN"/>
+        </w:rPr>
+      </w:pPr>
+      <w:r>
+        <w:rPr>
+          <w:rFonts w:ascii="Times New Roman" w:hAnsi="Times New Roman" w:cs="Times New Roman"/>
+          <w:b/>
+          <w:bCs/>
+          <w:sz w:val="32"/>
+          <w:szCs w:val="32"/>
+          <w:lang w:val="vi-VN"/>
+        </w:rPr>
+        <w:lastRenderedPageBreak/>
+        <w:t>Thực hành 2: Tạo mới 1 project có tên là “ThucHanh2” với form chính được</w:t>
+      </w:r>
+      <w:r>
+        <w:rPr>
+          <w:rFonts w:ascii="Times New Roman" w:hAnsi="Times New Roman" w:cs="Times New Roman"/>
+          <w:b/>
+          <w:bCs/>
+          <w:sz w:val="32"/>
+          <w:szCs w:val="32"/>
+          <w:lang w:val="vi-VN"/>
+        </w:rPr>
+        <w:t xml:space="preserve"> </w:t>
+      </w:r>
+      <w:r>
+        <w:rPr>
+          <w:rFonts w:ascii="Times New Roman" w:hAnsi="Times New Roman" w:cs="Times New Roman"/>
+          <w:b/>
+          <w:bCs/>
+          <w:sz w:val="32"/>
+          <w:szCs w:val="32"/>
+          <w:lang w:val="vi-VN"/>
+        </w:rPr>
+        <w:t>minh họa như sau:</w:t>
+      </w:r>
+    </w:p>
+    <w:p>
+      <w:pPr>
+        <w:rPr>
+          <w:rFonts w:ascii="Times New Roman" w:hAnsi="Times New Roman" w:cs="Times New Roman"/>
+          <w:sz w:val="32"/>
+          <w:szCs w:val="32"/>
+          <w:lang w:val="vi-VN"/>
+        </w:rPr>
+      </w:pPr>
+      <w:r>
+        <w:rPr>
+          <w:rFonts w:ascii="Times New Roman" w:hAnsi="Times New Roman" w:cs="Times New Roman"/>
+          <w:sz w:val="32"/>
+          <w:szCs w:val="32"/>
+        </w:rPr>
+        <w:t>Bước</w:t>
+      </w:r>
+      <w:r>
+        <w:rPr>
+          <w:rFonts w:ascii="Times New Roman" w:hAnsi="Times New Roman" w:cs="Times New Roman"/>
+          <w:sz w:val="32"/>
+          <w:szCs w:val="32"/>
+          <w:lang w:val="vi-VN"/>
+        </w:rPr>
+        <w:t xml:space="preserve"> 1: </w:t>
+      </w:r>
+      <w:r>
+        <w:rPr>
+          <w:rFonts w:ascii="Times New Roman" w:hAnsi="Times New Roman" w:cs="Times New Roman"/>
+          <w:sz w:val="32"/>
+          <w:szCs w:val="32"/>
+        </w:rPr>
+        <w:t>Tạo</w:t>
+      </w:r>
+      <w:r>
+        <w:rPr>
+          <w:rFonts w:ascii="Times New Roman" w:hAnsi="Times New Roman" w:cs="Times New Roman"/>
+          <w:sz w:val="32"/>
+          <w:szCs w:val="32"/>
+          <w:lang w:val="vi-VN"/>
+        </w:rPr>
+        <w:t xml:space="preserve"> project mới t</w:t>
+      </w:r>
+      <w:r>
+        <w:rPr>
+          <w:rFonts w:ascii="Times New Roman" w:hAnsi="Times New Roman" w:cs="Times New Roman"/>
+          <w:sz w:val="32"/>
+          <w:szCs w:val="32"/>
+        </w:rPr>
+        <w:t>rong cửa</w:t>
+      </w:r>
+      <w:r>
+        <w:rPr>
+          <w:rFonts w:ascii="Times New Roman" w:hAnsi="Times New Roman" w:cs="Times New Roman"/>
+          <w:sz w:val="32"/>
+          <w:szCs w:val="32"/>
+          <w:lang w:val="vi-VN"/>
+        </w:rPr>
+        <w:t xml:space="preserve"> sổ</w:t>
+      </w:r>
+      <w:r>
+        <w:rPr>
+          <w:rFonts w:ascii="Times New Roman" w:hAnsi="Times New Roman" w:cs="Times New Roman"/>
+          <w:sz w:val="32"/>
+          <w:szCs w:val="32"/>
+        </w:rPr>
+        <w:t xml:space="preserve"> </w:t>
+      </w:r>
+      <w:r>
+        <w:rPr>
+          <w:rFonts w:ascii="Times New Roman" w:hAnsi="Times New Roman" w:cs="Times New Roman"/>
+          <w:sz w:val="32"/>
+          <w:szCs w:val="32"/>
+        </w:rPr>
+        <w:t>này</w:t>
+      </w:r>
+      <w:r>
+        <w:rPr>
+          <w:rFonts w:ascii="Times New Roman" w:hAnsi="Times New Roman" w:cs="Times New Roman"/>
+          <w:sz w:val="32"/>
+          <w:szCs w:val="32"/>
+        </w:rPr>
+        <w:t xml:space="preserve"> bạn điền đầy đủ các thông tin về Project.</w:t>
+      </w:r>
+    </w:p>
+    <w:p>
+      <w:pPr>
+        <w:rPr>
+          <w:rFonts w:ascii="Times New Roman" w:hAnsi="Times New Roman" w:cs="Times New Roman"/>
+          <w:b/>
+          <w:bCs/>
+          <w:sz w:val="32"/>
+          <w:szCs w:val="32"/>
+          <w:lang w:val="vi-VN"/>
+        </w:rPr>
+      </w:pPr>
+      <w:r>
+        <w:rPr>
+          <w:rFonts w:ascii="Times New Roman" w:hAnsi="Times New Roman" w:cs="Times New Roman"/>
+          <w:b/>
+          <w:bCs/>
+          <w:sz w:val="32"/>
+          <w:szCs w:val="32"/>
           <w:lang w:val="vi-VN"/>
         </w:rPr>
         <w:drawing>
-          <wp:inline distT="0" distB="0" distL="0" distR="0" wp14:anchorId="08F6873A" wp14:editId="1C8FE4E0">
-            <wp:extent cx="5943600" cy="3494405"/>
+          <wp:inline distT="0" distB="0" distL="0" distR="0" wp14:anchorId="5F994833" wp14:editId="7C0C2FA3">
+            <wp:extent cx="5943600" cy="4123055"/>
             <wp:effectExtent l="0" t="0" r="0" b="0"/>
-            <wp:docPr id="12" name="Picture 12"/>
+            <wp:docPr id="26" name="Picture 26"/>
             <wp:cNvGraphicFramePr>
               <a:graphicFrameLocks xmlns:a="http://schemas.openxmlformats.org/drawingml/2006/main" noChangeAspect="1"/>
             </wp:cNvGraphicFramePr>
@@ -918,7 +1369,7 @@
                   <pic:spPr>
                     <a:xfrm>
                       <a:off x="0" y="0"/>
-                      <a:ext cx="5943600" cy="3494405"/>
+                      <a:ext cx="5943600" cy="4123055"/>
                     </a:xfrm>
                     <a:prstGeom prst="rect">
                       <a:avLst/>
@@ -935,24 +1386,71 @@
       <w:pPr>
         <w:rPr>
           <w:rFonts w:ascii="Times New Roman" w:hAnsi="Times New Roman" w:cs="Times New Roman"/>
-          <w:sz w:val="26"/>
-          <w:szCs w:val="26"/>
-          <w:lang w:val="vi-VN"/>
-        </w:rPr>
-      </w:pPr>
-      <w:r>
-        <w:rPr>
-          <w:rFonts w:ascii="Times New Roman" w:hAnsi="Times New Roman" w:cs="Times New Roman"/>
-          <w:sz w:val="26"/>
-          <w:szCs w:val="26"/>
-          <w:lang w:val="vi-VN"/>
+          <w:b/>
+          <w:bCs/>
+          <w:sz w:val="32"/>
+          <w:szCs w:val="32"/>
+          <w:lang w:val="vi-VN"/>
+        </w:rPr>
+      </w:pPr>
+    </w:p>
+    <w:p>
+      <w:pPr>
+        <w:rPr>
+          <w:rFonts w:ascii="Times New Roman" w:hAnsi="Times New Roman" w:cs="Times New Roman"/>
+          <w:sz w:val="32"/>
+          <w:szCs w:val="32"/>
+        </w:rPr>
+      </w:pPr>
+      <w:r>
+        <w:rPr>
+          <w:rFonts w:ascii="Times New Roman" w:hAnsi="Times New Roman" w:cs="Times New Roman"/>
+          <w:sz w:val="32"/>
+          <w:szCs w:val="32"/>
+        </w:rPr>
+        <w:br w:type="page"/>
+      </w:r>
+    </w:p>
+    <w:p>
+      <w:pPr>
+        <w:rPr>
+          <w:rFonts w:ascii="Times New Roman" w:hAnsi="Times New Roman" w:cs="Times New Roman"/>
+          <w:sz w:val="32"/>
+          <w:szCs w:val="32"/>
+          <w:lang w:val="vi-VN"/>
+        </w:rPr>
+      </w:pPr>
+      <w:r>
+        <w:rPr>
+          <w:rFonts w:ascii="Times New Roman" w:hAnsi="Times New Roman" w:cs="Times New Roman"/>
+          <w:sz w:val="32"/>
+          <w:szCs w:val="32"/>
         </w:rPr>
         <w:lastRenderedPageBreak/>
+        <w:t>Bước 2: Thêm tiêu đề chính</w:t>
+      </w:r>
+    </w:p>
+    <w:p>
+      <w:pPr>
+        <w:rPr>
+          <w:rFonts w:ascii="Times New Roman" w:hAnsi="Times New Roman" w:cs="Times New Roman"/>
+          <w:sz w:val="32"/>
+          <w:szCs w:val="32"/>
+          <w:lang w:val="vi-VN"/>
+        </w:rPr>
+      </w:pPr>
+      <w:r>
+        <w:rPr>
+          <w:rFonts w:ascii="Times New Roman" w:hAnsi="Times New Roman" w:cs="Times New Roman"/>
+          <w:sz w:val="32"/>
+          <w:szCs w:val="32"/>
+          <w:lang w:val="vi-VN"/>
+        </w:rPr>
         <w:drawing>
-          <wp:inline distT="0" distB="0" distL="0" distR="0" wp14:anchorId="6FC2F3F1" wp14:editId="5267D39C">
-            <wp:extent cx="5943600" cy="4338320"/>
-            <wp:effectExtent l="0" t="0" r="0" b="5080"/>
-            <wp:docPr id="14" name="Picture 14"/>
+          <wp:inline distT="0" distB="0" distL="0" distR="0" wp14:anchorId="1D4E013B" wp14:editId="57BB37CC">
+            <wp:extent cx="5943600" cy="2900680"/>
+            <wp:effectExtent l="0" t="0" r="0" b="0"/>
+            <wp:docPr id="37" name="Picture 37"/>
             <wp:cNvGraphicFramePr>
               <a:graphicFrameLocks xmlns:a="http://schemas.openxmlformats.org/drawingml/2006/main" noChangeAspect="1"/>
             </wp:cNvGraphicFramePr>
@@ -972,7 +1470,7 @@
                   <pic:spPr>
                     <a:xfrm>
                       <a:off x="0" y="0"/>
-                      <a:ext cx="5943600" cy="4338320"/>
+                      <a:ext cx="5943600" cy="2900680"/>
                     </a:xfrm>
                     <a:prstGeom prst="rect">
                       <a:avLst/>
@@ -988,29 +1486,77 @@
     <w:p>
       <w:pPr>
         <w:rPr>
-          <w:lang w:val="vi-VN"/>
-        </w:rPr>
-      </w:pPr>
-      <w:r>
-        <w:t>2. Đóng kết nối</w:t>
-      </w:r>
-    </w:p>
-    <w:p>
-      <w:pPr>
-        <w:rPr>
-          <w:lang w:val="vi-VN"/>
-        </w:rPr>
-      </w:pPr>
-      <w:r>
-        <w:rPr>
-          <w:lang w:val="vi-VN"/>
-        </w:rPr>
-        <w:lastRenderedPageBreak/>
+          <w:rFonts w:ascii="Times New Roman" w:hAnsi="Times New Roman" w:cs="Times New Roman"/>
+          <w:sz w:val="32"/>
+          <w:szCs w:val="32"/>
+          <w:lang w:val="vi-VN"/>
+        </w:rPr>
+      </w:pPr>
+    </w:p>
+    <w:p>
+      <w:pPr>
+        <w:rPr>
+          <w:rFonts w:ascii="Times New Roman" w:hAnsi="Times New Roman" w:cs="Times New Roman"/>
+          <w:sz w:val="32"/>
+          <w:szCs w:val="32"/>
+          <w:lang w:val="vi-VN"/>
+        </w:rPr>
+      </w:pPr>
+      <w:r>
+        <w:rPr>
+          <w:rFonts w:ascii="Times New Roman" w:hAnsi="Times New Roman" w:cs="Times New Roman"/>
+          <w:sz w:val="32"/>
+          <w:szCs w:val="32"/>
+        </w:rPr>
+        <w:t>Bước 3: Xây dựng</w:t>
+      </w:r>
+      <w:r>
+        <w:rPr>
+          <w:rFonts w:ascii="Times New Roman" w:hAnsi="Times New Roman" w:cs="Times New Roman"/>
+          <w:sz w:val="32"/>
+          <w:szCs w:val="32"/>
+          <w:lang w:val="vi-VN"/>
+        </w:rPr>
+        <w:t xml:space="preserve"> chỗ để điền </w:t>
+      </w:r>
+      <w:r>
+        <w:rPr>
+          <w:rFonts w:ascii="Times New Roman" w:hAnsi="Times New Roman" w:cs="Times New Roman"/>
+          <w:sz w:val="32"/>
+          <w:szCs w:val="32"/>
+        </w:rPr>
+        <w:t>t</w:t>
+      </w:r>
+      <w:r>
+        <w:rPr>
+          <w:rFonts w:ascii="Times New Roman" w:hAnsi="Times New Roman" w:cs="Times New Roman"/>
+          <w:sz w:val="32"/>
+          <w:szCs w:val="32"/>
+        </w:rPr>
+        <w:t>hông tin sinh viên</w:t>
+      </w:r>
+    </w:p>
+    <w:p>
+      <w:pPr>
+        <w:rPr>
+          <w:rFonts w:ascii="Times New Roman" w:hAnsi="Times New Roman" w:cs="Times New Roman"/>
+          <w:sz w:val="32"/>
+          <w:szCs w:val="32"/>
+          <w:lang w:val="vi-VN"/>
+        </w:rPr>
+      </w:pPr>
+      <w:r>
+        <w:rPr>
+          <w:rFonts w:ascii="Times New Roman" w:hAnsi="Times New Roman" w:cs="Times New Roman"/>
+          <w:sz w:val="32"/>
+          <w:szCs w:val="32"/>
+          <w:lang w:val="vi-VN"/>
+        </w:rPr>
         <w:drawing>
-          <wp:inline distT="0" distB="0" distL="0" distR="0" wp14:anchorId="498150FB" wp14:editId="6B9F9D6C">
-            <wp:extent cx="5943600" cy="3462655"/>
-            <wp:effectExtent l="0" t="0" r="0" b="4445"/>
-            <wp:docPr id="13" name="Picture 13"/>
+          <wp:inline distT="0" distB="0" distL="0" distR="0" wp14:anchorId="62A70BA8" wp14:editId="4D6C0817">
+            <wp:extent cx="5943600" cy="3041015"/>
+            <wp:effectExtent l="0" t="0" r="0" b="6985"/>
+            <wp:docPr id="38" name="Picture 38"/>
             <wp:cNvGraphicFramePr>
               <a:graphicFrameLocks xmlns:a="http://schemas.openxmlformats.org/drawingml/2006/main" noChangeAspect="1"/>
             </wp:cNvGraphicFramePr>
@@ -1030,7 +1576,7 @@
                   <pic:spPr>
                     <a:xfrm>
                       <a:off x="0" y="0"/>
-                      <a:ext cx="5943600" cy="3462655"/>
+                      <a:ext cx="5943600" cy="3041015"/>
                     </a:xfrm>
                     <a:prstGeom prst="rect">
                       <a:avLst/>
@@ -1046,18 +1592,88 @@
     <w:p>
       <w:pPr>
         <w:rPr>
-          <w:lang w:val="vi-VN"/>
-        </w:rPr>
-      </w:pPr>
-      <w:r>
-        <w:rPr>
+          <w:rFonts w:ascii="Times New Roman" w:hAnsi="Times New Roman" w:cs="Times New Roman"/>
+          <w:sz w:val="32"/>
+          <w:szCs w:val="32"/>
+          <w:lang w:val="vi-VN"/>
+        </w:rPr>
+      </w:pPr>
+      <w:r>
+        <w:rPr>
+          <w:rFonts w:ascii="Times New Roman" w:hAnsi="Times New Roman" w:cs="Times New Roman"/>
+          <w:sz w:val="32"/>
+          <w:szCs w:val="32"/>
+          <w:lang w:val="vi-VN"/>
+        </w:rPr>
+        <w:br w:type="page"/>
+      </w:r>
+    </w:p>
+    <w:p>
+      <w:pPr>
+        <w:rPr>
+          <w:rFonts w:ascii="Times New Roman" w:hAnsi="Times New Roman" w:cs="Times New Roman"/>
+          <w:sz w:val="32"/>
+          <w:szCs w:val="32"/>
+          <w:lang w:val="vi-VN"/>
+        </w:rPr>
+      </w:pPr>
+    </w:p>
+    <w:p>
+      <w:pPr>
+        <w:rPr>
+          <w:rFonts w:ascii="Times New Roman" w:hAnsi="Times New Roman" w:cs="Times New Roman"/>
+          <w:sz w:val="32"/>
+          <w:szCs w:val="32"/>
+          <w:lang w:val="vi-VN"/>
+        </w:rPr>
+      </w:pPr>
+      <w:r>
+        <w:rPr>
+          <w:rFonts w:ascii="Times New Roman" w:hAnsi="Times New Roman" w:cs="Times New Roman"/>
+          <w:sz w:val="32"/>
+          <w:szCs w:val="32"/>
+        </w:rPr>
+        <w:t xml:space="preserve">Bước 4: Xây dựng </w:t>
+      </w:r>
+      <w:r>
+        <w:rPr>
+          <w:rFonts w:ascii="Times New Roman" w:hAnsi="Times New Roman" w:cs="Times New Roman"/>
+          <w:sz w:val="32"/>
+          <w:szCs w:val="32"/>
+        </w:rPr>
+        <w:t>chỗ</w:t>
+      </w:r>
+      <w:r>
+        <w:rPr>
+          <w:rFonts w:ascii="Times New Roman" w:hAnsi="Times New Roman" w:cs="Times New Roman"/>
+          <w:sz w:val="32"/>
+          <w:szCs w:val="32"/>
+          <w:lang w:val="vi-VN"/>
+        </w:rPr>
+        <w:t xml:space="preserve"> để thao tác chức năng</w:t>
+      </w:r>
+    </w:p>
+    <w:p>
+      <w:pPr>
+        <w:rPr>
+          <w:rFonts w:ascii="Times New Roman" w:hAnsi="Times New Roman" w:cs="Times New Roman"/>
+          <w:sz w:val="32"/>
+          <w:szCs w:val="32"/>
+          <w:lang w:val="vi-VN"/>
+        </w:rPr>
+      </w:pPr>
+      <w:r>
+        <w:rPr>
+          <w:rFonts w:ascii="Times New Roman" w:hAnsi="Times New Roman" w:cs="Times New Roman"/>
+          <w:sz w:val="32"/>
+          <w:szCs w:val="32"/>
           <w:lang w:val="vi-VN"/>
         </w:rPr>
         <w:drawing>
-          <wp:inline distT="0" distB="0" distL="0" distR="0" wp14:anchorId="1C44949E" wp14:editId="0E0620FB">
-            <wp:extent cx="5734850" cy="4267796"/>
-            <wp:effectExtent l="0" t="0" r="0" b="0"/>
-            <wp:docPr id="15" name="Picture 15"/>
+          <wp:inline distT="0" distB="0" distL="0" distR="0" wp14:anchorId="66366C8A" wp14:editId="31F22FDF">
+            <wp:extent cx="5943600" cy="3019425"/>
+            <wp:effectExtent l="0" t="0" r="0" b="9525"/>
+            <wp:docPr id="39" name="Picture 39"/>
             <wp:cNvGraphicFramePr>
               <a:graphicFrameLocks xmlns:a="http://schemas.openxmlformats.org/drawingml/2006/main" noChangeAspect="1"/>
             </wp:cNvGraphicFramePr>
@@ -1077,7 +1693,7 @@
                   <pic:spPr>
                     <a:xfrm>
                       <a:off x="0" y="0"/>
-                      <a:ext cx="5734850" cy="4267796"/>
+                      <a:ext cx="5943600" cy="3019425"/>
                     </a:xfrm>
                     <a:prstGeom prst="rect">
                       <a:avLst/>
@@ -1093,85 +1709,85 @@
     <w:p>
       <w:pPr>
         <w:rPr>
-          <w:lang w:val="vi-VN"/>
-        </w:rPr>
-      </w:pPr>
-    </w:p>
-    <w:p>
-      <w:pPr>
-        <w:rPr>
-          <w:b/>
-          <w:bCs/>
-          <w:lang w:val="vi-VN"/>
-        </w:rPr>
-      </w:pPr>
-      <w:r>
-        <w:rPr>
-          <w:b/>
-          <w:bCs/>
-        </w:rPr>
-        <w:lastRenderedPageBreak/>
-        <w:t>Thực hành 2: Truy vấn dữ liệu</w:t>
-      </w:r>
-    </w:p>
-    <w:p>
-      <w:pPr>
-        <w:rPr>
-          <w:b/>
-          <w:bCs/>
-          <w:lang w:val="vi-VN"/>
-        </w:rPr>
-      </w:pPr>
-      <w:r>
-        <w:rPr>
-          <w:b/>
-          <w:bCs/>
-        </w:rPr>
-        <w:t xml:space="preserve">1. </w:t>
-      </w:r>
-      <w:r>
-        <w:rPr>
-          <w:b/>
-          <w:bCs/>
-        </w:rPr>
-        <w:t xml:space="preserve">Truy vấn lấy 1 giá trị </w:t>
-      </w:r>
-    </w:p>
-    <w:p>
-      <w:pPr>
-        <w:rPr>
-          <w:lang w:val="vi-VN"/>
-        </w:rPr>
-      </w:pPr>
-      <w:r>
-        <w:t xml:space="preserve">− Để truy vấn lấy 1 giá trị, ta dùng hàm ExecuteScalar. </w:t>
-      </w:r>
-    </w:p>
-    <w:p>
-      <w:pPr>
-        <w:rPr>
-          <w:lang w:val="vi-VN"/>
-        </w:rPr>
-      </w:pPr>
-      <w:r>
-        <w:t>− Ví dụ: Đếm số lượng sinh viên trong bảng SinhVien</w:t>
-      </w:r>
-    </w:p>
-    <w:p>
-      <w:pPr>
-        <w:rPr>
-          <w:lang w:val="vi-VN"/>
-        </w:rPr>
-      </w:pPr>
-      <w:r>
-        <w:rPr>
+          <w:rFonts w:ascii="Times New Roman" w:hAnsi="Times New Roman" w:cs="Times New Roman"/>
+          <w:sz w:val="32"/>
+          <w:szCs w:val="32"/>
+          <w:lang w:val="vi-VN"/>
+        </w:rPr>
+      </w:pPr>
+    </w:p>
+    <w:p>
+      <w:pPr>
+        <w:rPr>
+          <w:rFonts w:ascii="Times New Roman" w:hAnsi="Times New Roman" w:cs="Times New Roman"/>
+          <w:sz w:val="32"/>
+          <w:szCs w:val="32"/>
+          <w:lang w:val="vi-VN"/>
+        </w:rPr>
+      </w:pPr>
+      <w:r>
+        <w:rPr>
+          <w:rFonts w:ascii="Times New Roman" w:hAnsi="Times New Roman" w:cs="Times New Roman"/>
+          <w:sz w:val="32"/>
+          <w:szCs w:val="32"/>
+        </w:rPr>
+        <w:t xml:space="preserve">Bước 5: Xây dựng </w:t>
+      </w:r>
+      <w:r>
+        <w:rPr>
+          <w:rFonts w:ascii="Times New Roman" w:hAnsi="Times New Roman" w:cs="Times New Roman"/>
+          <w:sz w:val="32"/>
+          <w:szCs w:val="32"/>
+        </w:rPr>
+        <w:t>chỗ</w:t>
+      </w:r>
+      <w:r>
+        <w:rPr>
+          <w:rFonts w:ascii="Times New Roman" w:hAnsi="Times New Roman" w:cs="Times New Roman"/>
+          <w:sz w:val="32"/>
+          <w:szCs w:val="32"/>
+          <w:lang w:val="vi-VN"/>
+        </w:rPr>
+        <w:t xml:space="preserve"> để xem t</w:t>
+      </w:r>
+      <w:r>
+        <w:rPr>
+          <w:rFonts w:ascii="Times New Roman" w:hAnsi="Times New Roman" w:cs="Times New Roman"/>
+          <w:sz w:val="32"/>
+          <w:szCs w:val="32"/>
+        </w:rPr>
+        <w:t xml:space="preserve">hông tin chung với </w:t>
+      </w:r>
+      <w:r>
+        <w:rPr>
+          <w:rFonts w:ascii="Times New Roman" w:hAnsi="Times New Roman" w:cs="Times New Roman"/>
+          <w:sz w:val="32"/>
+          <w:szCs w:val="32"/>
+        </w:rPr>
+        <w:t>ListView</w:t>
+      </w:r>
+    </w:p>
+    <w:p>
+      <w:pPr>
+        <w:rPr>
+          <w:rFonts w:ascii="Times New Roman" w:hAnsi="Times New Roman" w:cs="Times New Roman"/>
+          <w:sz w:val="32"/>
+          <w:szCs w:val="32"/>
+          <w:lang w:val="vi-VN"/>
+        </w:rPr>
+      </w:pPr>
+      <w:r>
+        <w:rPr>
+          <w:rFonts w:ascii="Times New Roman" w:hAnsi="Times New Roman" w:cs="Times New Roman"/>
+          <w:sz w:val="32"/>
+          <w:szCs w:val="32"/>
           <w:lang w:val="vi-VN"/>
         </w:rPr>
         <w:drawing>
-          <wp:inline distT="0" distB="0" distL="0" distR="0" wp14:anchorId="4E72A7BD" wp14:editId="75B096C8">
-            <wp:extent cx="5732890" cy="3934625"/>
-            <wp:effectExtent l="0" t="0" r="1270" b="8890"/>
-            <wp:docPr id="16" name="Picture 16"/>
+          <wp:inline distT="0" distB="0" distL="0" distR="0" wp14:anchorId="478F1E1F" wp14:editId="0C1731AA">
+            <wp:extent cx="5943600" cy="2847340"/>
+            <wp:effectExtent l="0" t="0" r="0" b="0"/>
+            <wp:docPr id="40" name="Picture 40"/>
             <wp:cNvGraphicFramePr>
               <a:graphicFrameLocks xmlns:a="http://schemas.openxmlformats.org/drawingml/2006/main" noChangeAspect="1"/>
             </wp:cNvGraphicFramePr>
@@ -1191,7 +1807,7 @@
                   <pic:spPr>
                     <a:xfrm>
                       <a:off x="0" y="0"/>
-                      <a:ext cx="5734452" cy="3935697"/>
+                      <a:ext cx="5943600" cy="2847340"/>
                     </a:xfrm>
                     <a:prstGeom prst="rect">
                       <a:avLst/>
@@ -1203,23 +1819,94 @@
           </wp:inline>
         </w:drawing>
       </w:r>
-    </w:p>
-    <w:p>
-      <w:pPr>
-        <w:rPr>
-          <w:lang w:val="vi-VN"/>
-        </w:rPr>
-      </w:pPr>
-      <w:r>
-        <w:rPr>
+      <w:r>
+        <w:rPr>
+          <w:rFonts w:ascii="Times New Roman" w:hAnsi="Times New Roman" w:cs="Times New Roman"/>
+          <w:sz w:val="32"/>
+          <w:szCs w:val="32"/>
+          <w:lang w:val="vi-VN"/>
+        </w:rPr>
+        <w:br w:type="page"/>
+      </w:r>
+    </w:p>
+    <w:p>
+      <w:pPr>
+        <w:rPr>
+          <w:rFonts w:ascii="Times New Roman" w:hAnsi="Times New Roman" w:cs="Times New Roman"/>
+          <w:sz w:val="32"/>
+          <w:szCs w:val="32"/>
+          <w:lang w:val="vi-VN"/>
+        </w:rPr>
+      </w:pPr>
+      <w:r>
+        <w:rPr>
+          <w:rFonts w:ascii="Times New Roman" w:hAnsi="Times New Roman" w:cs="Times New Roman"/>
+          <w:sz w:val="32"/>
+          <w:szCs w:val="32"/>
           <w:lang w:val="vi-VN"/>
         </w:rPr>
         <w:lastRenderedPageBreak/>
+        <w:t>Yêu cầu :</w:t>
+      </w:r>
+    </w:p>
+    <w:p>
+      <w:pPr>
+        <w:rPr>
+          <w:rFonts w:ascii="Times New Roman" w:hAnsi="Times New Roman" w:cs="Times New Roman"/>
+          <w:sz w:val="32"/>
+          <w:szCs w:val="32"/>
+          <w:lang w:val="vi-VN"/>
+        </w:rPr>
+      </w:pPr>
+      <w:r>
+        <w:rPr>
+          <w:rFonts w:ascii="Times New Roman" w:hAnsi="Times New Roman" w:cs="Times New Roman"/>
+          <w:sz w:val="32"/>
+          <w:szCs w:val="32"/>
+          <w:lang w:val="vi-VN"/>
+        </w:rPr>
+        <w:t>− Nhập thông tin vào phần “Thông tin sinh viên”, khi nhấn các nút lệnh sẽ</w:t>
+      </w:r>
+      <w:r>
+        <w:rPr>
+          <w:rFonts w:ascii="Times New Roman" w:hAnsi="Times New Roman" w:cs="Times New Roman"/>
+          <w:sz w:val="32"/>
+          <w:szCs w:val="32"/>
+          <w:lang w:val="vi-VN"/>
+        </w:rPr>
+        <w:t xml:space="preserve"> </w:t>
+      </w:r>
+      <w:r>
+        <w:rPr>
+          <w:rFonts w:ascii="Times New Roman" w:hAnsi="Times New Roman" w:cs="Times New Roman"/>
+          <w:sz w:val="32"/>
+          <w:szCs w:val="32"/>
+          <w:lang w:val="vi-VN"/>
+        </w:rPr>
+        <w:t>thực hiện như sau:</w:t>
+      </w:r>
+    </w:p>
+    <w:p>
+      <w:pPr>
+        <w:rPr>
+          <w:rFonts w:ascii="Times New Roman" w:hAnsi="Times New Roman" w:cs="Times New Roman"/>
+          <w:sz w:val="32"/>
+          <w:szCs w:val="32"/>
+          <w:lang w:val="vi-VN"/>
+        </w:rPr>
+      </w:pPr>
+      <w:r>
+        <w:rPr>
+          <w:rFonts w:ascii="Times New Roman" w:hAnsi="Times New Roman" w:cs="Times New Roman"/>
+          <w:sz w:val="32"/>
+          <w:szCs w:val="32"/>
+          <w:lang w:val="vi-VN"/>
+        </w:rPr>
         <w:drawing>
-          <wp:inline distT="0" distB="0" distL="0" distR="0" wp14:anchorId="34B49F49" wp14:editId="5A06DB14">
-            <wp:extent cx="5943600" cy="3455035"/>
+          <wp:inline distT="0" distB="0" distL="0" distR="0" wp14:anchorId="3BED8D91" wp14:editId="554A5A59">
+            <wp:extent cx="5943600" cy="4344670"/>
             <wp:effectExtent l="0" t="0" r="0" b="0"/>
-            <wp:docPr id="17" name="Picture 17"/>
+            <wp:docPr id="28" name="Picture 28"/>
             <wp:cNvGraphicFramePr>
               <a:graphicFrameLocks xmlns:a="http://schemas.openxmlformats.org/drawingml/2006/main" noChangeAspect="1"/>
             </wp:cNvGraphicFramePr>
@@ -1239,7 +1926,7 @@
                   <pic:spPr>
                     <a:xfrm>
                       <a:off x="0" y="0"/>
-                      <a:ext cx="5943600" cy="3455035"/>
+                      <a:ext cx="5943600" cy="4344670"/>
                     </a:xfrm>
                     <a:prstGeom prst="rect">
                       <a:avLst/>
@@ -1255,18 +1942,62 @@
     <w:p>
       <w:pPr>
         <w:rPr>
-          <w:lang w:val="vi-VN"/>
-        </w:rPr>
-      </w:pPr>
-      <w:r>
-        <w:rPr>
-          <w:lang w:val="vi-VN"/>
-        </w:rPr>
+          <w:rFonts w:ascii="Times New Roman" w:hAnsi="Times New Roman" w:cs="Times New Roman"/>
+          <w:sz w:val="32"/>
+          <w:szCs w:val="32"/>
+          <w:lang w:val="vi-VN"/>
+        </w:rPr>
+      </w:pPr>
+      <w:r>
+        <w:rPr>
+          <w:rFonts w:ascii="Times New Roman" w:hAnsi="Times New Roman" w:cs="Times New Roman"/>
+          <w:sz w:val="32"/>
+          <w:szCs w:val="32"/>
+          <w:lang w:val="vi-VN"/>
+        </w:rPr>
+        <w:t>− Nút Thêm: Thêm các thông tin vào listview. Chú ý: Kiểm tra thông tin họ</w:t>
+      </w:r>
+      <w:r>
+        <w:rPr>
+          <w:rFonts w:ascii="Times New Roman" w:hAnsi="Times New Roman" w:cs="Times New Roman"/>
+          <w:sz w:val="32"/>
+          <w:szCs w:val="32"/>
+          <w:lang w:val="vi-VN"/>
+        </w:rPr>
+        <w:t xml:space="preserve"> </w:t>
+      </w:r>
+      <w:r>
+        <w:rPr>
+          <w:rFonts w:ascii="Times New Roman" w:hAnsi="Times New Roman" w:cs="Times New Roman"/>
+          <w:sz w:val="32"/>
+          <w:szCs w:val="32"/>
+          <w:lang w:val="vi-VN"/>
+        </w:rPr>
+        <w:t>tên sinh viên không được rỗng, nếu rỗng thì không cho thêm.</w:t>
+      </w:r>
+    </w:p>
+    <w:p>
+      <w:pPr>
+        <w:rPr>
+          <w:rFonts w:ascii="Times New Roman" w:hAnsi="Times New Roman" w:cs="Times New Roman"/>
+          <w:sz w:val="32"/>
+          <w:szCs w:val="32"/>
+          <w:lang w:val="vi-VN"/>
+        </w:rPr>
+      </w:pPr>
+      <w:r>
+        <w:rPr>
+          <w:rFonts w:ascii="Times New Roman" w:hAnsi="Times New Roman" w:cs="Times New Roman"/>
+          <w:sz w:val="32"/>
+          <w:szCs w:val="32"/>
+          <w:lang w:val="vi-VN"/>
+        </w:rPr>
+        <w:lastRenderedPageBreak/>
         <w:drawing>
-          <wp:inline distT="0" distB="0" distL="0" distR="0" wp14:anchorId="4F8A33C5" wp14:editId="03F0E2E3">
-            <wp:extent cx="5239481" cy="2457793"/>
+          <wp:inline distT="0" distB="0" distL="0" distR="0" wp14:anchorId="31709E39" wp14:editId="27A8E49D">
+            <wp:extent cx="5943600" cy="3951605"/>
             <wp:effectExtent l="0" t="0" r="0" b="0"/>
-            <wp:docPr id="18" name="Picture 18"/>
+            <wp:docPr id="30" name="Picture 30"/>
             <wp:cNvGraphicFramePr>
               <a:graphicFrameLocks xmlns:a="http://schemas.openxmlformats.org/drawingml/2006/main" noChangeAspect="1"/>
             </wp:cNvGraphicFramePr>
@@ -1286,7 +2017,7 @@
                   <pic:spPr>
                     <a:xfrm>
                       <a:off x="0" y="0"/>
-                      <a:ext cx="5239481" cy="2457793"/>
+                      <a:ext cx="5943600" cy="3951605"/>
                     </a:xfrm>
                     <a:prstGeom prst="rect">
                       <a:avLst/>
@@ -1302,70 +2033,62 @@
     <w:p>
       <w:pPr>
         <w:rPr>
-          <w:b/>
-          <w:bCs/>
-        </w:rPr>
-      </w:pPr>
-      <w:r>
-        <w:rPr>
-          <w:b/>
-          <w:bCs/>
-        </w:rPr>
-        <w:br w:type="page"/>
-      </w:r>
-    </w:p>
-    <w:p>
-      <w:pPr>
-        <w:rPr>
-          <w:b/>
-          <w:bCs/>
-          <w:lang w:val="vi-VN"/>
-        </w:rPr>
-      </w:pPr>
-      <w:r>
-        <w:rPr>
-          <w:b/>
-          <w:bCs/>
-        </w:rPr>
-        <w:lastRenderedPageBreak/>
-        <w:t xml:space="preserve">2. Truy vấn lấy 1 dòng dữ liệu </w:t>
-      </w:r>
-    </w:p>
-    <w:p>
-      <w:pPr>
-        <w:rPr>
-          <w:lang w:val="vi-VN"/>
-        </w:rPr>
-      </w:pPr>
-      <w:r>
-        <w:t xml:space="preserve">Để thực hiện truy vấn lấy 1 dòng dữ liệu, ta dùng hàm ExecuteReader. </w:t>
-      </w:r>
-    </w:p>
-    <w:p>
-      <w:pPr>
-        <w:rPr>
-          <w:lang w:val="vi-VN"/>
-        </w:rPr>
-      </w:pPr>
-      <w:r>
-        <w:t>Ví dụ: Lấy thông tin của sinh viên có mã là 0200000004.</w:t>
-      </w:r>
-    </w:p>
-    <w:p>
-      <w:pPr>
-        <w:rPr>
-          <w:lang w:val="vi-VN"/>
-        </w:rPr>
-      </w:pPr>
-      <w:r>
-        <w:rPr>
+          <w:rFonts w:ascii="Times New Roman" w:hAnsi="Times New Roman" w:cs="Times New Roman"/>
+          <w:sz w:val="32"/>
+          <w:szCs w:val="32"/>
+          <w:lang w:val="vi-VN"/>
+        </w:rPr>
+      </w:pPr>
+      <w:r>
+        <w:rPr>
+          <w:rFonts w:ascii="Times New Roman" w:hAnsi="Times New Roman" w:cs="Times New Roman"/>
+          <w:sz w:val="32"/>
+          <w:szCs w:val="32"/>
+          <w:lang w:val="vi-VN"/>
+        </w:rPr>
+        <w:t>− Nút Xóa: Xóa 1 dòng trên listview (chú ý nếu người dùng chưa chọn 1</w:t>
+      </w:r>
+    </w:p>
+    <w:p>
+      <w:pPr>
+        <w:rPr>
+          <w:rFonts w:ascii="Times New Roman" w:hAnsi="Times New Roman" w:cs="Times New Roman"/>
+          <w:sz w:val="32"/>
+          <w:szCs w:val="32"/>
+          <w:lang w:val="vi-VN"/>
+        </w:rPr>
+      </w:pPr>
+      <w:r>
+        <w:rPr>
+          <w:rFonts w:ascii="Times New Roman" w:hAnsi="Times New Roman" w:cs="Times New Roman"/>
+          <w:sz w:val="32"/>
+          <w:szCs w:val="32"/>
+          <w:lang w:val="vi-VN"/>
+        </w:rPr>
+        <w:t>dòng trên listview thì yêu cầu người dùng phải chọn rồi mới xóa).</w:t>
+      </w:r>
+    </w:p>
+    <w:p>
+      <w:pPr>
+        <w:rPr>
+          <w:rFonts w:ascii="Times New Roman" w:hAnsi="Times New Roman" w:cs="Times New Roman"/>
+          <w:sz w:val="32"/>
+          <w:szCs w:val="32"/>
+          <w:lang w:val="vi-VN"/>
+        </w:rPr>
+      </w:pPr>
+      <w:r>
+        <w:rPr>
+          <w:rFonts w:ascii="Times New Roman" w:hAnsi="Times New Roman" w:cs="Times New Roman"/>
+          <w:sz w:val="32"/>
+          <w:szCs w:val="32"/>
           <w:lang w:val="vi-VN"/>
         </w:rPr>
         <w:drawing>
-          <wp:inline distT="0" distB="0" distL="0" distR="0" wp14:anchorId="476F61BE" wp14:editId="7A5EB967">
-            <wp:extent cx="5943600" cy="3345180"/>
-            <wp:effectExtent l="0" t="0" r="0" b="7620"/>
-            <wp:docPr id="19" name="Picture 19"/>
+          <wp:inline distT="0" distB="0" distL="0" distR="0" wp14:anchorId="0C9897AB" wp14:editId="13C7E629">
+            <wp:extent cx="5943600" cy="2135505"/>
+            <wp:effectExtent l="0" t="0" r="0" b="0"/>
+            <wp:docPr id="31" name="Picture 31"/>
             <wp:cNvGraphicFramePr>
               <a:graphicFrameLocks xmlns:a="http://schemas.openxmlformats.org/drawingml/2006/main" noChangeAspect="1"/>
             </wp:cNvGraphicFramePr>
@@ -1385,7 +2108,7 @@
                   <pic:spPr>
                     <a:xfrm>
                       <a:off x="0" y="0"/>
-                      <a:ext cx="5943600" cy="3345180"/>
+                      <a:ext cx="5943600" cy="2135505"/>
                     </a:xfrm>
                     <a:prstGeom prst="rect">
                       <a:avLst/>
@@ -1400,20 +2123,75 @@
     </w:p>
     <w:p>
       <w:pPr>
-        <w:jc w:val="center"/>
-        <w:rPr>
-          <w:lang w:val="vi-VN"/>
-        </w:rPr>
-      </w:pPr>
-      <w:r>
-        <w:rPr>
+        <w:rPr>
+          <w:rFonts w:ascii="Times New Roman" w:hAnsi="Times New Roman" w:cs="Times New Roman"/>
+          <w:sz w:val="32"/>
+          <w:szCs w:val="32"/>
+          <w:lang w:val="vi-VN"/>
+        </w:rPr>
+      </w:pPr>
+    </w:p>
+    <w:p>
+      <w:pPr>
+        <w:rPr>
+          <w:rFonts w:ascii="Times New Roman" w:hAnsi="Times New Roman" w:cs="Times New Roman"/>
+          <w:sz w:val="32"/>
+          <w:szCs w:val="32"/>
+          <w:lang w:val="vi-VN"/>
+        </w:rPr>
+      </w:pPr>
+    </w:p>
+    <w:p>
+      <w:pPr>
+        <w:rPr>
+          <w:rFonts w:ascii="Times New Roman" w:hAnsi="Times New Roman" w:cs="Times New Roman"/>
+          <w:sz w:val="32"/>
+          <w:szCs w:val="32"/>
+          <w:lang w:val="vi-VN"/>
+        </w:rPr>
+      </w:pPr>
+    </w:p>
+    <w:p>
+      <w:pPr>
+        <w:rPr>
+          <w:rFonts w:ascii="Times New Roman" w:hAnsi="Times New Roman" w:cs="Times New Roman"/>
+          <w:sz w:val="32"/>
+          <w:szCs w:val="32"/>
+          <w:lang w:val="vi-VN"/>
+        </w:rPr>
+      </w:pPr>
+      <w:r>
+        <w:rPr>
+          <w:rFonts w:ascii="Times New Roman" w:hAnsi="Times New Roman" w:cs="Times New Roman"/>
+          <w:sz w:val="32"/>
+          <w:szCs w:val="32"/>
+          <w:lang w:val="vi-VN"/>
+        </w:rPr>
+        <w:lastRenderedPageBreak/>
+        <w:t>− Nút Sửa: Cập nhật thông tin đã điều chỉnh 1 dòng trên listview.</w:t>
+      </w:r>
+    </w:p>
+    <w:p>
+      <w:pPr>
+        <w:rPr>
+          <w:rFonts w:ascii="Times New Roman" w:hAnsi="Times New Roman" w:cs="Times New Roman"/>
+          <w:sz w:val="32"/>
+          <w:szCs w:val="32"/>
+          <w:lang w:val="vi-VN"/>
+        </w:rPr>
+      </w:pPr>
+      <w:r>
+        <w:rPr>
+          <w:rFonts w:ascii="Times New Roman" w:hAnsi="Times New Roman" w:cs="Times New Roman"/>
+          <w:sz w:val="32"/>
+          <w:szCs w:val="32"/>
           <w:lang w:val="vi-VN"/>
         </w:rPr>
         <w:drawing>
-          <wp:inline distT="0" distB="0" distL="0" distR="0" wp14:anchorId="1DB723F1" wp14:editId="15EA89D4">
-            <wp:extent cx="4258269" cy="2943636"/>
-            <wp:effectExtent l="0" t="0" r="0" b="9525"/>
-            <wp:docPr id="20" name="Picture 20"/>
+          <wp:inline distT="0" distB="0" distL="0" distR="0" wp14:anchorId="32417F7D" wp14:editId="5C73166A">
+            <wp:extent cx="5943600" cy="4337050"/>
+            <wp:effectExtent l="0" t="0" r="0" b="6350"/>
+            <wp:docPr id="32" name="Picture 32"/>
             <wp:cNvGraphicFramePr>
               <a:graphicFrameLocks xmlns:a="http://schemas.openxmlformats.org/drawingml/2006/main" noChangeAspect="1"/>
             </wp:cNvGraphicFramePr>
@@ -1433,7 +2211,7 @@
                   <pic:spPr>
                     <a:xfrm>
                       <a:off x="0" y="0"/>
-                      <a:ext cx="4258269" cy="2943636"/>
+                      <a:ext cx="5943600" cy="4337050"/>
                     </a:xfrm>
                     <a:prstGeom prst="rect">
                       <a:avLst/>
@@ -1449,68 +2227,169 @@
     <w:p>
       <w:pPr>
         <w:rPr>
-          <w:lang w:val="vi-VN"/>
-        </w:rPr>
-      </w:pPr>
-      <w:r>
-        <w:rPr>
-          <w:lang w:val="vi-VN"/>
-        </w:rPr>
-        <w:br w:type="page"/>
-      </w:r>
-    </w:p>
-    <w:p>
-      <w:pPr>
-        <w:rPr>
+          <w:rFonts w:ascii="Times New Roman" w:hAnsi="Times New Roman" w:cs="Times New Roman"/>
+          <w:sz w:val="32"/>
+          <w:szCs w:val="32"/>
+          <w:lang w:val="vi-VN"/>
+        </w:rPr>
+      </w:pPr>
+      <w:r>
+        <w:rPr>
+          <w:rFonts w:ascii="Times New Roman" w:hAnsi="Times New Roman" w:cs="Times New Roman"/>
+          <w:sz w:val="32"/>
+          <w:szCs w:val="32"/>
+          <w:lang w:val="vi-VN"/>
+        </w:rPr>
+        <w:t>− Thoát: thoát khỏi chương trình.</w:t>
+      </w:r>
+    </w:p>
+    <w:p>
+      <w:pPr>
+        <w:rPr>
+          <w:rFonts w:ascii="Times New Roman" w:hAnsi="Times New Roman" w:cs="Times New Roman"/>
+          <w:sz w:val="32"/>
+          <w:szCs w:val="32"/>
+          <w:lang w:val="vi-VN"/>
+        </w:rPr>
+      </w:pPr>
+      <w:r>
+        <w:rPr>
+          <w:rFonts w:ascii="Times New Roman" w:hAnsi="Times New Roman" w:cs="Times New Roman"/>
+          <w:sz w:val="32"/>
+          <w:szCs w:val="32"/>
+          <w:lang w:val="vi-VN"/>
+        </w:rPr>
+        <w:t>− Khi chọn 1 dòng trên listview thì nội dung của dòng được chọn sẽ được thể</w:t>
+      </w:r>
+      <w:r>
+        <w:rPr>
+          <w:rFonts w:ascii="Times New Roman" w:hAnsi="Times New Roman" w:cs="Times New Roman"/>
+          <w:sz w:val="32"/>
+          <w:szCs w:val="32"/>
+          <w:lang w:val="vi-VN"/>
+        </w:rPr>
+        <w:t xml:space="preserve"> </w:t>
+      </w:r>
+      <w:r>
+        <w:rPr>
+          <w:rFonts w:ascii="Times New Roman" w:hAnsi="Times New Roman" w:cs="Times New Roman"/>
+          <w:sz w:val="32"/>
+          <w:szCs w:val="32"/>
+          <w:lang w:val="vi-VN"/>
+        </w:rPr>
+        <w:t>hiện trên các ô “Thông tin chung sinh viên”.</w:t>
+      </w:r>
+    </w:p>
+    <w:p>
+      <w:pPr>
+        <w:rPr>
+          <w:rFonts w:ascii="Times New Roman" w:hAnsi="Times New Roman" w:cs="Times New Roman"/>
           <w:b/>
           <w:bCs/>
-          <w:lang w:val="vi-VN"/>
-        </w:rPr>
-      </w:pPr>
-      <w:r>
-        <w:rPr>
+          <w:sz w:val="32"/>
+          <w:szCs w:val="32"/>
+          <w:lang w:val="vi-VN"/>
+        </w:rPr>
+      </w:pPr>
+      <w:r>
+        <w:rPr>
+          <w:rFonts w:ascii="Times New Roman" w:hAnsi="Times New Roman" w:cs="Times New Roman"/>
           <w:b/>
           <w:bCs/>
+          <w:sz w:val="32"/>
+          <w:szCs w:val="32"/>
+          <w:lang w:val="vi-VN"/>
+        </w:rPr>
+        <w:br w:type="page"/>
+      </w:r>
+    </w:p>
+    <w:p>
+      <w:pPr>
+        <w:jc w:val="center"/>
+        <w:rPr>
+          <w:rFonts w:ascii="Times New Roman" w:hAnsi="Times New Roman" w:cs="Times New Roman"/>
+          <w:b/>
+          <w:bCs/>
+          <w:sz w:val="32"/>
+          <w:szCs w:val="32"/>
+          <w:lang w:val="vi-VN"/>
+        </w:rPr>
+      </w:pPr>
+      <w:r>
+        <w:rPr>
+          <w:rFonts w:ascii="Times New Roman" w:hAnsi="Times New Roman" w:cs="Times New Roman"/>
+          <w:b/>
+          <w:bCs/>
+          <w:sz w:val="32"/>
+          <w:szCs w:val="32"/>
         </w:rPr>
         <w:lastRenderedPageBreak/>
-        <w:t>3. Truy vấn lấy nhiều dòng dữ liệu</w:t>
-      </w:r>
-    </w:p>
-    <w:p>
-      <w:pPr>
-        <w:rPr>
-          <w:lang w:val="vi-VN"/>
-        </w:rPr>
-      </w:pPr>
-      <w:r>
-        <w:t xml:space="preserve">− Để thực hiện truy vấn lấy nhiều dòng dữ liệu, ta dùng hàm ExecuteReader. </w:t>
-      </w:r>
-    </w:p>
-    <w:p>
-      <w:pPr>
-        <w:rPr>
-          <w:lang w:val="vi-VN"/>
-        </w:rPr>
-      </w:pPr>
-      <w:r>
-        <w:t>− Ví dụ: Hiển thị danh sách thông tin các sinh viên trong bảng SinhVien.</w:t>
-      </w:r>
-    </w:p>
-    <w:p>
-      <w:pPr>
-        <w:rPr>
-          <w:lang w:val="vi-VN"/>
-        </w:rPr>
-      </w:pPr>
-      <w:r>
-        <w:rPr>
+        <w:t>LAB 4: WINFORM KẾT NỐI CƠ SỞ DỮ LIỆU CƠ BẢN</w:t>
+      </w:r>
+    </w:p>
+    <w:p>
+      <w:pPr>
+        <w:rPr>
+          <w:rFonts w:ascii="Times New Roman" w:hAnsi="Times New Roman" w:cs="Times New Roman"/>
+          <w:b/>
+          <w:bCs/>
+          <w:sz w:val="26"/>
+          <w:szCs w:val="26"/>
+          <w:lang w:val="vi-VN"/>
+        </w:rPr>
+      </w:pPr>
+      <w:r>
+        <w:rPr>
+          <w:rFonts w:ascii="Times New Roman" w:hAnsi="Times New Roman" w:cs="Times New Roman"/>
+          <w:b/>
+          <w:bCs/>
+          <w:sz w:val="26"/>
+          <w:szCs w:val="26"/>
+        </w:rPr>
+        <w:t xml:space="preserve">B. Nội dung Thực hành </w:t>
+      </w:r>
+    </w:p>
+    <w:p>
+      <w:pPr>
+        <w:rPr>
+          <w:rFonts w:ascii="Times New Roman" w:hAnsi="Times New Roman" w:cs="Times New Roman"/>
+          <w:sz w:val="26"/>
+          <w:szCs w:val="26"/>
+          <w:lang w:val="vi-VN"/>
+        </w:rPr>
+      </w:pPr>
+      <w:r>
+        <w:rPr>
+          <w:rFonts w:ascii="Times New Roman" w:hAnsi="Times New Roman" w:cs="Times New Roman"/>
+          <w:sz w:val="26"/>
+          <w:szCs w:val="26"/>
+        </w:rPr>
+        <w:t>1: Tạo kết nối giữa Winform và CSDL. Đầu tiên, ta phải có được Server name của máy local mình đang sử dụng:</w:t>
+      </w:r>
+    </w:p>
+    <w:p>
+      <w:pPr>
+        <w:jc w:val="center"/>
+        <w:rPr>
+          <w:rFonts w:ascii="Times New Roman" w:hAnsi="Times New Roman" w:cs="Times New Roman"/>
+          <w:sz w:val="26"/>
+          <w:szCs w:val="26"/>
+          <w:lang w:val="vi-VN"/>
+        </w:rPr>
+      </w:pPr>
+      <w:r>
+        <w:rPr>
+          <w:rFonts w:ascii="Times New Roman" w:hAnsi="Times New Roman" w:cs="Times New Roman"/>
+          <w:noProof/>
+          <w:sz w:val="26"/>
+          <w:szCs w:val="26"/>
           <w:lang w:val="vi-VN"/>
         </w:rPr>
         <w:drawing>
-          <wp:inline distT="0" distB="0" distL="0" distR="0" wp14:anchorId="11DE1EA8" wp14:editId="53EC4BCA">
-            <wp:extent cx="5943600" cy="3370580"/>
-            <wp:effectExtent l="0" t="0" r="0" b="1270"/>
-            <wp:docPr id="21" name="Picture 21"/>
+          <wp:inline distT="0" distB="0" distL="0" distR="0" wp14:anchorId="56F63794" wp14:editId="74B1FB72">
+            <wp:extent cx="5943600" cy="5886450"/>
+            <wp:effectExtent l="0" t="0" r="0" b="0"/>
+            <wp:docPr id="1" name="Picture 1"/>
             <wp:cNvGraphicFramePr>
               <a:graphicFrameLocks xmlns:a="http://schemas.openxmlformats.org/drawingml/2006/main" noChangeAspect="1"/>
             </wp:cNvGraphicFramePr>
@@ -1530,7 +2409,7 @@
                   <pic:spPr>
                     <a:xfrm>
                       <a:off x="0" y="0"/>
-                      <a:ext cx="5943600" cy="3370580"/>
+                      <a:ext cx="5943600" cy="5886450"/>
                     </a:xfrm>
                     <a:prstGeom prst="rect">
                       <a:avLst/>
@@ -1545,20 +2424,53 @@
     </w:p>
     <w:p>
       <w:pPr>
-        <w:jc w:val="center"/>
-        <w:rPr>
-          <w:lang w:val="vi-VN"/>
-        </w:rPr>
-      </w:pPr>
-      <w:r>
-        <w:rPr>
-          <w:lang w:val="vi-VN"/>
-        </w:rPr>
+        <w:rPr>
+          <w:rFonts w:ascii="Times New Roman" w:hAnsi="Times New Roman" w:cs="Times New Roman"/>
+          <w:sz w:val="26"/>
+          <w:szCs w:val="26"/>
+          <w:lang w:val="vi-VN"/>
+        </w:rPr>
+      </w:pPr>
+      <w:r>
+        <w:rPr>
+          <w:rFonts w:ascii="Times New Roman" w:hAnsi="Times New Roman" w:cs="Times New Roman"/>
+          <w:sz w:val="26"/>
+          <w:szCs w:val="26"/>
+        </w:rPr>
+        <w:t xml:space="preserve">Tiếp theo, trong VS, check trong TOOLS/Connect to </w:t>
+      </w:r>
+      <w:r>
+        <w:rPr>
+          <w:rFonts w:ascii="Times New Roman" w:hAnsi="Times New Roman" w:cs="Times New Roman"/>
+          <w:sz w:val="26"/>
+          <w:szCs w:val="26"/>
+        </w:rPr>
+        <w:t>database</w:t>
+      </w:r>
+    </w:p>
+    <w:p>
+      <w:pPr>
+        <w:rPr>
+          <w:rFonts w:ascii="Times New Roman" w:hAnsi="Times New Roman" w:cs="Times New Roman"/>
+          <w:sz w:val="26"/>
+          <w:szCs w:val="26"/>
+          <w:lang w:val="vi-VN"/>
+        </w:rPr>
+      </w:pPr>
+      <w:r>
+        <w:rPr>
+          <w:rFonts w:ascii="Times New Roman" w:hAnsi="Times New Roman" w:cs="Times New Roman"/>
+          <w:noProof/>
+          <w:sz w:val="26"/>
+          <w:szCs w:val="26"/>
+          <w:lang w:val="vi-VN"/>
+        </w:rPr>
+        <w:lastRenderedPageBreak/>
         <w:drawing>
-          <wp:inline distT="0" distB="0" distL="0" distR="0" wp14:anchorId="2B412B90" wp14:editId="7E31067B">
-            <wp:extent cx="5601482" cy="3019846"/>
-            <wp:effectExtent l="0" t="0" r="0" b="9525"/>
-            <wp:docPr id="22" name="Picture 22"/>
+          <wp:inline distT="0" distB="0" distL="0" distR="0" wp14:anchorId="4E1B531E" wp14:editId="4D118D4C">
+            <wp:extent cx="5943600" cy="3265805"/>
+            <wp:effectExtent l="0" t="0" r="0" b="0"/>
+            <wp:docPr id="3" name="Picture 3"/>
             <wp:cNvGraphicFramePr>
               <a:graphicFrameLocks xmlns:a="http://schemas.openxmlformats.org/drawingml/2006/main" noChangeAspect="1"/>
             </wp:cNvGraphicFramePr>
@@ -1578,6 +2490,1312 @@
                   <pic:spPr>
                     <a:xfrm>
                       <a:off x="0" y="0"/>
+                      <a:ext cx="5943600" cy="3265805"/>
+                    </a:xfrm>
+                    <a:prstGeom prst="rect">
+                      <a:avLst/>
+                    </a:prstGeom>
+                  </pic:spPr>
+                </pic:pic>
+              </a:graphicData>
+            </a:graphic>
+          </wp:inline>
+        </w:drawing>
+      </w:r>
+    </w:p>
+    <w:p>
+      <w:pPr>
+        <w:rPr>
+          <w:rFonts w:ascii="Times New Roman" w:hAnsi="Times New Roman" w:cs="Times New Roman"/>
+          <w:sz w:val="26"/>
+          <w:szCs w:val="26"/>
+          <w:lang w:val="vi-VN"/>
+        </w:rPr>
+      </w:pPr>
+    </w:p>
+    <w:p>
+      <w:pPr>
+        <w:rPr>
+          <w:rFonts w:ascii="Times New Roman" w:hAnsi="Times New Roman" w:cs="Times New Roman"/>
+          <w:sz w:val="26"/>
+          <w:szCs w:val="26"/>
+          <w:lang w:val="vi-VN"/>
+        </w:rPr>
+      </w:pPr>
+      <w:r>
+        <w:rPr>
+          <w:rFonts w:ascii="Times New Roman" w:hAnsi="Times New Roman" w:cs="Times New Roman"/>
+          <w:noProof/>
+          <w:sz w:val="26"/>
+          <w:szCs w:val="26"/>
+          <w:lang w:val="vi-VN"/>
+        </w:rPr>
+        <w:drawing>
+          <wp:inline distT="0" distB="0" distL="0" distR="0" wp14:anchorId="24E252A3" wp14:editId="486144D1">
+            <wp:extent cx="5943600" cy="3374390"/>
+            <wp:effectExtent l="0" t="0" r="0" b="0"/>
+            <wp:docPr id="4" name="Picture 4"/>
+            <wp:cNvGraphicFramePr>
+              <a:graphicFrameLocks xmlns:a="http://schemas.openxmlformats.org/drawingml/2006/main" noChangeAspect="1"/>
+            </wp:cNvGraphicFramePr>
+            <a:graphic xmlns:a="http://schemas.openxmlformats.org/drawingml/2006/main">
+              <a:graphicData uri="http://schemas.openxmlformats.org/drawingml/2006/picture">
+                <pic:pic xmlns:pic="http://schemas.openxmlformats.org/drawingml/2006/picture">
+                  <pic:nvPicPr>
+                    <pic:cNvPr id="1" name=""/>
+                    <pic:cNvPicPr/>
+                  </pic:nvPicPr>
+                  <pic:blipFill>
+                    <a:blip r:embed="rId26"/>
+                    <a:stretch>
+                      <a:fillRect/>
+                    </a:stretch>
+                  </pic:blipFill>
+                  <pic:spPr>
+                    <a:xfrm>
+                      <a:off x="0" y="0"/>
+                      <a:ext cx="5943600" cy="3374390"/>
+                    </a:xfrm>
+                    <a:prstGeom prst="rect">
+                      <a:avLst/>
+                    </a:prstGeom>
+                  </pic:spPr>
+                </pic:pic>
+              </a:graphicData>
+            </a:graphic>
+          </wp:inline>
+        </w:drawing>
+      </w:r>
+    </w:p>
+    <w:p>
+      <w:pPr>
+        <w:rPr>
+          <w:rFonts w:ascii="Times New Roman" w:hAnsi="Times New Roman" w:cs="Times New Roman"/>
+          <w:sz w:val="26"/>
+          <w:szCs w:val="26"/>
+          <w:lang w:val="vi-VN"/>
+        </w:rPr>
+      </w:pPr>
+    </w:p>
+    <w:p>
+      <w:pPr>
+        <w:rPr>
+          <w:rFonts w:ascii="Times New Roman" w:hAnsi="Times New Roman" w:cs="Times New Roman"/>
+          <w:sz w:val="26"/>
+          <w:szCs w:val="26"/>
+          <w:lang w:val="vi-VN"/>
+        </w:rPr>
+      </w:pPr>
+      <w:r>
+        <w:rPr>
+          <w:rFonts w:ascii="Times New Roman" w:hAnsi="Times New Roman" w:cs="Times New Roman"/>
+          <w:noProof/>
+          <w:sz w:val="26"/>
+          <w:szCs w:val="26"/>
+          <w:lang w:val="vi-VN"/>
+        </w:rPr>
+        <w:lastRenderedPageBreak/>
+        <w:drawing>
+          <wp:inline distT="0" distB="0" distL="0" distR="0" wp14:anchorId="0FDC61C3" wp14:editId="149F22A6">
+            <wp:extent cx="5172797" cy="3829584"/>
+            <wp:effectExtent l="0" t="0" r="8890" b="0"/>
+            <wp:docPr id="5" name="Picture 5"/>
+            <wp:cNvGraphicFramePr>
+              <a:graphicFrameLocks xmlns:a="http://schemas.openxmlformats.org/drawingml/2006/main" noChangeAspect="1"/>
+            </wp:cNvGraphicFramePr>
+            <a:graphic xmlns:a="http://schemas.openxmlformats.org/drawingml/2006/main">
+              <a:graphicData uri="http://schemas.openxmlformats.org/drawingml/2006/picture">
+                <pic:pic xmlns:pic="http://schemas.openxmlformats.org/drawingml/2006/picture">
+                  <pic:nvPicPr>
+                    <pic:cNvPr id="1" name=""/>
+                    <pic:cNvPicPr/>
+                  </pic:nvPicPr>
+                  <pic:blipFill>
+                    <a:blip r:embed="rId27"/>
+                    <a:stretch>
+                      <a:fillRect/>
+                    </a:stretch>
+                  </pic:blipFill>
+                  <pic:spPr>
+                    <a:xfrm>
+                      <a:off x="0" y="0"/>
+                      <a:ext cx="5172797" cy="3829584"/>
+                    </a:xfrm>
+                    <a:prstGeom prst="rect">
+                      <a:avLst/>
+                    </a:prstGeom>
+                  </pic:spPr>
+                </pic:pic>
+              </a:graphicData>
+            </a:graphic>
+          </wp:inline>
+        </w:drawing>
+      </w:r>
+    </w:p>
+    <w:p>
+      <w:pPr>
+        <w:jc w:val="center"/>
+        <w:rPr>
+          <w:rFonts w:ascii="Times New Roman" w:hAnsi="Times New Roman" w:cs="Times New Roman"/>
+          <w:sz w:val="26"/>
+          <w:szCs w:val="26"/>
+          <w:lang w:val="vi-VN"/>
+        </w:rPr>
+      </w:pPr>
+      <w:r>
+        <w:rPr>
+          <w:rFonts w:ascii="Times New Roman" w:hAnsi="Times New Roman" w:cs="Times New Roman"/>
+          <w:noProof/>
+          <w:sz w:val="26"/>
+          <w:szCs w:val="26"/>
+          <w:lang w:val="vi-VN"/>
+        </w:rPr>
+        <w:lastRenderedPageBreak/>
+        <w:drawing>
+          <wp:inline distT="0" distB="0" distL="0" distR="0" wp14:anchorId="526304C6" wp14:editId="3BBB0F20">
+            <wp:extent cx="4744112" cy="6839905"/>
+            <wp:effectExtent l="0" t="0" r="0" b="0"/>
+            <wp:docPr id="6" name="Picture 6"/>
+            <wp:cNvGraphicFramePr>
+              <a:graphicFrameLocks xmlns:a="http://schemas.openxmlformats.org/drawingml/2006/main" noChangeAspect="1"/>
+            </wp:cNvGraphicFramePr>
+            <a:graphic xmlns:a="http://schemas.openxmlformats.org/drawingml/2006/main">
+              <a:graphicData uri="http://schemas.openxmlformats.org/drawingml/2006/picture">
+                <pic:pic xmlns:pic="http://schemas.openxmlformats.org/drawingml/2006/picture">
+                  <pic:nvPicPr>
+                    <pic:cNvPr id="1" name=""/>
+                    <pic:cNvPicPr/>
+                  </pic:nvPicPr>
+                  <pic:blipFill>
+                    <a:blip r:embed="rId28"/>
+                    <a:stretch>
+                      <a:fillRect/>
+                    </a:stretch>
+                  </pic:blipFill>
+                  <pic:spPr>
+                    <a:xfrm>
+                      <a:off x="0" y="0"/>
+                      <a:ext cx="4744112" cy="6839905"/>
+                    </a:xfrm>
+                    <a:prstGeom prst="rect">
+                      <a:avLst/>
+                    </a:prstGeom>
+                  </pic:spPr>
+                </pic:pic>
+              </a:graphicData>
+            </a:graphic>
+          </wp:inline>
+        </w:drawing>
+      </w:r>
+    </w:p>
+    <w:p>
+      <w:pPr>
+        <w:rPr>
+          <w:rFonts w:ascii="Times New Roman" w:hAnsi="Times New Roman" w:cs="Times New Roman"/>
+          <w:sz w:val="26"/>
+          <w:szCs w:val="26"/>
+          <w:lang w:val="vi-VN"/>
+        </w:rPr>
+      </w:pPr>
+    </w:p>
+    <w:p>
+      <w:pPr>
+        <w:rPr>
+          <w:rFonts w:ascii="Times New Roman" w:hAnsi="Times New Roman" w:cs="Times New Roman"/>
+          <w:sz w:val="26"/>
+          <w:szCs w:val="26"/>
+          <w:lang w:val="vi-VN"/>
+        </w:rPr>
+      </w:pPr>
+    </w:p>
+    <w:p>
+      <w:pPr>
+        <w:rPr>
+          <w:rFonts w:ascii="Times New Roman" w:hAnsi="Times New Roman" w:cs="Times New Roman"/>
+          <w:sz w:val="26"/>
+          <w:szCs w:val="26"/>
+          <w:lang w:val="vi-VN"/>
+        </w:rPr>
+      </w:pPr>
+    </w:p>
+    <w:p>
+      <w:pPr>
+        <w:rPr>
+          <w:rFonts w:ascii="Times New Roman" w:hAnsi="Times New Roman" w:cs="Times New Roman"/>
+          <w:sz w:val="26"/>
+          <w:szCs w:val="26"/>
+          <w:lang w:val="vi-VN"/>
+        </w:rPr>
+      </w:pPr>
+    </w:p>
+    <w:p>
+      <w:pPr>
+        <w:rPr>
+          <w:rFonts w:ascii="Times New Roman" w:hAnsi="Times New Roman" w:cs="Times New Roman"/>
+          <w:sz w:val="26"/>
+          <w:szCs w:val="26"/>
+          <w:lang w:val="vi-VN"/>
+        </w:rPr>
+      </w:pPr>
+      <w:r>
+        <w:rPr>
+          <w:rFonts w:ascii="Times New Roman" w:hAnsi="Times New Roman" w:cs="Times New Roman"/>
+          <w:sz w:val="26"/>
+          <w:szCs w:val="26"/>
+        </w:rPr>
+        <w:lastRenderedPageBreak/>
+        <w:t xml:space="preserve">Paste Server name vào (1) → chọn databse đã có trên máy local trong (2) </w:t>
+      </w:r>
+    </w:p>
+    <w:p>
+      <w:pPr>
+        <w:rPr>
+          <w:rFonts w:ascii="Times New Roman" w:hAnsi="Times New Roman" w:cs="Times New Roman"/>
+          <w:sz w:val="26"/>
+          <w:szCs w:val="26"/>
+          <w:lang w:val="vi-VN"/>
+        </w:rPr>
+      </w:pPr>
+      <w:r>
+        <w:rPr>
+          <w:rFonts w:ascii="Times New Roman" w:hAnsi="Times New Roman" w:cs="Times New Roman"/>
+          <w:sz w:val="26"/>
+          <w:szCs w:val="26"/>
+        </w:rPr>
+        <w:t>Nhấn (3) để lấy chuỗi kết nối:</w:t>
+      </w:r>
+    </w:p>
+    <w:p>
+      <w:pPr>
+        <w:jc w:val="center"/>
+        <w:rPr>
+          <w:rFonts w:ascii="Times New Roman" w:hAnsi="Times New Roman" w:cs="Times New Roman"/>
+          <w:sz w:val="26"/>
+          <w:szCs w:val="26"/>
+          <w:lang w:val="vi-VN"/>
+        </w:rPr>
+      </w:pPr>
+      <w:r>
+        <w:rPr>
+          <w:rFonts w:ascii="Times New Roman" w:hAnsi="Times New Roman" w:cs="Times New Roman"/>
+          <w:noProof/>
+          <w:sz w:val="26"/>
+          <w:szCs w:val="26"/>
+          <w:lang w:val="vi-VN"/>
+        </w:rPr>
+        <w:drawing>
+          <wp:inline distT="0" distB="0" distL="0" distR="0" wp14:anchorId="47DDD2A8" wp14:editId="0B575F82">
+            <wp:extent cx="3386790" cy="4166484"/>
+            <wp:effectExtent l="0" t="0" r="4445" b="5715"/>
+            <wp:docPr id="8" name="Picture 8"/>
+            <wp:cNvGraphicFramePr>
+              <a:graphicFrameLocks xmlns:a="http://schemas.openxmlformats.org/drawingml/2006/main" noChangeAspect="1"/>
+            </wp:cNvGraphicFramePr>
+            <a:graphic xmlns:a="http://schemas.openxmlformats.org/drawingml/2006/main">
+              <a:graphicData uri="http://schemas.openxmlformats.org/drawingml/2006/picture">
+                <pic:pic xmlns:pic="http://schemas.openxmlformats.org/drawingml/2006/picture">
+                  <pic:nvPicPr>
+                    <pic:cNvPr id="1" name=""/>
+                    <pic:cNvPicPr/>
+                  </pic:nvPicPr>
+                  <pic:blipFill>
+                    <a:blip r:embed="rId29"/>
+                    <a:stretch>
+                      <a:fillRect/>
+                    </a:stretch>
+                  </pic:blipFill>
+                  <pic:spPr>
+                    <a:xfrm>
+                      <a:off x="0" y="0"/>
+                      <a:ext cx="3404679" cy="4188491"/>
+                    </a:xfrm>
+                    <a:prstGeom prst="rect">
+                      <a:avLst/>
+                    </a:prstGeom>
+                  </pic:spPr>
+                </pic:pic>
+              </a:graphicData>
+            </a:graphic>
+          </wp:inline>
+        </w:drawing>
+      </w:r>
+    </w:p>
+    <w:p>
+      <w:pPr>
+        <w:rPr>
+          <w:rFonts w:ascii="Times New Roman" w:hAnsi="Times New Roman" w:cs="Times New Roman"/>
+          <w:sz w:val="26"/>
+          <w:szCs w:val="26"/>
+        </w:rPr>
+      </w:pPr>
+      <w:r>
+        <w:rPr>
+          <w:rFonts w:ascii="Times New Roman" w:hAnsi="Times New Roman" w:cs="Times New Roman"/>
+          <w:sz w:val="26"/>
+          <w:szCs w:val="26"/>
+        </w:rPr>
+        <w:br w:type="page"/>
+      </w:r>
+    </w:p>
+    <w:p>
+      <w:pPr>
+        <w:rPr>
+          <w:rFonts w:ascii="Times New Roman" w:hAnsi="Times New Roman" w:cs="Times New Roman"/>
+          <w:sz w:val="26"/>
+          <w:szCs w:val="26"/>
+          <w:lang w:val="vi-VN"/>
+        </w:rPr>
+      </w:pPr>
+      <w:r>
+        <w:rPr>
+          <w:rFonts w:ascii="Times New Roman" w:hAnsi="Times New Roman" w:cs="Times New Roman"/>
+          <w:sz w:val="26"/>
+          <w:szCs w:val="26"/>
+        </w:rPr>
+        <w:lastRenderedPageBreak/>
+        <w:t>Nhấn (4) để kiểm tra kết nối:</w:t>
+      </w:r>
+    </w:p>
+    <w:p>
+      <w:pPr>
+        <w:jc w:val="center"/>
+        <w:rPr>
+          <w:rFonts w:ascii="Times New Roman" w:hAnsi="Times New Roman" w:cs="Times New Roman"/>
+          <w:sz w:val="26"/>
+          <w:szCs w:val="26"/>
+          <w:lang w:val="vi-VN"/>
+        </w:rPr>
+      </w:pPr>
+      <w:r>
+        <w:rPr>
+          <w:rFonts w:ascii="Times New Roman" w:hAnsi="Times New Roman" w:cs="Times New Roman"/>
+          <w:noProof/>
+          <w:sz w:val="26"/>
+          <w:szCs w:val="26"/>
+          <w:lang w:val="vi-VN"/>
+        </w:rPr>
+        <w:drawing>
+          <wp:inline distT="0" distB="0" distL="0" distR="0" wp14:anchorId="74C0D25C" wp14:editId="245302D8">
+            <wp:extent cx="4686954" cy="4058216"/>
+            <wp:effectExtent l="0" t="0" r="0" b="0"/>
+            <wp:docPr id="9" name="Picture 9"/>
+            <wp:cNvGraphicFramePr>
+              <a:graphicFrameLocks xmlns:a="http://schemas.openxmlformats.org/drawingml/2006/main" noChangeAspect="1"/>
+            </wp:cNvGraphicFramePr>
+            <a:graphic xmlns:a="http://schemas.openxmlformats.org/drawingml/2006/main">
+              <a:graphicData uri="http://schemas.openxmlformats.org/drawingml/2006/picture">
+                <pic:pic xmlns:pic="http://schemas.openxmlformats.org/drawingml/2006/picture">
+                  <pic:nvPicPr>
+                    <pic:cNvPr id="1" name=""/>
+                    <pic:cNvPicPr/>
+                  </pic:nvPicPr>
+                  <pic:blipFill>
+                    <a:blip r:embed="rId30"/>
+                    <a:stretch>
+                      <a:fillRect/>
+                    </a:stretch>
+                  </pic:blipFill>
+                  <pic:spPr>
+                    <a:xfrm>
+                      <a:off x="0" y="0"/>
+                      <a:ext cx="4686954" cy="4058216"/>
+                    </a:xfrm>
+                    <a:prstGeom prst="rect">
+                      <a:avLst/>
+                    </a:prstGeom>
+                  </pic:spPr>
+                </pic:pic>
+              </a:graphicData>
+            </a:graphic>
+          </wp:inline>
+        </w:drawing>
+      </w:r>
+    </w:p>
+    <w:p>
+      <w:pPr>
+        <w:rPr>
+          <w:rFonts w:ascii="Times New Roman" w:hAnsi="Times New Roman" w:cs="Times New Roman"/>
+          <w:sz w:val="26"/>
+          <w:szCs w:val="26"/>
+          <w:lang w:val="vi-VN"/>
+        </w:rPr>
+      </w:pPr>
+      <w:r>
+        <w:rPr>
+          <w:rFonts w:ascii="Times New Roman" w:hAnsi="Times New Roman" w:cs="Times New Roman"/>
+          <w:sz w:val="26"/>
+          <w:szCs w:val="26"/>
+        </w:rPr>
+        <w:t>Nhấn (5) để hoàn tất kết nối!</w:t>
+      </w:r>
+    </w:p>
+    <w:p>
+      <w:pPr>
+        <w:jc w:val="center"/>
+        <w:rPr>
+          <w:rFonts w:ascii="Times New Roman" w:hAnsi="Times New Roman" w:cs="Times New Roman"/>
+          <w:sz w:val="26"/>
+          <w:szCs w:val="26"/>
+          <w:lang w:val="vi-VN"/>
+        </w:rPr>
+      </w:pPr>
+      <w:r>
+        <w:rPr>
+          <w:rFonts w:ascii="Times New Roman" w:hAnsi="Times New Roman" w:cs="Times New Roman"/>
+          <w:noProof/>
+          <w:sz w:val="26"/>
+          <w:szCs w:val="26"/>
+          <w:lang w:val="vi-VN"/>
+        </w:rPr>
+        <w:drawing>
+          <wp:inline distT="0" distB="0" distL="0" distR="0" wp14:anchorId="7D66FCC7" wp14:editId="72FC5B45">
+            <wp:extent cx="3296110" cy="2019582"/>
+            <wp:effectExtent l="0" t="0" r="0" b="0"/>
+            <wp:docPr id="10" name="Picture 10"/>
+            <wp:cNvGraphicFramePr>
+              <a:graphicFrameLocks xmlns:a="http://schemas.openxmlformats.org/drawingml/2006/main" noChangeAspect="1"/>
+            </wp:cNvGraphicFramePr>
+            <a:graphic xmlns:a="http://schemas.openxmlformats.org/drawingml/2006/main">
+              <a:graphicData uri="http://schemas.openxmlformats.org/drawingml/2006/picture">
+                <pic:pic xmlns:pic="http://schemas.openxmlformats.org/drawingml/2006/picture">
+                  <pic:nvPicPr>
+                    <pic:cNvPr id="1" name=""/>
+                    <pic:cNvPicPr/>
+                  </pic:nvPicPr>
+                  <pic:blipFill>
+                    <a:blip r:embed="rId31"/>
+                    <a:stretch>
+                      <a:fillRect/>
+                    </a:stretch>
+                  </pic:blipFill>
+                  <pic:spPr>
+                    <a:xfrm>
+                      <a:off x="0" y="0"/>
+                      <a:ext cx="3296110" cy="2019582"/>
+                    </a:xfrm>
+                    <a:prstGeom prst="rect">
+                      <a:avLst/>
+                    </a:prstGeom>
+                  </pic:spPr>
+                </pic:pic>
+              </a:graphicData>
+            </a:graphic>
+          </wp:inline>
+        </w:drawing>
+      </w:r>
+    </w:p>
+    <w:p>
+      <w:pPr>
+        <w:rPr>
+          <w:rFonts w:ascii="Times New Roman" w:hAnsi="Times New Roman" w:cs="Times New Roman"/>
+          <w:sz w:val="26"/>
+          <w:szCs w:val="26"/>
+          <w:lang w:val="vi-VN"/>
+        </w:rPr>
+      </w:pPr>
+      <w:r>
+        <w:rPr>
+          <w:rFonts w:ascii="Times New Roman" w:hAnsi="Times New Roman" w:cs="Times New Roman"/>
+          <w:sz w:val="26"/>
+          <w:szCs w:val="26"/>
+          <w:lang w:val="vi-VN"/>
+        </w:rPr>
+        <w:br w:type="page"/>
+      </w:r>
+    </w:p>
+    <w:p>
+      <w:pPr>
+        <w:rPr>
+          <w:rFonts w:ascii="Times New Roman" w:hAnsi="Times New Roman" w:cs="Times New Roman"/>
+          <w:sz w:val="26"/>
+          <w:szCs w:val="26"/>
+          <w:lang w:val="vi-VN"/>
+        </w:rPr>
+      </w:pPr>
+      <w:r>
+        <w:rPr>
+          <w:rFonts w:ascii="Times New Roman" w:hAnsi="Times New Roman" w:cs="Times New Roman"/>
+          <w:sz w:val="26"/>
+          <w:szCs w:val="26"/>
+        </w:rPr>
+        <w:lastRenderedPageBreak/>
+        <w:t>1.</w:t>
+      </w:r>
+      <w:r>
+        <w:rPr>
+          <w:rFonts w:ascii="Times New Roman" w:hAnsi="Times New Roman" w:cs="Times New Roman"/>
+          <w:sz w:val="26"/>
+          <w:szCs w:val="26"/>
+        </w:rPr>
+        <w:t xml:space="preserve"> </w:t>
+      </w:r>
+      <w:r>
+        <w:rPr>
+          <w:rFonts w:ascii="Times New Roman" w:hAnsi="Times New Roman" w:cs="Times New Roman"/>
+          <w:sz w:val="26"/>
+          <w:szCs w:val="26"/>
+        </w:rPr>
+        <w:t>Mở kết nối</w:t>
+      </w:r>
+    </w:p>
+    <w:p>
+      <w:pPr>
+        <w:rPr>
+          <w:rFonts w:ascii="Times New Roman" w:hAnsi="Times New Roman" w:cs="Times New Roman"/>
+          <w:sz w:val="26"/>
+          <w:szCs w:val="26"/>
+          <w:lang w:val="vi-VN"/>
+        </w:rPr>
+      </w:pPr>
+      <w:r>
+        <w:rPr>
+          <w:rFonts w:ascii="Times New Roman" w:hAnsi="Times New Roman" w:cs="Times New Roman"/>
+          <w:noProof/>
+          <w:sz w:val="26"/>
+          <w:szCs w:val="26"/>
+          <w:lang w:val="vi-VN"/>
+        </w:rPr>
+        <w:drawing>
+          <wp:inline distT="0" distB="0" distL="0" distR="0" wp14:anchorId="06BFD0C1" wp14:editId="07B83091">
+            <wp:extent cx="2410161" cy="562053"/>
+            <wp:effectExtent l="0" t="0" r="9525" b="9525"/>
+            <wp:docPr id="11" name="Picture 11"/>
+            <wp:cNvGraphicFramePr>
+              <a:graphicFrameLocks xmlns:a="http://schemas.openxmlformats.org/drawingml/2006/main" noChangeAspect="1"/>
+            </wp:cNvGraphicFramePr>
+            <a:graphic xmlns:a="http://schemas.openxmlformats.org/drawingml/2006/main">
+              <a:graphicData uri="http://schemas.openxmlformats.org/drawingml/2006/picture">
+                <pic:pic xmlns:pic="http://schemas.openxmlformats.org/drawingml/2006/picture">
+                  <pic:nvPicPr>
+                    <pic:cNvPr id="1" name=""/>
+                    <pic:cNvPicPr/>
+                  </pic:nvPicPr>
+                  <pic:blipFill>
+                    <a:blip r:embed="rId32"/>
+                    <a:stretch>
+                      <a:fillRect/>
+                    </a:stretch>
+                  </pic:blipFill>
+                  <pic:spPr>
+                    <a:xfrm>
+                      <a:off x="0" y="0"/>
+                      <a:ext cx="2410161" cy="562053"/>
+                    </a:xfrm>
+                    <a:prstGeom prst="rect">
+                      <a:avLst/>
+                    </a:prstGeom>
+                  </pic:spPr>
+                </pic:pic>
+              </a:graphicData>
+            </a:graphic>
+          </wp:inline>
+        </w:drawing>
+      </w:r>
+    </w:p>
+    <w:p>
+      <w:pPr>
+        <w:rPr>
+          <w:rFonts w:ascii="Times New Roman" w:hAnsi="Times New Roman" w:cs="Times New Roman"/>
+          <w:sz w:val="26"/>
+          <w:szCs w:val="26"/>
+          <w:lang w:val="vi-VN"/>
+        </w:rPr>
+      </w:pPr>
+      <w:r>
+        <w:rPr>
+          <w:rFonts w:ascii="Times New Roman" w:hAnsi="Times New Roman" w:cs="Times New Roman"/>
+          <w:noProof/>
+          <w:sz w:val="26"/>
+          <w:szCs w:val="26"/>
+          <w:lang w:val="vi-VN"/>
+        </w:rPr>
+        <w:drawing>
+          <wp:inline distT="0" distB="0" distL="0" distR="0" wp14:anchorId="08F6873A" wp14:editId="1C8FE4E0">
+            <wp:extent cx="5943600" cy="3494405"/>
+            <wp:effectExtent l="0" t="0" r="0" b="0"/>
+            <wp:docPr id="12" name="Picture 12"/>
+            <wp:cNvGraphicFramePr>
+              <a:graphicFrameLocks xmlns:a="http://schemas.openxmlformats.org/drawingml/2006/main" noChangeAspect="1"/>
+            </wp:cNvGraphicFramePr>
+            <a:graphic xmlns:a="http://schemas.openxmlformats.org/drawingml/2006/main">
+              <a:graphicData uri="http://schemas.openxmlformats.org/drawingml/2006/picture">
+                <pic:pic xmlns:pic="http://schemas.openxmlformats.org/drawingml/2006/picture">
+                  <pic:nvPicPr>
+                    <pic:cNvPr id="1" name=""/>
+                    <pic:cNvPicPr/>
+                  </pic:nvPicPr>
+                  <pic:blipFill>
+                    <a:blip r:embed="rId33"/>
+                    <a:stretch>
+                      <a:fillRect/>
+                    </a:stretch>
+                  </pic:blipFill>
+                  <pic:spPr>
+                    <a:xfrm>
+                      <a:off x="0" y="0"/>
+                      <a:ext cx="5943600" cy="3494405"/>
+                    </a:xfrm>
+                    <a:prstGeom prst="rect">
+                      <a:avLst/>
+                    </a:prstGeom>
+                  </pic:spPr>
+                </pic:pic>
+              </a:graphicData>
+            </a:graphic>
+          </wp:inline>
+        </w:drawing>
+      </w:r>
+    </w:p>
+    <w:p>
+      <w:pPr>
+        <w:rPr>
+          <w:rFonts w:ascii="Times New Roman" w:hAnsi="Times New Roman" w:cs="Times New Roman"/>
+          <w:sz w:val="26"/>
+          <w:szCs w:val="26"/>
+          <w:lang w:val="vi-VN"/>
+        </w:rPr>
+      </w:pPr>
+      <w:r>
+        <w:rPr>
+          <w:rFonts w:ascii="Times New Roman" w:hAnsi="Times New Roman" w:cs="Times New Roman"/>
+          <w:noProof/>
+          <w:sz w:val="26"/>
+          <w:szCs w:val="26"/>
+          <w:lang w:val="vi-VN"/>
+        </w:rPr>
+        <w:lastRenderedPageBreak/>
+        <w:drawing>
+          <wp:inline distT="0" distB="0" distL="0" distR="0" wp14:anchorId="6FC2F3F1" wp14:editId="5267D39C">
+            <wp:extent cx="5943600" cy="4338320"/>
+            <wp:effectExtent l="0" t="0" r="0" b="5080"/>
+            <wp:docPr id="14" name="Picture 14"/>
+            <wp:cNvGraphicFramePr>
+              <a:graphicFrameLocks xmlns:a="http://schemas.openxmlformats.org/drawingml/2006/main" noChangeAspect="1"/>
+            </wp:cNvGraphicFramePr>
+            <a:graphic xmlns:a="http://schemas.openxmlformats.org/drawingml/2006/main">
+              <a:graphicData uri="http://schemas.openxmlformats.org/drawingml/2006/picture">
+                <pic:pic xmlns:pic="http://schemas.openxmlformats.org/drawingml/2006/picture">
+                  <pic:nvPicPr>
+                    <pic:cNvPr id="1" name=""/>
+                    <pic:cNvPicPr/>
+                  </pic:nvPicPr>
+                  <pic:blipFill>
+                    <a:blip r:embed="rId34"/>
+                    <a:stretch>
+                      <a:fillRect/>
+                    </a:stretch>
+                  </pic:blipFill>
+                  <pic:spPr>
+                    <a:xfrm>
+                      <a:off x="0" y="0"/>
+                      <a:ext cx="5943600" cy="4338320"/>
+                    </a:xfrm>
+                    <a:prstGeom prst="rect">
+                      <a:avLst/>
+                    </a:prstGeom>
+                  </pic:spPr>
+                </pic:pic>
+              </a:graphicData>
+            </a:graphic>
+          </wp:inline>
+        </w:drawing>
+      </w:r>
+    </w:p>
+    <w:p>
+      <w:pPr>
+        <w:rPr>
+          <w:lang w:val="vi-VN"/>
+        </w:rPr>
+      </w:pPr>
+      <w:r>
+        <w:t>2. Đóng kết nối</w:t>
+      </w:r>
+    </w:p>
+    <w:p>
+      <w:pPr>
+        <w:rPr>
+          <w:lang w:val="vi-VN"/>
+        </w:rPr>
+      </w:pPr>
+      <w:r>
+        <w:rPr>
+          <w:noProof/>
+          <w:lang w:val="vi-VN"/>
+        </w:rPr>
+        <w:lastRenderedPageBreak/>
+        <w:drawing>
+          <wp:inline distT="0" distB="0" distL="0" distR="0" wp14:anchorId="498150FB" wp14:editId="6B9F9D6C">
+            <wp:extent cx="5943600" cy="3462655"/>
+            <wp:effectExtent l="0" t="0" r="0" b="4445"/>
+            <wp:docPr id="13" name="Picture 13"/>
+            <wp:cNvGraphicFramePr>
+              <a:graphicFrameLocks xmlns:a="http://schemas.openxmlformats.org/drawingml/2006/main" noChangeAspect="1"/>
+            </wp:cNvGraphicFramePr>
+            <a:graphic xmlns:a="http://schemas.openxmlformats.org/drawingml/2006/main">
+              <a:graphicData uri="http://schemas.openxmlformats.org/drawingml/2006/picture">
+                <pic:pic xmlns:pic="http://schemas.openxmlformats.org/drawingml/2006/picture">
+                  <pic:nvPicPr>
+                    <pic:cNvPr id="1" name=""/>
+                    <pic:cNvPicPr/>
+                  </pic:nvPicPr>
+                  <pic:blipFill>
+                    <a:blip r:embed="rId35"/>
+                    <a:stretch>
+                      <a:fillRect/>
+                    </a:stretch>
+                  </pic:blipFill>
+                  <pic:spPr>
+                    <a:xfrm>
+                      <a:off x="0" y="0"/>
+                      <a:ext cx="5943600" cy="3462655"/>
+                    </a:xfrm>
+                    <a:prstGeom prst="rect">
+                      <a:avLst/>
+                    </a:prstGeom>
+                  </pic:spPr>
+                </pic:pic>
+              </a:graphicData>
+            </a:graphic>
+          </wp:inline>
+        </w:drawing>
+      </w:r>
+    </w:p>
+    <w:p>
+      <w:pPr>
+        <w:rPr>
+          <w:lang w:val="vi-VN"/>
+        </w:rPr>
+      </w:pPr>
+      <w:r>
+        <w:rPr>
+          <w:noProof/>
+          <w:lang w:val="vi-VN"/>
+        </w:rPr>
+        <w:drawing>
+          <wp:inline distT="0" distB="0" distL="0" distR="0" wp14:anchorId="1C44949E" wp14:editId="0E0620FB">
+            <wp:extent cx="5734850" cy="4267796"/>
+            <wp:effectExtent l="0" t="0" r="0" b="0"/>
+            <wp:docPr id="15" name="Picture 15"/>
+            <wp:cNvGraphicFramePr>
+              <a:graphicFrameLocks xmlns:a="http://schemas.openxmlformats.org/drawingml/2006/main" noChangeAspect="1"/>
+            </wp:cNvGraphicFramePr>
+            <a:graphic xmlns:a="http://schemas.openxmlformats.org/drawingml/2006/main">
+              <a:graphicData uri="http://schemas.openxmlformats.org/drawingml/2006/picture">
+                <pic:pic xmlns:pic="http://schemas.openxmlformats.org/drawingml/2006/picture">
+                  <pic:nvPicPr>
+                    <pic:cNvPr id="1" name=""/>
+                    <pic:cNvPicPr/>
+                  </pic:nvPicPr>
+                  <pic:blipFill>
+                    <a:blip r:embed="rId36"/>
+                    <a:stretch>
+                      <a:fillRect/>
+                    </a:stretch>
+                  </pic:blipFill>
+                  <pic:spPr>
+                    <a:xfrm>
+                      <a:off x="0" y="0"/>
+                      <a:ext cx="5734850" cy="4267796"/>
+                    </a:xfrm>
+                    <a:prstGeom prst="rect">
+                      <a:avLst/>
+                    </a:prstGeom>
+                  </pic:spPr>
+                </pic:pic>
+              </a:graphicData>
+            </a:graphic>
+          </wp:inline>
+        </w:drawing>
+      </w:r>
+    </w:p>
+    <w:p>
+      <w:pPr>
+        <w:rPr>
+          <w:lang w:val="vi-VN"/>
+        </w:rPr>
+      </w:pPr>
+    </w:p>
+    <w:p>
+      <w:pPr>
+        <w:rPr>
+          <w:b/>
+          <w:bCs/>
+          <w:lang w:val="vi-VN"/>
+        </w:rPr>
+      </w:pPr>
+      <w:r>
+        <w:rPr>
+          <w:b/>
+          <w:bCs/>
+        </w:rPr>
+        <w:lastRenderedPageBreak/>
+        <w:t>Thực hành 2: Truy vấn dữ liệu</w:t>
+      </w:r>
+    </w:p>
+    <w:p>
+      <w:pPr>
+        <w:rPr>
+          <w:b/>
+          <w:bCs/>
+          <w:lang w:val="vi-VN"/>
+        </w:rPr>
+      </w:pPr>
+      <w:r>
+        <w:rPr>
+          <w:b/>
+          <w:bCs/>
+        </w:rPr>
+        <w:t xml:space="preserve">1. Truy vấn lấy 1 giá trị </w:t>
+      </w:r>
+    </w:p>
+    <w:p>
+      <w:pPr>
+        <w:rPr>
+          <w:lang w:val="vi-VN"/>
+        </w:rPr>
+      </w:pPr>
+      <w:r>
+        <w:t xml:space="preserve">− Để truy vấn lấy 1 giá trị, ta dùng hàm ExecuteScalar. </w:t>
+      </w:r>
+    </w:p>
+    <w:p>
+      <w:pPr>
+        <w:rPr>
+          <w:lang w:val="vi-VN"/>
+        </w:rPr>
+      </w:pPr>
+      <w:r>
+        <w:t>− Ví dụ: Đếm số lượng sinh viên trong bảng SinhVien</w:t>
+      </w:r>
+    </w:p>
+    <w:p>
+      <w:pPr>
+        <w:rPr>
+          <w:lang w:val="vi-VN"/>
+        </w:rPr>
+      </w:pPr>
+      <w:r>
+        <w:rPr>
+          <w:noProof/>
+          <w:lang w:val="vi-VN"/>
+        </w:rPr>
+        <w:drawing>
+          <wp:inline distT="0" distB="0" distL="0" distR="0" wp14:anchorId="4E72A7BD" wp14:editId="75B096C8">
+            <wp:extent cx="5732890" cy="3934625"/>
+            <wp:effectExtent l="0" t="0" r="1270" b="8890"/>
+            <wp:docPr id="16" name="Picture 16"/>
+            <wp:cNvGraphicFramePr>
+              <a:graphicFrameLocks xmlns:a="http://schemas.openxmlformats.org/drawingml/2006/main" noChangeAspect="1"/>
+            </wp:cNvGraphicFramePr>
+            <a:graphic xmlns:a="http://schemas.openxmlformats.org/drawingml/2006/main">
+              <a:graphicData uri="http://schemas.openxmlformats.org/drawingml/2006/picture">
+                <pic:pic xmlns:pic="http://schemas.openxmlformats.org/drawingml/2006/picture">
+                  <pic:nvPicPr>
+                    <pic:cNvPr id="1" name=""/>
+                    <pic:cNvPicPr/>
+                  </pic:nvPicPr>
+                  <pic:blipFill>
+                    <a:blip r:embed="rId37"/>
+                    <a:stretch>
+                      <a:fillRect/>
+                    </a:stretch>
+                  </pic:blipFill>
+                  <pic:spPr>
+                    <a:xfrm>
+                      <a:off x="0" y="0"/>
+                      <a:ext cx="5734452" cy="3935697"/>
+                    </a:xfrm>
+                    <a:prstGeom prst="rect">
+                      <a:avLst/>
+                    </a:prstGeom>
+                  </pic:spPr>
+                </pic:pic>
+              </a:graphicData>
+            </a:graphic>
+          </wp:inline>
+        </w:drawing>
+      </w:r>
+    </w:p>
+    <w:p>
+      <w:pPr>
+        <w:rPr>
+          <w:lang w:val="vi-VN"/>
+        </w:rPr>
+      </w:pPr>
+      <w:r>
+        <w:rPr>
+          <w:noProof/>
+          <w:lang w:val="vi-VN"/>
+        </w:rPr>
+        <w:lastRenderedPageBreak/>
+        <w:drawing>
+          <wp:inline distT="0" distB="0" distL="0" distR="0" wp14:anchorId="34B49F49" wp14:editId="5A06DB14">
+            <wp:extent cx="5943600" cy="3455035"/>
+            <wp:effectExtent l="0" t="0" r="0" b="0"/>
+            <wp:docPr id="17" name="Picture 17"/>
+            <wp:cNvGraphicFramePr>
+              <a:graphicFrameLocks xmlns:a="http://schemas.openxmlformats.org/drawingml/2006/main" noChangeAspect="1"/>
+            </wp:cNvGraphicFramePr>
+            <a:graphic xmlns:a="http://schemas.openxmlformats.org/drawingml/2006/main">
+              <a:graphicData uri="http://schemas.openxmlformats.org/drawingml/2006/picture">
+                <pic:pic xmlns:pic="http://schemas.openxmlformats.org/drawingml/2006/picture">
+                  <pic:nvPicPr>
+                    <pic:cNvPr id="1" name=""/>
+                    <pic:cNvPicPr/>
+                  </pic:nvPicPr>
+                  <pic:blipFill>
+                    <a:blip r:embed="rId38"/>
+                    <a:stretch>
+                      <a:fillRect/>
+                    </a:stretch>
+                  </pic:blipFill>
+                  <pic:spPr>
+                    <a:xfrm>
+                      <a:off x="0" y="0"/>
+                      <a:ext cx="5943600" cy="3455035"/>
+                    </a:xfrm>
+                    <a:prstGeom prst="rect">
+                      <a:avLst/>
+                    </a:prstGeom>
+                  </pic:spPr>
+                </pic:pic>
+              </a:graphicData>
+            </a:graphic>
+          </wp:inline>
+        </w:drawing>
+      </w:r>
+    </w:p>
+    <w:p>
+      <w:pPr>
+        <w:rPr>
+          <w:lang w:val="vi-VN"/>
+        </w:rPr>
+      </w:pPr>
+      <w:r>
+        <w:rPr>
+          <w:noProof/>
+          <w:lang w:val="vi-VN"/>
+        </w:rPr>
+        <w:drawing>
+          <wp:inline distT="0" distB="0" distL="0" distR="0" wp14:anchorId="4F8A33C5" wp14:editId="03F0E2E3">
+            <wp:extent cx="5239481" cy="2457793"/>
+            <wp:effectExtent l="0" t="0" r="0" b="0"/>
+            <wp:docPr id="18" name="Picture 18"/>
+            <wp:cNvGraphicFramePr>
+              <a:graphicFrameLocks xmlns:a="http://schemas.openxmlformats.org/drawingml/2006/main" noChangeAspect="1"/>
+            </wp:cNvGraphicFramePr>
+            <a:graphic xmlns:a="http://schemas.openxmlformats.org/drawingml/2006/main">
+              <a:graphicData uri="http://schemas.openxmlformats.org/drawingml/2006/picture">
+                <pic:pic xmlns:pic="http://schemas.openxmlformats.org/drawingml/2006/picture">
+                  <pic:nvPicPr>
+                    <pic:cNvPr id="1" name=""/>
+                    <pic:cNvPicPr/>
+                  </pic:nvPicPr>
+                  <pic:blipFill>
+                    <a:blip r:embed="rId39"/>
+                    <a:stretch>
+                      <a:fillRect/>
+                    </a:stretch>
+                  </pic:blipFill>
+                  <pic:spPr>
+                    <a:xfrm>
+                      <a:off x="0" y="0"/>
+                      <a:ext cx="5239481" cy="2457793"/>
+                    </a:xfrm>
+                    <a:prstGeom prst="rect">
+                      <a:avLst/>
+                    </a:prstGeom>
+                  </pic:spPr>
+                </pic:pic>
+              </a:graphicData>
+            </a:graphic>
+          </wp:inline>
+        </w:drawing>
+      </w:r>
+    </w:p>
+    <w:p>
+      <w:pPr>
+        <w:rPr>
+          <w:b/>
+          <w:bCs/>
+        </w:rPr>
+      </w:pPr>
+      <w:r>
+        <w:rPr>
+          <w:b/>
+          <w:bCs/>
+        </w:rPr>
+        <w:br w:type="page"/>
+      </w:r>
+    </w:p>
+    <w:p>
+      <w:pPr>
+        <w:rPr>
+          <w:b/>
+          <w:bCs/>
+          <w:lang w:val="vi-VN"/>
+        </w:rPr>
+      </w:pPr>
+      <w:r>
+        <w:rPr>
+          <w:b/>
+          <w:bCs/>
+        </w:rPr>
+        <w:lastRenderedPageBreak/>
+        <w:t xml:space="preserve">2. Truy vấn lấy 1 dòng dữ liệu </w:t>
+      </w:r>
+    </w:p>
+    <w:p>
+      <w:pPr>
+        <w:rPr>
+          <w:lang w:val="vi-VN"/>
+        </w:rPr>
+      </w:pPr>
+      <w:r>
+        <w:t xml:space="preserve">Để thực hiện truy vấn lấy 1 dòng dữ liệu, ta dùng hàm ExecuteReader. </w:t>
+      </w:r>
+    </w:p>
+    <w:p>
+      <w:pPr>
+        <w:rPr>
+          <w:lang w:val="vi-VN"/>
+        </w:rPr>
+      </w:pPr>
+      <w:r>
+        <w:t>Ví dụ: Lấy thông tin của sinh viên có mã là 0200000004.</w:t>
+      </w:r>
+    </w:p>
+    <w:p>
+      <w:pPr>
+        <w:rPr>
+          <w:lang w:val="vi-VN"/>
+        </w:rPr>
+      </w:pPr>
+      <w:r>
+        <w:rPr>
+          <w:noProof/>
+          <w:lang w:val="vi-VN"/>
+        </w:rPr>
+        <w:drawing>
+          <wp:inline distT="0" distB="0" distL="0" distR="0" wp14:anchorId="476F61BE" wp14:editId="7A5EB967">
+            <wp:extent cx="5943600" cy="3345180"/>
+            <wp:effectExtent l="0" t="0" r="0" b="7620"/>
+            <wp:docPr id="19" name="Picture 19"/>
+            <wp:cNvGraphicFramePr>
+              <a:graphicFrameLocks xmlns:a="http://schemas.openxmlformats.org/drawingml/2006/main" noChangeAspect="1"/>
+            </wp:cNvGraphicFramePr>
+            <a:graphic xmlns:a="http://schemas.openxmlformats.org/drawingml/2006/main">
+              <a:graphicData uri="http://schemas.openxmlformats.org/drawingml/2006/picture">
+                <pic:pic xmlns:pic="http://schemas.openxmlformats.org/drawingml/2006/picture">
+                  <pic:nvPicPr>
+                    <pic:cNvPr id="1" name=""/>
+                    <pic:cNvPicPr/>
+                  </pic:nvPicPr>
+                  <pic:blipFill>
+                    <a:blip r:embed="rId40"/>
+                    <a:stretch>
+                      <a:fillRect/>
+                    </a:stretch>
+                  </pic:blipFill>
+                  <pic:spPr>
+                    <a:xfrm>
+                      <a:off x="0" y="0"/>
+                      <a:ext cx="5943600" cy="3345180"/>
+                    </a:xfrm>
+                    <a:prstGeom prst="rect">
+                      <a:avLst/>
+                    </a:prstGeom>
+                  </pic:spPr>
+                </pic:pic>
+              </a:graphicData>
+            </a:graphic>
+          </wp:inline>
+        </w:drawing>
+      </w:r>
+    </w:p>
+    <w:p>
+      <w:pPr>
+        <w:jc w:val="center"/>
+        <w:rPr>
+          <w:lang w:val="vi-VN"/>
+        </w:rPr>
+      </w:pPr>
+      <w:r>
+        <w:rPr>
+          <w:noProof/>
+          <w:lang w:val="vi-VN"/>
+        </w:rPr>
+        <w:drawing>
+          <wp:inline distT="0" distB="0" distL="0" distR="0" wp14:anchorId="1DB723F1" wp14:editId="15EA89D4">
+            <wp:extent cx="4258269" cy="2943636"/>
+            <wp:effectExtent l="0" t="0" r="0" b="9525"/>
+            <wp:docPr id="20" name="Picture 20"/>
+            <wp:cNvGraphicFramePr>
+              <a:graphicFrameLocks xmlns:a="http://schemas.openxmlformats.org/drawingml/2006/main" noChangeAspect="1"/>
+            </wp:cNvGraphicFramePr>
+            <a:graphic xmlns:a="http://schemas.openxmlformats.org/drawingml/2006/main">
+              <a:graphicData uri="http://schemas.openxmlformats.org/drawingml/2006/picture">
+                <pic:pic xmlns:pic="http://schemas.openxmlformats.org/drawingml/2006/picture">
+                  <pic:nvPicPr>
+                    <pic:cNvPr id="1" name=""/>
+                    <pic:cNvPicPr/>
+                  </pic:nvPicPr>
+                  <pic:blipFill>
+                    <a:blip r:embed="rId41"/>
+                    <a:stretch>
+                      <a:fillRect/>
+                    </a:stretch>
+                  </pic:blipFill>
+                  <pic:spPr>
+                    <a:xfrm>
+                      <a:off x="0" y="0"/>
+                      <a:ext cx="4258269" cy="2943636"/>
+                    </a:xfrm>
+                    <a:prstGeom prst="rect">
+                      <a:avLst/>
+                    </a:prstGeom>
+                  </pic:spPr>
+                </pic:pic>
+              </a:graphicData>
+            </a:graphic>
+          </wp:inline>
+        </w:drawing>
+      </w:r>
+    </w:p>
+    <w:p>
+      <w:pPr>
+        <w:rPr>
+          <w:lang w:val="vi-VN"/>
+        </w:rPr>
+      </w:pPr>
+      <w:r>
+        <w:rPr>
+          <w:lang w:val="vi-VN"/>
+        </w:rPr>
+        <w:br w:type="page"/>
+      </w:r>
+    </w:p>
+    <w:p>
+      <w:pPr>
+        <w:rPr>
+          <w:b/>
+          <w:bCs/>
+          <w:lang w:val="vi-VN"/>
+        </w:rPr>
+      </w:pPr>
+      <w:r>
+        <w:rPr>
+          <w:b/>
+          <w:bCs/>
+        </w:rPr>
+        <w:lastRenderedPageBreak/>
+        <w:t>3. Truy vấn lấy nhiều dòng dữ liệu</w:t>
+      </w:r>
+    </w:p>
+    <w:p>
+      <w:pPr>
+        <w:rPr>
+          <w:lang w:val="vi-VN"/>
+        </w:rPr>
+      </w:pPr>
+      <w:r>
+        <w:t xml:space="preserve">− Để thực hiện truy vấn lấy nhiều dòng dữ liệu, ta dùng hàm ExecuteReader. </w:t>
+      </w:r>
+    </w:p>
+    <w:p>
+      <w:pPr>
+        <w:rPr>
+          <w:lang w:val="vi-VN"/>
+        </w:rPr>
+      </w:pPr>
+      <w:r>
+        <w:t>− Ví dụ: Hiển thị danh sách thông tin các sinh viên trong bảng SinhVien.</w:t>
+      </w:r>
+    </w:p>
+    <w:p>
+      <w:pPr>
+        <w:rPr>
+          <w:lang w:val="vi-VN"/>
+        </w:rPr>
+      </w:pPr>
+      <w:r>
+        <w:rPr>
+          <w:noProof/>
+          <w:lang w:val="vi-VN"/>
+        </w:rPr>
+        <w:drawing>
+          <wp:inline distT="0" distB="0" distL="0" distR="0" wp14:anchorId="11DE1EA8" wp14:editId="53EC4BCA">
+            <wp:extent cx="5943600" cy="3370580"/>
+            <wp:effectExtent l="0" t="0" r="0" b="1270"/>
+            <wp:docPr id="21" name="Picture 21"/>
+            <wp:cNvGraphicFramePr>
+              <a:graphicFrameLocks xmlns:a="http://schemas.openxmlformats.org/drawingml/2006/main" noChangeAspect="1"/>
+            </wp:cNvGraphicFramePr>
+            <a:graphic xmlns:a="http://schemas.openxmlformats.org/drawingml/2006/main">
+              <a:graphicData uri="http://schemas.openxmlformats.org/drawingml/2006/picture">
+                <pic:pic xmlns:pic="http://schemas.openxmlformats.org/drawingml/2006/picture">
+                  <pic:nvPicPr>
+                    <pic:cNvPr id="1" name=""/>
+                    <pic:cNvPicPr/>
+                  </pic:nvPicPr>
+                  <pic:blipFill>
+                    <a:blip r:embed="rId42"/>
+                    <a:stretch>
+                      <a:fillRect/>
+                    </a:stretch>
+                  </pic:blipFill>
+                  <pic:spPr>
+                    <a:xfrm>
+                      <a:off x="0" y="0"/>
+                      <a:ext cx="5943600" cy="3370580"/>
+                    </a:xfrm>
+                    <a:prstGeom prst="rect">
+                      <a:avLst/>
+                    </a:prstGeom>
+                  </pic:spPr>
+                </pic:pic>
+              </a:graphicData>
+            </a:graphic>
+          </wp:inline>
+        </w:drawing>
+      </w:r>
+    </w:p>
+    <w:p>
+      <w:pPr>
+        <w:jc w:val="center"/>
+        <w:rPr>
+          <w:lang w:val="vi-VN"/>
+        </w:rPr>
+      </w:pPr>
+      <w:r>
+        <w:rPr>
+          <w:noProof/>
+          <w:lang w:val="vi-VN"/>
+        </w:rPr>
+        <w:drawing>
+          <wp:inline distT="0" distB="0" distL="0" distR="0" wp14:anchorId="2B412B90" wp14:editId="7E31067B">
+            <wp:extent cx="5601482" cy="3019846"/>
+            <wp:effectExtent l="0" t="0" r="0" b="9525"/>
+            <wp:docPr id="22" name="Picture 22"/>
+            <wp:cNvGraphicFramePr>
+              <a:graphicFrameLocks xmlns:a="http://schemas.openxmlformats.org/drawingml/2006/main" noChangeAspect="1"/>
+            </wp:cNvGraphicFramePr>
+            <a:graphic xmlns:a="http://schemas.openxmlformats.org/drawingml/2006/main">
+              <a:graphicData uri="http://schemas.openxmlformats.org/drawingml/2006/picture">
+                <pic:pic xmlns:pic="http://schemas.openxmlformats.org/drawingml/2006/picture">
+                  <pic:nvPicPr>
+                    <pic:cNvPr id="1" name=""/>
+                    <pic:cNvPicPr/>
+                  </pic:nvPicPr>
+                  <pic:blipFill>
+                    <a:blip r:embed="rId43"/>
+                    <a:stretch>
+                      <a:fillRect/>
+                    </a:stretch>
+                  </pic:blipFill>
+                  <pic:spPr>
+                    <a:xfrm>
+                      <a:off x="0" y="0"/>
                       <a:ext cx="5601482" cy="3019846"/>
                     </a:xfrm>
                     <a:prstGeom prst="rect">
@@ -1637,6 +3855,216 @@
           <w:lang w:val="vi-VN"/>
         </w:rPr>
       </w:pPr>
+    </w:p>
+    <w:p>
+      <w:pPr>
+        <w:rPr>
+          <w:lang w:val="vi-VN"/>
+        </w:rPr>
+      </w:pPr>
+      <w:r>
+        <w:rPr>
+          <w:lang w:val="vi-VN"/>
+        </w:rPr>
+        <w:drawing>
+          <wp:inline distT="0" distB="0" distL="0" distR="0" wp14:anchorId="7C6FFF17" wp14:editId="6F9A0E4A">
+            <wp:extent cx="5315692" cy="4048690"/>
+            <wp:effectExtent l="0" t="0" r="0" b="9525"/>
+            <wp:docPr id="41" name="Picture 41"/>
+            <wp:cNvGraphicFramePr>
+              <a:graphicFrameLocks xmlns:a="http://schemas.openxmlformats.org/drawingml/2006/main" noChangeAspect="1"/>
+            </wp:cNvGraphicFramePr>
+            <a:graphic xmlns:a="http://schemas.openxmlformats.org/drawingml/2006/main">
+              <a:graphicData uri="http://schemas.openxmlformats.org/drawingml/2006/picture">
+                <pic:pic xmlns:pic="http://schemas.openxmlformats.org/drawingml/2006/picture">
+                  <pic:nvPicPr>
+                    <pic:cNvPr id="1" name=""/>
+                    <pic:cNvPicPr/>
+                  </pic:nvPicPr>
+                  <pic:blipFill>
+                    <a:blip r:embed="rId44"/>
+                    <a:stretch>
+                      <a:fillRect/>
+                    </a:stretch>
+                  </pic:blipFill>
+                  <pic:spPr>
+                    <a:xfrm>
+                      <a:off x="0" y="0"/>
+                      <a:ext cx="5315692" cy="4048690"/>
+                    </a:xfrm>
+                    <a:prstGeom prst="rect">
+                      <a:avLst/>
+                    </a:prstGeom>
+                  </pic:spPr>
+                </pic:pic>
+              </a:graphicData>
+            </a:graphic>
+          </wp:inline>
+        </w:drawing>
+      </w:r>
+    </w:p>
+    <w:p>
+      <w:pPr>
+        <w:rPr>
+          <w:lang w:val="vi-VN"/>
+        </w:rPr>
+      </w:pPr>
+      <w:r>
+        <w:rPr>
+          <w:lang w:val="vi-VN"/>
+        </w:rPr>
+        <w:drawing>
+          <wp:inline distT="0" distB="0" distL="0" distR="0" wp14:anchorId="20D689FC" wp14:editId="63ED265A">
+            <wp:extent cx="5943600" cy="2931795"/>
+            <wp:effectExtent l="0" t="0" r="0" b="1905"/>
+            <wp:docPr id="42" name="Picture 42"/>
+            <wp:cNvGraphicFramePr>
+              <a:graphicFrameLocks xmlns:a="http://schemas.openxmlformats.org/drawingml/2006/main" noChangeAspect="1"/>
+            </wp:cNvGraphicFramePr>
+            <a:graphic xmlns:a="http://schemas.openxmlformats.org/drawingml/2006/main">
+              <a:graphicData uri="http://schemas.openxmlformats.org/drawingml/2006/picture">
+                <pic:pic xmlns:pic="http://schemas.openxmlformats.org/drawingml/2006/picture">
+                  <pic:nvPicPr>
+                    <pic:cNvPr id="1" name=""/>
+                    <pic:cNvPicPr/>
+                  </pic:nvPicPr>
+                  <pic:blipFill>
+                    <a:blip r:embed="rId45"/>
+                    <a:stretch>
+                      <a:fillRect/>
+                    </a:stretch>
+                  </pic:blipFill>
+                  <pic:spPr>
+                    <a:xfrm>
+                      <a:off x="0" y="0"/>
+                      <a:ext cx="5943600" cy="2931795"/>
+                    </a:xfrm>
+                    <a:prstGeom prst="rect">
+                      <a:avLst/>
+                    </a:prstGeom>
+                  </pic:spPr>
+                </pic:pic>
+              </a:graphicData>
+            </a:graphic>
+          </wp:inline>
+        </w:drawing>
+      </w:r>
+    </w:p>
+    <w:p>
+      <w:pPr>
+        <w:rPr>
+          <w:b/>
+          <w:bCs/>
+          <w:lang w:val="vi-VN"/>
+        </w:rPr>
+      </w:pPr>
+      <w:r>
+        <w:rPr>
+          <w:b/>
+          <w:bCs/>
+          <w:lang w:val="vi-VN"/>
+        </w:rPr>
+        <w:lastRenderedPageBreak/>
+        <w:t>Áp dụng: Hiển thị danh sách sinh viên theo mã lớp.</w:t>
+      </w:r>
+    </w:p>
+    <w:p>
+      <w:pPr>
+        <w:rPr>
+          <w:b/>
+          <w:bCs/>
+          <w:lang w:val="vi-VN"/>
+        </w:rPr>
+      </w:pPr>
+      <w:r>
+        <w:rPr>
+          <w:b/>
+          <w:bCs/>
+          <w:lang w:val="vi-VN"/>
+        </w:rPr>
+        <w:drawing>
+          <wp:inline distT="0" distB="0" distL="0" distR="0" wp14:anchorId="5DDFD97E" wp14:editId="4FF783E7">
+            <wp:extent cx="5943600" cy="2661285"/>
+            <wp:effectExtent l="0" t="0" r="0" b="5715"/>
+            <wp:docPr id="44" name="Picture 44"/>
+            <wp:cNvGraphicFramePr>
+              <a:graphicFrameLocks xmlns:a="http://schemas.openxmlformats.org/drawingml/2006/main" noChangeAspect="1"/>
+            </wp:cNvGraphicFramePr>
+            <a:graphic xmlns:a="http://schemas.openxmlformats.org/drawingml/2006/main">
+              <a:graphicData uri="http://schemas.openxmlformats.org/drawingml/2006/picture">
+                <pic:pic xmlns:pic="http://schemas.openxmlformats.org/drawingml/2006/picture">
+                  <pic:nvPicPr>
+                    <pic:cNvPr id="1" name=""/>
+                    <pic:cNvPicPr/>
+                  </pic:nvPicPr>
+                  <pic:blipFill>
+                    <a:blip r:embed="rId46"/>
+                    <a:stretch>
+                      <a:fillRect/>
+                    </a:stretch>
+                  </pic:blipFill>
+                  <pic:spPr>
+                    <a:xfrm>
+                      <a:off x="0" y="0"/>
+                      <a:ext cx="5943600" cy="2661285"/>
+                    </a:xfrm>
+                    <a:prstGeom prst="rect">
+                      <a:avLst/>
+                    </a:prstGeom>
+                  </pic:spPr>
+                </pic:pic>
+              </a:graphicData>
+            </a:graphic>
+          </wp:inline>
+        </w:drawing>
+      </w:r>
+    </w:p>
+    <w:p>
+      <w:pPr>
+        <w:rPr>
+          <w:lang w:val="vi-VN"/>
+        </w:rPr>
+      </w:pPr>
+      <w:r>
+        <w:rPr>
+          <w:lang w:val="vi-VN"/>
+        </w:rPr>
+        <w:drawing>
+          <wp:inline distT="0" distB="0" distL="0" distR="0" wp14:anchorId="3D46CD11" wp14:editId="607660BE">
+            <wp:extent cx="5943600" cy="3400425"/>
+            <wp:effectExtent l="0" t="0" r="0" b="9525"/>
+            <wp:docPr id="43" name="Picture 43"/>
+            <wp:cNvGraphicFramePr>
+              <a:graphicFrameLocks xmlns:a="http://schemas.openxmlformats.org/drawingml/2006/main" noChangeAspect="1"/>
+            </wp:cNvGraphicFramePr>
+            <a:graphic xmlns:a="http://schemas.openxmlformats.org/drawingml/2006/main">
+              <a:graphicData uri="http://schemas.openxmlformats.org/drawingml/2006/picture">
+                <pic:pic xmlns:pic="http://schemas.openxmlformats.org/drawingml/2006/picture">
+                  <pic:nvPicPr>
+                    <pic:cNvPr id="1" name=""/>
+                    <pic:cNvPicPr/>
+                  </pic:nvPicPr>
+                  <pic:blipFill>
+                    <a:blip r:embed="rId47"/>
+                    <a:stretch>
+                      <a:fillRect/>
+                    </a:stretch>
+                  </pic:blipFill>
+                  <pic:spPr>
+                    <a:xfrm>
+                      <a:off x="0" y="0"/>
+                      <a:ext cx="5943600" cy="3400425"/>
+                    </a:xfrm>
+                    <a:prstGeom prst="rect">
+                      <a:avLst/>
+                    </a:prstGeom>
+                  </pic:spPr>
+                </pic:pic>
+              </a:graphicData>
+            </a:graphic>
+          </wp:inline>
+        </w:drawing>
+      </w:r>
     </w:p>
     <w:sectPr>
       <w:pgSz w:w="12240" w:h="15840"/>
@@ -2237,6 +4665,7 @@
   <w:style w:type="paragraph" w:default="1" w:styleId="Normal">
     <w:name w:val="Normal"/>
     <w:qFormat/>
+    <w:rsid w:val="00572823"/>
   </w:style>
   <w:style w:type="paragraph" w:styleId="Heading1">
     <w:name w:val="heading 1"/>

--- a/1150080143_VoAnhKiet_CNPM2.docx
+++ b/1150080143_VoAnhKiet_CNPM2.docx
@@ -265,6 +265,7 @@
       <w:r>
         <w:rPr>
           <w:rFonts w:ascii="Times New Roman" w:hAnsi="Times New Roman" w:cs="Times New Roman"/>
+          <w:noProof/>
           <w:sz w:val="32"/>
           <w:szCs w:val="32"/>
         </w:rPr>
@@ -370,7 +371,7 @@
           <w:lang w:val="vi-VN"/>
         </w:rPr>
         <w:drawing>
-          <wp:inline distT="0" distB="0" distL="0" distR="0" wp14:anchorId="09A4B567" wp14:editId="189F4EFC">
+          <wp:inline distT="0" distB="0" distL="0" distR="0" wp14:anchorId="09A4B567" wp14:editId="5FC28107">
             <wp:extent cx="5937250" cy="3187700"/>
             <wp:effectExtent l="0" t="0" r="6350" b="0"/>
             <wp:docPr id="33" name="Picture 33"/>
@@ -459,6 +460,7 @@
       <w:r>
         <w:rPr>
           <w:rFonts w:ascii="Times New Roman" w:hAnsi="Times New Roman" w:cs="Times New Roman"/>
+          <w:noProof/>
           <w:sz w:val="32"/>
           <w:szCs w:val="32"/>
         </w:rPr>
@@ -540,6 +542,7 @@
       <w:r>
         <w:rPr>
           <w:rFonts w:ascii="Times New Roman" w:hAnsi="Times New Roman" w:cs="Times New Roman"/>
+          <w:noProof/>
           <w:sz w:val="32"/>
           <w:szCs w:val="32"/>
         </w:rPr>
@@ -620,6 +623,7 @@
       <w:r>
         <w:rPr>
           <w:rFonts w:ascii="Times New Roman" w:hAnsi="Times New Roman" w:cs="Times New Roman"/>
+          <w:noProof/>
           <w:sz w:val="32"/>
           <w:szCs w:val="32"/>
         </w:rPr>
@@ -773,6 +777,7 @@
       <w:r>
         <w:rPr>
           <w:rFonts w:ascii="Times New Roman" w:hAnsi="Times New Roman" w:cs="Times New Roman"/>
+          <w:noProof/>
           <w:sz w:val="32"/>
           <w:szCs w:val="32"/>
           <w:lang w:val="vi-VN"/>
@@ -981,6 +986,7 @@
       <w:r>
         <w:rPr>
           <w:rFonts w:ascii="Times New Roman" w:hAnsi="Times New Roman" w:cs="Times New Roman"/>
+          <w:noProof/>
           <w:sz w:val="32"/>
           <w:szCs w:val="32"/>
           <w:lang w:val="vi-VN"/>
@@ -1095,6 +1101,7 @@
           <w:rFonts w:ascii="Times New Roman" w:hAnsi="Times New Roman" w:cs="Times New Roman"/>
           <w:b/>
           <w:bCs/>
+          <w:noProof/>
           <w:sz w:val="32"/>
           <w:szCs w:val="32"/>
           <w:lang w:val="vi-VN"/>
@@ -1153,6 +1160,7 @@
           <w:rFonts w:ascii="Times New Roman" w:hAnsi="Times New Roman" w:cs="Times New Roman"/>
           <w:b/>
           <w:bCs/>
+          <w:noProof/>
           <w:sz w:val="32"/>
           <w:szCs w:val="32"/>
           <w:lang w:val="vi-VN"/>
@@ -1205,7 +1213,9 @@
           <w:lang w:val="vi-VN"/>
         </w:rPr>
       </w:pPr>
-      <w:r>
+    </w:p>
+    <w:p>
+      <w:pPr>
         <w:rPr>
           <w:rFonts w:ascii="Times New Roman" w:hAnsi="Times New Roman" w:cs="Times New Roman"/>
           <w:b/>
@@ -1214,6 +1224,2381 @@
           <w:szCs w:val="32"/>
           <w:lang w:val="vi-VN"/>
         </w:rPr>
+      </w:pPr>
+      <w:r>
+        <w:rPr>
+          <w:rFonts w:ascii="Times New Roman" w:hAnsi="Times New Roman" w:cs="Times New Roman"/>
+          <w:b/>
+          <w:bCs/>
+          <w:sz w:val="32"/>
+          <w:szCs w:val="32"/>
+          <w:lang w:val="vi-VN"/>
+        </w:rPr>
+        <w:t>Code</w:t>
+      </w:r>
+      <w:r>
+        <w:rPr>
+          <w:rFonts w:ascii="Times New Roman" w:hAnsi="Times New Roman" w:cs="Times New Roman"/>
+          <w:b/>
+          <w:bCs/>
+          <w:sz w:val="32"/>
+          <w:szCs w:val="32"/>
+          <w:lang w:val="vi-VN"/>
+        </w:rPr>
+        <w:t xml:space="preserve"> f</w:t>
+      </w:r>
+      <w:r>
+        <w:rPr>
+          <w:rFonts w:ascii="Times New Roman" w:hAnsi="Times New Roman" w:cs="Times New Roman"/>
+          <w:b/>
+          <w:bCs/>
+          <w:sz w:val="32"/>
+          <w:szCs w:val="32"/>
+          <w:lang w:val="vi-VN"/>
+        </w:rPr>
+        <w:t>ile Form.cs</w:t>
+      </w:r>
+    </w:p>
+    <w:p>
+      <w:pPr>
+        <w:rPr>
+          <w:rFonts w:ascii="Times New Roman" w:hAnsi="Times New Roman" w:cs="Times New Roman"/>
+          <w:sz w:val="32"/>
+          <w:szCs w:val="32"/>
+        </w:rPr>
+      </w:pPr>
+      <w:r>
+        <w:rPr>
+          <w:rFonts w:ascii="Times New Roman" w:hAnsi="Times New Roman" w:cs="Times New Roman"/>
+          <w:sz w:val="32"/>
+          <w:szCs w:val="32"/>
+        </w:rPr>
+        <w:t>namespace _1150080143_VoAnhKiet_Lab3_TH1</w:t>
+      </w:r>
+    </w:p>
+    <w:p>
+      <w:pPr>
+        <w:rPr>
+          <w:rFonts w:ascii="Times New Roman" w:hAnsi="Times New Roman" w:cs="Times New Roman"/>
+          <w:sz w:val="32"/>
+          <w:szCs w:val="32"/>
+        </w:rPr>
+      </w:pPr>
+      <w:r>
+        <w:rPr>
+          <w:rFonts w:ascii="Times New Roman" w:hAnsi="Times New Roman" w:cs="Times New Roman"/>
+          <w:sz w:val="32"/>
+          <w:szCs w:val="32"/>
+        </w:rPr>
+        <w:t>{</w:t>
+      </w:r>
+    </w:p>
+    <w:p>
+      <w:pPr>
+        <w:rPr>
+          <w:rFonts w:ascii="Times New Roman" w:hAnsi="Times New Roman" w:cs="Times New Roman"/>
+          <w:sz w:val="32"/>
+          <w:szCs w:val="32"/>
+        </w:rPr>
+      </w:pPr>
+      <w:r>
+        <w:rPr>
+          <w:rFonts w:ascii="Times New Roman" w:hAnsi="Times New Roman" w:cs="Times New Roman"/>
+          <w:sz w:val="32"/>
+          <w:szCs w:val="32"/>
+        </w:rPr>
+        <w:t xml:space="preserve">    public partial class Form1 : Form</w:t>
+      </w:r>
+    </w:p>
+    <w:p>
+      <w:pPr>
+        <w:rPr>
+          <w:rFonts w:ascii="Times New Roman" w:hAnsi="Times New Roman" w:cs="Times New Roman"/>
+          <w:sz w:val="32"/>
+          <w:szCs w:val="32"/>
+        </w:rPr>
+      </w:pPr>
+      <w:r>
+        <w:rPr>
+          <w:rFonts w:ascii="Times New Roman" w:hAnsi="Times New Roman" w:cs="Times New Roman"/>
+          <w:sz w:val="32"/>
+          <w:szCs w:val="32"/>
+        </w:rPr>
+        <w:t xml:space="preserve">    {</w:t>
+      </w:r>
+    </w:p>
+    <w:p>
+      <w:pPr>
+        <w:rPr>
+          <w:rFonts w:ascii="Times New Roman" w:hAnsi="Times New Roman" w:cs="Times New Roman"/>
+          <w:sz w:val="32"/>
+          <w:szCs w:val="32"/>
+        </w:rPr>
+      </w:pPr>
+      <w:r>
+        <w:rPr>
+          <w:rFonts w:ascii="Times New Roman" w:hAnsi="Times New Roman" w:cs="Times New Roman"/>
+          <w:sz w:val="32"/>
+          <w:szCs w:val="32"/>
+        </w:rPr>
+        <w:t xml:space="preserve">        private DataTable orderTable;</w:t>
+      </w:r>
+    </w:p>
+    <w:p>
+      <w:pPr>
+        <w:rPr>
+          <w:rFonts w:ascii="Times New Roman" w:hAnsi="Times New Roman" w:cs="Times New Roman"/>
+          <w:sz w:val="32"/>
+          <w:szCs w:val="32"/>
+        </w:rPr>
+      </w:pPr>
+      <w:r>
+        <w:rPr>
+          <w:rFonts w:ascii="Times New Roman" w:hAnsi="Times New Roman" w:cs="Times New Roman"/>
+          <w:sz w:val="32"/>
+          <w:szCs w:val="32"/>
+        </w:rPr>
+        <w:t xml:space="preserve">        private const string ImageUrl = "https://anhquanbakery.com/uploads/product/full_v2ah7y94-1274-hamburger-thit-nuong.jpg";</w:t>
+      </w:r>
+    </w:p>
+    <w:p>
+      <w:pPr>
+        <w:rPr>
+          <w:rFonts w:ascii="Times New Roman" w:hAnsi="Times New Roman" w:cs="Times New Roman"/>
+          <w:sz w:val="32"/>
+          <w:szCs w:val="32"/>
+        </w:rPr>
+      </w:pPr>
+    </w:p>
+    <w:p>
+      <w:pPr>
+        <w:rPr>
+          <w:rFonts w:ascii="Times New Roman" w:hAnsi="Times New Roman" w:cs="Times New Roman"/>
+          <w:sz w:val="32"/>
+          <w:szCs w:val="32"/>
+        </w:rPr>
+      </w:pPr>
+      <w:r>
+        <w:rPr>
+          <w:rFonts w:ascii="Times New Roman" w:hAnsi="Times New Roman" w:cs="Times New Roman"/>
+          <w:sz w:val="32"/>
+          <w:szCs w:val="32"/>
+        </w:rPr>
+        <w:t xml:space="preserve">        public Form1()</w:t>
+      </w:r>
+    </w:p>
+    <w:p>
+      <w:pPr>
+        <w:rPr>
+          <w:rFonts w:ascii="Times New Roman" w:hAnsi="Times New Roman" w:cs="Times New Roman"/>
+          <w:sz w:val="32"/>
+          <w:szCs w:val="32"/>
+        </w:rPr>
+      </w:pPr>
+      <w:r>
+        <w:rPr>
+          <w:rFonts w:ascii="Times New Roman" w:hAnsi="Times New Roman" w:cs="Times New Roman"/>
+          <w:sz w:val="32"/>
+          <w:szCs w:val="32"/>
+        </w:rPr>
+        <w:t xml:space="preserve">        {</w:t>
+      </w:r>
+    </w:p>
+    <w:p>
+      <w:pPr>
+        <w:rPr>
+          <w:rFonts w:ascii="Times New Roman" w:hAnsi="Times New Roman" w:cs="Times New Roman"/>
+          <w:sz w:val="32"/>
+          <w:szCs w:val="32"/>
+        </w:rPr>
+      </w:pPr>
+      <w:r>
+        <w:rPr>
+          <w:rFonts w:ascii="Times New Roman" w:hAnsi="Times New Roman" w:cs="Times New Roman"/>
+          <w:sz w:val="32"/>
+          <w:szCs w:val="32"/>
+        </w:rPr>
+        <w:t xml:space="preserve">            InitializeComponent();</w:t>
+      </w:r>
+    </w:p>
+    <w:p>
+      <w:pPr>
+        <w:rPr>
+          <w:rFonts w:ascii="Times New Roman" w:hAnsi="Times New Roman" w:cs="Times New Roman"/>
+          <w:sz w:val="32"/>
+          <w:szCs w:val="32"/>
+        </w:rPr>
+      </w:pPr>
+      <w:r>
+        <w:rPr>
+          <w:rFonts w:ascii="Times New Roman" w:hAnsi="Times New Roman" w:cs="Times New Roman"/>
+          <w:sz w:val="32"/>
+          <w:szCs w:val="32"/>
+        </w:rPr>
+        <w:t xml:space="preserve">        }</w:t>
+      </w:r>
+    </w:p>
+    <w:p>
+      <w:pPr>
+        <w:rPr>
+          <w:rFonts w:ascii="Times New Roman" w:hAnsi="Times New Roman" w:cs="Times New Roman"/>
+          <w:sz w:val="32"/>
+          <w:szCs w:val="32"/>
+        </w:rPr>
+      </w:pPr>
+    </w:p>
+    <w:p>
+      <w:pPr>
+        <w:rPr>
+          <w:rFonts w:ascii="Times New Roman" w:hAnsi="Times New Roman" w:cs="Times New Roman"/>
+          <w:sz w:val="32"/>
+          <w:szCs w:val="32"/>
+        </w:rPr>
+      </w:pPr>
+      <w:r>
+        <w:rPr>
+          <w:rFonts w:ascii="Times New Roman" w:hAnsi="Times New Roman" w:cs="Times New Roman"/>
+          <w:sz w:val="32"/>
+          <w:szCs w:val="32"/>
+        </w:rPr>
+        <w:t xml:space="preserve">        private async void Form1_Load(object sender, EventArgs e)</w:t>
+      </w:r>
+    </w:p>
+    <w:p>
+      <w:pPr>
+        <w:rPr>
+          <w:rFonts w:ascii="Times New Roman" w:hAnsi="Times New Roman" w:cs="Times New Roman"/>
+          <w:sz w:val="32"/>
+          <w:szCs w:val="32"/>
+        </w:rPr>
+      </w:pPr>
+      <w:r>
+        <w:rPr>
+          <w:rFonts w:ascii="Times New Roman" w:hAnsi="Times New Roman" w:cs="Times New Roman"/>
+          <w:sz w:val="32"/>
+          <w:szCs w:val="32"/>
+        </w:rPr>
+        <w:t xml:space="preserve">        {</w:t>
+      </w:r>
+    </w:p>
+    <w:p>
+      <w:pPr>
+        <w:rPr>
+          <w:rFonts w:ascii="Times New Roman" w:hAnsi="Times New Roman" w:cs="Times New Roman"/>
+          <w:sz w:val="32"/>
+          <w:szCs w:val="32"/>
+        </w:rPr>
+      </w:pPr>
+      <w:r>
+        <w:rPr>
+          <w:rFonts w:ascii="Times New Roman" w:hAnsi="Times New Roman" w:cs="Times New Roman"/>
+          <w:sz w:val="32"/>
+          <w:szCs w:val="32"/>
+        </w:rPr>
+        <w:t xml:space="preserve">            InitializeOrderTable();</w:t>
+      </w:r>
+    </w:p>
+    <w:p>
+      <w:pPr>
+        <w:rPr>
+          <w:rFonts w:ascii="Times New Roman" w:hAnsi="Times New Roman" w:cs="Times New Roman"/>
+          <w:sz w:val="32"/>
+          <w:szCs w:val="32"/>
+        </w:rPr>
+      </w:pPr>
+    </w:p>
+    <w:p>
+      <w:pPr>
+        <w:rPr>
+          <w:rFonts w:ascii="Times New Roman" w:hAnsi="Times New Roman" w:cs="Times New Roman"/>
+          <w:sz w:val="32"/>
+          <w:szCs w:val="32"/>
+        </w:rPr>
+      </w:pPr>
+      <w:r>
+        <w:rPr>
+          <w:rFonts w:ascii="Times New Roman" w:hAnsi="Times New Roman" w:cs="Times New Roman"/>
+          <w:sz w:val="32"/>
+          <w:szCs w:val="32"/>
+        </w:rPr>
+        <w:t xml:space="preserve">            for (int i = 1; i &lt;= 10; i++)</w:t>
+      </w:r>
+    </w:p>
+    <w:p>
+      <w:pPr>
+        <w:rPr>
+          <w:rFonts w:ascii="Times New Roman" w:hAnsi="Times New Roman" w:cs="Times New Roman"/>
+          <w:sz w:val="32"/>
+          <w:szCs w:val="32"/>
+        </w:rPr>
+      </w:pPr>
+      <w:r>
+        <w:rPr>
+          <w:rFonts w:ascii="Times New Roman" w:hAnsi="Times New Roman" w:cs="Times New Roman"/>
+          <w:sz w:val="32"/>
+          <w:szCs w:val="32"/>
+        </w:rPr>
+        <w:t xml:space="preserve">            {</w:t>
+      </w:r>
+    </w:p>
+    <w:p>
+      <w:pPr>
+        <w:rPr>
+          <w:rFonts w:ascii="Times New Roman" w:hAnsi="Times New Roman" w:cs="Times New Roman"/>
+          <w:sz w:val="32"/>
+          <w:szCs w:val="32"/>
+        </w:rPr>
+      </w:pPr>
+      <w:r>
+        <w:rPr>
+          <w:rFonts w:ascii="Times New Roman" w:hAnsi="Times New Roman" w:cs="Times New Roman"/>
+          <w:sz w:val="32"/>
+          <w:szCs w:val="32"/>
+        </w:rPr>
+        <w:t xml:space="preserve">                cboChonBan.Items.Add("Bàn " + i);</w:t>
+      </w:r>
+    </w:p>
+    <w:p>
+      <w:pPr>
+        <w:rPr>
+          <w:rFonts w:ascii="Times New Roman" w:hAnsi="Times New Roman" w:cs="Times New Roman"/>
+          <w:sz w:val="32"/>
+          <w:szCs w:val="32"/>
+        </w:rPr>
+      </w:pPr>
+      <w:r>
+        <w:rPr>
+          <w:rFonts w:ascii="Times New Roman" w:hAnsi="Times New Roman" w:cs="Times New Roman"/>
+          <w:sz w:val="32"/>
+          <w:szCs w:val="32"/>
+        </w:rPr>
+        <w:lastRenderedPageBreak/>
+        <w:t xml:space="preserve">            }</w:t>
+      </w:r>
+    </w:p>
+    <w:p>
+      <w:pPr>
+        <w:rPr>
+          <w:rFonts w:ascii="Times New Roman" w:hAnsi="Times New Roman" w:cs="Times New Roman"/>
+          <w:sz w:val="32"/>
+          <w:szCs w:val="32"/>
+        </w:rPr>
+      </w:pPr>
+    </w:p>
+    <w:p>
+      <w:pPr>
+        <w:rPr>
+          <w:rFonts w:ascii="Times New Roman" w:hAnsi="Times New Roman" w:cs="Times New Roman"/>
+          <w:sz w:val="32"/>
+          <w:szCs w:val="32"/>
+        </w:rPr>
+      </w:pPr>
+      <w:r>
+        <w:rPr>
+          <w:rFonts w:ascii="Times New Roman" w:hAnsi="Times New Roman" w:cs="Times New Roman"/>
+          <w:sz w:val="32"/>
+          <w:szCs w:val="32"/>
+        </w:rPr>
+        <w:t xml:space="preserve">            await LoadImageFromUrlAsync(ImageUrl);</w:t>
+      </w:r>
+    </w:p>
+    <w:p>
+      <w:pPr>
+        <w:rPr>
+          <w:rFonts w:ascii="Times New Roman" w:hAnsi="Times New Roman" w:cs="Times New Roman"/>
+          <w:sz w:val="32"/>
+          <w:szCs w:val="32"/>
+        </w:rPr>
+      </w:pPr>
+      <w:r>
+        <w:rPr>
+          <w:rFonts w:ascii="Times New Roman" w:hAnsi="Times New Roman" w:cs="Times New Roman"/>
+          <w:sz w:val="32"/>
+          <w:szCs w:val="32"/>
+        </w:rPr>
+        <w:t xml:space="preserve">        }</w:t>
+      </w:r>
+    </w:p>
+    <w:p>
+      <w:pPr>
+        <w:rPr>
+          <w:rFonts w:ascii="Times New Roman" w:hAnsi="Times New Roman" w:cs="Times New Roman"/>
+          <w:sz w:val="32"/>
+          <w:szCs w:val="32"/>
+        </w:rPr>
+      </w:pPr>
+    </w:p>
+    <w:p>
+      <w:pPr>
+        <w:rPr>
+          <w:rFonts w:ascii="Times New Roman" w:hAnsi="Times New Roman" w:cs="Times New Roman"/>
+          <w:sz w:val="32"/>
+          <w:szCs w:val="32"/>
+        </w:rPr>
+      </w:pPr>
+      <w:r>
+        <w:rPr>
+          <w:rFonts w:ascii="Times New Roman" w:hAnsi="Times New Roman" w:cs="Times New Roman"/>
+          <w:sz w:val="32"/>
+          <w:szCs w:val="32"/>
+        </w:rPr>
+        <w:t xml:space="preserve">        private void InitializeOrderTable()</w:t>
+      </w:r>
+    </w:p>
+    <w:p>
+      <w:pPr>
+        <w:rPr>
+          <w:rFonts w:ascii="Times New Roman" w:hAnsi="Times New Roman" w:cs="Times New Roman"/>
+          <w:sz w:val="32"/>
+          <w:szCs w:val="32"/>
+        </w:rPr>
+      </w:pPr>
+      <w:r>
+        <w:rPr>
+          <w:rFonts w:ascii="Times New Roman" w:hAnsi="Times New Roman" w:cs="Times New Roman"/>
+          <w:sz w:val="32"/>
+          <w:szCs w:val="32"/>
+        </w:rPr>
+        <w:t xml:space="preserve">        {</w:t>
+      </w:r>
+    </w:p>
+    <w:p>
+      <w:pPr>
+        <w:rPr>
+          <w:rFonts w:ascii="Times New Roman" w:hAnsi="Times New Roman" w:cs="Times New Roman"/>
+          <w:sz w:val="32"/>
+          <w:szCs w:val="32"/>
+        </w:rPr>
+      </w:pPr>
+      <w:r>
+        <w:rPr>
+          <w:rFonts w:ascii="Times New Roman" w:hAnsi="Times New Roman" w:cs="Times New Roman"/>
+          <w:sz w:val="32"/>
+          <w:szCs w:val="32"/>
+        </w:rPr>
+        <w:t xml:space="preserve">            orderTable = new DataTable();</w:t>
+      </w:r>
+    </w:p>
+    <w:p>
+      <w:pPr>
+        <w:rPr>
+          <w:rFonts w:ascii="Times New Roman" w:hAnsi="Times New Roman" w:cs="Times New Roman"/>
+          <w:sz w:val="32"/>
+          <w:szCs w:val="32"/>
+        </w:rPr>
+      </w:pPr>
+      <w:r>
+        <w:rPr>
+          <w:rFonts w:ascii="Times New Roman" w:hAnsi="Times New Roman" w:cs="Times New Roman"/>
+          <w:sz w:val="32"/>
+          <w:szCs w:val="32"/>
+        </w:rPr>
+        <w:t xml:space="preserve">            orderTable.Columns.Add("Món ăn", typeof(string));</w:t>
+      </w:r>
+    </w:p>
+    <w:p>
+      <w:pPr>
+        <w:rPr>
+          <w:rFonts w:ascii="Times New Roman" w:hAnsi="Times New Roman" w:cs="Times New Roman"/>
+          <w:sz w:val="32"/>
+          <w:szCs w:val="32"/>
+        </w:rPr>
+      </w:pPr>
+      <w:r>
+        <w:rPr>
+          <w:rFonts w:ascii="Times New Roman" w:hAnsi="Times New Roman" w:cs="Times New Roman"/>
+          <w:sz w:val="32"/>
+          <w:szCs w:val="32"/>
+        </w:rPr>
+        <w:t xml:space="preserve">            orderTable.Columns.Add("Số lượng", typeof(int));</w:t>
+      </w:r>
+    </w:p>
+    <w:p>
+      <w:pPr>
+        <w:rPr>
+          <w:rFonts w:ascii="Times New Roman" w:hAnsi="Times New Roman" w:cs="Times New Roman"/>
+          <w:sz w:val="32"/>
+          <w:szCs w:val="32"/>
+        </w:rPr>
+      </w:pPr>
+    </w:p>
+    <w:p>
+      <w:pPr>
+        <w:rPr>
+          <w:rFonts w:ascii="Times New Roman" w:hAnsi="Times New Roman" w:cs="Times New Roman"/>
+          <w:sz w:val="32"/>
+          <w:szCs w:val="32"/>
+        </w:rPr>
+      </w:pPr>
+      <w:r>
+        <w:rPr>
+          <w:rFonts w:ascii="Times New Roman" w:hAnsi="Times New Roman" w:cs="Times New Roman"/>
+          <w:sz w:val="32"/>
+          <w:szCs w:val="32"/>
+        </w:rPr>
+        <w:t xml:space="preserve">            dgvOrder.DataSource = orderTable;</w:t>
+      </w:r>
+    </w:p>
+    <w:p>
+      <w:pPr>
+        <w:rPr>
+          <w:rFonts w:ascii="Times New Roman" w:hAnsi="Times New Roman" w:cs="Times New Roman"/>
+          <w:sz w:val="32"/>
+          <w:szCs w:val="32"/>
+        </w:rPr>
+      </w:pPr>
+    </w:p>
+    <w:p>
+      <w:pPr>
+        <w:rPr>
+          <w:rFonts w:ascii="Times New Roman" w:hAnsi="Times New Roman" w:cs="Times New Roman"/>
+          <w:sz w:val="32"/>
+          <w:szCs w:val="32"/>
+        </w:rPr>
+      </w:pPr>
+      <w:r>
+        <w:rPr>
+          <w:rFonts w:ascii="Times New Roman" w:hAnsi="Times New Roman" w:cs="Times New Roman"/>
+          <w:sz w:val="32"/>
+          <w:szCs w:val="32"/>
+        </w:rPr>
+        <w:t xml:space="preserve">            dgvOrder.Columns["Món ăn"].AutoSizeMode = DataGridViewAutoSizeColumnMode.Fill;</w:t>
+      </w:r>
+    </w:p>
+    <w:p>
+      <w:pPr>
+        <w:rPr>
+          <w:rFonts w:ascii="Times New Roman" w:hAnsi="Times New Roman" w:cs="Times New Roman"/>
+          <w:sz w:val="32"/>
+          <w:szCs w:val="32"/>
+        </w:rPr>
+      </w:pPr>
+      <w:r>
+        <w:rPr>
+          <w:rFonts w:ascii="Times New Roman" w:hAnsi="Times New Roman" w:cs="Times New Roman"/>
+          <w:sz w:val="32"/>
+          <w:szCs w:val="32"/>
+        </w:rPr>
+        <w:t xml:space="preserve">            dgvOrder.Columns["Số lượng"].Width = 100;</w:t>
+      </w:r>
+    </w:p>
+    <w:p>
+      <w:pPr>
+        <w:rPr>
+          <w:rFonts w:ascii="Times New Roman" w:hAnsi="Times New Roman" w:cs="Times New Roman"/>
+          <w:sz w:val="32"/>
+          <w:szCs w:val="32"/>
+        </w:rPr>
+      </w:pPr>
+      <w:r>
+        <w:rPr>
+          <w:rFonts w:ascii="Times New Roman" w:hAnsi="Times New Roman" w:cs="Times New Roman"/>
+          <w:sz w:val="32"/>
+          <w:szCs w:val="32"/>
+        </w:rPr>
+        <w:t xml:space="preserve">        }</w:t>
+      </w:r>
+    </w:p>
+    <w:p>
+      <w:pPr>
+        <w:rPr>
+          <w:rFonts w:ascii="Times New Roman" w:hAnsi="Times New Roman" w:cs="Times New Roman"/>
+          <w:sz w:val="32"/>
+          <w:szCs w:val="32"/>
+        </w:rPr>
+      </w:pPr>
+    </w:p>
+    <w:p>
+      <w:pPr>
+        <w:rPr>
+          <w:rFonts w:ascii="Times New Roman" w:hAnsi="Times New Roman" w:cs="Times New Roman"/>
+          <w:sz w:val="32"/>
+          <w:szCs w:val="32"/>
+        </w:rPr>
+      </w:pPr>
+      <w:r>
+        <w:rPr>
+          <w:rFonts w:ascii="Times New Roman" w:hAnsi="Times New Roman" w:cs="Times New Roman"/>
+          <w:sz w:val="32"/>
+          <w:szCs w:val="32"/>
+        </w:rPr>
+        <w:t xml:space="preserve">        private async Task LoadImageFromUrlAsync(string url)</w:t>
+      </w:r>
+    </w:p>
+    <w:p>
+      <w:pPr>
+        <w:rPr>
+          <w:rFonts w:ascii="Times New Roman" w:hAnsi="Times New Roman" w:cs="Times New Roman"/>
+          <w:sz w:val="32"/>
+          <w:szCs w:val="32"/>
+        </w:rPr>
+      </w:pPr>
+      <w:r>
+        <w:rPr>
+          <w:rFonts w:ascii="Times New Roman" w:hAnsi="Times New Roman" w:cs="Times New Roman"/>
+          <w:sz w:val="32"/>
+          <w:szCs w:val="32"/>
+        </w:rPr>
+        <w:t xml:space="preserve">        {</w:t>
+      </w:r>
+    </w:p>
+    <w:p>
+      <w:pPr>
+        <w:rPr>
+          <w:rFonts w:ascii="Times New Roman" w:hAnsi="Times New Roman" w:cs="Times New Roman"/>
+          <w:sz w:val="32"/>
+          <w:szCs w:val="32"/>
+        </w:rPr>
+      </w:pPr>
+      <w:r>
+        <w:rPr>
+          <w:rFonts w:ascii="Times New Roman" w:hAnsi="Times New Roman" w:cs="Times New Roman"/>
+          <w:sz w:val="32"/>
+          <w:szCs w:val="32"/>
+        </w:rPr>
+        <w:t xml:space="preserve">            try</w:t>
+      </w:r>
+    </w:p>
+    <w:p>
+      <w:pPr>
+        <w:rPr>
+          <w:rFonts w:ascii="Times New Roman" w:hAnsi="Times New Roman" w:cs="Times New Roman"/>
+          <w:sz w:val="32"/>
+          <w:szCs w:val="32"/>
+        </w:rPr>
+      </w:pPr>
+      <w:r>
+        <w:rPr>
+          <w:rFonts w:ascii="Times New Roman" w:hAnsi="Times New Roman" w:cs="Times New Roman"/>
+          <w:sz w:val="32"/>
+          <w:szCs w:val="32"/>
+        </w:rPr>
+        <w:t xml:space="preserve">            {</w:t>
+      </w:r>
+    </w:p>
+    <w:p>
+      <w:pPr>
+        <w:rPr>
+          <w:rFonts w:ascii="Times New Roman" w:hAnsi="Times New Roman" w:cs="Times New Roman"/>
+          <w:sz w:val="32"/>
+          <w:szCs w:val="32"/>
+        </w:rPr>
+      </w:pPr>
+      <w:r>
+        <w:rPr>
+          <w:rFonts w:ascii="Times New Roman" w:hAnsi="Times New Roman" w:cs="Times New Roman"/>
+          <w:sz w:val="32"/>
+          <w:szCs w:val="32"/>
+        </w:rPr>
+        <w:lastRenderedPageBreak/>
+        <w:t xml:space="preserve">                using (WebClient webClient = new WebClient())</w:t>
+      </w:r>
+    </w:p>
+    <w:p>
+      <w:pPr>
+        <w:rPr>
+          <w:rFonts w:ascii="Times New Roman" w:hAnsi="Times New Roman" w:cs="Times New Roman"/>
+          <w:sz w:val="32"/>
+          <w:szCs w:val="32"/>
+        </w:rPr>
+      </w:pPr>
+      <w:r>
+        <w:rPr>
+          <w:rFonts w:ascii="Times New Roman" w:hAnsi="Times New Roman" w:cs="Times New Roman"/>
+          <w:sz w:val="32"/>
+          <w:szCs w:val="32"/>
+        </w:rPr>
+        <w:t xml:space="preserve">                {</w:t>
+      </w:r>
+    </w:p>
+    <w:p>
+      <w:pPr>
+        <w:rPr>
+          <w:rFonts w:ascii="Times New Roman" w:hAnsi="Times New Roman" w:cs="Times New Roman"/>
+          <w:sz w:val="32"/>
+          <w:szCs w:val="32"/>
+        </w:rPr>
+      </w:pPr>
+      <w:r>
+        <w:rPr>
+          <w:rFonts w:ascii="Times New Roman" w:hAnsi="Times New Roman" w:cs="Times New Roman"/>
+          <w:sz w:val="32"/>
+          <w:szCs w:val="32"/>
+        </w:rPr>
+        <w:t xml:space="preserve">                    byte[] imageBytes = await webClient.DownloadDataTaskAsync(url);</w:t>
+      </w:r>
+    </w:p>
+    <w:p>
+      <w:pPr>
+        <w:rPr>
+          <w:rFonts w:ascii="Times New Roman" w:hAnsi="Times New Roman" w:cs="Times New Roman"/>
+          <w:sz w:val="32"/>
+          <w:szCs w:val="32"/>
+        </w:rPr>
+      </w:pPr>
+    </w:p>
+    <w:p>
+      <w:pPr>
+        <w:rPr>
+          <w:rFonts w:ascii="Times New Roman" w:hAnsi="Times New Roman" w:cs="Times New Roman"/>
+          <w:sz w:val="32"/>
+          <w:szCs w:val="32"/>
+        </w:rPr>
+      </w:pPr>
+      <w:r>
+        <w:rPr>
+          <w:rFonts w:ascii="Times New Roman" w:hAnsi="Times New Roman" w:cs="Times New Roman"/>
+          <w:sz w:val="32"/>
+          <w:szCs w:val="32"/>
+        </w:rPr>
+        <w:t xml:space="preserve">                    using (MemoryStream ms = new MemoryStream(imageBytes))</w:t>
+      </w:r>
+    </w:p>
+    <w:p>
+      <w:pPr>
+        <w:rPr>
+          <w:rFonts w:ascii="Times New Roman" w:hAnsi="Times New Roman" w:cs="Times New Roman"/>
+          <w:sz w:val="32"/>
+          <w:szCs w:val="32"/>
+        </w:rPr>
+      </w:pPr>
+      <w:r>
+        <w:rPr>
+          <w:rFonts w:ascii="Times New Roman" w:hAnsi="Times New Roman" w:cs="Times New Roman"/>
+          <w:sz w:val="32"/>
+          <w:szCs w:val="32"/>
+        </w:rPr>
+        <w:t xml:space="preserve">                    {</w:t>
+      </w:r>
+    </w:p>
+    <w:p>
+      <w:pPr>
+        <w:rPr>
+          <w:rFonts w:ascii="Times New Roman" w:hAnsi="Times New Roman" w:cs="Times New Roman"/>
+          <w:sz w:val="32"/>
+          <w:szCs w:val="32"/>
+        </w:rPr>
+      </w:pPr>
+      <w:r>
+        <w:rPr>
+          <w:rFonts w:ascii="Times New Roman" w:hAnsi="Times New Roman" w:cs="Times New Roman"/>
+          <w:sz w:val="32"/>
+          <w:szCs w:val="32"/>
+        </w:rPr>
+        <w:t xml:space="preserve">                        Image downloadedImage = Image.FromStream(ms);</w:t>
+      </w:r>
+    </w:p>
+    <w:p>
+      <w:pPr>
+        <w:rPr>
+          <w:rFonts w:ascii="Times New Roman" w:hAnsi="Times New Roman" w:cs="Times New Roman"/>
+          <w:sz w:val="32"/>
+          <w:szCs w:val="32"/>
+        </w:rPr>
+      </w:pPr>
+      <w:r>
+        <w:rPr>
+          <w:rFonts w:ascii="Times New Roman" w:hAnsi="Times New Roman" w:cs="Times New Roman"/>
+          <w:sz w:val="32"/>
+          <w:szCs w:val="32"/>
+        </w:rPr>
+        <w:t xml:space="preserve">                        picLogo.Image = downloadedImage;</w:t>
+      </w:r>
+    </w:p>
+    <w:p>
+      <w:pPr>
+        <w:rPr>
+          <w:rFonts w:ascii="Times New Roman" w:hAnsi="Times New Roman" w:cs="Times New Roman"/>
+          <w:sz w:val="32"/>
+          <w:szCs w:val="32"/>
+        </w:rPr>
+      </w:pPr>
+      <w:r>
+        <w:rPr>
+          <w:rFonts w:ascii="Times New Roman" w:hAnsi="Times New Roman" w:cs="Times New Roman"/>
+          <w:sz w:val="32"/>
+          <w:szCs w:val="32"/>
+        </w:rPr>
+        <w:t xml:space="preserve">                    }</w:t>
+      </w:r>
+    </w:p>
+    <w:p>
+      <w:pPr>
+        <w:rPr>
+          <w:rFonts w:ascii="Times New Roman" w:hAnsi="Times New Roman" w:cs="Times New Roman"/>
+          <w:sz w:val="32"/>
+          <w:szCs w:val="32"/>
+        </w:rPr>
+      </w:pPr>
+      <w:r>
+        <w:rPr>
+          <w:rFonts w:ascii="Times New Roman" w:hAnsi="Times New Roman" w:cs="Times New Roman"/>
+          <w:sz w:val="32"/>
+          <w:szCs w:val="32"/>
+        </w:rPr>
+        <w:t xml:space="preserve">                }</w:t>
+      </w:r>
+    </w:p>
+    <w:p>
+      <w:pPr>
+        <w:rPr>
+          <w:rFonts w:ascii="Times New Roman" w:hAnsi="Times New Roman" w:cs="Times New Roman"/>
+          <w:sz w:val="32"/>
+          <w:szCs w:val="32"/>
+        </w:rPr>
+      </w:pPr>
+      <w:r>
+        <w:rPr>
+          <w:rFonts w:ascii="Times New Roman" w:hAnsi="Times New Roman" w:cs="Times New Roman"/>
+          <w:sz w:val="32"/>
+          <w:szCs w:val="32"/>
+        </w:rPr>
+        <w:t xml:space="preserve">            }</w:t>
+      </w:r>
+    </w:p>
+    <w:p>
+      <w:pPr>
+        <w:rPr>
+          <w:rFonts w:ascii="Times New Roman" w:hAnsi="Times New Roman" w:cs="Times New Roman"/>
+          <w:sz w:val="32"/>
+          <w:szCs w:val="32"/>
+        </w:rPr>
+      </w:pPr>
+      <w:r>
+        <w:rPr>
+          <w:rFonts w:ascii="Times New Roman" w:hAnsi="Times New Roman" w:cs="Times New Roman"/>
+          <w:sz w:val="32"/>
+          <w:szCs w:val="32"/>
+        </w:rPr>
+        <w:t xml:space="preserve">            catch (WebException ex)</w:t>
+      </w:r>
+    </w:p>
+    <w:p>
+      <w:pPr>
+        <w:rPr>
+          <w:rFonts w:ascii="Times New Roman" w:hAnsi="Times New Roman" w:cs="Times New Roman"/>
+          <w:sz w:val="32"/>
+          <w:szCs w:val="32"/>
+        </w:rPr>
+      </w:pPr>
+      <w:r>
+        <w:rPr>
+          <w:rFonts w:ascii="Times New Roman" w:hAnsi="Times New Roman" w:cs="Times New Roman"/>
+          <w:sz w:val="32"/>
+          <w:szCs w:val="32"/>
+        </w:rPr>
+        <w:t xml:space="preserve">            {</w:t>
+      </w:r>
+    </w:p>
+    <w:p>
+      <w:pPr>
+        <w:rPr>
+          <w:rFonts w:ascii="Times New Roman" w:hAnsi="Times New Roman" w:cs="Times New Roman"/>
+          <w:sz w:val="32"/>
+          <w:szCs w:val="32"/>
+        </w:rPr>
+      </w:pPr>
+      <w:r>
+        <w:rPr>
+          <w:rFonts w:ascii="Times New Roman" w:hAnsi="Times New Roman" w:cs="Times New Roman"/>
+          <w:sz w:val="32"/>
+          <w:szCs w:val="32"/>
+        </w:rPr>
+        <w:t xml:space="preserve">                MessageBox.Show("Không thể tải hình ảnh từ URL. Vui lòng kiểm tra kết nối internet hoặc URL.\n" + ex.Message,</w:t>
+      </w:r>
+    </w:p>
+    <w:p>
+      <w:pPr>
+        <w:rPr>
+          <w:rFonts w:ascii="Times New Roman" w:hAnsi="Times New Roman" w:cs="Times New Roman"/>
+          <w:sz w:val="32"/>
+          <w:szCs w:val="32"/>
+        </w:rPr>
+      </w:pPr>
+      <w:r>
+        <w:rPr>
+          <w:rFonts w:ascii="Times New Roman" w:hAnsi="Times New Roman" w:cs="Times New Roman"/>
+          <w:sz w:val="32"/>
+          <w:szCs w:val="32"/>
+        </w:rPr>
+        <w:t xml:space="preserve">                                "Lỗi tải ảnh", MessageBoxButtons.OK, MessageBoxIcon.Error);</w:t>
+      </w:r>
+    </w:p>
+    <w:p>
+      <w:pPr>
+        <w:rPr>
+          <w:rFonts w:ascii="Times New Roman" w:hAnsi="Times New Roman" w:cs="Times New Roman"/>
+          <w:sz w:val="32"/>
+          <w:szCs w:val="32"/>
+        </w:rPr>
+      </w:pPr>
+      <w:r>
+        <w:rPr>
+          <w:rFonts w:ascii="Times New Roman" w:hAnsi="Times New Roman" w:cs="Times New Roman"/>
+          <w:sz w:val="32"/>
+          <w:szCs w:val="32"/>
+        </w:rPr>
+        <w:t xml:space="preserve">            }</w:t>
+      </w:r>
+    </w:p>
+    <w:p>
+      <w:pPr>
+        <w:rPr>
+          <w:rFonts w:ascii="Times New Roman" w:hAnsi="Times New Roman" w:cs="Times New Roman"/>
+          <w:sz w:val="32"/>
+          <w:szCs w:val="32"/>
+        </w:rPr>
+      </w:pPr>
+      <w:r>
+        <w:rPr>
+          <w:rFonts w:ascii="Times New Roman" w:hAnsi="Times New Roman" w:cs="Times New Roman"/>
+          <w:sz w:val="32"/>
+          <w:szCs w:val="32"/>
+        </w:rPr>
+        <w:t xml:space="preserve">            catch (Exception ex)</w:t>
+      </w:r>
+    </w:p>
+    <w:p>
+      <w:pPr>
+        <w:rPr>
+          <w:rFonts w:ascii="Times New Roman" w:hAnsi="Times New Roman" w:cs="Times New Roman"/>
+          <w:sz w:val="32"/>
+          <w:szCs w:val="32"/>
+        </w:rPr>
+      </w:pPr>
+      <w:r>
+        <w:rPr>
+          <w:rFonts w:ascii="Times New Roman" w:hAnsi="Times New Roman" w:cs="Times New Roman"/>
+          <w:sz w:val="32"/>
+          <w:szCs w:val="32"/>
+        </w:rPr>
+        <w:t xml:space="preserve">            {</w:t>
+      </w:r>
+    </w:p>
+    <w:p>
+      <w:pPr>
+        <w:rPr>
+          <w:rFonts w:ascii="Times New Roman" w:hAnsi="Times New Roman" w:cs="Times New Roman"/>
+          <w:sz w:val="32"/>
+          <w:szCs w:val="32"/>
+        </w:rPr>
+      </w:pPr>
+      <w:r>
+        <w:rPr>
+          <w:rFonts w:ascii="Times New Roman" w:hAnsi="Times New Roman" w:cs="Times New Roman"/>
+          <w:sz w:val="32"/>
+          <w:szCs w:val="32"/>
+        </w:rPr>
+        <w:lastRenderedPageBreak/>
+        <w:t xml:space="preserve">                MessageBox.Show("Đã xảy ra lỗi khi xử lý hình ảnh: " + ex.Message, "Lỗi", MessageBoxButtons.OK, MessageBoxIcon.Error);</w:t>
+      </w:r>
+    </w:p>
+    <w:p>
+      <w:pPr>
+        <w:rPr>
+          <w:rFonts w:ascii="Times New Roman" w:hAnsi="Times New Roman" w:cs="Times New Roman"/>
+          <w:sz w:val="32"/>
+          <w:szCs w:val="32"/>
+        </w:rPr>
+      </w:pPr>
+      <w:r>
+        <w:rPr>
+          <w:rFonts w:ascii="Times New Roman" w:hAnsi="Times New Roman" w:cs="Times New Roman"/>
+          <w:sz w:val="32"/>
+          <w:szCs w:val="32"/>
+        </w:rPr>
+        <w:t xml:space="preserve">            }</w:t>
+      </w:r>
+    </w:p>
+    <w:p>
+      <w:pPr>
+        <w:rPr>
+          <w:rFonts w:ascii="Times New Roman" w:hAnsi="Times New Roman" w:cs="Times New Roman"/>
+          <w:sz w:val="32"/>
+          <w:szCs w:val="32"/>
+        </w:rPr>
+      </w:pPr>
+      <w:r>
+        <w:rPr>
+          <w:rFonts w:ascii="Times New Roman" w:hAnsi="Times New Roman" w:cs="Times New Roman"/>
+          <w:sz w:val="32"/>
+          <w:szCs w:val="32"/>
+        </w:rPr>
+        <w:t xml:space="preserve">        }</w:t>
+      </w:r>
+    </w:p>
+    <w:p>
+      <w:pPr>
+        <w:rPr>
+          <w:rFonts w:ascii="Times New Roman" w:hAnsi="Times New Roman" w:cs="Times New Roman"/>
+          <w:sz w:val="32"/>
+          <w:szCs w:val="32"/>
+        </w:rPr>
+      </w:pPr>
+    </w:p>
+    <w:p>
+      <w:pPr>
+        <w:rPr>
+          <w:rFonts w:ascii="Times New Roman" w:hAnsi="Times New Roman" w:cs="Times New Roman"/>
+          <w:sz w:val="32"/>
+          <w:szCs w:val="32"/>
+        </w:rPr>
+      </w:pPr>
+      <w:r>
+        <w:rPr>
+          <w:rFonts w:ascii="Times New Roman" w:hAnsi="Times New Roman" w:cs="Times New Roman"/>
+          <w:sz w:val="32"/>
+          <w:szCs w:val="32"/>
+        </w:rPr>
+        <w:t xml:space="preserve">        private void MonAn_Click(object sender, EventArgs e)</w:t>
+      </w:r>
+    </w:p>
+    <w:p>
+      <w:pPr>
+        <w:rPr>
+          <w:rFonts w:ascii="Times New Roman" w:hAnsi="Times New Roman" w:cs="Times New Roman"/>
+          <w:sz w:val="32"/>
+          <w:szCs w:val="32"/>
+        </w:rPr>
+      </w:pPr>
+      <w:r>
+        <w:rPr>
+          <w:rFonts w:ascii="Times New Roman" w:hAnsi="Times New Roman" w:cs="Times New Roman"/>
+          <w:sz w:val="32"/>
+          <w:szCs w:val="32"/>
+        </w:rPr>
+        <w:t xml:space="preserve">        {</w:t>
+      </w:r>
+    </w:p>
+    <w:p>
+      <w:pPr>
+        <w:rPr>
+          <w:rFonts w:ascii="Times New Roman" w:hAnsi="Times New Roman" w:cs="Times New Roman"/>
+          <w:sz w:val="32"/>
+          <w:szCs w:val="32"/>
+        </w:rPr>
+      </w:pPr>
+      <w:r>
+        <w:rPr>
+          <w:rFonts w:ascii="Times New Roman" w:hAnsi="Times New Roman" w:cs="Times New Roman"/>
+          <w:sz w:val="32"/>
+          <w:szCs w:val="32"/>
+        </w:rPr>
+        <w:t xml:space="preserve">            if (cboChonBan.SelectedItem == null)</w:t>
+      </w:r>
+    </w:p>
+    <w:p>
+      <w:pPr>
+        <w:rPr>
+          <w:rFonts w:ascii="Times New Roman" w:hAnsi="Times New Roman" w:cs="Times New Roman"/>
+          <w:sz w:val="32"/>
+          <w:szCs w:val="32"/>
+        </w:rPr>
+      </w:pPr>
+      <w:r>
+        <w:rPr>
+          <w:rFonts w:ascii="Times New Roman" w:hAnsi="Times New Roman" w:cs="Times New Roman"/>
+          <w:sz w:val="32"/>
+          <w:szCs w:val="32"/>
+        </w:rPr>
+        <w:t xml:space="preserve">            {</w:t>
+      </w:r>
+    </w:p>
+    <w:p>
+      <w:pPr>
+        <w:rPr>
+          <w:rFonts w:ascii="Times New Roman" w:hAnsi="Times New Roman" w:cs="Times New Roman"/>
+          <w:sz w:val="32"/>
+          <w:szCs w:val="32"/>
+        </w:rPr>
+      </w:pPr>
+      <w:r>
+        <w:rPr>
+          <w:rFonts w:ascii="Times New Roman" w:hAnsi="Times New Roman" w:cs="Times New Roman"/>
+          <w:sz w:val="32"/>
+          <w:szCs w:val="32"/>
+        </w:rPr>
+        <w:t xml:space="preserve">                MessageBox.Show("Vui lòng chọn bàn trước khi order!", "Thông báo", MessageBoxButtons.OK, MessageBoxIcon.Warning);</w:t>
+      </w:r>
+    </w:p>
+    <w:p>
+      <w:pPr>
+        <w:rPr>
+          <w:rFonts w:ascii="Times New Roman" w:hAnsi="Times New Roman" w:cs="Times New Roman"/>
+          <w:sz w:val="32"/>
+          <w:szCs w:val="32"/>
+        </w:rPr>
+      </w:pPr>
+      <w:r>
+        <w:rPr>
+          <w:rFonts w:ascii="Times New Roman" w:hAnsi="Times New Roman" w:cs="Times New Roman"/>
+          <w:sz w:val="32"/>
+          <w:szCs w:val="32"/>
+        </w:rPr>
+        <w:t xml:space="preserve">                return;</w:t>
+      </w:r>
+    </w:p>
+    <w:p>
+      <w:pPr>
+        <w:rPr>
+          <w:rFonts w:ascii="Times New Roman" w:hAnsi="Times New Roman" w:cs="Times New Roman"/>
+          <w:sz w:val="32"/>
+          <w:szCs w:val="32"/>
+        </w:rPr>
+      </w:pPr>
+      <w:r>
+        <w:rPr>
+          <w:rFonts w:ascii="Times New Roman" w:hAnsi="Times New Roman" w:cs="Times New Roman"/>
+          <w:sz w:val="32"/>
+          <w:szCs w:val="32"/>
+        </w:rPr>
+        <w:t xml:space="preserve">            }</w:t>
+      </w:r>
+    </w:p>
+    <w:p>
+      <w:pPr>
+        <w:rPr>
+          <w:rFonts w:ascii="Times New Roman" w:hAnsi="Times New Roman" w:cs="Times New Roman"/>
+          <w:sz w:val="32"/>
+          <w:szCs w:val="32"/>
+        </w:rPr>
+      </w:pPr>
+    </w:p>
+    <w:p>
+      <w:pPr>
+        <w:rPr>
+          <w:rFonts w:ascii="Times New Roman" w:hAnsi="Times New Roman" w:cs="Times New Roman"/>
+          <w:sz w:val="32"/>
+          <w:szCs w:val="32"/>
+        </w:rPr>
+      </w:pPr>
+      <w:r>
+        <w:rPr>
+          <w:rFonts w:ascii="Times New Roman" w:hAnsi="Times New Roman" w:cs="Times New Roman"/>
+          <w:sz w:val="32"/>
+          <w:szCs w:val="32"/>
+        </w:rPr>
+        <w:t xml:space="preserve">            Button selectedButton = sender as Button;</w:t>
+      </w:r>
+    </w:p>
+    <w:p>
+      <w:pPr>
+        <w:rPr>
+          <w:rFonts w:ascii="Times New Roman" w:hAnsi="Times New Roman" w:cs="Times New Roman"/>
+          <w:sz w:val="32"/>
+          <w:szCs w:val="32"/>
+        </w:rPr>
+      </w:pPr>
+      <w:r>
+        <w:rPr>
+          <w:rFonts w:ascii="Times New Roman" w:hAnsi="Times New Roman" w:cs="Times New Roman"/>
+          <w:sz w:val="32"/>
+          <w:szCs w:val="32"/>
+        </w:rPr>
+        <w:t xml:space="preserve">            string tenMonAn = selectedButton.Text;</w:t>
+      </w:r>
+    </w:p>
+    <w:p>
+      <w:pPr>
+        <w:rPr>
+          <w:rFonts w:ascii="Times New Roman" w:hAnsi="Times New Roman" w:cs="Times New Roman"/>
+          <w:sz w:val="32"/>
+          <w:szCs w:val="32"/>
+        </w:rPr>
+      </w:pPr>
+    </w:p>
+    <w:p>
+      <w:pPr>
+        <w:rPr>
+          <w:rFonts w:ascii="Times New Roman" w:hAnsi="Times New Roman" w:cs="Times New Roman"/>
+          <w:sz w:val="32"/>
+          <w:szCs w:val="32"/>
+        </w:rPr>
+      </w:pPr>
+      <w:r>
+        <w:rPr>
+          <w:rFonts w:ascii="Times New Roman" w:hAnsi="Times New Roman" w:cs="Times New Roman"/>
+          <w:sz w:val="32"/>
+          <w:szCs w:val="32"/>
+        </w:rPr>
+        <w:t xml:space="preserve">            DataRow[] foundRows = orderTable.Select($"[Món ăn] = '{tenMonAn}'");</w:t>
+      </w:r>
+    </w:p>
+    <w:p>
+      <w:pPr>
+        <w:rPr>
+          <w:rFonts w:ascii="Times New Roman" w:hAnsi="Times New Roman" w:cs="Times New Roman"/>
+          <w:sz w:val="32"/>
+          <w:szCs w:val="32"/>
+        </w:rPr>
+      </w:pPr>
+    </w:p>
+    <w:p>
+      <w:pPr>
+        <w:rPr>
+          <w:rFonts w:ascii="Times New Roman" w:hAnsi="Times New Roman" w:cs="Times New Roman"/>
+          <w:sz w:val="32"/>
+          <w:szCs w:val="32"/>
+        </w:rPr>
+      </w:pPr>
+      <w:r>
+        <w:rPr>
+          <w:rFonts w:ascii="Times New Roman" w:hAnsi="Times New Roman" w:cs="Times New Roman"/>
+          <w:sz w:val="32"/>
+          <w:szCs w:val="32"/>
+        </w:rPr>
+        <w:t xml:space="preserve">            if (foundRows.Length &gt; 0)</w:t>
+      </w:r>
+    </w:p>
+    <w:p>
+      <w:pPr>
+        <w:rPr>
+          <w:rFonts w:ascii="Times New Roman" w:hAnsi="Times New Roman" w:cs="Times New Roman"/>
+          <w:sz w:val="32"/>
+          <w:szCs w:val="32"/>
+        </w:rPr>
+      </w:pPr>
+      <w:r>
+        <w:rPr>
+          <w:rFonts w:ascii="Times New Roman" w:hAnsi="Times New Roman" w:cs="Times New Roman"/>
+          <w:sz w:val="32"/>
+          <w:szCs w:val="32"/>
+        </w:rPr>
+        <w:t xml:space="preserve">            {</w:t>
+      </w:r>
+    </w:p>
+    <w:p>
+      <w:pPr>
+        <w:rPr>
+          <w:rFonts w:ascii="Times New Roman" w:hAnsi="Times New Roman" w:cs="Times New Roman"/>
+          <w:sz w:val="32"/>
+          <w:szCs w:val="32"/>
+        </w:rPr>
+      </w:pPr>
+      <w:r>
+        <w:rPr>
+          <w:rFonts w:ascii="Times New Roman" w:hAnsi="Times New Roman" w:cs="Times New Roman"/>
+          <w:sz w:val="32"/>
+          <w:szCs w:val="32"/>
+        </w:rPr>
+        <w:t xml:space="preserve">                DataRow row = foundRows[0];</w:t>
+      </w:r>
+    </w:p>
+    <w:p>
+      <w:pPr>
+        <w:rPr>
+          <w:rFonts w:ascii="Times New Roman" w:hAnsi="Times New Roman" w:cs="Times New Roman"/>
+          <w:sz w:val="32"/>
+          <w:szCs w:val="32"/>
+        </w:rPr>
+      </w:pPr>
+      <w:r>
+        <w:rPr>
+          <w:rFonts w:ascii="Times New Roman" w:hAnsi="Times New Roman" w:cs="Times New Roman"/>
+          <w:sz w:val="32"/>
+          <w:szCs w:val="32"/>
+        </w:rPr>
+        <w:lastRenderedPageBreak/>
+        <w:t xml:space="preserve">                row["Số lượng"] = (int)row["Số lượng"] + 1;</w:t>
+      </w:r>
+    </w:p>
+    <w:p>
+      <w:pPr>
+        <w:rPr>
+          <w:rFonts w:ascii="Times New Roman" w:hAnsi="Times New Roman" w:cs="Times New Roman"/>
+          <w:sz w:val="32"/>
+          <w:szCs w:val="32"/>
+        </w:rPr>
+      </w:pPr>
+      <w:r>
+        <w:rPr>
+          <w:rFonts w:ascii="Times New Roman" w:hAnsi="Times New Roman" w:cs="Times New Roman"/>
+          <w:sz w:val="32"/>
+          <w:szCs w:val="32"/>
+        </w:rPr>
+        <w:t xml:space="preserve">            }</w:t>
+      </w:r>
+    </w:p>
+    <w:p>
+      <w:pPr>
+        <w:rPr>
+          <w:rFonts w:ascii="Times New Roman" w:hAnsi="Times New Roman" w:cs="Times New Roman"/>
+          <w:sz w:val="32"/>
+          <w:szCs w:val="32"/>
+        </w:rPr>
+      </w:pPr>
+      <w:r>
+        <w:rPr>
+          <w:rFonts w:ascii="Times New Roman" w:hAnsi="Times New Roman" w:cs="Times New Roman"/>
+          <w:sz w:val="32"/>
+          <w:szCs w:val="32"/>
+        </w:rPr>
+        <w:t xml:space="preserve">            else</w:t>
+      </w:r>
+    </w:p>
+    <w:p>
+      <w:pPr>
+        <w:rPr>
+          <w:rFonts w:ascii="Times New Roman" w:hAnsi="Times New Roman" w:cs="Times New Roman"/>
+          <w:sz w:val="32"/>
+          <w:szCs w:val="32"/>
+        </w:rPr>
+      </w:pPr>
+      <w:r>
+        <w:rPr>
+          <w:rFonts w:ascii="Times New Roman" w:hAnsi="Times New Roman" w:cs="Times New Roman"/>
+          <w:sz w:val="32"/>
+          <w:szCs w:val="32"/>
+        </w:rPr>
+        <w:t xml:space="preserve">            {</w:t>
+      </w:r>
+    </w:p>
+    <w:p>
+      <w:pPr>
+        <w:rPr>
+          <w:rFonts w:ascii="Times New Roman" w:hAnsi="Times New Roman" w:cs="Times New Roman"/>
+          <w:sz w:val="32"/>
+          <w:szCs w:val="32"/>
+        </w:rPr>
+      </w:pPr>
+      <w:r>
+        <w:rPr>
+          <w:rFonts w:ascii="Times New Roman" w:hAnsi="Times New Roman" w:cs="Times New Roman"/>
+          <w:sz w:val="32"/>
+          <w:szCs w:val="32"/>
+        </w:rPr>
+        <w:t xml:space="preserve">                orderTable.Rows.Add(tenMonAn, 1);</w:t>
+      </w:r>
+    </w:p>
+    <w:p>
+      <w:pPr>
+        <w:rPr>
+          <w:rFonts w:ascii="Times New Roman" w:hAnsi="Times New Roman" w:cs="Times New Roman"/>
+          <w:sz w:val="32"/>
+          <w:szCs w:val="32"/>
+        </w:rPr>
+      </w:pPr>
+      <w:r>
+        <w:rPr>
+          <w:rFonts w:ascii="Times New Roman" w:hAnsi="Times New Roman" w:cs="Times New Roman"/>
+          <w:sz w:val="32"/>
+          <w:szCs w:val="32"/>
+        </w:rPr>
+        <w:t xml:space="preserve">            }</w:t>
+      </w:r>
+    </w:p>
+    <w:p>
+      <w:pPr>
+        <w:rPr>
+          <w:rFonts w:ascii="Times New Roman" w:hAnsi="Times New Roman" w:cs="Times New Roman"/>
+          <w:sz w:val="32"/>
+          <w:szCs w:val="32"/>
+        </w:rPr>
+      </w:pPr>
+      <w:r>
+        <w:rPr>
+          <w:rFonts w:ascii="Times New Roman" w:hAnsi="Times New Roman" w:cs="Times New Roman"/>
+          <w:sz w:val="32"/>
+          <w:szCs w:val="32"/>
+        </w:rPr>
+        <w:t xml:space="preserve">        }</w:t>
+      </w:r>
+    </w:p>
+    <w:p>
+      <w:pPr>
+        <w:rPr>
+          <w:rFonts w:ascii="Times New Roman" w:hAnsi="Times New Roman" w:cs="Times New Roman"/>
+          <w:sz w:val="32"/>
+          <w:szCs w:val="32"/>
+        </w:rPr>
+      </w:pPr>
+    </w:p>
+    <w:p>
+      <w:pPr>
+        <w:rPr>
+          <w:rFonts w:ascii="Times New Roman" w:hAnsi="Times New Roman" w:cs="Times New Roman"/>
+          <w:sz w:val="32"/>
+          <w:szCs w:val="32"/>
+        </w:rPr>
+      </w:pPr>
+      <w:r>
+        <w:rPr>
+          <w:rFonts w:ascii="Times New Roman" w:hAnsi="Times New Roman" w:cs="Times New Roman"/>
+          <w:sz w:val="32"/>
+          <w:szCs w:val="32"/>
+        </w:rPr>
+        <w:t xml:space="preserve">        private void btnXoa_Click(object sender, EventArgs e)</w:t>
+      </w:r>
+    </w:p>
+    <w:p>
+      <w:pPr>
+        <w:rPr>
+          <w:rFonts w:ascii="Times New Roman" w:hAnsi="Times New Roman" w:cs="Times New Roman"/>
+          <w:sz w:val="32"/>
+          <w:szCs w:val="32"/>
+        </w:rPr>
+      </w:pPr>
+      <w:r>
+        <w:rPr>
+          <w:rFonts w:ascii="Times New Roman" w:hAnsi="Times New Roman" w:cs="Times New Roman"/>
+          <w:sz w:val="32"/>
+          <w:szCs w:val="32"/>
+        </w:rPr>
+        <w:t xml:space="preserve">        {</w:t>
+      </w:r>
+    </w:p>
+    <w:p>
+      <w:pPr>
+        <w:rPr>
+          <w:rFonts w:ascii="Times New Roman" w:hAnsi="Times New Roman" w:cs="Times New Roman"/>
+          <w:sz w:val="32"/>
+          <w:szCs w:val="32"/>
+        </w:rPr>
+      </w:pPr>
+      <w:r>
+        <w:rPr>
+          <w:rFonts w:ascii="Times New Roman" w:hAnsi="Times New Roman" w:cs="Times New Roman"/>
+          <w:sz w:val="32"/>
+          <w:szCs w:val="32"/>
+        </w:rPr>
+        <w:t xml:space="preserve">            if (dgvOrder.SelectedRows.Count &gt; 0)</w:t>
+      </w:r>
+    </w:p>
+    <w:p>
+      <w:pPr>
+        <w:rPr>
+          <w:rFonts w:ascii="Times New Roman" w:hAnsi="Times New Roman" w:cs="Times New Roman"/>
+          <w:sz w:val="32"/>
+          <w:szCs w:val="32"/>
+        </w:rPr>
+      </w:pPr>
+      <w:r>
+        <w:rPr>
+          <w:rFonts w:ascii="Times New Roman" w:hAnsi="Times New Roman" w:cs="Times New Roman"/>
+          <w:sz w:val="32"/>
+          <w:szCs w:val="32"/>
+        </w:rPr>
+        <w:t xml:space="preserve">            {</w:t>
+      </w:r>
+    </w:p>
+    <w:p>
+      <w:pPr>
+        <w:rPr>
+          <w:rFonts w:ascii="Times New Roman" w:hAnsi="Times New Roman" w:cs="Times New Roman"/>
+          <w:sz w:val="32"/>
+          <w:szCs w:val="32"/>
+        </w:rPr>
+      </w:pPr>
+      <w:r>
+        <w:rPr>
+          <w:rFonts w:ascii="Times New Roman" w:hAnsi="Times New Roman" w:cs="Times New Roman"/>
+          <w:sz w:val="32"/>
+          <w:szCs w:val="32"/>
+        </w:rPr>
+        <w:t xml:space="preserve">                int selectedIndex = dgvOrder.SelectedRows[0].Index;</w:t>
+      </w:r>
+    </w:p>
+    <w:p>
+      <w:pPr>
+        <w:rPr>
+          <w:rFonts w:ascii="Times New Roman" w:hAnsi="Times New Roman" w:cs="Times New Roman"/>
+          <w:sz w:val="32"/>
+          <w:szCs w:val="32"/>
+        </w:rPr>
+      </w:pPr>
+      <w:r>
+        <w:rPr>
+          <w:rFonts w:ascii="Times New Roman" w:hAnsi="Times New Roman" w:cs="Times New Roman"/>
+          <w:sz w:val="32"/>
+          <w:szCs w:val="32"/>
+        </w:rPr>
+        <w:t xml:space="preserve">                orderTable.Rows.RemoveAt(selectedIndex);</w:t>
+      </w:r>
+    </w:p>
+    <w:p>
+      <w:pPr>
+        <w:rPr>
+          <w:rFonts w:ascii="Times New Roman" w:hAnsi="Times New Roman" w:cs="Times New Roman"/>
+          <w:sz w:val="32"/>
+          <w:szCs w:val="32"/>
+        </w:rPr>
+      </w:pPr>
+      <w:r>
+        <w:rPr>
+          <w:rFonts w:ascii="Times New Roman" w:hAnsi="Times New Roman" w:cs="Times New Roman"/>
+          <w:sz w:val="32"/>
+          <w:szCs w:val="32"/>
+        </w:rPr>
+        <w:t xml:space="preserve">            }</w:t>
+      </w:r>
+    </w:p>
+    <w:p>
+      <w:pPr>
+        <w:rPr>
+          <w:rFonts w:ascii="Times New Roman" w:hAnsi="Times New Roman" w:cs="Times New Roman"/>
+          <w:sz w:val="32"/>
+          <w:szCs w:val="32"/>
+        </w:rPr>
+      </w:pPr>
+      <w:r>
+        <w:rPr>
+          <w:rFonts w:ascii="Times New Roman" w:hAnsi="Times New Roman" w:cs="Times New Roman"/>
+          <w:sz w:val="32"/>
+          <w:szCs w:val="32"/>
+        </w:rPr>
+        <w:t xml:space="preserve">            else</w:t>
+      </w:r>
+    </w:p>
+    <w:p>
+      <w:pPr>
+        <w:rPr>
+          <w:rFonts w:ascii="Times New Roman" w:hAnsi="Times New Roman" w:cs="Times New Roman"/>
+          <w:sz w:val="32"/>
+          <w:szCs w:val="32"/>
+        </w:rPr>
+      </w:pPr>
+      <w:r>
+        <w:rPr>
+          <w:rFonts w:ascii="Times New Roman" w:hAnsi="Times New Roman" w:cs="Times New Roman"/>
+          <w:sz w:val="32"/>
+          <w:szCs w:val="32"/>
+        </w:rPr>
+        <w:t xml:space="preserve">            {</w:t>
+      </w:r>
+    </w:p>
+    <w:p>
+      <w:pPr>
+        <w:rPr>
+          <w:rFonts w:ascii="Times New Roman" w:hAnsi="Times New Roman" w:cs="Times New Roman"/>
+          <w:sz w:val="32"/>
+          <w:szCs w:val="32"/>
+        </w:rPr>
+      </w:pPr>
+      <w:r>
+        <w:rPr>
+          <w:rFonts w:ascii="Times New Roman" w:hAnsi="Times New Roman" w:cs="Times New Roman"/>
+          <w:sz w:val="32"/>
+          <w:szCs w:val="32"/>
+        </w:rPr>
+        <w:t xml:space="preserve">                MessageBox.Show("Vui lòng chọn món ăn cần xóa.", "Thông báo", MessageBoxButtons.OK, MessageBoxIcon.Information);</w:t>
+      </w:r>
+    </w:p>
+    <w:p>
+      <w:pPr>
+        <w:rPr>
+          <w:rFonts w:ascii="Times New Roman" w:hAnsi="Times New Roman" w:cs="Times New Roman"/>
+          <w:sz w:val="32"/>
+          <w:szCs w:val="32"/>
+        </w:rPr>
+      </w:pPr>
+      <w:r>
+        <w:rPr>
+          <w:rFonts w:ascii="Times New Roman" w:hAnsi="Times New Roman" w:cs="Times New Roman"/>
+          <w:sz w:val="32"/>
+          <w:szCs w:val="32"/>
+        </w:rPr>
+        <w:t xml:space="preserve">            }</w:t>
+      </w:r>
+    </w:p>
+    <w:p>
+      <w:pPr>
+        <w:rPr>
+          <w:rFonts w:ascii="Times New Roman" w:hAnsi="Times New Roman" w:cs="Times New Roman"/>
+          <w:sz w:val="32"/>
+          <w:szCs w:val="32"/>
+        </w:rPr>
+      </w:pPr>
+      <w:r>
+        <w:rPr>
+          <w:rFonts w:ascii="Times New Roman" w:hAnsi="Times New Roman" w:cs="Times New Roman"/>
+          <w:sz w:val="32"/>
+          <w:szCs w:val="32"/>
+        </w:rPr>
+        <w:t xml:space="preserve">        }</w:t>
+      </w:r>
+    </w:p>
+    <w:p>
+      <w:pPr>
+        <w:rPr>
+          <w:rFonts w:ascii="Times New Roman" w:hAnsi="Times New Roman" w:cs="Times New Roman"/>
+          <w:sz w:val="32"/>
+          <w:szCs w:val="32"/>
+        </w:rPr>
+      </w:pPr>
+    </w:p>
+    <w:p>
+      <w:pPr>
+        <w:rPr>
+          <w:rFonts w:ascii="Times New Roman" w:hAnsi="Times New Roman" w:cs="Times New Roman"/>
+          <w:sz w:val="32"/>
+          <w:szCs w:val="32"/>
+        </w:rPr>
+      </w:pPr>
+      <w:r>
+        <w:rPr>
+          <w:rFonts w:ascii="Times New Roman" w:hAnsi="Times New Roman" w:cs="Times New Roman"/>
+          <w:sz w:val="32"/>
+          <w:szCs w:val="32"/>
+        </w:rPr>
+        <w:lastRenderedPageBreak/>
+        <w:t xml:space="preserve">        private void btnOrder_Click(object sender, EventArgs e)</w:t>
+      </w:r>
+    </w:p>
+    <w:p>
+      <w:pPr>
+        <w:rPr>
+          <w:rFonts w:ascii="Times New Roman" w:hAnsi="Times New Roman" w:cs="Times New Roman"/>
+          <w:sz w:val="32"/>
+          <w:szCs w:val="32"/>
+        </w:rPr>
+      </w:pPr>
+      <w:r>
+        <w:rPr>
+          <w:rFonts w:ascii="Times New Roman" w:hAnsi="Times New Roman" w:cs="Times New Roman"/>
+          <w:sz w:val="32"/>
+          <w:szCs w:val="32"/>
+        </w:rPr>
+        <w:t xml:space="preserve">        {</w:t>
+      </w:r>
+    </w:p>
+    <w:p>
+      <w:pPr>
+        <w:rPr>
+          <w:rFonts w:ascii="Times New Roman" w:hAnsi="Times New Roman" w:cs="Times New Roman"/>
+          <w:sz w:val="32"/>
+          <w:szCs w:val="32"/>
+        </w:rPr>
+      </w:pPr>
+      <w:r>
+        <w:rPr>
+          <w:rFonts w:ascii="Times New Roman" w:hAnsi="Times New Roman" w:cs="Times New Roman"/>
+          <w:sz w:val="32"/>
+          <w:szCs w:val="32"/>
+        </w:rPr>
+        <w:t xml:space="preserve">            if (cboChonBan.SelectedItem == null || orderTable.Rows.Count == 0)</w:t>
+      </w:r>
+    </w:p>
+    <w:p>
+      <w:pPr>
+        <w:rPr>
+          <w:rFonts w:ascii="Times New Roman" w:hAnsi="Times New Roman" w:cs="Times New Roman"/>
+          <w:sz w:val="32"/>
+          <w:szCs w:val="32"/>
+        </w:rPr>
+      </w:pPr>
+      <w:r>
+        <w:rPr>
+          <w:rFonts w:ascii="Times New Roman" w:hAnsi="Times New Roman" w:cs="Times New Roman"/>
+          <w:sz w:val="32"/>
+          <w:szCs w:val="32"/>
+        </w:rPr>
+        <w:t xml:space="preserve">            {</w:t>
+      </w:r>
+    </w:p>
+    <w:p>
+      <w:pPr>
+        <w:rPr>
+          <w:rFonts w:ascii="Times New Roman" w:hAnsi="Times New Roman" w:cs="Times New Roman"/>
+          <w:sz w:val="32"/>
+          <w:szCs w:val="32"/>
+        </w:rPr>
+      </w:pPr>
+      <w:r>
+        <w:rPr>
+          <w:rFonts w:ascii="Times New Roman" w:hAnsi="Times New Roman" w:cs="Times New Roman"/>
+          <w:sz w:val="32"/>
+          <w:szCs w:val="32"/>
+        </w:rPr>
+        <w:t xml:space="preserve">                MessageBox.Show("Vui lòng chọn bàn và gọi món trước khi order.", "Thông báo", MessageBoxButtons.OK, MessageBoxIcon.Warning);</w:t>
+      </w:r>
+    </w:p>
+    <w:p>
+      <w:pPr>
+        <w:rPr>
+          <w:rFonts w:ascii="Times New Roman" w:hAnsi="Times New Roman" w:cs="Times New Roman"/>
+          <w:sz w:val="32"/>
+          <w:szCs w:val="32"/>
+        </w:rPr>
+      </w:pPr>
+      <w:r>
+        <w:rPr>
+          <w:rFonts w:ascii="Times New Roman" w:hAnsi="Times New Roman" w:cs="Times New Roman"/>
+          <w:sz w:val="32"/>
+          <w:szCs w:val="32"/>
+        </w:rPr>
+        <w:t xml:space="preserve">                return;</w:t>
+      </w:r>
+    </w:p>
+    <w:p>
+      <w:pPr>
+        <w:rPr>
+          <w:rFonts w:ascii="Times New Roman" w:hAnsi="Times New Roman" w:cs="Times New Roman"/>
+          <w:sz w:val="32"/>
+          <w:szCs w:val="32"/>
+        </w:rPr>
+      </w:pPr>
+      <w:r>
+        <w:rPr>
+          <w:rFonts w:ascii="Times New Roman" w:hAnsi="Times New Roman" w:cs="Times New Roman"/>
+          <w:sz w:val="32"/>
+          <w:szCs w:val="32"/>
+        </w:rPr>
+        <w:t xml:space="preserve">            }</w:t>
+      </w:r>
+    </w:p>
+    <w:p>
+      <w:pPr>
+        <w:rPr>
+          <w:rFonts w:ascii="Times New Roman" w:hAnsi="Times New Roman" w:cs="Times New Roman"/>
+          <w:sz w:val="32"/>
+          <w:szCs w:val="32"/>
+        </w:rPr>
+      </w:pPr>
+    </w:p>
+    <w:p>
+      <w:pPr>
+        <w:rPr>
+          <w:rFonts w:ascii="Times New Roman" w:hAnsi="Times New Roman" w:cs="Times New Roman"/>
+          <w:sz w:val="32"/>
+          <w:szCs w:val="32"/>
+        </w:rPr>
+      </w:pPr>
+      <w:r>
+        <w:rPr>
+          <w:rFonts w:ascii="Times New Roman" w:hAnsi="Times New Roman" w:cs="Times New Roman"/>
+          <w:sz w:val="32"/>
+          <w:szCs w:val="32"/>
+        </w:rPr>
+        <w:t xml:space="preserve">            SaveFileDialog saveFileDialog = new SaveFileDialog();</w:t>
+      </w:r>
+    </w:p>
+    <w:p>
+      <w:pPr>
+        <w:rPr>
+          <w:rFonts w:ascii="Times New Roman" w:hAnsi="Times New Roman" w:cs="Times New Roman"/>
+          <w:sz w:val="32"/>
+          <w:szCs w:val="32"/>
+        </w:rPr>
+      </w:pPr>
+      <w:r>
+        <w:rPr>
+          <w:rFonts w:ascii="Times New Roman" w:hAnsi="Times New Roman" w:cs="Times New Roman"/>
+          <w:sz w:val="32"/>
+          <w:szCs w:val="32"/>
+        </w:rPr>
+        <w:t xml:space="preserve">            saveFileDialog.Filter = "Text File|*.txt";</w:t>
+      </w:r>
+    </w:p>
+    <w:p>
+      <w:pPr>
+        <w:rPr>
+          <w:rFonts w:ascii="Times New Roman" w:hAnsi="Times New Roman" w:cs="Times New Roman"/>
+          <w:sz w:val="32"/>
+          <w:szCs w:val="32"/>
+        </w:rPr>
+      </w:pPr>
+      <w:r>
+        <w:rPr>
+          <w:rFonts w:ascii="Times New Roman" w:hAnsi="Times New Roman" w:cs="Times New Roman"/>
+          <w:sz w:val="32"/>
+          <w:szCs w:val="32"/>
+        </w:rPr>
+        <w:t xml:space="preserve">            saveFileDialog.Title = "Lưu thông tin Order";</w:t>
+      </w:r>
+    </w:p>
+    <w:p>
+      <w:pPr>
+        <w:rPr>
+          <w:rFonts w:ascii="Times New Roman" w:hAnsi="Times New Roman" w:cs="Times New Roman"/>
+          <w:sz w:val="32"/>
+          <w:szCs w:val="32"/>
+        </w:rPr>
+      </w:pPr>
+      <w:r>
+        <w:rPr>
+          <w:rFonts w:ascii="Times New Roman" w:hAnsi="Times New Roman" w:cs="Times New Roman"/>
+          <w:sz w:val="32"/>
+          <w:szCs w:val="32"/>
+        </w:rPr>
+        <w:t xml:space="preserve">            saveFileDialog.FileName = $"Order_{cboChonBan.Text}_{DateTime.Now:yyyy-MM-dd_HH-mm-ss}";</w:t>
+      </w:r>
+    </w:p>
+    <w:p>
+      <w:pPr>
+        <w:rPr>
+          <w:rFonts w:ascii="Times New Roman" w:hAnsi="Times New Roman" w:cs="Times New Roman"/>
+          <w:sz w:val="32"/>
+          <w:szCs w:val="32"/>
+        </w:rPr>
+      </w:pPr>
+    </w:p>
+    <w:p>
+      <w:pPr>
+        <w:rPr>
+          <w:rFonts w:ascii="Times New Roman" w:hAnsi="Times New Roman" w:cs="Times New Roman"/>
+          <w:sz w:val="32"/>
+          <w:szCs w:val="32"/>
+        </w:rPr>
+      </w:pPr>
+    </w:p>
+    <w:p>
+      <w:pPr>
+        <w:rPr>
+          <w:rFonts w:ascii="Times New Roman" w:hAnsi="Times New Roman" w:cs="Times New Roman"/>
+          <w:sz w:val="32"/>
+          <w:szCs w:val="32"/>
+        </w:rPr>
+      </w:pPr>
+      <w:r>
+        <w:rPr>
+          <w:rFonts w:ascii="Times New Roman" w:hAnsi="Times New Roman" w:cs="Times New Roman"/>
+          <w:sz w:val="32"/>
+          <w:szCs w:val="32"/>
+        </w:rPr>
+        <w:t xml:space="preserve">            if (saveFileDialog.ShowDialog() == DialogResult.OK)</w:t>
+      </w:r>
+    </w:p>
+    <w:p>
+      <w:pPr>
+        <w:rPr>
+          <w:rFonts w:ascii="Times New Roman" w:hAnsi="Times New Roman" w:cs="Times New Roman"/>
+          <w:sz w:val="32"/>
+          <w:szCs w:val="32"/>
+        </w:rPr>
+      </w:pPr>
+      <w:r>
+        <w:rPr>
+          <w:rFonts w:ascii="Times New Roman" w:hAnsi="Times New Roman" w:cs="Times New Roman"/>
+          <w:sz w:val="32"/>
+          <w:szCs w:val="32"/>
+        </w:rPr>
+        <w:t xml:space="preserve">            {</w:t>
+      </w:r>
+    </w:p>
+    <w:p>
+      <w:pPr>
+        <w:rPr>
+          <w:rFonts w:ascii="Times New Roman" w:hAnsi="Times New Roman" w:cs="Times New Roman"/>
+          <w:sz w:val="32"/>
+          <w:szCs w:val="32"/>
+        </w:rPr>
+      </w:pPr>
+      <w:r>
+        <w:rPr>
+          <w:rFonts w:ascii="Times New Roman" w:hAnsi="Times New Roman" w:cs="Times New Roman"/>
+          <w:sz w:val="32"/>
+          <w:szCs w:val="32"/>
+        </w:rPr>
+        <w:t xml:space="preserve">                try</w:t>
+      </w:r>
+    </w:p>
+    <w:p>
+      <w:pPr>
+        <w:rPr>
+          <w:rFonts w:ascii="Times New Roman" w:hAnsi="Times New Roman" w:cs="Times New Roman"/>
+          <w:sz w:val="32"/>
+          <w:szCs w:val="32"/>
+        </w:rPr>
+      </w:pPr>
+      <w:r>
+        <w:rPr>
+          <w:rFonts w:ascii="Times New Roman" w:hAnsi="Times New Roman" w:cs="Times New Roman"/>
+          <w:sz w:val="32"/>
+          <w:szCs w:val="32"/>
+        </w:rPr>
+        <w:t xml:space="preserve">                {</w:t>
+      </w:r>
+    </w:p>
+    <w:p>
+      <w:pPr>
+        <w:rPr>
+          <w:rFonts w:ascii="Times New Roman" w:hAnsi="Times New Roman" w:cs="Times New Roman"/>
+          <w:sz w:val="32"/>
+          <w:szCs w:val="32"/>
+        </w:rPr>
+      </w:pPr>
+      <w:r>
+        <w:rPr>
+          <w:rFonts w:ascii="Times New Roman" w:hAnsi="Times New Roman" w:cs="Times New Roman"/>
+          <w:sz w:val="32"/>
+          <w:szCs w:val="32"/>
+        </w:rPr>
+        <w:lastRenderedPageBreak/>
+        <w:t xml:space="preserve">                    StringBuilder fileContent = new StringBuilder();</w:t>
+      </w:r>
+    </w:p>
+    <w:p>
+      <w:pPr>
+        <w:rPr>
+          <w:rFonts w:ascii="Times New Roman" w:hAnsi="Times New Roman" w:cs="Times New Roman"/>
+          <w:sz w:val="32"/>
+          <w:szCs w:val="32"/>
+        </w:rPr>
+      </w:pPr>
+      <w:r>
+        <w:rPr>
+          <w:rFonts w:ascii="Times New Roman" w:hAnsi="Times New Roman" w:cs="Times New Roman"/>
+          <w:sz w:val="32"/>
+          <w:szCs w:val="32"/>
+        </w:rPr>
+        <w:t xml:space="preserve">                    fileContent.AppendLine("HÓA ĐƠN QUÁN ĂN NHANH VÕ ANH KIỆT");</w:t>
+      </w:r>
+    </w:p>
+    <w:p>
+      <w:pPr>
+        <w:rPr>
+          <w:rFonts w:ascii="Times New Roman" w:hAnsi="Times New Roman" w:cs="Times New Roman"/>
+          <w:sz w:val="32"/>
+          <w:szCs w:val="32"/>
+        </w:rPr>
+      </w:pPr>
+      <w:r>
+        <w:rPr>
+          <w:rFonts w:ascii="Times New Roman" w:hAnsi="Times New Roman" w:cs="Times New Roman"/>
+          <w:sz w:val="32"/>
+          <w:szCs w:val="32"/>
+        </w:rPr>
+        <w:t xml:space="preserve">                    fileContent.AppendLine("------------------------------------");</w:t>
+      </w:r>
+    </w:p>
+    <w:p>
+      <w:pPr>
+        <w:rPr>
+          <w:rFonts w:ascii="Times New Roman" w:hAnsi="Times New Roman" w:cs="Times New Roman"/>
+          <w:sz w:val="32"/>
+          <w:szCs w:val="32"/>
+        </w:rPr>
+      </w:pPr>
+      <w:r>
+        <w:rPr>
+          <w:rFonts w:ascii="Times New Roman" w:hAnsi="Times New Roman" w:cs="Times New Roman"/>
+          <w:sz w:val="32"/>
+          <w:szCs w:val="32"/>
+        </w:rPr>
+        <w:t xml:space="preserve">                    fileContent.AppendLine($"Bàn số: {cboChonBan.SelectedItem}");</w:t>
+      </w:r>
+    </w:p>
+    <w:p>
+      <w:pPr>
+        <w:rPr>
+          <w:rFonts w:ascii="Times New Roman" w:hAnsi="Times New Roman" w:cs="Times New Roman"/>
+          <w:sz w:val="32"/>
+          <w:szCs w:val="32"/>
+        </w:rPr>
+      </w:pPr>
+      <w:r>
+        <w:rPr>
+          <w:rFonts w:ascii="Times New Roman" w:hAnsi="Times New Roman" w:cs="Times New Roman"/>
+          <w:sz w:val="32"/>
+          <w:szCs w:val="32"/>
+        </w:rPr>
+        <w:t xml:space="preserve">                    fileContent.AppendLine($"Thời gian: {DateTime.Now}");</w:t>
+      </w:r>
+    </w:p>
+    <w:p>
+      <w:pPr>
+        <w:rPr>
+          <w:rFonts w:ascii="Times New Roman" w:hAnsi="Times New Roman" w:cs="Times New Roman"/>
+          <w:sz w:val="32"/>
+          <w:szCs w:val="32"/>
+        </w:rPr>
+      </w:pPr>
+      <w:r>
+        <w:rPr>
+          <w:rFonts w:ascii="Times New Roman" w:hAnsi="Times New Roman" w:cs="Times New Roman"/>
+          <w:sz w:val="32"/>
+          <w:szCs w:val="32"/>
+        </w:rPr>
+        <w:t xml:space="preserve">                    fileContent.AppendLine("------------------------------------");</w:t>
+      </w:r>
+    </w:p>
+    <w:p>
+      <w:pPr>
+        <w:rPr>
+          <w:rFonts w:ascii="Times New Roman" w:hAnsi="Times New Roman" w:cs="Times New Roman"/>
+          <w:sz w:val="32"/>
+          <w:szCs w:val="32"/>
+        </w:rPr>
+      </w:pPr>
+      <w:r>
+        <w:rPr>
+          <w:rFonts w:ascii="Times New Roman" w:hAnsi="Times New Roman" w:cs="Times New Roman"/>
+          <w:sz w:val="32"/>
+          <w:szCs w:val="32"/>
+        </w:rPr>
+        <w:t xml:space="preserve">                    fileContent.AppendLine("Danh sách món ăn:");</w:t>
+      </w:r>
+    </w:p>
+    <w:p>
+      <w:pPr>
+        <w:rPr>
+          <w:rFonts w:ascii="Times New Roman" w:hAnsi="Times New Roman" w:cs="Times New Roman"/>
+          <w:sz w:val="32"/>
+          <w:szCs w:val="32"/>
+        </w:rPr>
+      </w:pPr>
+    </w:p>
+    <w:p>
+      <w:pPr>
+        <w:rPr>
+          <w:rFonts w:ascii="Times New Roman" w:hAnsi="Times New Roman" w:cs="Times New Roman"/>
+          <w:sz w:val="32"/>
+          <w:szCs w:val="32"/>
+        </w:rPr>
+      </w:pPr>
+      <w:r>
+        <w:rPr>
+          <w:rFonts w:ascii="Times New Roman" w:hAnsi="Times New Roman" w:cs="Times New Roman"/>
+          <w:sz w:val="32"/>
+          <w:szCs w:val="32"/>
+        </w:rPr>
+        <w:t xml:space="preserve">                    foreach (DataRow row in orderTable.Rows)</w:t>
+      </w:r>
+    </w:p>
+    <w:p>
+      <w:pPr>
+        <w:rPr>
+          <w:rFonts w:ascii="Times New Roman" w:hAnsi="Times New Roman" w:cs="Times New Roman"/>
+          <w:sz w:val="32"/>
+          <w:szCs w:val="32"/>
+        </w:rPr>
+      </w:pPr>
+      <w:r>
+        <w:rPr>
+          <w:rFonts w:ascii="Times New Roman" w:hAnsi="Times New Roman" w:cs="Times New Roman"/>
+          <w:sz w:val="32"/>
+          <w:szCs w:val="32"/>
+        </w:rPr>
+        <w:t xml:space="preserve">                    {</w:t>
+      </w:r>
+    </w:p>
+    <w:p>
+      <w:pPr>
+        <w:rPr>
+          <w:rFonts w:ascii="Times New Roman" w:hAnsi="Times New Roman" w:cs="Times New Roman"/>
+          <w:sz w:val="32"/>
+          <w:szCs w:val="32"/>
+        </w:rPr>
+      </w:pPr>
+      <w:r>
+        <w:rPr>
+          <w:rFonts w:ascii="Times New Roman" w:hAnsi="Times New Roman" w:cs="Times New Roman"/>
+          <w:sz w:val="32"/>
+          <w:szCs w:val="32"/>
+        </w:rPr>
+        <w:t xml:space="preserve">                        fileContent.AppendLine($"- {row["Món ăn"]}: {row["Số lượng"]}");</w:t>
+      </w:r>
+    </w:p>
+    <w:p>
+      <w:pPr>
+        <w:rPr>
+          <w:rFonts w:ascii="Times New Roman" w:hAnsi="Times New Roman" w:cs="Times New Roman"/>
+          <w:sz w:val="32"/>
+          <w:szCs w:val="32"/>
+        </w:rPr>
+      </w:pPr>
+      <w:r>
+        <w:rPr>
+          <w:rFonts w:ascii="Times New Roman" w:hAnsi="Times New Roman" w:cs="Times New Roman"/>
+          <w:sz w:val="32"/>
+          <w:szCs w:val="32"/>
+        </w:rPr>
+        <w:t xml:space="preserve">                    }</w:t>
+      </w:r>
+    </w:p>
+    <w:p>
+      <w:pPr>
+        <w:rPr>
+          <w:rFonts w:ascii="Times New Roman" w:hAnsi="Times New Roman" w:cs="Times New Roman"/>
+          <w:sz w:val="32"/>
+          <w:szCs w:val="32"/>
+        </w:rPr>
+      </w:pPr>
+    </w:p>
+    <w:p>
+      <w:pPr>
+        <w:rPr>
+          <w:rFonts w:ascii="Times New Roman" w:hAnsi="Times New Roman" w:cs="Times New Roman"/>
+          <w:sz w:val="32"/>
+          <w:szCs w:val="32"/>
+        </w:rPr>
+      </w:pPr>
+      <w:r>
+        <w:rPr>
+          <w:rFonts w:ascii="Times New Roman" w:hAnsi="Times New Roman" w:cs="Times New Roman"/>
+          <w:sz w:val="32"/>
+          <w:szCs w:val="32"/>
+        </w:rPr>
+        <w:t xml:space="preserve">                    File.WriteAllText(saveFileDialog.FileName, fileContent.ToString());</w:t>
+      </w:r>
+    </w:p>
+    <w:p>
+      <w:pPr>
+        <w:rPr>
+          <w:rFonts w:ascii="Times New Roman" w:hAnsi="Times New Roman" w:cs="Times New Roman"/>
+          <w:sz w:val="32"/>
+          <w:szCs w:val="32"/>
+        </w:rPr>
+      </w:pPr>
+    </w:p>
+    <w:p>
+      <w:pPr>
+        <w:rPr>
+          <w:rFonts w:ascii="Times New Roman" w:hAnsi="Times New Roman" w:cs="Times New Roman"/>
+          <w:sz w:val="32"/>
+          <w:szCs w:val="32"/>
+        </w:rPr>
+      </w:pPr>
+      <w:r>
+        <w:rPr>
+          <w:rFonts w:ascii="Times New Roman" w:hAnsi="Times New Roman" w:cs="Times New Roman"/>
+          <w:sz w:val="32"/>
+          <w:szCs w:val="32"/>
+        </w:rPr>
+        <w:t xml:space="preserve">                    MessageBox.Show("Order đã được ghi vào file thành công!", "Thành công", MessageBoxButtons.OK, MessageBoxIcon.Information);</w:t>
+      </w:r>
+    </w:p>
+    <w:p>
+      <w:pPr>
+        <w:rPr>
+          <w:rFonts w:ascii="Times New Roman" w:hAnsi="Times New Roman" w:cs="Times New Roman"/>
+          <w:sz w:val="32"/>
+          <w:szCs w:val="32"/>
+        </w:rPr>
+      </w:pPr>
+    </w:p>
+    <w:p>
+      <w:pPr>
+        <w:rPr>
+          <w:rFonts w:ascii="Times New Roman" w:hAnsi="Times New Roman" w:cs="Times New Roman"/>
+          <w:sz w:val="32"/>
+          <w:szCs w:val="32"/>
+        </w:rPr>
+      </w:pPr>
+      <w:r>
+        <w:rPr>
+          <w:rFonts w:ascii="Times New Roman" w:hAnsi="Times New Roman" w:cs="Times New Roman"/>
+          <w:sz w:val="32"/>
+          <w:szCs w:val="32"/>
+        </w:rPr>
+        <w:t xml:space="preserve">                    orderTable.Clear();</w:t>
+      </w:r>
+    </w:p>
+    <w:p>
+      <w:pPr>
+        <w:rPr>
+          <w:rFonts w:ascii="Times New Roman" w:hAnsi="Times New Roman" w:cs="Times New Roman"/>
+          <w:sz w:val="32"/>
+          <w:szCs w:val="32"/>
+        </w:rPr>
+      </w:pPr>
+      <w:r>
+        <w:rPr>
+          <w:rFonts w:ascii="Times New Roman" w:hAnsi="Times New Roman" w:cs="Times New Roman"/>
+          <w:sz w:val="32"/>
+          <w:szCs w:val="32"/>
+        </w:rPr>
+        <w:lastRenderedPageBreak/>
+        <w:t xml:space="preserve">                    cboChonBan.SelectedIndex = -1;</w:t>
+      </w:r>
+    </w:p>
+    <w:p>
+      <w:pPr>
+        <w:rPr>
+          <w:rFonts w:ascii="Times New Roman" w:hAnsi="Times New Roman" w:cs="Times New Roman"/>
+          <w:sz w:val="32"/>
+          <w:szCs w:val="32"/>
+        </w:rPr>
+      </w:pPr>
+      <w:r>
+        <w:rPr>
+          <w:rFonts w:ascii="Times New Roman" w:hAnsi="Times New Roman" w:cs="Times New Roman"/>
+          <w:sz w:val="32"/>
+          <w:szCs w:val="32"/>
+        </w:rPr>
+        <w:t xml:space="preserve">                }</w:t>
+      </w:r>
+    </w:p>
+    <w:p>
+      <w:pPr>
+        <w:rPr>
+          <w:rFonts w:ascii="Times New Roman" w:hAnsi="Times New Roman" w:cs="Times New Roman"/>
+          <w:sz w:val="32"/>
+          <w:szCs w:val="32"/>
+        </w:rPr>
+      </w:pPr>
+      <w:r>
+        <w:rPr>
+          <w:rFonts w:ascii="Times New Roman" w:hAnsi="Times New Roman" w:cs="Times New Roman"/>
+          <w:sz w:val="32"/>
+          <w:szCs w:val="32"/>
+        </w:rPr>
+        <w:t xml:space="preserve">                catch (Exception ex)</w:t>
+      </w:r>
+    </w:p>
+    <w:p>
+      <w:pPr>
+        <w:rPr>
+          <w:rFonts w:ascii="Times New Roman" w:hAnsi="Times New Roman" w:cs="Times New Roman"/>
+          <w:sz w:val="32"/>
+          <w:szCs w:val="32"/>
+        </w:rPr>
+      </w:pPr>
+      <w:r>
+        <w:rPr>
+          <w:rFonts w:ascii="Times New Roman" w:hAnsi="Times New Roman" w:cs="Times New Roman"/>
+          <w:sz w:val="32"/>
+          <w:szCs w:val="32"/>
+        </w:rPr>
+        <w:t xml:space="preserve">                {</w:t>
+      </w:r>
+    </w:p>
+    <w:p>
+      <w:pPr>
+        <w:rPr>
+          <w:rFonts w:ascii="Times New Roman" w:hAnsi="Times New Roman" w:cs="Times New Roman"/>
+          <w:sz w:val="32"/>
+          <w:szCs w:val="32"/>
+        </w:rPr>
+      </w:pPr>
+      <w:r>
+        <w:rPr>
+          <w:rFonts w:ascii="Times New Roman" w:hAnsi="Times New Roman" w:cs="Times New Roman"/>
+          <w:sz w:val="32"/>
+          <w:szCs w:val="32"/>
+        </w:rPr>
+        <w:t xml:space="preserve">                    MessageBox.Show("Đã có lỗi xảy ra khi ghi file: " + ex.Message, "Lỗi", MessageBoxButtons.OK, MessageBoxIcon.Error);</w:t>
+      </w:r>
+    </w:p>
+    <w:p>
+      <w:pPr>
+        <w:rPr>
+          <w:rFonts w:ascii="Times New Roman" w:hAnsi="Times New Roman" w:cs="Times New Roman"/>
+          <w:sz w:val="32"/>
+          <w:szCs w:val="32"/>
+        </w:rPr>
+      </w:pPr>
+      <w:r>
+        <w:rPr>
+          <w:rFonts w:ascii="Times New Roman" w:hAnsi="Times New Roman" w:cs="Times New Roman"/>
+          <w:sz w:val="32"/>
+          <w:szCs w:val="32"/>
+        </w:rPr>
+        <w:t xml:space="preserve">                }</w:t>
+      </w:r>
+    </w:p>
+    <w:p>
+      <w:pPr>
+        <w:rPr>
+          <w:rFonts w:ascii="Times New Roman" w:hAnsi="Times New Roman" w:cs="Times New Roman"/>
+          <w:sz w:val="32"/>
+          <w:szCs w:val="32"/>
+        </w:rPr>
+      </w:pPr>
+      <w:r>
+        <w:rPr>
+          <w:rFonts w:ascii="Times New Roman" w:hAnsi="Times New Roman" w:cs="Times New Roman"/>
+          <w:sz w:val="32"/>
+          <w:szCs w:val="32"/>
+        </w:rPr>
+        <w:t xml:space="preserve">            }</w:t>
+      </w:r>
+    </w:p>
+    <w:p>
+      <w:pPr>
+        <w:rPr>
+          <w:rFonts w:ascii="Times New Roman" w:hAnsi="Times New Roman" w:cs="Times New Roman"/>
+          <w:sz w:val="32"/>
+          <w:szCs w:val="32"/>
+        </w:rPr>
+      </w:pPr>
+      <w:r>
+        <w:rPr>
+          <w:rFonts w:ascii="Times New Roman" w:hAnsi="Times New Roman" w:cs="Times New Roman"/>
+          <w:sz w:val="32"/>
+          <w:szCs w:val="32"/>
+        </w:rPr>
+        <w:t xml:space="preserve">        }</w:t>
+      </w:r>
+    </w:p>
+    <w:p>
+      <w:pPr>
+        <w:rPr>
+          <w:rFonts w:ascii="Times New Roman" w:hAnsi="Times New Roman" w:cs="Times New Roman"/>
+          <w:sz w:val="32"/>
+          <w:szCs w:val="32"/>
+        </w:rPr>
+      </w:pPr>
+      <w:r>
+        <w:rPr>
+          <w:rFonts w:ascii="Times New Roman" w:hAnsi="Times New Roman" w:cs="Times New Roman"/>
+          <w:sz w:val="32"/>
+          <w:szCs w:val="32"/>
+        </w:rPr>
+        <w:t xml:space="preserve">    }</w:t>
+      </w:r>
+    </w:p>
+    <w:p>
+      <w:pPr>
+        <w:rPr>
+          <w:rFonts w:ascii="Times New Roman" w:hAnsi="Times New Roman" w:cs="Times New Roman"/>
+          <w:sz w:val="32"/>
+          <w:szCs w:val="32"/>
+          <w:lang w:val="vi-VN"/>
+        </w:rPr>
+      </w:pPr>
+      <w:r>
+        <w:rPr>
+          <w:rFonts w:ascii="Times New Roman" w:hAnsi="Times New Roman" w:cs="Times New Roman"/>
+          <w:sz w:val="32"/>
+          <w:szCs w:val="32"/>
+        </w:rPr>
+        <w:t>}</w:t>
+      </w:r>
+    </w:p>
+    <w:p>
+      <w:pPr>
+        <w:rPr>
+          <w:rFonts w:ascii="Times New Roman" w:hAnsi="Times New Roman" w:cs="Times New Roman"/>
+          <w:b/>
+          <w:bCs/>
+          <w:sz w:val="32"/>
+          <w:szCs w:val="32"/>
+          <w:lang w:val="vi-VN"/>
+        </w:rPr>
+      </w:pPr>
+      <w:r>
+        <w:rPr>
+          <w:rFonts w:ascii="Times New Roman" w:hAnsi="Times New Roman" w:cs="Times New Roman"/>
+          <w:b/>
+          <w:bCs/>
+          <w:sz w:val="32"/>
+          <w:szCs w:val="32"/>
+          <w:lang w:val="vi-VN"/>
+        </w:rPr>
+        <w:br w:type="page"/>
+      </w:r>
+    </w:p>
+    <w:p>
+      <w:pPr>
+        <w:rPr>
+          <w:rFonts w:ascii="Times New Roman" w:hAnsi="Times New Roman" w:cs="Times New Roman"/>
+          <w:b/>
+          <w:bCs/>
+          <w:sz w:val="32"/>
+          <w:szCs w:val="32"/>
+          <w:lang w:val="vi-VN"/>
+        </w:rPr>
+      </w:pPr>
+      <w:r>
+        <w:rPr>
+          <w:rFonts w:ascii="Times New Roman" w:hAnsi="Times New Roman" w:cs="Times New Roman"/>
+          <w:b/>
+          <w:bCs/>
+          <w:sz w:val="32"/>
+          <w:szCs w:val="32"/>
+          <w:lang w:val="vi-VN"/>
+        </w:rPr>
         <w:lastRenderedPageBreak/>
         <w:t>Thực hành 2: Tạo mới 1 project có tên là “ThucHanh2” với form chính được</w:t>
       </w:r>
@@ -1341,6 +3726,7 @@
           <w:rFonts w:ascii="Times New Roman" w:hAnsi="Times New Roman" w:cs="Times New Roman"/>
           <w:b/>
           <w:bCs/>
+          <w:noProof/>
           <w:sz w:val="32"/>
           <w:szCs w:val="32"/>
           <w:lang w:val="vi-VN"/>
@@ -1442,6 +3828,7 @@
       <w:r>
         <w:rPr>
           <w:rFonts w:ascii="Times New Roman" w:hAnsi="Times New Roman" w:cs="Times New Roman"/>
+          <w:noProof/>
           <w:sz w:val="32"/>
           <w:szCs w:val="32"/>
           <w:lang w:val="vi-VN"/>
@@ -1548,6 +3935,7 @@
       <w:r>
         <w:rPr>
           <w:rFonts w:ascii="Times New Roman" w:hAnsi="Times New Roman" w:cs="Times New Roman"/>
+          <w:noProof/>
           <w:sz w:val="32"/>
           <w:szCs w:val="32"/>
           <w:lang w:val="vi-VN"/>
@@ -1665,6 +4053,7 @@
       <w:r>
         <w:rPr>
           <w:rFonts w:ascii="Times New Roman" w:hAnsi="Times New Roman" w:cs="Times New Roman"/>
+          <w:noProof/>
           <w:sz w:val="32"/>
           <w:szCs w:val="32"/>
           <w:lang w:val="vi-VN"/>
@@ -1779,6 +4168,7 @@
       <w:r>
         <w:rPr>
           <w:rFonts w:ascii="Times New Roman" w:hAnsi="Times New Roman" w:cs="Times New Roman"/>
+          <w:noProof/>
           <w:sz w:val="32"/>
           <w:szCs w:val="32"/>
           <w:lang w:val="vi-VN"/>
@@ -1898,6 +4288,7 @@
       <w:r>
         <w:rPr>
           <w:rFonts w:ascii="Times New Roman" w:hAnsi="Times New Roman" w:cs="Times New Roman"/>
+          <w:noProof/>
           <w:sz w:val="32"/>
           <w:szCs w:val="32"/>
           <w:lang w:val="vi-VN"/>
@@ -1988,6 +4379,7 @@
       <w:r>
         <w:rPr>
           <w:rFonts w:ascii="Times New Roman" w:hAnsi="Times New Roman" w:cs="Times New Roman"/>
+          <w:noProof/>
           <w:sz w:val="32"/>
           <w:szCs w:val="32"/>
           <w:lang w:val="vi-VN"/>
@@ -2080,6 +4472,7 @@
       <w:r>
         <w:rPr>
           <w:rFonts w:ascii="Times New Roman" w:hAnsi="Times New Roman" w:cs="Times New Roman"/>
+          <w:noProof/>
           <w:sz w:val="32"/>
           <w:szCs w:val="32"/>
           <w:lang w:val="vi-VN"/>
@@ -2183,6 +4576,7 @@
       <w:r>
         <w:rPr>
           <w:rFonts w:ascii="Times New Roman" w:hAnsi="Times New Roman" w:cs="Times New Roman"/>
+          <w:noProof/>
           <w:sz w:val="32"/>
           <w:szCs w:val="32"/>
           <w:lang w:val="vi-VN"/>
@@ -2291,6 +4685,1523 @@
           <w:lang w:val="vi-VN"/>
         </w:rPr>
       </w:pPr>
+      <w:r>
+        <w:rPr>
+          <w:rFonts w:ascii="Times New Roman" w:hAnsi="Times New Roman" w:cs="Times New Roman"/>
+          <w:b/>
+          <w:bCs/>
+          <w:sz w:val="32"/>
+          <w:szCs w:val="32"/>
+          <w:lang w:val="vi-VN"/>
+        </w:rPr>
+        <w:br w:type="page"/>
+      </w:r>
+      <w:r>
+        <w:rPr>
+          <w:rFonts w:ascii="Times New Roman" w:hAnsi="Times New Roman" w:cs="Times New Roman"/>
+          <w:b/>
+          <w:bCs/>
+          <w:sz w:val="32"/>
+          <w:szCs w:val="32"/>
+          <w:lang w:val="vi-VN"/>
+        </w:rPr>
+        <w:lastRenderedPageBreak/>
+        <w:t>Code f</w:t>
+      </w:r>
+      <w:r>
+        <w:rPr>
+          <w:rFonts w:ascii="Times New Roman" w:hAnsi="Times New Roman" w:cs="Times New Roman"/>
+          <w:b/>
+          <w:bCs/>
+          <w:sz w:val="32"/>
+          <w:szCs w:val="32"/>
+          <w:lang w:val="vi-VN"/>
+        </w:rPr>
+        <w:t>ile Form.cs</w:t>
+      </w:r>
+    </w:p>
+    <w:p>
+      <w:pPr>
+        <w:rPr>
+          <w:rFonts w:ascii="Times New Roman" w:hAnsi="Times New Roman" w:cs="Times New Roman"/>
+          <w:sz w:val="32"/>
+          <w:szCs w:val="32"/>
+        </w:rPr>
+      </w:pPr>
+      <w:r>
+        <w:rPr>
+          <w:rFonts w:ascii="Times New Roman" w:hAnsi="Times New Roman" w:cs="Times New Roman"/>
+          <w:sz w:val="32"/>
+          <w:szCs w:val="32"/>
+        </w:rPr>
+        <w:t>namespace _1150080143_VoAnhKiet_Lab3_ThucHanh2</w:t>
+      </w:r>
+    </w:p>
+    <w:p>
+      <w:pPr>
+        <w:rPr>
+          <w:rFonts w:ascii="Times New Roman" w:hAnsi="Times New Roman" w:cs="Times New Roman"/>
+          <w:sz w:val="32"/>
+          <w:szCs w:val="32"/>
+        </w:rPr>
+      </w:pPr>
+      <w:r>
+        <w:rPr>
+          <w:rFonts w:ascii="Times New Roman" w:hAnsi="Times New Roman" w:cs="Times New Roman"/>
+          <w:sz w:val="32"/>
+          <w:szCs w:val="32"/>
+        </w:rPr>
+        <w:t>{</w:t>
+      </w:r>
+    </w:p>
+    <w:p>
+      <w:pPr>
+        <w:rPr>
+          <w:rFonts w:ascii="Times New Roman" w:hAnsi="Times New Roman" w:cs="Times New Roman"/>
+          <w:sz w:val="32"/>
+          <w:szCs w:val="32"/>
+        </w:rPr>
+      </w:pPr>
+      <w:r>
+        <w:rPr>
+          <w:rFonts w:ascii="Times New Roman" w:hAnsi="Times New Roman" w:cs="Times New Roman"/>
+          <w:sz w:val="32"/>
+          <w:szCs w:val="32"/>
+        </w:rPr>
+        <w:t xml:space="preserve">    public partial class Form1 : Form</w:t>
+      </w:r>
+    </w:p>
+    <w:p>
+      <w:pPr>
+        <w:rPr>
+          <w:rFonts w:ascii="Times New Roman" w:hAnsi="Times New Roman" w:cs="Times New Roman"/>
+          <w:sz w:val="32"/>
+          <w:szCs w:val="32"/>
+        </w:rPr>
+      </w:pPr>
+      <w:r>
+        <w:rPr>
+          <w:rFonts w:ascii="Times New Roman" w:hAnsi="Times New Roman" w:cs="Times New Roman"/>
+          <w:sz w:val="32"/>
+          <w:szCs w:val="32"/>
+        </w:rPr>
+        <w:t xml:space="preserve">    {</w:t>
+      </w:r>
+    </w:p>
+    <w:p>
+      <w:pPr>
+        <w:rPr>
+          <w:rFonts w:ascii="Times New Roman" w:hAnsi="Times New Roman" w:cs="Times New Roman"/>
+          <w:sz w:val="32"/>
+          <w:szCs w:val="32"/>
+        </w:rPr>
+      </w:pPr>
+      <w:r>
+        <w:rPr>
+          <w:rFonts w:ascii="Times New Roman" w:hAnsi="Times New Roman" w:cs="Times New Roman"/>
+          <w:sz w:val="32"/>
+          <w:szCs w:val="32"/>
+        </w:rPr>
+        <w:t xml:space="preserve">        public Form1()</w:t>
+      </w:r>
+    </w:p>
+    <w:p>
+      <w:pPr>
+        <w:rPr>
+          <w:rFonts w:ascii="Times New Roman" w:hAnsi="Times New Roman" w:cs="Times New Roman"/>
+          <w:sz w:val="32"/>
+          <w:szCs w:val="32"/>
+        </w:rPr>
+      </w:pPr>
+      <w:r>
+        <w:rPr>
+          <w:rFonts w:ascii="Times New Roman" w:hAnsi="Times New Roman" w:cs="Times New Roman"/>
+          <w:sz w:val="32"/>
+          <w:szCs w:val="32"/>
+        </w:rPr>
+        <w:t xml:space="preserve">        {</w:t>
+      </w:r>
+    </w:p>
+    <w:p>
+      <w:pPr>
+        <w:rPr>
+          <w:rFonts w:ascii="Times New Roman" w:hAnsi="Times New Roman" w:cs="Times New Roman"/>
+          <w:sz w:val="32"/>
+          <w:szCs w:val="32"/>
+        </w:rPr>
+      </w:pPr>
+      <w:r>
+        <w:rPr>
+          <w:rFonts w:ascii="Times New Roman" w:hAnsi="Times New Roman" w:cs="Times New Roman"/>
+          <w:sz w:val="32"/>
+          <w:szCs w:val="32"/>
+        </w:rPr>
+        <w:t xml:space="preserve">            InitializeComponent();</w:t>
+      </w:r>
+    </w:p>
+    <w:p>
+      <w:pPr>
+        <w:rPr>
+          <w:rFonts w:ascii="Times New Roman" w:hAnsi="Times New Roman" w:cs="Times New Roman"/>
+          <w:sz w:val="32"/>
+          <w:szCs w:val="32"/>
+        </w:rPr>
+      </w:pPr>
+      <w:r>
+        <w:rPr>
+          <w:rFonts w:ascii="Times New Roman" w:hAnsi="Times New Roman" w:cs="Times New Roman"/>
+          <w:sz w:val="32"/>
+          <w:szCs w:val="32"/>
+        </w:rPr>
+        <w:t xml:space="preserve">        }</w:t>
+      </w:r>
+    </w:p>
+    <w:p>
+      <w:pPr>
+        <w:rPr>
+          <w:rFonts w:ascii="Times New Roman" w:hAnsi="Times New Roman" w:cs="Times New Roman"/>
+          <w:sz w:val="32"/>
+          <w:szCs w:val="32"/>
+        </w:rPr>
+      </w:pPr>
+    </w:p>
+    <w:p>
+      <w:pPr>
+        <w:rPr>
+          <w:rFonts w:ascii="Times New Roman" w:hAnsi="Times New Roman" w:cs="Times New Roman"/>
+          <w:sz w:val="32"/>
+          <w:szCs w:val="32"/>
+        </w:rPr>
+      </w:pPr>
+      <w:r>
+        <w:rPr>
+          <w:rFonts w:ascii="Times New Roman" w:hAnsi="Times New Roman" w:cs="Times New Roman"/>
+          <w:sz w:val="32"/>
+          <w:szCs w:val="32"/>
+        </w:rPr>
+        <w:t xml:space="preserve">        private void btnThem_Click(object sender, EventArgs e)</w:t>
+      </w:r>
+    </w:p>
+    <w:p>
+      <w:pPr>
+        <w:rPr>
+          <w:rFonts w:ascii="Times New Roman" w:hAnsi="Times New Roman" w:cs="Times New Roman"/>
+          <w:sz w:val="32"/>
+          <w:szCs w:val="32"/>
+        </w:rPr>
+      </w:pPr>
+      <w:r>
+        <w:rPr>
+          <w:rFonts w:ascii="Times New Roman" w:hAnsi="Times New Roman" w:cs="Times New Roman"/>
+          <w:sz w:val="32"/>
+          <w:szCs w:val="32"/>
+        </w:rPr>
+        <w:t xml:space="preserve">        {</w:t>
+      </w:r>
+    </w:p>
+    <w:p>
+      <w:pPr>
+        <w:rPr>
+          <w:rFonts w:ascii="Times New Roman" w:hAnsi="Times New Roman" w:cs="Times New Roman"/>
+          <w:sz w:val="32"/>
+          <w:szCs w:val="32"/>
+        </w:rPr>
+      </w:pPr>
+      <w:r>
+        <w:rPr>
+          <w:rFonts w:ascii="Times New Roman" w:hAnsi="Times New Roman" w:cs="Times New Roman"/>
+          <w:sz w:val="32"/>
+          <w:szCs w:val="32"/>
+        </w:rPr>
+        <w:t xml:space="preserve">            if (string.IsNullOrWhiteSpace(txtHoTen.Text))</w:t>
+      </w:r>
+    </w:p>
+    <w:p>
+      <w:pPr>
+        <w:rPr>
+          <w:rFonts w:ascii="Times New Roman" w:hAnsi="Times New Roman" w:cs="Times New Roman"/>
+          <w:sz w:val="32"/>
+          <w:szCs w:val="32"/>
+        </w:rPr>
+      </w:pPr>
+      <w:r>
+        <w:rPr>
+          <w:rFonts w:ascii="Times New Roman" w:hAnsi="Times New Roman" w:cs="Times New Roman"/>
+          <w:sz w:val="32"/>
+          <w:szCs w:val="32"/>
+        </w:rPr>
+        <w:t xml:space="preserve">            {</w:t>
+      </w:r>
+    </w:p>
+    <w:p>
+      <w:pPr>
+        <w:rPr>
+          <w:rFonts w:ascii="Times New Roman" w:hAnsi="Times New Roman" w:cs="Times New Roman"/>
+          <w:sz w:val="32"/>
+          <w:szCs w:val="32"/>
+        </w:rPr>
+      </w:pPr>
+      <w:r>
+        <w:rPr>
+          <w:rFonts w:ascii="Times New Roman" w:hAnsi="Times New Roman" w:cs="Times New Roman"/>
+          <w:sz w:val="32"/>
+          <w:szCs w:val="32"/>
+        </w:rPr>
+        <w:t xml:space="preserve">                MessageBox.Show("Họ tên sinh viên không được để trống!", "Lỗi", MessageBoxButtons.OK, MessageBoxIcon.Error);</w:t>
+      </w:r>
+    </w:p>
+    <w:p>
+      <w:pPr>
+        <w:rPr>
+          <w:rFonts w:ascii="Times New Roman" w:hAnsi="Times New Roman" w:cs="Times New Roman"/>
+          <w:sz w:val="32"/>
+          <w:szCs w:val="32"/>
+        </w:rPr>
+      </w:pPr>
+      <w:r>
+        <w:rPr>
+          <w:rFonts w:ascii="Times New Roman" w:hAnsi="Times New Roman" w:cs="Times New Roman"/>
+          <w:sz w:val="32"/>
+          <w:szCs w:val="32"/>
+        </w:rPr>
+        <w:t xml:space="preserve">                txtHoTen.Focus(); </w:t>
+      </w:r>
+    </w:p>
+    <w:p>
+      <w:pPr>
+        <w:rPr>
+          <w:rFonts w:ascii="Times New Roman" w:hAnsi="Times New Roman" w:cs="Times New Roman"/>
+          <w:sz w:val="32"/>
+          <w:szCs w:val="32"/>
+        </w:rPr>
+      </w:pPr>
+      <w:r>
+        <w:rPr>
+          <w:rFonts w:ascii="Times New Roman" w:hAnsi="Times New Roman" w:cs="Times New Roman"/>
+          <w:sz w:val="32"/>
+          <w:szCs w:val="32"/>
+        </w:rPr>
+        <w:t xml:space="preserve">                return; </w:t>
+      </w:r>
+    </w:p>
+    <w:p>
+      <w:pPr>
+        <w:rPr>
+          <w:rFonts w:ascii="Times New Roman" w:hAnsi="Times New Roman" w:cs="Times New Roman"/>
+          <w:sz w:val="32"/>
+          <w:szCs w:val="32"/>
+        </w:rPr>
+      </w:pPr>
+      <w:r>
+        <w:rPr>
+          <w:rFonts w:ascii="Times New Roman" w:hAnsi="Times New Roman" w:cs="Times New Roman"/>
+          <w:sz w:val="32"/>
+          <w:szCs w:val="32"/>
+        </w:rPr>
+        <w:t xml:space="preserve">            }</w:t>
+      </w:r>
+    </w:p>
+    <w:p>
+      <w:pPr>
+        <w:rPr>
+          <w:rFonts w:ascii="Times New Roman" w:hAnsi="Times New Roman" w:cs="Times New Roman"/>
+          <w:sz w:val="32"/>
+          <w:szCs w:val="32"/>
+        </w:rPr>
+      </w:pPr>
+    </w:p>
+    <w:p>
+      <w:pPr>
+        <w:rPr>
+          <w:rFonts w:ascii="Times New Roman" w:hAnsi="Times New Roman" w:cs="Times New Roman"/>
+          <w:sz w:val="32"/>
+          <w:szCs w:val="32"/>
+        </w:rPr>
+      </w:pPr>
+    </w:p>
+    <w:p>
+      <w:pPr>
+        <w:rPr>
+          <w:rFonts w:ascii="Times New Roman" w:hAnsi="Times New Roman" w:cs="Times New Roman"/>
+          <w:sz w:val="32"/>
+          <w:szCs w:val="32"/>
+        </w:rPr>
+      </w:pPr>
+      <w:r>
+        <w:rPr>
+          <w:rFonts w:ascii="Times New Roman" w:hAnsi="Times New Roman" w:cs="Times New Roman"/>
+          <w:sz w:val="32"/>
+          <w:szCs w:val="32"/>
+        </w:rPr>
+        <w:t xml:space="preserve">            ListViewItem item = new ListViewItem(txtHoTen.Text);</w:t>
+      </w:r>
+    </w:p>
+    <w:p>
+      <w:pPr>
+        <w:rPr>
+          <w:rFonts w:ascii="Times New Roman" w:hAnsi="Times New Roman" w:cs="Times New Roman"/>
+          <w:sz w:val="32"/>
+          <w:szCs w:val="32"/>
+        </w:rPr>
+      </w:pPr>
+    </w:p>
+    <w:p>
+      <w:pPr>
+        <w:rPr>
+          <w:rFonts w:ascii="Times New Roman" w:hAnsi="Times New Roman" w:cs="Times New Roman"/>
+          <w:sz w:val="32"/>
+          <w:szCs w:val="32"/>
+        </w:rPr>
+      </w:pPr>
+      <w:r>
+        <w:rPr>
+          <w:rFonts w:ascii="Times New Roman" w:hAnsi="Times New Roman" w:cs="Times New Roman"/>
+          <w:sz w:val="32"/>
+          <w:szCs w:val="32"/>
+        </w:rPr>
+        <w:t xml:space="preserve">            item.SubItems.Add(dtpNgaySinh.Text);</w:t>
+      </w:r>
+    </w:p>
+    <w:p>
+      <w:pPr>
+        <w:rPr>
+          <w:rFonts w:ascii="Times New Roman" w:hAnsi="Times New Roman" w:cs="Times New Roman"/>
+          <w:sz w:val="32"/>
+          <w:szCs w:val="32"/>
+        </w:rPr>
+      </w:pPr>
+      <w:r>
+        <w:rPr>
+          <w:rFonts w:ascii="Times New Roman" w:hAnsi="Times New Roman" w:cs="Times New Roman"/>
+          <w:sz w:val="32"/>
+          <w:szCs w:val="32"/>
+        </w:rPr>
+        <w:t xml:space="preserve">            item.SubItems.Add(txtLop.Text);   </w:t>
+      </w:r>
+    </w:p>
+    <w:p>
+      <w:pPr>
+        <w:rPr>
+          <w:rFonts w:ascii="Times New Roman" w:hAnsi="Times New Roman" w:cs="Times New Roman"/>
+          <w:sz w:val="32"/>
+          <w:szCs w:val="32"/>
+        </w:rPr>
+      </w:pPr>
+      <w:r>
+        <w:rPr>
+          <w:rFonts w:ascii="Times New Roman" w:hAnsi="Times New Roman" w:cs="Times New Roman"/>
+          <w:sz w:val="32"/>
+          <w:szCs w:val="32"/>
+        </w:rPr>
+        <w:t xml:space="preserve">            item.SubItems.Add(txtDiaChi.Text); </w:t>
+      </w:r>
+    </w:p>
+    <w:p>
+      <w:pPr>
+        <w:rPr>
+          <w:rFonts w:ascii="Times New Roman" w:hAnsi="Times New Roman" w:cs="Times New Roman"/>
+          <w:sz w:val="32"/>
+          <w:szCs w:val="32"/>
+        </w:rPr>
+      </w:pPr>
+    </w:p>
+    <w:p>
+      <w:pPr>
+        <w:rPr>
+          <w:rFonts w:ascii="Times New Roman" w:hAnsi="Times New Roman" w:cs="Times New Roman"/>
+          <w:sz w:val="32"/>
+          <w:szCs w:val="32"/>
+        </w:rPr>
+      </w:pPr>
+      <w:r>
+        <w:rPr>
+          <w:rFonts w:ascii="Times New Roman" w:hAnsi="Times New Roman" w:cs="Times New Roman"/>
+          <w:sz w:val="32"/>
+          <w:szCs w:val="32"/>
+        </w:rPr>
+        <w:t xml:space="preserve">            lvSinhVien.Items.Add(item);</w:t>
+      </w:r>
+    </w:p>
+    <w:p>
+      <w:pPr>
+        <w:rPr>
+          <w:rFonts w:ascii="Times New Roman" w:hAnsi="Times New Roman" w:cs="Times New Roman"/>
+          <w:sz w:val="32"/>
+          <w:szCs w:val="32"/>
+        </w:rPr>
+      </w:pPr>
+    </w:p>
+    <w:p>
+      <w:pPr>
+        <w:rPr>
+          <w:rFonts w:ascii="Times New Roman" w:hAnsi="Times New Roman" w:cs="Times New Roman"/>
+          <w:sz w:val="32"/>
+          <w:szCs w:val="32"/>
+        </w:rPr>
+      </w:pPr>
+      <w:r>
+        <w:rPr>
+          <w:rFonts w:ascii="Times New Roman" w:hAnsi="Times New Roman" w:cs="Times New Roman"/>
+          <w:sz w:val="32"/>
+          <w:szCs w:val="32"/>
+        </w:rPr>
+        <w:t xml:space="preserve">            ClearInputFields();</w:t>
+      </w:r>
+    </w:p>
+    <w:p>
+      <w:pPr>
+        <w:rPr>
+          <w:rFonts w:ascii="Times New Roman" w:hAnsi="Times New Roman" w:cs="Times New Roman"/>
+          <w:sz w:val="32"/>
+          <w:szCs w:val="32"/>
+        </w:rPr>
+      </w:pPr>
+      <w:r>
+        <w:rPr>
+          <w:rFonts w:ascii="Times New Roman" w:hAnsi="Times New Roman" w:cs="Times New Roman"/>
+          <w:sz w:val="32"/>
+          <w:szCs w:val="32"/>
+        </w:rPr>
+        <w:t xml:space="preserve">        }</w:t>
+      </w:r>
+    </w:p>
+    <w:p>
+      <w:pPr>
+        <w:rPr>
+          <w:rFonts w:ascii="Times New Roman" w:hAnsi="Times New Roman" w:cs="Times New Roman"/>
+          <w:sz w:val="32"/>
+          <w:szCs w:val="32"/>
+        </w:rPr>
+      </w:pPr>
+    </w:p>
+    <w:p>
+      <w:pPr>
+        <w:rPr>
+          <w:rFonts w:ascii="Times New Roman" w:hAnsi="Times New Roman" w:cs="Times New Roman"/>
+          <w:sz w:val="32"/>
+          <w:szCs w:val="32"/>
+        </w:rPr>
+      </w:pPr>
+      <w:r>
+        <w:rPr>
+          <w:rFonts w:ascii="Times New Roman" w:hAnsi="Times New Roman" w:cs="Times New Roman"/>
+          <w:sz w:val="32"/>
+          <w:szCs w:val="32"/>
+        </w:rPr>
+        <w:t xml:space="preserve">        private void btnXoa_Click(object sender, EventArgs e)</w:t>
+      </w:r>
+    </w:p>
+    <w:p>
+      <w:pPr>
+        <w:rPr>
+          <w:rFonts w:ascii="Times New Roman" w:hAnsi="Times New Roman" w:cs="Times New Roman"/>
+          <w:sz w:val="32"/>
+          <w:szCs w:val="32"/>
+        </w:rPr>
+      </w:pPr>
+      <w:r>
+        <w:rPr>
+          <w:rFonts w:ascii="Times New Roman" w:hAnsi="Times New Roman" w:cs="Times New Roman"/>
+          <w:sz w:val="32"/>
+          <w:szCs w:val="32"/>
+        </w:rPr>
+        <w:t xml:space="preserve">        {</w:t>
+      </w:r>
+    </w:p>
+    <w:p>
+      <w:pPr>
+        <w:rPr>
+          <w:rFonts w:ascii="Times New Roman" w:hAnsi="Times New Roman" w:cs="Times New Roman"/>
+          <w:sz w:val="32"/>
+          <w:szCs w:val="32"/>
+        </w:rPr>
+      </w:pPr>
+      <w:r>
+        <w:rPr>
+          <w:rFonts w:ascii="Times New Roman" w:hAnsi="Times New Roman" w:cs="Times New Roman"/>
+          <w:sz w:val="32"/>
+          <w:szCs w:val="32"/>
+        </w:rPr>
+        <w:t xml:space="preserve">            if (lvSinhVien.SelectedItems.Count &gt; 0)</w:t>
+      </w:r>
+    </w:p>
+    <w:p>
+      <w:pPr>
+        <w:rPr>
+          <w:rFonts w:ascii="Times New Roman" w:hAnsi="Times New Roman" w:cs="Times New Roman"/>
+          <w:sz w:val="32"/>
+          <w:szCs w:val="32"/>
+        </w:rPr>
+      </w:pPr>
+      <w:r>
+        <w:rPr>
+          <w:rFonts w:ascii="Times New Roman" w:hAnsi="Times New Roman" w:cs="Times New Roman"/>
+          <w:sz w:val="32"/>
+          <w:szCs w:val="32"/>
+        </w:rPr>
+        <w:t xml:space="preserve">            {</w:t>
+      </w:r>
+    </w:p>
+    <w:p>
+      <w:pPr>
+        <w:rPr>
+          <w:rFonts w:ascii="Times New Roman" w:hAnsi="Times New Roman" w:cs="Times New Roman"/>
+          <w:sz w:val="32"/>
+          <w:szCs w:val="32"/>
+        </w:rPr>
+      </w:pPr>
+      <w:r>
+        <w:rPr>
+          <w:rFonts w:ascii="Times New Roman" w:hAnsi="Times New Roman" w:cs="Times New Roman"/>
+          <w:sz w:val="32"/>
+          <w:szCs w:val="32"/>
+        </w:rPr>
+        <w:t xml:space="preserve">                lvSinhVien.Items.Remove(lvSinhVien.SelectedItems[0]);</w:t>
+      </w:r>
+    </w:p>
+    <w:p>
+      <w:pPr>
+        <w:rPr>
+          <w:rFonts w:ascii="Times New Roman" w:hAnsi="Times New Roman" w:cs="Times New Roman"/>
+          <w:sz w:val="32"/>
+          <w:szCs w:val="32"/>
+        </w:rPr>
+      </w:pPr>
+      <w:r>
+        <w:rPr>
+          <w:rFonts w:ascii="Times New Roman" w:hAnsi="Times New Roman" w:cs="Times New Roman"/>
+          <w:sz w:val="32"/>
+          <w:szCs w:val="32"/>
+        </w:rPr>
+        <w:t xml:space="preserve">                ClearInputFields();</w:t>
+      </w:r>
+    </w:p>
+    <w:p>
+      <w:pPr>
+        <w:rPr>
+          <w:rFonts w:ascii="Times New Roman" w:hAnsi="Times New Roman" w:cs="Times New Roman"/>
+          <w:sz w:val="32"/>
+          <w:szCs w:val="32"/>
+        </w:rPr>
+      </w:pPr>
+      <w:r>
+        <w:rPr>
+          <w:rFonts w:ascii="Times New Roman" w:hAnsi="Times New Roman" w:cs="Times New Roman"/>
+          <w:sz w:val="32"/>
+          <w:szCs w:val="32"/>
+        </w:rPr>
+        <w:t xml:space="preserve">            }</w:t>
+      </w:r>
+    </w:p>
+    <w:p>
+      <w:pPr>
+        <w:rPr>
+          <w:rFonts w:ascii="Times New Roman" w:hAnsi="Times New Roman" w:cs="Times New Roman"/>
+          <w:sz w:val="32"/>
+          <w:szCs w:val="32"/>
+        </w:rPr>
+      </w:pPr>
+      <w:r>
+        <w:rPr>
+          <w:rFonts w:ascii="Times New Roman" w:hAnsi="Times New Roman" w:cs="Times New Roman"/>
+          <w:sz w:val="32"/>
+          <w:szCs w:val="32"/>
+        </w:rPr>
+        <w:t xml:space="preserve">            else</w:t>
+      </w:r>
+    </w:p>
+    <w:p>
+      <w:pPr>
+        <w:rPr>
+          <w:rFonts w:ascii="Times New Roman" w:hAnsi="Times New Roman" w:cs="Times New Roman"/>
+          <w:sz w:val="32"/>
+          <w:szCs w:val="32"/>
+        </w:rPr>
+      </w:pPr>
+      <w:r>
+        <w:rPr>
+          <w:rFonts w:ascii="Times New Roman" w:hAnsi="Times New Roman" w:cs="Times New Roman"/>
+          <w:sz w:val="32"/>
+          <w:szCs w:val="32"/>
+        </w:rPr>
+        <w:t xml:space="preserve">            {</w:t>
+      </w:r>
+    </w:p>
+    <w:p>
+      <w:pPr>
+        <w:rPr>
+          <w:rFonts w:ascii="Times New Roman" w:hAnsi="Times New Roman" w:cs="Times New Roman"/>
+          <w:sz w:val="32"/>
+          <w:szCs w:val="32"/>
+        </w:rPr>
+      </w:pPr>
+      <w:r>
+        <w:rPr>
+          <w:rFonts w:ascii="Times New Roman" w:hAnsi="Times New Roman" w:cs="Times New Roman"/>
+          <w:sz w:val="32"/>
+          <w:szCs w:val="32"/>
+        </w:rPr>
+        <w:t xml:space="preserve">                MessageBox.Show("Vui lòng chọn một sinh viên để xóa.", "Thông báo", MessageBoxButtons.OK, MessageBoxIcon.Information);</w:t>
+      </w:r>
+    </w:p>
+    <w:p>
+      <w:pPr>
+        <w:rPr>
+          <w:rFonts w:ascii="Times New Roman" w:hAnsi="Times New Roman" w:cs="Times New Roman"/>
+          <w:sz w:val="32"/>
+          <w:szCs w:val="32"/>
+        </w:rPr>
+      </w:pPr>
+      <w:r>
+        <w:rPr>
+          <w:rFonts w:ascii="Times New Roman" w:hAnsi="Times New Roman" w:cs="Times New Roman"/>
+          <w:sz w:val="32"/>
+          <w:szCs w:val="32"/>
+        </w:rPr>
+        <w:t xml:space="preserve">            }</w:t>
+      </w:r>
+    </w:p>
+    <w:p>
+      <w:pPr>
+        <w:rPr>
+          <w:rFonts w:ascii="Times New Roman" w:hAnsi="Times New Roman" w:cs="Times New Roman"/>
+          <w:sz w:val="32"/>
+          <w:szCs w:val="32"/>
+        </w:rPr>
+      </w:pPr>
+      <w:r>
+        <w:rPr>
+          <w:rFonts w:ascii="Times New Roman" w:hAnsi="Times New Roman" w:cs="Times New Roman"/>
+          <w:sz w:val="32"/>
+          <w:szCs w:val="32"/>
+        </w:rPr>
+        <w:lastRenderedPageBreak/>
+        <w:t xml:space="preserve">        }</w:t>
+      </w:r>
+    </w:p>
+    <w:p>
+      <w:pPr>
+        <w:rPr>
+          <w:rFonts w:ascii="Times New Roman" w:hAnsi="Times New Roman" w:cs="Times New Roman"/>
+          <w:sz w:val="32"/>
+          <w:szCs w:val="32"/>
+        </w:rPr>
+      </w:pPr>
+    </w:p>
+    <w:p>
+      <w:pPr>
+        <w:rPr>
+          <w:rFonts w:ascii="Times New Roman" w:hAnsi="Times New Roman" w:cs="Times New Roman"/>
+          <w:sz w:val="32"/>
+          <w:szCs w:val="32"/>
+        </w:rPr>
+      </w:pPr>
+      <w:r>
+        <w:rPr>
+          <w:rFonts w:ascii="Times New Roman" w:hAnsi="Times New Roman" w:cs="Times New Roman"/>
+          <w:sz w:val="32"/>
+          <w:szCs w:val="32"/>
+        </w:rPr>
+        <w:t xml:space="preserve">        private void btnSua_Click(object sender, EventArgs e)</w:t>
+      </w:r>
+    </w:p>
+    <w:p>
+      <w:pPr>
+        <w:rPr>
+          <w:rFonts w:ascii="Times New Roman" w:hAnsi="Times New Roman" w:cs="Times New Roman"/>
+          <w:sz w:val="32"/>
+          <w:szCs w:val="32"/>
+        </w:rPr>
+      </w:pPr>
+      <w:r>
+        <w:rPr>
+          <w:rFonts w:ascii="Times New Roman" w:hAnsi="Times New Roman" w:cs="Times New Roman"/>
+          <w:sz w:val="32"/>
+          <w:szCs w:val="32"/>
+        </w:rPr>
+        <w:t xml:space="preserve">        {</w:t>
+      </w:r>
+    </w:p>
+    <w:p>
+      <w:pPr>
+        <w:rPr>
+          <w:rFonts w:ascii="Times New Roman" w:hAnsi="Times New Roman" w:cs="Times New Roman"/>
+          <w:sz w:val="32"/>
+          <w:szCs w:val="32"/>
+        </w:rPr>
+      </w:pPr>
+      <w:r>
+        <w:rPr>
+          <w:rFonts w:ascii="Times New Roman" w:hAnsi="Times New Roman" w:cs="Times New Roman"/>
+          <w:sz w:val="32"/>
+          <w:szCs w:val="32"/>
+        </w:rPr>
+        <w:t xml:space="preserve">            if (lvSinhVien.SelectedItems.Count &gt; 0)</w:t>
+      </w:r>
+    </w:p>
+    <w:p>
+      <w:pPr>
+        <w:rPr>
+          <w:rFonts w:ascii="Times New Roman" w:hAnsi="Times New Roman" w:cs="Times New Roman"/>
+          <w:sz w:val="32"/>
+          <w:szCs w:val="32"/>
+        </w:rPr>
+      </w:pPr>
+      <w:r>
+        <w:rPr>
+          <w:rFonts w:ascii="Times New Roman" w:hAnsi="Times New Roman" w:cs="Times New Roman"/>
+          <w:sz w:val="32"/>
+          <w:szCs w:val="32"/>
+        </w:rPr>
+        <w:t xml:space="preserve">            {</w:t>
+      </w:r>
+    </w:p>
+    <w:p>
+      <w:pPr>
+        <w:rPr>
+          <w:rFonts w:ascii="Times New Roman" w:hAnsi="Times New Roman" w:cs="Times New Roman"/>
+          <w:sz w:val="32"/>
+          <w:szCs w:val="32"/>
+        </w:rPr>
+      </w:pPr>
+      <w:r>
+        <w:rPr>
+          <w:rFonts w:ascii="Times New Roman" w:hAnsi="Times New Roman" w:cs="Times New Roman"/>
+          <w:sz w:val="32"/>
+          <w:szCs w:val="32"/>
+        </w:rPr>
+        <w:t xml:space="preserve">                ListViewItem selectedItem = lvSinhVien.SelectedItems[0];</w:t>
+      </w:r>
+    </w:p>
+    <w:p>
+      <w:pPr>
+        <w:rPr>
+          <w:rFonts w:ascii="Times New Roman" w:hAnsi="Times New Roman" w:cs="Times New Roman"/>
+          <w:sz w:val="32"/>
+          <w:szCs w:val="32"/>
+        </w:rPr>
+      </w:pPr>
+    </w:p>
+    <w:p>
+      <w:pPr>
+        <w:rPr>
+          <w:rFonts w:ascii="Times New Roman" w:hAnsi="Times New Roman" w:cs="Times New Roman"/>
+          <w:sz w:val="32"/>
+          <w:szCs w:val="32"/>
+        </w:rPr>
+      </w:pPr>
+      <w:r>
+        <w:rPr>
+          <w:rFonts w:ascii="Times New Roman" w:hAnsi="Times New Roman" w:cs="Times New Roman"/>
+          <w:sz w:val="32"/>
+          <w:szCs w:val="32"/>
+        </w:rPr>
+        <w:t xml:space="preserve">                selectedItem.SubItems[0].Text = txtHoTen.Text;</w:t>
+      </w:r>
+    </w:p>
+    <w:p>
+      <w:pPr>
+        <w:rPr>
+          <w:rFonts w:ascii="Times New Roman" w:hAnsi="Times New Roman" w:cs="Times New Roman"/>
+          <w:sz w:val="32"/>
+          <w:szCs w:val="32"/>
+        </w:rPr>
+      </w:pPr>
+      <w:r>
+        <w:rPr>
+          <w:rFonts w:ascii="Times New Roman" w:hAnsi="Times New Roman" w:cs="Times New Roman"/>
+          <w:sz w:val="32"/>
+          <w:szCs w:val="32"/>
+        </w:rPr>
+        <w:t xml:space="preserve">                selectedItem.SubItems[1].Text = dtpNgaySinh.Text;</w:t>
+      </w:r>
+    </w:p>
+    <w:p>
+      <w:pPr>
+        <w:rPr>
+          <w:rFonts w:ascii="Times New Roman" w:hAnsi="Times New Roman" w:cs="Times New Roman"/>
+          <w:sz w:val="32"/>
+          <w:szCs w:val="32"/>
+        </w:rPr>
+      </w:pPr>
+      <w:r>
+        <w:rPr>
+          <w:rFonts w:ascii="Times New Roman" w:hAnsi="Times New Roman" w:cs="Times New Roman"/>
+          <w:sz w:val="32"/>
+          <w:szCs w:val="32"/>
+        </w:rPr>
+        <w:t xml:space="preserve">                selectedItem.SubItems[2].Text = txtLop.Text;</w:t>
+      </w:r>
+    </w:p>
+    <w:p>
+      <w:pPr>
+        <w:rPr>
+          <w:rFonts w:ascii="Times New Roman" w:hAnsi="Times New Roman" w:cs="Times New Roman"/>
+          <w:sz w:val="32"/>
+          <w:szCs w:val="32"/>
+        </w:rPr>
+      </w:pPr>
+      <w:r>
+        <w:rPr>
+          <w:rFonts w:ascii="Times New Roman" w:hAnsi="Times New Roman" w:cs="Times New Roman"/>
+          <w:sz w:val="32"/>
+          <w:szCs w:val="32"/>
+        </w:rPr>
+        <w:t xml:space="preserve">                selectedItem.SubItems[3].Text = txtDiaChi.Text;</w:t>
+      </w:r>
+    </w:p>
+    <w:p>
+      <w:pPr>
+        <w:rPr>
+          <w:rFonts w:ascii="Times New Roman" w:hAnsi="Times New Roman" w:cs="Times New Roman"/>
+          <w:sz w:val="32"/>
+          <w:szCs w:val="32"/>
+        </w:rPr>
+      </w:pPr>
+    </w:p>
+    <w:p>
+      <w:pPr>
+        <w:rPr>
+          <w:rFonts w:ascii="Times New Roman" w:hAnsi="Times New Roman" w:cs="Times New Roman"/>
+          <w:sz w:val="32"/>
+          <w:szCs w:val="32"/>
+        </w:rPr>
+      </w:pPr>
+      <w:r>
+        <w:rPr>
+          <w:rFonts w:ascii="Times New Roman" w:hAnsi="Times New Roman" w:cs="Times New Roman"/>
+          <w:sz w:val="32"/>
+          <w:szCs w:val="32"/>
+        </w:rPr>
+        <w:t xml:space="preserve">                ClearInputFields();</w:t>
+      </w:r>
+    </w:p>
+    <w:p>
+      <w:pPr>
+        <w:rPr>
+          <w:rFonts w:ascii="Times New Roman" w:hAnsi="Times New Roman" w:cs="Times New Roman"/>
+          <w:sz w:val="32"/>
+          <w:szCs w:val="32"/>
+        </w:rPr>
+      </w:pPr>
+      <w:r>
+        <w:rPr>
+          <w:rFonts w:ascii="Times New Roman" w:hAnsi="Times New Roman" w:cs="Times New Roman"/>
+          <w:sz w:val="32"/>
+          <w:szCs w:val="32"/>
+        </w:rPr>
+        <w:t xml:space="preserve">            }</w:t>
+      </w:r>
+    </w:p>
+    <w:p>
+      <w:pPr>
+        <w:rPr>
+          <w:rFonts w:ascii="Times New Roman" w:hAnsi="Times New Roman" w:cs="Times New Roman"/>
+          <w:sz w:val="32"/>
+          <w:szCs w:val="32"/>
+        </w:rPr>
+      </w:pPr>
+      <w:r>
+        <w:rPr>
+          <w:rFonts w:ascii="Times New Roman" w:hAnsi="Times New Roman" w:cs="Times New Roman"/>
+          <w:sz w:val="32"/>
+          <w:szCs w:val="32"/>
+        </w:rPr>
+        <w:t xml:space="preserve">            else</w:t>
+      </w:r>
+    </w:p>
+    <w:p>
+      <w:pPr>
+        <w:rPr>
+          <w:rFonts w:ascii="Times New Roman" w:hAnsi="Times New Roman" w:cs="Times New Roman"/>
+          <w:sz w:val="32"/>
+          <w:szCs w:val="32"/>
+        </w:rPr>
+      </w:pPr>
+      <w:r>
+        <w:rPr>
+          <w:rFonts w:ascii="Times New Roman" w:hAnsi="Times New Roman" w:cs="Times New Roman"/>
+          <w:sz w:val="32"/>
+          <w:szCs w:val="32"/>
+        </w:rPr>
+        <w:t xml:space="preserve">            {</w:t>
+      </w:r>
+    </w:p>
+    <w:p>
+      <w:pPr>
+        <w:rPr>
+          <w:rFonts w:ascii="Times New Roman" w:hAnsi="Times New Roman" w:cs="Times New Roman"/>
+          <w:sz w:val="32"/>
+          <w:szCs w:val="32"/>
+        </w:rPr>
+      </w:pPr>
+      <w:r>
+        <w:rPr>
+          <w:rFonts w:ascii="Times New Roman" w:hAnsi="Times New Roman" w:cs="Times New Roman"/>
+          <w:sz w:val="32"/>
+          <w:szCs w:val="32"/>
+        </w:rPr>
+        <w:t xml:space="preserve">                MessageBox.Show("Vui lòng chọn một sinh viên để sửa.", "Thông báo", MessageBoxButtons.OK, MessageBoxIcon.Information);</w:t>
+      </w:r>
+    </w:p>
+    <w:p>
+      <w:pPr>
+        <w:rPr>
+          <w:rFonts w:ascii="Times New Roman" w:hAnsi="Times New Roman" w:cs="Times New Roman"/>
+          <w:sz w:val="32"/>
+          <w:szCs w:val="32"/>
+        </w:rPr>
+      </w:pPr>
+      <w:r>
+        <w:rPr>
+          <w:rFonts w:ascii="Times New Roman" w:hAnsi="Times New Roman" w:cs="Times New Roman"/>
+          <w:sz w:val="32"/>
+          <w:szCs w:val="32"/>
+        </w:rPr>
+        <w:t xml:space="preserve">            }</w:t>
+      </w:r>
+    </w:p>
+    <w:p>
+      <w:pPr>
+        <w:rPr>
+          <w:rFonts w:ascii="Times New Roman" w:hAnsi="Times New Roman" w:cs="Times New Roman"/>
+          <w:sz w:val="32"/>
+          <w:szCs w:val="32"/>
+        </w:rPr>
+      </w:pPr>
+      <w:r>
+        <w:rPr>
+          <w:rFonts w:ascii="Times New Roman" w:hAnsi="Times New Roman" w:cs="Times New Roman"/>
+          <w:sz w:val="32"/>
+          <w:szCs w:val="32"/>
+        </w:rPr>
+        <w:t xml:space="preserve">        }</w:t>
+      </w:r>
+    </w:p>
+    <w:p>
+      <w:pPr>
+        <w:rPr>
+          <w:rFonts w:ascii="Times New Roman" w:hAnsi="Times New Roman" w:cs="Times New Roman"/>
+          <w:sz w:val="32"/>
+          <w:szCs w:val="32"/>
+        </w:rPr>
+      </w:pPr>
+    </w:p>
+    <w:p>
+      <w:pPr>
+        <w:rPr>
+          <w:rFonts w:ascii="Times New Roman" w:hAnsi="Times New Roman" w:cs="Times New Roman"/>
+          <w:sz w:val="32"/>
+          <w:szCs w:val="32"/>
+        </w:rPr>
+      </w:pPr>
+      <w:r>
+        <w:rPr>
+          <w:rFonts w:ascii="Times New Roman" w:hAnsi="Times New Roman" w:cs="Times New Roman"/>
+          <w:sz w:val="32"/>
+          <w:szCs w:val="32"/>
+        </w:rPr>
+        <w:lastRenderedPageBreak/>
+        <w:t xml:space="preserve">        private void btnThoat_Click(object sender, EventArgs e)</w:t>
+      </w:r>
+    </w:p>
+    <w:p>
+      <w:pPr>
+        <w:rPr>
+          <w:rFonts w:ascii="Times New Roman" w:hAnsi="Times New Roman" w:cs="Times New Roman"/>
+          <w:sz w:val="32"/>
+          <w:szCs w:val="32"/>
+        </w:rPr>
+      </w:pPr>
+      <w:r>
+        <w:rPr>
+          <w:rFonts w:ascii="Times New Roman" w:hAnsi="Times New Roman" w:cs="Times New Roman"/>
+          <w:sz w:val="32"/>
+          <w:szCs w:val="32"/>
+        </w:rPr>
+        <w:t xml:space="preserve">        {</w:t>
+      </w:r>
+    </w:p>
+    <w:p>
+      <w:pPr>
+        <w:rPr>
+          <w:rFonts w:ascii="Times New Roman" w:hAnsi="Times New Roman" w:cs="Times New Roman"/>
+          <w:sz w:val="32"/>
+          <w:szCs w:val="32"/>
+        </w:rPr>
+      </w:pPr>
+      <w:r>
+        <w:rPr>
+          <w:rFonts w:ascii="Times New Roman" w:hAnsi="Times New Roman" w:cs="Times New Roman"/>
+          <w:sz w:val="32"/>
+          <w:szCs w:val="32"/>
+        </w:rPr>
+        <w:t xml:space="preserve">            DialogResult result = MessageBox.Show("Bạn có chắc chắn muốn thoát?", "Xác nhận", MessageBoxButtons.YesNo, MessageBoxIcon.Question);</w:t>
+      </w:r>
+    </w:p>
+    <w:p>
+      <w:pPr>
+        <w:rPr>
+          <w:rFonts w:ascii="Times New Roman" w:hAnsi="Times New Roman" w:cs="Times New Roman"/>
+          <w:sz w:val="32"/>
+          <w:szCs w:val="32"/>
+        </w:rPr>
+      </w:pPr>
+      <w:r>
+        <w:rPr>
+          <w:rFonts w:ascii="Times New Roman" w:hAnsi="Times New Roman" w:cs="Times New Roman"/>
+          <w:sz w:val="32"/>
+          <w:szCs w:val="32"/>
+        </w:rPr>
+        <w:t xml:space="preserve">            if (result == DialogResult.Yes)</w:t>
+      </w:r>
+    </w:p>
+    <w:p>
+      <w:pPr>
+        <w:rPr>
+          <w:rFonts w:ascii="Times New Roman" w:hAnsi="Times New Roman" w:cs="Times New Roman"/>
+          <w:sz w:val="32"/>
+          <w:szCs w:val="32"/>
+        </w:rPr>
+      </w:pPr>
+      <w:r>
+        <w:rPr>
+          <w:rFonts w:ascii="Times New Roman" w:hAnsi="Times New Roman" w:cs="Times New Roman"/>
+          <w:sz w:val="32"/>
+          <w:szCs w:val="32"/>
+        </w:rPr>
+        <w:t xml:space="preserve">            {</w:t>
+      </w:r>
+    </w:p>
+    <w:p>
+      <w:pPr>
+        <w:rPr>
+          <w:rFonts w:ascii="Times New Roman" w:hAnsi="Times New Roman" w:cs="Times New Roman"/>
+          <w:sz w:val="32"/>
+          <w:szCs w:val="32"/>
+        </w:rPr>
+      </w:pPr>
+      <w:r>
+        <w:rPr>
+          <w:rFonts w:ascii="Times New Roman" w:hAnsi="Times New Roman" w:cs="Times New Roman"/>
+          <w:sz w:val="32"/>
+          <w:szCs w:val="32"/>
+        </w:rPr>
+        <w:t xml:space="preserve">                this.Close();</w:t>
+      </w:r>
+    </w:p>
+    <w:p>
+      <w:pPr>
+        <w:rPr>
+          <w:rFonts w:ascii="Times New Roman" w:hAnsi="Times New Roman" w:cs="Times New Roman"/>
+          <w:sz w:val="32"/>
+          <w:szCs w:val="32"/>
+        </w:rPr>
+      </w:pPr>
+      <w:r>
+        <w:rPr>
+          <w:rFonts w:ascii="Times New Roman" w:hAnsi="Times New Roman" w:cs="Times New Roman"/>
+          <w:sz w:val="32"/>
+          <w:szCs w:val="32"/>
+        </w:rPr>
+        <w:t xml:space="preserve">            }</w:t>
+      </w:r>
+    </w:p>
+    <w:p>
+      <w:pPr>
+        <w:rPr>
+          <w:rFonts w:ascii="Times New Roman" w:hAnsi="Times New Roman" w:cs="Times New Roman"/>
+          <w:sz w:val="32"/>
+          <w:szCs w:val="32"/>
+        </w:rPr>
+      </w:pPr>
+      <w:r>
+        <w:rPr>
+          <w:rFonts w:ascii="Times New Roman" w:hAnsi="Times New Roman" w:cs="Times New Roman"/>
+          <w:sz w:val="32"/>
+          <w:szCs w:val="32"/>
+        </w:rPr>
+        <w:t xml:space="preserve">        }</w:t>
+      </w:r>
+    </w:p>
+    <w:p>
+      <w:pPr>
+        <w:rPr>
+          <w:rFonts w:ascii="Times New Roman" w:hAnsi="Times New Roman" w:cs="Times New Roman"/>
+          <w:sz w:val="32"/>
+          <w:szCs w:val="32"/>
+        </w:rPr>
+      </w:pPr>
+    </w:p>
+    <w:p>
+      <w:pPr>
+        <w:rPr>
+          <w:rFonts w:ascii="Times New Roman" w:hAnsi="Times New Roman" w:cs="Times New Roman"/>
+          <w:sz w:val="32"/>
+          <w:szCs w:val="32"/>
+        </w:rPr>
+      </w:pPr>
+      <w:r>
+        <w:rPr>
+          <w:rFonts w:ascii="Times New Roman" w:hAnsi="Times New Roman" w:cs="Times New Roman"/>
+          <w:sz w:val="32"/>
+          <w:szCs w:val="32"/>
+        </w:rPr>
+        <w:t xml:space="preserve">        private void lvSinhVien_SelectedIndexChanged(object sender, EventArgs e)</w:t>
+      </w:r>
+    </w:p>
+    <w:p>
+      <w:pPr>
+        <w:rPr>
+          <w:rFonts w:ascii="Times New Roman" w:hAnsi="Times New Roman" w:cs="Times New Roman"/>
+          <w:sz w:val="32"/>
+          <w:szCs w:val="32"/>
+        </w:rPr>
+      </w:pPr>
+      <w:r>
+        <w:rPr>
+          <w:rFonts w:ascii="Times New Roman" w:hAnsi="Times New Roman" w:cs="Times New Roman"/>
+          <w:sz w:val="32"/>
+          <w:szCs w:val="32"/>
+        </w:rPr>
+        <w:t xml:space="preserve">        {</w:t>
+      </w:r>
+    </w:p>
+    <w:p>
+      <w:pPr>
+        <w:rPr>
+          <w:rFonts w:ascii="Times New Roman" w:hAnsi="Times New Roman" w:cs="Times New Roman"/>
+          <w:sz w:val="32"/>
+          <w:szCs w:val="32"/>
+        </w:rPr>
+      </w:pPr>
+      <w:r>
+        <w:rPr>
+          <w:rFonts w:ascii="Times New Roman" w:hAnsi="Times New Roman" w:cs="Times New Roman"/>
+          <w:sz w:val="32"/>
+          <w:szCs w:val="32"/>
+        </w:rPr>
+        <w:t xml:space="preserve">            if (lvSinhVien.SelectedItems.Count &gt; 0)</w:t>
+      </w:r>
+    </w:p>
+    <w:p>
+      <w:pPr>
+        <w:rPr>
+          <w:rFonts w:ascii="Times New Roman" w:hAnsi="Times New Roman" w:cs="Times New Roman"/>
+          <w:sz w:val="32"/>
+          <w:szCs w:val="32"/>
+        </w:rPr>
+      </w:pPr>
+      <w:r>
+        <w:rPr>
+          <w:rFonts w:ascii="Times New Roman" w:hAnsi="Times New Roman" w:cs="Times New Roman"/>
+          <w:sz w:val="32"/>
+          <w:szCs w:val="32"/>
+        </w:rPr>
+        <w:t xml:space="preserve">            {</w:t>
+      </w:r>
+    </w:p>
+    <w:p>
+      <w:pPr>
+        <w:rPr>
+          <w:rFonts w:ascii="Times New Roman" w:hAnsi="Times New Roman" w:cs="Times New Roman"/>
+          <w:sz w:val="32"/>
+          <w:szCs w:val="32"/>
+        </w:rPr>
+      </w:pPr>
+      <w:r>
+        <w:rPr>
+          <w:rFonts w:ascii="Times New Roman" w:hAnsi="Times New Roman" w:cs="Times New Roman"/>
+          <w:sz w:val="32"/>
+          <w:szCs w:val="32"/>
+        </w:rPr>
+        <w:t xml:space="preserve">                ListViewItem selectedItem = lvSinhVien.SelectedItems[0];</w:t>
+      </w:r>
+    </w:p>
+    <w:p>
+      <w:pPr>
+        <w:rPr>
+          <w:rFonts w:ascii="Times New Roman" w:hAnsi="Times New Roman" w:cs="Times New Roman"/>
+          <w:sz w:val="32"/>
+          <w:szCs w:val="32"/>
+        </w:rPr>
+      </w:pPr>
+      <w:r>
+        <w:rPr>
+          <w:rFonts w:ascii="Times New Roman" w:hAnsi="Times New Roman" w:cs="Times New Roman"/>
+          <w:sz w:val="32"/>
+          <w:szCs w:val="32"/>
+        </w:rPr>
+        <w:t xml:space="preserve">                txtHoTen.Text = selectedItem.SubItems[0].Text;</w:t>
+      </w:r>
+    </w:p>
+    <w:p>
+      <w:pPr>
+        <w:rPr>
+          <w:rFonts w:ascii="Times New Roman" w:hAnsi="Times New Roman" w:cs="Times New Roman"/>
+          <w:sz w:val="32"/>
+          <w:szCs w:val="32"/>
+        </w:rPr>
+      </w:pPr>
+      <w:r>
+        <w:rPr>
+          <w:rFonts w:ascii="Times New Roman" w:hAnsi="Times New Roman" w:cs="Times New Roman"/>
+          <w:sz w:val="32"/>
+          <w:szCs w:val="32"/>
+        </w:rPr>
+        <w:t xml:space="preserve">                dtpNgaySinh.Value = DateTime.Parse(selectedItem.SubItems[1].Text);</w:t>
+      </w:r>
+    </w:p>
+    <w:p>
+      <w:pPr>
+        <w:rPr>
+          <w:rFonts w:ascii="Times New Roman" w:hAnsi="Times New Roman" w:cs="Times New Roman"/>
+          <w:sz w:val="32"/>
+          <w:szCs w:val="32"/>
+        </w:rPr>
+      </w:pPr>
+      <w:r>
+        <w:rPr>
+          <w:rFonts w:ascii="Times New Roman" w:hAnsi="Times New Roman" w:cs="Times New Roman"/>
+          <w:sz w:val="32"/>
+          <w:szCs w:val="32"/>
+        </w:rPr>
+        <w:t xml:space="preserve">                txtLop.Text = selectedItem.SubItems[2].Text;</w:t>
+      </w:r>
+    </w:p>
+    <w:p>
+      <w:pPr>
+        <w:rPr>
+          <w:rFonts w:ascii="Times New Roman" w:hAnsi="Times New Roman" w:cs="Times New Roman"/>
+          <w:sz w:val="32"/>
+          <w:szCs w:val="32"/>
+        </w:rPr>
+      </w:pPr>
+      <w:r>
+        <w:rPr>
+          <w:rFonts w:ascii="Times New Roman" w:hAnsi="Times New Roman" w:cs="Times New Roman"/>
+          <w:sz w:val="32"/>
+          <w:szCs w:val="32"/>
+        </w:rPr>
+        <w:t xml:space="preserve">                txtDiaChi.Text = selectedItem.SubItems[3].Text;</w:t>
+      </w:r>
+    </w:p>
+    <w:p>
+      <w:pPr>
+        <w:rPr>
+          <w:rFonts w:ascii="Times New Roman" w:hAnsi="Times New Roman" w:cs="Times New Roman"/>
+          <w:sz w:val="32"/>
+          <w:szCs w:val="32"/>
+        </w:rPr>
+      </w:pPr>
+      <w:r>
+        <w:rPr>
+          <w:rFonts w:ascii="Times New Roman" w:hAnsi="Times New Roman" w:cs="Times New Roman"/>
+          <w:sz w:val="32"/>
+          <w:szCs w:val="32"/>
+        </w:rPr>
+        <w:t xml:space="preserve">            }</w:t>
+      </w:r>
+    </w:p>
+    <w:p>
+      <w:pPr>
+        <w:rPr>
+          <w:rFonts w:ascii="Times New Roman" w:hAnsi="Times New Roman" w:cs="Times New Roman"/>
+          <w:sz w:val="32"/>
+          <w:szCs w:val="32"/>
+        </w:rPr>
+      </w:pPr>
+      <w:r>
+        <w:rPr>
+          <w:rFonts w:ascii="Times New Roman" w:hAnsi="Times New Roman" w:cs="Times New Roman"/>
+          <w:sz w:val="32"/>
+          <w:szCs w:val="32"/>
+        </w:rPr>
+        <w:lastRenderedPageBreak/>
+        <w:t xml:space="preserve">        }</w:t>
+      </w:r>
+    </w:p>
+    <w:p>
+      <w:pPr>
+        <w:rPr>
+          <w:rFonts w:ascii="Times New Roman" w:hAnsi="Times New Roman" w:cs="Times New Roman"/>
+          <w:sz w:val="32"/>
+          <w:szCs w:val="32"/>
+        </w:rPr>
+      </w:pPr>
+    </w:p>
+    <w:p>
+      <w:pPr>
+        <w:rPr>
+          <w:rFonts w:ascii="Times New Roman" w:hAnsi="Times New Roman" w:cs="Times New Roman"/>
+          <w:sz w:val="32"/>
+          <w:szCs w:val="32"/>
+        </w:rPr>
+      </w:pPr>
+      <w:r>
+        <w:rPr>
+          <w:rFonts w:ascii="Times New Roman" w:hAnsi="Times New Roman" w:cs="Times New Roman"/>
+          <w:sz w:val="32"/>
+          <w:szCs w:val="32"/>
+        </w:rPr>
+        <w:t xml:space="preserve">        private void ClearInputFields()</w:t>
+      </w:r>
+    </w:p>
+    <w:p>
+      <w:pPr>
+        <w:rPr>
+          <w:rFonts w:ascii="Times New Roman" w:hAnsi="Times New Roman" w:cs="Times New Roman"/>
+          <w:sz w:val="32"/>
+          <w:szCs w:val="32"/>
+        </w:rPr>
+      </w:pPr>
+      <w:r>
+        <w:rPr>
+          <w:rFonts w:ascii="Times New Roman" w:hAnsi="Times New Roman" w:cs="Times New Roman"/>
+          <w:sz w:val="32"/>
+          <w:szCs w:val="32"/>
+        </w:rPr>
+        <w:t xml:space="preserve">        {</w:t>
+      </w:r>
+    </w:p>
+    <w:p>
+      <w:pPr>
+        <w:rPr>
+          <w:rFonts w:ascii="Times New Roman" w:hAnsi="Times New Roman" w:cs="Times New Roman"/>
+          <w:sz w:val="32"/>
+          <w:szCs w:val="32"/>
+        </w:rPr>
+      </w:pPr>
+      <w:r>
+        <w:rPr>
+          <w:rFonts w:ascii="Times New Roman" w:hAnsi="Times New Roman" w:cs="Times New Roman"/>
+          <w:sz w:val="32"/>
+          <w:szCs w:val="32"/>
+        </w:rPr>
+        <w:t xml:space="preserve">            txtHoTen.Text = "";</w:t>
+      </w:r>
+    </w:p>
+    <w:p>
+      <w:pPr>
+        <w:rPr>
+          <w:rFonts w:ascii="Times New Roman" w:hAnsi="Times New Roman" w:cs="Times New Roman"/>
+          <w:sz w:val="32"/>
+          <w:szCs w:val="32"/>
+        </w:rPr>
+      </w:pPr>
+      <w:r>
+        <w:rPr>
+          <w:rFonts w:ascii="Times New Roman" w:hAnsi="Times New Roman" w:cs="Times New Roman"/>
+          <w:sz w:val="32"/>
+          <w:szCs w:val="32"/>
+        </w:rPr>
+        <w:t xml:space="preserve">            txtLop.Text = "";</w:t>
+      </w:r>
+    </w:p>
+    <w:p>
+      <w:pPr>
+        <w:rPr>
+          <w:rFonts w:ascii="Times New Roman" w:hAnsi="Times New Roman" w:cs="Times New Roman"/>
+          <w:sz w:val="32"/>
+          <w:szCs w:val="32"/>
+        </w:rPr>
+      </w:pPr>
+      <w:r>
+        <w:rPr>
+          <w:rFonts w:ascii="Times New Roman" w:hAnsi="Times New Roman" w:cs="Times New Roman"/>
+          <w:sz w:val="32"/>
+          <w:szCs w:val="32"/>
+        </w:rPr>
+        <w:t xml:space="preserve">            txtDiaChi.Text = "";</w:t>
+      </w:r>
+    </w:p>
+    <w:p>
+      <w:pPr>
+        <w:rPr>
+          <w:rFonts w:ascii="Times New Roman" w:hAnsi="Times New Roman" w:cs="Times New Roman"/>
+          <w:sz w:val="32"/>
+          <w:szCs w:val="32"/>
+        </w:rPr>
+      </w:pPr>
+      <w:r>
+        <w:rPr>
+          <w:rFonts w:ascii="Times New Roman" w:hAnsi="Times New Roman" w:cs="Times New Roman"/>
+          <w:sz w:val="32"/>
+          <w:szCs w:val="32"/>
+        </w:rPr>
+        <w:t xml:space="preserve">            dtpNgaySinh.Value = DateTime.Now;</w:t>
+      </w:r>
+    </w:p>
+    <w:p>
+      <w:pPr>
+        <w:rPr>
+          <w:rFonts w:ascii="Times New Roman" w:hAnsi="Times New Roman" w:cs="Times New Roman"/>
+          <w:sz w:val="32"/>
+          <w:szCs w:val="32"/>
+        </w:rPr>
+      </w:pPr>
+      <w:r>
+        <w:rPr>
+          <w:rFonts w:ascii="Times New Roman" w:hAnsi="Times New Roman" w:cs="Times New Roman"/>
+          <w:sz w:val="32"/>
+          <w:szCs w:val="32"/>
+        </w:rPr>
+        <w:t xml:space="preserve">            txtHoTen.Focus();</w:t>
+      </w:r>
+    </w:p>
+    <w:p>
+      <w:pPr>
+        <w:rPr>
+          <w:rFonts w:ascii="Times New Roman" w:hAnsi="Times New Roman" w:cs="Times New Roman"/>
+          <w:sz w:val="32"/>
+          <w:szCs w:val="32"/>
+        </w:rPr>
+      </w:pPr>
+      <w:r>
+        <w:rPr>
+          <w:rFonts w:ascii="Times New Roman" w:hAnsi="Times New Roman" w:cs="Times New Roman"/>
+          <w:sz w:val="32"/>
+          <w:szCs w:val="32"/>
+        </w:rPr>
+        <w:t xml:space="preserve">        }</w:t>
+      </w:r>
+    </w:p>
+    <w:p>
+      <w:pPr>
+        <w:rPr>
+          <w:rFonts w:ascii="Times New Roman" w:hAnsi="Times New Roman" w:cs="Times New Roman"/>
+          <w:sz w:val="32"/>
+          <w:szCs w:val="32"/>
+        </w:rPr>
+      </w:pPr>
+      <w:r>
+        <w:rPr>
+          <w:rFonts w:ascii="Times New Roman" w:hAnsi="Times New Roman" w:cs="Times New Roman"/>
+          <w:sz w:val="32"/>
+          <w:szCs w:val="32"/>
+        </w:rPr>
+        <w:t xml:space="preserve">    }</w:t>
+      </w:r>
+    </w:p>
+    <w:p>
+      <w:pPr>
+        <w:rPr>
+          <w:rFonts w:ascii="Times New Roman" w:hAnsi="Times New Roman" w:cs="Times New Roman"/>
+          <w:b/>
+          <w:bCs/>
+          <w:sz w:val="32"/>
+          <w:szCs w:val="32"/>
+          <w:lang w:val="vi-VN"/>
+        </w:rPr>
+      </w:pPr>
+      <w:r>
+        <w:rPr>
+          <w:rFonts w:ascii="Times New Roman" w:hAnsi="Times New Roman" w:cs="Times New Roman"/>
+          <w:sz w:val="32"/>
+          <w:szCs w:val="32"/>
+        </w:rPr>
+        <w:t>}</w:t>
+      </w:r>
       <w:r>
         <w:rPr>
           <w:rFonts w:ascii="Times New Roman" w:hAnsi="Times New Roman" w:cs="Times New Roman"/>
@@ -3314,6 +7225,283 @@
           <w:lang w:val="vi-VN"/>
         </w:rPr>
       </w:pPr>
+      <w:r>
+        <w:rPr>
+          <w:lang w:val="vi-VN"/>
+        </w:rPr>
+        <w:br w:type="page"/>
+      </w:r>
+    </w:p>
+    <w:p>
+      <w:pPr>
+        <w:rPr>
+          <w:rFonts w:ascii="Times New Roman" w:hAnsi="Times New Roman" w:cs="Times New Roman"/>
+          <w:b/>
+          <w:bCs/>
+          <w:sz w:val="32"/>
+          <w:szCs w:val="32"/>
+          <w:lang w:val="vi-VN"/>
+        </w:rPr>
+      </w:pPr>
+      <w:r>
+        <w:rPr>
+          <w:rFonts w:ascii="Times New Roman" w:hAnsi="Times New Roman" w:cs="Times New Roman"/>
+          <w:b/>
+          <w:bCs/>
+          <w:sz w:val="32"/>
+          <w:szCs w:val="32"/>
+          <w:lang w:val="vi-VN"/>
+        </w:rPr>
+        <w:lastRenderedPageBreak/>
+        <w:t>Code f</w:t>
+      </w:r>
+      <w:r>
+        <w:rPr>
+          <w:rFonts w:ascii="Times New Roman" w:hAnsi="Times New Roman" w:cs="Times New Roman"/>
+          <w:b/>
+          <w:bCs/>
+          <w:sz w:val="32"/>
+          <w:szCs w:val="32"/>
+          <w:lang w:val="vi-VN"/>
+        </w:rPr>
+        <w:t>ile Form.cs</w:t>
+      </w:r>
+    </w:p>
+    <w:p>
+      <w:r>
+        <w:t>namespace _1150080143_VoAnhKiet</w:t>
+      </w:r>
+    </w:p>
+    <w:p>
+      <w:r>
+        <w:t>{</w:t>
+      </w:r>
+    </w:p>
+    <w:p>
+      <w:r>
+        <w:t xml:space="preserve">    public partial class Form1 : Form</w:t>
+      </w:r>
+    </w:p>
+    <w:p>
+      <w:r>
+        <w:t xml:space="preserve">    {</w:t>
+      </w:r>
+    </w:p>
+    <w:p>
+      <w:r>
+        <w:t xml:space="preserve">        string strCon = @"Data Source=KIETVO\MSSQLSERVER01;Initial Catalog=Quanlybanhang;Integrated Security=True;Encrypt=False";</w:t>
+      </w:r>
+    </w:p>
+    <w:p>
+      <w:r>
+        <w:t xml:space="preserve">        SqlConnection sqlCon = null;</w:t>
+      </w:r>
+    </w:p>
+    <w:p/>
+    <w:p/>
+    <w:p>
+      <w:r>
+        <w:t xml:space="preserve">        public Form1()</w:t>
+      </w:r>
+    </w:p>
+    <w:p>
+      <w:r>
+        <w:t xml:space="preserve">        {</w:t>
+      </w:r>
+    </w:p>
+    <w:p>
+      <w:r>
+        <w:t xml:space="preserve">            InitializeComponent();</w:t>
+      </w:r>
+    </w:p>
+    <w:p>
+      <w:r>
+        <w:t xml:space="preserve">        }</w:t>
+      </w:r>
+    </w:p>
+    <w:p/>
+    <w:p/>
+    <w:p>
+      <w:r>
+        <w:t xml:space="preserve">        private void btnMoKetNoi_Click(object sender, EventArgs e)</w:t>
+      </w:r>
+    </w:p>
+    <w:p>
+      <w:r>
+        <w:t xml:space="preserve">        {</w:t>
+      </w:r>
+    </w:p>
+    <w:p>
+      <w:r>
+        <w:t xml:space="preserve">            try</w:t>
+      </w:r>
+    </w:p>
+    <w:p>
+      <w:r>
+        <w:t xml:space="preserve">            {</w:t>
+      </w:r>
+    </w:p>
+    <w:p>
+      <w:r>
+        <w:t xml:space="preserve">                if (sqlCon == null)</w:t>
+      </w:r>
+    </w:p>
+    <w:p>
+      <w:r>
+        <w:t xml:space="preserve">                {</w:t>
+      </w:r>
+    </w:p>
+    <w:p>
+      <w:r>
+        <w:t xml:space="preserve">                    sqlCon = new SqlConnection(strCon);</w:t>
+      </w:r>
+    </w:p>
+    <w:p>
+      <w:r>
+        <w:t xml:space="preserve">                }</w:t>
+      </w:r>
+    </w:p>
+    <w:p>
+      <w:r>
+        <w:t xml:space="preserve">                if (sqlCon.State == ConnectionState.Closed)</w:t>
+      </w:r>
+    </w:p>
+    <w:p>
+      <w:r>
+        <w:t xml:space="preserve">                {</w:t>
+      </w:r>
+    </w:p>
+    <w:p>
+      <w:r>
+        <w:lastRenderedPageBreak/>
+        <w:t xml:space="preserve">                    sqlCon.Open();</w:t>
+      </w:r>
+    </w:p>
+    <w:p>
+      <w:r>
+        <w:t xml:space="preserve">                    MessageBox.Show("Kết nối thành công!");</w:t>
+      </w:r>
+    </w:p>
+    <w:p>
+      <w:r>
+        <w:t xml:space="preserve">                }</w:t>
+      </w:r>
+    </w:p>
+    <w:p>
+      <w:r>
+        <w:t xml:space="preserve">            }</w:t>
+      </w:r>
+    </w:p>
+    <w:p>
+      <w:r>
+        <w:t xml:space="preserve">            catch (Exception ex)</w:t>
+      </w:r>
+    </w:p>
+    <w:p>
+      <w:r>
+        <w:t xml:space="preserve">            {</w:t>
+      </w:r>
+    </w:p>
+    <w:p>
+      <w:r>
+        <w:t xml:space="preserve">                MessageBox.Show(ex.Message);</w:t>
+      </w:r>
+    </w:p>
+    <w:p>
+      <w:r>
+        <w:t xml:space="preserve">            }</w:t>
+      </w:r>
+    </w:p>
+    <w:p>
+      <w:r>
+        <w:t xml:space="preserve">        }</w:t>
+      </w:r>
+    </w:p>
+    <w:p/>
+    <w:p>
+      <w:r>
+        <w:t xml:space="preserve">        private void btnDongKetNoi_Click(object sender, EventArgs e)</w:t>
+      </w:r>
+    </w:p>
+    <w:p>
+      <w:r>
+        <w:t xml:space="preserve">        {</w:t>
+      </w:r>
+    </w:p>
+    <w:p>
+      <w:r>
+        <w:t xml:space="preserve">            if (sqlCon != null &amp;&amp; sqlCon.State == ConnectionState.Open)</w:t>
+      </w:r>
+    </w:p>
+    <w:p>
+      <w:r>
+        <w:t xml:space="preserve">            {</w:t>
+      </w:r>
+    </w:p>
+    <w:p>
+      <w:r>
+        <w:t xml:space="preserve">                sqlCon.Close();</w:t>
+      </w:r>
+    </w:p>
+    <w:p>
+      <w:r>
+        <w:t xml:space="preserve">                MessageBox.Show("Đóng kết nối thành công!");</w:t>
+      </w:r>
+    </w:p>
+    <w:p>
+      <w:r>
+        <w:t xml:space="preserve">            }</w:t>
+      </w:r>
+    </w:p>
+    <w:p>
+      <w:r>
+        <w:t xml:space="preserve">            else</w:t>
+      </w:r>
+    </w:p>
+    <w:p>
+      <w:r>
+        <w:t xml:space="preserve">            {</w:t>
+      </w:r>
+    </w:p>
+    <w:p>
+      <w:r>
+        <w:t xml:space="preserve">                MessageBox.Show("Chưa tạo kết nối hoặc kết nối đã đóng!");</w:t>
+      </w:r>
+    </w:p>
+    <w:p>
+      <w:r>
+        <w:t xml:space="preserve">            }</w:t>
+      </w:r>
+    </w:p>
+    <w:p>
+      <w:r>
+        <w:t xml:space="preserve">        }</w:t>
+      </w:r>
+    </w:p>
+    <w:p/>
+    <w:p>
+      <w:r>
+        <w:t xml:space="preserve">    }</w:t>
+      </w:r>
+    </w:p>
+    <w:p>
+      <w:pPr>
+        <w:rPr>
+          <w:lang w:val="vi-VN"/>
+        </w:rPr>
+      </w:pPr>
+      <w:r>
+        <w:t>}</w:t>
+      </w:r>
+    </w:p>
+    <w:p>
+      <w:pPr>
+        <w:rPr>
+          <w:b/>
+          <w:bCs/>
+          <w:lang w:val="vi-VN"/>
+        </w:rPr>
+      </w:pPr>
     </w:p>
     <w:p>
       <w:pPr>
@@ -3531,6 +7719,246 @@
     <w:p>
       <w:pPr>
         <w:rPr>
+          <w:rFonts w:ascii="Times New Roman" w:hAnsi="Times New Roman" w:cs="Times New Roman"/>
+          <w:b/>
+          <w:bCs/>
+          <w:sz w:val="32"/>
+          <w:szCs w:val="32"/>
+          <w:lang w:val="vi-VN"/>
+        </w:rPr>
+      </w:pPr>
+      <w:r>
+        <w:rPr>
+          <w:rFonts w:ascii="Times New Roman" w:hAnsi="Times New Roman" w:cs="Times New Roman"/>
+          <w:b/>
+          <w:bCs/>
+          <w:sz w:val="32"/>
+          <w:szCs w:val="32"/>
+          <w:lang w:val="vi-VN"/>
+        </w:rPr>
+        <w:lastRenderedPageBreak/>
+        <w:t>Code f</w:t>
+      </w:r>
+      <w:r>
+        <w:rPr>
+          <w:rFonts w:ascii="Times New Roman" w:hAnsi="Times New Roman" w:cs="Times New Roman"/>
+          <w:b/>
+          <w:bCs/>
+          <w:sz w:val="32"/>
+          <w:szCs w:val="32"/>
+          <w:lang w:val="vi-VN"/>
+        </w:rPr>
+        <w:t>ile Form.cs</w:t>
+      </w:r>
+    </w:p>
+    <w:p>
+      <w:r>
+        <w:t>namespace _1150080143_VoAnhKiet_TH2</w:t>
+      </w:r>
+    </w:p>
+    <w:p>
+      <w:r>
+        <w:t>{</w:t>
+      </w:r>
+    </w:p>
+    <w:p>
+      <w:r>
+        <w:t xml:space="preserve">    public partial class Form1 : Form</w:t>
+      </w:r>
+    </w:p>
+    <w:p>
+      <w:r>
+        <w:t xml:space="preserve">    {</w:t>
+      </w:r>
+    </w:p>
+    <w:p>
+      <w:r>
+        <w:t xml:space="preserve">        string strCon = @"Data Source=KIETVO\MSSQLSERVER01;Initial Catalog=Quanlybanhang;Integrated Security=True;Encrypt=False";</w:t>
+      </w:r>
+    </w:p>
+    <w:p>
+      <w:r>
+        <w:t xml:space="preserve">        SqlConnection sqlCon = null;</w:t>
+      </w:r>
+    </w:p>
+    <w:p/>
+    <w:p>
+      <w:r>
+        <w:t xml:space="preserve">        public Form1()</w:t>
+      </w:r>
+    </w:p>
+    <w:p>
+      <w:r>
+        <w:t xml:space="preserve">        {</w:t>
+      </w:r>
+    </w:p>
+    <w:p>
+      <w:r>
+        <w:t xml:space="preserve">            InitializeComponent();</w:t>
+      </w:r>
+    </w:p>
+    <w:p>
+      <w:r>
+        <w:t xml:space="preserve">        }</w:t>
+      </w:r>
+    </w:p>
+    <w:p/>
+    <w:p>
+      <w:r>
+        <w:t xml:space="preserve">        private void btnDemSV_Click(object sender, EventArgs e)</w:t>
+      </w:r>
+    </w:p>
+    <w:p>
+      <w:r>
+        <w:t xml:space="preserve">        {</w:t>
+      </w:r>
+    </w:p>
+    <w:p>
+      <w:r>
+        <w:t xml:space="preserve">            try</w:t>
+      </w:r>
+    </w:p>
+    <w:p>
+      <w:r>
+        <w:t xml:space="preserve">            {</w:t>
+      </w:r>
+    </w:p>
+    <w:p>
+      <w:r>
+        <w:t xml:space="preserve">                if (sqlCon == null)</w:t>
+      </w:r>
+    </w:p>
+    <w:p>
+      <w:r>
+        <w:t xml:space="preserve">                {</w:t>
+      </w:r>
+    </w:p>
+    <w:p>
+      <w:r>
+        <w:t xml:space="preserve">                    sqlCon = new SqlConnection(strCon);</w:t>
+      </w:r>
+    </w:p>
+    <w:p>
+      <w:r>
+        <w:t xml:space="preserve">                }</w:t>
+      </w:r>
+    </w:p>
+    <w:p/>
+    <w:p>
+      <w:r>
+        <w:t xml:space="preserve">                if (sqlCon.State == ConnectionState.Closed)</w:t>
+      </w:r>
+    </w:p>
+    <w:p>
+      <w:r>
+        <w:t xml:space="preserve">                {</w:t>
+      </w:r>
+    </w:p>
+    <w:p>
+      <w:r>
+        <w:t xml:space="preserve">                    sqlCon.Open();</w:t>
+      </w:r>
+    </w:p>
+    <w:p>
+      <w:r>
+        <w:lastRenderedPageBreak/>
+        <w:t xml:space="preserve">                }</w:t>
+      </w:r>
+    </w:p>
+    <w:p/>
+    <w:p>
+      <w:r>
+        <w:t xml:space="preserve">                SqlCommand sqlCmd = new SqlCommand();</w:t>
+      </w:r>
+    </w:p>
+    <w:p>
+      <w:r>
+        <w:t xml:space="preserve">                sqlCmd.CommandType = CommandType.Text;</w:t>
+      </w:r>
+    </w:p>
+    <w:p>
+      <w:r>
+        <w:t xml:space="preserve">                sqlCmd.CommandText = "select COUNT(*) from SinhVien";</w:t>
+      </w:r>
+    </w:p>
+    <w:p>
+      <w:r>
+        <w:t xml:space="preserve">                sqlCmd.Connection = sqlCon;</w:t>
+      </w:r>
+    </w:p>
+    <w:p/>
+    <w:p>
+      <w:r>
+        <w:t xml:space="preserve">                int soLuongSV = (int)sqlCmd.ExecuteScalar();</w:t>
+      </w:r>
+    </w:p>
+    <w:p>
+      <w:r>
+        <w:t xml:space="preserve">                MessageBox.Show("Tổng số sinh viên hiện có là: " + soLuongSV);</w:t>
+      </w:r>
+    </w:p>
+    <w:p/>
+    <w:p>
+      <w:r>
+        <w:t xml:space="preserve">                sqlCon.Close();</w:t>
+      </w:r>
+    </w:p>
+    <w:p>
+      <w:r>
+        <w:t xml:space="preserve">            }</w:t>
+      </w:r>
+    </w:p>
+    <w:p>
+      <w:r>
+        <w:t xml:space="preserve">            catch (Exception ex)</w:t>
+      </w:r>
+    </w:p>
+    <w:p>
+      <w:r>
+        <w:t xml:space="preserve">            {</w:t>
+      </w:r>
+    </w:p>
+    <w:p>
+      <w:r>
+        <w:t xml:space="preserve">                MessageBox.Show("Lỗi: " + ex.Message);</w:t>
+      </w:r>
+    </w:p>
+    <w:p>
+      <w:r>
+        <w:t xml:space="preserve">            }</w:t>
+      </w:r>
+    </w:p>
+    <w:p>
+      <w:r>
+        <w:t xml:space="preserve">        }</w:t>
+      </w:r>
+    </w:p>
+    <w:p>
+      <w:r>
+        <w:t xml:space="preserve">    }</w:t>
+      </w:r>
+    </w:p>
+    <w:p>
+      <w:pPr>
+        <w:rPr>
+          <w:b/>
+          <w:bCs/>
+        </w:rPr>
+      </w:pPr>
+      <w:r>
+        <w:t>}</w:t>
+      </w:r>
+      <w:r>
+        <w:rPr>
+          <w:b/>
+          <w:bCs/>
+        </w:rPr>
+        <w:br w:type="page"/>
+      </w:r>
+    </w:p>
+    <w:p>
+      <w:pPr>
+        <w:rPr>
           <w:b/>
           <w:bCs/>
           <w:lang w:val="vi-VN"/>
@@ -3678,6 +8106,363 @@
     <w:p>
       <w:pPr>
         <w:rPr>
+          <w:rFonts w:ascii="Times New Roman" w:hAnsi="Times New Roman" w:cs="Times New Roman"/>
+          <w:b/>
+          <w:bCs/>
+          <w:sz w:val="32"/>
+          <w:szCs w:val="32"/>
+          <w:lang w:val="vi-VN"/>
+        </w:rPr>
+      </w:pPr>
+      <w:r>
+        <w:rPr>
+          <w:rFonts w:ascii="Times New Roman" w:hAnsi="Times New Roman" w:cs="Times New Roman"/>
+          <w:b/>
+          <w:bCs/>
+          <w:sz w:val="32"/>
+          <w:szCs w:val="32"/>
+          <w:lang w:val="vi-VN"/>
+        </w:rPr>
+        <w:lastRenderedPageBreak/>
+        <w:t>Code f</w:t>
+      </w:r>
+      <w:r>
+        <w:rPr>
+          <w:rFonts w:ascii="Times New Roman" w:hAnsi="Times New Roman" w:cs="Times New Roman"/>
+          <w:b/>
+          <w:bCs/>
+          <w:sz w:val="32"/>
+          <w:szCs w:val="32"/>
+          <w:lang w:val="vi-VN"/>
+        </w:rPr>
+        <w:t>ile Form.cs</w:t>
+      </w:r>
+    </w:p>
+    <w:p>
+      <w:r>
+        <w:t>namespace _1150080143_VoAnhKiet_TH2</w:t>
+      </w:r>
+    </w:p>
+    <w:p>
+      <w:r>
+        <w:t>{</w:t>
+      </w:r>
+    </w:p>
+    <w:p>
+      <w:r>
+        <w:t xml:space="preserve">    public partial class Form2 : Form</w:t>
+      </w:r>
+    </w:p>
+    <w:p>
+      <w:r>
+        <w:t xml:space="preserve">    {</w:t>
+      </w:r>
+    </w:p>
+    <w:p>
+      <w:r>
+        <w:t xml:space="preserve">        string strCon = @"Data Source=KIETVO\MSSQLSERVER01;Initial Catalog=Quanlybanhang;Integrated Security=True;Encrypt=False";</w:t>
+      </w:r>
+    </w:p>
+    <w:p>
+      <w:r>
+        <w:t xml:space="preserve">        SqlConnection sqlCon = null;</w:t>
+      </w:r>
+    </w:p>
+    <w:p/>
+    <w:p>
+      <w:r>
+        <w:t xml:space="preserve">        public Form2()</w:t>
+      </w:r>
+    </w:p>
+    <w:p>
+      <w:r>
+        <w:t xml:space="preserve">        {</w:t>
+      </w:r>
+    </w:p>
+    <w:p>
+      <w:r>
+        <w:t xml:space="preserve">            InitializeComponent();</w:t>
+      </w:r>
+    </w:p>
+    <w:p>
+      <w:r>
+        <w:t xml:space="preserve">        }</w:t>
+      </w:r>
+    </w:p>
+    <w:p/>
+    <w:p>
+      <w:r>
+        <w:t xml:space="preserve">        private void btnXemThongTin_Click(object sender, EventArgs e)</w:t>
+      </w:r>
+    </w:p>
+    <w:p>
+      <w:r>
+        <w:t xml:space="preserve">        {</w:t>
+      </w:r>
+    </w:p>
+    <w:p>
+      <w:r>
+        <w:t xml:space="preserve">            try</w:t>
+      </w:r>
+    </w:p>
+    <w:p>
+      <w:r>
+        <w:t xml:space="preserve">            {</w:t>
+      </w:r>
+    </w:p>
+    <w:p>
+      <w:r>
+        <w:t xml:space="preserve">                if (sqlCon == null)</w:t>
+      </w:r>
+    </w:p>
+    <w:p>
+      <w:r>
+        <w:t xml:space="preserve">                {</w:t>
+      </w:r>
+    </w:p>
+    <w:p>
+      <w:r>
+        <w:t xml:space="preserve">                    sqlCon = new SqlConnection(strCon);</w:t>
+      </w:r>
+    </w:p>
+    <w:p>
+      <w:r>
+        <w:t xml:space="preserve">                }</w:t>
+      </w:r>
+    </w:p>
+    <w:p>
+      <w:r>
+        <w:t xml:space="preserve">                if (sqlCon.State == ConnectionState.Closed)</w:t>
+      </w:r>
+    </w:p>
+    <w:p>
+      <w:r>
+        <w:t xml:space="preserve">                {</w:t>
+      </w:r>
+    </w:p>
+    <w:p>
+      <w:r>
+        <w:t xml:space="preserve">                    sqlCon.Open();</w:t>
+      </w:r>
+    </w:p>
+    <w:p>
+      <w:r>
+        <w:t xml:space="preserve">                }</w:t>
+      </w:r>
+    </w:p>
+    <w:p/>
+    <w:p>
+      <w:r>
+        <w:t xml:space="preserve">                string maSV = txtNhapMaSV.Text.Trim();</w:t>
+      </w:r>
+    </w:p>
+    <w:p>
+      <w:r>
+        <w:t xml:space="preserve">                if (string.IsNullOrEmpty(maSV))</w:t>
+      </w:r>
+    </w:p>
+    <w:p>
+      <w:r>
+        <w:t xml:space="preserve">                {</w:t>
+      </w:r>
+    </w:p>
+    <w:p>
+      <w:r>
+        <w:t xml:space="preserve">                    MessageBox.Show("Vui lòng nhập mã sinh viên!");</w:t>
+      </w:r>
+    </w:p>
+    <w:p>
+      <w:r>
+        <w:t xml:space="preserve">                    return;</w:t>
+      </w:r>
+    </w:p>
+    <w:p>
+      <w:r>
+        <w:t xml:space="preserve">                }</w:t>
+      </w:r>
+    </w:p>
+    <w:p/>
+    <w:p>
+      <w:r>
+        <w:t xml:space="preserve">                SqlCommand sqlCmd = new SqlCommand();</w:t>
+      </w:r>
+    </w:p>
+    <w:p>
+      <w:r>
+        <w:t xml:space="preserve">                sqlCmd.CommandType = CommandType.Text;</w:t>
+      </w:r>
+    </w:p>
+    <w:p/>
+    <w:p>
+      <w:r>
+        <w:t xml:space="preserve">                sqlCmd.CommandText = "select * from SinhVien where MaSV='" + maSV + "'";</w:t>
+      </w:r>
+    </w:p>
+    <w:p>
+      <w:r>
+        <w:t xml:space="preserve">                sqlCmd.Connection = sqlCon;</w:t>
+      </w:r>
+    </w:p>
+    <w:p/>
+    <w:p>
+      <w:r>
+        <w:t xml:space="preserve">                SqlDataReader reader = sqlCmd.ExecuteReader();</w:t>
+      </w:r>
+    </w:p>
+    <w:p/>
+    <w:p>
+      <w:r>
+        <w:t xml:space="preserve">                if (reader.Read())</w:t>
+      </w:r>
+    </w:p>
+    <w:p>
+      <w:r>
+        <w:t xml:space="preserve">                {</w:t>
+      </w:r>
+    </w:p>
+    <w:p>
+      <w:r>
+        <w:t xml:space="preserve">                    txtTenSV.Text = reader.GetString(1);</w:t>
+      </w:r>
+    </w:p>
+    <w:p>
+      <w:r>
+        <w:t xml:space="preserve">                    txtGioiTinh.Text = reader.GetString(2); </w:t>
+      </w:r>
+    </w:p>
+    <w:p>
+      <w:r>
+        <w:t xml:space="preserve">                    txtNgaySinh.Text = reader.GetDateTime(3).ToString("dd/MM/yyyy");</w:t>
+      </w:r>
+    </w:p>
+    <w:p>
+      <w:r>
+        <w:t xml:space="preserve">                    txtQueQuan.Text = reader.GetString(4);</w:t>
+      </w:r>
+    </w:p>
+    <w:p>
+      <w:r>
+        <w:t xml:space="preserve">                    txtMaLop.Text = reader.GetString(5);  </w:t>
+      </w:r>
+    </w:p>
+    <w:p>
+      <w:r>
+        <w:t xml:space="preserve">                }</w:t>
+      </w:r>
+    </w:p>
+    <w:p>
+      <w:r>
+        <w:t xml:space="preserve">                else</w:t>
+      </w:r>
+    </w:p>
+    <w:p>
+      <w:r>
+        <w:t xml:space="preserve">                {</w:t>
+      </w:r>
+    </w:p>
+    <w:p>
+      <w:r>
+        <w:lastRenderedPageBreak/>
+        <w:t xml:space="preserve">                    MessageBox.Show("Không tìm thấy sinh viên có mã: " + maSV);</w:t>
+      </w:r>
+    </w:p>
+    <w:p>
+      <w:r>
+        <w:t xml:space="preserve">                    txtTenSV.Text = "";</w:t>
+      </w:r>
+    </w:p>
+    <w:p>
+      <w:r>
+        <w:t xml:space="preserve">                    txtGioiTinh.Text = "";</w:t>
+      </w:r>
+    </w:p>
+    <w:p>
+      <w:r>
+        <w:t xml:space="preserve">                    txtNgaySinh.Text = "";</w:t>
+      </w:r>
+    </w:p>
+    <w:p>
+      <w:r>
+        <w:t xml:space="preserve">                    txtQueQuan.Text = "";</w:t>
+      </w:r>
+    </w:p>
+    <w:p>
+      <w:r>
+        <w:t xml:space="preserve">                    txtMaLop.Text = "";</w:t>
+      </w:r>
+    </w:p>
+    <w:p>
+      <w:r>
+        <w:t xml:space="preserve">                }</w:t>
+      </w:r>
+    </w:p>
+    <w:p/>
+    <w:p>
+      <w:r>
+        <w:t xml:space="preserve">                reader.Close();</w:t>
+      </w:r>
+    </w:p>
+    <w:p>
+      <w:r>
+        <w:t xml:space="preserve">                sqlCon.Close();</w:t>
+      </w:r>
+    </w:p>
+    <w:p>
+      <w:r>
+        <w:t xml:space="preserve">            }</w:t>
+      </w:r>
+    </w:p>
+    <w:p>
+      <w:r>
+        <w:t xml:space="preserve">            catch (Exception ex)</w:t>
+      </w:r>
+    </w:p>
+    <w:p>
+      <w:r>
+        <w:t xml:space="preserve">            {</w:t>
+      </w:r>
+    </w:p>
+    <w:p>
+      <w:r>
+        <w:t xml:space="preserve">                MessageBox.Show("Lỗi: " + ex.Message);</w:t>
+      </w:r>
+    </w:p>
+    <w:p>
+      <w:r>
+        <w:t xml:space="preserve">            }</w:t>
+      </w:r>
+    </w:p>
+    <w:p>
+      <w:r>
+        <w:t xml:space="preserve">        }</w:t>
+      </w:r>
+    </w:p>
+    <w:p>
+      <w:r>
+        <w:t xml:space="preserve">    }</w:t>
+      </w:r>
+    </w:p>
+    <w:p>
+      <w:r>
+        <w:t>}</w:t>
+      </w:r>
+    </w:p>
+    <w:p>
+      <w:pPr>
+        <w:rPr>
+          <w:lang w:val="vi-VN"/>
+        </w:rPr>
+      </w:pPr>
+      <w:r>
+        <w:rPr>
+          <w:lang w:val="vi-VN"/>
+        </w:rPr>
+        <w:br w:type="page"/>
+      </w:r>
+    </w:p>
+    <w:p>
+      <w:pPr>
+        <w:rPr>
           <w:b/>
           <w:bCs/>
           <w:lang w:val="vi-VN"/>
@@ -3825,15 +8610,340 @@
     <w:p>
       <w:pPr>
         <w:rPr>
+          <w:rFonts w:ascii="Times New Roman" w:hAnsi="Times New Roman" w:cs="Times New Roman"/>
           <w:b/>
           <w:bCs/>
-          <w:lang w:val="vi-VN"/>
-        </w:rPr>
-      </w:pPr>
-      <w:r>
-        <w:rPr>
+          <w:sz w:val="32"/>
+          <w:szCs w:val="32"/>
+          <w:lang w:val="vi-VN"/>
+        </w:rPr>
+      </w:pPr>
+      <w:r>
+        <w:rPr>
+          <w:rFonts w:ascii="Times New Roman" w:hAnsi="Times New Roman" w:cs="Times New Roman"/>
           <w:b/>
           <w:bCs/>
+          <w:sz w:val="32"/>
+          <w:szCs w:val="32"/>
+          <w:lang w:val="vi-VN"/>
+        </w:rPr>
+        <w:lastRenderedPageBreak/>
+        <w:t>Code f</w:t>
+      </w:r>
+      <w:r>
+        <w:rPr>
+          <w:rFonts w:ascii="Times New Roman" w:hAnsi="Times New Roman" w:cs="Times New Roman"/>
+          <w:b/>
+          <w:bCs/>
+          <w:sz w:val="32"/>
+          <w:szCs w:val="32"/>
+          <w:lang w:val="vi-VN"/>
+        </w:rPr>
+        <w:t>ile Form.cs</w:t>
+      </w:r>
+    </w:p>
+    <w:p>
+      <w:r>
+        <w:t>namespace _1150080143_VoAnhKiet_TH2</w:t>
+      </w:r>
+    </w:p>
+    <w:p>
+      <w:r>
+        <w:t>{</w:t>
+      </w:r>
+    </w:p>
+    <w:p>
+      <w:r>
+        <w:t xml:space="preserve">    public partial class Form3 : Form</w:t>
+      </w:r>
+    </w:p>
+    <w:p>
+      <w:r>
+        <w:t xml:space="preserve">    {</w:t>
+      </w:r>
+    </w:p>
+    <w:p>
+      <w:r>
+        <w:t xml:space="preserve">        string strCon = @"Data Source=KIETVO\MSSQLSERVER01;Initial Catalog=Quanlybanhang;Integrated Security=True;Encrypt=False";</w:t>
+      </w:r>
+    </w:p>
+    <w:p>
+      <w:r>
+        <w:t xml:space="preserve">        SqlConnection sqlCon = null;</w:t>
+      </w:r>
+    </w:p>
+    <w:p/>
+    <w:p>
+      <w:r>
+        <w:t xml:space="preserve">        public Form3()</w:t>
+      </w:r>
+    </w:p>
+    <w:p>
+      <w:r>
+        <w:t xml:space="preserve">        {</w:t>
+      </w:r>
+    </w:p>
+    <w:p>
+      <w:r>
+        <w:t xml:space="preserve">            InitializeComponent();</w:t>
+      </w:r>
+    </w:p>
+    <w:p>
+      <w:r>
+        <w:t xml:space="preserve">        }</w:t>
+      </w:r>
+    </w:p>
+    <w:p/>
+    <w:p>
+      <w:r>
+        <w:t xml:space="preserve">        private void btnXemDanhSach_Click(object sender, EventArgs e)</w:t>
+      </w:r>
+    </w:p>
+    <w:p>
+      <w:r>
+        <w:t xml:space="preserve">        {</w:t>
+      </w:r>
+    </w:p>
+    <w:p>
+      <w:r>
+        <w:t xml:space="preserve">            try</w:t>
+      </w:r>
+    </w:p>
+    <w:p>
+      <w:r>
+        <w:t xml:space="preserve">            {</w:t>
+      </w:r>
+    </w:p>
+    <w:p>
+      <w:r>
+        <w:t xml:space="preserve">                if (sqlCon == null)</w:t>
+      </w:r>
+    </w:p>
+    <w:p>
+      <w:r>
+        <w:t xml:space="preserve">                {</w:t>
+      </w:r>
+    </w:p>
+    <w:p>
+      <w:r>
+        <w:t xml:space="preserve">                    sqlCon = new SqlConnection(strCon);</w:t>
+      </w:r>
+    </w:p>
+    <w:p>
+      <w:r>
+        <w:t xml:space="preserve">                }</w:t>
+      </w:r>
+    </w:p>
+    <w:p>
+      <w:r>
+        <w:t xml:space="preserve">                if (sqlCon.State == ConnectionState.Closed)</w:t>
+      </w:r>
+    </w:p>
+    <w:p>
+      <w:r>
+        <w:t xml:space="preserve">                {</w:t>
+      </w:r>
+    </w:p>
+    <w:p>
+      <w:r>
+        <w:t xml:space="preserve">                    sqlCon.Open();</w:t>
+      </w:r>
+    </w:p>
+    <w:p>
+      <w:r>
+        <w:t xml:space="preserve">                }</w:t>
+      </w:r>
+    </w:p>
+    <w:p/>
+    <w:p>
+      <w:r>
+        <w:t xml:space="preserve">                SqlCommand sqlCmd = new SqlCommand();</w:t>
+      </w:r>
+    </w:p>
+    <w:p>
+      <w:r>
+        <w:t xml:space="preserve">                sqlCmd.CommandType = CommandType.Text;</w:t>
+      </w:r>
+    </w:p>
+    <w:p>
+      <w:r>
+        <w:t xml:space="preserve">                sqlCmd.CommandText = "select * from SinhVien";</w:t>
+      </w:r>
+    </w:p>
+    <w:p>
+      <w:r>
+        <w:t xml:space="preserve">                sqlCmd.Connection = sqlCon;</w:t>
+      </w:r>
+    </w:p>
+    <w:p/>
+    <w:p>
+      <w:r>
+        <w:t xml:space="preserve">                SqlDataReader reader = sqlCmd.ExecuteReader();</w:t>
+      </w:r>
+    </w:p>
+    <w:p>
+      <w:r>
+        <w:t xml:space="preserve">                lsvDanhSachSV.Items.Clear();</w:t>
+      </w:r>
+    </w:p>
+    <w:p/>
+    <w:p>
+      <w:r>
+        <w:t xml:space="preserve">                while (reader.Read())</w:t>
+      </w:r>
+    </w:p>
+    <w:p>
+      <w:r>
+        <w:t xml:space="preserve">                {</w:t>
+      </w:r>
+    </w:p>
+    <w:p>
+      <w:r>
+        <w:t xml:space="preserve">                    string maSV = reader.GetString(0);</w:t>
+      </w:r>
+    </w:p>
+    <w:p>
+      <w:r>
+        <w:t xml:space="preserve">                    string hoTen = reader.GetString(1);</w:t>
+      </w:r>
+    </w:p>
+    <w:p>
+      <w:r>
+        <w:t xml:space="preserve">                    string gioiTinh = reader.GetString(2);</w:t>
+      </w:r>
+    </w:p>
+    <w:p>
+      <w:r>
+        <w:t xml:space="preserve">                    string ngaySinh = reader.GetDateTime(3).ToString("dd/MM/yyyy");</w:t>
+      </w:r>
+    </w:p>
+    <w:p>
+      <w:r>
+        <w:t xml:space="preserve">                    string queQuan = reader.GetString(4);</w:t>
+      </w:r>
+    </w:p>
+    <w:p>
+      <w:r>
+        <w:t xml:space="preserve">                    string maLop = reader.GetString(5);</w:t>
+      </w:r>
+    </w:p>
+    <w:p/>
+    <w:p>
+      <w:r>
+        <w:t xml:space="preserve">                    ListViewItem lvi = new ListViewItem(maSV);</w:t>
+      </w:r>
+    </w:p>
+    <w:p>
+      <w:r>
+        <w:t xml:space="preserve">                    lvi.SubItems.Add(hoTen);</w:t>
+      </w:r>
+    </w:p>
+    <w:p>
+      <w:r>
+        <w:t xml:space="preserve">                    lvi.SubItems.Add(gioiTinh);</w:t>
+      </w:r>
+    </w:p>
+    <w:p>
+      <w:r>
+        <w:t xml:space="preserve">                    lvi.SubItems.Add(ngaySinh);</w:t>
+      </w:r>
+    </w:p>
+    <w:p>
+      <w:r>
+        <w:t xml:space="preserve">                    lvi.SubItems.Add(queQuan);</w:t>
+      </w:r>
+    </w:p>
+    <w:p>
+      <w:r>
+        <w:t xml:space="preserve">                    lvi.SubItems.Add(maLop);</w:t>
+      </w:r>
+    </w:p>
+    <w:p/>
+    <w:p>
+      <w:r>
+        <w:t xml:space="preserve">                    lsvDanhSachSV.Items.Add(lvi);</w:t>
+      </w:r>
+    </w:p>
+    <w:p>
+      <w:r>
+        <w:lastRenderedPageBreak/>
+        <w:t xml:space="preserve">                }</w:t>
+      </w:r>
+    </w:p>
+    <w:p/>
+    <w:p>
+      <w:r>
+        <w:t xml:space="preserve">                reader.Close();</w:t>
+      </w:r>
+    </w:p>
+    <w:p>
+      <w:r>
+        <w:t xml:space="preserve">                sqlCon.Close();</w:t>
+      </w:r>
+    </w:p>
+    <w:p>
+      <w:r>
+        <w:t xml:space="preserve">            }</w:t>
+      </w:r>
+    </w:p>
+    <w:p>
+      <w:r>
+        <w:t xml:space="preserve">            catch (Exception ex)</w:t>
+      </w:r>
+    </w:p>
+    <w:p>
+      <w:r>
+        <w:t xml:space="preserve">            {</w:t>
+      </w:r>
+    </w:p>
+    <w:p>
+      <w:r>
+        <w:t xml:space="preserve">                MessageBox.Show("Lỗi: " + ex.Message);</w:t>
+      </w:r>
+    </w:p>
+    <w:p>
+      <w:r>
+        <w:t xml:space="preserve">            }</w:t>
+      </w:r>
+    </w:p>
+    <w:p>
+      <w:r>
+        <w:t xml:space="preserve">        }</w:t>
+      </w:r>
+    </w:p>
+    <w:p>
+      <w:r>
+        <w:t xml:space="preserve">    }</w:t>
+      </w:r>
+    </w:p>
+    <w:p>
+      <w:pPr>
+        <w:rPr>
+          <w:lang w:val="vi-VN"/>
+        </w:rPr>
+      </w:pPr>
+      <w:r>
+        <w:t>}</w:t>
+      </w:r>
+      <w:r>
+        <w:rPr>
+          <w:lang w:val="vi-VN"/>
+        </w:rPr>
+        <w:br w:type="page"/>
+      </w:r>
+    </w:p>
+    <w:p>
+      <w:pPr>
+        <w:rPr>
+          <w:b/>
+          <w:bCs/>
+          <w:lang w:val="vi-VN"/>
+        </w:rPr>
+      </w:pPr>
+      <w:r>
+        <w:rPr>
+          <w:b/>
+          <w:bCs/>
         </w:rPr>
         <w:lastRenderedPageBreak/>
         <w:t>4. Sử dụng Parameter để truy vấn dữ liệu trong C#</w:t>
@@ -3855,15 +8965,9 @@
           <w:lang w:val="vi-VN"/>
         </w:rPr>
       </w:pPr>
-    </w:p>
-    <w:p>
-      <w:pPr>
-        <w:rPr>
-          <w:lang w:val="vi-VN"/>
-        </w:rPr>
-      </w:pPr>
-      <w:r>
-        <w:rPr>
+      <w:r>
+        <w:rPr>
+          <w:noProof/>
           <w:lang w:val="vi-VN"/>
         </w:rPr>
         <w:drawing>
@@ -3911,6 +9015,7 @@
       </w:pPr>
       <w:r>
         <w:rPr>
+          <w:noProof/>
           <w:lang w:val="vi-VN"/>
         </w:rPr>
         <w:drawing>
@@ -3958,10 +9063,415 @@
           <w:lang w:val="vi-VN"/>
         </w:rPr>
       </w:pPr>
-      <w:r>
-        <w:rPr>
+    </w:p>
+    <w:p>
+      <w:pPr>
+        <w:rPr>
+          <w:rFonts w:ascii="Times New Roman" w:hAnsi="Times New Roman" w:cs="Times New Roman"/>
           <w:b/>
           <w:bCs/>
+          <w:sz w:val="32"/>
+          <w:szCs w:val="32"/>
+          <w:lang w:val="vi-VN"/>
+        </w:rPr>
+      </w:pPr>
+      <w:r>
+        <w:rPr>
+          <w:rFonts w:ascii="Times New Roman" w:hAnsi="Times New Roman" w:cs="Times New Roman"/>
+          <w:b/>
+          <w:bCs/>
+          <w:sz w:val="32"/>
+          <w:szCs w:val="32"/>
+          <w:lang w:val="vi-VN"/>
+        </w:rPr>
+        <w:lastRenderedPageBreak/>
+        <w:t>Code f</w:t>
+      </w:r>
+      <w:r>
+        <w:rPr>
+          <w:rFonts w:ascii="Times New Roman" w:hAnsi="Times New Roman" w:cs="Times New Roman"/>
+          <w:b/>
+          <w:bCs/>
+          <w:sz w:val="32"/>
+          <w:szCs w:val="32"/>
+          <w:lang w:val="vi-VN"/>
+        </w:rPr>
+        <w:t>ile Form.cs</w:t>
+      </w:r>
+    </w:p>
+    <w:p>
+      <w:r>
+        <w:t>namespace _1150080143_VoAnhKiet_TH2</w:t>
+      </w:r>
+    </w:p>
+    <w:p>
+      <w:r>
+        <w:t>{</w:t>
+      </w:r>
+    </w:p>
+    <w:p>
+      <w:r>
+        <w:t xml:space="preserve">    public partial class Form4 : Form</w:t>
+      </w:r>
+    </w:p>
+    <w:p>
+      <w:r>
+        <w:t xml:space="preserve">    {</w:t>
+      </w:r>
+    </w:p>
+    <w:p>
+      <w:r>
+        <w:t xml:space="preserve">        string strCon = @"Data Source=KIETVO\MSSQLSERVER01;Initial Catalog=Quanlybanhang;Integrated Security=True;Encrypt=False";</w:t>
+      </w:r>
+    </w:p>
+    <w:p>
+      <w:r>
+        <w:t xml:space="preserve">        SqlConnection sqlCon = null;</w:t>
+      </w:r>
+    </w:p>
+    <w:p/>
+    <w:p>
+      <w:r>
+        <w:t xml:space="preserve">        public Form4()</w:t>
+      </w:r>
+    </w:p>
+    <w:p>
+      <w:r>
+        <w:t xml:space="preserve">        {</w:t>
+      </w:r>
+    </w:p>
+    <w:p>
+      <w:r>
+        <w:t xml:space="preserve">            InitializeComponent();</w:t>
+      </w:r>
+    </w:p>
+    <w:p>
+      <w:r>
+        <w:t xml:space="preserve">        }</w:t>
+      </w:r>
+    </w:p>
+    <w:p/>
+    <w:p>
+      <w:r>
+        <w:t xml:space="preserve">        private void btnXemDSLop_Click(object sender, EventArgs e)</w:t>
+      </w:r>
+    </w:p>
+    <w:p>
+      <w:r>
+        <w:t xml:space="preserve">        {</w:t>
+      </w:r>
+    </w:p>
+    <w:p>
+      <w:r>
+        <w:t xml:space="preserve">            try</w:t>
+      </w:r>
+    </w:p>
+    <w:p>
+      <w:r>
+        <w:t xml:space="preserve">            {</w:t>
+      </w:r>
+    </w:p>
+    <w:p>
+      <w:r>
+        <w:t xml:space="preserve">                if (sqlCon == null) { sqlCon = new SqlConnection(strCon); }</w:t>
+      </w:r>
+    </w:p>
+    <w:p>
+      <w:pPr>
+        <w:rPr>
+          <w:lang w:val="vi-VN"/>
+        </w:rPr>
+      </w:pPr>
+      <w:r>
+        <w:t xml:space="preserve">                if (sqlCon.State == ConnectionState.Closed) { sqlCon.Open(); }</w:t>
+      </w:r>
+    </w:p>
+    <w:p>
+      <w:pPr>
+        <w:rPr>
+          <w:lang w:val="vi-VN"/>
+        </w:rPr>
+      </w:pPr>
+      <w:r>
+        <w:t xml:space="preserve">                lsvLop.Items.Clear();</w:t>
+      </w:r>
+    </w:p>
+    <w:p>
+      <w:r>
+        <w:t xml:space="preserve">                string tenKhoa = txtTenKhoa.Text.Trim();</w:t>
+      </w:r>
+    </w:p>
+    <w:p>
+      <w:r>
+        <w:t xml:space="preserve">                if (string.IsNullOrEmpty(tenKhoa))</w:t>
+      </w:r>
+    </w:p>
+    <w:p>
+      <w:r>
+        <w:t xml:space="preserve">                {</w:t>
+      </w:r>
+    </w:p>
+    <w:p>
+      <w:r>
+        <w:t xml:space="preserve">                    MessageBox.Show("Vui lòng nhập tên khoa!");</w:t>
+      </w:r>
+    </w:p>
+    <w:p>
+      <w:r>
+        <w:t xml:space="preserve">                    return;</w:t>
+      </w:r>
+    </w:p>
+    <w:p>
+      <w:r>
+        <w:lastRenderedPageBreak/>
+        <w:t xml:space="preserve">                }</w:t>
+      </w:r>
+    </w:p>
+    <w:p/>
+    <w:p>
+      <w:r>
+        <w:t xml:space="preserve">                string maKhoa = "";</w:t>
+      </w:r>
+    </w:p>
+    <w:p>
+      <w:r>
+        <w:t xml:space="preserve">                if (tenKhoa == "Công nghệ thông tin")</w:t>
+      </w:r>
+    </w:p>
+    <w:p>
+      <w:r>
+        <w:t xml:space="preserve">                {</w:t>
+      </w:r>
+    </w:p>
+    <w:p>
+      <w:r>
+        <w:t xml:space="preserve">                    maKhoa = "CNTT";</w:t>
+      </w:r>
+    </w:p>
+    <w:p>
+      <w:r>
+        <w:t xml:space="preserve">                }</w:t>
+      </w:r>
+    </w:p>
+    <w:p>
+      <w:r>
+        <w:t xml:space="preserve">                else if (tenKhoa == "Cơ khí")</w:t>
+      </w:r>
+    </w:p>
+    <w:p>
+      <w:r>
+        <w:t xml:space="preserve">                {</w:t>
+      </w:r>
+    </w:p>
+    <w:p>
+      <w:r>
+        <w:t xml:space="preserve">                    maKhoa = "CK";</w:t>
+      </w:r>
+    </w:p>
+    <w:p>
+      <w:r>
+        <w:t xml:space="preserve">                }</w:t>
+      </w:r>
+    </w:p>
+    <w:p>
+      <w:r>
+        <w:t xml:space="preserve">                else if (tenKhoa == "Điện tử")</w:t>
+      </w:r>
+    </w:p>
+    <w:p>
+      <w:r>
+        <w:t xml:space="preserve">                {</w:t>
+      </w:r>
+    </w:p>
+    <w:p>
+      <w:r>
+        <w:t xml:space="preserve">                    maKhoa = "DT";</w:t>
+      </w:r>
+    </w:p>
+    <w:p>
+      <w:r>
+        <w:t xml:space="preserve">                }</w:t>
+      </w:r>
+    </w:p>
+    <w:p>
+      <w:r>
+        <w:t xml:space="preserve">                else</w:t>
+      </w:r>
+    </w:p>
+    <w:p>
+      <w:r>
+        <w:t xml:space="preserve">                {</w:t>
+      </w:r>
+    </w:p>
+    <w:p>
+      <w:r>
+        <w:t xml:space="preserve">                    MessageBox.Show("Không tìm thấy khoa này!");</w:t>
+      </w:r>
+    </w:p>
+    <w:p>
+      <w:r>
+        <w:t xml:space="preserve">                    return;</w:t>
+      </w:r>
+    </w:p>
+    <w:p>
+      <w:r>
+        <w:t xml:space="preserve">                }</w:t>
+      </w:r>
+    </w:p>
+    <w:p/>
+    <w:p>
+      <w:r>
+        <w:t xml:space="preserve">                SqlCommand sqlCmd = new SqlCommand();</w:t>
+      </w:r>
+    </w:p>
+    <w:p>
+      <w:r>
+        <w:t xml:space="preserve">                sqlCmd.CommandType = CommandType.Text;</w:t>
+      </w:r>
+    </w:p>
+    <w:p>
+      <w:r>
+        <w:t xml:space="preserve">                sqlCmd.CommandText = "select * from Lop where MaKhoa = @maKhoa";</w:t>
+      </w:r>
+    </w:p>
+    <w:p/>
+    <w:p>
+      <w:r>
+        <w:t xml:space="preserve">                SqlParameter parMaKhoa = new SqlParameter("@maKhoa", SqlDbType.Char);</w:t>
+      </w:r>
+    </w:p>
+    <w:p>
+      <w:r>
+        <w:lastRenderedPageBreak/>
+        <w:t xml:space="preserve">                parMaKhoa.Value = maKhoa;</w:t>
+      </w:r>
+    </w:p>
+    <w:p>
+      <w:r>
+        <w:t xml:space="preserve">                sqlCmd.Parameters.Add(parMaKhoa);</w:t>
+      </w:r>
+    </w:p>
+    <w:p>
+      <w:r>
+        <w:t xml:space="preserve">                sqlCmd.Connection = sqlCon;</w:t>
+      </w:r>
+    </w:p>
+    <w:p/>
+    <w:p>
+      <w:r>
+        <w:t xml:space="preserve">                SqlDataReader reader = sqlCmd.ExecuteReader();</w:t>
+      </w:r>
+    </w:p>
+    <w:p/>
+    <w:p>
+      <w:r>
+        <w:t xml:space="preserve">                while (reader.Read())</w:t>
+      </w:r>
+    </w:p>
+    <w:p>
+      <w:r>
+        <w:t xml:space="preserve">                {</w:t>
+      </w:r>
+    </w:p>
+    <w:p>
+      <w:r>
+        <w:t xml:space="preserve">                    string maLop = reader.GetString(0);</w:t>
+      </w:r>
+    </w:p>
+    <w:p>
+      <w:r>
+        <w:t xml:space="preserve">                    string tenLop = reader.GetString(1);</w:t>
+      </w:r>
+    </w:p>
+    <w:p/>
+    <w:p>
+      <w:r>
+        <w:t xml:space="preserve">                    ListViewItem lvi = new ListViewItem(maLop);</w:t>
+      </w:r>
+    </w:p>
+    <w:p>
+      <w:r>
+        <w:t xml:space="preserve">                    lvi.SubItems.Add(tenLop);</w:t>
+      </w:r>
+    </w:p>
+    <w:p/>
+    <w:p>
+      <w:r>
+        <w:t xml:space="preserve">                    lsvLop.Items.Add(lvi);</w:t>
+      </w:r>
+    </w:p>
+    <w:p>
+      <w:pPr>
+        <w:rPr>
+          <w:lang w:val="vi-VN"/>
+        </w:rPr>
+      </w:pPr>
+      <w:r>
+        <w:t xml:space="preserve">                }</w:t>
+      </w:r>
+    </w:p>
+    <w:p>
+      <w:r>
+        <w:t xml:space="preserve">                reader.Close();</w:t>
+      </w:r>
+    </w:p>
+    <w:p>
+      <w:r>
+        <w:t xml:space="preserve">                sqlCon.Close();</w:t>
+      </w:r>
+    </w:p>
+    <w:p>
+      <w:r>
+        <w:t xml:space="preserve">            }</w:t>
+      </w:r>
+    </w:p>
+    <w:p>
+      <w:r>
+        <w:t xml:space="preserve">            catch (Exception ex)</w:t>
+      </w:r>
+    </w:p>
+    <w:p>
+      <w:r>
+        <w:t xml:space="preserve">            {</w:t>
+      </w:r>
+    </w:p>
+    <w:p>
+      <w:r>
+        <w:t xml:space="preserve">                MessageBox.Show("Lỗi: " + ex.Message);</w:t>
+      </w:r>
+    </w:p>
+    <w:p>
+      <w:r>
+        <w:t xml:space="preserve">            }</w:t>
+      </w:r>
+    </w:p>
+    <w:p>
+      <w:r>
+        <w:t xml:space="preserve">        }</w:t>
+      </w:r>
+    </w:p>
+    <w:p>
+      <w:r>
+        <w:t xml:space="preserve">    }</w:t>
+      </w:r>
+    </w:p>
+    <w:p>
+      <w:r>
+        <w:t>}</w:t>
+      </w:r>
+    </w:p>
+    <w:p>
+      <w:pPr>
+        <w:rPr>
+          <w:b/>
+          <w:bCs/>
+          <w:lang w:val="vi-VN"/>
+        </w:rPr>
+      </w:pPr>
+      <w:r>
+        <w:rPr>
+          <w:b/>
+          <w:bCs/>
           <w:lang w:val="vi-VN"/>
         </w:rPr>
         <w:lastRenderedPageBreak/>
@@ -3980,6 +9490,7 @@
         <w:rPr>
           <w:b/>
           <w:bCs/>
+          <w:noProof/>
           <w:lang w:val="vi-VN"/>
         </w:rPr>
         <w:drawing>
@@ -4027,6 +9538,7 @@
       </w:pPr>
       <w:r>
         <w:rPr>
+          <w:noProof/>
           <w:lang w:val="vi-VN"/>
         </w:rPr>
         <w:drawing>
@@ -4066,6 +9578,515 @@
         </w:drawing>
       </w:r>
     </w:p>
+    <w:p>
+      <w:pPr>
+        <w:rPr>
+          <w:lang w:val="vi-VN"/>
+        </w:rPr>
+      </w:pPr>
+      <w:r>
+        <w:rPr>
+          <w:lang w:val="vi-VN"/>
+        </w:rPr>
+        <w:br w:type="page"/>
+      </w:r>
+    </w:p>
+    <w:p>
+      <w:pPr>
+        <w:rPr>
+          <w:rFonts w:ascii="Times New Roman" w:hAnsi="Times New Roman" w:cs="Times New Roman"/>
+          <w:b/>
+          <w:bCs/>
+          <w:sz w:val="32"/>
+          <w:szCs w:val="32"/>
+          <w:lang w:val="vi-VN"/>
+        </w:rPr>
+      </w:pPr>
+      <w:r>
+        <w:rPr>
+          <w:rFonts w:ascii="Times New Roman" w:hAnsi="Times New Roman" w:cs="Times New Roman"/>
+          <w:b/>
+          <w:bCs/>
+          <w:sz w:val="32"/>
+          <w:szCs w:val="32"/>
+          <w:lang w:val="vi-VN"/>
+        </w:rPr>
+        <w:lastRenderedPageBreak/>
+        <w:t>Code f</w:t>
+      </w:r>
+      <w:r>
+        <w:rPr>
+          <w:rFonts w:ascii="Times New Roman" w:hAnsi="Times New Roman" w:cs="Times New Roman"/>
+          <w:b/>
+          <w:bCs/>
+          <w:sz w:val="32"/>
+          <w:szCs w:val="32"/>
+          <w:lang w:val="vi-VN"/>
+        </w:rPr>
+        <w:t>ile Form.cs</w:t>
+      </w:r>
+    </w:p>
+    <w:p>
+      <w:r>
+        <w:t>namespace _1150080143_VoAnhKiet_TH2</w:t>
+      </w:r>
+    </w:p>
+    <w:p>
+      <w:r>
+        <w:t>{</w:t>
+      </w:r>
+    </w:p>
+    <w:p>
+      <w:r>
+        <w:t xml:space="preserve">    public partial class Form5 : Form</w:t>
+      </w:r>
+    </w:p>
+    <w:p>
+      <w:r>
+        <w:t xml:space="preserve">    {</w:t>
+      </w:r>
+    </w:p>
+    <w:p>
+      <w:r>
+        <w:t xml:space="preserve">        string strCon = @"Data Source=KIETVO\MSSQLSERVER01;Initial Catalog=Quanlybanhang;Integrated Security=True;Encrypt=False";</w:t>
+      </w:r>
+    </w:p>
+    <w:p>
+      <w:r>
+        <w:t xml:space="preserve">        SqlConnection sqlCon = null;</w:t>
+      </w:r>
+    </w:p>
+    <w:p/>
+    <w:p>
+      <w:r>
+        <w:t xml:space="preserve">        public Form5()</w:t>
+      </w:r>
+    </w:p>
+    <w:p>
+      <w:r>
+        <w:t xml:space="preserve">        {</w:t>
+      </w:r>
+    </w:p>
+    <w:p>
+      <w:r>
+        <w:t xml:space="preserve">            InitializeComponent();</w:t>
+      </w:r>
+    </w:p>
+    <w:p>
+      <w:r>
+        <w:t xml:space="preserve">        }</w:t>
+      </w:r>
+    </w:p>
+    <w:p/>
+    <w:p>
+      <w:r>
+        <w:t xml:space="preserve">        private void Form1_Load(object sender, EventArgs e)</w:t>
+      </w:r>
+    </w:p>
+    <w:p>
+      <w:r>
+        <w:t xml:space="preserve">        {</w:t>
+      </w:r>
+    </w:p>
+    <w:p>
+      <w:r>
+        <w:t xml:space="preserve">            LoadClassList();</w:t>
+      </w:r>
+    </w:p>
+    <w:p>
+      <w:r>
+        <w:t xml:space="preserve">        }</w:t>
+      </w:r>
+    </w:p>
+    <w:p/>
+    <w:p>
+      <w:r>
+        <w:t xml:space="preserve">        private void LoadClassList()</w:t>
+      </w:r>
+    </w:p>
+    <w:p>
+      <w:r>
+        <w:t xml:space="preserve">        {</w:t>
+      </w:r>
+    </w:p>
+    <w:p>
+      <w:r>
+        <w:t xml:space="preserve">            try</w:t>
+      </w:r>
+    </w:p>
+    <w:p>
+      <w:r>
+        <w:t xml:space="preserve">            {</w:t>
+      </w:r>
+    </w:p>
+    <w:p>
+      <w:r>
+        <w:t xml:space="preserve">                if (sqlCon == null) { sqlCon = new SqlConnection(strCon); }</w:t>
+      </w:r>
+    </w:p>
+    <w:p>
+      <w:r>
+        <w:t xml:space="preserve">                if (sqlCon.State == ConnectionState.Closed) { sqlCon.Open(); }</w:t>
+      </w:r>
+    </w:p>
+    <w:p/>
+    <w:p>
+      <w:r>
+        <w:lastRenderedPageBreak/>
+        <w:t xml:space="preserve">                SqlCommand sqlCmd = new SqlCommand("select * from Lop", sqlCon);</w:t>
+      </w:r>
+    </w:p>
+    <w:p>
+      <w:r>
+        <w:t xml:space="preserve">                SqlDataReader reader = sqlCmd.ExecuteReader();</w:t>
+      </w:r>
+    </w:p>
+    <w:p/>
+    <w:p>
+      <w:r>
+        <w:t xml:space="preserve">                List&lt;Lop&gt; dsLop = new List&lt;Lop&gt;();</w:t>
+      </w:r>
+    </w:p>
+    <w:p>
+      <w:r>
+        <w:t xml:space="preserve">                while (reader.Read())</w:t>
+      </w:r>
+    </w:p>
+    <w:p>
+      <w:r>
+        <w:t xml:space="preserve">                {</w:t>
+      </w:r>
+    </w:p>
+    <w:p>
+      <w:r>
+        <w:t xml:space="preserve">                    Lop lop = new Lop</w:t>
+      </w:r>
+    </w:p>
+    <w:p>
+      <w:r>
+        <w:t xml:space="preserve">                    {</w:t>
+      </w:r>
+    </w:p>
+    <w:p>
+      <w:r>
+        <w:t xml:space="preserve">                        MaLop = reader.GetString(0),</w:t>
+      </w:r>
+    </w:p>
+    <w:p>
+      <w:r>
+        <w:t xml:space="preserve">                        TenLop = reader.GetString(1)</w:t>
+      </w:r>
+    </w:p>
+    <w:p>
+      <w:r>
+        <w:t xml:space="preserve">                    };</w:t>
+      </w:r>
+    </w:p>
+    <w:p>
+      <w:r>
+        <w:t xml:space="preserve">                    dsLop.Add(lop);</w:t>
+      </w:r>
+    </w:p>
+    <w:p>
+      <w:r>
+        <w:t xml:space="preserve">                }</w:t>
+      </w:r>
+    </w:p>
+    <w:p>
+      <w:r>
+        <w:t xml:space="preserve">                reader.Close();</w:t>
+      </w:r>
+    </w:p>
+    <w:p>
+      <w:r>
+        <w:t xml:space="preserve">                sqlCon.Close();</w:t>
+      </w:r>
+    </w:p>
+    <w:p/>
+    <w:p>
+      <w:r>
+        <w:t xml:space="preserve">                lbDSLop.DataSource = dsLop;</w:t>
+      </w:r>
+    </w:p>
+    <w:p>
+      <w:r>
+        <w:t xml:space="preserve">                lbDSLop.DisplayMember = "TenLop";</w:t>
+      </w:r>
+    </w:p>
+    <w:p>
+      <w:r>
+        <w:t xml:space="preserve">                lbDSLop.ValueMember = "MaLop";</w:t>
+      </w:r>
+    </w:p>
+    <w:p>
+      <w:r>
+        <w:t xml:space="preserve">            }</w:t>
+      </w:r>
+    </w:p>
+    <w:p>
+      <w:r>
+        <w:t xml:space="preserve">            catch (Exception ex)</w:t>
+      </w:r>
+    </w:p>
+    <w:p>
+      <w:r>
+        <w:t xml:space="preserve">            {</w:t>
+      </w:r>
+    </w:p>
+    <w:p>
+      <w:r>
+        <w:t xml:space="preserve">                MessageBox.Show("Lỗi tải danh sách lớp: " + ex.Message);</w:t>
+      </w:r>
+    </w:p>
+    <w:p>
+      <w:r>
+        <w:t xml:space="preserve">            }</w:t>
+      </w:r>
+    </w:p>
+    <w:p>
+      <w:r>
+        <w:t xml:space="preserve">        }</w:t>
+      </w:r>
+    </w:p>
+    <w:p/>
+    <w:p>
+      <w:r>
+        <w:lastRenderedPageBreak/>
+        <w:t xml:space="preserve">        private void lbDSLop_SelectedIndexChanged(object sender, EventArgs e)</w:t>
+      </w:r>
+    </w:p>
+    <w:p>
+      <w:r>
+        <w:t xml:space="preserve">        {</w:t>
+      </w:r>
+    </w:p>
+    <w:p>
+      <w:r>
+        <w:t xml:space="preserve">            if (lbDSLop.SelectedItem == null) return;</w:t>
+      </w:r>
+    </w:p>
+    <w:p/>
+    <w:p>
+      <w:r>
+        <w:t xml:space="preserve">            string maLopDuocChon = lbDSLop.SelectedValue.ToString();</w:t>
+      </w:r>
+    </w:p>
+    <w:p>
+      <w:r>
+        <w:t xml:space="preserve">            LoadStudentList(maLopDuocChon);</w:t>
+      </w:r>
+    </w:p>
+    <w:p>
+      <w:r>
+        <w:t xml:space="preserve">        }</w:t>
+      </w:r>
+    </w:p>
+    <w:p/>
+    <w:p>
+      <w:r>
+        <w:t xml:space="preserve">        private void LoadStudentList(string maLop)</w:t>
+      </w:r>
+    </w:p>
+    <w:p>
+      <w:r>
+        <w:t xml:space="preserve">        {</w:t>
+      </w:r>
+    </w:p>
+    <w:p>
+      <w:r>
+        <w:t xml:space="preserve">            try</w:t>
+      </w:r>
+    </w:p>
+    <w:p>
+      <w:r>
+        <w:t xml:space="preserve">            {</w:t>
+      </w:r>
+    </w:p>
+    <w:p>
+      <w:r>
+        <w:t xml:space="preserve">                if (sqlCon == null) { sqlCon = new SqlConnection(strCon); }</w:t>
+      </w:r>
+    </w:p>
+    <w:p>
+      <w:r>
+        <w:t xml:space="preserve">                if (sqlCon.State == ConnectionState.Closed) { sqlCon.Open(); }</w:t>
+      </w:r>
+    </w:p>
+    <w:p/>
+    <w:p>
+      <w:r>
+        <w:t xml:space="preserve">                SqlCommand sqlCmd = new SqlCommand("select * from SinhVien where MaLop = @maLop", sqlCon);</w:t>
+      </w:r>
+    </w:p>
+    <w:p>
+      <w:r>
+        <w:t xml:space="preserve">                sqlCmd.Parameters.AddWithValue("@maLop", maLop);</w:t>
+      </w:r>
+    </w:p>
+    <w:p/>
+    <w:p>
+      <w:r>
+        <w:t xml:space="preserve">                SqlDataReader reader = sqlCmd.ExecuteReader();</w:t>
+      </w:r>
+    </w:p>
+    <w:p>
+      <w:r>
+        <w:t xml:space="preserve">                lsvDSSV.Items.Clear();</w:t>
+      </w:r>
+    </w:p>
+    <w:p>
+      <w:r>
+        <w:t xml:space="preserve">                while (reader.Read())</w:t>
+      </w:r>
+    </w:p>
+    <w:p>
+      <w:r>
+        <w:t xml:space="preserve">                {</w:t>
+      </w:r>
+    </w:p>
+    <w:p>
+      <w:r>
+        <w:t xml:space="preserve">                    string maSV = reader.GetString(0);</w:t>
+      </w:r>
+    </w:p>
+    <w:p>
+      <w:r>
+        <w:t xml:space="preserve">                    string hoTen = reader.GetString(1);</w:t>
+      </w:r>
+    </w:p>
+    <w:p>
+      <w:r>
+        <w:t xml:space="preserve">                    string gioiTinh = reader.GetString(2);</w:t>
+      </w:r>
+    </w:p>
+    <w:p>
+      <w:r>
+        <w:lastRenderedPageBreak/>
+        <w:t xml:space="preserve">                    string ngaySinh = reader.GetDateTime(3).ToString("dd/MM/yyyy");</w:t>
+      </w:r>
+    </w:p>
+    <w:p>
+      <w:r>
+        <w:t xml:space="preserve">                    string queQuan = reader.GetString(4);</w:t>
+      </w:r>
+    </w:p>
+    <w:p/>
+    <w:p>
+      <w:r>
+        <w:t xml:space="preserve">                    ListViewItem lvi = new ListViewItem(maSV);</w:t>
+      </w:r>
+    </w:p>
+    <w:p>
+      <w:r>
+        <w:t xml:space="preserve">                    lvi.SubItems.Add(hoTen);</w:t>
+      </w:r>
+    </w:p>
+    <w:p>
+      <w:r>
+        <w:t xml:space="preserve">                    lvi.SubItems.Add(gioiTinh);</w:t>
+      </w:r>
+    </w:p>
+    <w:p>
+      <w:r>
+        <w:t xml:space="preserve">                    lvi.SubItems.Add(ngaySinh);</w:t>
+      </w:r>
+    </w:p>
+    <w:p>
+      <w:r>
+        <w:t xml:space="preserve">                    lvi.SubItems.Add(queQuan);</w:t>
+      </w:r>
+    </w:p>
+    <w:p>
+      <w:r>
+        <w:t xml:space="preserve">                    lsvDSSV.Items.Add(lvi);</w:t>
+      </w:r>
+    </w:p>
+    <w:p>
+      <w:r>
+        <w:t xml:space="preserve">                }</w:t>
+      </w:r>
+    </w:p>
+    <w:p>
+      <w:r>
+        <w:t xml:space="preserve">                reader.Close();</w:t>
+      </w:r>
+    </w:p>
+    <w:p>
+      <w:r>
+        <w:t xml:space="preserve">                sqlCon.Close();</w:t>
+      </w:r>
+    </w:p>
+    <w:p>
+      <w:r>
+        <w:t xml:space="preserve">            }</w:t>
+      </w:r>
+    </w:p>
+    <w:p>
+      <w:r>
+        <w:t xml:space="preserve">            catch (Exception ex)</w:t>
+      </w:r>
+    </w:p>
+    <w:p>
+      <w:r>
+        <w:t xml:space="preserve">            {</w:t>
+      </w:r>
+    </w:p>
+    <w:p>
+      <w:r>
+        <w:t xml:space="preserve">                MessageBox.Show("Lỗi tải danh sách sinh viên: " + ex.Message);</w:t>
+      </w:r>
+    </w:p>
+    <w:p>
+      <w:r>
+        <w:t xml:space="preserve">            }</w:t>
+      </w:r>
+    </w:p>
+    <w:p>
+      <w:r>
+        <w:t xml:space="preserve">        }</w:t>
+      </w:r>
+    </w:p>
+    <w:p>
+      <w:r>
+        <w:t xml:space="preserve">    }</w:t>
+      </w:r>
+    </w:p>
+    <w:p/>
+    <w:p>
+      <w:r>
+        <w:t xml:space="preserve">    public class Lop</w:t>
+      </w:r>
+    </w:p>
+    <w:p>
+      <w:r>
+        <w:t xml:space="preserve">    {</w:t>
+      </w:r>
+    </w:p>
+    <w:p>
+      <w:r>
+        <w:t xml:space="preserve">        public string MaLop { get; set; }</w:t>
+      </w:r>
+    </w:p>
+    <w:p>
+      <w:r>
+        <w:t xml:space="preserve">        public string TenLop { get; set; }</w:t>
+      </w:r>
+    </w:p>
+    <w:p>
+      <w:r>
+        <w:t xml:space="preserve">    }</w:t>
+      </w:r>
+    </w:p>
+    <w:p>
+      <w:pPr>
+        <w:rPr>
+          <w:lang w:val="vi-VN"/>
+        </w:rPr>
+      </w:pPr>
+      <w:r>
+        <w:t>}</w:t>
+      </w:r>
+    </w:p>
     <w:sectPr>
       <w:pgSz w:w="12240" w:h="15840"/>
       <w:pgMar w:top="1440" w:right="1440" w:bottom="1440" w:left="1440" w:header="708" w:footer="708" w:gutter="0"/>
@@ -4256,11 +10277,127 @@
       </w:pPr>
     </w:lvl>
   </w:abstractNum>
+  <w:abstractNum w:abstractNumId="2" w15:restartNumberingAfterBreak="0">
+    <w:nsid w:val="7A015847"/>
+    <w:multiLevelType w:val="hybridMultilevel"/>
+    <w:tmpl w:val="ED36E70E"/>
+    <w:lvl w:ilvl="0" w:tplc="04090001">
+      <w:start w:val="1"/>
+      <w:numFmt w:val="bullet"/>
+      <w:lvlText w:val=""/>
+      <w:lvlJc w:val="left"/>
+      <w:pPr>
+        <w:ind w:left="720" w:hanging="360"/>
+      </w:pPr>
+      <w:rPr>
+        <w:rFonts w:ascii="Symbol" w:hAnsi="Symbol" w:hint="default"/>
+      </w:rPr>
+    </w:lvl>
+    <w:lvl w:ilvl="1" w:tplc="04090003" w:tentative="1">
+      <w:start w:val="1"/>
+      <w:numFmt w:val="bullet"/>
+      <w:lvlText w:val="o"/>
+      <w:lvlJc w:val="left"/>
+      <w:pPr>
+        <w:ind w:left="1440" w:hanging="360"/>
+      </w:pPr>
+      <w:rPr>
+        <w:rFonts w:ascii="Courier New" w:hAnsi="Courier New" w:cs="Courier New" w:hint="default"/>
+      </w:rPr>
+    </w:lvl>
+    <w:lvl w:ilvl="2" w:tplc="04090005" w:tentative="1">
+      <w:start w:val="1"/>
+      <w:numFmt w:val="bullet"/>
+      <w:lvlText w:val=""/>
+      <w:lvlJc w:val="left"/>
+      <w:pPr>
+        <w:ind w:left="2160" w:hanging="360"/>
+      </w:pPr>
+      <w:rPr>
+        <w:rFonts w:ascii="Wingdings" w:hAnsi="Wingdings" w:hint="default"/>
+      </w:rPr>
+    </w:lvl>
+    <w:lvl w:ilvl="3" w:tplc="04090001" w:tentative="1">
+      <w:start w:val="1"/>
+      <w:numFmt w:val="bullet"/>
+      <w:lvlText w:val=""/>
+      <w:lvlJc w:val="left"/>
+      <w:pPr>
+        <w:ind w:left="2880" w:hanging="360"/>
+      </w:pPr>
+      <w:rPr>
+        <w:rFonts w:ascii="Symbol" w:hAnsi="Symbol" w:hint="default"/>
+      </w:rPr>
+    </w:lvl>
+    <w:lvl w:ilvl="4" w:tplc="04090003" w:tentative="1">
+      <w:start w:val="1"/>
+      <w:numFmt w:val="bullet"/>
+      <w:lvlText w:val="o"/>
+      <w:lvlJc w:val="left"/>
+      <w:pPr>
+        <w:ind w:left="3600" w:hanging="360"/>
+      </w:pPr>
+      <w:rPr>
+        <w:rFonts w:ascii="Courier New" w:hAnsi="Courier New" w:cs="Courier New" w:hint="default"/>
+      </w:rPr>
+    </w:lvl>
+    <w:lvl w:ilvl="5" w:tplc="04090005" w:tentative="1">
+      <w:start w:val="1"/>
+      <w:numFmt w:val="bullet"/>
+      <w:lvlText w:val=""/>
+      <w:lvlJc w:val="left"/>
+      <w:pPr>
+        <w:ind w:left="4320" w:hanging="360"/>
+      </w:pPr>
+      <w:rPr>
+        <w:rFonts w:ascii="Wingdings" w:hAnsi="Wingdings" w:hint="default"/>
+      </w:rPr>
+    </w:lvl>
+    <w:lvl w:ilvl="6" w:tplc="04090001" w:tentative="1">
+      <w:start w:val="1"/>
+      <w:numFmt w:val="bullet"/>
+      <w:lvlText w:val=""/>
+      <w:lvlJc w:val="left"/>
+      <w:pPr>
+        <w:ind w:left="5040" w:hanging="360"/>
+      </w:pPr>
+      <w:rPr>
+        <w:rFonts w:ascii="Symbol" w:hAnsi="Symbol" w:hint="default"/>
+      </w:rPr>
+    </w:lvl>
+    <w:lvl w:ilvl="7" w:tplc="04090003" w:tentative="1">
+      <w:start w:val="1"/>
+      <w:numFmt w:val="bullet"/>
+      <w:lvlText w:val="o"/>
+      <w:lvlJc w:val="left"/>
+      <w:pPr>
+        <w:ind w:left="5760" w:hanging="360"/>
+      </w:pPr>
+      <w:rPr>
+        <w:rFonts w:ascii="Courier New" w:hAnsi="Courier New" w:cs="Courier New" w:hint="default"/>
+      </w:rPr>
+    </w:lvl>
+    <w:lvl w:ilvl="8" w:tplc="04090005" w:tentative="1">
+      <w:start w:val="1"/>
+      <w:numFmt w:val="bullet"/>
+      <w:lvlText w:val=""/>
+      <w:lvlJc w:val="left"/>
+      <w:pPr>
+        <w:ind w:left="6480" w:hanging="360"/>
+      </w:pPr>
+      <w:rPr>
+        <w:rFonts w:ascii="Wingdings" w:hAnsi="Wingdings" w:hint="default"/>
+      </w:rPr>
+    </w:lvl>
+  </w:abstractNum>
   <w:num w:numId="1" w16cid:durableId="43646990">
     <w:abstractNumId w:val="1"/>
   </w:num>
   <w:num w:numId="2" w16cid:durableId="1592659899">
     <w:abstractNumId w:val="0"/>
+  </w:num>
+  <w:num w:numId="3" w16cid:durableId="988904269">
+    <w:abstractNumId w:val="2"/>
   </w:num>
 </w:numbering>
 </file>
@@ -4665,7 +10802,7 @@
   <w:style w:type="paragraph" w:default="1" w:styleId="Normal">
     <w:name w:val="Normal"/>
     <w:qFormat/>
-    <w:rsid w:val="00572823"/>
+    <w:rsid w:val="004A47F6"/>
   </w:style>
   <w:style w:type="paragraph" w:styleId="Heading1">
     <w:name w:val="heading 1"/>

--- a/1150080143_VoAnhKiet_CNPM2.docx
+++ b/1150080143_VoAnhKiet_CNPM2.docx
@@ -71,32 +71,42 @@
         <w:jc w:val="center"/>
         <w:rPr>
           <w:rFonts w:ascii="Times New Roman" w:hAnsi="Times New Roman" w:cs="Times New Roman"/>
+          <w:sz w:val="26"/>
+          <w:szCs w:val="26"/>
+          <w:lang w:val="vi-VN"/>
+        </w:rPr>
+      </w:pPr>
+      <w:r>
+        <w:rPr>
+          <w:rFonts w:ascii="Times New Roman" w:hAnsi="Times New Roman" w:cs="Times New Roman"/>
           <w:b/>
           <w:bCs/>
           <w:sz w:val="32"/>
           <w:szCs w:val="32"/>
-          <w:lang w:val="vi-VN"/>
-        </w:rPr>
-      </w:pPr>
-      <w:r>
+        </w:rPr>
+        <w:t>LAB 5: WINFORM KẾT NỐI CƠ SỞ DỮ LIỆU NÂNG CAO</w:t>
+      </w:r>
+    </w:p>
+    <w:p>
+      <w:pPr>
         <w:rPr>
           <w:rFonts w:ascii="Times New Roman" w:hAnsi="Times New Roman" w:cs="Times New Roman"/>
           <w:b/>
           <w:bCs/>
-          <w:sz w:val="32"/>
-          <w:szCs w:val="32"/>
-        </w:rPr>
-        <w:t xml:space="preserve">BÀI TẬP CÁ NHÂN TUẦN </w:t>
-      </w:r>
+          <w:sz w:val="26"/>
+          <w:szCs w:val="26"/>
+          <w:lang w:val="vi-VN"/>
+        </w:rPr>
+      </w:pPr>
       <w:r>
         <w:rPr>
           <w:rFonts w:ascii="Times New Roman" w:hAnsi="Times New Roman" w:cs="Times New Roman"/>
           <w:b/>
           <w:bCs/>
-          <w:sz w:val="32"/>
-          <w:szCs w:val="32"/>
-        </w:rPr>
-        <w:t>7</w:t>
+          <w:sz w:val="26"/>
+          <w:szCs w:val="26"/>
+        </w:rPr>
+        <w:t>Thực hành 1: Tạo và kết nối CSDL ngay bên trong Project Winform</w:t>
       </w:r>
     </w:p>
     <w:p>
@@ -108,16 +118,6809 @@
           <w:lang w:val="vi-VN"/>
         </w:rPr>
       </w:pPr>
-    </w:p>
-    <w:p>
-      <w:pPr>
+      <w:r>
         <w:rPr>
           <w:rFonts w:ascii="Times New Roman" w:hAnsi="Times New Roman" w:cs="Times New Roman"/>
           <w:sz w:val="26"/>
           <w:szCs w:val="26"/>
           <w:lang w:val="vi-VN"/>
         </w:rPr>
-      </w:pPr>
+        <w:t xml:space="preserve">Khởi tạo 1 project với template là Windowns Form Applications (.NET framework). </w:t>
+      </w:r>
+    </w:p>
+    <w:p>
+      <w:pPr>
+        <w:rPr>
+          <w:rFonts w:ascii="Times New Roman" w:hAnsi="Times New Roman" w:cs="Times New Roman"/>
+          <w:sz w:val="26"/>
+          <w:szCs w:val="26"/>
+          <w:lang w:val="vi-VN"/>
+        </w:rPr>
+      </w:pPr>
+      <w:r>
+        <w:rPr>
+          <w:rFonts w:ascii="Times New Roman" w:hAnsi="Times New Roman" w:cs="Times New Roman"/>
+          <w:sz w:val="26"/>
+          <w:szCs w:val="26"/>
+          <w:lang w:val="vi-VN"/>
+        </w:rPr>
+        <w:drawing>
+          <wp:inline distT="0" distB="0" distL="0" distR="0" wp14:anchorId="74AF3AF3" wp14:editId="5024A58D">
+            <wp:extent cx="5943600" cy="4141470"/>
+            <wp:effectExtent l="0" t="0" r="0" b="0"/>
+            <wp:docPr id="1" name="Picture 1"/>
+            <wp:cNvGraphicFramePr>
+              <a:graphicFrameLocks xmlns:a="http://schemas.openxmlformats.org/drawingml/2006/main" noChangeAspect="1"/>
+            </wp:cNvGraphicFramePr>
+            <a:graphic xmlns:a="http://schemas.openxmlformats.org/drawingml/2006/main">
+              <a:graphicData uri="http://schemas.openxmlformats.org/drawingml/2006/picture">
+                <pic:pic xmlns:pic="http://schemas.openxmlformats.org/drawingml/2006/picture">
+                  <pic:nvPicPr>
+                    <pic:cNvPr id="1" name=""/>
+                    <pic:cNvPicPr/>
+                  </pic:nvPicPr>
+                  <pic:blipFill>
+                    <a:blip r:embed="rId6"/>
+                    <a:stretch>
+                      <a:fillRect/>
+                    </a:stretch>
+                  </pic:blipFill>
+                  <pic:spPr>
+                    <a:xfrm>
+                      <a:off x="0" y="0"/>
+                      <a:ext cx="5943600" cy="4141470"/>
+                    </a:xfrm>
+                    <a:prstGeom prst="rect">
+                      <a:avLst/>
+                    </a:prstGeom>
+                  </pic:spPr>
+                </pic:pic>
+              </a:graphicData>
+            </a:graphic>
+          </wp:inline>
+        </w:drawing>
+      </w:r>
+    </w:p>
+    <w:p>
+      <w:pPr>
+        <w:rPr>
+          <w:rFonts w:ascii="Times New Roman" w:hAnsi="Times New Roman" w:cs="Times New Roman"/>
+          <w:sz w:val="26"/>
+          <w:szCs w:val="26"/>
+          <w:lang w:val="vi-VN"/>
+        </w:rPr>
+      </w:pPr>
+      <w:r>
+        <w:rPr>
+          <w:rFonts w:ascii="Times New Roman" w:hAnsi="Times New Roman" w:cs="Times New Roman"/>
+          <w:sz w:val="26"/>
+          <w:szCs w:val="26"/>
+          <w:lang w:val="vi-VN"/>
+        </w:rPr>
+        <w:t xml:space="preserve">Chuột phải vào project chọn Add &gt; New Item. </w:t>
+      </w:r>
+    </w:p>
+    <w:p>
+      <w:pPr>
+        <w:rPr>
+          <w:rFonts w:ascii="Times New Roman" w:hAnsi="Times New Roman" w:cs="Times New Roman"/>
+          <w:sz w:val="26"/>
+          <w:szCs w:val="26"/>
+          <w:lang w:val="vi-VN"/>
+        </w:rPr>
+      </w:pPr>
+      <w:r>
+        <w:rPr>
+          <w:rFonts w:ascii="Times New Roman" w:hAnsi="Times New Roman" w:cs="Times New Roman"/>
+          <w:sz w:val="26"/>
+          <w:szCs w:val="26"/>
+          <w:lang w:val="vi-VN"/>
+        </w:rPr>
+        <w:t>Trong danh sách các template, cuộn xuống và chọn Service-based Database.</w:t>
+      </w:r>
+    </w:p>
+    <w:p>
+      <w:pPr>
+        <w:rPr>
+          <w:rFonts w:ascii="Times New Roman" w:hAnsi="Times New Roman" w:cs="Times New Roman"/>
+          <w:sz w:val="26"/>
+          <w:szCs w:val="26"/>
+          <w:lang w:val="vi-VN"/>
+        </w:rPr>
+      </w:pPr>
+      <w:r>
+        <w:rPr>
+          <w:rFonts w:ascii="Times New Roman" w:hAnsi="Times New Roman" w:cs="Times New Roman"/>
+          <w:sz w:val="26"/>
+          <w:szCs w:val="26"/>
+          <w:lang w:val="vi-VN"/>
+        </w:rPr>
+        <w:lastRenderedPageBreak/>
+        <w:drawing>
+          <wp:inline distT="0" distB="0" distL="0" distR="0" wp14:anchorId="37310469" wp14:editId="3A4859FC">
+            <wp:extent cx="5943600" cy="4135120"/>
+            <wp:effectExtent l="0" t="0" r="0" b="0"/>
+            <wp:docPr id="2" name="Picture 2"/>
+            <wp:cNvGraphicFramePr>
+              <a:graphicFrameLocks xmlns:a="http://schemas.openxmlformats.org/drawingml/2006/main" noChangeAspect="1"/>
+            </wp:cNvGraphicFramePr>
+            <a:graphic xmlns:a="http://schemas.openxmlformats.org/drawingml/2006/main">
+              <a:graphicData uri="http://schemas.openxmlformats.org/drawingml/2006/picture">
+                <pic:pic xmlns:pic="http://schemas.openxmlformats.org/drawingml/2006/picture">
+                  <pic:nvPicPr>
+                    <pic:cNvPr id="1" name=""/>
+                    <pic:cNvPicPr/>
+                  </pic:nvPicPr>
+                  <pic:blipFill>
+                    <a:blip r:embed="rId7"/>
+                    <a:stretch>
+                      <a:fillRect/>
+                    </a:stretch>
+                  </pic:blipFill>
+                  <pic:spPr>
+                    <a:xfrm>
+                      <a:off x="0" y="0"/>
+                      <a:ext cx="5943600" cy="4135120"/>
+                    </a:xfrm>
+                    <a:prstGeom prst="rect">
+                      <a:avLst/>
+                    </a:prstGeom>
+                  </pic:spPr>
+                </pic:pic>
+              </a:graphicData>
+            </a:graphic>
+          </wp:inline>
+        </w:drawing>
+      </w:r>
+    </w:p>
+    <w:p>
+      <w:pPr>
+        <w:rPr>
+          <w:rFonts w:ascii="Times New Roman" w:hAnsi="Times New Roman" w:cs="Times New Roman"/>
+          <w:sz w:val="26"/>
+          <w:szCs w:val="26"/>
+          <w:lang w:val="vi-VN"/>
+        </w:rPr>
+      </w:pPr>
+    </w:p>
+    <w:p>
+      <w:pPr>
+        <w:rPr>
+          <w:rFonts w:ascii="Times New Roman" w:hAnsi="Times New Roman" w:cs="Times New Roman"/>
+          <w:sz w:val="26"/>
+          <w:szCs w:val="26"/>
+          <w:lang w:val="vi-VN"/>
+        </w:rPr>
+      </w:pPr>
+      <w:r>
+        <w:rPr>
+          <w:rFonts w:ascii="Times New Roman" w:hAnsi="Times New Roman" w:cs="Times New Roman"/>
+          <w:sz w:val="26"/>
+          <w:szCs w:val="26"/>
+        </w:rPr>
+        <w:t>Sau đó, đặt tên cho CSDL, ví dụ như DBConnect.mdf và nhấn Add. Visual Studio sẽ tự động hiển thị tab Server Explorer.</w:t>
+      </w:r>
+    </w:p>
+    <w:p>
+      <w:pPr>
+        <w:rPr>
+          <w:rFonts w:ascii="Times New Roman" w:hAnsi="Times New Roman" w:cs="Times New Roman"/>
+          <w:sz w:val="26"/>
+          <w:szCs w:val="26"/>
+          <w:lang w:val="vi-VN"/>
+        </w:rPr>
+      </w:pPr>
+      <w:r>
+        <w:rPr>
+          <w:rFonts w:ascii="Times New Roman" w:hAnsi="Times New Roman" w:cs="Times New Roman"/>
+          <w:sz w:val="26"/>
+          <w:szCs w:val="26"/>
+          <w:lang w:val="vi-VN"/>
+        </w:rPr>
+        <w:drawing>
+          <wp:inline distT="0" distB="0" distL="0" distR="0" wp14:anchorId="59C785E2" wp14:editId="52ED063E">
+            <wp:extent cx="5943600" cy="2120900"/>
+            <wp:effectExtent l="0" t="0" r="0" b="0"/>
+            <wp:docPr id="3" name="Picture 3"/>
+            <wp:cNvGraphicFramePr>
+              <a:graphicFrameLocks xmlns:a="http://schemas.openxmlformats.org/drawingml/2006/main" noChangeAspect="1"/>
+            </wp:cNvGraphicFramePr>
+            <a:graphic xmlns:a="http://schemas.openxmlformats.org/drawingml/2006/main">
+              <a:graphicData uri="http://schemas.openxmlformats.org/drawingml/2006/picture">
+                <pic:pic xmlns:pic="http://schemas.openxmlformats.org/drawingml/2006/picture">
+                  <pic:nvPicPr>
+                    <pic:cNvPr id="1" name=""/>
+                    <pic:cNvPicPr/>
+                  </pic:nvPicPr>
+                  <pic:blipFill>
+                    <a:blip r:embed="rId8"/>
+                    <a:stretch>
+                      <a:fillRect/>
+                    </a:stretch>
+                  </pic:blipFill>
+                  <pic:spPr>
+                    <a:xfrm>
+                      <a:off x="0" y="0"/>
+                      <a:ext cx="5943600" cy="2120900"/>
+                    </a:xfrm>
+                    <a:prstGeom prst="rect">
+                      <a:avLst/>
+                    </a:prstGeom>
+                  </pic:spPr>
+                </pic:pic>
+              </a:graphicData>
+            </a:graphic>
+          </wp:inline>
+        </w:drawing>
+      </w:r>
+    </w:p>
+    <w:p>
+      <w:pPr>
+        <w:rPr>
+          <w:rFonts w:ascii="Times New Roman" w:hAnsi="Times New Roman" w:cs="Times New Roman"/>
+          <w:sz w:val="26"/>
+          <w:szCs w:val="26"/>
+          <w:lang w:val="vi-VN"/>
+        </w:rPr>
+      </w:pPr>
+      <w:r>
+        <w:rPr>
+          <w:rFonts w:ascii="Times New Roman" w:hAnsi="Times New Roman" w:cs="Times New Roman"/>
+          <w:sz w:val="26"/>
+          <w:szCs w:val="26"/>
+          <w:lang w:val="vi-VN"/>
+        </w:rPr>
+        <w:br w:type="page"/>
+      </w:r>
+    </w:p>
+    <w:p>
+      <w:pPr>
+        <w:rPr>
+          <w:rFonts w:ascii="Times New Roman" w:hAnsi="Times New Roman" w:cs="Times New Roman"/>
+          <w:b/>
+          <w:bCs/>
+          <w:sz w:val="26"/>
+          <w:szCs w:val="26"/>
+          <w:lang w:val="vi-VN"/>
+        </w:rPr>
+      </w:pPr>
+      <w:r>
+        <w:rPr>
+          <w:rFonts w:ascii="Times New Roman" w:hAnsi="Times New Roman" w:cs="Times New Roman"/>
+          <w:b/>
+          <w:bCs/>
+          <w:sz w:val="26"/>
+          <w:szCs w:val="26"/>
+          <w:lang w:val="vi-VN"/>
+        </w:rPr>
+        <w:lastRenderedPageBreak/>
+        <w:t xml:space="preserve">Thực hành 2: Thêm dữ liệu không dùng Parameter. </w:t>
+      </w:r>
+    </w:p>
+    <w:p>
+      <w:pPr>
+        <w:rPr>
+          <w:rFonts w:ascii="Times New Roman" w:hAnsi="Times New Roman" w:cs="Times New Roman"/>
+          <w:sz w:val="26"/>
+          <w:szCs w:val="26"/>
+          <w:lang w:val="vi-VN"/>
+        </w:rPr>
+      </w:pPr>
+      <w:r>
+        <w:rPr>
+          <w:rFonts w:ascii="Times New Roman" w:hAnsi="Times New Roman" w:cs="Times New Roman"/>
+          <w:sz w:val="26"/>
+          <w:szCs w:val="26"/>
+          <w:lang w:val="vi-VN"/>
+        </w:rPr>
+        <w:t xml:space="preserve">Sử dụng hàm ExecuteNonQuery để thực hiện thêm dữ liệu. </w:t>
+      </w:r>
+    </w:p>
+    <w:p>
+      <w:pPr>
+        <w:rPr>
+          <w:rFonts w:ascii="Times New Roman" w:hAnsi="Times New Roman" w:cs="Times New Roman"/>
+          <w:sz w:val="26"/>
+          <w:szCs w:val="26"/>
+          <w:lang w:val="vi-VN"/>
+        </w:rPr>
+      </w:pPr>
+      <w:r>
+        <w:rPr>
+          <w:rFonts w:ascii="Times New Roman" w:hAnsi="Times New Roman" w:cs="Times New Roman"/>
+          <w:sz w:val="26"/>
+          <w:szCs w:val="26"/>
+          <w:lang w:val="vi-VN"/>
+        </w:rPr>
+        <w:t>Ví dụ: Thêm dữ liệu cho 1 sinh viên vào bảng SinhVien.</w:t>
+      </w:r>
+    </w:p>
+    <w:p>
+      <w:pPr>
+        <w:rPr>
+          <w:rFonts w:ascii="Times New Roman" w:hAnsi="Times New Roman" w:cs="Times New Roman"/>
+          <w:sz w:val="26"/>
+          <w:szCs w:val="26"/>
+          <w:lang w:val="vi-VN"/>
+        </w:rPr>
+      </w:pPr>
+      <w:r>
+        <w:rPr>
+          <w:rFonts w:ascii="Times New Roman" w:hAnsi="Times New Roman" w:cs="Times New Roman"/>
+          <w:sz w:val="26"/>
+          <w:szCs w:val="26"/>
+          <w:lang w:val="vi-VN"/>
+        </w:rPr>
+        <w:drawing>
+          <wp:inline distT="0" distB="0" distL="0" distR="0" wp14:anchorId="7DBD7561" wp14:editId="7FFD7F83">
+            <wp:extent cx="5943600" cy="3115310"/>
+            <wp:effectExtent l="0" t="0" r="0" b="8890"/>
+            <wp:docPr id="4" name="Picture 4"/>
+            <wp:cNvGraphicFramePr>
+              <a:graphicFrameLocks xmlns:a="http://schemas.openxmlformats.org/drawingml/2006/main" noChangeAspect="1"/>
+            </wp:cNvGraphicFramePr>
+            <a:graphic xmlns:a="http://schemas.openxmlformats.org/drawingml/2006/main">
+              <a:graphicData uri="http://schemas.openxmlformats.org/drawingml/2006/picture">
+                <pic:pic xmlns:pic="http://schemas.openxmlformats.org/drawingml/2006/picture">
+                  <pic:nvPicPr>
+                    <pic:cNvPr id="1" name=""/>
+                    <pic:cNvPicPr/>
+                  </pic:nvPicPr>
+                  <pic:blipFill>
+                    <a:blip r:embed="rId9"/>
+                    <a:stretch>
+                      <a:fillRect/>
+                    </a:stretch>
+                  </pic:blipFill>
+                  <pic:spPr>
+                    <a:xfrm>
+                      <a:off x="0" y="0"/>
+                      <a:ext cx="5943600" cy="3115310"/>
+                    </a:xfrm>
+                    <a:prstGeom prst="rect">
+                      <a:avLst/>
+                    </a:prstGeom>
+                  </pic:spPr>
+                </pic:pic>
+              </a:graphicData>
+            </a:graphic>
+          </wp:inline>
+        </w:drawing>
+      </w:r>
+    </w:p>
+    <w:p>
+      <w:pPr>
+        <w:rPr>
+          <w:rFonts w:ascii="Times New Roman" w:hAnsi="Times New Roman" w:cs="Times New Roman"/>
+          <w:sz w:val="26"/>
+          <w:szCs w:val="26"/>
+          <w:lang w:val="vi-VN"/>
+        </w:rPr>
+      </w:pPr>
+      <w:r>
+        <w:rPr>
+          <w:rFonts w:ascii="Times New Roman" w:hAnsi="Times New Roman" w:cs="Times New Roman"/>
+          <w:sz w:val="26"/>
+          <w:szCs w:val="26"/>
+          <w:lang w:val="vi-VN"/>
+        </w:rPr>
+        <w:lastRenderedPageBreak/>
+        <w:drawing>
+          <wp:inline distT="0" distB="0" distL="0" distR="0" wp14:anchorId="17A803EE" wp14:editId="37E94D3F">
+            <wp:extent cx="5943600" cy="4133850"/>
+            <wp:effectExtent l="0" t="0" r="0" b="0"/>
+            <wp:docPr id="5" name="Picture 5"/>
+            <wp:cNvGraphicFramePr>
+              <a:graphicFrameLocks xmlns:a="http://schemas.openxmlformats.org/drawingml/2006/main" noChangeAspect="1"/>
+            </wp:cNvGraphicFramePr>
+            <a:graphic xmlns:a="http://schemas.openxmlformats.org/drawingml/2006/main">
+              <a:graphicData uri="http://schemas.openxmlformats.org/drawingml/2006/picture">
+                <pic:pic xmlns:pic="http://schemas.openxmlformats.org/drawingml/2006/picture">
+                  <pic:nvPicPr>
+                    <pic:cNvPr id="1" name=""/>
+                    <pic:cNvPicPr/>
+                  </pic:nvPicPr>
+                  <pic:blipFill>
+                    <a:blip r:embed="rId10"/>
+                    <a:stretch>
+                      <a:fillRect/>
+                    </a:stretch>
+                  </pic:blipFill>
+                  <pic:spPr>
+                    <a:xfrm>
+                      <a:off x="0" y="0"/>
+                      <a:ext cx="5943600" cy="4133850"/>
+                    </a:xfrm>
+                    <a:prstGeom prst="rect">
+                      <a:avLst/>
+                    </a:prstGeom>
+                  </pic:spPr>
+                </pic:pic>
+              </a:graphicData>
+            </a:graphic>
+          </wp:inline>
+        </w:drawing>
+      </w:r>
+    </w:p>
+    <w:p>
+      <w:pPr>
+        <w:rPr>
+          <w:rFonts w:ascii="Times New Roman" w:hAnsi="Times New Roman" w:cs="Times New Roman"/>
+          <w:sz w:val="26"/>
+          <w:szCs w:val="26"/>
+          <w:lang w:val="vi-VN"/>
+        </w:rPr>
+      </w:pPr>
+      <w:r>
+        <w:rPr>
+          <w:rFonts w:ascii="Times New Roman" w:hAnsi="Times New Roman" w:cs="Times New Roman"/>
+          <w:sz w:val="26"/>
+          <w:szCs w:val="26"/>
+          <w:lang w:val="vi-VN"/>
+        </w:rPr>
+        <w:drawing>
+          <wp:inline distT="0" distB="0" distL="0" distR="0" wp14:anchorId="53C34CA4" wp14:editId="0F098EE1">
+            <wp:extent cx="5943600" cy="2738120"/>
+            <wp:effectExtent l="0" t="0" r="0" b="5080"/>
+            <wp:docPr id="6" name="Picture 6"/>
+            <wp:cNvGraphicFramePr>
+              <a:graphicFrameLocks xmlns:a="http://schemas.openxmlformats.org/drawingml/2006/main" noChangeAspect="1"/>
+            </wp:cNvGraphicFramePr>
+            <a:graphic xmlns:a="http://schemas.openxmlformats.org/drawingml/2006/main">
+              <a:graphicData uri="http://schemas.openxmlformats.org/drawingml/2006/picture">
+                <pic:pic xmlns:pic="http://schemas.openxmlformats.org/drawingml/2006/picture">
+                  <pic:nvPicPr>
+                    <pic:cNvPr id="1" name=""/>
+                    <pic:cNvPicPr/>
+                  </pic:nvPicPr>
+                  <pic:blipFill>
+                    <a:blip r:embed="rId11"/>
+                    <a:stretch>
+                      <a:fillRect/>
+                    </a:stretch>
+                  </pic:blipFill>
+                  <pic:spPr>
+                    <a:xfrm>
+                      <a:off x="0" y="0"/>
+                      <a:ext cx="5943600" cy="2738120"/>
+                    </a:xfrm>
+                    <a:prstGeom prst="rect">
+                      <a:avLst/>
+                    </a:prstGeom>
+                  </pic:spPr>
+                </pic:pic>
+              </a:graphicData>
+            </a:graphic>
+          </wp:inline>
+        </w:drawing>
+      </w:r>
+    </w:p>
+    <w:p>
+      <w:pPr>
+        <w:rPr>
+          <w:rFonts w:ascii="Times New Roman" w:hAnsi="Times New Roman" w:cs="Times New Roman"/>
+          <w:b/>
+          <w:bCs/>
+          <w:sz w:val="26"/>
+          <w:szCs w:val="26"/>
+          <w:lang w:val="vi-VN"/>
+        </w:rPr>
+      </w:pPr>
+      <w:r>
+        <w:rPr>
+          <w:rFonts w:ascii="Times New Roman" w:hAnsi="Times New Roman" w:cs="Times New Roman"/>
+          <w:b/>
+          <w:bCs/>
+          <w:sz w:val="26"/>
+          <w:szCs w:val="26"/>
+          <w:lang w:val="vi-VN"/>
+        </w:rPr>
+        <w:br w:type="page"/>
+      </w:r>
+    </w:p>
+    <w:p>
+      <w:pPr>
+        <w:rPr>
+          <w:rFonts w:ascii="Times New Roman" w:hAnsi="Times New Roman" w:cs="Times New Roman"/>
+          <w:b/>
+          <w:bCs/>
+          <w:sz w:val="26"/>
+          <w:szCs w:val="26"/>
+          <w:lang w:val="vi-VN"/>
+        </w:rPr>
+      </w:pPr>
+      <w:r>
+        <w:rPr>
+          <w:rFonts w:ascii="Times New Roman" w:hAnsi="Times New Roman" w:cs="Times New Roman"/>
+          <w:b/>
+          <w:bCs/>
+          <w:sz w:val="26"/>
+          <w:szCs w:val="26"/>
+          <w:lang w:val="vi-VN"/>
+        </w:rPr>
+        <w:lastRenderedPageBreak/>
+        <w:t>Code:</w:t>
+      </w:r>
+    </w:p>
+    <w:p>
+      <w:pPr>
+        <w:rPr>
+          <w:rFonts w:ascii="Times New Roman" w:hAnsi="Times New Roman" w:cs="Times New Roman"/>
+          <w:sz w:val="26"/>
+          <w:szCs w:val="26"/>
+        </w:rPr>
+      </w:pPr>
+      <w:r>
+        <w:rPr>
+          <w:rFonts w:ascii="Times New Roman" w:hAnsi="Times New Roman" w:cs="Times New Roman"/>
+          <w:sz w:val="26"/>
+          <w:szCs w:val="26"/>
+        </w:rPr>
+        <w:t>// Chuoi ket noi</w:t>
+      </w:r>
+    </w:p>
+    <w:p>
+      <w:pPr>
+        <w:rPr>
+          <w:rFonts w:ascii="Times New Roman" w:hAnsi="Times New Roman" w:cs="Times New Roman"/>
+          <w:sz w:val="26"/>
+          <w:szCs w:val="26"/>
+        </w:rPr>
+      </w:pPr>
+      <w:r>
+        <w:rPr>
+          <w:rFonts w:ascii="Times New Roman" w:hAnsi="Times New Roman" w:cs="Times New Roman"/>
+          <w:sz w:val="26"/>
+          <w:szCs w:val="26"/>
+        </w:rPr>
+        <w:t>string strCon = @"Data Source=(LocalDB)\MSSQLLocalDB;AttachDbFilename=|DataDirectory|\QuanLySinhVien.mdf;Integrated Security=True";</w:t>
+      </w:r>
+    </w:p>
+    <w:p>
+      <w:pPr>
+        <w:rPr>
+          <w:rFonts w:ascii="Times New Roman" w:hAnsi="Times New Roman" w:cs="Times New Roman"/>
+          <w:sz w:val="26"/>
+          <w:szCs w:val="26"/>
+        </w:rPr>
+      </w:pPr>
+    </w:p>
+    <w:p>
+      <w:pPr>
+        <w:rPr>
+          <w:rFonts w:ascii="Times New Roman" w:hAnsi="Times New Roman" w:cs="Times New Roman"/>
+          <w:sz w:val="26"/>
+          <w:szCs w:val="26"/>
+        </w:rPr>
+      </w:pPr>
+      <w:r>
+        <w:rPr>
+          <w:rFonts w:ascii="Times New Roman" w:hAnsi="Times New Roman" w:cs="Times New Roman"/>
+          <w:sz w:val="26"/>
+          <w:szCs w:val="26"/>
+        </w:rPr>
+        <w:t>// Doi tuong ket noi</w:t>
+      </w:r>
+    </w:p>
+    <w:p>
+      <w:pPr>
+        <w:rPr>
+          <w:rFonts w:ascii="Times New Roman" w:hAnsi="Times New Roman" w:cs="Times New Roman"/>
+          <w:sz w:val="26"/>
+          <w:szCs w:val="26"/>
+        </w:rPr>
+      </w:pPr>
+      <w:r>
+        <w:rPr>
+          <w:rFonts w:ascii="Times New Roman" w:hAnsi="Times New Roman" w:cs="Times New Roman"/>
+          <w:sz w:val="26"/>
+          <w:szCs w:val="26"/>
+        </w:rPr>
+        <w:t>SqlConnection sqlCon = null;</w:t>
+      </w:r>
+    </w:p>
+    <w:p>
+      <w:pPr>
+        <w:rPr>
+          <w:rFonts w:ascii="Times New Roman" w:hAnsi="Times New Roman" w:cs="Times New Roman"/>
+          <w:sz w:val="26"/>
+          <w:szCs w:val="26"/>
+        </w:rPr>
+      </w:pPr>
+    </w:p>
+    <w:p>
+      <w:pPr>
+        <w:rPr>
+          <w:rFonts w:ascii="Times New Roman" w:hAnsi="Times New Roman" w:cs="Times New Roman"/>
+          <w:sz w:val="26"/>
+          <w:szCs w:val="26"/>
+        </w:rPr>
+      </w:pPr>
+      <w:r>
+        <w:rPr>
+          <w:rFonts w:ascii="Times New Roman" w:hAnsi="Times New Roman" w:cs="Times New Roman"/>
+          <w:sz w:val="26"/>
+          <w:szCs w:val="26"/>
+        </w:rPr>
+        <w:t>// Ham mo ket noi</w:t>
+      </w:r>
+    </w:p>
+    <w:p>
+      <w:pPr>
+        <w:rPr>
+          <w:rFonts w:ascii="Times New Roman" w:hAnsi="Times New Roman" w:cs="Times New Roman"/>
+          <w:sz w:val="26"/>
+          <w:szCs w:val="26"/>
+        </w:rPr>
+      </w:pPr>
+      <w:r>
+        <w:rPr>
+          <w:rFonts w:ascii="Times New Roman" w:hAnsi="Times New Roman" w:cs="Times New Roman"/>
+          <w:sz w:val="26"/>
+          <w:szCs w:val="26"/>
+        </w:rPr>
+        <w:t>private void MoKetNoi()</w:t>
+      </w:r>
+    </w:p>
+    <w:p>
+      <w:pPr>
+        <w:rPr>
+          <w:rFonts w:ascii="Times New Roman" w:hAnsi="Times New Roman" w:cs="Times New Roman"/>
+          <w:sz w:val="26"/>
+          <w:szCs w:val="26"/>
+        </w:rPr>
+      </w:pPr>
+      <w:r>
+        <w:rPr>
+          <w:rFonts w:ascii="Times New Roman" w:hAnsi="Times New Roman" w:cs="Times New Roman"/>
+          <w:sz w:val="26"/>
+          <w:szCs w:val="26"/>
+        </w:rPr>
+        <w:t>{</w:t>
+      </w:r>
+    </w:p>
+    <w:p>
+      <w:pPr>
+        <w:rPr>
+          <w:rFonts w:ascii="Times New Roman" w:hAnsi="Times New Roman" w:cs="Times New Roman"/>
+          <w:sz w:val="26"/>
+          <w:szCs w:val="26"/>
+        </w:rPr>
+      </w:pPr>
+      <w:r>
+        <w:rPr>
+          <w:rFonts w:ascii="Times New Roman" w:hAnsi="Times New Roman" w:cs="Times New Roman"/>
+          <w:sz w:val="26"/>
+          <w:szCs w:val="26"/>
+        </w:rPr>
+        <w:t xml:space="preserve">    if (sqlCon == null)</w:t>
+      </w:r>
+    </w:p>
+    <w:p>
+      <w:pPr>
+        <w:rPr>
+          <w:rFonts w:ascii="Times New Roman" w:hAnsi="Times New Roman" w:cs="Times New Roman"/>
+          <w:sz w:val="26"/>
+          <w:szCs w:val="26"/>
+        </w:rPr>
+      </w:pPr>
+      <w:r>
+        <w:rPr>
+          <w:rFonts w:ascii="Times New Roman" w:hAnsi="Times New Roman" w:cs="Times New Roman"/>
+          <w:sz w:val="26"/>
+          <w:szCs w:val="26"/>
+        </w:rPr>
+        <w:t xml:space="preserve">    {</w:t>
+      </w:r>
+    </w:p>
+    <w:p>
+      <w:pPr>
+        <w:rPr>
+          <w:rFonts w:ascii="Times New Roman" w:hAnsi="Times New Roman" w:cs="Times New Roman"/>
+          <w:sz w:val="26"/>
+          <w:szCs w:val="26"/>
+        </w:rPr>
+      </w:pPr>
+      <w:r>
+        <w:rPr>
+          <w:rFonts w:ascii="Times New Roman" w:hAnsi="Times New Roman" w:cs="Times New Roman"/>
+          <w:sz w:val="26"/>
+          <w:szCs w:val="26"/>
+        </w:rPr>
+        <w:t xml:space="preserve">        sqlCon = new SqlConnection(strCon);</w:t>
+      </w:r>
+    </w:p>
+    <w:p>
+      <w:pPr>
+        <w:rPr>
+          <w:rFonts w:ascii="Times New Roman" w:hAnsi="Times New Roman" w:cs="Times New Roman"/>
+          <w:sz w:val="26"/>
+          <w:szCs w:val="26"/>
+        </w:rPr>
+      </w:pPr>
+      <w:r>
+        <w:rPr>
+          <w:rFonts w:ascii="Times New Roman" w:hAnsi="Times New Roman" w:cs="Times New Roman"/>
+          <w:sz w:val="26"/>
+          <w:szCs w:val="26"/>
+        </w:rPr>
+        <w:t xml:space="preserve">    }</w:t>
+      </w:r>
+    </w:p>
+    <w:p>
+      <w:pPr>
+        <w:rPr>
+          <w:rFonts w:ascii="Times New Roman" w:hAnsi="Times New Roman" w:cs="Times New Roman"/>
+          <w:sz w:val="26"/>
+          <w:szCs w:val="26"/>
+        </w:rPr>
+      </w:pPr>
+      <w:r>
+        <w:rPr>
+          <w:rFonts w:ascii="Times New Roman" w:hAnsi="Times New Roman" w:cs="Times New Roman"/>
+          <w:sz w:val="26"/>
+          <w:szCs w:val="26"/>
+        </w:rPr>
+        <w:t xml:space="preserve">    if (sqlCon.State == ConnectionState.Closed)</w:t>
+      </w:r>
+    </w:p>
+    <w:p>
+      <w:pPr>
+        <w:rPr>
+          <w:rFonts w:ascii="Times New Roman" w:hAnsi="Times New Roman" w:cs="Times New Roman"/>
+          <w:sz w:val="26"/>
+          <w:szCs w:val="26"/>
+        </w:rPr>
+      </w:pPr>
+      <w:r>
+        <w:rPr>
+          <w:rFonts w:ascii="Times New Roman" w:hAnsi="Times New Roman" w:cs="Times New Roman"/>
+          <w:sz w:val="26"/>
+          <w:szCs w:val="26"/>
+        </w:rPr>
+        <w:t xml:space="preserve">    {</w:t>
+      </w:r>
+    </w:p>
+    <w:p>
+      <w:pPr>
+        <w:rPr>
+          <w:rFonts w:ascii="Times New Roman" w:hAnsi="Times New Roman" w:cs="Times New Roman"/>
+          <w:sz w:val="26"/>
+          <w:szCs w:val="26"/>
+        </w:rPr>
+      </w:pPr>
+      <w:r>
+        <w:rPr>
+          <w:rFonts w:ascii="Times New Roman" w:hAnsi="Times New Roman" w:cs="Times New Roman"/>
+          <w:sz w:val="26"/>
+          <w:szCs w:val="26"/>
+        </w:rPr>
+        <w:t xml:space="preserve">        sqlCon.Open();</w:t>
+      </w:r>
+    </w:p>
+    <w:p>
+      <w:pPr>
+        <w:rPr>
+          <w:rFonts w:ascii="Times New Roman" w:hAnsi="Times New Roman" w:cs="Times New Roman"/>
+          <w:sz w:val="26"/>
+          <w:szCs w:val="26"/>
+        </w:rPr>
+      </w:pPr>
+      <w:r>
+        <w:rPr>
+          <w:rFonts w:ascii="Times New Roman" w:hAnsi="Times New Roman" w:cs="Times New Roman"/>
+          <w:sz w:val="26"/>
+          <w:szCs w:val="26"/>
+        </w:rPr>
+        <w:t xml:space="preserve">    }</w:t>
+      </w:r>
+    </w:p>
+    <w:p>
+      <w:pPr>
+        <w:rPr>
+          <w:rFonts w:ascii="Times New Roman" w:hAnsi="Times New Roman" w:cs="Times New Roman"/>
+          <w:sz w:val="26"/>
+          <w:szCs w:val="26"/>
+        </w:rPr>
+      </w:pPr>
+      <w:r>
+        <w:rPr>
+          <w:rFonts w:ascii="Times New Roman" w:hAnsi="Times New Roman" w:cs="Times New Roman"/>
+          <w:sz w:val="26"/>
+          <w:szCs w:val="26"/>
+        </w:rPr>
+        <w:t>}</w:t>
+      </w:r>
+    </w:p>
+    <w:p>
+      <w:pPr>
+        <w:rPr>
+          <w:rFonts w:ascii="Times New Roman" w:hAnsi="Times New Roman" w:cs="Times New Roman"/>
+          <w:sz w:val="26"/>
+          <w:szCs w:val="26"/>
+        </w:rPr>
+      </w:pPr>
+    </w:p>
+    <w:p>
+      <w:pPr>
+        <w:rPr>
+          <w:rFonts w:ascii="Times New Roman" w:hAnsi="Times New Roman" w:cs="Times New Roman"/>
+          <w:sz w:val="26"/>
+          <w:szCs w:val="26"/>
+        </w:rPr>
+      </w:pPr>
+      <w:r>
+        <w:rPr>
+          <w:rFonts w:ascii="Times New Roman" w:hAnsi="Times New Roman" w:cs="Times New Roman"/>
+          <w:sz w:val="26"/>
+          <w:szCs w:val="26"/>
+        </w:rPr>
+        <w:t>// Ham dong ket noi</w:t>
+      </w:r>
+    </w:p>
+    <w:p>
+      <w:pPr>
+        <w:rPr>
+          <w:rFonts w:ascii="Times New Roman" w:hAnsi="Times New Roman" w:cs="Times New Roman"/>
+          <w:sz w:val="26"/>
+          <w:szCs w:val="26"/>
+        </w:rPr>
+      </w:pPr>
+      <w:r>
+        <w:rPr>
+          <w:rFonts w:ascii="Times New Roman" w:hAnsi="Times New Roman" w:cs="Times New Roman"/>
+          <w:sz w:val="26"/>
+          <w:szCs w:val="26"/>
+        </w:rPr>
+        <w:t>private void DongKetNoi()</w:t>
+      </w:r>
+    </w:p>
+    <w:p>
+      <w:pPr>
+        <w:rPr>
+          <w:rFonts w:ascii="Times New Roman" w:hAnsi="Times New Roman" w:cs="Times New Roman"/>
+          <w:sz w:val="26"/>
+          <w:szCs w:val="26"/>
+        </w:rPr>
+      </w:pPr>
+      <w:r>
+        <w:rPr>
+          <w:rFonts w:ascii="Times New Roman" w:hAnsi="Times New Roman" w:cs="Times New Roman"/>
+          <w:sz w:val="26"/>
+          <w:szCs w:val="26"/>
+        </w:rPr>
+        <w:t>{</w:t>
+      </w:r>
+    </w:p>
+    <w:p>
+      <w:pPr>
+        <w:rPr>
+          <w:rFonts w:ascii="Times New Roman" w:hAnsi="Times New Roman" w:cs="Times New Roman"/>
+          <w:sz w:val="26"/>
+          <w:szCs w:val="26"/>
+        </w:rPr>
+      </w:pPr>
+      <w:r>
+        <w:rPr>
+          <w:rFonts w:ascii="Times New Roman" w:hAnsi="Times New Roman" w:cs="Times New Roman"/>
+          <w:sz w:val="26"/>
+          <w:szCs w:val="26"/>
+        </w:rPr>
+        <w:t xml:space="preserve">    if (sqlCon != null &amp;&amp; sqlCon.State == ConnectionState.Open)</w:t>
+      </w:r>
+    </w:p>
+    <w:p>
+      <w:pPr>
+        <w:rPr>
+          <w:rFonts w:ascii="Times New Roman" w:hAnsi="Times New Roman" w:cs="Times New Roman"/>
+          <w:sz w:val="26"/>
+          <w:szCs w:val="26"/>
+        </w:rPr>
+      </w:pPr>
+      <w:r>
+        <w:rPr>
+          <w:rFonts w:ascii="Times New Roman" w:hAnsi="Times New Roman" w:cs="Times New Roman"/>
+          <w:sz w:val="26"/>
+          <w:szCs w:val="26"/>
+        </w:rPr>
+        <w:lastRenderedPageBreak/>
+        <w:t xml:space="preserve">    {</w:t>
+      </w:r>
+    </w:p>
+    <w:p>
+      <w:pPr>
+        <w:rPr>
+          <w:rFonts w:ascii="Times New Roman" w:hAnsi="Times New Roman" w:cs="Times New Roman"/>
+          <w:sz w:val="26"/>
+          <w:szCs w:val="26"/>
+        </w:rPr>
+      </w:pPr>
+      <w:r>
+        <w:rPr>
+          <w:rFonts w:ascii="Times New Roman" w:hAnsi="Times New Roman" w:cs="Times New Roman"/>
+          <w:sz w:val="26"/>
+          <w:szCs w:val="26"/>
+        </w:rPr>
+        <w:t xml:space="preserve">        sqlCon.Close();</w:t>
+      </w:r>
+    </w:p>
+    <w:p>
+      <w:pPr>
+        <w:rPr>
+          <w:rFonts w:ascii="Times New Roman" w:hAnsi="Times New Roman" w:cs="Times New Roman"/>
+          <w:sz w:val="26"/>
+          <w:szCs w:val="26"/>
+        </w:rPr>
+      </w:pPr>
+      <w:r>
+        <w:rPr>
+          <w:rFonts w:ascii="Times New Roman" w:hAnsi="Times New Roman" w:cs="Times New Roman"/>
+          <w:sz w:val="26"/>
+          <w:szCs w:val="26"/>
+        </w:rPr>
+        <w:t xml:space="preserve">    }</w:t>
+      </w:r>
+    </w:p>
+    <w:p>
+      <w:pPr>
+        <w:rPr>
+          <w:rFonts w:ascii="Times New Roman" w:hAnsi="Times New Roman" w:cs="Times New Roman"/>
+          <w:sz w:val="26"/>
+          <w:szCs w:val="26"/>
+        </w:rPr>
+      </w:pPr>
+      <w:r>
+        <w:rPr>
+          <w:rFonts w:ascii="Times New Roman" w:hAnsi="Times New Roman" w:cs="Times New Roman"/>
+          <w:sz w:val="26"/>
+          <w:szCs w:val="26"/>
+        </w:rPr>
+        <w:t>}</w:t>
+      </w:r>
+    </w:p>
+    <w:p>
+      <w:pPr>
+        <w:rPr>
+          <w:rFonts w:ascii="Times New Roman" w:hAnsi="Times New Roman" w:cs="Times New Roman"/>
+          <w:sz w:val="26"/>
+          <w:szCs w:val="26"/>
+        </w:rPr>
+      </w:pPr>
+    </w:p>
+    <w:p>
+      <w:pPr>
+        <w:rPr>
+          <w:rFonts w:ascii="Times New Roman" w:hAnsi="Times New Roman" w:cs="Times New Roman"/>
+          <w:sz w:val="26"/>
+          <w:szCs w:val="26"/>
+        </w:rPr>
+      </w:pPr>
+      <w:r>
+        <w:rPr>
+          <w:rFonts w:ascii="Times New Roman" w:hAnsi="Times New Roman" w:cs="Times New Roman"/>
+          <w:sz w:val="26"/>
+          <w:szCs w:val="26"/>
+        </w:rPr>
+        <w:t>// Ham hien thi danh sach sinh vien</w:t>
+      </w:r>
+    </w:p>
+    <w:p>
+      <w:pPr>
+        <w:rPr>
+          <w:rFonts w:ascii="Times New Roman" w:hAnsi="Times New Roman" w:cs="Times New Roman"/>
+          <w:sz w:val="26"/>
+          <w:szCs w:val="26"/>
+        </w:rPr>
+      </w:pPr>
+      <w:r>
+        <w:rPr>
+          <w:rFonts w:ascii="Times New Roman" w:hAnsi="Times New Roman" w:cs="Times New Roman"/>
+          <w:sz w:val="26"/>
+          <w:szCs w:val="26"/>
+        </w:rPr>
+        <w:t>private void HienThiDanhSach()</w:t>
+      </w:r>
+    </w:p>
+    <w:p>
+      <w:pPr>
+        <w:rPr>
+          <w:rFonts w:ascii="Times New Roman" w:hAnsi="Times New Roman" w:cs="Times New Roman"/>
+          <w:sz w:val="26"/>
+          <w:szCs w:val="26"/>
+        </w:rPr>
+      </w:pPr>
+      <w:r>
+        <w:rPr>
+          <w:rFonts w:ascii="Times New Roman" w:hAnsi="Times New Roman" w:cs="Times New Roman"/>
+          <w:sz w:val="26"/>
+          <w:szCs w:val="26"/>
+        </w:rPr>
+        <w:t>{</w:t>
+      </w:r>
+    </w:p>
+    <w:p>
+      <w:pPr>
+        <w:rPr>
+          <w:rFonts w:ascii="Times New Roman" w:hAnsi="Times New Roman" w:cs="Times New Roman"/>
+          <w:sz w:val="26"/>
+          <w:szCs w:val="26"/>
+        </w:rPr>
+      </w:pPr>
+      <w:r>
+        <w:rPr>
+          <w:rFonts w:ascii="Times New Roman" w:hAnsi="Times New Roman" w:cs="Times New Roman"/>
+          <w:sz w:val="26"/>
+          <w:szCs w:val="26"/>
+        </w:rPr>
+        <w:t xml:space="preserve">    MoKetNoi();</w:t>
+      </w:r>
+    </w:p>
+    <w:p>
+      <w:pPr>
+        <w:rPr>
+          <w:rFonts w:ascii="Times New Roman" w:hAnsi="Times New Roman" w:cs="Times New Roman"/>
+          <w:sz w:val="26"/>
+          <w:szCs w:val="26"/>
+        </w:rPr>
+      </w:pPr>
+    </w:p>
+    <w:p>
+      <w:pPr>
+        <w:rPr>
+          <w:rFonts w:ascii="Times New Roman" w:hAnsi="Times New Roman" w:cs="Times New Roman"/>
+          <w:sz w:val="26"/>
+          <w:szCs w:val="26"/>
+        </w:rPr>
+      </w:pPr>
+      <w:r>
+        <w:rPr>
+          <w:rFonts w:ascii="Times New Roman" w:hAnsi="Times New Roman" w:cs="Times New Roman"/>
+          <w:sz w:val="26"/>
+          <w:szCs w:val="26"/>
+        </w:rPr>
+        <w:t xml:space="preserve">    SqlCommand sqlCmd = new SqlCommand();</w:t>
+      </w:r>
+    </w:p>
+    <w:p>
+      <w:pPr>
+        <w:rPr>
+          <w:rFonts w:ascii="Times New Roman" w:hAnsi="Times New Roman" w:cs="Times New Roman"/>
+          <w:sz w:val="26"/>
+          <w:szCs w:val="26"/>
+        </w:rPr>
+      </w:pPr>
+      <w:r>
+        <w:rPr>
+          <w:rFonts w:ascii="Times New Roman" w:hAnsi="Times New Roman" w:cs="Times New Roman"/>
+          <w:sz w:val="26"/>
+          <w:szCs w:val="26"/>
+        </w:rPr>
+        <w:t xml:space="preserve">    sqlCmd.CommandType = CommandType.Text;</w:t>
+      </w:r>
+    </w:p>
+    <w:p>
+      <w:pPr>
+        <w:rPr>
+          <w:rFonts w:ascii="Times New Roman" w:hAnsi="Times New Roman" w:cs="Times New Roman"/>
+          <w:sz w:val="26"/>
+          <w:szCs w:val="26"/>
+        </w:rPr>
+      </w:pPr>
+      <w:r>
+        <w:rPr>
+          <w:rFonts w:ascii="Times New Roman" w:hAnsi="Times New Roman" w:cs="Times New Roman"/>
+          <w:sz w:val="26"/>
+          <w:szCs w:val="26"/>
+        </w:rPr>
+        <w:t xml:space="preserve">    sqlCmd.CommandText = "select * from SinhVien";</w:t>
+      </w:r>
+    </w:p>
+    <w:p>
+      <w:pPr>
+        <w:rPr>
+          <w:rFonts w:ascii="Times New Roman" w:hAnsi="Times New Roman" w:cs="Times New Roman"/>
+          <w:sz w:val="26"/>
+          <w:szCs w:val="26"/>
+        </w:rPr>
+      </w:pPr>
+      <w:r>
+        <w:rPr>
+          <w:rFonts w:ascii="Times New Roman" w:hAnsi="Times New Roman" w:cs="Times New Roman"/>
+          <w:sz w:val="26"/>
+          <w:szCs w:val="26"/>
+        </w:rPr>
+        <w:t xml:space="preserve">    sqlCmd.Connection = sqlCon;</w:t>
+      </w:r>
+    </w:p>
+    <w:p>
+      <w:pPr>
+        <w:rPr>
+          <w:rFonts w:ascii="Times New Roman" w:hAnsi="Times New Roman" w:cs="Times New Roman"/>
+          <w:sz w:val="26"/>
+          <w:szCs w:val="26"/>
+        </w:rPr>
+      </w:pPr>
+    </w:p>
+    <w:p>
+      <w:pPr>
+        <w:rPr>
+          <w:rFonts w:ascii="Times New Roman" w:hAnsi="Times New Roman" w:cs="Times New Roman"/>
+          <w:sz w:val="26"/>
+          <w:szCs w:val="26"/>
+        </w:rPr>
+      </w:pPr>
+      <w:r>
+        <w:rPr>
+          <w:rFonts w:ascii="Times New Roman" w:hAnsi="Times New Roman" w:cs="Times New Roman"/>
+          <w:sz w:val="26"/>
+          <w:szCs w:val="26"/>
+        </w:rPr>
+        <w:t xml:space="preserve">    lsvDanhSach.Items.Clear();</w:t>
+      </w:r>
+    </w:p>
+    <w:p>
+      <w:pPr>
+        <w:rPr>
+          <w:rFonts w:ascii="Times New Roman" w:hAnsi="Times New Roman" w:cs="Times New Roman"/>
+          <w:sz w:val="26"/>
+          <w:szCs w:val="26"/>
+        </w:rPr>
+      </w:pPr>
+      <w:r>
+        <w:rPr>
+          <w:rFonts w:ascii="Times New Roman" w:hAnsi="Times New Roman" w:cs="Times New Roman"/>
+          <w:sz w:val="26"/>
+          <w:szCs w:val="26"/>
+        </w:rPr>
+        <w:t xml:space="preserve">    SqlDataReader reader = sqlCmd.ExecuteReader();</w:t>
+      </w:r>
+    </w:p>
+    <w:p>
+      <w:pPr>
+        <w:rPr>
+          <w:rFonts w:ascii="Times New Roman" w:hAnsi="Times New Roman" w:cs="Times New Roman"/>
+          <w:sz w:val="26"/>
+          <w:szCs w:val="26"/>
+        </w:rPr>
+      </w:pPr>
+      <w:r>
+        <w:rPr>
+          <w:rFonts w:ascii="Times New Roman" w:hAnsi="Times New Roman" w:cs="Times New Roman"/>
+          <w:sz w:val="26"/>
+          <w:szCs w:val="26"/>
+        </w:rPr>
+        <w:t xml:space="preserve">    while (reader.Read())</w:t>
+      </w:r>
+    </w:p>
+    <w:p>
+      <w:pPr>
+        <w:rPr>
+          <w:rFonts w:ascii="Times New Roman" w:hAnsi="Times New Roman" w:cs="Times New Roman"/>
+          <w:sz w:val="26"/>
+          <w:szCs w:val="26"/>
+        </w:rPr>
+      </w:pPr>
+      <w:r>
+        <w:rPr>
+          <w:rFonts w:ascii="Times New Roman" w:hAnsi="Times New Roman" w:cs="Times New Roman"/>
+          <w:sz w:val="26"/>
+          <w:szCs w:val="26"/>
+        </w:rPr>
+        <w:t xml:space="preserve">    {</w:t>
+      </w:r>
+    </w:p>
+    <w:p>
+      <w:pPr>
+        <w:rPr>
+          <w:rFonts w:ascii="Times New Roman" w:hAnsi="Times New Roman" w:cs="Times New Roman"/>
+          <w:sz w:val="26"/>
+          <w:szCs w:val="26"/>
+        </w:rPr>
+      </w:pPr>
+      <w:r>
+        <w:rPr>
+          <w:rFonts w:ascii="Times New Roman" w:hAnsi="Times New Roman" w:cs="Times New Roman"/>
+          <w:sz w:val="26"/>
+          <w:szCs w:val="26"/>
+        </w:rPr>
+        <w:t xml:space="preserve">        string maSv = reader.GetString(0);</w:t>
+      </w:r>
+    </w:p>
+    <w:p>
+      <w:pPr>
+        <w:rPr>
+          <w:rFonts w:ascii="Times New Roman" w:hAnsi="Times New Roman" w:cs="Times New Roman"/>
+          <w:sz w:val="26"/>
+          <w:szCs w:val="26"/>
+        </w:rPr>
+      </w:pPr>
+      <w:r>
+        <w:rPr>
+          <w:rFonts w:ascii="Times New Roman" w:hAnsi="Times New Roman" w:cs="Times New Roman"/>
+          <w:sz w:val="26"/>
+          <w:szCs w:val="26"/>
+        </w:rPr>
+        <w:t xml:space="preserve">        string tenSV = reader.GetString(1);</w:t>
+      </w:r>
+    </w:p>
+    <w:p>
+      <w:pPr>
+        <w:rPr>
+          <w:rFonts w:ascii="Times New Roman" w:hAnsi="Times New Roman" w:cs="Times New Roman"/>
+          <w:sz w:val="26"/>
+          <w:szCs w:val="26"/>
+        </w:rPr>
+      </w:pPr>
+      <w:r>
+        <w:rPr>
+          <w:rFonts w:ascii="Times New Roman" w:hAnsi="Times New Roman" w:cs="Times New Roman"/>
+          <w:sz w:val="26"/>
+          <w:szCs w:val="26"/>
+        </w:rPr>
+        <w:t xml:space="preserve">        string gioiTinh = reader.GetString(2);</w:t>
+      </w:r>
+    </w:p>
+    <w:p>
+      <w:pPr>
+        <w:rPr>
+          <w:rFonts w:ascii="Times New Roman" w:hAnsi="Times New Roman" w:cs="Times New Roman"/>
+          <w:sz w:val="26"/>
+          <w:szCs w:val="26"/>
+        </w:rPr>
+      </w:pPr>
+      <w:r>
+        <w:rPr>
+          <w:rFonts w:ascii="Times New Roman" w:hAnsi="Times New Roman" w:cs="Times New Roman"/>
+          <w:sz w:val="26"/>
+          <w:szCs w:val="26"/>
+        </w:rPr>
+        <w:t xml:space="preserve">        string ngaySinh = reader.GetDateTime(3).ToString("dd/MM/yyyy");</w:t>
+      </w:r>
+    </w:p>
+    <w:p>
+      <w:pPr>
+        <w:rPr>
+          <w:rFonts w:ascii="Times New Roman" w:hAnsi="Times New Roman" w:cs="Times New Roman"/>
+          <w:sz w:val="26"/>
+          <w:szCs w:val="26"/>
+        </w:rPr>
+      </w:pPr>
+      <w:r>
+        <w:rPr>
+          <w:rFonts w:ascii="Times New Roman" w:hAnsi="Times New Roman" w:cs="Times New Roman"/>
+          <w:sz w:val="26"/>
+          <w:szCs w:val="26"/>
+        </w:rPr>
+        <w:t xml:space="preserve">        string queQuan = reader.GetString(4);</w:t>
+      </w:r>
+    </w:p>
+    <w:p>
+      <w:pPr>
+        <w:rPr>
+          <w:rFonts w:ascii="Times New Roman" w:hAnsi="Times New Roman" w:cs="Times New Roman"/>
+          <w:sz w:val="26"/>
+          <w:szCs w:val="26"/>
+        </w:rPr>
+      </w:pPr>
+      <w:r>
+        <w:rPr>
+          <w:rFonts w:ascii="Times New Roman" w:hAnsi="Times New Roman" w:cs="Times New Roman"/>
+          <w:sz w:val="26"/>
+          <w:szCs w:val="26"/>
+        </w:rPr>
+        <w:t xml:space="preserve">        string maLop = reader.GetString(5);</w:t>
+      </w:r>
+    </w:p>
+    <w:p>
+      <w:pPr>
+        <w:rPr>
+          <w:rFonts w:ascii="Times New Roman" w:hAnsi="Times New Roman" w:cs="Times New Roman"/>
+          <w:sz w:val="26"/>
+          <w:szCs w:val="26"/>
+        </w:rPr>
+      </w:pPr>
+    </w:p>
+    <w:p>
+      <w:pPr>
+        <w:rPr>
+          <w:rFonts w:ascii="Times New Roman" w:hAnsi="Times New Roman" w:cs="Times New Roman"/>
+          <w:sz w:val="26"/>
+          <w:szCs w:val="26"/>
+        </w:rPr>
+      </w:pPr>
+      <w:r>
+        <w:rPr>
+          <w:rFonts w:ascii="Times New Roman" w:hAnsi="Times New Roman" w:cs="Times New Roman"/>
+          <w:sz w:val="26"/>
+          <w:szCs w:val="26"/>
+        </w:rPr>
+        <w:lastRenderedPageBreak/>
+        <w:t xml:space="preserve">        ListViewItem lvi = new ListViewItem(maSv);</w:t>
+      </w:r>
+    </w:p>
+    <w:p>
+      <w:pPr>
+        <w:rPr>
+          <w:rFonts w:ascii="Times New Roman" w:hAnsi="Times New Roman" w:cs="Times New Roman"/>
+          <w:sz w:val="26"/>
+          <w:szCs w:val="26"/>
+        </w:rPr>
+      </w:pPr>
+      <w:r>
+        <w:rPr>
+          <w:rFonts w:ascii="Times New Roman" w:hAnsi="Times New Roman" w:cs="Times New Roman"/>
+          <w:sz w:val="26"/>
+          <w:szCs w:val="26"/>
+        </w:rPr>
+        <w:t xml:space="preserve">        lvi.SubItems.Add(tenSV);</w:t>
+      </w:r>
+    </w:p>
+    <w:p>
+      <w:pPr>
+        <w:rPr>
+          <w:rFonts w:ascii="Times New Roman" w:hAnsi="Times New Roman" w:cs="Times New Roman"/>
+          <w:sz w:val="26"/>
+          <w:szCs w:val="26"/>
+        </w:rPr>
+      </w:pPr>
+      <w:r>
+        <w:rPr>
+          <w:rFonts w:ascii="Times New Roman" w:hAnsi="Times New Roman" w:cs="Times New Roman"/>
+          <w:sz w:val="26"/>
+          <w:szCs w:val="26"/>
+        </w:rPr>
+        <w:t xml:space="preserve">        lvi.SubItems.Add(gioiTinh);</w:t>
+      </w:r>
+    </w:p>
+    <w:p>
+      <w:pPr>
+        <w:rPr>
+          <w:rFonts w:ascii="Times New Roman" w:hAnsi="Times New Roman" w:cs="Times New Roman"/>
+          <w:sz w:val="26"/>
+          <w:szCs w:val="26"/>
+        </w:rPr>
+      </w:pPr>
+      <w:r>
+        <w:rPr>
+          <w:rFonts w:ascii="Times New Roman" w:hAnsi="Times New Roman" w:cs="Times New Roman"/>
+          <w:sz w:val="26"/>
+          <w:szCs w:val="26"/>
+        </w:rPr>
+        <w:t xml:space="preserve">        lvi.SubItems.Add(ngaySinh);</w:t>
+      </w:r>
+    </w:p>
+    <w:p>
+      <w:pPr>
+        <w:rPr>
+          <w:rFonts w:ascii="Times New Roman" w:hAnsi="Times New Roman" w:cs="Times New Roman"/>
+          <w:sz w:val="26"/>
+          <w:szCs w:val="26"/>
+        </w:rPr>
+      </w:pPr>
+      <w:r>
+        <w:rPr>
+          <w:rFonts w:ascii="Times New Roman" w:hAnsi="Times New Roman" w:cs="Times New Roman"/>
+          <w:sz w:val="26"/>
+          <w:szCs w:val="26"/>
+        </w:rPr>
+        <w:t xml:space="preserve">        lvi.SubItems.Add(queQuan);</w:t>
+      </w:r>
+    </w:p>
+    <w:p>
+      <w:pPr>
+        <w:rPr>
+          <w:rFonts w:ascii="Times New Roman" w:hAnsi="Times New Roman" w:cs="Times New Roman"/>
+          <w:sz w:val="26"/>
+          <w:szCs w:val="26"/>
+        </w:rPr>
+      </w:pPr>
+      <w:r>
+        <w:rPr>
+          <w:rFonts w:ascii="Times New Roman" w:hAnsi="Times New Roman" w:cs="Times New Roman"/>
+          <w:sz w:val="26"/>
+          <w:szCs w:val="26"/>
+        </w:rPr>
+        <w:t xml:space="preserve">        lvi.SubItems.Add(maLop);</w:t>
+      </w:r>
+    </w:p>
+    <w:p>
+      <w:pPr>
+        <w:rPr>
+          <w:rFonts w:ascii="Times New Roman" w:hAnsi="Times New Roman" w:cs="Times New Roman"/>
+          <w:sz w:val="26"/>
+          <w:szCs w:val="26"/>
+        </w:rPr>
+      </w:pPr>
+      <w:r>
+        <w:rPr>
+          <w:rFonts w:ascii="Times New Roman" w:hAnsi="Times New Roman" w:cs="Times New Roman"/>
+          <w:sz w:val="26"/>
+          <w:szCs w:val="26"/>
+        </w:rPr>
+        <w:t xml:space="preserve">        lsvDanhSach.Items.Add(lvi);</w:t>
+      </w:r>
+    </w:p>
+    <w:p>
+      <w:pPr>
+        <w:rPr>
+          <w:rFonts w:ascii="Times New Roman" w:hAnsi="Times New Roman" w:cs="Times New Roman"/>
+          <w:sz w:val="26"/>
+          <w:szCs w:val="26"/>
+        </w:rPr>
+      </w:pPr>
+      <w:r>
+        <w:rPr>
+          <w:rFonts w:ascii="Times New Roman" w:hAnsi="Times New Roman" w:cs="Times New Roman"/>
+          <w:sz w:val="26"/>
+          <w:szCs w:val="26"/>
+        </w:rPr>
+        <w:t xml:space="preserve">    }</w:t>
+      </w:r>
+    </w:p>
+    <w:p>
+      <w:pPr>
+        <w:rPr>
+          <w:rFonts w:ascii="Times New Roman" w:hAnsi="Times New Roman" w:cs="Times New Roman"/>
+          <w:sz w:val="26"/>
+          <w:szCs w:val="26"/>
+        </w:rPr>
+      </w:pPr>
+      <w:r>
+        <w:rPr>
+          <w:rFonts w:ascii="Times New Roman" w:hAnsi="Times New Roman" w:cs="Times New Roman"/>
+          <w:sz w:val="26"/>
+          <w:szCs w:val="26"/>
+        </w:rPr>
+        <w:t xml:space="preserve">    reader.Close();</w:t>
+      </w:r>
+    </w:p>
+    <w:p>
+      <w:pPr>
+        <w:rPr>
+          <w:rFonts w:ascii="Times New Roman" w:hAnsi="Times New Roman" w:cs="Times New Roman"/>
+          <w:sz w:val="26"/>
+          <w:szCs w:val="26"/>
+        </w:rPr>
+      </w:pPr>
+      <w:r>
+        <w:rPr>
+          <w:rFonts w:ascii="Times New Roman" w:hAnsi="Times New Roman" w:cs="Times New Roman"/>
+          <w:sz w:val="26"/>
+          <w:szCs w:val="26"/>
+        </w:rPr>
+        <w:t>}</w:t>
+      </w:r>
+    </w:p>
+    <w:p>
+      <w:pPr>
+        <w:rPr>
+          <w:rFonts w:ascii="Times New Roman" w:hAnsi="Times New Roman" w:cs="Times New Roman"/>
+          <w:sz w:val="26"/>
+          <w:szCs w:val="26"/>
+        </w:rPr>
+      </w:pPr>
+    </w:p>
+    <w:p>
+      <w:pPr>
+        <w:rPr>
+          <w:rFonts w:ascii="Times New Roman" w:hAnsi="Times New Roman" w:cs="Times New Roman"/>
+          <w:sz w:val="26"/>
+          <w:szCs w:val="26"/>
+        </w:rPr>
+      </w:pPr>
+      <w:r>
+        <w:rPr>
+          <w:rFonts w:ascii="Times New Roman" w:hAnsi="Times New Roman" w:cs="Times New Roman"/>
+          <w:sz w:val="26"/>
+          <w:szCs w:val="26"/>
+        </w:rPr>
+        <w:t>// Ham them sinh vien</w:t>
+      </w:r>
+    </w:p>
+    <w:p>
+      <w:pPr>
+        <w:rPr>
+          <w:rFonts w:ascii="Times New Roman" w:hAnsi="Times New Roman" w:cs="Times New Roman"/>
+          <w:sz w:val="26"/>
+          <w:szCs w:val="26"/>
+        </w:rPr>
+      </w:pPr>
+      <w:r>
+        <w:rPr>
+          <w:rFonts w:ascii="Times New Roman" w:hAnsi="Times New Roman" w:cs="Times New Roman"/>
+          <w:sz w:val="26"/>
+          <w:szCs w:val="26"/>
+        </w:rPr>
+        <w:t>private void btnThem_Click(object sender, EventArgs e)</w:t>
+      </w:r>
+    </w:p>
+    <w:p>
+      <w:pPr>
+        <w:rPr>
+          <w:rFonts w:ascii="Times New Roman" w:hAnsi="Times New Roman" w:cs="Times New Roman"/>
+          <w:sz w:val="26"/>
+          <w:szCs w:val="26"/>
+        </w:rPr>
+      </w:pPr>
+      <w:r>
+        <w:rPr>
+          <w:rFonts w:ascii="Times New Roman" w:hAnsi="Times New Roman" w:cs="Times New Roman"/>
+          <w:sz w:val="26"/>
+          <w:szCs w:val="26"/>
+        </w:rPr>
+        <w:t>{</w:t>
+      </w:r>
+    </w:p>
+    <w:p>
+      <w:pPr>
+        <w:rPr>
+          <w:rFonts w:ascii="Times New Roman" w:hAnsi="Times New Roman" w:cs="Times New Roman"/>
+          <w:sz w:val="26"/>
+          <w:szCs w:val="26"/>
+        </w:rPr>
+      </w:pPr>
+      <w:r>
+        <w:rPr>
+          <w:rFonts w:ascii="Times New Roman" w:hAnsi="Times New Roman" w:cs="Times New Roman"/>
+          <w:sz w:val="26"/>
+          <w:szCs w:val="26"/>
+        </w:rPr>
+        <w:t xml:space="preserve">    MoKetNoi();</w:t>
+      </w:r>
+    </w:p>
+    <w:p>
+      <w:pPr>
+        <w:rPr>
+          <w:rFonts w:ascii="Times New Roman" w:hAnsi="Times New Roman" w:cs="Times New Roman"/>
+          <w:sz w:val="26"/>
+          <w:szCs w:val="26"/>
+        </w:rPr>
+      </w:pPr>
+      <w:r>
+        <w:rPr>
+          <w:rFonts w:ascii="Times New Roman" w:hAnsi="Times New Roman" w:cs="Times New Roman"/>
+          <w:sz w:val="26"/>
+          <w:szCs w:val="26"/>
+        </w:rPr>
+        <w:t xml:space="preserve">    try</w:t>
+      </w:r>
+    </w:p>
+    <w:p>
+      <w:pPr>
+        <w:rPr>
+          <w:rFonts w:ascii="Times New Roman" w:hAnsi="Times New Roman" w:cs="Times New Roman"/>
+          <w:sz w:val="26"/>
+          <w:szCs w:val="26"/>
+        </w:rPr>
+      </w:pPr>
+      <w:r>
+        <w:rPr>
+          <w:rFonts w:ascii="Times New Roman" w:hAnsi="Times New Roman" w:cs="Times New Roman"/>
+          <w:sz w:val="26"/>
+          <w:szCs w:val="26"/>
+        </w:rPr>
+        <w:t xml:space="preserve">    {</w:t>
+      </w:r>
+    </w:p>
+    <w:p>
+      <w:pPr>
+        <w:rPr>
+          <w:rFonts w:ascii="Times New Roman" w:hAnsi="Times New Roman" w:cs="Times New Roman"/>
+          <w:sz w:val="26"/>
+          <w:szCs w:val="26"/>
+        </w:rPr>
+      </w:pPr>
+      <w:r>
+        <w:rPr>
+          <w:rFonts w:ascii="Times New Roman" w:hAnsi="Times New Roman" w:cs="Times New Roman"/>
+          <w:sz w:val="26"/>
+          <w:szCs w:val="26"/>
+        </w:rPr>
+        <w:t xml:space="preserve">        string maSV = txtMaSV.Text.Trim();</w:t>
+      </w:r>
+    </w:p>
+    <w:p>
+      <w:pPr>
+        <w:rPr>
+          <w:rFonts w:ascii="Times New Roman" w:hAnsi="Times New Roman" w:cs="Times New Roman"/>
+          <w:sz w:val="26"/>
+          <w:szCs w:val="26"/>
+        </w:rPr>
+      </w:pPr>
+      <w:r>
+        <w:rPr>
+          <w:rFonts w:ascii="Times New Roman" w:hAnsi="Times New Roman" w:cs="Times New Roman"/>
+          <w:sz w:val="26"/>
+          <w:szCs w:val="26"/>
+        </w:rPr>
+        <w:t xml:space="preserve">        string tenSV = txtTenSV.Text.Trim();</w:t>
+      </w:r>
+    </w:p>
+    <w:p>
+      <w:pPr>
+        <w:rPr>
+          <w:rFonts w:ascii="Times New Roman" w:hAnsi="Times New Roman" w:cs="Times New Roman"/>
+          <w:sz w:val="26"/>
+          <w:szCs w:val="26"/>
+        </w:rPr>
+      </w:pPr>
+      <w:r>
+        <w:rPr>
+          <w:rFonts w:ascii="Times New Roman" w:hAnsi="Times New Roman" w:cs="Times New Roman"/>
+          <w:sz w:val="26"/>
+          <w:szCs w:val="26"/>
+        </w:rPr>
+        <w:t xml:space="preserve">        string gioiTinh = cbGioiTinh.SelectedItem.ToString();</w:t>
+      </w:r>
+    </w:p>
+    <w:p>
+      <w:pPr>
+        <w:rPr>
+          <w:rFonts w:ascii="Times New Roman" w:hAnsi="Times New Roman" w:cs="Times New Roman"/>
+          <w:sz w:val="26"/>
+          <w:szCs w:val="26"/>
+        </w:rPr>
+      </w:pPr>
+      <w:r>
+        <w:rPr>
+          <w:rFonts w:ascii="Times New Roman" w:hAnsi="Times New Roman" w:cs="Times New Roman"/>
+          <w:sz w:val="26"/>
+          <w:szCs w:val="26"/>
+        </w:rPr>
+        <w:t xml:space="preserve">        string ngaySinh = dtpNgaySinh.Value.ToString("MM/dd/yyyy");</w:t>
+      </w:r>
+    </w:p>
+    <w:p>
+      <w:pPr>
+        <w:rPr>
+          <w:rFonts w:ascii="Times New Roman" w:hAnsi="Times New Roman" w:cs="Times New Roman"/>
+          <w:sz w:val="26"/>
+          <w:szCs w:val="26"/>
+        </w:rPr>
+      </w:pPr>
+      <w:r>
+        <w:rPr>
+          <w:rFonts w:ascii="Times New Roman" w:hAnsi="Times New Roman" w:cs="Times New Roman"/>
+          <w:sz w:val="26"/>
+          <w:szCs w:val="26"/>
+        </w:rPr>
+        <w:t xml:space="preserve">        string queQuan = txtQueQuan.Text.Trim();</w:t>
+      </w:r>
+    </w:p>
+    <w:p>
+      <w:pPr>
+        <w:rPr>
+          <w:rFonts w:ascii="Times New Roman" w:hAnsi="Times New Roman" w:cs="Times New Roman"/>
+          <w:sz w:val="26"/>
+          <w:szCs w:val="26"/>
+        </w:rPr>
+      </w:pPr>
+      <w:r>
+        <w:rPr>
+          <w:rFonts w:ascii="Times New Roman" w:hAnsi="Times New Roman" w:cs="Times New Roman"/>
+          <w:sz w:val="26"/>
+          <w:szCs w:val="26"/>
+        </w:rPr>
+        <w:t xml:space="preserve">        string maLop = txtMaLop.Text.Trim();</w:t>
+      </w:r>
+    </w:p>
+    <w:p>
+      <w:pPr>
+        <w:rPr>
+          <w:rFonts w:ascii="Times New Roman" w:hAnsi="Times New Roman" w:cs="Times New Roman"/>
+          <w:sz w:val="26"/>
+          <w:szCs w:val="26"/>
+        </w:rPr>
+      </w:pPr>
+    </w:p>
+    <w:p>
+      <w:pPr>
+        <w:rPr>
+          <w:rFonts w:ascii="Times New Roman" w:hAnsi="Times New Roman" w:cs="Times New Roman"/>
+          <w:sz w:val="26"/>
+          <w:szCs w:val="26"/>
+        </w:rPr>
+      </w:pPr>
+      <w:r>
+        <w:rPr>
+          <w:rFonts w:ascii="Times New Roman" w:hAnsi="Times New Roman" w:cs="Times New Roman"/>
+          <w:sz w:val="26"/>
+          <w:szCs w:val="26"/>
+        </w:rPr>
+        <w:t xml:space="preserve">        SqlCommand sqlCmd = new SqlCommand();</w:t>
+      </w:r>
+    </w:p>
+    <w:p>
+      <w:pPr>
+        <w:rPr>
+          <w:rFonts w:ascii="Times New Roman" w:hAnsi="Times New Roman" w:cs="Times New Roman"/>
+          <w:sz w:val="26"/>
+          <w:szCs w:val="26"/>
+        </w:rPr>
+      </w:pPr>
+      <w:r>
+        <w:rPr>
+          <w:rFonts w:ascii="Times New Roman" w:hAnsi="Times New Roman" w:cs="Times New Roman"/>
+          <w:sz w:val="26"/>
+          <w:szCs w:val="26"/>
+        </w:rPr>
+        <w:t xml:space="preserve">        sqlCmd.CommandType = CommandType.Text;</w:t>
+      </w:r>
+    </w:p>
+    <w:p>
+      <w:pPr>
+        <w:rPr>
+          <w:rFonts w:ascii="Times New Roman" w:hAnsi="Times New Roman" w:cs="Times New Roman"/>
+          <w:sz w:val="26"/>
+          <w:szCs w:val="26"/>
+        </w:rPr>
+      </w:pPr>
+      <w:r>
+        <w:rPr>
+          <w:rFonts w:ascii="Times New Roman" w:hAnsi="Times New Roman" w:cs="Times New Roman"/>
+          <w:sz w:val="26"/>
+          <w:szCs w:val="26"/>
+        </w:rPr>
+        <w:lastRenderedPageBreak/>
+        <w:t xml:space="preserve">        sqlCmd.CommandText = "insert into SinhVien values ('" + maSV +</w:t>
+      </w:r>
+    </w:p>
+    <w:p>
+      <w:pPr>
+        <w:rPr>
+          <w:rFonts w:ascii="Times New Roman" w:hAnsi="Times New Roman" w:cs="Times New Roman"/>
+          <w:sz w:val="26"/>
+          <w:szCs w:val="26"/>
+        </w:rPr>
+      </w:pPr>
+      <w:r>
+        <w:rPr>
+          <w:rFonts w:ascii="Times New Roman" w:hAnsi="Times New Roman" w:cs="Times New Roman"/>
+          <w:sz w:val="26"/>
+          <w:szCs w:val="26"/>
+        </w:rPr>
+        <w:t xml:space="preserve">        "' , N'" + tenSV + "', N'" + gioiTinh + "', '" + ngaySinh + "', N'"</w:t>
+      </w:r>
+    </w:p>
+    <w:p>
+      <w:pPr>
+        <w:rPr>
+          <w:rFonts w:ascii="Times New Roman" w:hAnsi="Times New Roman" w:cs="Times New Roman"/>
+          <w:sz w:val="26"/>
+          <w:szCs w:val="26"/>
+        </w:rPr>
+      </w:pPr>
+      <w:r>
+        <w:rPr>
+          <w:rFonts w:ascii="Times New Roman" w:hAnsi="Times New Roman" w:cs="Times New Roman"/>
+          <w:sz w:val="26"/>
+          <w:szCs w:val="26"/>
+        </w:rPr>
+        <w:t xml:space="preserve">        + queQuan + "' , '" + maLop + "')";</w:t>
+      </w:r>
+    </w:p>
+    <w:p>
+      <w:pPr>
+        <w:rPr>
+          <w:rFonts w:ascii="Times New Roman" w:hAnsi="Times New Roman" w:cs="Times New Roman"/>
+          <w:sz w:val="26"/>
+          <w:szCs w:val="26"/>
+        </w:rPr>
+      </w:pPr>
+    </w:p>
+    <w:p>
+      <w:pPr>
+        <w:rPr>
+          <w:rFonts w:ascii="Times New Roman" w:hAnsi="Times New Roman" w:cs="Times New Roman"/>
+          <w:sz w:val="26"/>
+          <w:szCs w:val="26"/>
+        </w:rPr>
+      </w:pPr>
+      <w:r>
+        <w:rPr>
+          <w:rFonts w:ascii="Times New Roman" w:hAnsi="Times New Roman" w:cs="Times New Roman"/>
+          <w:sz w:val="26"/>
+          <w:szCs w:val="26"/>
+        </w:rPr>
+        <w:t xml:space="preserve">        sqlCmd.Connection = sqlCon;</w:t>
+      </w:r>
+    </w:p>
+    <w:p>
+      <w:pPr>
+        <w:rPr>
+          <w:rFonts w:ascii="Times New Roman" w:hAnsi="Times New Roman" w:cs="Times New Roman"/>
+          <w:sz w:val="26"/>
+          <w:szCs w:val="26"/>
+        </w:rPr>
+      </w:pPr>
+    </w:p>
+    <w:p>
+      <w:pPr>
+        <w:rPr>
+          <w:rFonts w:ascii="Times New Roman" w:hAnsi="Times New Roman" w:cs="Times New Roman"/>
+          <w:sz w:val="26"/>
+          <w:szCs w:val="26"/>
+        </w:rPr>
+      </w:pPr>
+      <w:r>
+        <w:rPr>
+          <w:rFonts w:ascii="Times New Roman" w:hAnsi="Times New Roman" w:cs="Times New Roman"/>
+          <w:sz w:val="26"/>
+          <w:szCs w:val="26"/>
+        </w:rPr>
+        <w:t xml:space="preserve">        int kq = sqlCmd.ExecuteNonQuery();</w:t>
+      </w:r>
+    </w:p>
+    <w:p>
+      <w:pPr>
+        <w:rPr>
+          <w:rFonts w:ascii="Times New Roman" w:hAnsi="Times New Roman" w:cs="Times New Roman"/>
+          <w:sz w:val="26"/>
+          <w:szCs w:val="26"/>
+        </w:rPr>
+      </w:pPr>
+      <w:r>
+        <w:rPr>
+          <w:rFonts w:ascii="Times New Roman" w:hAnsi="Times New Roman" w:cs="Times New Roman"/>
+          <w:sz w:val="26"/>
+          <w:szCs w:val="26"/>
+        </w:rPr>
+        <w:t xml:space="preserve">        if (kq &gt; 0)</w:t>
+      </w:r>
+    </w:p>
+    <w:p>
+      <w:pPr>
+        <w:rPr>
+          <w:rFonts w:ascii="Times New Roman" w:hAnsi="Times New Roman" w:cs="Times New Roman"/>
+          <w:sz w:val="26"/>
+          <w:szCs w:val="26"/>
+        </w:rPr>
+      </w:pPr>
+      <w:r>
+        <w:rPr>
+          <w:rFonts w:ascii="Times New Roman" w:hAnsi="Times New Roman" w:cs="Times New Roman"/>
+          <w:sz w:val="26"/>
+          <w:szCs w:val="26"/>
+        </w:rPr>
+        <w:t xml:space="preserve">        {</w:t>
+      </w:r>
+    </w:p>
+    <w:p>
+      <w:pPr>
+        <w:rPr>
+          <w:rFonts w:ascii="Times New Roman" w:hAnsi="Times New Roman" w:cs="Times New Roman"/>
+          <w:sz w:val="26"/>
+          <w:szCs w:val="26"/>
+        </w:rPr>
+      </w:pPr>
+      <w:r>
+        <w:rPr>
+          <w:rFonts w:ascii="Times New Roman" w:hAnsi="Times New Roman" w:cs="Times New Roman"/>
+          <w:sz w:val="26"/>
+          <w:szCs w:val="26"/>
+        </w:rPr>
+        <w:t xml:space="preserve">            MessageBox.Show("Thêm sinh viên thành công!");</w:t>
+      </w:r>
+    </w:p>
+    <w:p>
+      <w:pPr>
+        <w:rPr>
+          <w:rFonts w:ascii="Times New Roman" w:hAnsi="Times New Roman" w:cs="Times New Roman"/>
+          <w:sz w:val="26"/>
+          <w:szCs w:val="26"/>
+        </w:rPr>
+      </w:pPr>
+      <w:r>
+        <w:rPr>
+          <w:rFonts w:ascii="Times New Roman" w:hAnsi="Times New Roman" w:cs="Times New Roman"/>
+          <w:sz w:val="26"/>
+          <w:szCs w:val="26"/>
+        </w:rPr>
+        <w:t xml:space="preserve">            HienThiDanhSach();</w:t>
+      </w:r>
+    </w:p>
+    <w:p>
+      <w:pPr>
+        <w:rPr>
+          <w:rFonts w:ascii="Times New Roman" w:hAnsi="Times New Roman" w:cs="Times New Roman"/>
+          <w:sz w:val="26"/>
+          <w:szCs w:val="26"/>
+        </w:rPr>
+      </w:pPr>
+      <w:r>
+        <w:rPr>
+          <w:rFonts w:ascii="Times New Roman" w:hAnsi="Times New Roman" w:cs="Times New Roman"/>
+          <w:sz w:val="26"/>
+          <w:szCs w:val="26"/>
+        </w:rPr>
+        <w:t xml:space="preserve">        }</w:t>
+      </w:r>
+    </w:p>
+    <w:p>
+      <w:pPr>
+        <w:rPr>
+          <w:rFonts w:ascii="Times New Roman" w:hAnsi="Times New Roman" w:cs="Times New Roman"/>
+          <w:sz w:val="26"/>
+          <w:szCs w:val="26"/>
+        </w:rPr>
+      </w:pPr>
+      <w:r>
+        <w:rPr>
+          <w:rFonts w:ascii="Times New Roman" w:hAnsi="Times New Roman" w:cs="Times New Roman"/>
+          <w:sz w:val="26"/>
+          <w:szCs w:val="26"/>
+        </w:rPr>
+        <w:t xml:space="preserve">        else</w:t>
+      </w:r>
+    </w:p>
+    <w:p>
+      <w:pPr>
+        <w:rPr>
+          <w:rFonts w:ascii="Times New Roman" w:hAnsi="Times New Roman" w:cs="Times New Roman"/>
+          <w:sz w:val="26"/>
+          <w:szCs w:val="26"/>
+        </w:rPr>
+      </w:pPr>
+      <w:r>
+        <w:rPr>
+          <w:rFonts w:ascii="Times New Roman" w:hAnsi="Times New Roman" w:cs="Times New Roman"/>
+          <w:sz w:val="26"/>
+          <w:szCs w:val="26"/>
+        </w:rPr>
+        <w:t xml:space="preserve">        {</w:t>
+      </w:r>
+    </w:p>
+    <w:p>
+      <w:pPr>
+        <w:rPr>
+          <w:rFonts w:ascii="Times New Roman" w:hAnsi="Times New Roman" w:cs="Times New Roman"/>
+          <w:sz w:val="26"/>
+          <w:szCs w:val="26"/>
+        </w:rPr>
+      </w:pPr>
+      <w:r>
+        <w:rPr>
+          <w:rFonts w:ascii="Times New Roman" w:hAnsi="Times New Roman" w:cs="Times New Roman"/>
+          <w:sz w:val="26"/>
+          <w:szCs w:val="26"/>
+        </w:rPr>
+        <w:t xml:space="preserve">            MessageBox.Show("Thêm không thành công!");</w:t>
+      </w:r>
+    </w:p>
+    <w:p>
+      <w:pPr>
+        <w:rPr>
+          <w:rFonts w:ascii="Times New Roman" w:hAnsi="Times New Roman" w:cs="Times New Roman"/>
+          <w:sz w:val="26"/>
+          <w:szCs w:val="26"/>
+        </w:rPr>
+      </w:pPr>
+      <w:r>
+        <w:rPr>
+          <w:rFonts w:ascii="Times New Roman" w:hAnsi="Times New Roman" w:cs="Times New Roman"/>
+          <w:sz w:val="26"/>
+          <w:szCs w:val="26"/>
+        </w:rPr>
+        <w:t xml:space="preserve">        }</w:t>
+      </w:r>
+    </w:p>
+    <w:p>
+      <w:pPr>
+        <w:rPr>
+          <w:rFonts w:ascii="Times New Roman" w:hAnsi="Times New Roman" w:cs="Times New Roman"/>
+          <w:sz w:val="26"/>
+          <w:szCs w:val="26"/>
+        </w:rPr>
+      </w:pPr>
+      <w:r>
+        <w:rPr>
+          <w:rFonts w:ascii="Times New Roman" w:hAnsi="Times New Roman" w:cs="Times New Roman"/>
+          <w:sz w:val="26"/>
+          <w:szCs w:val="26"/>
+        </w:rPr>
+        <w:t xml:space="preserve">    }</w:t>
+      </w:r>
+    </w:p>
+    <w:p>
+      <w:pPr>
+        <w:rPr>
+          <w:rFonts w:ascii="Times New Roman" w:hAnsi="Times New Roman" w:cs="Times New Roman"/>
+          <w:sz w:val="26"/>
+          <w:szCs w:val="26"/>
+        </w:rPr>
+      </w:pPr>
+      <w:r>
+        <w:rPr>
+          <w:rFonts w:ascii="Times New Roman" w:hAnsi="Times New Roman" w:cs="Times New Roman"/>
+          <w:sz w:val="26"/>
+          <w:szCs w:val="26"/>
+        </w:rPr>
+        <w:t xml:space="preserve">    catch (Exception ex)</w:t>
+      </w:r>
+    </w:p>
+    <w:p>
+      <w:pPr>
+        <w:rPr>
+          <w:rFonts w:ascii="Times New Roman" w:hAnsi="Times New Roman" w:cs="Times New Roman"/>
+          <w:sz w:val="26"/>
+          <w:szCs w:val="26"/>
+        </w:rPr>
+      </w:pPr>
+      <w:r>
+        <w:rPr>
+          <w:rFonts w:ascii="Times New Roman" w:hAnsi="Times New Roman" w:cs="Times New Roman"/>
+          <w:sz w:val="26"/>
+          <w:szCs w:val="26"/>
+        </w:rPr>
+        <w:t xml:space="preserve">    {</w:t>
+      </w:r>
+    </w:p>
+    <w:p>
+      <w:pPr>
+        <w:rPr>
+          <w:rFonts w:ascii="Times New Roman" w:hAnsi="Times New Roman" w:cs="Times New Roman"/>
+          <w:sz w:val="26"/>
+          <w:szCs w:val="26"/>
+        </w:rPr>
+      </w:pPr>
+      <w:r>
+        <w:rPr>
+          <w:rFonts w:ascii="Times New Roman" w:hAnsi="Times New Roman" w:cs="Times New Roman"/>
+          <w:sz w:val="26"/>
+          <w:szCs w:val="26"/>
+        </w:rPr>
+        <w:t xml:space="preserve">        MessageBox.Show("Thêm dữ liệu bị lỗi! " + ex.Message);</w:t>
+      </w:r>
+    </w:p>
+    <w:p>
+      <w:pPr>
+        <w:rPr>
+          <w:rFonts w:ascii="Times New Roman" w:hAnsi="Times New Roman" w:cs="Times New Roman"/>
+          <w:sz w:val="26"/>
+          <w:szCs w:val="26"/>
+        </w:rPr>
+      </w:pPr>
+      <w:r>
+        <w:rPr>
+          <w:rFonts w:ascii="Times New Roman" w:hAnsi="Times New Roman" w:cs="Times New Roman"/>
+          <w:sz w:val="26"/>
+          <w:szCs w:val="26"/>
+        </w:rPr>
+        <w:t xml:space="preserve">    }</w:t>
+      </w:r>
+    </w:p>
+    <w:p>
+      <w:pPr>
+        <w:rPr>
+          <w:rFonts w:ascii="Times New Roman" w:hAnsi="Times New Roman" w:cs="Times New Roman"/>
+          <w:sz w:val="26"/>
+          <w:szCs w:val="26"/>
+        </w:rPr>
+      </w:pPr>
+      <w:r>
+        <w:rPr>
+          <w:rFonts w:ascii="Times New Roman" w:hAnsi="Times New Roman" w:cs="Times New Roman"/>
+          <w:sz w:val="26"/>
+          <w:szCs w:val="26"/>
+        </w:rPr>
+        <w:t>}</w:t>
+      </w:r>
+    </w:p>
+    <w:p>
+      <w:pPr>
+        <w:rPr>
+          <w:rFonts w:ascii="Times New Roman" w:hAnsi="Times New Roman" w:cs="Times New Roman"/>
+          <w:sz w:val="26"/>
+          <w:szCs w:val="26"/>
+        </w:rPr>
+      </w:pPr>
+    </w:p>
+    <w:p>
+      <w:pPr>
+        <w:rPr>
+          <w:rFonts w:ascii="Times New Roman" w:hAnsi="Times New Roman" w:cs="Times New Roman"/>
+          <w:sz w:val="26"/>
+          <w:szCs w:val="26"/>
+        </w:rPr>
+      </w:pPr>
+      <w:r>
+        <w:rPr>
+          <w:rFonts w:ascii="Times New Roman" w:hAnsi="Times New Roman" w:cs="Times New Roman"/>
+          <w:sz w:val="26"/>
+          <w:szCs w:val="26"/>
+        </w:rPr>
+        <w:t>private void Form1_Load(object sender, EventArgs e)</w:t>
+      </w:r>
+    </w:p>
+    <w:p>
+      <w:pPr>
+        <w:rPr>
+          <w:rFonts w:ascii="Times New Roman" w:hAnsi="Times New Roman" w:cs="Times New Roman"/>
+          <w:sz w:val="26"/>
+          <w:szCs w:val="26"/>
+        </w:rPr>
+      </w:pPr>
+      <w:r>
+        <w:rPr>
+          <w:rFonts w:ascii="Times New Roman" w:hAnsi="Times New Roman" w:cs="Times New Roman"/>
+          <w:sz w:val="26"/>
+          <w:szCs w:val="26"/>
+        </w:rPr>
+        <w:t>{</w:t>
+      </w:r>
+    </w:p>
+    <w:p>
+      <w:pPr>
+        <w:rPr>
+          <w:rFonts w:ascii="Times New Roman" w:hAnsi="Times New Roman" w:cs="Times New Roman"/>
+          <w:sz w:val="26"/>
+          <w:szCs w:val="26"/>
+        </w:rPr>
+      </w:pPr>
+      <w:r>
+        <w:rPr>
+          <w:rFonts w:ascii="Times New Roman" w:hAnsi="Times New Roman" w:cs="Times New Roman"/>
+          <w:sz w:val="26"/>
+          <w:szCs w:val="26"/>
+        </w:rPr>
+        <w:t xml:space="preserve">    cbGioiTinh.Items.Add("Nam");</w:t>
+      </w:r>
+    </w:p>
+    <w:p>
+      <w:pPr>
+        <w:rPr>
+          <w:rFonts w:ascii="Times New Roman" w:hAnsi="Times New Roman" w:cs="Times New Roman"/>
+          <w:sz w:val="26"/>
+          <w:szCs w:val="26"/>
+        </w:rPr>
+      </w:pPr>
+      <w:r>
+        <w:rPr>
+          <w:rFonts w:ascii="Times New Roman" w:hAnsi="Times New Roman" w:cs="Times New Roman"/>
+          <w:sz w:val="26"/>
+          <w:szCs w:val="26"/>
+        </w:rPr>
+        <w:lastRenderedPageBreak/>
+        <w:t xml:space="preserve">    cbGioiTinh.Items.Add("Nữ");</w:t>
+      </w:r>
+    </w:p>
+    <w:p>
+      <w:pPr>
+        <w:rPr>
+          <w:rFonts w:ascii="Times New Roman" w:hAnsi="Times New Roman" w:cs="Times New Roman"/>
+          <w:sz w:val="26"/>
+          <w:szCs w:val="26"/>
+        </w:rPr>
+      </w:pPr>
+      <w:r>
+        <w:rPr>
+          <w:rFonts w:ascii="Times New Roman" w:hAnsi="Times New Roman" w:cs="Times New Roman"/>
+          <w:sz w:val="26"/>
+          <w:szCs w:val="26"/>
+        </w:rPr>
+        <w:t xml:space="preserve">    HienThiDanhSach();</w:t>
+      </w:r>
+    </w:p>
+    <w:p>
+      <w:pPr>
+        <w:rPr>
+          <w:rFonts w:ascii="Times New Roman" w:hAnsi="Times New Roman" w:cs="Times New Roman"/>
+          <w:sz w:val="26"/>
+          <w:szCs w:val="26"/>
+          <w:lang w:val="vi-VN"/>
+        </w:rPr>
+      </w:pPr>
+      <w:r>
+        <w:rPr>
+          <w:rFonts w:ascii="Times New Roman" w:hAnsi="Times New Roman" w:cs="Times New Roman"/>
+          <w:sz w:val="26"/>
+          <w:szCs w:val="26"/>
+        </w:rPr>
+        <w:t>}</w:t>
+      </w:r>
+    </w:p>
+    <w:p>
+      <w:pPr>
+        <w:rPr>
+          <w:rFonts w:ascii="Times New Roman" w:hAnsi="Times New Roman" w:cs="Times New Roman"/>
+          <w:sz w:val="26"/>
+          <w:szCs w:val="26"/>
+          <w:lang w:val="vi-VN"/>
+        </w:rPr>
+      </w:pPr>
+    </w:p>
+    <w:p>
+      <w:pPr>
+        <w:rPr>
+          <w:rFonts w:ascii="Times New Roman" w:hAnsi="Times New Roman" w:cs="Times New Roman"/>
+          <w:b/>
+          <w:bCs/>
+          <w:sz w:val="26"/>
+          <w:szCs w:val="26"/>
+          <w:lang w:val="vi-VN"/>
+        </w:rPr>
+      </w:pPr>
+      <w:r>
+        <w:rPr>
+          <w:rFonts w:ascii="Times New Roman" w:hAnsi="Times New Roman" w:cs="Times New Roman"/>
+          <w:b/>
+          <w:bCs/>
+          <w:sz w:val="26"/>
+          <w:szCs w:val="26"/>
+        </w:rPr>
+        <w:t xml:space="preserve">Áp dụng 1: Thêm dữ liệu có dùng Parameter. </w:t>
+      </w:r>
+    </w:p>
+    <w:p>
+      <w:pPr>
+        <w:rPr>
+          <w:rFonts w:ascii="Times New Roman" w:hAnsi="Times New Roman" w:cs="Times New Roman"/>
+          <w:sz w:val="26"/>
+          <w:szCs w:val="26"/>
+          <w:lang w:val="vi-VN"/>
+        </w:rPr>
+      </w:pPr>
+      <w:r>
+        <w:rPr>
+          <w:rFonts w:ascii="Times New Roman" w:hAnsi="Times New Roman" w:cs="Times New Roman"/>
+          <w:sz w:val="26"/>
+          <w:szCs w:val="26"/>
+        </w:rPr>
+        <w:t>Cũng thêm dữ liệu cho 1 sinh viên vào bảng SinhVien như ví dụ trên. Tuy nhiên, trong chương trình có sử dụng các Parameter.</w:t>
+      </w:r>
+    </w:p>
+    <w:p>
+      <w:pPr>
+        <w:rPr>
+          <w:rFonts w:ascii="Times New Roman" w:hAnsi="Times New Roman" w:cs="Times New Roman"/>
+          <w:sz w:val="26"/>
+          <w:szCs w:val="26"/>
+          <w:lang w:val="vi-VN"/>
+        </w:rPr>
+      </w:pPr>
+      <w:r>
+        <w:rPr>
+          <w:rFonts w:ascii="Times New Roman" w:hAnsi="Times New Roman" w:cs="Times New Roman"/>
+          <w:sz w:val="26"/>
+          <w:szCs w:val="26"/>
+          <w:lang w:val="vi-VN"/>
+        </w:rPr>
+        <w:drawing>
+          <wp:inline distT="0" distB="0" distL="0" distR="0" wp14:anchorId="5A7D23DB" wp14:editId="59DD9A06">
+            <wp:extent cx="5943600" cy="3401695"/>
+            <wp:effectExtent l="0" t="0" r="0" b="8255"/>
+            <wp:docPr id="7" name="Picture 7"/>
+            <wp:cNvGraphicFramePr>
+              <a:graphicFrameLocks xmlns:a="http://schemas.openxmlformats.org/drawingml/2006/main" noChangeAspect="1"/>
+            </wp:cNvGraphicFramePr>
+            <a:graphic xmlns:a="http://schemas.openxmlformats.org/drawingml/2006/main">
+              <a:graphicData uri="http://schemas.openxmlformats.org/drawingml/2006/picture">
+                <pic:pic xmlns:pic="http://schemas.openxmlformats.org/drawingml/2006/picture">
+                  <pic:nvPicPr>
+                    <pic:cNvPr id="1" name=""/>
+                    <pic:cNvPicPr/>
+                  </pic:nvPicPr>
+                  <pic:blipFill>
+                    <a:blip r:embed="rId12"/>
+                    <a:stretch>
+                      <a:fillRect/>
+                    </a:stretch>
+                  </pic:blipFill>
+                  <pic:spPr>
+                    <a:xfrm>
+                      <a:off x="0" y="0"/>
+                      <a:ext cx="5943600" cy="3401695"/>
+                    </a:xfrm>
+                    <a:prstGeom prst="rect">
+                      <a:avLst/>
+                    </a:prstGeom>
+                  </pic:spPr>
+                </pic:pic>
+              </a:graphicData>
+            </a:graphic>
+          </wp:inline>
+        </w:drawing>
+      </w:r>
+    </w:p>
+    <w:p>
+      <w:pPr>
+        <w:rPr>
+          <w:rFonts w:ascii="Times New Roman" w:hAnsi="Times New Roman" w:cs="Times New Roman"/>
+          <w:sz w:val="26"/>
+          <w:szCs w:val="26"/>
+          <w:lang w:val="vi-VN"/>
+        </w:rPr>
+      </w:pPr>
+      <w:r>
+        <w:rPr>
+          <w:rFonts w:ascii="Times New Roman" w:hAnsi="Times New Roman" w:cs="Times New Roman"/>
+          <w:sz w:val="26"/>
+          <w:szCs w:val="26"/>
+          <w:lang w:val="vi-VN"/>
+        </w:rPr>
+        <w:lastRenderedPageBreak/>
+        <w:drawing>
+          <wp:inline distT="0" distB="0" distL="0" distR="0" wp14:anchorId="5132DE57" wp14:editId="4C8C0963">
+            <wp:extent cx="5943600" cy="4109720"/>
+            <wp:effectExtent l="0" t="0" r="0" b="5080"/>
+            <wp:docPr id="8" name="Picture 8"/>
+            <wp:cNvGraphicFramePr>
+              <a:graphicFrameLocks xmlns:a="http://schemas.openxmlformats.org/drawingml/2006/main" noChangeAspect="1"/>
+            </wp:cNvGraphicFramePr>
+            <a:graphic xmlns:a="http://schemas.openxmlformats.org/drawingml/2006/main">
+              <a:graphicData uri="http://schemas.openxmlformats.org/drawingml/2006/picture">
+                <pic:pic xmlns:pic="http://schemas.openxmlformats.org/drawingml/2006/picture">
+                  <pic:nvPicPr>
+                    <pic:cNvPr id="1" name=""/>
+                    <pic:cNvPicPr/>
+                  </pic:nvPicPr>
+                  <pic:blipFill>
+                    <a:blip r:embed="rId13"/>
+                    <a:stretch>
+                      <a:fillRect/>
+                    </a:stretch>
+                  </pic:blipFill>
+                  <pic:spPr>
+                    <a:xfrm>
+                      <a:off x="0" y="0"/>
+                      <a:ext cx="5943600" cy="4109720"/>
+                    </a:xfrm>
+                    <a:prstGeom prst="rect">
+                      <a:avLst/>
+                    </a:prstGeom>
+                  </pic:spPr>
+                </pic:pic>
+              </a:graphicData>
+            </a:graphic>
+          </wp:inline>
+        </w:drawing>
+      </w:r>
+    </w:p>
+    <w:p>
+      <w:pPr>
+        <w:rPr>
+          <w:rFonts w:ascii="Times New Roman" w:hAnsi="Times New Roman" w:cs="Times New Roman"/>
+          <w:sz w:val="26"/>
+          <w:szCs w:val="26"/>
+          <w:lang w:val="vi-VN"/>
+        </w:rPr>
+      </w:pPr>
+      <w:r>
+        <w:rPr>
+          <w:rFonts w:ascii="Times New Roman" w:hAnsi="Times New Roman" w:cs="Times New Roman"/>
+          <w:sz w:val="26"/>
+          <w:szCs w:val="26"/>
+          <w:lang w:val="vi-VN"/>
+        </w:rPr>
+        <w:drawing>
+          <wp:inline distT="0" distB="0" distL="0" distR="0" wp14:anchorId="7E155FE4" wp14:editId="7E22EDA2">
+            <wp:extent cx="5943600" cy="2446020"/>
+            <wp:effectExtent l="0" t="0" r="0" b="0"/>
+            <wp:docPr id="9" name="Picture 9"/>
+            <wp:cNvGraphicFramePr>
+              <a:graphicFrameLocks xmlns:a="http://schemas.openxmlformats.org/drawingml/2006/main" noChangeAspect="1"/>
+            </wp:cNvGraphicFramePr>
+            <a:graphic xmlns:a="http://schemas.openxmlformats.org/drawingml/2006/main">
+              <a:graphicData uri="http://schemas.openxmlformats.org/drawingml/2006/picture">
+                <pic:pic xmlns:pic="http://schemas.openxmlformats.org/drawingml/2006/picture">
+                  <pic:nvPicPr>
+                    <pic:cNvPr id="1" name=""/>
+                    <pic:cNvPicPr/>
+                  </pic:nvPicPr>
+                  <pic:blipFill>
+                    <a:blip r:embed="rId14"/>
+                    <a:stretch>
+                      <a:fillRect/>
+                    </a:stretch>
+                  </pic:blipFill>
+                  <pic:spPr>
+                    <a:xfrm>
+                      <a:off x="0" y="0"/>
+                      <a:ext cx="5943600" cy="2446020"/>
+                    </a:xfrm>
+                    <a:prstGeom prst="rect">
+                      <a:avLst/>
+                    </a:prstGeom>
+                  </pic:spPr>
+                </pic:pic>
+              </a:graphicData>
+            </a:graphic>
+          </wp:inline>
+        </w:drawing>
+      </w:r>
+    </w:p>
+    <w:p>
+      <w:pPr>
+        <w:rPr>
+          <w:rFonts w:ascii="Times New Roman" w:hAnsi="Times New Roman" w:cs="Times New Roman"/>
+          <w:sz w:val="26"/>
+          <w:szCs w:val="26"/>
+          <w:lang w:val="vi-VN"/>
+        </w:rPr>
+      </w:pPr>
+      <w:r>
+        <w:rPr>
+          <w:rFonts w:ascii="Times New Roman" w:hAnsi="Times New Roman" w:cs="Times New Roman"/>
+          <w:sz w:val="26"/>
+          <w:szCs w:val="26"/>
+          <w:lang w:val="vi-VN"/>
+        </w:rPr>
+        <w:lastRenderedPageBreak/>
+        <w:drawing>
+          <wp:inline distT="0" distB="0" distL="0" distR="0" wp14:anchorId="7AFED972" wp14:editId="4E4AADD2">
+            <wp:extent cx="5943600" cy="2756535"/>
+            <wp:effectExtent l="0" t="0" r="0" b="5715"/>
+            <wp:docPr id="10" name="Picture 10"/>
+            <wp:cNvGraphicFramePr>
+              <a:graphicFrameLocks xmlns:a="http://schemas.openxmlformats.org/drawingml/2006/main" noChangeAspect="1"/>
+            </wp:cNvGraphicFramePr>
+            <a:graphic xmlns:a="http://schemas.openxmlformats.org/drawingml/2006/main">
+              <a:graphicData uri="http://schemas.openxmlformats.org/drawingml/2006/picture">
+                <pic:pic xmlns:pic="http://schemas.openxmlformats.org/drawingml/2006/picture">
+                  <pic:nvPicPr>
+                    <pic:cNvPr id="1" name=""/>
+                    <pic:cNvPicPr/>
+                  </pic:nvPicPr>
+                  <pic:blipFill>
+                    <a:blip r:embed="rId15"/>
+                    <a:stretch>
+                      <a:fillRect/>
+                    </a:stretch>
+                  </pic:blipFill>
+                  <pic:spPr>
+                    <a:xfrm>
+                      <a:off x="0" y="0"/>
+                      <a:ext cx="5943600" cy="2756535"/>
+                    </a:xfrm>
+                    <a:prstGeom prst="rect">
+                      <a:avLst/>
+                    </a:prstGeom>
+                  </pic:spPr>
+                </pic:pic>
+              </a:graphicData>
+            </a:graphic>
+          </wp:inline>
+        </w:drawing>
+      </w:r>
+    </w:p>
+    <w:p>
+      <w:pPr>
+        <w:rPr>
+          <w:rFonts w:ascii="Times New Roman" w:hAnsi="Times New Roman" w:cs="Times New Roman"/>
+          <w:sz w:val="26"/>
+          <w:szCs w:val="26"/>
+          <w:lang w:val="vi-VN"/>
+        </w:rPr>
+      </w:pPr>
+    </w:p>
+    <w:p>
+      <w:pPr>
+        <w:rPr>
+          <w:rFonts w:ascii="Times New Roman" w:hAnsi="Times New Roman" w:cs="Times New Roman"/>
+          <w:b/>
+          <w:bCs/>
+          <w:sz w:val="26"/>
+          <w:szCs w:val="26"/>
+          <w:lang w:val="vi-VN"/>
+        </w:rPr>
+      </w:pPr>
+      <w:r>
+        <w:rPr>
+          <w:rFonts w:ascii="Times New Roman" w:hAnsi="Times New Roman" w:cs="Times New Roman"/>
+          <w:b/>
+          <w:bCs/>
+          <w:sz w:val="26"/>
+          <w:szCs w:val="26"/>
+          <w:lang w:val="vi-VN"/>
+        </w:rPr>
+        <w:t>Code:</w:t>
+      </w:r>
+    </w:p>
+    <w:p>
+      <w:pPr>
+        <w:rPr>
+          <w:rFonts w:ascii="Times New Roman" w:hAnsi="Times New Roman" w:cs="Times New Roman"/>
+          <w:sz w:val="26"/>
+          <w:szCs w:val="26"/>
+        </w:rPr>
+      </w:pPr>
+      <w:r>
+        <w:rPr>
+          <w:rFonts w:ascii="Times New Roman" w:hAnsi="Times New Roman" w:cs="Times New Roman"/>
+          <w:sz w:val="26"/>
+          <w:szCs w:val="26"/>
+        </w:rPr>
+        <w:t>// Chuoi ket noi</w:t>
+      </w:r>
+    </w:p>
+    <w:p>
+      <w:pPr>
+        <w:rPr>
+          <w:rFonts w:ascii="Times New Roman" w:hAnsi="Times New Roman" w:cs="Times New Roman"/>
+          <w:sz w:val="26"/>
+          <w:szCs w:val="26"/>
+        </w:rPr>
+      </w:pPr>
+      <w:r>
+        <w:rPr>
+          <w:rFonts w:ascii="Times New Roman" w:hAnsi="Times New Roman" w:cs="Times New Roman"/>
+          <w:sz w:val="26"/>
+          <w:szCs w:val="26"/>
+        </w:rPr>
+        <w:t>string strCon = @"Data Source=(LocalDB)\MSSQLLocalDB;AttachDbFilename=|DataDirectory|\QuanLySinhVien_AD1.mdf;Integrated Security=True";</w:t>
+      </w:r>
+    </w:p>
+    <w:p>
+      <w:pPr>
+        <w:rPr>
+          <w:rFonts w:ascii="Times New Roman" w:hAnsi="Times New Roman" w:cs="Times New Roman"/>
+          <w:sz w:val="26"/>
+          <w:szCs w:val="26"/>
+        </w:rPr>
+      </w:pPr>
+    </w:p>
+    <w:p>
+      <w:pPr>
+        <w:rPr>
+          <w:rFonts w:ascii="Times New Roman" w:hAnsi="Times New Roman" w:cs="Times New Roman"/>
+          <w:sz w:val="26"/>
+          <w:szCs w:val="26"/>
+        </w:rPr>
+      </w:pPr>
+      <w:r>
+        <w:rPr>
+          <w:rFonts w:ascii="Times New Roman" w:hAnsi="Times New Roman" w:cs="Times New Roman"/>
+          <w:sz w:val="26"/>
+          <w:szCs w:val="26"/>
+        </w:rPr>
+        <w:t>// Doi tuong ket noi</w:t>
+      </w:r>
+    </w:p>
+    <w:p>
+      <w:pPr>
+        <w:rPr>
+          <w:rFonts w:ascii="Times New Roman" w:hAnsi="Times New Roman" w:cs="Times New Roman"/>
+          <w:sz w:val="26"/>
+          <w:szCs w:val="26"/>
+        </w:rPr>
+      </w:pPr>
+      <w:r>
+        <w:rPr>
+          <w:rFonts w:ascii="Times New Roman" w:hAnsi="Times New Roman" w:cs="Times New Roman"/>
+          <w:sz w:val="26"/>
+          <w:szCs w:val="26"/>
+        </w:rPr>
+        <w:t>SqlConnection sqlCon = null;</w:t>
+      </w:r>
+    </w:p>
+    <w:p>
+      <w:pPr>
+        <w:rPr>
+          <w:rFonts w:ascii="Times New Roman" w:hAnsi="Times New Roman" w:cs="Times New Roman"/>
+          <w:sz w:val="26"/>
+          <w:szCs w:val="26"/>
+        </w:rPr>
+      </w:pPr>
+    </w:p>
+    <w:p>
+      <w:pPr>
+        <w:rPr>
+          <w:rFonts w:ascii="Times New Roman" w:hAnsi="Times New Roman" w:cs="Times New Roman"/>
+          <w:sz w:val="26"/>
+          <w:szCs w:val="26"/>
+        </w:rPr>
+      </w:pPr>
+      <w:r>
+        <w:rPr>
+          <w:rFonts w:ascii="Times New Roman" w:hAnsi="Times New Roman" w:cs="Times New Roman"/>
+          <w:sz w:val="26"/>
+          <w:szCs w:val="26"/>
+        </w:rPr>
+        <w:t>// Ham mo ket noi</w:t>
+      </w:r>
+    </w:p>
+    <w:p>
+      <w:pPr>
+        <w:rPr>
+          <w:rFonts w:ascii="Times New Roman" w:hAnsi="Times New Roman" w:cs="Times New Roman"/>
+          <w:sz w:val="26"/>
+          <w:szCs w:val="26"/>
+        </w:rPr>
+      </w:pPr>
+      <w:r>
+        <w:rPr>
+          <w:rFonts w:ascii="Times New Roman" w:hAnsi="Times New Roman" w:cs="Times New Roman"/>
+          <w:sz w:val="26"/>
+          <w:szCs w:val="26"/>
+        </w:rPr>
+        <w:t>private void MoKetNoi()</w:t>
+      </w:r>
+    </w:p>
+    <w:p>
+      <w:pPr>
+        <w:rPr>
+          <w:rFonts w:ascii="Times New Roman" w:hAnsi="Times New Roman" w:cs="Times New Roman"/>
+          <w:sz w:val="26"/>
+          <w:szCs w:val="26"/>
+        </w:rPr>
+      </w:pPr>
+      <w:r>
+        <w:rPr>
+          <w:rFonts w:ascii="Times New Roman" w:hAnsi="Times New Roman" w:cs="Times New Roman"/>
+          <w:sz w:val="26"/>
+          <w:szCs w:val="26"/>
+        </w:rPr>
+        <w:t>{</w:t>
+      </w:r>
+    </w:p>
+    <w:p>
+      <w:pPr>
+        <w:rPr>
+          <w:rFonts w:ascii="Times New Roman" w:hAnsi="Times New Roman" w:cs="Times New Roman"/>
+          <w:sz w:val="26"/>
+          <w:szCs w:val="26"/>
+        </w:rPr>
+      </w:pPr>
+      <w:r>
+        <w:rPr>
+          <w:rFonts w:ascii="Times New Roman" w:hAnsi="Times New Roman" w:cs="Times New Roman"/>
+          <w:sz w:val="26"/>
+          <w:szCs w:val="26"/>
+        </w:rPr>
+        <w:t xml:space="preserve">    if (sqlCon == null)</w:t>
+      </w:r>
+    </w:p>
+    <w:p>
+      <w:pPr>
+        <w:rPr>
+          <w:rFonts w:ascii="Times New Roman" w:hAnsi="Times New Roman" w:cs="Times New Roman"/>
+          <w:sz w:val="26"/>
+          <w:szCs w:val="26"/>
+        </w:rPr>
+      </w:pPr>
+      <w:r>
+        <w:rPr>
+          <w:rFonts w:ascii="Times New Roman" w:hAnsi="Times New Roman" w:cs="Times New Roman"/>
+          <w:sz w:val="26"/>
+          <w:szCs w:val="26"/>
+        </w:rPr>
+        <w:t xml:space="preserve">    {</w:t>
+      </w:r>
+    </w:p>
+    <w:p>
+      <w:pPr>
+        <w:rPr>
+          <w:rFonts w:ascii="Times New Roman" w:hAnsi="Times New Roman" w:cs="Times New Roman"/>
+          <w:sz w:val="26"/>
+          <w:szCs w:val="26"/>
+        </w:rPr>
+      </w:pPr>
+      <w:r>
+        <w:rPr>
+          <w:rFonts w:ascii="Times New Roman" w:hAnsi="Times New Roman" w:cs="Times New Roman"/>
+          <w:sz w:val="26"/>
+          <w:szCs w:val="26"/>
+        </w:rPr>
+        <w:t xml:space="preserve">        sqlCon = new SqlConnection(strCon);</w:t>
+      </w:r>
+    </w:p>
+    <w:p>
+      <w:pPr>
+        <w:rPr>
+          <w:rFonts w:ascii="Times New Roman" w:hAnsi="Times New Roman" w:cs="Times New Roman"/>
+          <w:sz w:val="26"/>
+          <w:szCs w:val="26"/>
+        </w:rPr>
+      </w:pPr>
+      <w:r>
+        <w:rPr>
+          <w:rFonts w:ascii="Times New Roman" w:hAnsi="Times New Roman" w:cs="Times New Roman"/>
+          <w:sz w:val="26"/>
+          <w:szCs w:val="26"/>
+        </w:rPr>
+        <w:t xml:space="preserve">    }</w:t>
+      </w:r>
+    </w:p>
+    <w:p>
+      <w:pPr>
+        <w:rPr>
+          <w:rFonts w:ascii="Times New Roman" w:hAnsi="Times New Roman" w:cs="Times New Roman"/>
+          <w:sz w:val="26"/>
+          <w:szCs w:val="26"/>
+        </w:rPr>
+      </w:pPr>
+      <w:r>
+        <w:rPr>
+          <w:rFonts w:ascii="Times New Roman" w:hAnsi="Times New Roman" w:cs="Times New Roman"/>
+          <w:sz w:val="26"/>
+          <w:szCs w:val="26"/>
+        </w:rPr>
+        <w:lastRenderedPageBreak/>
+        <w:t xml:space="preserve">    if (sqlCon.State == ConnectionState.Closed)</w:t>
+      </w:r>
+    </w:p>
+    <w:p>
+      <w:pPr>
+        <w:rPr>
+          <w:rFonts w:ascii="Times New Roman" w:hAnsi="Times New Roman" w:cs="Times New Roman"/>
+          <w:sz w:val="26"/>
+          <w:szCs w:val="26"/>
+        </w:rPr>
+      </w:pPr>
+      <w:r>
+        <w:rPr>
+          <w:rFonts w:ascii="Times New Roman" w:hAnsi="Times New Roman" w:cs="Times New Roman"/>
+          <w:sz w:val="26"/>
+          <w:szCs w:val="26"/>
+        </w:rPr>
+        <w:t xml:space="preserve">    {</w:t>
+      </w:r>
+    </w:p>
+    <w:p>
+      <w:pPr>
+        <w:rPr>
+          <w:rFonts w:ascii="Times New Roman" w:hAnsi="Times New Roman" w:cs="Times New Roman"/>
+          <w:sz w:val="26"/>
+          <w:szCs w:val="26"/>
+        </w:rPr>
+      </w:pPr>
+      <w:r>
+        <w:rPr>
+          <w:rFonts w:ascii="Times New Roman" w:hAnsi="Times New Roman" w:cs="Times New Roman"/>
+          <w:sz w:val="26"/>
+          <w:szCs w:val="26"/>
+        </w:rPr>
+        <w:t xml:space="preserve">        sqlCon.Open();</w:t>
+      </w:r>
+    </w:p>
+    <w:p>
+      <w:pPr>
+        <w:rPr>
+          <w:rFonts w:ascii="Times New Roman" w:hAnsi="Times New Roman" w:cs="Times New Roman"/>
+          <w:sz w:val="26"/>
+          <w:szCs w:val="26"/>
+        </w:rPr>
+      </w:pPr>
+      <w:r>
+        <w:rPr>
+          <w:rFonts w:ascii="Times New Roman" w:hAnsi="Times New Roman" w:cs="Times New Roman"/>
+          <w:sz w:val="26"/>
+          <w:szCs w:val="26"/>
+        </w:rPr>
+        <w:t xml:space="preserve">    }</w:t>
+      </w:r>
+    </w:p>
+    <w:p>
+      <w:pPr>
+        <w:rPr>
+          <w:rFonts w:ascii="Times New Roman" w:hAnsi="Times New Roman" w:cs="Times New Roman"/>
+          <w:sz w:val="26"/>
+          <w:szCs w:val="26"/>
+        </w:rPr>
+      </w:pPr>
+      <w:r>
+        <w:rPr>
+          <w:rFonts w:ascii="Times New Roman" w:hAnsi="Times New Roman" w:cs="Times New Roman"/>
+          <w:sz w:val="26"/>
+          <w:szCs w:val="26"/>
+        </w:rPr>
+        <w:t>}</w:t>
+      </w:r>
+    </w:p>
+    <w:p>
+      <w:pPr>
+        <w:rPr>
+          <w:rFonts w:ascii="Times New Roman" w:hAnsi="Times New Roman" w:cs="Times New Roman"/>
+          <w:sz w:val="26"/>
+          <w:szCs w:val="26"/>
+        </w:rPr>
+      </w:pPr>
+    </w:p>
+    <w:p>
+      <w:pPr>
+        <w:rPr>
+          <w:rFonts w:ascii="Times New Roman" w:hAnsi="Times New Roman" w:cs="Times New Roman"/>
+          <w:sz w:val="26"/>
+          <w:szCs w:val="26"/>
+        </w:rPr>
+      </w:pPr>
+      <w:r>
+        <w:rPr>
+          <w:rFonts w:ascii="Times New Roman" w:hAnsi="Times New Roman" w:cs="Times New Roman"/>
+          <w:sz w:val="26"/>
+          <w:szCs w:val="26"/>
+        </w:rPr>
+        <w:t>// Ham dong ket noi</w:t>
+      </w:r>
+    </w:p>
+    <w:p>
+      <w:pPr>
+        <w:rPr>
+          <w:rFonts w:ascii="Times New Roman" w:hAnsi="Times New Roman" w:cs="Times New Roman"/>
+          <w:sz w:val="26"/>
+          <w:szCs w:val="26"/>
+        </w:rPr>
+      </w:pPr>
+      <w:r>
+        <w:rPr>
+          <w:rFonts w:ascii="Times New Roman" w:hAnsi="Times New Roman" w:cs="Times New Roman"/>
+          <w:sz w:val="26"/>
+          <w:szCs w:val="26"/>
+        </w:rPr>
+        <w:t>private void DongKetNoi()</w:t>
+      </w:r>
+    </w:p>
+    <w:p>
+      <w:pPr>
+        <w:rPr>
+          <w:rFonts w:ascii="Times New Roman" w:hAnsi="Times New Roman" w:cs="Times New Roman"/>
+          <w:sz w:val="26"/>
+          <w:szCs w:val="26"/>
+        </w:rPr>
+      </w:pPr>
+      <w:r>
+        <w:rPr>
+          <w:rFonts w:ascii="Times New Roman" w:hAnsi="Times New Roman" w:cs="Times New Roman"/>
+          <w:sz w:val="26"/>
+          <w:szCs w:val="26"/>
+        </w:rPr>
+        <w:t>{</w:t>
+      </w:r>
+    </w:p>
+    <w:p>
+      <w:pPr>
+        <w:rPr>
+          <w:rFonts w:ascii="Times New Roman" w:hAnsi="Times New Roman" w:cs="Times New Roman"/>
+          <w:sz w:val="26"/>
+          <w:szCs w:val="26"/>
+        </w:rPr>
+      </w:pPr>
+      <w:r>
+        <w:rPr>
+          <w:rFonts w:ascii="Times New Roman" w:hAnsi="Times New Roman" w:cs="Times New Roman"/>
+          <w:sz w:val="26"/>
+          <w:szCs w:val="26"/>
+        </w:rPr>
+        <w:t xml:space="preserve">    if (sqlCon != null &amp;&amp; sqlCon.State == ConnectionState.Open)</w:t>
+      </w:r>
+    </w:p>
+    <w:p>
+      <w:pPr>
+        <w:rPr>
+          <w:rFonts w:ascii="Times New Roman" w:hAnsi="Times New Roman" w:cs="Times New Roman"/>
+          <w:sz w:val="26"/>
+          <w:szCs w:val="26"/>
+        </w:rPr>
+      </w:pPr>
+      <w:r>
+        <w:rPr>
+          <w:rFonts w:ascii="Times New Roman" w:hAnsi="Times New Roman" w:cs="Times New Roman"/>
+          <w:sz w:val="26"/>
+          <w:szCs w:val="26"/>
+        </w:rPr>
+        <w:t xml:space="preserve">    {</w:t>
+      </w:r>
+    </w:p>
+    <w:p>
+      <w:pPr>
+        <w:rPr>
+          <w:rFonts w:ascii="Times New Roman" w:hAnsi="Times New Roman" w:cs="Times New Roman"/>
+          <w:sz w:val="26"/>
+          <w:szCs w:val="26"/>
+        </w:rPr>
+      </w:pPr>
+      <w:r>
+        <w:rPr>
+          <w:rFonts w:ascii="Times New Roman" w:hAnsi="Times New Roman" w:cs="Times New Roman"/>
+          <w:sz w:val="26"/>
+          <w:szCs w:val="26"/>
+        </w:rPr>
+        <w:t xml:space="preserve">        sqlCon.Close();</w:t>
+      </w:r>
+    </w:p>
+    <w:p>
+      <w:pPr>
+        <w:rPr>
+          <w:rFonts w:ascii="Times New Roman" w:hAnsi="Times New Roman" w:cs="Times New Roman"/>
+          <w:sz w:val="26"/>
+          <w:szCs w:val="26"/>
+        </w:rPr>
+      </w:pPr>
+      <w:r>
+        <w:rPr>
+          <w:rFonts w:ascii="Times New Roman" w:hAnsi="Times New Roman" w:cs="Times New Roman"/>
+          <w:sz w:val="26"/>
+          <w:szCs w:val="26"/>
+        </w:rPr>
+        <w:t xml:space="preserve">    }</w:t>
+      </w:r>
+    </w:p>
+    <w:p>
+      <w:pPr>
+        <w:rPr>
+          <w:rFonts w:ascii="Times New Roman" w:hAnsi="Times New Roman" w:cs="Times New Roman"/>
+          <w:sz w:val="26"/>
+          <w:szCs w:val="26"/>
+        </w:rPr>
+      </w:pPr>
+      <w:r>
+        <w:rPr>
+          <w:rFonts w:ascii="Times New Roman" w:hAnsi="Times New Roman" w:cs="Times New Roman"/>
+          <w:sz w:val="26"/>
+          <w:szCs w:val="26"/>
+        </w:rPr>
+        <w:t>}</w:t>
+      </w:r>
+    </w:p>
+    <w:p>
+      <w:pPr>
+        <w:rPr>
+          <w:rFonts w:ascii="Times New Roman" w:hAnsi="Times New Roman" w:cs="Times New Roman"/>
+          <w:sz w:val="26"/>
+          <w:szCs w:val="26"/>
+        </w:rPr>
+      </w:pPr>
+    </w:p>
+    <w:p>
+      <w:pPr>
+        <w:rPr>
+          <w:rFonts w:ascii="Times New Roman" w:hAnsi="Times New Roman" w:cs="Times New Roman"/>
+          <w:sz w:val="26"/>
+          <w:szCs w:val="26"/>
+        </w:rPr>
+      </w:pPr>
+      <w:r>
+        <w:rPr>
+          <w:rFonts w:ascii="Times New Roman" w:hAnsi="Times New Roman" w:cs="Times New Roman"/>
+          <w:sz w:val="26"/>
+          <w:szCs w:val="26"/>
+        </w:rPr>
+        <w:t>// Ham hien thi danh sach sinh vien</w:t>
+      </w:r>
+    </w:p>
+    <w:p>
+      <w:pPr>
+        <w:rPr>
+          <w:rFonts w:ascii="Times New Roman" w:hAnsi="Times New Roman" w:cs="Times New Roman"/>
+          <w:sz w:val="26"/>
+          <w:szCs w:val="26"/>
+        </w:rPr>
+      </w:pPr>
+      <w:r>
+        <w:rPr>
+          <w:rFonts w:ascii="Times New Roman" w:hAnsi="Times New Roman" w:cs="Times New Roman"/>
+          <w:sz w:val="26"/>
+          <w:szCs w:val="26"/>
+        </w:rPr>
+        <w:t>private void HienThiDanhSach()</w:t>
+      </w:r>
+    </w:p>
+    <w:p>
+      <w:pPr>
+        <w:rPr>
+          <w:rFonts w:ascii="Times New Roman" w:hAnsi="Times New Roman" w:cs="Times New Roman"/>
+          <w:sz w:val="26"/>
+          <w:szCs w:val="26"/>
+        </w:rPr>
+      </w:pPr>
+      <w:r>
+        <w:rPr>
+          <w:rFonts w:ascii="Times New Roman" w:hAnsi="Times New Roman" w:cs="Times New Roman"/>
+          <w:sz w:val="26"/>
+          <w:szCs w:val="26"/>
+        </w:rPr>
+        <w:t>{</w:t>
+      </w:r>
+    </w:p>
+    <w:p>
+      <w:pPr>
+        <w:rPr>
+          <w:rFonts w:ascii="Times New Roman" w:hAnsi="Times New Roman" w:cs="Times New Roman"/>
+          <w:sz w:val="26"/>
+          <w:szCs w:val="26"/>
+        </w:rPr>
+      </w:pPr>
+      <w:r>
+        <w:rPr>
+          <w:rFonts w:ascii="Times New Roman" w:hAnsi="Times New Roman" w:cs="Times New Roman"/>
+          <w:sz w:val="26"/>
+          <w:szCs w:val="26"/>
+        </w:rPr>
+        <w:t xml:space="preserve">    MoKetNoi();</w:t>
+      </w:r>
+    </w:p>
+    <w:p>
+      <w:pPr>
+        <w:rPr>
+          <w:rFonts w:ascii="Times New Roman" w:hAnsi="Times New Roman" w:cs="Times New Roman"/>
+          <w:sz w:val="26"/>
+          <w:szCs w:val="26"/>
+        </w:rPr>
+      </w:pPr>
+    </w:p>
+    <w:p>
+      <w:pPr>
+        <w:rPr>
+          <w:rFonts w:ascii="Times New Roman" w:hAnsi="Times New Roman" w:cs="Times New Roman"/>
+          <w:sz w:val="26"/>
+          <w:szCs w:val="26"/>
+        </w:rPr>
+      </w:pPr>
+      <w:r>
+        <w:rPr>
+          <w:rFonts w:ascii="Times New Roman" w:hAnsi="Times New Roman" w:cs="Times New Roman"/>
+          <w:sz w:val="26"/>
+          <w:szCs w:val="26"/>
+        </w:rPr>
+        <w:t xml:space="preserve">    SqlCommand sqlCmd = new SqlCommand();</w:t>
+      </w:r>
+    </w:p>
+    <w:p>
+      <w:pPr>
+        <w:rPr>
+          <w:rFonts w:ascii="Times New Roman" w:hAnsi="Times New Roman" w:cs="Times New Roman"/>
+          <w:sz w:val="26"/>
+          <w:szCs w:val="26"/>
+        </w:rPr>
+      </w:pPr>
+      <w:r>
+        <w:rPr>
+          <w:rFonts w:ascii="Times New Roman" w:hAnsi="Times New Roman" w:cs="Times New Roman"/>
+          <w:sz w:val="26"/>
+          <w:szCs w:val="26"/>
+        </w:rPr>
+        <w:t xml:space="preserve">    sqlCmd.CommandType = CommandType.Text;</w:t>
+      </w:r>
+    </w:p>
+    <w:p>
+      <w:pPr>
+        <w:rPr>
+          <w:rFonts w:ascii="Times New Roman" w:hAnsi="Times New Roman" w:cs="Times New Roman"/>
+          <w:sz w:val="26"/>
+          <w:szCs w:val="26"/>
+        </w:rPr>
+      </w:pPr>
+      <w:r>
+        <w:rPr>
+          <w:rFonts w:ascii="Times New Roman" w:hAnsi="Times New Roman" w:cs="Times New Roman"/>
+          <w:sz w:val="26"/>
+          <w:szCs w:val="26"/>
+        </w:rPr>
+        <w:t xml:space="preserve">    sqlCmd.CommandText = "select * from SinhVien";</w:t>
+      </w:r>
+    </w:p>
+    <w:p>
+      <w:pPr>
+        <w:rPr>
+          <w:rFonts w:ascii="Times New Roman" w:hAnsi="Times New Roman" w:cs="Times New Roman"/>
+          <w:sz w:val="26"/>
+          <w:szCs w:val="26"/>
+        </w:rPr>
+      </w:pPr>
+      <w:r>
+        <w:rPr>
+          <w:rFonts w:ascii="Times New Roman" w:hAnsi="Times New Roman" w:cs="Times New Roman"/>
+          <w:sz w:val="26"/>
+          <w:szCs w:val="26"/>
+        </w:rPr>
+        <w:t xml:space="preserve">    sqlCmd.Connection = sqlCon;</w:t>
+      </w:r>
+    </w:p>
+    <w:p>
+      <w:pPr>
+        <w:rPr>
+          <w:rFonts w:ascii="Times New Roman" w:hAnsi="Times New Roman" w:cs="Times New Roman"/>
+          <w:sz w:val="26"/>
+          <w:szCs w:val="26"/>
+        </w:rPr>
+      </w:pPr>
+    </w:p>
+    <w:p>
+      <w:pPr>
+        <w:rPr>
+          <w:rFonts w:ascii="Times New Roman" w:hAnsi="Times New Roman" w:cs="Times New Roman"/>
+          <w:sz w:val="26"/>
+          <w:szCs w:val="26"/>
+        </w:rPr>
+      </w:pPr>
+      <w:r>
+        <w:rPr>
+          <w:rFonts w:ascii="Times New Roman" w:hAnsi="Times New Roman" w:cs="Times New Roman"/>
+          <w:sz w:val="26"/>
+          <w:szCs w:val="26"/>
+        </w:rPr>
+        <w:t xml:space="preserve">    lsvDanhSach.Items.Clear();</w:t>
+      </w:r>
+    </w:p>
+    <w:p>
+      <w:pPr>
+        <w:rPr>
+          <w:rFonts w:ascii="Times New Roman" w:hAnsi="Times New Roman" w:cs="Times New Roman"/>
+          <w:sz w:val="26"/>
+          <w:szCs w:val="26"/>
+        </w:rPr>
+      </w:pPr>
+      <w:r>
+        <w:rPr>
+          <w:rFonts w:ascii="Times New Roman" w:hAnsi="Times New Roman" w:cs="Times New Roman"/>
+          <w:sz w:val="26"/>
+          <w:szCs w:val="26"/>
+        </w:rPr>
+        <w:lastRenderedPageBreak/>
+        <w:t xml:space="preserve">    SqlDataReader reader = sqlCmd.ExecuteReader();</w:t>
+      </w:r>
+    </w:p>
+    <w:p>
+      <w:pPr>
+        <w:rPr>
+          <w:rFonts w:ascii="Times New Roman" w:hAnsi="Times New Roman" w:cs="Times New Roman"/>
+          <w:sz w:val="26"/>
+          <w:szCs w:val="26"/>
+        </w:rPr>
+      </w:pPr>
+      <w:r>
+        <w:rPr>
+          <w:rFonts w:ascii="Times New Roman" w:hAnsi="Times New Roman" w:cs="Times New Roman"/>
+          <w:sz w:val="26"/>
+          <w:szCs w:val="26"/>
+        </w:rPr>
+        <w:t xml:space="preserve">    while (reader.Read())</w:t>
+      </w:r>
+    </w:p>
+    <w:p>
+      <w:pPr>
+        <w:rPr>
+          <w:rFonts w:ascii="Times New Roman" w:hAnsi="Times New Roman" w:cs="Times New Roman"/>
+          <w:sz w:val="26"/>
+          <w:szCs w:val="26"/>
+        </w:rPr>
+      </w:pPr>
+      <w:r>
+        <w:rPr>
+          <w:rFonts w:ascii="Times New Roman" w:hAnsi="Times New Roman" w:cs="Times New Roman"/>
+          <w:sz w:val="26"/>
+          <w:szCs w:val="26"/>
+        </w:rPr>
+        <w:t xml:space="preserve">    {</w:t>
+      </w:r>
+    </w:p>
+    <w:p>
+      <w:pPr>
+        <w:rPr>
+          <w:rFonts w:ascii="Times New Roman" w:hAnsi="Times New Roman" w:cs="Times New Roman"/>
+          <w:sz w:val="26"/>
+          <w:szCs w:val="26"/>
+        </w:rPr>
+      </w:pPr>
+      <w:r>
+        <w:rPr>
+          <w:rFonts w:ascii="Times New Roman" w:hAnsi="Times New Roman" w:cs="Times New Roman"/>
+          <w:sz w:val="26"/>
+          <w:szCs w:val="26"/>
+        </w:rPr>
+        <w:t xml:space="preserve">        string maSv = reader.GetString(0);</w:t>
+      </w:r>
+    </w:p>
+    <w:p>
+      <w:pPr>
+        <w:rPr>
+          <w:rFonts w:ascii="Times New Roman" w:hAnsi="Times New Roman" w:cs="Times New Roman"/>
+          <w:sz w:val="26"/>
+          <w:szCs w:val="26"/>
+        </w:rPr>
+      </w:pPr>
+      <w:r>
+        <w:rPr>
+          <w:rFonts w:ascii="Times New Roman" w:hAnsi="Times New Roman" w:cs="Times New Roman"/>
+          <w:sz w:val="26"/>
+          <w:szCs w:val="26"/>
+        </w:rPr>
+        <w:t xml:space="preserve">        string tenSV = reader.GetString(1);</w:t>
+      </w:r>
+    </w:p>
+    <w:p>
+      <w:pPr>
+        <w:rPr>
+          <w:rFonts w:ascii="Times New Roman" w:hAnsi="Times New Roman" w:cs="Times New Roman"/>
+          <w:sz w:val="26"/>
+          <w:szCs w:val="26"/>
+        </w:rPr>
+      </w:pPr>
+      <w:r>
+        <w:rPr>
+          <w:rFonts w:ascii="Times New Roman" w:hAnsi="Times New Roman" w:cs="Times New Roman"/>
+          <w:sz w:val="26"/>
+          <w:szCs w:val="26"/>
+        </w:rPr>
+        <w:t xml:space="preserve">        string gioiTinh = reader.GetString(2);</w:t>
+      </w:r>
+    </w:p>
+    <w:p>
+      <w:pPr>
+        <w:rPr>
+          <w:rFonts w:ascii="Times New Roman" w:hAnsi="Times New Roman" w:cs="Times New Roman"/>
+          <w:sz w:val="26"/>
+          <w:szCs w:val="26"/>
+        </w:rPr>
+      </w:pPr>
+      <w:r>
+        <w:rPr>
+          <w:rFonts w:ascii="Times New Roman" w:hAnsi="Times New Roman" w:cs="Times New Roman"/>
+          <w:sz w:val="26"/>
+          <w:szCs w:val="26"/>
+        </w:rPr>
+        <w:t xml:space="preserve">        string ngaySinh = reader.GetDateTime(3).ToString("dd/MM/yyyy");</w:t>
+      </w:r>
+    </w:p>
+    <w:p>
+      <w:pPr>
+        <w:rPr>
+          <w:rFonts w:ascii="Times New Roman" w:hAnsi="Times New Roman" w:cs="Times New Roman"/>
+          <w:sz w:val="26"/>
+          <w:szCs w:val="26"/>
+        </w:rPr>
+      </w:pPr>
+      <w:r>
+        <w:rPr>
+          <w:rFonts w:ascii="Times New Roman" w:hAnsi="Times New Roman" w:cs="Times New Roman"/>
+          <w:sz w:val="26"/>
+          <w:szCs w:val="26"/>
+        </w:rPr>
+        <w:t xml:space="preserve">        string queQuan = reader.GetString(4);</w:t>
+      </w:r>
+    </w:p>
+    <w:p>
+      <w:pPr>
+        <w:rPr>
+          <w:rFonts w:ascii="Times New Roman" w:hAnsi="Times New Roman" w:cs="Times New Roman"/>
+          <w:sz w:val="26"/>
+          <w:szCs w:val="26"/>
+        </w:rPr>
+      </w:pPr>
+      <w:r>
+        <w:rPr>
+          <w:rFonts w:ascii="Times New Roman" w:hAnsi="Times New Roman" w:cs="Times New Roman"/>
+          <w:sz w:val="26"/>
+          <w:szCs w:val="26"/>
+        </w:rPr>
+        <w:t xml:space="preserve">        string maLop = reader.GetString(5);</w:t>
+      </w:r>
+    </w:p>
+    <w:p>
+      <w:pPr>
+        <w:rPr>
+          <w:rFonts w:ascii="Times New Roman" w:hAnsi="Times New Roman" w:cs="Times New Roman"/>
+          <w:sz w:val="26"/>
+          <w:szCs w:val="26"/>
+        </w:rPr>
+      </w:pPr>
+    </w:p>
+    <w:p>
+      <w:pPr>
+        <w:rPr>
+          <w:rFonts w:ascii="Times New Roman" w:hAnsi="Times New Roman" w:cs="Times New Roman"/>
+          <w:sz w:val="26"/>
+          <w:szCs w:val="26"/>
+        </w:rPr>
+      </w:pPr>
+      <w:r>
+        <w:rPr>
+          <w:rFonts w:ascii="Times New Roman" w:hAnsi="Times New Roman" w:cs="Times New Roman"/>
+          <w:sz w:val="26"/>
+          <w:szCs w:val="26"/>
+        </w:rPr>
+        <w:t xml:space="preserve">        ListViewItem lvi = new ListViewItem(maSv);</w:t>
+      </w:r>
+    </w:p>
+    <w:p>
+      <w:pPr>
+        <w:rPr>
+          <w:rFonts w:ascii="Times New Roman" w:hAnsi="Times New Roman" w:cs="Times New Roman"/>
+          <w:sz w:val="26"/>
+          <w:szCs w:val="26"/>
+        </w:rPr>
+      </w:pPr>
+      <w:r>
+        <w:rPr>
+          <w:rFonts w:ascii="Times New Roman" w:hAnsi="Times New Roman" w:cs="Times New Roman"/>
+          <w:sz w:val="26"/>
+          <w:szCs w:val="26"/>
+        </w:rPr>
+        <w:t xml:space="preserve">        lvi.SubItems.Add(tenSV);</w:t>
+      </w:r>
+    </w:p>
+    <w:p>
+      <w:pPr>
+        <w:rPr>
+          <w:rFonts w:ascii="Times New Roman" w:hAnsi="Times New Roman" w:cs="Times New Roman"/>
+          <w:sz w:val="26"/>
+          <w:szCs w:val="26"/>
+        </w:rPr>
+      </w:pPr>
+      <w:r>
+        <w:rPr>
+          <w:rFonts w:ascii="Times New Roman" w:hAnsi="Times New Roman" w:cs="Times New Roman"/>
+          <w:sz w:val="26"/>
+          <w:szCs w:val="26"/>
+        </w:rPr>
+        <w:t xml:space="preserve">        lvi.SubItems.Add(gioiTinh);</w:t>
+      </w:r>
+    </w:p>
+    <w:p>
+      <w:pPr>
+        <w:rPr>
+          <w:rFonts w:ascii="Times New Roman" w:hAnsi="Times New Roman" w:cs="Times New Roman"/>
+          <w:sz w:val="26"/>
+          <w:szCs w:val="26"/>
+        </w:rPr>
+      </w:pPr>
+      <w:r>
+        <w:rPr>
+          <w:rFonts w:ascii="Times New Roman" w:hAnsi="Times New Roman" w:cs="Times New Roman"/>
+          <w:sz w:val="26"/>
+          <w:szCs w:val="26"/>
+        </w:rPr>
+        <w:t xml:space="preserve">        lvi.SubItems.Add(ngaySinh);</w:t>
+      </w:r>
+    </w:p>
+    <w:p>
+      <w:pPr>
+        <w:rPr>
+          <w:rFonts w:ascii="Times New Roman" w:hAnsi="Times New Roman" w:cs="Times New Roman"/>
+          <w:sz w:val="26"/>
+          <w:szCs w:val="26"/>
+        </w:rPr>
+      </w:pPr>
+      <w:r>
+        <w:rPr>
+          <w:rFonts w:ascii="Times New Roman" w:hAnsi="Times New Roman" w:cs="Times New Roman"/>
+          <w:sz w:val="26"/>
+          <w:szCs w:val="26"/>
+        </w:rPr>
+        <w:t xml:space="preserve">        lvi.SubItems.Add(queQuan);</w:t>
+      </w:r>
+    </w:p>
+    <w:p>
+      <w:pPr>
+        <w:rPr>
+          <w:rFonts w:ascii="Times New Roman" w:hAnsi="Times New Roman" w:cs="Times New Roman"/>
+          <w:sz w:val="26"/>
+          <w:szCs w:val="26"/>
+        </w:rPr>
+      </w:pPr>
+      <w:r>
+        <w:rPr>
+          <w:rFonts w:ascii="Times New Roman" w:hAnsi="Times New Roman" w:cs="Times New Roman"/>
+          <w:sz w:val="26"/>
+          <w:szCs w:val="26"/>
+        </w:rPr>
+        <w:t xml:space="preserve">        lvi.SubItems.Add(maLop);</w:t>
+      </w:r>
+    </w:p>
+    <w:p>
+      <w:pPr>
+        <w:rPr>
+          <w:rFonts w:ascii="Times New Roman" w:hAnsi="Times New Roman" w:cs="Times New Roman"/>
+          <w:sz w:val="26"/>
+          <w:szCs w:val="26"/>
+        </w:rPr>
+      </w:pPr>
+      <w:r>
+        <w:rPr>
+          <w:rFonts w:ascii="Times New Roman" w:hAnsi="Times New Roman" w:cs="Times New Roman"/>
+          <w:sz w:val="26"/>
+          <w:szCs w:val="26"/>
+        </w:rPr>
+        <w:t xml:space="preserve">        lsvDanhSach.Items.Add(lvi);</w:t>
+      </w:r>
+    </w:p>
+    <w:p>
+      <w:pPr>
+        <w:rPr>
+          <w:rFonts w:ascii="Times New Roman" w:hAnsi="Times New Roman" w:cs="Times New Roman"/>
+          <w:sz w:val="26"/>
+          <w:szCs w:val="26"/>
+        </w:rPr>
+      </w:pPr>
+      <w:r>
+        <w:rPr>
+          <w:rFonts w:ascii="Times New Roman" w:hAnsi="Times New Roman" w:cs="Times New Roman"/>
+          <w:sz w:val="26"/>
+          <w:szCs w:val="26"/>
+        </w:rPr>
+        <w:t xml:space="preserve">    }</w:t>
+      </w:r>
+    </w:p>
+    <w:p>
+      <w:pPr>
+        <w:rPr>
+          <w:rFonts w:ascii="Times New Roman" w:hAnsi="Times New Roman" w:cs="Times New Roman"/>
+          <w:sz w:val="26"/>
+          <w:szCs w:val="26"/>
+        </w:rPr>
+      </w:pPr>
+      <w:r>
+        <w:rPr>
+          <w:rFonts w:ascii="Times New Roman" w:hAnsi="Times New Roman" w:cs="Times New Roman"/>
+          <w:sz w:val="26"/>
+          <w:szCs w:val="26"/>
+        </w:rPr>
+        <w:t xml:space="preserve">    reader.Close();</w:t>
+      </w:r>
+    </w:p>
+    <w:p>
+      <w:pPr>
+        <w:rPr>
+          <w:rFonts w:ascii="Times New Roman" w:hAnsi="Times New Roman" w:cs="Times New Roman"/>
+          <w:sz w:val="26"/>
+          <w:szCs w:val="26"/>
+        </w:rPr>
+      </w:pPr>
+      <w:r>
+        <w:rPr>
+          <w:rFonts w:ascii="Times New Roman" w:hAnsi="Times New Roman" w:cs="Times New Roman"/>
+          <w:sz w:val="26"/>
+          <w:szCs w:val="26"/>
+        </w:rPr>
+        <w:t>}</w:t>
+      </w:r>
+    </w:p>
+    <w:p>
+      <w:pPr>
+        <w:rPr>
+          <w:rFonts w:ascii="Times New Roman" w:hAnsi="Times New Roman" w:cs="Times New Roman"/>
+          <w:sz w:val="26"/>
+          <w:szCs w:val="26"/>
+        </w:rPr>
+      </w:pPr>
+    </w:p>
+    <w:p>
+      <w:pPr>
+        <w:rPr>
+          <w:rFonts w:ascii="Times New Roman" w:hAnsi="Times New Roman" w:cs="Times New Roman"/>
+          <w:sz w:val="26"/>
+          <w:szCs w:val="26"/>
+        </w:rPr>
+      </w:pPr>
+      <w:r>
+        <w:rPr>
+          <w:rFonts w:ascii="Times New Roman" w:hAnsi="Times New Roman" w:cs="Times New Roman"/>
+          <w:sz w:val="26"/>
+          <w:szCs w:val="26"/>
+        </w:rPr>
+        <w:t>private void btnThem_Click(object sender, EventArgs e)</w:t>
+      </w:r>
+    </w:p>
+    <w:p>
+      <w:pPr>
+        <w:rPr>
+          <w:rFonts w:ascii="Times New Roman" w:hAnsi="Times New Roman" w:cs="Times New Roman"/>
+          <w:sz w:val="26"/>
+          <w:szCs w:val="26"/>
+        </w:rPr>
+      </w:pPr>
+      <w:r>
+        <w:rPr>
+          <w:rFonts w:ascii="Times New Roman" w:hAnsi="Times New Roman" w:cs="Times New Roman"/>
+          <w:sz w:val="26"/>
+          <w:szCs w:val="26"/>
+        </w:rPr>
+        <w:t>{</w:t>
+      </w:r>
+    </w:p>
+    <w:p>
+      <w:pPr>
+        <w:rPr>
+          <w:rFonts w:ascii="Times New Roman" w:hAnsi="Times New Roman" w:cs="Times New Roman"/>
+          <w:sz w:val="26"/>
+          <w:szCs w:val="26"/>
+        </w:rPr>
+      </w:pPr>
+      <w:r>
+        <w:rPr>
+          <w:rFonts w:ascii="Times New Roman" w:hAnsi="Times New Roman" w:cs="Times New Roman"/>
+          <w:sz w:val="26"/>
+          <w:szCs w:val="26"/>
+        </w:rPr>
+        <w:t xml:space="preserve">    MoKetNoi();</w:t>
+      </w:r>
+    </w:p>
+    <w:p>
+      <w:pPr>
+        <w:rPr>
+          <w:rFonts w:ascii="Times New Roman" w:hAnsi="Times New Roman" w:cs="Times New Roman"/>
+          <w:sz w:val="26"/>
+          <w:szCs w:val="26"/>
+        </w:rPr>
+      </w:pPr>
+      <w:r>
+        <w:rPr>
+          <w:rFonts w:ascii="Times New Roman" w:hAnsi="Times New Roman" w:cs="Times New Roman"/>
+          <w:sz w:val="26"/>
+          <w:szCs w:val="26"/>
+        </w:rPr>
+        <w:t xml:space="preserve">    try</w:t>
+      </w:r>
+    </w:p>
+    <w:p>
+      <w:pPr>
+        <w:rPr>
+          <w:rFonts w:ascii="Times New Roman" w:hAnsi="Times New Roman" w:cs="Times New Roman"/>
+          <w:sz w:val="26"/>
+          <w:szCs w:val="26"/>
+        </w:rPr>
+      </w:pPr>
+      <w:r>
+        <w:rPr>
+          <w:rFonts w:ascii="Times New Roman" w:hAnsi="Times New Roman" w:cs="Times New Roman"/>
+          <w:sz w:val="26"/>
+          <w:szCs w:val="26"/>
+        </w:rPr>
+        <w:t xml:space="preserve">    {</w:t>
+      </w:r>
+    </w:p>
+    <w:p>
+      <w:pPr>
+        <w:rPr>
+          <w:rFonts w:ascii="Times New Roman" w:hAnsi="Times New Roman" w:cs="Times New Roman"/>
+          <w:sz w:val="26"/>
+          <w:szCs w:val="26"/>
+        </w:rPr>
+      </w:pPr>
+      <w:r>
+        <w:rPr>
+          <w:rFonts w:ascii="Times New Roman" w:hAnsi="Times New Roman" w:cs="Times New Roman"/>
+          <w:sz w:val="26"/>
+          <w:szCs w:val="26"/>
+        </w:rPr>
+        <w:lastRenderedPageBreak/>
+        <w:t xml:space="preserve">        string maSV = txtMaSV.Text.Trim();</w:t>
+      </w:r>
+    </w:p>
+    <w:p>
+      <w:pPr>
+        <w:rPr>
+          <w:rFonts w:ascii="Times New Roman" w:hAnsi="Times New Roman" w:cs="Times New Roman"/>
+          <w:sz w:val="26"/>
+          <w:szCs w:val="26"/>
+        </w:rPr>
+      </w:pPr>
+      <w:r>
+        <w:rPr>
+          <w:rFonts w:ascii="Times New Roman" w:hAnsi="Times New Roman" w:cs="Times New Roman"/>
+          <w:sz w:val="26"/>
+          <w:szCs w:val="26"/>
+        </w:rPr>
+        <w:t xml:space="preserve">        string tenSV = txtTenSV.Text.Trim();</w:t>
+      </w:r>
+    </w:p>
+    <w:p>
+      <w:pPr>
+        <w:rPr>
+          <w:rFonts w:ascii="Times New Roman" w:hAnsi="Times New Roman" w:cs="Times New Roman"/>
+          <w:sz w:val="26"/>
+          <w:szCs w:val="26"/>
+        </w:rPr>
+      </w:pPr>
+      <w:r>
+        <w:rPr>
+          <w:rFonts w:ascii="Times New Roman" w:hAnsi="Times New Roman" w:cs="Times New Roman"/>
+          <w:sz w:val="26"/>
+          <w:szCs w:val="26"/>
+        </w:rPr>
+        <w:t xml:space="preserve">        string gioiTinh = cbGioiTinh.SelectedItem.ToString();</w:t>
+      </w:r>
+    </w:p>
+    <w:p>
+      <w:pPr>
+        <w:rPr>
+          <w:rFonts w:ascii="Times New Roman" w:hAnsi="Times New Roman" w:cs="Times New Roman"/>
+          <w:sz w:val="26"/>
+          <w:szCs w:val="26"/>
+        </w:rPr>
+      </w:pPr>
+      <w:r>
+        <w:rPr>
+          <w:rFonts w:ascii="Times New Roman" w:hAnsi="Times New Roman" w:cs="Times New Roman"/>
+          <w:sz w:val="26"/>
+          <w:szCs w:val="26"/>
+        </w:rPr>
+        <w:t xml:space="preserve">        DateTime ngaySinh = dtpNgaySinh.Value;</w:t>
+      </w:r>
+    </w:p>
+    <w:p>
+      <w:pPr>
+        <w:rPr>
+          <w:rFonts w:ascii="Times New Roman" w:hAnsi="Times New Roman" w:cs="Times New Roman"/>
+          <w:sz w:val="26"/>
+          <w:szCs w:val="26"/>
+        </w:rPr>
+      </w:pPr>
+      <w:r>
+        <w:rPr>
+          <w:rFonts w:ascii="Times New Roman" w:hAnsi="Times New Roman" w:cs="Times New Roman"/>
+          <w:sz w:val="26"/>
+          <w:szCs w:val="26"/>
+        </w:rPr>
+        <w:t xml:space="preserve">        string queQuan = txtQueQuan.Text.Trim();</w:t>
+      </w:r>
+    </w:p>
+    <w:p>
+      <w:pPr>
+        <w:rPr>
+          <w:rFonts w:ascii="Times New Roman" w:hAnsi="Times New Roman" w:cs="Times New Roman"/>
+          <w:sz w:val="26"/>
+          <w:szCs w:val="26"/>
+        </w:rPr>
+      </w:pPr>
+      <w:r>
+        <w:rPr>
+          <w:rFonts w:ascii="Times New Roman" w:hAnsi="Times New Roman" w:cs="Times New Roman"/>
+          <w:sz w:val="26"/>
+          <w:szCs w:val="26"/>
+        </w:rPr>
+        <w:t xml:space="preserve">        string maLop = txtMaLop.Text.Trim();</w:t>
+      </w:r>
+    </w:p>
+    <w:p>
+      <w:pPr>
+        <w:rPr>
+          <w:rFonts w:ascii="Times New Roman" w:hAnsi="Times New Roman" w:cs="Times New Roman"/>
+          <w:sz w:val="26"/>
+          <w:szCs w:val="26"/>
+        </w:rPr>
+      </w:pPr>
+    </w:p>
+    <w:p>
+      <w:pPr>
+        <w:rPr>
+          <w:rFonts w:ascii="Times New Roman" w:hAnsi="Times New Roman" w:cs="Times New Roman"/>
+          <w:sz w:val="26"/>
+          <w:szCs w:val="26"/>
+        </w:rPr>
+      </w:pPr>
+    </w:p>
+    <w:p>
+      <w:pPr>
+        <w:rPr>
+          <w:rFonts w:ascii="Times New Roman" w:hAnsi="Times New Roman" w:cs="Times New Roman"/>
+          <w:sz w:val="26"/>
+          <w:szCs w:val="26"/>
+        </w:rPr>
+      </w:pPr>
+    </w:p>
+    <w:p>
+      <w:pPr>
+        <w:rPr>
+          <w:rFonts w:ascii="Times New Roman" w:hAnsi="Times New Roman" w:cs="Times New Roman"/>
+          <w:sz w:val="26"/>
+          <w:szCs w:val="26"/>
+        </w:rPr>
+      </w:pPr>
+      <w:r>
+        <w:rPr>
+          <w:rFonts w:ascii="Times New Roman" w:hAnsi="Times New Roman" w:cs="Times New Roman"/>
+          <w:sz w:val="26"/>
+          <w:szCs w:val="26"/>
+        </w:rPr>
+        <w:t xml:space="preserve">        SqlCommand sqlCmd = new SqlCommand();</w:t>
+      </w:r>
+    </w:p>
+    <w:p>
+      <w:pPr>
+        <w:rPr>
+          <w:rFonts w:ascii="Times New Roman" w:hAnsi="Times New Roman" w:cs="Times New Roman"/>
+          <w:sz w:val="26"/>
+          <w:szCs w:val="26"/>
+        </w:rPr>
+      </w:pPr>
+      <w:r>
+        <w:rPr>
+          <w:rFonts w:ascii="Times New Roman" w:hAnsi="Times New Roman" w:cs="Times New Roman"/>
+          <w:sz w:val="26"/>
+          <w:szCs w:val="26"/>
+        </w:rPr>
+        <w:t xml:space="preserve">        sqlCmd.CommandType = CommandType.Text;</w:t>
+      </w:r>
+    </w:p>
+    <w:p>
+      <w:pPr>
+        <w:rPr>
+          <w:rFonts w:ascii="Times New Roman" w:hAnsi="Times New Roman" w:cs="Times New Roman"/>
+          <w:sz w:val="26"/>
+          <w:szCs w:val="26"/>
+        </w:rPr>
+      </w:pPr>
+    </w:p>
+    <w:p>
+      <w:pPr>
+        <w:rPr>
+          <w:rFonts w:ascii="Times New Roman" w:hAnsi="Times New Roman" w:cs="Times New Roman"/>
+          <w:sz w:val="26"/>
+          <w:szCs w:val="26"/>
+        </w:rPr>
+      </w:pPr>
+      <w:r>
+        <w:rPr>
+          <w:rFonts w:ascii="Times New Roman" w:hAnsi="Times New Roman" w:cs="Times New Roman"/>
+          <w:sz w:val="26"/>
+          <w:szCs w:val="26"/>
+        </w:rPr>
+        <w:t xml:space="preserve">        sqlCmd.CommandText = "INSERT INTO SinhVien(MaSV, TenSV, GioiTinh, NgaySinh, QueQuan, MaLop) VALUES(@ma, @ten, @gt, @ns, @qq, @malop)";</w:t>
+      </w:r>
+    </w:p>
+    <w:p>
+      <w:pPr>
+        <w:rPr>
+          <w:rFonts w:ascii="Times New Roman" w:hAnsi="Times New Roman" w:cs="Times New Roman"/>
+          <w:sz w:val="26"/>
+          <w:szCs w:val="26"/>
+        </w:rPr>
+      </w:pPr>
+    </w:p>
+    <w:p>
+      <w:pPr>
+        <w:rPr>
+          <w:rFonts w:ascii="Times New Roman" w:hAnsi="Times New Roman" w:cs="Times New Roman"/>
+          <w:sz w:val="26"/>
+          <w:szCs w:val="26"/>
+        </w:rPr>
+      </w:pPr>
+      <w:r>
+        <w:rPr>
+          <w:rFonts w:ascii="Times New Roman" w:hAnsi="Times New Roman" w:cs="Times New Roman"/>
+          <w:sz w:val="26"/>
+          <w:szCs w:val="26"/>
+        </w:rPr>
+        <w:t xml:space="preserve">        sqlCmd.Parameters.AddWithValue("@ma", maSV);</w:t>
+      </w:r>
+    </w:p>
+    <w:p>
+      <w:pPr>
+        <w:rPr>
+          <w:rFonts w:ascii="Times New Roman" w:hAnsi="Times New Roman" w:cs="Times New Roman"/>
+          <w:sz w:val="26"/>
+          <w:szCs w:val="26"/>
+        </w:rPr>
+      </w:pPr>
+      <w:r>
+        <w:rPr>
+          <w:rFonts w:ascii="Times New Roman" w:hAnsi="Times New Roman" w:cs="Times New Roman"/>
+          <w:sz w:val="26"/>
+          <w:szCs w:val="26"/>
+        </w:rPr>
+        <w:t xml:space="preserve">        sqlCmd.Parameters.AddWithValue("@ten", tenSV);</w:t>
+      </w:r>
+    </w:p>
+    <w:p>
+      <w:pPr>
+        <w:rPr>
+          <w:rFonts w:ascii="Times New Roman" w:hAnsi="Times New Roman" w:cs="Times New Roman"/>
+          <w:sz w:val="26"/>
+          <w:szCs w:val="26"/>
+        </w:rPr>
+      </w:pPr>
+      <w:r>
+        <w:rPr>
+          <w:rFonts w:ascii="Times New Roman" w:hAnsi="Times New Roman" w:cs="Times New Roman"/>
+          <w:sz w:val="26"/>
+          <w:szCs w:val="26"/>
+        </w:rPr>
+        <w:t xml:space="preserve">        sqlCmd.Parameters.AddWithValue("@gt", gioiTinh);</w:t>
+      </w:r>
+    </w:p>
+    <w:p>
+      <w:pPr>
+        <w:rPr>
+          <w:rFonts w:ascii="Times New Roman" w:hAnsi="Times New Roman" w:cs="Times New Roman"/>
+          <w:sz w:val="26"/>
+          <w:szCs w:val="26"/>
+        </w:rPr>
+      </w:pPr>
+      <w:r>
+        <w:rPr>
+          <w:rFonts w:ascii="Times New Roman" w:hAnsi="Times New Roman" w:cs="Times New Roman"/>
+          <w:sz w:val="26"/>
+          <w:szCs w:val="26"/>
+        </w:rPr>
+        <w:t xml:space="preserve">        sqlCmd.Parameters.AddWithValue("@ns", ngaySinh);</w:t>
+      </w:r>
+    </w:p>
+    <w:p>
+      <w:pPr>
+        <w:rPr>
+          <w:rFonts w:ascii="Times New Roman" w:hAnsi="Times New Roman" w:cs="Times New Roman"/>
+          <w:sz w:val="26"/>
+          <w:szCs w:val="26"/>
+        </w:rPr>
+      </w:pPr>
+      <w:r>
+        <w:rPr>
+          <w:rFonts w:ascii="Times New Roman" w:hAnsi="Times New Roman" w:cs="Times New Roman"/>
+          <w:sz w:val="26"/>
+          <w:szCs w:val="26"/>
+        </w:rPr>
+        <w:t xml:space="preserve">        sqlCmd.Parameters.AddWithValue("@qq", queQuan);</w:t>
+      </w:r>
+    </w:p>
+    <w:p>
+      <w:pPr>
+        <w:rPr>
+          <w:rFonts w:ascii="Times New Roman" w:hAnsi="Times New Roman" w:cs="Times New Roman"/>
+          <w:sz w:val="26"/>
+          <w:szCs w:val="26"/>
+        </w:rPr>
+      </w:pPr>
+      <w:r>
+        <w:rPr>
+          <w:rFonts w:ascii="Times New Roman" w:hAnsi="Times New Roman" w:cs="Times New Roman"/>
+          <w:sz w:val="26"/>
+          <w:szCs w:val="26"/>
+        </w:rPr>
+        <w:t xml:space="preserve">        sqlCmd.Parameters.AddWithValue("@malop", maLop);</w:t>
+      </w:r>
+    </w:p>
+    <w:p>
+      <w:pPr>
+        <w:rPr>
+          <w:rFonts w:ascii="Times New Roman" w:hAnsi="Times New Roman" w:cs="Times New Roman"/>
+          <w:sz w:val="26"/>
+          <w:szCs w:val="26"/>
+        </w:rPr>
+      </w:pPr>
+    </w:p>
+    <w:p>
+      <w:pPr>
+        <w:rPr>
+          <w:rFonts w:ascii="Times New Roman" w:hAnsi="Times New Roman" w:cs="Times New Roman"/>
+          <w:sz w:val="26"/>
+          <w:szCs w:val="26"/>
+        </w:rPr>
+      </w:pPr>
+    </w:p>
+    <w:p>
+      <w:pPr>
+        <w:rPr>
+          <w:rFonts w:ascii="Times New Roman" w:hAnsi="Times New Roman" w:cs="Times New Roman"/>
+          <w:sz w:val="26"/>
+          <w:szCs w:val="26"/>
+        </w:rPr>
+      </w:pPr>
+      <w:r>
+        <w:rPr>
+          <w:rFonts w:ascii="Times New Roman" w:hAnsi="Times New Roman" w:cs="Times New Roman"/>
+          <w:sz w:val="26"/>
+          <w:szCs w:val="26"/>
+        </w:rPr>
+        <w:t xml:space="preserve">        sqlCmd.Connection = sqlCon;</w:t>
+      </w:r>
+    </w:p>
+    <w:p>
+      <w:pPr>
+        <w:rPr>
+          <w:rFonts w:ascii="Times New Roman" w:hAnsi="Times New Roman" w:cs="Times New Roman"/>
+          <w:sz w:val="26"/>
+          <w:szCs w:val="26"/>
+        </w:rPr>
+      </w:pPr>
+    </w:p>
+    <w:p>
+      <w:pPr>
+        <w:rPr>
+          <w:rFonts w:ascii="Times New Roman" w:hAnsi="Times New Roman" w:cs="Times New Roman"/>
+          <w:sz w:val="26"/>
+          <w:szCs w:val="26"/>
+        </w:rPr>
+      </w:pPr>
+      <w:r>
+        <w:rPr>
+          <w:rFonts w:ascii="Times New Roman" w:hAnsi="Times New Roman" w:cs="Times New Roman"/>
+          <w:sz w:val="26"/>
+          <w:szCs w:val="26"/>
+        </w:rPr>
+        <w:t xml:space="preserve">        int kq = sqlCmd.ExecuteNonQuery();</w:t>
+      </w:r>
+    </w:p>
+    <w:p>
+      <w:pPr>
+        <w:rPr>
+          <w:rFonts w:ascii="Times New Roman" w:hAnsi="Times New Roman" w:cs="Times New Roman"/>
+          <w:sz w:val="26"/>
+          <w:szCs w:val="26"/>
+        </w:rPr>
+      </w:pPr>
+      <w:r>
+        <w:rPr>
+          <w:rFonts w:ascii="Times New Roman" w:hAnsi="Times New Roman" w:cs="Times New Roman"/>
+          <w:sz w:val="26"/>
+          <w:szCs w:val="26"/>
+        </w:rPr>
+        <w:lastRenderedPageBreak/>
+        <w:t xml:space="preserve">        if (kq &gt; 0)</w:t>
+      </w:r>
+    </w:p>
+    <w:p>
+      <w:pPr>
+        <w:rPr>
+          <w:rFonts w:ascii="Times New Roman" w:hAnsi="Times New Roman" w:cs="Times New Roman"/>
+          <w:sz w:val="26"/>
+          <w:szCs w:val="26"/>
+        </w:rPr>
+      </w:pPr>
+      <w:r>
+        <w:rPr>
+          <w:rFonts w:ascii="Times New Roman" w:hAnsi="Times New Roman" w:cs="Times New Roman"/>
+          <w:sz w:val="26"/>
+          <w:szCs w:val="26"/>
+        </w:rPr>
+        <w:t xml:space="preserve">        {</w:t>
+      </w:r>
+    </w:p>
+    <w:p>
+      <w:pPr>
+        <w:rPr>
+          <w:rFonts w:ascii="Times New Roman" w:hAnsi="Times New Roman" w:cs="Times New Roman"/>
+          <w:sz w:val="26"/>
+          <w:szCs w:val="26"/>
+        </w:rPr>
+      </w:pPr>
+      <w:r>
+        <w:rPr>
+          <w:rFonts w:ascii="Times New Roman" w:hAnsi="Times New Roman" w:cs="Times New Roman"/>
+          <w:sz w:val="26"/>
+          <w:szCs w:val="26"/>
+        </w:rPr>
+        <w:t xml:space="preserve">            MessageBox.Show("Thêm sinh viên thành công!");</w:t>
+      </w:r>
+    </w:p>
+    <w:p>
+      <w:pPr>
+        <w:rPr>
+          <w:rFonts w:ascii="Times New Roman" w:hAnsi="Times New Roman" w:cs="Times New Roman"/>
+          <w:sz w:val="26"/>
+          <w:szCs w:val="26"/>
+        </w:rPr>
+      </w:pPr>
+      <w:r>
+        <w:rPr>
+          <w:rFonts w:ascii="Times New Roman" w:hAnsi="Times New Roman" w:cs="Times New Roman"/>
+          <w:sz w:val="26"/>
+          <w:szCs w:val="26"/>
+        </w:rPr>
+        <w:t xml:space="preserve">            HienThiDanhSach();</w:t>
+      </w:r>
+    </w:p>
+    <w:p>
+      <w:pPr>
+        <w:rPr>
+          <w:rFonts w:ascii="Times New Roman" w:hAnsi="Times New Roman" w:cs="Times New Roman"/>
+          <w:sz w:val="26"/>
+          <w:szCs w:val="26"/>
+        </w:rPr>
+      </w:pPr>
+      <w:r>
+        <w:rPr>
+          <w:rFonts w:ascii="Times New Roman" w:hAnsi="Times New Roman" w:cs="Times New Roman"/>
+          <w:sz w:val="26"/>
+          <w:szCs w:val="26"/>
+        </w:rPr>
+        <w:t xml:space="preserve">        }</w:t>
+      </w:r>
+    </w:p>
+    <w:p>
+      <w:pPr>
+        <w:rPr>
+          <w:rFonts w:ascii="Times New Roman" w:hAnsi="Times New Roman" w:cs="Times New Roman"/>
+          <w:sz w:val="26"/>
+          <w:szCs w:val="26"/>
+        </w:rPr>
+      </w:pPr>
+      <w:r>
+        <w:rPr>
+          <w:rFonts w:ascii="Times New Roman" w:hAnsi="Times New Roman" w:cs="Times New Roman"/>
+          <w:sz w:val="26"/>
+          <w:szCs w:val="26"/>
+        </w:rPr>
+        <w:t xml:space="preserve">        else</w:t>
+      </w:r>
+    </w:p>
+    <w:p>
+      <w:pPr>
+        <w:rPr>
+          <w:rFonts w:ascii="Times New Roman" w:hAnsi="Times New Roman" w:cs="Times New Roman"/>
+          <w:sz w:val="26"/>
+          <w:szCs w:val="26"/>
+        </w:rPr>
+      </w:pPr>
+      <w:r>
+        <w:rPr>
+          <w:rFonts w:ascii="Times New Roman" w:hAnsi="Times New Roman" w:cs="Times New Roman"/>
+          <w:sz w:val="26"/>
+          <w:szCs w:val="26"/>
+        </w:rPr>
+        <w:t xml:space="preserve">        {</w:t>
+      </w:r>
+    </w:p>
+    <w:p>
+      <w:pPr>
+        <w:rPr>
+          <w:rFonts w:ascii="Times New Roman" w:hAnsi="Times New Roman" w:cs="Times New Roman"/>
+          <w:sz w:val="26"/>
+          <w:szCs w:val="26"/>
+        </w:rPr>
+      </w:pPr>
+      <w:r>
+        <w:rPr>
+          <w:rFonts w:ascii="Times New Roman" w:hAnsi="Times New Roman" w:cs="Times New Roman"/>
+          <w:sz w:val="26"/>
+          <w:szCs w:val="26"/>
+        </w:rPr>
+        <w:t xml:space="preserve">            MessageBox.Show("Thêm không thành công!");</w:t>
+      </w:r>
+    </w:p>
+    <w:p>
+      <w:pPr>
+        <w:rPr>
+          <w:rFonts w:ascii="Times New Roman" w:hAnsi="Times New Roman" w:cs="Times New Roman"/>
+          <w:sz w:val="26"/>
+          <w:szCs w:val="26"/>
+        </w:rPr>
+      </w:pPr>
+      <w:r>
+        <w:rPr>
+          <w:rFonts w:ascii="Times New Roman" w:hAnsi="Times New Roman" w:cs="Times New Roman"/>
+          <w:sz w:val="26"/>
+          <w:szCs w:val="26"/>
+        </w:rPr>
+        <w:t xml:space="preserve">        }</w:t>
+      </w:r>
+    </w:p>
+    <w:p>
+      <w:pPr>
+        <w:rPr>
+          <w:rFonts w:ascii="Times New Roman" w:hAnsi="Times New Roman" w:cs="Times New Roman"/>
+          <w:sz w:val="26"/>
+          <w:szCs w:val="26"/>
+        </w:rPr>
+      </w:pPr>
+      <w:r>
+        <w:rPr>
+          <w:rFonts w:ascii="Times New Roman" w:hAnsi="Times New Roman" w:cs="Times New Roman"/>
+          <w:sz w:val="26"/>
+          <w:szCs w:val="26"/>
+        </w:rPr>
+        <w:t xml:space="preserve">    }</w:t>
+      </w:r>
+    </w:p>
+    <w:p>
+      <w:pPr>
+        <w:rPr>
+          <w:rFonts w:ascii="Times New Roman" w:hAnsi="Times New Roman" w:cs="Times New Roman"/>
+          <w:sz w:val="26"/>
+          <w:szCs w:val="26"/>
+        </w:rPr>
+      </w:pPr>
+      <w:r>
+        <w:rPr>
+          <w:rFonts w:ascii="Times New Roman" w:hAnsi="Times New Roman" w:cs="Times New Roman"/>
+          <w:sz w:val="26"/>
+          <w:szCs w:val="26"/>
+        </w:rPr>
+        <w:t xml:space="preserve">    catch (Exception ex)</w:t>
+      </w:r>
+    </w:p>
+    <w:p>
+      <w:pPr>
+        <w:rPr>
+          <w:rFonts w:ascii="Times New Roman" w:hAnsi="Times New Roman" w:cs="Times New Roman"/>
+          <w:sz w:val="26"/>
+          <w:szCs w:val="26"/>
+        </w:rPr>
+      </w:pPr>
+      <w:r>
+        <w:rPr>
+          <w:rFonts w:ascii="Times New Roman" w:hAnsi="Times New Roman" w:cs="Times New Roman"/>
+          <w:sz w:val="26"/>
+          <w:szCs w:val="26"/>
+        </w:rPr>
+        <w:t xml:space="preserve">    {</w:t>
+      </w:r>
+    </w:p>
+    <w:p>
+      <w:pPr>
+        <w:rPr>
+          <w:rFonts w:ascii="Times New Roman" w:hAnsi="Times New Roman" w:cs="Times New Roman"/>
+          <w:sz w:val="26"/>
+          <w:szCs w:val="26"/>
+        </w:rPr>
+      </w:pPr>
+      <w:r>
+        <w:rPr>
+          <w:rFonts w:ascii="Times New Roman" w:hAnsi="Times New Roman" w:cs="Times New Roman"/>
+          <w:sz w:val="26"/>
+          <w:szCs w:val="26"/>
+        </w:rPr>
+        <w:t xml:space="preserve">        MessageBox.Show("Thêm dữ liệu bị lỗi! " + ex.Message);</w:t>
+      </w:r>
+    </w:p>
+    <w:p>
+      <w:pPr>
+        <w:rPr>
+          <w:rFonts w:ascii="Times New Roman" w:hAnsi="Times New Roman" w:cs="Times New Roman"/>
+          <w:sz w:val="26"/>
+          <w:szCs w:val="26"/>
+        </w:rPr>
+      </w:pPr>
+      <w:r>
+        <w:rPr>
+          <w:rFonts w:ascii="Times New Roman" w:hAnsi="Times New Roman" w:cs="Times New Roman"/>
+          <w:sz w:val="26"/>
+          <w:szCs w:val="26"/>
+        </w:rPr>
+        <w:t xml:space="preserve">    }</w:t>
+      </w:r>
+    </w:p>
+    <w:p>
+      <w:pPr>
+        <w:rPr>
+          <w:rFonts w:ascii="Times New Roman" w:hAnsi="Times New Roman" w:cs="Times New Roman"/>
+          <w:sz w:val="26"/>
+          <w:szCs w:val="26"/>
+        </w:rPr>
+      </w:pPr>
+      <w:r>
+        <w:rPr>
+          <w:rFonts w:ascii="Times New Roman" w:hAnsi="Times New Roman" w:cs="Times New Roman"/>
+          <w:sz w:val="26"/>
+          <w:szCs w:val="26"/>
+        </w:rPr>
+        <w:t>}</w:t>
+      </w:r>
+    </w:p>
+    <w:p>
+      <w:pPr>
+        <w:rPr>
+          <w:rFonts w:ascii="Times New Roman" w:hAnsi="Times New Roman" w:cs="Times New Roman"/>
+          <w:sz w:val="26"/>
+          <w:szCs w:val="26"/>
+        </w:rPr>
+      </w:pPr>
+    </w:p>
+    <w:p>
+      <w:pPr>
+        <w:rPr>
+          <w:rFonts w:ascii="Times New Roman" w:hAnsi="Times New Roman" w:cs="Times New Roman"/>
+          <w:sz w:val="26"/>
+          <w:szCs w:val="26"/>
+        </w:rPr>
+      </w:pPr>
+      <w:r>
+        <w:rPr>
+          <w:rFonts w:ascii="Times New Roman" w:hAnsi="Times New Roman" w:cs="Times New Roman"/>
+          <w:sz w:val="26"/>
+          <w:szCs w:val="26"/>
+        </w:rPr>
+        <w:t>private void Form1_Load(object sender, EventArgs e)</w:t>
+      </w:r>
+    </w:p>
+    <w:p>
+      <w:pPr>
+        <w:rPr>
+          <w:rFonts w:ascii="Times New Roman" w:hAnsi="Times New Roman" w:cs="Times New Roman"/>
+          <w:sz w:val="26"/>
+          <w:szCs w:val="26"/>
+        </w:rPr>
+      </w:pPr>
+      <w:r>
+        <w:rPr>
+          <w:rFonts w:ascii="Times New Roman" w:hAnsi="Times New Roman" w:cs="Times New Roman"/>
+          <w:sz w:val="26"/>
+          <w:szCs w:val="26"/>
+        </w:rPr>
+        <w:t>{</w:t>
+      </w:r>
+    </w:p>
+    <w:p>
+      <w:pPr>
+        <w:rPr>
+          <w:rFonts w:ascii="Times New Roman" w:hAnsi="Times New Roman" w:cs="Times New Roman"/>
+          <w:sz w:val="26"/>
+          <w:szCs w:val="26"/>
+        </w:rPr>
+      </w:pPr>
+      <w:r>
+        <w:rPr>
+          <w:rFonts w:ascii="Times New Roman" w:hAnsi="Times New Roman" w:cs="Times New Roman"/>
+          <w:sz w:val="26"/>
+          <w:szCs w:val="26"/>
+        </w:rPr>
+        <w:t xml:space="preserve">    cbGioiTinh.Items.Add("Nam");</w:t>
+      </w:r>
+    </w:p>
+    <w:p>
+      <w:pPr>
+        <w:rPr>
+          <w:rFonts w:ascii="Times New Roman" w:hAnsi="Times New Roman" w:cs="Times New Roman"/>
+          <w:sz w:val="26"/>
+          <w:szCs w:val="26"/>
+        </w:rPr>
+      </w:pPr>
+      <w:r>
+        <w:rPr>
+          <w:rFonts w:ascii="Times New Roman" w:hAnsi="Times New Roman" w:cs="Times New Roman"/>
+          <w:sz w:val="26"/>
+          <w:szCs w:val="26"/>
+        </w:rPr>
+        <w:t xml:space="preserve">    cbGioiTinh.Items.Add("Nữ");</w:t>
+      </w:r>
+    </w:p>
+    <w:p>
+      <w:pPr>
+        <w:rPr>
+          <w:rFonts w:ascii="Times New Roman" w:hAnsi="Times New Roman" w:cs="Times New Roman"/>
+          <w:sz w:val="26"/>
+          <w:szCs w:val="26"/>
+        </w:rPr>
+      </w:pPr>
+      <w:r>
+        <w:rPr>
+          <w:rFonts w:ascii="Times New Roman" w:hAnsi="Times New Roman" w:cs="Times New Roman"/>
+          <w:sz w:val="26"/>
+          <w:szCs w:val="26"/>
+        </w:rPr>
+        <w:t xml:space="preserve">    HienThiDanhSach();</w:t>
+      </w:r>
+    </w:p>
+    <w:p>
+      <w:pPr>
+        <w:rPr>
+          <w:rFonts w:ascii="Times New Roman" w:hAnsi="Times New Roman" w:cs="Times New Roman"/>
+          <w:sz w:val="26"/>
+          <w:szCs w:val="26"/>
+          <w:lang w:val="vi-VN"/>
+        </w:rPr>
+      </w:pPr>
+      <w:r>
+        <w:rPr>
+          <w:rFonts w:ascii="Times New Roman" w:hAnsi="Times New Roman" w:cs="Times New Roman"/>
+          <w:sz w:val="26"/>
+          <w:szCs w:val="26"/>
+        </w:rPr>
+        <w:t>}</w:t>
+      </w:r>
+    </w:p>
+    <w:p>
+      <w:pPr>
+        <w:rPr>
+          <w:rFonts w:ascii="Times New Roman" w:hAnsi="Times New Roman" w:cs="Times New Roman"/>
+          <w:sz w:val="26"/>
+          <w:szCs w:val="26"/>
+          <w:lang w:val="vi-VN"/>
+        </w:rPr>
+      </w:pPr>
+    </w:p>
+    <w:p>
+      <w:pPr>
+        <w:rPr>
+          <w:rFonts w:ascii="Times New Roman" w:hAnsi="Times New Roman" w:cs="Times New Roman"/>
+          <w:b/>
+          <w:bCs/>
+          <w:sz w:val="26"/>
+          <w:szCs w:val="26"/>
+        </w:rPr>
+      </w:pPr>
+      <w:r>
+        <w:rPr>
+          <w:rFonts w:ascii="Times New Roman" w:hAnsi="Times New Roman" w:cs="Times New Roman"/>
+          <w:b/>
+          <w:bCs/>
+          <w:sz w:val="26"/>
+          <w:szCs w:val="26"/>
+        </w:rPr>
+        <w:br w:type="page"/>
+      </w:r>
+    </w:p>
+    <w:p>
+      <w:pPr>
+        <w:rPr>
+          <w:rFonts w:ascii="Times New Roman" w:hAnsi="Times New Roman" w:cs="Times New Roman"/>
+          <w:b/>
+          <w:bCs/>
+          <w:sz w:val="26"/>
+          <w:szCs w:val="26"/>
+          <w:lang w:val="vi-VN"/>
+        </w:rPr>
+      </w:pPr>
+      <w:r>
+        <w:rPr>
+          <w:rFonts w:ascii="Times New Roman" w:hAnsi="Times New Roman" w:cs="Times New Roman"/>
+          <w:b/>
+          <w:bCs/>
+          <w:sz w:val="26"/>
+          <w:szCs w:val="26"/>
+        </w:rPr>
+        <w:lastRenderedPageBreak/>
+        <w:t>Thực hành 3: Sửa dữ liệu không dùng Parameter</w:t>
+      </w:r>
+    </w:p>
+    <w:p>
+      <w:pPr>
+        <w:rPr>
+          <w:rFonts w:ascii="Times New Roman" w:hAnsi="Times New Roman" w:cs="Times New Roman"/>
+          <w:sz w:val="26"/>
+          <w:szCs w:val="26"/>
+          <w:lang w:val="vi-VN"/>
+        </w:rPr>
+      </w:pPr>
+      <w:r>
+        <w:rPr>
+          <w:rFonts w:ascii="Times New Roman" w:hAnsi="Times New Roman" w:cs="Times New Roman"/>
+          <w:sz w:val="26"/>
+          <w:szCs w:val="26"/>
+        </w:rPr>
+        <w:t xml:space="preserve">Sử dụng hàm ExecuteNonQuery để thực hiện sửa dữ liệu. </w:t>
+      </w:r>
+    </w:p>
+    <w:p>
+      <w:pPr>
+        <w:rPr>
+          <w:rFonts w:ascii="Times New Roman" w:hAnsi="Times New Roman" w:cs="Times New Roman"/>
+          <w:sz w:val="26"/>
+          <w:szCs w:val="26"/>
+          <w:lang w:val="vi-VN"/>
+        </w:rPr>
+      </w:pPr>
+      <w:r>
+        <w:rPr>
+          <w:rFonts w:ascii="Times New Roman" w:hAnsi="Times New Roman" w:cs="Times New Roman"/>
+          <w:sz w:val="26"/>
+          <w:szCs w:val="26"/>
+        </w:rPr>
+        <w:t>Ví dụ: Sửa dữ liệu cho 1 sinh viên trong bảng SinhVien.</w:t>
+      </w:r>
+    </w:p>
+    <w:p>
+      <w:pPr>
+        <w:rPr>
+          <w:rFonts w:ascii="Times New Roman" w:hAnsi="Times New Roman" w:cs="Times New Roman"/>
+          <w:sz w:val="26"/>
+          <w:szCs w:val="26"/>
+          <w:lang w:val="vi-VN"/>
+        </w:rPr>
+      </w:pPr>
+      <w:r>
+        <w:rPr>
+          <w:rFonts w:ascii="Times New Roman" w:hAnsi="Times New Roman" w:cs="Times New Roman"/>
+          <w:sz w:val="26"/>
+          <w:szCs w:val="26"/>
+          <w:lang w:val="vi-VN"/>
+        </w:rPr>
+        <w:drawing>
+          <wp:inline distT="0" distB="0" distL="0" distR="0" wp14:anchorId="03B9044C" wp14:editId="15D7A874">
+            <wp:extent cx="5943600" cy="4086225"/>
+            <wp:effectExtent l="0" t="0" r="0" b="9525"/>
+            <wp:docPr id="11" name="Picture 11"/>
+            <wp:cNvGraphicFramePr>
+              <a:graphicFrameLocks xmlns:a="http://schemas.openxmlformats.org/drawingml/2006/main" noChangeAspect="1"/>
+            </wp:cNvGraphicFramePr>
+            <a:graphic xmlns:a="http://schemas.openxmlformats.org/drawingml/2006/main">
+              <a:graphicData uri="http://schemas.openxmlformats.org/drawingml/2006/picture">
+                <pic:pic xmlns:pic="http://schemas.openxmlformats.org/drawingml/2006/picture">
+                  <pic:nvPicPr>
+                    <pic:cNvPr id="1" name=""/>
+                    <pic:cNvPicPr/>
+                  </pic:nvPicPr>
+                  <pic:blipFill>
+                    <a:blip r:embed="rId16"/>
+                    <a:stretch>
+                      <a:fillRect/>
+                    </a:stretch>
+                  </pic:blipFill>
+                  <pic:spPr>
+                    <a:xfrm>
+                      <a:off x="0" y="0"/>
+                      <a:ext cx="5943600" cy="4086225"/>
+                    </a:xfrm>
+                    <a:prstGeom prst="rect">
+                      <a:avLst/>
+                    </a:prstGeom>
+                  </pic:spPr>
+                </pic:pic>
+              </a:graphicData>
+            </a:graphic>
+          </wp:inline>
+        </w:drawing>
+      </w:r>
+    </w:p>
+    <w:p>
+      <w:pPr>
+        <w:rPr>
+          <w:rFonts w:ascii="Times New Roman" w:hAnsi="Times New Roman" w:cs="Times New Roman"/>
+          <w:sz w:val="26"/>
+          <w:szCs w:val="26"/>
+          <w:lang w:val="vi-VN"/>
+        </w:rPr>
+      </w:pPr>
+      <w:r>
+        <w:rPr>
+          <w:rFonts w:ascii="Times New Roman" w:hAnsi="Times New Roman" w:cs="Times New Roman"/>
+          <w:sz w:val="26"/>
+          <w:szCs w:val="26"/>
+          <w:lang w:val="vi-VN"/>
+        </w:rPr>
+        <w:lastRenderedPageBreak/>
+        <w:drawing>
+          <wp:inline distT="0" distB="0" distL="0" distR="0" wp14:anchorId="648BD7BA" wp14:editId="79BDAE88">
+            <wp:extent cx="5943600" cy="4070985"/>
+            <wp:effectExtent l="0" t="0" r="0" b="5715"/>
+            <wp:docPr id="12" name="Picture 12"/>
+            <wp:cNvGraphicFramePr>
+              <a:graphicFrameLocks xmlns:a="http://schemas.openxmlformats.org/drawingml/2006/main" noChangeAspect="1"/>
+            </wp:cNvGraphicFramePr>
+            <a:graphic xmlns:a="http://schemas.openxmlformats.org/drawingml/2006/main">
+              <a:graphicData uri="http://schemas.openxmlformats.org/drawingml/2006/picture">
+                <pic:pic xmlns:pic="http://schemas.openxmlformats.org/drawingml/2006/picture">
+                  <pic:nvPicPr>
+                    <pic:cNvPr id="1" name=""/>
+                    <pic:cNvPicPr/>
+                  </pic:nvPicPr>
+                  <pic:blipFill>
+                    <a:blip r:embed="rId17"/>
+                    <a:stretch>
+                      <a:fillRect/>
+                    </a:stretch>
+                  </pic:blipFill>
+                  <pic:spPr>
+                    <a:xfrm>
+                      <a:off x="0" y="0"/>
+                      <a:ext cx="5943600" cy="4070985"/>
+                    </a:xfrm>
+                    <a:prstGeom prst="rect">
+                      <a:avLst/>
+                    </a:prstGeom>
+                  </pic:spPr>
+                </pic:pic>
+              </a:graphicData>
+            </a:graphic>
+          </wp:inline>
+        </w:drawing>
+      </w:r>
+    </w:p>
+    <w:p>
+      <w:pPr>
+        <w:rPr>
+          <w:rFonts w:ascii="Times New Roman" w:hAnsi="Times New Roman" w:cs="Times New Roman"/>
+          <w:sz w:val="26"/>
+          <w:szCs w:val="26"/>
+          <w:lang w:val="vi-VN"/>
+        </w:rPr>
+      </w:pPr>
+      <w:r>
+        <w:rPr>
+          <w:rFonts w:ascii="Times New Roman" w:hAnsi="Times New Roman" w:cs="Times New Roman"/>
+          <w:sz w:val="26"/>
+          <w:szCs w:val="26"/>
+          <w:lang w:val="vi-VN"/>
+        </w:rPr>
+        <w:drawing>
+          <wp:inline distT="0" distB="0" distL="0" distR="0" wp14:anchorId="4264B021" wp14:editId="22546A60">
+            <wp:extent cx="5943600" cy="2595880"/>
+            <wp:effectExtent l="0" t="0" r="0" b="0"/>
+            <wp:docPr id="13" name="Picture 13"/>
+            <wp:cNvGraphicFramePr>
+              <a:graphicFrameLocks xmlns:a="http://schemas.openxmlformats.org/drawingml/2006/main" noChangeAspect="1"/>
+            </wp:cNvGraphicFramePr>
+            <a:graphic xmlns:a="http://schemas.openxmlformats.org/drawingml/2006/main">
+              <a:graphicData uri="http://schemas.openxmlformats.org/drawingml/2006/picture">
+                <pic:pic xmlns:pic="http://schemas.openxmlformats.org/drawingml/2006/picture">
+                  <pic:nvPicPr>
+                    <pic:cNvPr id="1" name=""/>
+                    <pic:cNvPicPr/>
+                  </pic:nvPicPr>
+                  <pic:blipFill>
+                    <a:blip r:embed="rId18"/>
+                    <a:stretch>
+                      <a:fillRect/>
+                    </a:stretch>
+                  </pic:blipFill>
+                  <pic:spPr>
+                    <a:xfrm>
+                      <a:off x="0" y="0"/>
+                      <a:ext cx="5943600" cy="2595880"/>
+                    </a:xfrm>
+                    <a:prstGeom prst="rect">
+                      <a:avLst/>
+                    </a:prstGeom>
+                  </pic:spPr>
+                </pic:pic>
+              </a:graphicData>
+            </a:graphic>
+          </wp:inline>
+        </w:drawing>
+      </w:r>
+    </w:p>
+    <w:p>
+      <w:pPr>
+        <w:rPr>
+          <w:rFonts w:ascii="Times New Roman" w:hAnsi="Times New Roman" w:cs="Times New Roman"/>
+          <w:sz w:val="26"/>
+          <w:szCs w:val="26"/>
+          <w:lang w:val="vi-VN"/>
+        </w:rPr>
+      </w:pPr>
+      <w:r>
+        <w:rPr>
+          <w:rFonts w:ascii="Times New Roman" w:hAnsi="Times New Roman" w:cs="Times New Roman"/>
+          <w:sz w:val="26"/>
+          <w:szCs w:val="26"/>
+          <w:lang w:val="vi-VN"/>
+        </w:rPr>
+        <w:lastRenderedPageBreak/>
+        <w:drawing>
+          <wp:inline distT="0" distB="0" distL="0" distR="0" wp14:anchorId="4426D289" wp14:editId="4289D6D4">
+            <wp:extent cx="5943600" cy="3361055"/>
+            <wp:effectExtent l="0" t="0" r="0" b="0"/>
+            <wp:docPr id="14" name="Picture 14"/>
+            <wp:cNvGraphicFramePr>
+              <a:graphicFrameLocks xmlns:a="http://schemas.openxmlformats.org/drawingml/2006/main" noChangeAspect="1"/>
+            </wp:cNvGraphicFramePr>
+            <a:graphic xmlns:a="http://schemas.openxmlformats.org/drawingml/2006/main">
+              <a:graphicData uri="http://schemas.openxmlformats.org/drawingml/2006/picture">
+                <pic:pic xmlns:pic="http://schemas.openxmlformats.org/drawingml/2006/picture">
+                  <pic:nvPicPr>
+                    <pic:cNvPr id="1" name=""/>
+                    <pic:cNvPicPr/>
+                  </pic:nvPicPr>
+                  <pic:blipFill>
+                    <a:blip r:embed="rId19"/>
+                    <a:stretch>
+                      <a:fillRect/>
+                    </a:stretch>
+                  </pic:blipFill>
+                  <pic:spPr>
+                    <a:xfrm>
+                      <a:off x="0" y="0"/>
+                      <a:ext cx="5943600" cy="3361055"/>
+                    </a:xfrm>
+                    <a:prstGeom prst="rect">
+                      <a:avLst/>
+                    </a:prstGeom>
+                  </pic:spPr>
+                </pic:pic>
+              </a:graphicData>
+            </a:graphic>
+          </wp:inline>
+        </w:drawing>
+      </w:r>
+    </w:p>
+    <w:p>
+      <w:pPr>
+        <w:rPr>
+          <w:rFonts w:ascii="Times New Roman" w:hAnsi="Times New Roman" w:cs="Times New Roman"/>
+          <w:sz w:val="26"/>
+          <w:szCs w:val="26"/>
+          <w:lang w:val="vi-VN"/>
+        </w:rPr>
+      </w:pPr>
+      <w:r>
+        <w:rPr>
+          <w:rFonts w:ascii="Times New Roman" w:hAnsi="Times New Roman" w:cs="Times New Roman"/>
+          <w:sz w:val="26"/>
+          <w:szCs w:val="26"/>
+          <w:lang w:val="vi-VN"/>
+        </w:rPr>
+        <w:drawing>
+          <wp:inline distT="0" distB="0" distL="0" distR="0" wp14:anchorId="4CAA8C5C" wp14:editId="7818CE6A">
+            <wp:extent cx="5943600" cy="3378835"/>
+            <wp:effectExtent l="0" t="0" r="0" b="0"/>
+            <wp:docPr id="15" name="Picture 15"/>
+            <wp:cNvGraphicFramePr>
+              <a:graphicFrameLocks xmlns:a="http://schemas.openxmlformats.org/drawingml/2006/main" noChangeAspect="1"/>
+            </wp:cNvGraphicFramePr>
+            <a:graphic xmlns:a="http://schemas.openxmlformats.org/drawingml/2006/main">
+              <a:graphicData uri="http://schemas.openxmlformats.org/drawingml/2006/picture">
+                <pic:pic xmlns:pic="http://schemas.openxmlformats.org/drawingml/2006/picture">
+                  <pic:nvPicPr>
+                    <pic:cNvPr id="1" name=""/>
+                    <pic:cNvPicPr/>
+                  </pic:nvPicPr>
+                  <pic:blipFill>
+                    <a:blip r:embed="rId20"/>
+                    <a:stretch>
+                      <a:fillRect/>
+                    </a:stretch>
+                  </pic:blipFill>
+                  <pic:spPr>
+                    <a:xfrm>
+                      <a:off x="0" y="0"/>
+                      <a:ext cx="5943600" cy="3378835"/>
+                    </a:xfrm>
+                    <a:prstGeom prst="rect">
+                      <a:avLst/>
+                    </a:prstGeom>
+                  </pic:spPr>
+                </pic:pic>
+              </a:graphicData>
+            </a:graphic>
+          </wp:inline>
+        </w:drawing>
+      </w:r>
+    </w:p>
+    <w:p>
+      <w:pPr>
+        <w:rPr>
+          <w:rFonts w:ascii="Times New Roman" w:hAnsi="Times New Roman" w:cs="Times New Roman"/>
+          <w:sz w:val="26"/>
+          <w:szCs w:val="26"/>
+          <w:lang w:val="vi-VN"/>
+        </w:rPr>
+      </w:pPr>
+    </w:p>
+    <w:p>
+      <w:pPr>
+        <w:rPr>
+          <w:rFonts w:ascii="Times New Roman" w:hAnsi="Times New Roman" w:cs="Times New Roman"/>
+          <w:sz w:val="26"/>
+          <w:szCs w:val="26"/>
+          <w:lang w:val="vi-VN"/>
+        </w:rPr>
+      </w:pPr>
+      <w:r>
+        <w:rPr>
+          <w:rFonts w:ascii="Times New Roman" w:hAnsi="Times New Roman" w:cs="Times New Roman"/>
+          <w:sz w:val="26"/>
+          <w:szCs w:val="26"/>
+          <w:lang w:val="vi-VN"/>
+        </w:rPr>
+        <w:br w:type="page"/>
+      </w:r>
+    </w:p>
+    <w:p>
+      <w:pPr>
+        <w:rPr>
+          <w:rFonts w:ascii="Times New Roman" w:hAnsi="Times New Roman" w:cs="Times New Roman"/>
+          <w:b/>
+          <w:bCs/>
+          <w:sz w:val="26"/>
+          <w:szCs w:val="26"/>
+          <w:lang w:val="vi-VN"/>
+        </w:rPr>
+      </w:pPr>
+      <w:r>
+        <w:rPr>
+          <w:rFonts w:ascii="Times New Roman" w:hAnsi="Times New Roman" w:cs="Times New Roman"/>
+          <w:b/>
+          <w:bCs/>
+          <w:sz w:val="26"/>
+          <w:szCs w:val="26"/>
+          <w:lang w:val="vi-VN"/>
+        </w:rPr>
+        <w:lastRenderedPageBreak/>
+        <w:t>Code:</w:t>
+      </w:r>
+    </w:p>
+    <w:p>
+      <w:pPr>
+        <w:rPr>
+          <w:rFonts w:ascii="Times New Roman" w:hAnsi="Times New Roman" w:cs="Times New Roman"/>
+          <w:sz w:val="26"/>
+          <w:szCs w:val="26"/>
+        </w:rPr>
+      </w:pPr>
+      <w:r>
+        <w:rPr>
+          <w:rFonts w:ascii="Times New Roman" w:hAnsi="Times New Roman" w:cs="Times New Roman"/>
+          <w:sz w:val="26"/>
+          <w:szCs w:val="26"/>
+        </w:rPr>
+        <w:t>string strCon = @"Data Source=(LocalDB)\MSSQLLocalDB;AttachDbFilename=|DataDirectory|\QuanLySinhVien_TH3.mdf;Integrated Security=True";</w:t>
+      </w:r>
+    </w:p>
+    <w:p>
+      <w:pPr>
+        <w:rPr>
+          <w:rFonts w:ascii="Times New Roman" w:hAnsi="Times New Roman" w:cs="Times New Roman"/>
+          <w:sz w:val="26"/>
+          <w:szCs w:val="26"/>
+        </w:rPr>
+      </w:pPr>
+      <w:r>
+        <w:rPr>
+          <w:rFonts w:ascii="Times New Roman" w:hAnsi="Times New Roman" w:cs="Times New Roman"/>
+          <w:sz w:val="26"/>
+          <w:szCs w:val="26"/>
+        </w:rPr>
+        <w:t>SqlConnection sqlCon = null;</w:t>
+      </w:r>
+    </w:p>
+    <w:p>
+      <w:pPr>
+        <w:rPr>
+          <w:rFonts w:ascii="Times New Roman" w:hAnsi="Times New Roman" w:cs="Times New Roman"/>
+          <w:sz w:val="26"/>
+          <w:szCs w:val="26"/>
+        </w:rPr>
+      </w:pPr>
+    </w:p>
+    <w:p>
+      <w:pPr>
+        <w:rPr>
+          <w:rFonts w:ascii="Times New Roman" w:hAnsi="Times New Roman" w:cs="Times New Roman"/>
+          <w:sz w:val="26"/>
+          <w:szCs w:val="26"/>
+        </w:rPr>
+      </w:pPr>
+      <w:r>
+        <w:rPr>
+          <w:rFonts w:ascii="Times New Roman" w:hAnsi="Times New Roman" w:cs="Times New Roman"/>
+          <w:sz w:val="26"/>
+          <w:szCs w:val="26"/>
+        </w:rPr>
+        <w:t>private void MoKetNoi()</w:t>
+      </w:r>
+    </w:p>
+    <w:p>
+      <w:pPr>
+        <w:rPr>
+          <w:rFonts w:ascii="Times New Roman" w:hAnsi="Times New Roman" w:cs="Times New Roman"/>
+          <w:sz w:val="26"/>
+          <w:szCs w:val="26"/>
+        </w:rPr>
+      </w:pPr>
+      <w:r>
+        <w:rPr>
+          <w:rFonts w:ascii="Times New Roman" w:hAnsi="Times New Roman" w:cs="Times New Roman"/>
+          <w:sz w:val="26"/>
+          <w:szCs w:val="26"/>
+        </w:rPr>
+        <w:t>{</w:t>
+      </w:r>
+    </w:p>
+    <w:p>
+      <w:pPr>
+        <w:rPr>
+          <w:rFonts w:ascii="Times New Roman" w:hAnsi="Times New Roman" w:cs="Times New Roman"/>
+          <w:sz w:val="26"/>
+          <w:szCs w:val="26"/>
+        </w:rPr>
+      </w:pPr>
+      <w:r>
+        <w:rPr>
+          <w:rFonts w:ascii="Times New Roman" w:hAnsi="Times New Roman" w:cs="Times New Roman"/>
+          <w:sz w:val="26"/>
+          <w:szCs w:val="26"/>
+        </w:rPr>
+        <w:t xml:space="preserve">    if (sqlCon == null)</w:t>
+      </w:r>
+    </w:p>
+    <w:p>
+      <w:pPr>
+        <w:rPr>
+          <w:rFonts w:ascii="Times New Roman" w:hAnsi="Times New Roman" w:cs="Times New Roman"/>
+          <w:sz w:val="26"/>
+          <w:szCs w:val="26"/>
+        </w:rPr>
+      </w:pPr>
+      <w:r>
+        <w:rPr>
+          <w:rFonts w:ascii="Times New Roman" w:hAnsi="Times New Roman" w:cs="Times New Roman"/>
+          <w:sz w:val="26"/>
+          <w:szCs w:val="26"/>
+        </w:rPr>
+        <w:t xml:space="preserve">    {</w:t>
+      </w:r>
+    </w:p>
+    <w:p>
+      <w:pPr>
+        <w:rPr>
+          <w:rFonts w:ascii="Times New Roman" w:hAnsi="Times New Roman" w:cs="Times New Roman"/>
+          <w:sz w:val="26"/>
+          <w:szCs w:val="26"/>
+        </w:rPr>
+      </w:pPr>
+      <w:r>
+        <w:rPr>
+          <w:rFonts w:ascii="Times New Roman" w:hAnsi="Times New Roman" w:cs="Times New Roman"/>
+          <w:sz w:val="26"/>
+          <w:szCs w:val="26"/>
+        </w:rPr>
+        <w:t xml:space="preserve">        sqlCon = new SqlConnection(strCon);</w:t>
+      </w:r>
+    </w:p>
+    <w:p>
+      <w:pPr>
+        <w:rPr>
+          <w:rFonts w:ascii="Times New Roman" w:hAnsi="Times New Roman" w:cs="Times New Roman"/>
+          <w:sz w:val="26"/>
+          <w:szCs w:val="26"/>
+        </w:rPr>
+      </w:pPr>
+      <w:r>
+        <w:rPr>
+          <w:rFonts w:ascii="Times New Roman" w:hAnsi="Times New Roman" w:cs="Times New Roman"/>
+          <w:sz w:val="26"/>
+          <w:szCs w:val="26"/>
+        </w:rPr>
+        <w:t xml:space="preserve">    }</w:t>
+      </w:r>
+    </w:p>
+    <w:p>
+      <w:pPr>
+        <w:rPr>
+          <w:rFonts w:ascii="Times New Roman" w:hAnsi="Times New Roman" w:cs="Times New Roman"/>
+          <w:sz w:val="26"/>
+          <w:szCs w:val="26"/>
+        </w:rPr>
+      </w:pPr>
+      <w:r>
+        <w:rPr>
+          <w:rFonts w:ascii="Times New Roman" w:hAnsi="Times New Roman" w:cs="Times New Roman"/>
+          <w:sz w:val="26"/>
+          <w:szCs w:val="26"/>
+        </w:rPr>
+        <w:t xml:space="preserve">    if (sqlCon.State == ConnectionState.Closed)</w:t>
+      </w:r>
+    </w:p>
+    <w:p>
+      <w:pPr>
+        <w:rPr>
+          <w:rFonts w:ascii="Times New Roman" w:hAnsi="Times New Roman" w:cs="Times New Roman"/>
+          <w:sz w:val="26"/>
+          <w:szCs w:val="26"/>
+        </w:rPr>
+      </w:pPr>
+      <w:r>
+        <w:rPr>
+          <w:rFonts w:ascii="Times New Roman" w:hAnsi="Times New Roman" w:cs="Times New Roman"/>
+          <w:sz w:val="26"/>
+          <w:szCs w:val="26"/>
+        </w:rPr>
+        <w:t xml:space="preserve">    {</w:t>
+      </w:r>
+    </w:p>
+    <w:p>
+      <w:pPr>
+        <w:rPr>
+          <w:rFonts w:ascii="Times New Roman" w:hAnsi="Times New Roman" w:cs="Times New Roman"/>
+          <w:sz w:val="26"/>
+          <w:szCs w:val="26"/>
+        </w:rPr>
+      </w:pPr>
+      <w:r>
+        <w:rPr>
+          <w:rFonts w:ascii="Times New Roman" w:hAnsi="Times New Roman" w:cs="Times New Roman"/>
+          <w:sz w:val="26"/>
+          <w:szCs w:val="26"/>
+        </w:rPr>
+        <w:t xml:space="preserve">        sqlCon.Open();</w:t>
+      </w:r>
+    </w:p>
+    <w:p>
+      <w:pPr>
+        <w:rPr>
+          <w:rFonts w:ascii="Times New Roman" w:hAnsi="Times New Roman" w:cs="Times New Roman"/>
+          <w:sz w:val="26"/>
+          <w:szCs w:val="26"/>
+        </w:rPr>
+      </w:pPr>
+      <w:r>
+        <w:rPr>
+          <w:rFonts w:ascii="Times New Roman" w:hAnsi="Times New Roman" w:cs="Times New Roman"/>
+          <w:sz w:val="26"/>
+          <w:szCs w:val="26"/>
+        </w:rPr>
+        <w:t xml:space="preserve">    }</w:t>
+      </w:r>
+    </w:p>
+    <w:p>
+      <w:pPr>
+        <w:rPr>
+          <w:rFonts w:ascii="Times New Roman" w:hAnsi="Times New Roman" w:cs="Times New Roman"/>
+          <w:sz w:val="26"/>
+          <w:szCs w:val="26"/>
+        </w:rPr>
+      </w:pPr>
+      <w:r>
+        <w:rPr>
+          <w:rFonts w:ascii="Times New Roman" w:hAnsi="Times New Roman" w:cs="Times New Roman"/>
+          <w:sz w:val="26"/>
+          <w:szCs w:val="26"/>
+        </w:rPr>
+        <w:t>}</w:t>
+      </w:r>
+    </w:p>
+    <w:p>
+      <w:pPr>
+        <w:rPr>
+          <w:rFonts w:ascii="Times New Roman" w:hAnsi="Times New Roman" w:cs="Times New Roman"/>
+          <w:sz w:val="26"/>
+          <w:szCs w:val="26"/>
+        </w:rPr>
+      </w:pPr>
+    </w:p>
+    <w:p>
+      <w:pPr>
+        <w:rPr>
+          <w:rFonts w:ascii="Times New Roman" w:hAnsi="Times New Roman" w:cs="Times New Roman"/>
+          <w:sz w:val="26"/>
+          <w:szCs w:val="26"/>
+        </w:rPr>
+      </w:pPr>
+      <w:r>
+        <w:rPr>
+          <w:rFonts w:ascii="Times New Roman" w:hAnsi="Times New Roman" w:cs="Times New Roman"/>
+          <w:sz w:val="26"/>
+          <w:szCs w:val="26"/>
+        </w:rPr>
+        <w:t>private void DongKetNoi()</w:t>
+      </w:r>
+    </w:p>
+    <w:p>
+      <w:pPr>
+        <w:rPr>
+          <w:rFonts w:ascii="Times New Roman" w:hAnsi="Times New Roman" w:cs="Times New Roman"/>
+          <w:sz w:val="26"/>
+          <w:szCs w:val="26"/>
+        </w:rPr>
+      </w:pPr>
+      <w:r>
+        <w:rPr>
+          <w:rFonts w:ascii="Times New Roman" w:hAnsi="Times New Roman" w:cs="Times New Roman"/>
+          <w:sz w:val="26"/>
+          <w:szCs w:val="26"/>
+        </w:rPr>
+        <w:t>{</w:t>
+      </w:r>
+    </w:p>
+    <w:p>
+      <w:pPr>
+        <w:rPr>
+          <w:rFonts w:ascii="Times New Roman" w:hAnsi="Times New Roman" w:cs="Times New Roman"/>
+          <w:sz w:val="26"/>
+          <w:szCs w:val="26"/>
+        </w:rPr>
+      </w:pPr>
+      <w:r>
+        <w:rPr>
+          <w:rFonts w:ascii="Times New Roman" w:hAnsi="Times New Roman" w:cs="Times New Roman"/>
+          <w:sz w:val="26"/>
+          <w:szCs w:val="26"/>
+        </w:rPr>
+        <w:t xml:space="preserve">    if (sqlCon != null &amp;&amp; sqlCon.State == ConnectionState.Open)</w:t>
+      </w:r>
+    </w:p>
+    <w:p>
+      <w:pPr>
+        <w:rPr>
+          <w:rFonts w:ascii="Times New Roman" w:hAnsi="Times New Roman" w:cs="Times New Roman"/>
+          <w:sz w:val="26"/>
+          <w:szCs w:val="26"/>
+        </w:rPr>
+      </w:pPr>
+      <w:r>
+        <w:rPr>
+          <w:rFonts w:ascii="Times New Roman" w:hAnsi="Times New Roman" w:cs="Times New Roman"/>
+          <w:sz w:val="26"/>
+          <w:szCs w:val="26"/>
+        </w:rPr>
+        <w:t xml:space="preserve">    {</w:t>
+      </w:r>
+    </w:p>
+    <w:p>
+      <w:pPr>
+        <w:rPr>
+          <w:rFonts w:ascii="Times New Roman" w:hAnsi="Times New Roman" w:cs="Times New Roman"/>
+          <w:sz w:val="26"/>
+          <w:szCs w:val="26"/>
+        </w:rPr>
+      </w:pPr>
+      <w:r>
+        <w:rPr>
+          <w:rFonts w:ascii="Times New Roman" w:hAnsi="Times New Roman" w:cs="Times New Roman"/>
+          <w:sz w:val="26"/>
+          <w:szCs w:val="26"/>
+        </w:rPr>
+        <w:t xml:space="preserve">        sqlCon.Close();</w:t>
+      </w:r>
+    </w:p>
+    <w:p>
+      <w:pPr>
+        <w:rPr>
+          <w:rFonts w:ascii="Times New Roman" w:hAnsi="Times New Roman" w:cs="Times New Roman"/>
+          <w:sz w:val="26"/>
+          <w:szCs w:val="26"/>
+        </w:rPr>
+      </w:pPr>
+      <w:r>
+        <w:rPr>
+          <w:rFonts w:ascii="Times New Roman" w:hAnsi="Times New Roman" w:cs="Times New Roman"/>
+          <w:sz w:val="26"/>
+          <w:szCs w:val="26"/>
+        </w:rPr>
+        <w:t xml:space="preserve">    }</w:t>
+      </w:r>
+    </w:p>
+    <w:p>
+      <w:pPr>
+        <w:rPr>
+          <w:rFonts w:ascii="Times New Roman" w:hAnsi="Times New Roman" w:cs="Times New Roman"/>
+          <w:sz w:val="26"/>
+          <w:szCs w:val="26"/>
+        </w:rPr>
+      </w:pPr>
+      <w:r>
+        <w:rPr>
+          <w:rFonts w:ascii="Times New Roman" w:hAnsi="Times New Roman" w:cs="Times New Roman"/>
+          <w:sz w:val="26"/>
+          <w:szCs w:val="26"/>
+        </w:rPr>
+        <w:t>}</w:t>
+      </w:r>
+    </w:p>
+    <w:p>
+      <w:pPr>
+        <w:rPr>
+          <w:rFonts w:ascii="Times New Roman" w:hAnsi="Times New Roman" w:cs="Times New Roman"/>
+          <w:sz w:val="26"/>
+          <w:szCs w:val="26"/>
+        </w:rPr>
+      </w:pPr>
+    </w:p>
+    <w:p>
+      <w:pPr>
+        <w:rPr>
+          <w:rFonts w:ascii="Times New Roman" w:hAnsi="Times New Roman" w:cs="Times New Roman"/>
+          <w:sz w:val="26"/>
+          <w:szCs w:val="26"/>
+        </w:rPr>
+      </w:pPr>
+      <w:r>
+        <w:rPr>
+          <w:rFonts w:ascii="Times New Roman" w:hAnsi="Times New Roman" w:cs="Times New Roman"/>
+          <w:sz w:val="26"/>
+          <w:szCs w:val="26"/>
+        </w:rPr>
+        <w:lastRenderedPageBreak/>
+        <w:t>private void Form1_Load(object sender, EventArgs e)</w:t>
+      </w:r>
+    </w:p>
+    <w:p>
+      <w:pPr>
+        <w:rPr>
+          <w:rFonts w:ascii="Times New Roman" w:hAnsi="Times New Roman" w:cs="Times New Roman"/>
+          <w:sz w:val="26"/>
+          <w:szCs w:val="26"/>
+        </w:rPr>
+      </w:pPr>
+      <w:r>
+        <w:rPr>
+          <w:rFonts w:ascii="Times New Roman" w:hAnsi="Times New Roman" w:cs="Times New Roman"/>
+          <w:sz w:val="26"/>
+          <w:szCs w:val="26"/>
+        </w:rPr>
+        <w:t>{</w:t>
+      </w:r>
+    </w:p>
+    <w:p>
+      <w:pPr>
+        <w:rPr>
+          <w:rFonts w:ascii="Times New Roman" w:hAnsi="Times New Roman" w:cs="Times New Roman"/>
+          <w:sz w:val="26"/>
+          <w:szCs w:val="26"/>
+        </w:rPr>
+      </w:pPr>
+      <w:r>
+        <w:rPr>
+          <w:rFonts w:ascii="Times New Roman" w:hAnsi="Times New Roman" w:cs="Times New Roman"/>
+          <w:sz w:val="26"/>
+          <w:szCs w:val="26"/>
+        </w:rPr>
+        <w:t xml:space="preserve">    HienThiDanhSachLop();</w:t>
+      </w:r>
+    </w:p>
+    <w:p>
+      <w:pPr>
+        <w:rPr>
+          <w:rFonts w:ascii="Times New Roman" w:hAnsi="Times New Roman" w:cs="Times New Roman"/>
+          <w:sz w:val="26"/>
+          <w:szCs w:val="26"/>
+        </w:rPr>
+      </w:pPr>
+      <w:r>
+        <w:rPr>
+          <w:rFonts w:ascii="Times New Roman" w:hAnsi="Times New Roman" w:cs="Times New Roman"/>
+          <w:sz w:val="26"/>
+          <w:szCs w:val="26"/>
+        </w:rPr>
+        <w:t xml:space="preserve">    cbGioiTinh.Items.Add("Nam");</w:t>
+      </w:r>
+    </w:p>
+    <w:p>
+      <w:pPr>
+        <w:rPr>
+          <w:rFonts w:ascii="Times New Roman" w:hAnsi="Times New Roman" w:cs="Times New Roman"/>
+          <w:sz w:val="26"/>
+          <w:szCs w:val="26"/>
+        </w:rPr>
+      </w:pPr>
+      <w:r>
+        <w:rPr>
+          <w:rFonts w:ascii="Times New Roman" w:hAnsi="Times New Roman" w:cs="Times New Roman"/>
+          <w:sz w:val="26"/>
+          <w:szCs w:val="26"/>
+        </w:rPr>
+        <w:t xml:space="preserve">    cbGioiTinh.Items.Add("Nữ");</w:t>
+      </w:r>
+    </w:p>
+    <w:p>
+      <w:pPr>
+        <w:rPr>
+          <w:rFonts w:ascii="Times New Roman" w:hAnsi="Times New Roman" w:cs="Times New Roman"/>
+          <w:sz w:val="26"/>
+          <w:szCs w:val="26"/>
+        </w:rPr>
+      </w:pPr>
+      <w:r>
+        <w:rPr>
+          <w:rFonts w:ascii="Times New Roman" w:hAnsi="Times New Roman" w:cs="Times New Roman"/>
+          <w:sz w:val="26"/>
+          <w:szCs w:val="26"/>
+        </w:rPr>
+        <w:t>}</w:t>
+      </w:r>
+    </w:p>
+    <w:p>
+      <w:pPr>
+        <w:rPr>
+          <w:rFonts w:ascii="Times New Roman" w:hAnsi="Times New Roman" w:cs="Times New Roman"/>
+          <w:sz w:val="26"/>
+          <w:szCs w:val="26"/>
+        </w:rPr>
+      </w:pPr>
+    </w:p>
+    <w:p>
+      <w:pPr>
+        <w:rPr>
+          <w:rFonts w:ascii="Times New Roman" w:hAnsi="Times New Roman" w:cs="Times New Roman"/>
+          <w:sz w:val="26"/>
+          <w:szCs w:val="26"/>
+        </w:rPr>
+      </w:pPr>
+      <w:r>
+        <w:rPr>
+          <w:rFonts w:ascii="Times New Roman" w:hAnsi="Times New Roman" w:cs="Times New Roman"/>
+          <w:sz w:val="26"/>
+          <w:szCs w:val="26"/>
+        </w:rPr>
+        <w:t>private void HienThiDanhSachLop()</w:t>
+      </w:r>
+    </w:p>
+    <w:p>
+      <w:pPr>
+        <w:rPr>
+          <w:rFonts w:ascii="Times New Roman" w:hAnsi="Times New Roman" w:cs="Times New Roman"/>
+          <w:sz w:val="26"/>
+          <w:szCs w:val="26"/>
+        </w:rPr>
+      </w:pPr>
+      <w:r>
+        <w:rPr>
+          <w:rFonts w:ascii="Times New Roman" w:hAnsi="Times New Roman" w:cs="Times New Roman"/>
+          <w:sz w:val="26"/>
+          <w:szCs w:val="26"/>
+        </w:rPr>
+        <w:t>{</w:t>
+      </w:r>
+    </w:p>
+    <w:p>
+      <w:pPr>
+        <w:rPr>
+          <w:rFonts w:ascii="Times New Roman" w:hAnsi="Times New Roman" w:cs="Times New Roman"/>
+          <w:sz w:val="26"/>
+          <w:szCs w:val="26"/>
+        </w:rPr>
+      </w:pPr>
+      <w:r>
+        <w:rPr>
+          <w:rFonts w:ascii="Times New Roman" w:hAnsi="Times New Roman" w:cs="Times New Roman"/>
+          <w:sz w:val="26"/>
+          <w:szCs w:val="26"/>
+        </w:rPr>
+        <w:t xml:space="preserve">    MoKetNoi();</w:t>
+      </w:r>
+    </w:p>
+    <w:p>
+      <w:pPr>
+        <w:rPr>
+          <w:rFonts w:ascii="Times New Roman" w:hAnsi="Times New Roman" w:cs="Times New Roman"/>
+          <w:sz w:val="26"/>
+          <w:szCs w:val="26"/>
+        </w:rPr>
+      </w:pPr>
+      <w:r>
+        <w:rPr>
+          <w:rFonts w:ascii="Times New Roman" w:hAnsi="Times New Roman" w:cs="Times New Roman"/>
+          <w:sz w:val="26"/>
+          <w:szCs w:val="26"/>
+        </w:rPr>
+        <w:t xml:space="preserve">    SqlCommand sqlCmd = new SqlCommand("SELECT * FROM Lop", sqlCon);</w:t>
+      </w:r>
+    </w:p>
+    <w:p>
+      <w:pPr>
+        <w:rPr>
+          <w:rFonts w:ascii="Times New Roman" w:hAnsi="Times New Roman" w:cs="Times New Roman"/>
+          <w:sz w:val="26"/>
+          <w:szCs w:val="26"/>
+        </w:rPr>
+      </w:pPr>
+      <w:r>
+        <w:rPr>
+          <w:rFonts w:ascii="Times New Roman" w:hAnsi="Times New Roman" w:cs="Times New Roman"/>
+          <w:sz w:val="26"/>
+          <w:szCs w:val="26"/>
+        </w:rPr>
+        <w:t xml:space="preserve">    SqlDataReader reader = sqlCmd.ExecuteReader();</w:t>
+      </w:r>
+    </w:p>
+    <w:p>
+      <w:pPr>
+        <w:rPr>
+          <w:rFonts w:ascii="Times New Roman" w:hAnsi="Times New Roman" w:cs="Times New Roman"/>
+          <w:sz w:val="26"/>
+          <w:szCs w:val="26"/>
+        </w:rPr>
+      </w:pPr>
+      <w:r>
+        <w:rPr>
+          <w:rFonts w:ascii="Times New Roman" w:hAnsi="Times New Roman" w:cs="Times New Roman"/>
+          <w:sz w:val="26"/>
+          <w:szCs w:val="26"/>
+        </w:rPr>
+        <w:t xml:space="preserve">    cbMaLop.Items.Clear();</w:t>
+      </w:r>
+    </w:p>
+    <w:p>
+      <w:pPr>
+        <w:rPr>
+          <w:rFonts w:ascii="Times New Roman" w:hAnsi="Times New Roman" w:cs="Times New Roman"/>
+          <w:sz w:val="26"/>
+          <w:szCs w:val="26"/>
+        </w:rPr>
+      </w:pPr>
+      <w:r>
+        <w:rPr>
+          <w:rFonts w:ascii="Times New Roman" w:hAnsi="Times New Roman" w:cs="Times New Roman"/>
+          <w:sz w:val="26"/>
+          <w:szCs w:val="26"/>
+        </w:rPr>
+        <w:t xml:space="preserve">    while (reader.Read())</w:t>
+      </w:r>
+    </w:p>
+    <w:p>
+      <w:pPr>
+        <w:rPr>
+          <w:rFonts w:ascii="Times New Roman" w:hAnsi="Times New Roman" w:cs="Times New Roman"/>
+          <w:sz w:val="26"/>
+          <w:szCs w:val="26"/>
+        </w:rPr>
+      </w:pPr>
+      <w:r>
+        <w:rPr>
+          <w:rFonts w:ascii="Times New Roman" w:hAnsi="Times New Roman" w:cs="Times New Roman"/>
+          <w:sz w:val="26"/>
+          <w:szCs w:val="26"/>
+        </w:rPr>
+        <w:t xml:space="preserve">    {</w:t>
+      </w:r>
+    </w:p>
+    <w:p>
+      <w:pPr>
+        <w:rPr>
+          <w:rFonts w:ascii="Times New Roman" w:hAnsi="Times New Roman" w:cs="Times New Roman"/>
+          <w:sz w:val="26"/>
+          <w:szCs w:val="26"/>
+        </w:rPr>
+      </w:pPr>
+      <w:r>
+        <w:rPr>
+          <w:rFonts w:ascii="Times New Roman" w:hAnsi="Times New Roman" w:cs="Times New Roman"/>
+          <w:sz w:val="26"/>
+          <w:szCs w:val="26"/>
+        </w:rPr>
+        <w:t xml:space="preserve">        cbMaLop.Items.Add(reader.GetString(0) + " - " + reader.GetString(1));</w:t>
+      </w:r>
+    </w:p>
+    <w:p>
+      <w:pPr>
+        <w:rPr>
+          <w:rFonts w:ascii="Times New Roman" w:hAnsi="Times New Roman" w:cs="Times New Roman"/>
+          <w:sz w:val="26"/>
+          <w:szCs w:val="26"/>
+        </w:rPr>
+      </w:pPr>
+      <w:r>
+        <w:rPr>
+          <w:rFonts w:ascii="Times New Roman" w:hAnsi="Times New Roman" w:cs="Times New Roman"/>
+          <w:sz w:val="26"/>
+          <w:szCs w:val="26"/>
+        </w:rPr>
+        <w:t xml:space="preserve">    }</w:t>
+      </w:r>
+    </w:p>
+    <w:p>
+      <w:pPr>
+        <w:rPr>
+          <w:rFonts w:ascii="Times New Roman" w:hAnsi="Times New Roman" w:cs="Times New Roman"/>
+          <w:sz w:val="26"/>
+          <w:szCs w:val="26"/>
+        </w:rPr>
+      </w:pPr>
+      <w:r>
+        <w:rPr>
+          <w:rFonts w:ascii="Times New Roman" w:hAnsi="Times New Roman" w:cs="Times New Roman"/>
+          <w:sz w:val="26"/>
+          <w:szCs w:val="26"/>
+        </w:rPr>
+        <w:t xml:space="preserve">    reader.Close();</w:t>
+      </w:r>
+    </w:p>
+    <w:p>
+      <w:pPr>
+        <w:rPr>
+          <w:rFonts w:ascii="Times New Roman" w:hAnsi="Times New Roman" w:cs="Times New Roman"/>
+          <w:sz w:val="26"/>
+          <w:szCs w:val="26"/>
+        </w:rPr>
+      </w:pPr>
+      <w:r>
+        <w:rPr>
+          <w:rFonts w:ascii="Times New Roman" w:hAnsi="Times New Roman" w:cs="Times New Roman"/>
+          <w:sz w:val="26"/>
+          <w:szCs w:val="26"/>
+        </w:rPr>
+        <w:t xml:space="preserve">    DongKetNoi();</w:t>
+      </w:r>
+    </w:p>
+    <w:p>
+      <w:pPr>
+        <w:rPr>
+          <w:rFonts w:ascii="Times New Roman" w:hAnsi="Times New Roman" w:cs="Times New Roman"/>
+          <w:sz w:val="26"/>
+          <w:szCs w:val="26"/>
+        </w:rPr>
+      </w:pPr>
+      <w:r>
+        <w:rPr>
+          <w:rFonts w:ascii="Times New Roman" w:hAnsi="Times New Roman" w:cs="Times New Roman"/>
+          <w:sz w:val="26"/>
+          <w:szCs w:val="26"/>
+        </w:rPr>
+        <w:t>}</w:t>
+      </w:r>
+    </w:p>
+    <w:p>
+      <w:pPr>
+        <w:rPr>
+          <w:rFonts w:ascii="Times New Roman" w:hAnsi="Times New Roman" w:cs="Times New Roman"/>
+          <w:sz w:val="26"/>
+          <w:szCs w:val="26"/>
+        </w:rPr>
+      </w:pPr>
+    </w:p>
+    <w:p>
+      <w:pPr>
+        <w:rPr>
+          <w:rFonts w:ascii="Times New Roman" w:hAnsi="Times New Roman" w:cs="Times New Roman"/>
+          <w:sz w:val="26"/>
+          <w:szCs w:val="26"/>
+        </w:rPr>
+      </w:pPr>
+      <w:r>
+        <w:rPr>
+          <w:rFonts w:ascii="Times New Roman" w:hAnsi="Times New Roman" w:cs="Times New Roman"/>
+          <w:sz w:val="26"/>
+          <w:szCs w:val="26"/>
+        </w:rPr>
+        <w:t>private void cbMaLop_SelectedIndexChanged(object sender, EventArgs e)</w:t>
+      </w:r>
+    </w:p>
+    <w:p>
+      <w:pPr>
+        <w:rPr>
+          <w:rFonts w:ascii="Times New Roman" w:hAnsi="Times New Roman" w:cs="Times New Roman"/>
+          <w:sz w:val="26"/>
+          <w:szCs w:val="26"/>
+        </w:rPr>
+      </w:pPr>
+      <w:r>
+        <w:rPr>
+          <w:rFonts w:ascii="Times New Roman" w:hAnsi="Times New Roman" w:cs="Times New Roman"/>
+          <w:sz w:val="26"/>
+          <w:szCs w:val="26"/>
+        </w:rPr>
+        <w:t>{</w:t>
+      </w:r>
+    </w:p>
+    <w:p>
+      <w:pPr>
+        <w:rPr>
+          <w:rFonts w:ascii="Times New Roman" w:hAnsi="Times New Roman" w:cs="Times New Roman"/>
+          <w:sz w:val="26"/>
+          <w:szCs w:val="26"/>
+        </w:rPr>
+      </w:pPr>
+      <w:r>
+        <w:rPr>
+          <w:rFonts w:ascii="Times New Roman" w:hAnsi="Times New Roman" w:cs="Times New Roman"/>
+          <w:sz w:val="26"/>
+          <w:szCs w:val="26"/>
+        </w:rPr>
+        <w:t xml:space="preserve">    if (cbMaLop.SelectedIndex == -1) return;</w:t>
+      </w:r>
+    </w:p>
+    <w:p>
+      <w:pPr>
+        <w:rPr>
+          <w:rFonts w:ascii="Times New Roman" w:hAnsi="Times New Roman" w:cs="Times New Roman"/>
+          <w:sz w:val="26"/>
+          <w:szCs w:val="26"/>
+        </w:rPr>
+      </w:pPr>
+    </w:p>
+    <w:p>
+      <w:pPr>
+        <w:rPr>
+          <w:rFonts w:ascii="Times New Roman" w:hAnsi="Times New Roman" w:cs="Times New Roman"/>
+          <w:sz w:val="26"/>
+          <w:szCs w:val="26"/>
+        </w:rPr>
+      </w:pPr>
+      <w:r>
+        <w:rPr>
+          <w:rFonts w:ascii="Times New Roman" w:hAnsi="Times New Roman" w:cs="Times New Roman"/>
+          <w:sz w:val="26"/>
+          <w:szCs w:val="26"/>
+        </w:rPr>
+        <w:t xml:space="preserve">    string selected = cbMaLop.SelectedItem.ToString();</w:t>
+      </w:r>
+    </w:p>
+    <w:p>
+      <w:pPr>
+        <w:rPr>
+          <w:rFonts w:ascii="Times New Roman" w:hAnsi="Times New Roman" w:cs="Times New Roman"/>
+          <w:sz w:val="26"/>
+          <w:szCs w:val="26"/>
+        </w:rPr>
+      </w:pPr>
+      <w:r>
+        <w:rPr>
+          <w:rFonts w:ascii="Times New Roman" w:hAnsi="Times New Roman" w:cs="Times New Roman"/>
+          <w:sz w:val="26"/>
+          <w:szCs w:val="26"/>
+        </w:rPr>
+        <w:lastRenderedPageBreak/>
+        <w:t xml:space="preserve">    string[] arr = selected.Split('-');</w:t>
+      </w:r>
+    </w:p>
+    <w:p>
+      <w:pPr>
+        <w:rPr>
+          <w:rFonts w:ascii="Times New Roman" w:hAnsi="Times New Roman" w:cs="Times New Roman"/>
+          <w:sz w:val="26"/>
+          <w:szCs w:val="26"/>
+        </w:rPr>
+      </w:pPr>
+      <w:r>
+        <w:rPr>
+          <w:rFonts w:ascii="Times New Roman" w:hAnsi="Times New Roman" w:cs="Times New Roman"/>
+          <w:sz w:val="26"/>
+          <w:szCs w:val="26"/>
+        </w:rPr>
+        <w:t xml:space="preserve">    string maLop = arr[0].Trim();</w:t>
+      </w:r>
+    </w:p>
+    <w:p>
+      <w:pPr>
+        <w:rPr>
+          <w:rFonts w:ascii="Times New Roman" w:hAnsi="Times New Roman" w:cs="Times New Roman"/>
+          <w:sz w:val="26"/>
+          <w:szCs w:val="26"/>
+        </w:rPr>
+      </w:pPr>
+    </w:p>
+    <w:p>
+      <w:pPr>
+        <w:rPr>
+          <w:rFonts w:ascii="Times New Roman" w:hAnsi="Times New Roman" w:cs="Times New Roman"/>
+          <w:sz w:val="26"/>
+          <w:szCs w:val="26"/>
+        </w:rPr>
+      </w:pPr>
+      <w:r>
+        <w:rPr>
+          <w:rFonts w:ascii="Times New Roman" w:hAnsi="Times New Roman" w:cs="Times New Roman"/>
+          <w:sz w:val="26"/>
+          <w:szCs w:val="26"/>
+        </w:rPr>
+        <w:t xml:space="preserve">    HienThiSinhVienTheoLop(maLop);</w:t>
+      </w:r>
+    </w:p>
+    <w:p>
+      <w:pPr>
+        <w:rPr>
+          <w:rFonts w:ascii="Times New Roman" w:hAnsi="Times New Roman" w:cs="Times New Roman"/>
+          <w:sz w:val="26"/>
+          <w:szCs w:val="26"/>
+        </w:rPr>
+      </w:pPr>
+      <w:r>
+        <w:rPr>
+          <w:rFonts w:ascii="Times New Roman" w:hAnsi="Times New Roman" w:cs="Times New Roman"/>
+          <w:sz w:val="26"/>
+          <w:szCs w:val="26"/>
+        </w:rPr>
+        <w:t>}</w:t>
+      </w:r>
+    </w:p>
+    <w:p>
+      <w:pPr>
+        <w:rPr>
+          <w:rFonts w:ascii="Times New Roman" w:hAnsi="Times New Roman" w:cs="Times New Roman"/>
+          <w:sz w:val="26"/>
+          <w:szCs w:val="26"/>
+        </w:rPr>
+      </w:pPr>
+    </w:p>
+    <w:p>
+      <w:pPr>
+        <w:rPr>
+          <w:rFonts w:ascii="Times New Roman" w:hAnsi="Times New Roman" w:cs="Times New Roman"/>
+          <w:sz w:val="26"/>
+          <w:szCs w:val="26"/>
+        </w:rPr>
+      </w:pPr>
+      <w:r>
+        <w:rPr>
+          <w:rFonts w:ascii="Times New Roman" w:hAnsi="Times New Roman" w:cs="Times New Roman"/>
+          <w:sz w:val="26"/>
+          <w:szCs w:val="26"/>
+        </w:rPr>
+        <w:t>private void HienThiSinhVienTheoLop(string maLop)</w:t>
+      </w:r>
+    </w:p>
+    <w:p>
+      <w:pPr>
+        <w:rPr>
+          <w:rFonts w:ascii="Times New Roman" w:hAnsi="Times New Roman" w:cs="Times New Roman"/>
+          <w:sz w:val="26"/>
+          <w:szCs w:val="26"/>
+        </w:rPr>
+      </w:pPr>
+      <w:r>
+        <w:rPr>
+          <w:rFonts w:ascii="Times New Roman" w:hAnsi="Times New Roman" w:cs="Times New Roman"/>
+          <w:sz w:val="26"/>
+          <w:szCs w:val="26"/>
+        </w:rPr>
+        <w:t>{</w:t>
+      </w:r>
+    </w:p>
+    <w:p>
+      <w:pPr>
+        <w:rPr>
+          <w:rFonts w:ascii="Times New Roman" w:hAnsi="Times New Roman" w:cs="Times New Roman"/>
+          <w:sz w:val="26"/>
+          <w:szCs w:val="26"/>
+        </w:rPr>
+      </w:pPr>
+      <w:r>
+        <w:rPr>
+          <w:rFonts w:ascii="Times New Roman" w:hAnsi="Times New Roman" w:cs="Times New Roman"/>
+          <w:sz w:val="26"/>
+          <w:szCs w:val="26"/>
+        </w:rPr>
+        <w:t xml:space="preserve">    MoKetNoi();</w:t>
+      </w:r>
+    </w:p>
+    <w:p>
+      <w:pPr>
+        <w:rPr>
+          <w:rFonts w:ascii="Times New Roman" w:hAnsi="Times New Roman" w:cs="Times New Roman"/>
+          <w:sz w:val="26"/>
+          <w:szCs w:val="26"/>
+        </w:rPr>
+      </w:pPr>
+      <w:r>
+        <w:rPr>
+          <w:rFonts w:ascii="Times New Roman" w:hAnsi="Times New Roman" w:cs="Times New Roman"/>
+          <w:sz w:val="26"/>
+          <w:szCs w:val="26"/>
+        </w:rPr>
+        <w:t xml:space="preserve">    SqlCommand sqlCmd = new SqlCommand("SELECT * FROM SinhVien WHERE MaLop = @maLop", sqlCon);</w:t>
+      </w:r>
+    </w:p>
+    <w:p>
+      <w:pPr>
+        <w:rPr>
+          <w:rFonts w:ascii="Times New Roman" w:hAnsi="Times New Roman" w:cs="Times New Roman"/>
+          <w:sz w:val="26"/>
+          <w:szCs w:val="26"/>
+        </w:rPr>
+      </w:pPr>
+      <w:r>
+        <w:rPr>
+          <w:rFonts w:ascii="Times New Roman" w:hAnsi="Times New Roman" w:cs="Times New Roman"/>
+          <w:sz w:val="26"/>
+          <w:szCs w:val="26"/>
+        </w:rPr>
+        <w:t xml:space="preserve">    sqlCmd.Parameters.AddWithValue("@maLop", maLop);</w:t>
+      </w:r>
+    </w:p>
+    <w:p>
+      <w:pPr>
+        <w:rPr>
+          <w:rFonts w:ascii="Times New Roman" w:hAnsi="Times New Roman" w:cs="Times New Roman"/>
+          <w:sz w:val="26"/>
+          <w:szCs w:val="26"/>
+        </w:rPr>
+      </w:pPr>
+    </w:p>
+    <w:p>
+      <w:pPr>
+        <w:rPr>
+          <w:rFonts w:ascii="Times New Roman" w:hAnsi="Times New Roman" w:cs="Times New Roman"/>
+          <w:sz w:val="26"/>
+          <w:szCs w:val="26"/>
+        </w:rPr>
+      </w:pPr>
+      <w:r>
+        <w:rPr>
+          <w:rFonts w:ascii="Times New Roman" w:hAnsi="Times New Roman" w:cs="Times New Roman"/>
+          <w:sz w:val="26"/>
+          <w:szCs w:val="26"/>
+        </w:rPr>
+        <w:t xml:space="preserve">    SqlDataReader reader = sqlCmd.ExecuteReader();</w:t>
+      </w:r>
+    </w:p>
+    <w:p>
+      <w:pPr>
+        <w:rPr>
+          <w:rFonts w:ascii="Times New Roman" w:hAnsi="Times New Roman" w:cs="Times New Roman"/>
+          <w:sz w:val="26"/>
+          <w:szCs w:val="26"/>
+        </w:rPr>
+      </w:pPr>
+      <w:r>
+        <w:rPr>
+          <w:rFonts w:ascii="Times New Roman" w:hAnsi="Times New Roman" w:cs="Times New Roman"/>
+          <w:sz w:val="26"/>
+          <w:szCs w:val="26"/>
+        </w:rPr>
+        <w:t xml:space="preserve">    lsvDanhSach.Items.Clear();</w:t>
+      </w:r>
+    </w:p>
+    <w:p>
+      <w:pPr>
+        <w:rPr>
+          <w:rFonts w:ascii="Times New Roman" w:hAnsi="Times New Roman" w:cs="Times New Roman"/>
+          <w:sz w:val="26"/>
+          <w:szCs w:val="26"/>
+        </w:rPr>
+      </w:pPr>
+      <w:r>
+        <w:rPr>
+          <w:rFonts w:ascii="Times New Roman" w:hAnsi="Times New Roman" w:cs="Times New Roman"/>
+          <w:sz w:val="26"/>
+          <w:szCs w:val="26"/>
+        </w:rPr>
+        <w:t xml:space="preserve">    while (reader.Read())</w:t>
+      </w:r>
+    </w:p>
+    <w:p>
+      <w:pPr>
+        <w:rPr>
+          <w:rFonts w:ascii="Times New Roman" w:hAnsi="Times New Roman" w:cs="Times New Roman"/>
+          <w:sz w:val="26"/>
+          <w:szCs w:val="26"/>
+        </w:rPr>
+      </w:pPr>
+      <w:r>
+        <w:rPr>
+          <w:rFonts w:ascii="Times New Roman" w:hAnsi="Times New Roman" w:cs="Times New Roman"/>
+          <w:sz w:val="26"/>
+          <w:szCs w:val="26"/>
+        </w:rPr>
+        <w:t xml:space="preserve">    {</w:t>
+      </w:r>
+    </w:p>
+    <w:p>
+      <w:pPr>
+        <w:rPr>
+          <w:rFonts w:ascii="Times New Roman" w:hAnsi="Times New Roman" w:cs="Times New Roman"/>
+          <w:sz w:val="26"/>
+          <w:szCs w:val="26"/>
+        </w:rPr>
+      </w:pPr>
+      <w:r>
+        <w:rPr>
+          <w:rFonts w:ascii="Times New Roman" w:hAnsi="Times New Roman" w:cs="Times New Roman"/>
+          <w:sz w:val="26"/>
+          <w:szCs w:val="26"/>
+        </w:rPr>
+        <w:t xml:space="preserve">        ListViewItem lvi = new ListViewItem(reader.GetString(0)); </w:t>
+      </w:r>
+    </w:p>
+    <w:p>
+      <w:pPr>
+        <w:rPr>
+          <w:rFonts w:ascii="Times New Roman" w:hAnsi="Times New Roman" w:cs="Times New Roman"/>
+          <w:sz w:val="26"/>
+          <w:szCs w:val="26"/>
+        </w:rPr>
+      </w:pPr>
+      <w:r>
+        <w:rPr>
+          <w:rFonts w:ascii="Times New Roman" w:hAnsi="Times New Roman" w:cs="Times New Roman"/>
+          <w:sz w:val="26"/>
+          <w:szCs w:val="26"/>
+        </w:rPr>
+        <w:t xml:space="preserve">        lvi.SubItems.Add(reader.GetString(1)); </w:t>
+      </w:r>
+    </w:p>
+    <w:p>
+      <w:pPr>
+        <w:rPr>
+          <w:rFonts w:ascii="Times New Roman" w:hAnsi="Times New Roman" w:cs="Times New Roman"/>
+          <w:sz w:val="26"/>
+          <w:szCs w:val="26"/>
+        </w:rPr>
+      </w:pPr>
+      <w:r>
+        <w:rPr>
+          <w:rFonts w:ascii="Times New Roman" w:hAnsi="Times New Roman" w:cs="Times New Roman"/>
+          <w:sz w:val="26"/>
+          <w:szCs w:val="26"/>
+        </w:rPr>
+        <w:t xml:space="preserve">        lvi.SubItems.Add(reader.GetString(2)); </w:t>
+      </w:r>
+    </w:p>
+    <w:p>
+      <w:pPr>
+        <w:rPr>
+          <w:rFonts w:ascii="Times New Roman" w:hAnsi="Times New Roman" w:cs="Times New Roman"/>
+          <w:sz w:val="26"/>
+          <w:szCs w:val="26"/>
+        </w:rPr>
+      </w:pPr>
+      <w:r>
+        <w:rPr>
+          <w:rFonts w:ascii="Times New Roman" w:hAnsi="Times New Roman" w:cs="Times New Roman"/>
+          <w:sz w:val="26"/>
+          <w:szCs w:val="26"/>
+        </w:rPr>
+        <w:t xml:space="preserve">        lvi.SubItems.Add(reader.GetDateTime(3).ToString("dd/MM/yyyy")); </w:t>
+      </w:r>
+    </w:p>
+    <w:p>
+      <w:pPr>
+        <w:rPr>
+          <w:rFonts w:ascii="Times New Roman" w:hAnsi="Times New Roman" w:cs="Times New Roman"/>
+          <w:sz w:val="26"/>
+          <w:szCs w:val="26"/>
+        </w:rPr>
+      </w:pPr>
+      <w:r>
+        <w:rPr>
+          <w:rFonts w:ascii="Times New Roman" w:hAnsi="Times New Roman" w:cs="Times New Roman"/>
+          <w:sz w:val="26"/>
+          <w:szCs w:val="26"/>
+        </w:rPr>
+        <w:t xml:space="preserve">        lvi.SubItems.Add(reader.GetString(4)); </w:t>
+      </w:r>
+    </w:p>
+    <w:p>
+      <w:pPr>
+        <w:rPr>
+          <w:rFonts w:ascii="Times New Roman" w:hAnsi="Times New Roman" w:cs="Times New Roman"/>
+          <w:sz w:val="26"/>
+          <w:szCs w:val="26"/>
+        </w:rPr>
+      </w:pPr>
+      <w:r>
+        <w:rPr>
+          <w:rFonts w:ascii="Times New Roman" w:hAnsi="Times New Roman" w:cs="Times New Roman"/>
+          <w:sz w:val="26"/>
+          <w:szCs w:val="26"/>
+        </w:rPr>
+        <w:t xml:space="preserve">        lvi.SubItems.Add(reader.GetString(5)); </w:t>
+      </w:r>
+    </w:p>
+    <w:p>
+      <w:pPr>
+        <w:rPr>
+          <w:rFonts w:ascii="Times New Roman" w:hAnsi="Times New Roman" w:cs="Times New Roman"/>
+          <w:sz w:val="26"/>
+          <w:szCs w:val="26"/>
+        </w:rPr>
+      </w:pPr>
+      <w:r>
+        <w:rPr>
+          <w:rFonts w:ascii="Times New Roman" w:hAnsi="Times New Roman" w:cs="Times New Roman"/>
+          <w:sz w:val="26"/>
+          <w:szCs w:val="26"/>
+        </w:rPr>
+        <w:t xml:space="preserve">        lsvDanhSach.Items.Add(lvi);</w:t>
+      </w:r>
+    </w:p>
+    <w:p>
+      <w:pPr>
+        <w:rPr>
+          <w:rFonts w:ascii="Times New Roman" w:hAnsi="Times New Roman" w:cs="Times New Roman"/>
+          <w:sz w:val="26"/>
+          <w:szCs w:val="26"/>
+        </w:rPr>
+      </w:pPr>
+      <w:r>
+        <w:rPr>
+          <w:rFonts w:ascii="Times New Roman" w:hAnsi="Times New Roman" w:cs="Times New Roman"/>
+          <w:sz w:val="26"/>
+          <w:szCs w:val="26"/>
+        </w:rPr>
+        <w:t xml:space="preserve">    }</w:t>
+      </w:r>
+    </w:p>
+    <w:p>
+      <w:pPr>
+        <w:rPr>
+          <w:rFonts w:ascii="Times New Roman" w:hAnsi="Times New Roman" w:cs="Times New Roman"/>
+          <w:sz w:val="26"/>
+          <w:szCs w:val="26"/>
+        </w:rPr>
+      </w:pPr>
+      <w:r>
+        <w:rPr>
+          <w:rFonts w:ascii="Times New Roman" w:hAnsi="Times New Roman" w:cs="Times New Roman"/>
+          <w:sz w:val="26"/>
+          <w:szCs w:val="26"/>
+        </w:rPr>
+        <w:t xml:space="preserve">    reader.Close();</w:t>
+      </w:r>
+    </w:p>
+    <w:p>
+      <w:pPr>
+        <w:rPr>
+          <w:rFonts w:ascii="Times New Roman" w:hAnsi="Times New Roman" w:cs="Times New Roman"/>
+          <w:sz w:val="26"/>
+          <w:szCs w:val="26"/>
+        </w:rPr>
+      </w:pPr>
+      <w:r>
+        <w:rPr>
+          <w:rFonts w:ascii="Times New Roman" w:hAnsi="Times New Roman" w:cs="Times New Roman"/>
+          <w:sz w:val="26"/>
+          <w:szCs w:val="26"/>
+        </w:rPr>
+        <w:lastRenderedPageBreak/>
+        <w:t xml:space="preserve">    DongKetNoi();</w:t>
+      </w:r>
+    </w:p>
+    <w:p>
+      <w:pPr>
+        <w:rPr>
+          <w:rFonts w:ascii="Times New Roman" w:hAnsi="Times New Roman" w:cs="Times New Roman"/>
+          <w:sz w:val="26"/>
+          <w:szCs w:val="26"/>
+        </w:rPr>
+      </w:pPr>
+      <w:r>
+        <w:rPr>
+          <w:rFonts w:ascii="Times New Roman" w:hAnsi="Times New Roman" w:cs="Times New Roman"/>
+          <w:sz w:val="26"/>
+          <w:szCs w:val="26"/>
+        </w:rPr>
+        <w:t>}</w:t>
+      </w:r>
+    </w:p>
+    <w:p>
+      <w:pPr>
+        <w:rPr>
+          <w:rFonts w:ascii="Times New Roman" w:hAnsi="Times New Roman" w:cs="Times New Roman"/>
+          <w:sz w:val="26"/>
+          <w:szCs w:val="26"/>
+        </w:rPr>
+      </w:pPr>
+    </w:p>
+    <w:p>
+      <w:pPr>
+        <w:rPr>
+          <w:rFonts w:ascii="Times New Roman" w:hAnsi="Times New Roman" w:cs="Times New Roman"/>
+          <w:sz w:val="26"/>
+          <w:szCs w:val="26"/>
+        </w:rPr>
+      </w:pPr>
+      <w:r>
+        <w:rPr>
+          <w:rFonts w:ascii="Times New Roman" w:hAnsi="Times New Roman" w:cs="Times New Roman"/>
+          <w:sz w:val="26"/>
+          <w:szCs w:val="26"/>
+        </w:rPr>
+        <w:t>private void lsvDanhSach_SelectedIndexChanged(object sender, EventArgs e)</w:t>
+      </w:r>
+    </w:p>
+    <w:p>
+      <w:pPr>
+        <w:rPr>
+          <w:rFonts w:ascii="Times New Roman" w:hAnsi="Times New Roman" w:cs="Times New Roman"/>
+          <w:sz w:val="26"/>
+          <w:szCs w:val="26"/>
+        </w:rPr>
+      </w:pPr>
+      <w:r>
+        <w:rPr>
+          <w:rFonts w:ascii="Times New Roman" w:hAnsi="Times New Roman" w:cs="Times New Roman"/>
+          <w:sz w:val="26"/>
+          <w:szCs w:val="26"/>
+        </w:rPr>
+        <w:t>{</w:t>
+      </w:r>
+    </w:p>
+    <w:p>
+      <w:pPr>
+        <w:rPr>
+          <w:rFonts w:ascii="Times New Roman" w:hAnsi="Times New Roman" w:cs="Times New Roman"/>
+          <w:sz w:val="26"/>
+          <w:szCs w:val="26"/>
+        </w:rPr>
+      </w:pPr>
+      <w:r>
+        <w:rPr>
+          <w:rFonts w:ascii="Times New Roman" w:hAnsi="Times New Roman" w:cs="Times New Roman"/>
+          <w:sz w:val="26"/>
+          <w:szCs w:val="26"/>
+        </w:rPr>
+        <w:t xml:space="preserve">    if (lsvDanhSach.SelectedItems.Count == 0) return;</w:t>
+      </w:r>
+    </w:p>
+    <w:p>
+      <w:pPr>
+        <w:rPr>
+          <w:rFonts w:ascii="Times New Roman" w:hAnsi="Times New Roman" w:cs="Times New Roman"/>
+          <w:sz w:val="26"/>
+          <w:szCs w:val="26"/>
+        </w:rPr>
+      </w:pPr>
+    </w:p>
+    <w:p>
+      <w:pPr>
+        <w:rPr>
+          <w:rFonts w:ascii="Times New Roman" w:hAnsi="Times New Roman" w:cs="Times New Roman"/>
+          <w:sz w:val="26"/>
+          <w:szCs w:val="26"/>
+        </w:rPr>
+      </w:pPr>
+      <w:r>
+        <w:rPr>
+          <w:rFonts w:ascii="Times New Roman" w:hAnsi="Times New Roman" w:cs="Times New Roman"/>
+          <w:sz w:val="26"/>
+          <w:szCs w:val="26"/>
+        </w:rPr>
+        <w:t xml:space="preserve">    ListViewItem lvi = lsvDanhSach.SelectedItems[0];</w:t>
+      </w:r>
+    </w:p>
+    <w:p>
+      <w:pPr>
+        <w:rPr>
+          <w:rFonts w:ascii="Times New Roman" w:hAnsi="Times New Roman" w:cs="Times New Roman"/>
+          <w:sz w:val="26"/>
+          <w:szCs w:val="26"/>
+        </w:rPr>
+      </w:pPr>
+      <w:r>
+        <w:rPr>
+          <w:rFonts w:ascii="Times New Roman" w:hAnsi="Times New Roman" w:cs="Times New Roman"/>
+          <w:sz w:val="26"/>
+          <w:szCs w:val="26"/>
+        </w:rPr>
+        <w:t xml:space="preserve">    txtMaSV.Text = lvi.SubItems[0].Text;</w:t>
+      </w:r>
+    </w:p>
+    <w:p>
+      <w:pPr>
+        <w:rPr>
+          <w:rFonts w:ascii="Times New Roman" w:hAnsi="Times New Roman" w:cs="Times New Roman"/>
+          <w:sz w:val="26"/>
+          <w:szCs w:val="26"/>
+        </w:rPr>
+      </w:pPr>
+      <w:r>
+        <w:rPr>
+          <w:rFonts w:ascii="Times New Roman" w:hAnsi="Times New Roman" w:cs="Times New Roman"/>
+          <w:sz w:val="26"/>
+          <w:szCs w:val="26"/>
+        </w:rPr>
+        <w:t xml:space="preserve">    txtTenSV.Text = lvi.SubItems[1].Text;</w:t>
+      </w:r>
+    </w:p>
+    <w:p>
+      <w:pPr>
+        <w:rPr>
+          <w:rFonts w:ascii="Times New Roman" w:hAnsi="Times New Roman" w:cs="Times New Roman"/>
+          <w:sz w:val="26"/>
+          <w:szCs w:val="26"/>
+        </w:rPr>
+      </w:pPr>
+      <w:r>
+        <w:rPr>
+          <w:rFonts w:ascii="Times New Roman" w:hAnsi="Times New Roman" w:cs="Times New Roman"/>
+          <w:sz w:val="26"/>
+          <w:szCs w:val="26"/>
+        </w:rPr>
+        <w:t xml:space="preserve">    cbGioiTinh.Text = lvi.SubItems[2].Text;</w:t>
+      </w:r>
+    </w:p>
+    <w:p>
+      <w:pPr>
+        <w:rPr>
+          <w:rFonts w:ascii="Times New Roman" w:hAnsi="Times New Roman" w:cs="Times New Roman"/>
+          <w:sz w:val="26"/>
+          <w:szCs w:val="26"/>
+        </w:rPr>
+      </w:pPr>
+    </w:p>
+    <w:p>
+      <w:pPr>
+        <w:rPr>
+          <w:rFonts w:ascii="Times New Roman" w:hAnsi="Times New Roman" w:cs="Times New Roman"/>
+          <w:sz w:val="26"/>
+          <w:szCs w:val="26"/>
+        </w:rPr>
+      </w:pPr>
+      <w:r>
+        <w:rPr>
+          <w:rFonts w:ascii="Times New Roman" w:hAnsi="Times New Roman" w:cs="Times New Roman"/>
+          <w:sz w:val="26"/>
+          <w:szCs w:val="26"/>
+        </w:rPr>
+        <w:t xml:space="preserve">    dtpNgaySinh.Value = DateTime.ParseExact(lvi.SubItems[3].Text, "dd/MM/yyyy", CultureInfo.InvariantCulture);</w:t>
+      </w:r>
+    </w:p>
+    <w:p>
+      <w:pPr>
+        <w:rPr>
+          <w:rFonts w:ascii="Times New Roman" w:hAnsi="Times New Roman" w:cs="Times New Roman"/>
+          <w:sz w:val="26"/>
+          <w:szCs w:val="26"/>
+        </w:rPr>
+      </w:pPr>
+    </w:p>
+    <w:p>
+      <w:pPr>
+        <w:rPr>
+          <w:rFonts w:ascii="Times New Roman" w:hAnsi="Times New Roman" w:cs="Times New Roman"/>
+          <w:sz w:val="26"/>
+          <w:szCs w:val="26"/>
+        </w:rPr>
+      </w:pPr>
+      <w:r>
+        <w:rPr>
+          <w:rFonts w:ascii="Times New Roman" w:hAnsi="Times New Roman" w:cs="Times New Roman"/>
+          <w:sz w:val="26"/>
+          <w:szCs w:val="26"/>
+        </w:rPr>
+        <w:t xml:space="preserve">    txtQueQuan.Text = lvi.SubItems[4].Text;</w:t>
+      </w:r>
+    </w:p>
+    <w:p>
+      <w:pPr>
+        <w:rPr>
+          <w:rFonts w:ascii="Times New Roman" w:hAnsi="Times New Roman" w:cs="Times New Roman"/>
+          <w:sz w:val="26"/>
+          <w:szCs w:val="26"/>
+        </w:rPr>
+      </w:pPr>
+      <w:r>
+        <w:rPr>
+          <w:rFonts w:ascii="Times New Roman" w:hAnsi="Times New Roman" w:cs="Times New Roman"/>
+          <w:sz w:val="26"/>
+          <w:szCs w:val="26"/>
+        </w:rPr>
+        <w:t xml:space="preserve">    txtMaLop.Text = lvi.SubItems[5].Text;</w:t>
+      </w:r>
+    </w:p>
+    <w:p>
+      <w:pPr>
+        <w:rPr>
+          <w:rFonts w:ascii="Times New Roman" w:hAnsi="Times New Roman" w:cs="Times New Roman"/>
+          <w:sz w:val="26"/>
+          <w:szCs w:val="26"/>
+        </w:rPr>
+      </w:pPr>
+    </w:p>
+    <w:p>
+      <w:pPr>
+        <w:rPr>
+          <w:rFonts w:ascii="Times New Roman" w:hAnsi="Times New Roman" w:cs="Times New Roman"/>
+          <w:sz w:val="26"/>
+          <w:szCs w:val="26"/>
+        </w:rPr>
+      </w:pPr>
+      <w:r>
+        <w:rPr>
+          <w:rFonts w:ascii="Times New Roman" w:hAnsi="Times New Roman" w:cs="Times New Roman"/>
+          <w:sz w:val="26"/>
+          <w:szCs w:val="26"/>
+        </w:rPr>
+        <w:t xml:space="preserve">    txtMaSV.ReadOnly = true;</w:t>
+      </w:r>
+    </w:p>
+    <w:p>
+      <w:pPr>
+        <w:rPr>
+          <w:rFonts w:ascii="Times New Roman" w:hAnsi="Times New Roman" w:cs="Times New Roman"/>
+          <w:sz w:val="26"/>
+          <w:szCs w:val="26"/>
+        </w:rPr>
+      </w:pPr>
+      <w:r>
+        <w:rPr>
+          <w:rFonts w:ascii="Times New Roman" w:hAnsi="Times New Roman" w:cs="Times New Roman"/>
+          <w:sz w:val="26"/>
+          <w:szCs w:val="26"/>
+        </w:rPr>
+        <w:t>}</w:t>
+      </w:r>
+    </w:p>
+    <w:p>
+      <w:pPr>
+        <w:rPr>
+          <w:rFonts w:ascii="Times New Roman" w:hAnsi="Times New Roman" w:cs="Times New Roman"/>
+          <w:sz w:val="26"/>
+          <w:szCs w:val="26"/>
+        </w:rPr>
+      </w:pPr>
+    </w:p>
+    <w:p>
+      <w:pPr>
+        <w:rPr>
+          <w:rFonts w:ascii="Times New Roman" w:hAnsi="Times New Roman" w:cs="Times New Roman"/>
+          <w:sz w:val="26"/>
+          <w:szCs w:val="26"/>
+        </w:rPr>
+      </w:pPr>
+      <w:r>
+        <w:rPr>
+          <w:rFonts w:ascii="Times New Roman" w:hAnsi="Times New Roman" w:cs="Times New Roman"/>
+          <w:sz w:val="26"/>
+          <w:szCs w:val="26"/>
+        </w:rPr>
+        <w:t>private void btnSua_Click(object sender, EventArgs e)</w:t>
+      </w:r>
+    </w:p>
+    <w:p>
+      <w:pPr>
+        <w:rPr>
+          <w:rFonts w:ascii="Times New Roman" w:hAnsi="Times New Roman" w:cs="Times New Roman"/>
+          <w:sz w:val="26"/>
+          <w:szCs w:val="26"/>
+        </w:rPr>
+      </w:pPr>
+      <w:r>
+        <w:rPr>
+          <w:rFonts w:ascii="Times New Roman" w:hAnsi="Times New Roman" w:cs="Times New Roman"/>
+          <w:sz w:val="26"/>
+          <w:szCs w:val="26"/>
+        </w:rPr>
+        <w:t>{</w:t>
+      </w:r>
+    </w:p>
+    <w:p>
+      <w:pPr>
+        <w:rPr>
+          <w:rFonts w:ascii="Times New Roman" w:hAnsi="Times New Roman" w:cs="Times New Roman"/>
+          <w:sz w:val="26"/>
+          <w:szCs w:val="26"/>
+        </w:rPr>
+      </w:pPr>
+      <w:r>
+        <w:rPr>
+          <w:rFonts w:ascii="Times New Roman" w:hAnsi="Times New Roman" w:cs="Times New Roman"/>
+          <w:sz w:val="26"/>
+          <w:szCs w:val="26"/>
+        </w:rPr>
+        <w:t xml:space="preserve">    if (string.IsNullOrEmpty(txtMaSV.Text))</w:t>
+      </w:r>
+    </w:p>
+    <w:p>
+      <w:pPr>
+        <w:rPr>
+          <w:rFonts w:ascii="Times New Roman" w:hAnsi="Times New Roman" w:cs="Times New Roman"/>
+          <w:sz w:val="26"/>
+          <w:szCs w:val="26"/>
+        </w:rPr>
+      </w:pPr>
+      <w:r>
+        <w:rPr>
+          <w:rFonts w:ascii="Times New Roman" w:hAnsi="Times New Roman" w:cs="Times New Roman"/>
+          <w:sz w:val="26"/>
+          <w:szCs w:val="26"/>
+        </w:rPr>
+        <w:t xml:space="preserve">    {</w:t>
+      </w:r>
+    </w:p>
+    <w:p>
+      <w:pPr>
+        <w:rPr>
+          <w:rFonts w:ascii="Times New Roman" w:hAnsi="Times New Roman" w:cs="Times New Roman"/>
+          <w:sz w:val="26"/>
+          <w:szCs w:val="26"/>
+        </w:rPr>
+      </w:pPr>
+      <w:r>
+        <w:rPr>
+          <w:rFonts w:ascii="Times New Roman" w:hAnsi="Times New Roman" w:cs="Times New Roman"/>
+          <w:sz w:val="26"/>
+          <w:szCs w:val="26"/>
+        </w:rPr>
+        <w:t xml:space="preserve">        MessageBox.Show("Vui lòng chọn sinh viên cần sửa.", "Thông báo");</w:t>
+      </w:r>
+    </w:p>
+    <w:p>
+      <w:pPr>
+        <w:rPr>
+          <w:rFonts w:ascii="Times New Roman" w:hAnsi="Times New Roman" w:cs="Times New Roman"/>
+          <w:sz w:val="26"/>
+          <w:szCs w:val="26"/>
+        </w:rPr>
+      </w:pPr>
+      <w:r>
+        <w:rPr>
+          <w:rFonts w:ascii="Times New Roman" w:hAnsi="Times New Roman" w:cs="Times New Roman"/>
+          <w:sz w:val="26"/>
+          <w:szCs w:val="26"/>
+        </w:rPr>
+        <w:lastRenderedPageBreak/>
+        <w:t xml:space="preserve">        return;</w:t>
+      </w:r>
+    </w:p>
+    <w:p>
+      <w:pPr>
+        <w:rPr>
+          <w:rFonts w:ascii="Times New Roman" w:hAnsi="Times New Roman" w:cs="Times New Roman"/>
+          <w:sz w:val="26"/>
+          <w:szCs w:val="26"/>
+        </w:rPr>
+      </w:pPr>
+      <w:r>
+        <w:rPr>
+          <w:rFonts w:ascii="Times New Roman" w:hAnsi="Times New Roman" w:cs="Times New Roman"/>
+          <w:sz w:val="26"/>
+          <w:szCs w:val="26"/>
+        </w:rPr>
+        <w:t xml:space="preserve">    }</w:t>
+      </w:r>
+    </w:p>
+    <w:p>
+      <w:pPr>
+        <w:rPr>
+          <w:rFonts w:ascii="Times New Roman" w:hAnsi="Times New Roman" w:cs="Times New Roman"/>
+          <w:sz w:val="26"/>
+          <w:szCs w:val="26"/>
+        </w:rPr>
+      </w:pPr>
+    </w:p>
+    <w:p>
+      <w:pPr>
+        <w:rPr>
+          <w:rFonts w:ascii="Times New Roman" w:hAnsi="Times New Roman" w:cs="Times New Roman"/>
+          <w:sz w:val="26"/>
+          <w:szCs w:val="26"/>
+        </w:rPr>
+      </w:pPr>
+      <w:r>
+        <w:rPr>
+          <w:rFonts w:ascii="Times New Roman" w:hAnsi="Times New Roman" w:cs="Times New Roman"/>
+          <w:sz w:val="26"/>
+          <w:szCs w:val="26"/>
+        </w:rPr>
+        <w:t xml:space="preserve">    MoKetNoi();</w:t>
+      </w:r>
+    </w:p>
+    <w:p>
+      <w:pPr>
+        <w:rPr>
+          <w:rFonts w:ascii="Times New Roman" w:hAnsi="Times New Roman" w:cs="Times New Roman"/>
+          <w:sz w:val="26"/>
+          <w:szCs w:val="26"/>
+        </w:rPr>
+      </w:pPr>
+      <w:r>
+        <w:rPr>
+          <w:rFonts w:ascii="Times New Roman" w:hAnsi="Times New Roman" w:cs="Times New Roman"/>
+          <w:sz w:val="26"/>
+          <w:szCs w:val="26"/>
+        </w:rPr>
+        <w:t xml:space="preserve">    SqlCommand sqlCmd = new SqlCommand();</w:t>
+      </w:r>
+    </w:p>
+    <w:p>
+      <w:pPr>
+        <w:rPr>
+          <w:rFonts w:ascii="Times New Roman" w:hAnsi="Times New Roman" w:cs="Times New Roman"/>
+          <w:sz w:val="26"/>
+          <w:szCs w:val="26"/>
+        </w:rPr>
+      </w:pPr>
+      <w:r>
+        <w:rPr>
+          <w:rFonts w:ascii="Times New Roman" w:hAnsi="Times New Roman" w:cs="Times New Roman"/>
+          <w:sz w:val="26"/>
+          <w:szCs w:val="26"/>
+        </w:rPr>
+        <w:t xml:space="preserve">    sqlCmd.CommandType = CommandType.Text;</w:t>
+      </w:r>
+    </w:p>
+    <w:p>
+      <w:pPr>
+        <w:rPr>
+          <w:rFonts w:ascii="Times New Roman" w:hAnsi="Times New Roman" w:cs="Times New Roman"/>
+          <w:sz w:val="26"/>
+          <w:szCs w:val="26"/>
+        </w:rPr>
+      </w:pPr>
+      <w:r>
+        <w:rPr>
+          <w:rFonts w:ascii="Times New Roman" w:hAnsi="Times New Roman" w:cs="Times New Roman"/>
+          <w:sz w:val="26"/>
+          <w:szCs w:val="26"/>
+        </w:rPr>
+        <w:t xml:space="preserve">    sqlCmd.Connection = sqlCon;</w:t>
+      </w:r>
+    </w:p>
+    <w:p>
+      <w:pPr>
+        <w:rPr>
+          <w:rFonts w:ascii="Times New Roman" w:hAnsi="Times New Roman" w:cs="Times New Roman"/>
+          <w:sz w:val="26"/>
+          <w:szCs w:val="26"/>
+        </w:rPr>
+      </w:pPr>
+    </w:p>
+    <w:p>
+      <w:pPr>
+        <w:rPr>
+          <w:rFonts w:ascii="Times New Roman" w:hAnsi="Times New Roman" w:cs="Times New Roman"/>
+          <w:sz w:val="26"/>
+          <w:szCs w:val="26"/>
+        </w:rPr>
+      </w:pPr>
+      <w:r>
+        <w:rPr>
+          <w:rFonts w:ascii="Times New Roman" w:hAnsi="Times New Roman" w:cs="Times New Roman"/>
+          <w:sz w:val="26"/>
+          <w:szCs w:val="26"/>
+        </w:rPr>
+        <w:t xml:space="preserve">    sqlCmd.CommandText = @"UPDATE SinhVien </w:t>
+      </w:r>
+    </w:p>
+    <w:p>
+      <w:pPr>
+        <w:rPr>
+          <w:rFonts w:ascii="Times New Roman" w:hAnsi="Times New Roman" w:cs="Times New Roman"/>
+          <w:sz w:val="26"/>
+          <w:szCs w:val="26"/>
+        </w:rPr>
+      </w:pPr>
+      <w:r>
+        <w:rPr>
+          <w:rFonts w:ascii="Times New Roman" w:hAnsi="Times New Roman" w:cs="Times New Roman"/>
+          <w:sz w:val="26"/>
+          <w:szCs w:val="26"/>
+        </w:rPr>
+        <w:t xml:space="preserve">                           SET TenSV=@ten, GioiTinh=@gt, NgaySinh=@ns, QueQuan=@qq, MaLop=@malop </w:t>
+      </w:r>
+    </w:p>
+    <w:p>
+      <w:pPr>
+        <w:rPr>
+          <w:rFonts w:ascii="Times New Roman" w:hAnsi="Times New Roman" w:cs="Times New Roman"/>
+          <w:sz w:val="26"/>
+          <w:szCs w:val="26"/>
+        </w:rPr>
+      </w:pPr>
+      <w:r>
+        <w:rPr>
+          <w:rFonts w:ascii="Times New Roman" w:hAnsi="Times New Roman" w:cs="Times New Roman"/>
+          <w:sz w:val="26"/>
+          <w:szCs w:val="26"/>
+        </w:rPr>
+        <w:t xml:space="preserve">                           WHERE MaSV=@ma";</w:t>
+      </w:r>
+    </w:p>
+    <w:p>
+      <w:pPr>
+        <w:rPr>
+          <w:rFonts w:ascii="Times New Roman" w:hAnsi="Times New Roman" w:cs="Times New Roman"/>
+          <w:sz w:val="26"/>
+          <w:szCs w:val="26"/>
+        </w:rPr>
+      </w:pPr>
+    </w:p>
+    <w:p>
+      <w:pPr>
+        <w:rPr>
+          <w:rFonts w:ascii="Times New Roman" w:hAnsi="Times New Roman" w:cs="Times New Roman"/>
+          <w:sz w:val="26"/>
+          <w:szCs w:val="26"/>
+        </w:rPr>
+      </w:pPr>
+      <w:r>
+        <w:rPr>
+          <w:rFonts w:ascii="Times New Roman" w:hAnsi="Times New Roman" w:cs="Times New Roman"/>
+          <w:sz w:val="26"/>
+          <w:szCs w:val="26"/>
+        </w:rPr>
+        <w:t xml:space="preserve">    sqlCmd.Parameters.AddWithValue("@ten", txtTenSV.Text.Trim());</w:t>
+      </w:r>
+    </w:p>
+    <w:p>
+      <w:pPr>
+        <w:rPr>
+          <w:rFonts w:ascii="Times New Roman" w:hAnsi="Times New Roman" w:cs="Times New Roman"/>
+          <w:sz w:val="26"/>
+          <w:szCs w:val="26"/>
+        </w:rPr>
+      </w:pPr>
+      <w:r>
+        <w:rPr>
+          <w:rFonts w:ascii="Times New Roman" w:hAnsi="Times New Roman" w:cs="Times New Roman"/>
+          <w:sz w:val="26"/>
+          <w:szCs w:val="26"/>
+        </w:rPr>
+        <w:t xml:space="preserve">    sqlCmd.Parameters.AddWithValue("@gt", cbGioiTinh.SelectedItem.ToString());</w:t>
+      </w:r>
+    </w:p>
+    <w:p>
+      <w:pPr>
+        <w:rPr>
+          <w:rFonts w:ascii="Times New Roman" w:hAnsi="Times New Roman" w:cs="Times New Roman"/>
+          <w:sz w:val="26"/>
+          <w:szCs w:val="26"/>
+        </w:rPr>
+      </w:pPr>
+      <w:r>
+        <w:rPr>
+          <w:rFonts w:ascii="Times New Roman" w:hAnsi="Times New Roman" w:cs="Times New Roman"/>
+          <w:sz w:val="26"/>
+          <w:szCs w:val="26"/>
+        </w:rPr>
+        <w:t xml:space="preserve">    sqlCmd.Parameters.AddWithValue("@ns", dtpNgaySinh.Value);</w:t>
+      </w:r>
+    </w:p>
+    <w:p>
+      <w:pPr>
+        <w:rPr>
+          <w:rFonts w:ascii="Times New Roman" w:hAnsi="Times New Roman" w:cs="Times New Roman"/>
+          <w:sz w:val="26"/>
+          <w:szCs w:val="26"/>
+        </w:rPr>
+      </w:pPr>
+      <w:r>
+        <w:rPr>
+          <w:rFonts w:ascii="Times New Roman" w:hAnsi="Times New Roman" w:cs="Times New Roman"/>
+          <w:sz w:val="26"/>
+          <w:szCs w:val="26"/>
+        </w:rPr>
+        <w:t xml:space="preserve">    sqlCmd.Parameters.AddWithValue("@qq", txtQueQuan.Text.Trim());</w:t>
+      </w:r>
+    </w:p>
+    <w:p>
+      <w:pPr>
+        <w:rPr>
+          <w:rFonts w:ascii="Times New Roman" w:hAnsi="Times New Roman" w:cs="Times New Roman"/>
+          <w:sz w:val="26"/>
+          <w:szCs w:val="26"/>
+        </w:rPr>
+      </w:pPr>
+      <w:r>
+        <w:rPr>
+          <w:rFonts w:ascii="Times New Roman" w:hAnsi="Times New Roman" w:cs="Times New Roman"/>
+          <w:sz w:val="26"/>
+          <w:szCs w:val="26"/>
+        </w:rPr>
+        <w:t xml:space="preserve">    sqlCmd.Parameters.AddWithValue("@malop", txtMaLop.Text.Trim());</w:t>
+      </w:r>
+    </w:p>
+    <w:p>
+      <w:pPr>
+        <w:rPr>
+          <w:rFonts w:ascii="Times New Roman" w:hAnsi="Times New Roman" w:cs="Times New Roman"/>
+          <w:sz w:val="26"/>
+          <w:szCs w:val="26"/>
+        </w:rPr>
+      </w:pPr>
+      <w:r>
+        <w:rPr>
+          <w:rFonts w:ascii="Times New Roman" w:hAnsi="Times New Roman" w:cs="Times New Roman"/>
+          <w:sz w:val="26"/>
+          <w:szCs w:val="26"/>
+        </w:rPr>
+        <w:t xml:space="preserve">    sqlCmd.Parameters.AddWithValue("@ma", txtMaSV.Text.Trim());</w:t>
+      </w:r>
+    </w:p>
+    <w:p>
+      <w:pPr>
+        <w:rPr>
+          <w:rFonts w:ascii="Times New Roman" w:hAnsi="Times New Roman" w:cs="Times New Roman"/>
+          <w:sz w:val="26"/>
+          <w:szCs w:val="26"/>
+        </w:rPr>
+      </w:pPr>
+    </w:p>
+    <w:p>
+      <w:pPr>
+        <w:rPr>
+          <w:rFonts w:ascii="Times New Roman" w:hAnsi="Times New Roman" w:cs="Times New Roman"/>
+          <w:sz w:val="26"/>
+          <w:szCs w:val="26"/>
+        </w:rPr>
+      </w:pPr>
+      <w:r>
+        <w:rPr>
+          <w:rFonts w:ascii="Times New Roman" w:hAnsi="Times New Roman" w:cs="Times New Roman"/>
+          <w:sz w:val="26"/>
+          <w:szCs w:val="26"/>
+        </w:rPr>
+        <w:t xml:space="preserve">    int kq = sqlCmd.ExecuteNonQuery();</w:t>
+      </w:r>
+    </w:p>
+    <w:p>
+      <w:pPr>
+        <w:rPr>
+          <w:rFonts w:ascii="Times New Roman" w:hAnsi="Times New Roman" w:cs="Times New Roman"/>
+          <w:sz w:val="26"/>
+          <w:szCs w:val="26"/>
+        </w:rPr>
+      </w:pPr>
+    </w:p>
+    <w:p>
+      <w:pPr>
+        <w:rPr>
+          <w:rFonts w:ascii="Times New Roman" w:hAnsi="Times New Roman" w:cs="Times New Roman"/>
+          <w:sz w:val="26"/>
+          <w:szCs w:val="26"/>
+        </w:rPr>
+      </w:pPr>
+      <w:r>
+        <w:rPr>
+          <w:rFonts w:ascii="Times New Roman" w:hAnsi="Times New Roman" w:cs="Times New Roman"/>
+          <w:sz w:val="26"/>
+          <w:szCs w:val="26"/>
+        </w:rPr>
+        <w:t xml:space="preserve">    if (kq &gt; 0)</w:t>
+      </w:r>
+    </w:p>
+    <w:p>
+      <w:pPr>
+        <w:rPr>
+          <w:rFonts w:ascii="Times New Roman" w:hAnsi="Times New Roman" w:cs="Times New Roman"/>
+          <w:sz w:val="26"/>
+          <w:szCs w:val="26"/>
+        </w:rPr>
+      </w:pPr>
+      <w:r>
+        <w:rPr>
+          <w:rFonts w:ascii="Times New Roman" w:hAnsi="Times New Roman" w:cs="Times New Roman"/>
+          <w:sz w:val="26"/>
+          <w:szCs w:val="26"/>
+        </w:rPr>
+        <w:t xml:space="preserve">    {</w:t>
+      </w:r>
+    </w:p>
+    <w:p>
+      <w:pPr>
+        <w:rPr>
+          <w:rFonts w:ascii="Times New Roman" w:hAnsi="Times New Roman" w:cs="Times New Roman"/>
+          <w:sz w:val="26"/>
+          <w:szCs w:val="26"/>
+        </w:rPr>
+      </w:pPr>
+      <w:r>
+        <w:rPr>
+          <w:rFonts w:ascii="Times New Roman" w:hAnsi="Times New Roman" w:cs="Times New Roman"/>
+          <w:sz w:val="26"/>
+          <w:szCs w:val="26"/>
+        </w:rPr>
+        <w:t xml:space="preserve">        MessageBox.Show("Cập nhật thông tin sinh viên thành công!");</w:t>
+      </w:r>
+    </w:p>
+    <w:p>
+      <w:pPr>
+        <w:rPr>
+          <w:rFonts w:ascii="Times New Roman" w:hAnsi="Times New Roman" w:cs="Times New Roman"/>
+          <w:sz w:val="26"/>
+          <w:szCs w:val="26"/>
+        </w:rPr>
+      </w:pPr>
+      <w:r>
+        <w:rPr>
+          <w:rFonts w:ascii="Times New Roman" w:hAnsi="Times New Roman" w:cs="Times New Roman"/>
+          <w:sz w:val="26"/>
+          <w:szCs w:val="26"/>
+        </w:rPr>
+        <w:t xml:space="preserve">        HienThiSinhVienTheoLop(txtMaLop.Text.Trim());</w:t>
+      </w:r>
+    </w:p>
+    <w:p>
+      <w:pPr>
+        <w:rPr>
+          <w:rFonts w:ascii="Times New Roman" w:hAnsi="Times New Roman" w:cs="Times New Roman"/>
+          <w:sz w:val="26"/>
+          <w:szCs w:val="26"/>
+        </w:rPr>
+      </w:pPr>
+      <w:r>
+        <w:rPr>
+          <w:rFonts w:ascii="Times New Roman" w:hAnsi="Times New Roman" w:cs="Times New Roman"/>
+          <w:sz w:val="26"/>
+          <w:szCs w:val="26"/>
+        </w:rPr>
+        <w:lastRenderedPageBreak/>
+        <w:t xml:space="preserve">    }</w:t>
+      </w:r>
+    </w:p>
+    <w:p>
+      <w:pPr>
+        <w:rPr>
+          <w:rFonts w:ascii="Times New Roman" w:hAnsi="Times New Roman" w:cs="Times New Roman"/>
+          <w:sz w:val="26"/>
+          <w:szCs w:val="26"/>
+        </w:rPr>
+      </w:pPr>
+      <w:r>
+        <w:rPr>
+          <w:rFonts w:ascii="Times New Roman" w:hAnsi="Times New Roman" w:cs="Times New Roman"/>
+          <w:sz w:val="26"/>
+          <w:szCs w:val="26"/>
+        </w:rPr>
+        <w:t xml:space="preserve">    else</w:t>
+      </w:r>
+    </w:p>
+    <w:p>
+      <w:pPr>
+        <w:rPr>
+          <w:rFonts w:ascii="Times New Roman" w:hAnsi="Times New Roman" w:cs="Times New Roman"/>
+          <w:sz w:val="26"/>
+          <w:szCs w:val="26"/>
+        </w:rPr>
+      </w:pPr>
+      <w:r>
+        <w:rPr>
+          <w:rFonts w:ascii="Times New Roman" w:hAnsi="Times New Roman" w:cs="Times New Roman"/>
+          <w:sz w:val="26"/>
+          <w:szCs w:val="26"/>
+        </w:rPr>
+        <w:t xml:space="preserve">    {</w:t>
+      </w:r>
+    </w:p>
+    <w:p>
+      <w:pPr>
+        <w:rPr>
+          <w:rFonts w:ascii="Times New Roman" w:hAnsi="Times New Roman" w:cs="Times New Roman"/>
+          <w:sz w:val="26"/>
+          <w:szCs w:val="26"/>
+        </w:rPr>
+      </w:pPr>
+      <w:r>
+        <w:rPr>
+          <w:rFonts w:ascii="Times New Roman" w:hAnsi="Times New Roman" w:cs="Times New Roman"/>
+          <w:sz w:val="26"/>
+          <w:szCs w:val="26"/>
+        </w:rPr>
+        <w:t xml:space="preserve">        MessageBox.Show("Cập nhật thất bại!");</w:t>
+      </w:r>
+    </w:p>
+    <w:p>
+      <w:pPr>
+        <w:rPr>
+          <w:rFonts w:ascii="Times New Roman" w:hAnsi="Times New Roman" w:cs="Times New Roman"/>
+          <w:sz w:val="26"/>
+          <w:szCs w:val="26"/>
+        </w:rPr>
+      </w:pPr>
+      <w:r>
+        <w:rPr>
+          <w:rFonts w:ascii="Times New Roman" w:hAnsi="Times New Roman" w:cs="Times New Roman"/>
+          <w:sz w:val="26"/>
+          <w:szCs w:val="26"/>
+        </w:rPr>
+        <w:t xml:space="preserve">    }</w:t>
+      </w:r>
+    </w:p>
+    <w:p>
+      <w:pPr>
+        <w:rPr>
+          <w:rFonts w:ascii="Times New Roman" w:hAnsi="Times New Roman" w:cs="Times New Roman"/>
+          <w:sz w:val="26"/>
+          <w:szCs w:val="26"/>
+        </w:rPr>
+      </w:pPr>
+      <w:r>
+        <w:rPr>
+          <w:rFonts w:ascii="Times New Roman" w:hAnsi="Times New Roman" w:cs="Times New Roman"/>
+          <w:sz w:val="26"/>
+          <w:szCs w:val="26"/>
+        </w:rPr>
+        <w:t xml:space="preserve">    DongKetNoi();</w:t>
+      </w:r>
+    </w:p>
+    <w:p>
+      <w:pPr>
+        <w:rPr>
+          <w:rFonts w:ascii="Times New Roman" w:hAnsi="Times New Roman" w:cs="Times New Roman"/>
+          <w:sz w:val="26"/>
+          <w:szCs w:val="26"/>
+          <w:lang w:val="vi-VN"/>
+        </w:rPr>
+      </w:pPr>
+      <w:r>
+        <w:rPr>
+          <w:rFonts w:ascii="Times New Roman" w:hAnsi="Times New Roman" w:cs="Times New Roman"/>
+          <w:sz w:val="26"/>
+          <w:szCs w:val="26"/>
+        </w:rPr>
+        <w:t>}</w:t>
+      </w:r>
+    </w:p>
+    <w:p>
+      <w:pPr>
+        <w:rPr>
+          <w:rFonts w:ascii="Times New Roman" w:hAnsi="Times New Roman" w:cs="Times New Roman"/>
+          <w:sz w:val="26"/>
+          <w:szCs w:val="26"/>
+          <w:lang w:val="vi-VN"/>
+        </w:rPr>
+      </w:pPr>
+    </w:p>
+    <w:p>
+      <w:pPr>
+        <w:rPr>
+          <w:rFonts w:ascii="Times New Roman" w:hAnsi="Times New Roman" w:cs="Times New Roman"/>
+          <w:b/>
+          <w:bCs/>
+          <w:sz w:val="26"/>
+          <w:szCs w:val="26"/>
+          <w:lang w:val="vi-VN"/>
+        </w:rPr>
+      </w:pPr>
+      <w:r>
+        <w:rPr>
+          <w:rFonts w:ascii="Times New Roman" w:hAnsi="Times New Roman" w:cs="Times New Roman"/>
+          <w:b/>
+          <w:bCs/>
+          <w:sz w:val="26"/>
+          <w:szCs w:val="26"/>
+        </w:rPr>
+        <w:t>Áp dụng 2: Sửa dữ liệu có dùng Parameter.</w:t>
+      </w:r>
+    </w:p>
+    <w:p>
+      <w:pPr>
+        <w:rPr>
+          <w:rFonts w:ascii="Times New Roman" w:hAnsi="Times New Roman" w:cs="Times New Roman"/>
+          <w:sz w:val="26"/>
+          <w:szCs w:val="26"/>
+          <w:lang w:val="vi-VN"/>
+        </w:rPr>
+      </w:pPr>
+      <w:r>
+        <w:rPr>
+          <w:rFonts w:ascii="Times New Roman" w:hAnsi="Times New Roman" w:cs="Times New Roman"/>
+          <w:sz w:val="26"/>
+          <w:szCs w:val="26"/>
+        </w:rPr>
+        <w:t>Cũng sửa dữ liệu cho 1 sinh viên vào bảng SinhVien như ví dụ trên. Tuy nhiên, trong chương trình có sử dụng các Parameter.</w:t>
+      </w:r>
     </w:p>
     <w:sectPr>
       <w:pgSz w:w="12240" w:h="15840"/>
@@ -127,6 +6930,357 @@
     </w:sectPr>
   </w:body>
 </w:document>
+</file>
+
+<file path=word/numbering.xml><?xml version="1.0" encoding="utf-8"?>
+<w:numbering xmlns:wpc="http://schemas.microsoft.com/office/word/2010/wordprocessingCanvas" xmlns:cx="http://schemas.microsoft.com/office/drawing/2014/chartex" xmlns:cx1="http://schemas.microsoft.com/office/drawing/2015/9/8/chartex" xmlns:cx2="http://schemas.microsoft.com/office/drawing/2015/10/21/chartex" xmlns:cx3="http://schemas.microsoft.com/office/drawing/2016/5/9/chartex" xmlns:cx4="http://schemas.microsoft.com/office/drawing/2016/5/10/chartex" xmlns:cx5="http://schemas.microsoft.com/office/drawing/2016/5/11/chartex" xmlns:cx6="http://schemas.microsoft.com/office/drawing/2016/5/12/chartex" xmlns:cx7="http://schemas.microsoft.com/office/drawing/2016/5/13/chartex" xmlns:cx8="http://schemas.microsoft.com/office/drawing/2016/5/14/chartex" xmlns:mc="http://schemas.openxmlformats.org/markup-compatibility/2006" xmlns:aink="http://schemas.microsoft.com/office/drawing/2016/ink" xmlns:am3d="http://schemas.microsoft.com/office/drawing/2017/model3d" xmlns:o="urn:schemas-microsoft-com:office:office" xmlns:oel="http://schemas.microsoft.com/office/2019/extlst" xmlns:r="http://schemas.openxmlformats.org/officeDocument/2006/relationships" xmlns:m="http://schemas.openxmlformats.org/officeDocument/2006/math" xmlns:v="urn:schemas-microsoft-com:vml" xmlns:wp14="http://schemas.microsoft.com/office/word/2010/wordprocessingDrawing" xmlns:wp="http://schemas.openxmlformats.org/drawingml/2006/wordprocessingDrawing" xmlns:w10="urn:schemas-microsoft-com:office:word" xmlns:w="http://schemas.openxmlformats.org/wordprocessingml/2006/main" xmlns:w14="http://schemas.microsoft.com/office/word/2010/wordml" xmlns:w15="http://schemas.microsoft.com/office/word/2012/wordml" xmlns:w16cex="http://schemas.microsoft.com/office/word/2018/wordml/cex" xmlns:w16cid="http://schemas.microsoft.com/office/word/2016/wordml/cid" xmlns:w16="http://schemas.microsoft.com/office/word/2018/wordml" xmlns:w16sdtdh="http://schemas.microsoft.com/office/word/2020/wordml/sdtdatahash" xmlns:w16se="http://schemas.microsoft.com/office/word/2015/wordml/symex" xmlns:wpg="http://schemas.microsoft.com/office/word/2010/wordprocessingGroup" xmlns:wpi="http://schemas.microsoft.com/office/word/2010/wordprocessingInk" xmlns:wne="http://schemas.microsoft.com/office/word/2006/wordml" xmlns:wps="http://schemas.microsoft.com/office/word/2010/wordprocessingShape" mc:Ignorable="w14 w15 w16se w16cid w16 w16cex w16sdtdh wp14">
+  <w:abstractNum w:abstractNumId="0" w15:restartNumberingAfterBreak="0">
+    <w:nsid w:val="1AEF05D8"/>
+    <w:multiLevelType w:val="hybridMultilevel"/>
+    <w:tmpl w:val="B35676C4"/>
+    <w:lvl w:ilvl="0" w:tplc="036C97CA">
+      <w:numFmt w:val="bullet"/>
+      <w:lvlText w:val="−"/>
+      <w:lvlJc w:val="left"/>
+      <w:pPr>
+        <w:ind w:left="720" w:hanging="360"/>
+      </w:pPr>
+      <w:rPr>
+        <w:rFonts w:ascii="Times New Roman" w:eastAsiaTheme="minorHAnsi" w:hAnsi="Times New Roman" w:cs="Times New Roman" w:hint="default"/>
+      </w:rPr>
+    </w:lvl>
+    <w:lvl w:ilvl="1" w:tplc="04090003" w:tentative="1">
+      <w:start w:val="1"/>
+      <w:numFmt w:val="bullet"/>
+      <w:lvlText w:val="o"/>
+      <w:lvlJc w:val="left"/>
+      <w:pPr>
+        <w:ind w:left="1440" w:hanging="360"/>
+      </w:pPr>
+      <w:rPr>
+        <w:rFonts w:ascii="Courier New" w:hAnsi="Courier New" w:cs="Courier New" w:hint="default"/>
+      </w:rPr>
+    </w:lvl>
+    <w:lvl w:ilvl="2" w:tplc="04090005" w:tentative="1">
+      <w:start w:val="1"/>
+      <w:numFmt w:val="bullet"/>
+      <w:lvlText w:val=""/>
+      <w:lvlJc w:val="left"/>
+      <w:pPr>
+        <w:ind w:left="2160" w:hanging="360"/>
+      </w:pPr>
+      <w:rPr>
+        <w:rFonts w:ascii="Wingdings" w:hAnsi="Wingdings" w:hint="default"/>
+      </w:rPr>
+    </w:lvl>
+    <w:lvl w:ilvl="3" w:tplc="04090001" w:tentative="1">
+      <w:start w:val="1"/>
+      <w:numFmt w:val="bullet"/>
+      <w:lvlText w:val=""/>
+      <w:lvlJc w:val="left"/>
+      <w:pPr>
+        <w:ind w:left="2880" w:hanging="360"/>
+      </w:pPr>
+      <w:rPr>
+        <w:rFonts w:ascii="Symbol" w:hAnsi="Symbol" w:hint="default"/>
+      </w:rPr>
+    </w:lvl>
+    <w:lvl w:ilvl="4" w:tplc="04090003" w:tentative="1">
+      <w:start w:val="1"/>
+      <w:numFmt w:val="bullet"/>
+      <w:lvlText w:val="o"/>
+      <w:lvlJc w:val="left"/>
+      <w:pPr>
+        <w:ind w:left="3600" w:hanging="360"/>
+      </w:pPr>
+      <w:rPr>
+        <w:rFonts w:ascii="Courier New" w:hAnsi="Courier New" w:cs="Courier New" w:hint="default"/>
+      </w:rPr>
+    </w:lvl>
+    <w:lvl w:ilvl="5" w:tplc="04090005" w:tentative="1">
+      <w:start w:val="1"/>
+      <w:numFmt w:val="bullet"/>
+      <w:lvlText w:val=""/>
+      <w:lvlJc w:val="left"/>
+      <w:pPr>
+        <w:ind w:left="4320" w:hanging="360"/>
+      </w:pPr>
+      <w:rPr>
+        <w:rFonts w:ascii="Wingdings" w:hAnsi="Wingdings" w:hint="default"/>
+      </w:rPr>
+    </w:lvl>
+    <w:lvl w:ilvl="6" w:tplc="04090001" w:tentative="1">
+      <w:start w:val="1"/>
+      <w:numFmt w:val="bullet"/>
+      <w:lvlText w:val=""/>
+      <w:lvlJc w:val="left"/>
+      <w:pPr>
+        <w:ind w:left="5040" w:hanging="360"/>
+      </w:pPr>
+      <w:rPr>
+        <w:rFonts w:ascii="Symbol" w:hAnsi="Symbol" w:hint="default"/>
+      </w:rPr>
+    </w:lvl>
+    <w:lvl w:ilvl="7" w:tplc="04090003" w:tentative="1">
+      <w:start w:val="1"/>
+      <w:numFmt w:val="bullet"/>
+      <w:lvlText w:val="o"/>
+      <w:lvlJc w:val="left"/>
+      <w:pPr>
+        <w:ind w:left="5760" w:hanging="360"/>
+      </w:pPr>
+      <w:rPr>
+        <w:rFonts w:ascii="Courier New" w:hAnsi="Courier New" w:cs="Courier New" w:hint="default"/>
+      </w:rPr>
+    </w:lvl>
+    <w:lvl w:ilvl="8" w:tplc="04090005" w:tentative="1">
+      <w:start w:val="1"/>
+      <w:numFmt w:val="bullet"/>
+      <w:lvlText w:val=""/>
+      <w:lvlJc w:val="left"/>
+      <w:pPr>
+        <w:ind w:left="6480" w:hanging="360"/>
+      </w:pPr>
+      <w:rPr>
+        <w:rFonts w:ascii="Wingdings" w:hAnsi="Wingdings" w:hint="default"/>
+      </w:rPr>
+    </w:lvl>
+  </w:abstractNum>
+  <w:abstractNum w:abstractNumId="1" w15:restartNumberingAfterBreak="0">
+    <w:nsid w:val="22665577"/>
+    <w:multiLevelType w:val="hybridMultilevel"/>
+    <w:tmpl w:val="1C94CC8C"/>
+    <w:lvl w:ilvl="0" w:tplc="04090001">
+      <w:start w:val="1"/>
+      <w:numFmt w:val="bullet"/>
+      <w:lvlText w:val=""/>
+      <w:lvlJc w:val="left"/>
+      <w:pPr>
+        <w:ind w:left="720" w:hanging="360"/>
+      </w:pPr>
+      <w:rPr>
+        <w:rFonts w:ascii="Symbol" w:hAnsi="Symbol" w:hint="default"/>
+      </w:rPr>
+    </w:lvl>
+    <w:lvl w:ilvl="1" w:tplc="04090003" w:tentative="1">
+      <w:start w:val="1"/>
+      <w:numFmt w:val="bullet"/>
+      <w:lvlText w:val="o"/>
+      <w:lvlJc w:val="left"/>
+      <w:pPr>
+        <w:ind w:left="1440" w:hanging="360"/>
+      </w:pPr>
+      <w:rPr>
+        <w:rFonts w:ascii="Courier New" w:hAnsi="Courier New" w:cs="Courier New" w:hint="default"/>
+      </w:rPr>
+    </w:lvl>
+    <w:lvl w:ilvl="2" w:tplc="04090005" w:tentative="1">
+      <w:start w:val="1"/>
+      <w:numFmt w:val="bullet"/>
+      <w:lvlText w:val=""/>
+      <w:lvlJc w:val="left"/>
+      <w:pPr>
+        <w:ind w:left="2160" w:hanging="360"/>
+      </w:pPr>
+      <w:rPr>
+        <w:rFonts w:ascii="Wingdings" w:hAnsi="Wingdings" w:hint="default"/>
+      </w:rPr>
+    </w:lvl>
+    <w:lvl w:ilvl="3" w:tplc="04090001" w:tentative="1">
+      <w:start w:val="1"/>
+      <w:numFmt w:val="bullet"/>
+      <w:lvlText w:val=""/>
+      <w:lvlJc w:val="left"/>
+      <w:pPr>
+        <w:ind w:left="2880" w:hanging="360"/>
+      </w:pPr>
+      <w:rPr>
+        <w:rFonts w:ascii="Symbol" w:hAnsi="Symbol" w:hint="default"/>
+      </w:rPr>
+    </w:lvl>
+    <w:lvl w:ilvl="4" w:tplc="04090003" w:tentative="1">
+      <w:start w:val="1"/>
+      <w:numFmt w:val="bullet"/>
+      <w:lvlText w:val="o"/>
+      <w:lvlJc w:val="left"/>
+      <w:pPr>
+        <w:ind w:left="3600" w:hanging="360"/>
+      </w:pPr>
+      <w:rPr>
+        <w:rFonts w:ascii="Courier New" w:hAnsi="Courier New" w:cs="Courier New" w:hint="default"/>
+      </w:rPr>
+    </w:lvl>
+    <w:lvl w:ilvl="5" w:tplc="04090005" w:tentative="1">
+      <w:start w:val="1"/>
+      <w:numFmt w:val="bullet"/>
+      <w:lvlText w:val=""/>
+      <w:lvlJc w:val="left"/>
+      <w:pPr>
+        <w:ind w:left="4320" w:hanging="360"/>
+      </w:pPr>
+      <w:rPr>
+        <w:rFonts w:ascii="Wingdings" w:hAnsi="Wingdings" w:hint="default"/>
+      </w:rPr>
+    </w:lvl>
+    <w:lvl w:ilvl="6" w:tplc="04090001" w:tentative="1">
+      <w:start w:val="1"/>
+      <w:numFmt w:val="bullet"/>
+      <w:lvlText w:val=""/>
+      <w:lvlJc w:val="left"/>
+      <w:pPr>
+        <w:ind w:left="5040" w:hanging="360"/>
+      </w:pPr>
+      <w:rPr>
+        <w:rFonts w:ascii="Symbol" w:hAnsi="Symbol" w:hint="default"/>
+      </w:rPr>
+    </w:lvl>
+    <w:lvl w:ilvl="7" w:tplc="04090003" w:tentative="1">
+      <w:start w:val="1"/>
+      <w:numFmt w:val="bullet"/>
+      <w:lvlText w:val="o"/>
+      <w:lvlJc w:val="left"/>
+      <w:pPr>
+        <w:ind w:left="5760" w:hanging="360"/>
+      </w:pPr>
+      <w:rPr>
+        <w:rFonts w:ascii="Courier New" w:hAnsi="Courier New" w:cs="Courier New" w:hint="default"/>
+      </w:rPr>
+    </w:lvl>
+    <w:lvl w:ilvl="8" w:tplc="04090005" w:tentative="1">
+      <w:start w:val="1"/>
+      <w:numFmt w:val="bullet"/>
+      <w:lvlText w:val=""/>
+      <w:lvlJc w:val="left"/>
+      <w:pPr>
+        <w:ind w:left="6480" w:hanging="360"/>
+      </w:pPr>
+      <w:rPr>
+        <w:rFonts w:ascii="Wingdings" w:hAnsi="Wingdings" w:hint="default"/>
+      </w:rPr>
+    </w:lvl>
+  </w:abstractNum>
+  <w:abstractNum w:abstractNumId="2" w15:restartNumberingAfterBreak="0">
+    <w:nsid w:val="5CA97704"/>
+    <w:multiLevelType w:val="hybridMultilevel"/>
+    <w:tmpl w:val="D5D619E0"/>
+    <w:lvl w:ilvl="0" w:tplc="04090001">
+      <w:start w:val="1"/>
+      <w:numFmt w:val="bullet"/>
+      <w:lvlText w:val=""/>
+      <w:lvlJc w:val="left"/>
+      <w:pPr>
+        <w:ind w:left="720" w:hanging="360"/>
+      </w:pPr>
+      <w:rPr>
+        <w:rFonts w:ascii="Symbol" w:hAnsi="Symbol" w:hint="default"/>
+      </w:rPr>
+    </w:lvl>
+    <w:lvl w:ilvl="1" w:tplc="E61EBB7E">
+      <w:numFmt w:val="bullet"/>
+      <w:lvlText w:val="−"/>
+      <w:lvlJc w:val="left"/>
+      <w:pPr>
+        <w:ind w:left="1440" w:hanging="360"/>
+      </w:pPr>
+      <w:rPr>
+        <w:rFonts w:ascii="Times New Roman" w:eastAsiaTheme="minorHAnsi" w:hAnsi="Times New Roman" w:cs="Times New Roman" w:hint="default"/>
+      </w:rPr>
+    </w:lvl>
+    <w:lvl w:ilvl="2" w:tplc="04090005" w:tentative="1">
+      <w:start w:val="1"/>
+      <w:numFmt w:val="bullet"/>
+      <w:lvlText w:val=""/>
+      <w:lvlJc w:val="left"/>
+      <w:pPr>
+        <w:ind w:left="2160" w:hanging="360"/>
+      </w:pPr>
+      <w:rPr>
+        <w:rFonts w:ascii="Wingdings" w:hAnsi="Wingdings" w:hint="default"/>
+      </w:rPr>
+    </w:lvl>
+    <w:lvl w:ilvl="3" w:tplc="04090001" w:tentative="1">
+      <w:start w:val="1"/>
+      <w:numFmt w:val="bullet"/>
+      <w:lvlText w:val=""/>
+      <w:lvlJc w:val="left"/>
+      <w:pPr>
+        <w:ind w:left="2880" w:hanging="360"/>
+      </w:pPr>
+      <w:rPr>
+        <w:rFonts w:ascii="Symbol" w:hAnsi="Symbol" w:hint="default"/>
+      </w:rPr>
+    </w:lvl>
+    <w:lvl w:ilvl="4" w:tplc="04090003" w:tentative="1">
+      <w:start w:val="1"/>
+      <w:numFmt w:val="bullet"/>
+      <w:lvlText w:val="o"/>
+      <w:lvlJc w:val="left"/>
+      <w:pPr>
+        <w:ind w:left="3600" w:hanging="360"/>
+      </w:pPr>
+      <w:rPr>
+        <w:rFonts w:ascii="Courier New" w:hAnsi="Courier New" w:cs="Courier New" w:hint="default"/>
+      </w:rPr>
+    </w:lvl>
+    <w:lvl w:ilvl="5" w:tplc="04090005" w:tentative="1">
+      <w:start w:val="1"/>
+      <w:numFmt w:val="bullet"/>
+      <w:lvlText w:val=""/>
+      <w:lvlJc w:val="left"/>
+      <w:pPr>
+        <w:ind w:left="4320" w:hanging="360"/>
+      </w:pPr>
+      <w:rPr>
+        <w:rFonts w:ascii="Wingdings" w:hAnsi="Wingdings" w:hint="default"/>
+      </w:rPr>
+    </w:lvl>
+    <w:lvl w:ilvl="6" w:tplc="04090001" w:tentative="1">
+      <w:start w:val="1"/>
+      <w:numFmt w:val="bullet"/>
+      <w:lvlText w:val=""/>
+      <w:lvlJc w:val="left"/>
+      <w:pPr>
+        <w:ind w:left="5040" w:hanging="360"/>
+      </w:pPr>
+      <w:rPr>
+        <w:rFonts w:ascii="Symbol" w:hAnsi="Symbol" w:hint="default"/>
+      </w:rPr>
+    </w:lvl>
+    <w:lvl w:ilvl="7" w:tplc="04090003" w:tentative="1">
+      <w:start w:val="1"/>
+      <w:numFmt w:val="bullet"/>
+      <w:lvlText w:val="o"/>
+      <w:lvlJc w:val="left"/>
+      <w:pPr>
+        <w:ind w:left="5760" w:hanging="360"/>
+      </w:pPr>
+      <w:rPr>
+        <w:rFonts w:ascii="Courier New" w:hAnsi="Courier New" w:cs="Courier New" w:hint="default"/>
+      </w:rPr>
+    </w:lvl>
+    <w:lvl w:ilvl="8" w:tplc="04090005" w:tentative="1">
+      <w:start w:val="1"/>
+      <w:numFmt w:val="bullet"/>
+      <w:lvlText w:val=""/>
+      <w:lvlJc w:val="left"/>
+      <w:pPr>
+        <w:ind w:left="6480" w:hanging="360"/>
+      </w:pPr>
+      <w:rPr>
+        <w:rFonts w:ascii="Wingdings" w:hAnsi="Wingdings" w:hint="default"/>
+      </w:rPr>
+    </w:lvl>
+  </w:abstractNum>
+  <w:num w:numId="1" w16cid:durableId="569772327">
+    <w:abstractNumId w:val="2"/>
+  </w:num>
+  <w:num w:numId="2" w16cid:durableId="72826103">
+    <w:abstractNumId w:val="1"/>
+  </w:num>
+  <w:num w:numId="3" w16cid:durableId="1244804602">
+    <w:abstractNumId w:val="0"/>
+  </w:num>
+</w:numbering>
 </file>
 
 <file path=word/styles.xml><?xml version="1.0" encoding="utf-8"?>
@@ -732,7 +7886,6 @@
   <w:style w:type="character" w:default="1" w:styleId="DefaultParagraphFont">
     <w:name w:val="Default Paragraph Font"/>
     <w:uiPriority w:val="1"/>
-    <w:semiHidden/>
     <w:unhideWhenUsed/>
   </w:style>
   <w:style w:type="table" w:default="1" w:styleId="TableNormal">
